--- a/DayPlannio.docx
+++ b/DayPlannio.docx
@@ -15006,8 +15006,6 @@
         <w:pStyle w:val="Ttulo1"/>
       </w:pPr>
       <w:bookmarkStart w:id="89" w:name="_Toc227225926"/>
-      <w:bookmarkStart w:id="90" w:name="_GoBack"/>
-      <w:bookmarkEnd w:id="90"/>
       <w:r>
         <w:lastRenderedPageBreak/>
         <w:t>Diagrama BPMN</w:t>
@@ -15018,9 +15016,9 @@
       <w:pPr>
         <w:pStyle w:val="Figura"/>
       </w:pPr>
-      <w:bookmarkStart w:id="91" w:name="_Toc168898593"/>
-      <w:bookmarkStart w:id="92" w:name="_Toc169517816"/>
-      <w:bookmarkStart w:id="93" w:name="_Toc227225954"/>
+      <w:bookmarkStart w:id="90" w:name="_Toc168898593"/>
+      <w:bookmarkStart w:id="91" w:name="_Toc169517816"/>
+      <w:bookmarkStart w:id="92" w:name="_Toc227225954"/>
       <w:r>
         <w:t xml:space="preserve">Figura </w:t>
       </w:r>
@@ -15048,12 +15046,12 @@
       <w:r>
         <w:t xml:space="preserve"> – </w:t>
       </w:r>
+      <w:bookmarkEnd w:id="90"/>
       <w:bookmarkEnd w:id="91"/>
+      <w:r>
+        <w:t>Diagrama BPMN</w:t>
+      </w:r>
       <w:bookmarkEnd w:id="92"/>
-      <w:r>
-        <w:t>Diagrama BPMN</w:t>
-      </w:r>
-      <w:bookmarkEnd w:id="93"/>
     </w:p>
     <w:p>
       <w:pPr>
@@ -15143,7 +15141,7 @@
           <w:sz w:val="20"/>
         </w:rPr>
       </w:pPr>
-      <w:bookmarkStart w:id="94" w:name="_Toc182927341"/>
+      <w:bookmarkStart w:id="93" w:name="_Toc182927341"/>
     </w:p>
     <w:p>
       <w:pPr>
@@ -15172,7 +15170,7 @@
           <w:sz w:val="20"/>
         </w:rPr>
       </w:pPr>
-      <w:bookmarkStart w:id="95" w:name="_Toc227225927"/>
+      <w:bookmarkStart w:id="94" w:name="_Toc227225927"/>
       <w:r>
         <w:rPr>
           <w:rStyle w:val="FiguraChar"/>
@@ -15181,7 +15179,7 @@
         <w:lastRenderedPageBreak/>
         <w:t>Fluxograma</w:t>
       </w:r>
-      <w:bookmarkEnd w:id="95"/>
+      <w:bookmarkEnd w:id="94"/>
     </w:p>
     <w:p>
       <w:pPr>
@@ -15200,9 +15198,9 @@
           <w:szCs w:val="24"/>
         </w:rPr>
       </w:pPr>
-      <w:bookmarkStart w:id="96" w:name="_Toc168898594"/>
-      <w:bookmarkStart w:id="97" w:name="_Toc169517817"/>
-      <w:bookmarkStart w:id="98" w:name="_Toc227225955"/>
+      <w:bookmarkStart w:id="95" w:name="_Toc168898594"/>
+      <w:bookmarkStart w:id="96" w:name="_Toc169517817"/>
+      <w:bookmarkStart w:id="97" w:name="_Toc227225955"/>
       <w:r>
         <w:rPr>
           <w:szCs w:val="24"/>
@@ -15246,15 +15244,15 @@
         </w:rPr>
         <w:t xml:space="preserve"> - </w:t>
       </w:r>
+      <w:bookmarkEnd w:id="95"/>
       <w:bookmarkEnd w:id="96"/>
+      <w:r>
+        <w:rPr>
+          <w:szCs w:val="24"/>
+        </w:rPr>
+        <w:t>Fluxograma</w:t>
+      </w:r>
       <w:bookmarkEnd w:id="97"/>
-      <w:r>
-        <w:rPr>
-          <w:szCs w:val="24"/>
-        </w:rPr>
-        <w:t>Fluxograma</w:t>
-      </w:r>
-      <w:bookmarkEnd w:id="98"/>
     </w:p>
     <w:p>
       <w:pPr>
@@ -15331,84 +15329,84 @@
       <w:pPr>
         <w:pStyle w:val="Ttulo2"/>
       </w:pPr>
-      <w:bookmarkStart w:id="99" w:name="_Toc227225928"/>
+      <w:bookmarkStart w:id="98" w:name="_Toc227225928"/>
       <w:r>
         <w:t>SUBPROCESSOS</w:t>
       </w:r>
+      <w:bookmarkEnd w:id="98"/>
+    </w:p>
+    <w:p>
+      <w:pPr>
+        <w:pStyle w:val="Ttulo3"/>
+      </w:pPr>
+      <w:bookmarkStart w:id="99" w:name="_Toc227225929"/>
+      <w:r>
+        <w:t>Agendamentos</w:t>
+      </w:r>
       <w:bookmarkEnd w:id="99"/>
     </w:p>
     <w:p>
       <w:pPr>
-        <w:pStyle w:val="Ttulo3"/>
-      </w:pPr>
-      <w:bookmarkStart w:id="100" w:name="_Toc227225929"/>
-      <w:r>
-        <w:t>Agendamentos</w:t>
+        <w:pStyle w:val="Figura"/>
+        <w:rPr>
+          <w:szCs w:val="24"/>
+        </w:rPr>
+      </w:pPr>
+      <w:bookmarkStart w:id="100" w:name="_Toc168898595"/>
+      <w:bookmarkStart w:id="101" w:name="_Toc169517818"/>
+      <w:bookmarkStart w:id="102" w:name="_Toc227225956"/>
+      <w:r>
+        <w:rPr>
+          <w:szCs w:val="24"/>
+        </w:rPr>
+        <w:t xml:space="preserve">Figura </w:t>
+      </w:r>
+      <w:r>
+        <w:rPr>
+          <w:szCs w:val="24"/>
+        </w:rPr>
+        <w:fldChar w:fldCharType="begin"/>
+      </w:r>
+      <w:r>
+        <w:rPr>
+          <w:szCs w:val="24"/>
+        </w:rPr>
+        <w:instrText xml:space="preserve"> SEQ Figura \* ARABIC </w:instrText>
+      </w:r>
+      <w:r>
+        <w:rPr>
+          <w:szCs w:val="24"/>
+        </w:rPr>
+        <w:fldChar w:fldCharType="separate"/>
+      </w:r>
+      <w:r>
+        <w:rPr>
+          <w:noProof/>
+          <w:szCs w:val="24"/>
+        </w:rPr>
+        <w:t>4</w:t>
+      </w:r>
+      <w:r>
+        <w:rPr>
+          <w:szCs w:val="24"/>
+        </w:rPr>
+        <w:fldChar w:fldCharType="end"/>
+      </w:r>
+      <w:r>
+        <w:rPr>
+          <w:szCs w:val="24"/>
+        </w:rPr>
+        <w:t xml:space="preserve"> – </w:t>
       </w:r>
       <w:bookmarkEnd w:id="100"/>
-    </w:p>
-    <w:p>
-      <w:pPr>
-        <w:pStyle w:val="Figura"/>
-        <w:rPr>
-          <w:szCs w:val="24"/>
-        </w:rPr>
-      </w:pPr>
-      <w:bookmarkStart w:id="101" w:name="_Toc168898595"/>
-      <w:bookmarkStart w:id="102" w:name="_Toc169517818"/>
-      <w:bookmarkStart w:id="103" w:name="_Toc227225956"/>
-      <w:r>
-        <w:rPr>
-          <w:szCs w:val="24"/>
-        </w:rPr>
-        <w:t xml:space="preserve">Figura </w:t>
-      </w:r>
-      <w:r>
-        <w:rPr>
-          <w:szCs w:val="24"/>
-        </w:rPr>
-        <w:fldChar w:fldCharType="begin"/>
-      </w:r>
-      <w:r>
-        <w:rPr>
-          <w:szCs w:val="24"/>
-        </w:rPr>
-        <w:instrText xml:space="preserve"> SEQ Figura \* ARABIC </w:instrText>
-      </w:r>
-      <w:r>
-        <w:rPr>
-          <w:szCs w:val="24"/>
-        </w:rPr>
-        <w:fldChar w:fldCharType="separate"/>
-      </w:r>
-      <w:r>
-        <w:rPr>
-          <w:noProof/>
-          <w:szCs w:val="24"/>
-        </w:rPr>
-        <w:t>4</w:t>
-      </w:r>
-      <w:r>
-        <w:rPr>
-          <w:szCs w:val="24"/>
-        </w:rPr>
-        <w:fldChar w:fldCharType="end"/>
-      </w:r>
-      <w:r>
-        <w:rPr>
-          <w:szCs w:val="24"/>
-        </w:rPr>
-        <w:t xml:space="preserve"> – </w:t>
-      </w:r>
       <w:bookmarkEnd w:id="101"/>
+      <w:r>
+        <w:rPr>
+          <w:szCs w:val="24"/>
+        </w:rPr>
+        <w:t>Fluxograma Agendamentos</w:t>
+      </w:r>
       <w:bookmarkEnd w:id="102"/>
-      <w:r>
-        <w:rPr>
-          <w:szCs w:val="24"/>
-        </w:rPr>
-        <w:t>Fluxograma Agendamentos</w:t>
-      </w:r>
-      <w:bookmarkEnd w:id="103"/>
     </w:p>
     <w:p>
       <w:pPr>
@@ -15474,12 +15472,12 @@
       <w:pPr>
         <w:pStyle w:val="Ttulo3"/>
       </w:pPr>
-      <w:bookmarkStart w:id="104" w:name="_Toc227225930"/>
+      <w:bookmarkStart w:id="103" w:name="_Toc227225930"/>
       <w:r>
         <w:lastRenderedPageBreak/>
         <w:t>Clientes</w:t>
       </w:r>
-      <w:bookmarkEnd w:id="104"/>
+      <w:bookmarkEnd w:id="103"/>
     </w:p>
     <w:p>
       <w:pPr>
@@ -15490,9 +15488,9 @@
           <w:lang w:val="en-US"/>
         </w:rPr>
       </w:pPr>
-      <w:bookmarkStart w:id="105" w:name="_Toc168898596"/>
-      <w:bookmarkStart w:id="106" w:name="_Toc169517819"/>
-      <w:bookmarkStart w:id="107" w:name="_Toc227225957"/>
+      <w:bookmarkStart w:id="104" w:name="_Toc168898596"/>
+      <w:bookmarkStart w:id="105" w:name="_Toc169517819"/>
+      <w:bookmarkStart w:id="106" w:name="_Toc227225957"/>
       <w:proofErr w:type="spellStart"/>
       <w:r>
         <w:rPr>
@@ -15552,33 +15550,33 @@
         </w:rPr>
         <w:t xml:space="preserve"> – </w:t>
       </w:r>
+      <w:bookmarkEnd w:id="104"/>
       <w:bookmarkEnd w:id="105"/>
+      <w:proofErr w:type="spellStart"/>
+      <w:r>
+        <w:rPr>
+          <w:szCs w:val="24"/>
+          <w:lang w:val="en-US"/>
+        </w:rPr>
+        <w:t>Fluxograma</w:t>
+      </w:r>
+      <w:proofErr w:type="spellEnd"/>
+      <w:r>
+        <w:rPr>
+          <w:szCs w:val="24"/>
+          <w:lang w:val="en-US"/>
+        </w:rPr>
+        <w:t xml:space="preserve"> </w:t>
+      </w:r>
+      <w:proofErr w:type="spellStart"/>
+      <w:r>
+        <w:rPr>
+          <w:szCs w:val="24"/>
+          <w:lang w:val="en-US"/>
+        </w:rPr>
+        <w:t>Clientes</w:t>
+      </w:r>
       <w:bookmarkEnd w:id="106"/>
-      <w:proofErr w:type="spellStart"/>
-      <w:r>
-        <w:rPr>
-          <w:szCs w:val="24"/>
-          <w:lang w:val="en-US"/>
-        </w:rPr>
-        <w:t>Fluxograma</w:t>
-      </w:r>
-      <w:proofErr w:type="spellEnd"/>
-      <w:r>
-        <w:rPr>
-          <w:szCs w:val="24"/>
-          <w:lang w:val="en-US"/>
-        </w:rPr>
-        <w:t xml:space="preserve"> </w:t>
-      </w:r>
-      <w:proofErr w:type="spellStart"/>
-      <w:r>
-        <w:rPr>
-          <w:szCs w:val="24"/>
-          <w:lang w:val="en-US"/>
-        </w:rPr>
-        <w:t>Clientes</w:t>
-      </w:r>
-      <w:bookmarkEnd w:id="107"/>
       <w:proofErr w:type="spellEnd"/>
     </w:p>
     <w:p>
@@ -15649,80 +15647,80 @@
       <w:pPr>
         <w:pStyle w:val="Ttulo3"/>
       </w:pPr>
-      <w:bookmarkStart w:id="108" w:name="_Toc227225931"/>
+      <w:bookmarkStart w:id="107" w:name="_Toc227225931"/>
       <w:r>
         <w:t>Financeiro</w:t>
       </w:r>
+      <w:bookmarkEnd w:id="107"/>
+    </w:p>
+    <w:p>
+      <w:pPr>
+        <w:pStyle w:val="Figura"/>
+        <w:rPr>
+          <w:szCs w:val="24"/>
+        </w:rPr>
+      </w:pPr>
+      <w:bookmarkStart w:id="108" w:name="_Toc168898597"/>
+      <w:bookmarkStart w:id="109" w:name="_Toc169517820"/>
+      <w:bookmarkStart w:id="110" w:name="_Toc227225958"/>
+      <w:r>
+        <w:rPr>
+          <w:szCs w:val="24"/>
+        </w:rPr>
+        <w:t xml:space="preserve">Figura </w:t>
+      </w:r>
+      <w:r>
+        <w:rPr>
+          <w:szCs w:val="24"/>
+        </w:rPr>
+        <w:fldChar w:fldCharType="begin"/>
+      </w:r>
+      <w:r>
+        <w:rPr>
+          <w:szCs w:val="24"/>
+        </w:rPr>
+        <w:instrText xml:space="preserve"> SEQ Figura \* ARABIC </w:instrText>
+      </w:r>
+      <w:r>
+        <w:rPr>
+          <w:szCs w:val="24"/>
+        </w:rPr>
+        <w:fldChar w:fldCharType="separate"/>
+      </w:r>
+      <w:r>
+        <w:rPr>
+          <w:noProof/>
+          <w:szCs w:val="24"/>
+        </w:rPr>
+        <w:t>6</w:t>
+      </w:r>
+      <w:r>
+        <w:rPr>
+          <w:szCs w:val="24"/>
+        </w:rPr>
+        <w:fldChar w:fldCharType="end"/>
+      </w:r>
+      <w:r>
+        <w:rPr>
+          <w:szCs w:val="24"/>
+        </w:rPr>
+        <w:t xml:space="preserve"> – </w:t>
+      </w:r>
       <w:bookmarkEnd w:id="108"/>
-    </w:p>
-    <w:p>
-      <w:pPr>
-        <w:pStyle w:val="Figura"/>
-        <w:rPr>
-          <w:szCs w:val="24"/>
-        </w:rPr>
-      </w:pPr>
-      <w:bookmarkStart w:id="109" w:name="_Toc168898597"/>
-      <w:bookmarkStart w:id="110" w:name="_Toc169517820"/>
-      <w:bookmarkStart w:id="111" w:name="_Toc227225958"/>
-      <w:r>
-        <w:rPr>
-          <w:szCs w:val="24"/>
-        </w:rPr>
-        <w:t xml:space="preserve">Figura </w:t>
-      </w:r>
-      <w:r>
-        <w:rPr>
-          <w:szCs w:val="24"/>
-        </w:rPr>
-        <w:fldChar w:fldCharType="begin"/>
-      </w:r>
-      <w:r>
-        <w:rPr>
-          <w:szCs w:val="24"/>
-        </w:rPr>
-        <w:instrText xml:space="preserve"> SEQ Figura \* ARABIC </w:instrText>
-      </w:r>
-      <w:r>
-        <w:rPr>
-          <w:szCs w:val="24"/>
-        </w:rPr>
-        <w:fldChar w:fldCharType="separate"/>
-      </w:r>
-      <w:r>
-        <w:rPr>
-          <w:noProof/>
-          <w:szCs w:val="24"/>
-        </w:rPr>
-        <w:t>6</w:t>
-      </w:r>
-      <w:r>
-        <w:rPr>
-          <w:szCs w:val="24"/>
-        </w:rPr>
-        <w:fldChar w:fldCharType="end"/>
-      </w:r>
-      <w:r>
-        <w:rPr>
-          <w:szCs w:val="24"/>
-        </w:rPr>
-        <w:t xml:space="preserve"> – </w:t>
-      </w:r>
       <w:bookmarkEnd w:id="109"/>
+      <w:r>
+        <w:rPr>
+          <w:szCs w:val="24"/>
+        </w:rPr>
+        <w:t xml:space="preserve">Fluxograma </w:t>
+      </w:r>
+      <w:r>
+        <w:rPr>
+          <w:szCs w:val="24"/>
+        </w:rPr>
+        <w:t>Financeiro</w:t>
+      </w:r>
       <w:bookmarkEnd w:id="110"/>
-      <w:r>
-        <w:rPr>
-          <w:szCs w:val="24"/>
-        </w:rPr>
-        <w:t xml:space="preserve">Fluxograma </w:t>
-      </w:r>
-      <w:r>
-        <w:rPr>
-          <w:szCs w:val="24"/>
-        </w:rPr>
-        <w:t>Financeiro</w:t>
-      </w:r>
-      <w:bookmarkEnd w:id="111"/>
     </w:p>
     <w:p>
       <w:pPr>
@@ -15792,64 +15790,64 @@
       <w:pPr>
         <w:pStyle w:val="Ttulo3"/>
       </w:pPr>
-      <w:bookmarkStart w:id="112" w:name="_Toc227225932"/>
+      <w:bookmarkStart w:id="111" w:name="_Toc227225932"/>
       <w:r>
         <w:t>Serviços</w:t>
       </w:r>
+      <w:bookmarkEnd w:id="111"/>
+    </w:p>
+    <w:p>
+      <w:pPr>
+        <w:pStyle w:val="Figura"/>
+        <w:rPr>
+          <w:szCs w:val="24"/>
+        </w:rPr>
+      </w:pPr>
+      <w:bookmarkStart w:id="112" w:name="_Toc227225959"/>
+      <w:r>
+        <w:rPr>
+          <w:szCs w:val="24"/>
+        </w:rPr>
+        <w:t xml:space="preserve">Figura </w:t>
+      </w:r>
+      <w:r>
+        <w:rPr>
+          <w:szCs w:val="24"/>
+        </w:rPr>
+        <w:fldChar w:fldCharType="begin"/>
+      </w:r>
+      <w:r>
+        <w:rPr>
+          <w:szCs w:val="24"/>
+        </w:rPr>
+        <w:instrText xml:space="preserve"> SEQ Figura \* ARABIC </w:instrText>
+      </w:r>
+      <w:r>
+        <w:rPr>
+          <w:szCs w:val="24"/>
+        </w:rPr>
+        <w:fldChar w:fldCharType="separate"/>
+      </w:r>
+      <w:r>
+        <w:rPr>
+          <w:noProof/>
+          <w:szCs w:val="24"/>
+        </w:rPr>
+        <w:t>7</w:t>
+      </w:r>
+      <w:r>
+        <w:rPr>
+          <w:szCs w:val="24"/>
+        </w:rPr>
+        <w:fldChar w:fldCharType="end"/>
+      </w:r>
+      <w:r>
+        <w:rPr>
+          <w:szCs w:val="24"/>
+        </w:rPr>
+        <w:t xml:space="preserve"> – Fluxograma Serviços</w:t>
+      </w:r>
       <w:bookmarkEnd w:id="112"/>
-    </w:p>
-    <w:p>
-      <w:pPr>
-        <w:pStyle w:val="Figura"/>
-        <w:rPr>
-          <w:szCs w:val="24"/>
-        </w:rPr>
-      </w:pPr>
-      <w:bookmarkStart w:id="113" w:name="_Toc227225959"/>
-      <w:r>
-        <w:rPr>
-          <w:szCs w:val="24"/>
-        </w:rPr>
-        <w:t xml:space="preserve">Figura </w:t>
-      </w:r>
-      <w:r>
-        <w:rPr>
-          <w:szCs w:val="24"/>
-        </w:rPr>
-        <w:fldChar w:fldCharType="begin"/>
-      </w:r>
-      <w:r>
-        <w:rPr>
-          <w:szCs w:val="24"/>
-        </w:rPr>
-        <w:instrText xml:space="preserve"> SEQ Figura \* ARABIC </w:instrText>
-      </w:r>
-      <w:r>
-        <w:rPr>
-          <w:szCs w:val="24"/>
-        </w:rPr>
-        <w:fldChar w:fldCharType="separate"/>
-      </w:r>
-      <w:r>
-        <w:rPr>
-          <w:noProof/>
-          <w:szCs w:val="24"/>
-        </w:rPr>
-        <w:t>7</w:t>
-      </w:r>
-      <w:r>
-        <w:rPr>
-          <w:szCs w:val="24"/>
-        </w:rPr>
-        <w:fldChar w:fldCharType="end"/>
-      </w:r>
-      <w:r>
-        <w:rPr>
-          <w:szCs w:val="24"/>
-        </w:rPr>
-        <w:t xml:space="preserve"> – Fluxograma Serviços</w:t>
-      </w:r>
-      <w:bookmarkEnd w:id="113"/>
     </w:p>
     <w:p>
       <w:pPr>
@@ -15960,7 +15958,7 @@
           <w:sz w:val="20"/>
         </w:rPr>
       </w:pPr>
-      <w:bookmarkStart w:id="114" w:name="_Toc227225933"/>
+      <w:bookmarkStart w:id="113" w:name="_Toc227225933"/>
       <w:r>
         <w:rPr>
           <w:rStyle w:val="FiguraChar"/>
@@ -15968,60 +15966,60 @@
         </w:rPr>
         <w:t>Persona</w:t>
       </w:r>
+      <w:bookmarkEnd w:id="113"/>
+    </w:p>
+    <w:p>
+      <w:pPr>
+        <w:pStyle w:val="Figura"/>
+      </w:pPr>
+      <w:bookmarkStart w:id="114" w:name="_Toc227225960"/>
+      <w:r>
+        <w:rPr>
+          <w:szCs w:val="24"/>
+        </w:rPr>
+        <w:t xml:space="preserve">Figura </w:t>
+      </w:r>
+      <w:r>
+        <w:rPr>
+          <w:szCs w:val="24"/>
+        </w:rPr>
+        <w:fldChar w:fldCharType="begin"/>
+      </w:r>
+      <w:r>
+        <w:rPr>
+          <w:szCs w:val="24"/>
+        </w:rPr>
+        <w:instrText xml:space="preserve"> SEQ Figura \* ARABIC </w:instrText>
+      </w:r>
+      <w:r>
+        <w:rPr>
+          <w:szCs w:val="24"/>
+        </w:rPr>
+        <w:fldChar w:fldCharType="separate"/>
+      </w:r>
+      <w:r>
+        <w:rPr>
+          <w:noProof/>
+          <w:szCs w:val="24"/>
+        </w:rPr>
+        <w:t>8</w:t>
+      </w:r>
+      <w:r>
+        <w:rPr>
+          <w:szCs w:val="24"/>
+        </w:rPr>
+        <w:fldChar w:fldCharType="end"/>
+      </w:r>
+      <w:r>
+        <w:rPr>
+          <w:szCs w:val="24"/>
+        </w:rPr>
+        <w:t xml:space="preserve"> </w:t>
+      </w:r>
+      <w:r>
+        <w:t>- Persona</w:t>
+      </w:r>
       <w:bookmarkEnd w:id="114"/>
-    </w:p>
-    <w:p>
-      <w:pPr>
-        <w:pStyle w:val="Figura"/>
-      </w:pPr>
-      <w:bookmarkStart w:id="115" w:name="_Toc227225960"/>
-      <w:r>
-        <w:rPr>
-          <w:szCs w:val="24"/>
-        </w:rPr>
-        <w:t xml:space="preserve">Figura </w:t>
-      </w:r>
-      <w:r>
-        <w:rPr>
-          <w:szCs w:val="24"/>
-        </w:rPr>
-        <w:fldChar w:fldCharType="begin"/>
-      </w:r>
-      <w:r>
-        <w:rPr>
-          <w:szCs w:val="24"/>
-        </w:rPr>
-        <w:instrText xml:space="preserve"> SEQ Figura \* ARABIC </w:instrText>
-      </w:r>
-      <w:r>
-        <w:rPr>
-          <w:szCs w:val="24"/>
-        </w:rPr>
-        <w:fldChar w:fldCharType="separate"/>
-      </w:r>
-      <w:r>
-        <w:rPr>
-          <w:noProof/>
-          <w:szCs w:val="24"/>
-        </w:rPr>
-        <w:t>8</w:t>
-      </w:r>
-      <w:r>
-        <w:rPr>
-          <w:szCs w:val="24"/>
-        </w:rPr>
-        <w:fldChar w:fldCharType="end"/>
-      </w:r>
-      <w:r>
-        <w:rPr>
-          <w:szCs w:val="24"/>
-        </w:rPr>
-        <w:t xml:space="preserve"> </w:t>
-      </w:r>
-      <w:r>
-        <w:t>- Persona</w:t>
-      </w:r>
-      <w:bookmarkEnd w:id="115"/>
     </w:p>
     <w:p>
       <w:pPr>
@@ -16102,7 +16100,7 @@
           <w:lang w:val="en-US"/>
         </w:rPr>
       </w:pPr>
-      <w:bookmarkStart w:id="116" w:name="_Toc515023479"/>
+      <w:bookmarkStart w:id="115" w:name="_Toc515023479"/>
       <w:r>
         <w:br w:type="page"/>
       </w:r>
@@ -16114,60 +16112,60 @@
           <w:u w:val="single"/>
         </w:rPr>
       </w:pPr>
-      <w:bookmarkStart w:id="117" w:name="_Toc227225934"/>
+      <w:bookmarkStart w:id="116" w:name="_Toc227225934"/>
       <w:r>
         <w:lastRenderedPageBreak/>
         <w:t>Estudo de viabilidade</w:t>
       </w:r>
-      <w:bookmarkEnd w:id="94"/>
+      <w:bookmarkEnd w:id="93"/>
+      <w:bookmarkEnd w:id="115"/>
       <w:bookmarkEnd w:id="116"/>
+    </w:p>
+    <w:p>
+      <w:pPr>
+        <w:rPr>
+          <w:lang w:val="en-US"/>
+        </w:rPr>
+      </w:pPr>
+      <w:r>
+        <w:t>O estudo de viabilidade tem como objetivo analisar os aspectos técnicos, econômicos, operacionais, legais e de mercado envolvidos no desenvolvimento da aplicação web. Essa análise permite avaliar se o projeto é viável em termos de recursos disponíveis, demanda e alinhamento com os objetivos propostos. Para a aplicação</w:t>
+      </w:r>
+      <w:r>
+        <w:t xml:space="preserve"> web</w:t>
+      </w:r>
+      <w:r>
+        <w:t>, o estudo considerou</w:t>
+      </w:r>
+      <w:r>
+        <w:t xml:space="preserve"> o mercado</w:t>
+      </w:r>
+      <w:r>
+        <w:t>, os recursos</w:t>
+      </w:r>
+      <w:r>
+        <w:t xml:space="preserve"> e a operacionalização.</w:t>
+      </w:r>
+    </w:p>
+    <w:p>
+      <w:pPr>
+        <w:rPr>
+          <w:lang w:val="en-US"/>
+        </w:rPr>
+      </w:pPr>
+    </w:p>
+    <w:p>
+      <w:pPr>
+        <w:pStyle w:val="Ttulo2"/>
+      </w:pPr>
+      <w:bookmarkStart w:id="117" w:name="_Toc182927342"/>
+      <w:bookmarkStart w:id="118" w:name="_Toc857622307"/>
+      <w:bookmarkStart w:id="119" w:name="_Toc227225935"/>
+      <w:r>
+        <w:t>Viabilidade de Mercado</w:t>
+      </w:r>
       <w:bookmarkEnd w:id="117"/>
-    </w:p>
-    <w:p>
-      <w:pPr>
-        <w:rPr>
-          <w:lang w:val="en-US"/>
-        </w:rPr>
-      </w:pPr>
-      <w:r>
-        <w:t>O estudo de viabilidade tem como objetivo analisar os aspectos técnicos, econômicos, operacionais, legais e de mercado envolvidos no desenvolvimento da aplicação web. Essa análise permite avaliar se o projeto é viável em termos de recursos disponíveis, demanda e alinhamento com os objetivos propostos. Para a aplicação</w:t>
-      </w:r>
-      <w:r>
-        <w:t xml:space="preserve"> web</w:t>
-      </w:r>
-      <w:r>
-        <w:t>, o estudo considerou</w:t>
-      </w:r>
-      <w:r>
-        <w:t xml:space="preserve"> o mercado</w:t>
-      </w:r>
-      <w:r>
-        <w:t>, os recursos</w:t>
-      </w:r>
-      <w:r>
-        <w:t xml:space="preserve"> e a operacionalização.</w:t>
-      </w:r>
-    </w:p>
-    <w:p>
-      <w:pPr>
-        <w:rPr>
-          <w:lang w:val="en-US"/>
-        </w:rPr>
-      </w:pPr>
-    </w:p>
-    <w:p>
-      <w:pPr>
-        <w:pStyle w:val="Ttulo2"/>
-      </w:pPr>
-      <w:bookmarkStart w:id="118" w:name="_Toc182927342"/>
-      <w:bookmarkStart w:id="119" w:name="_Toc857622307"/>
-      <w:bookmarkStart w:id="120" w:name="_Toc227225935"/>
-      <w:r>
-        <w:t>Viabilidade de Mercado</w:t>
-      </w:r>
       <w:bookmarkEnd w:id="118"/>
       <w:bookmarkEnd w:id="119"/>
-      <w:bookmarkEnd w:id="120"/>
     </w:p>
     <w:p>
       <w:r>
@@ -16270,18 +16268,18 @@
       <w:pPr>
         <w:pStyle w:val="Ttulo2"/>
       </w:pPr>
-      <w:bookmarkStart w:id="121" w:name="_Toc182927343"/>
-      <w:bookmarkStart w:id="122" w:name="_Toc2048096091"/>
-      <w:bookmarkStart w:id="123" w:name="_Toc227225936"/>
+      <w:bookmarkStart w:id="120" w:name="_Toc182927343"/>
+      <w:bookmarkStart w:id="121" w:name="_Toc2048096091"/>
+      <w:bookmarkStart w:id="122" w:name="_Toc227225936"/>
       <w:r>
         <w:t xml:space="preserve">Viabilidade </w:t>
       </w:r>
       <w:r>
         <w:t>Técnica</w:t>
       </w:r>
+      <w:bookmarkEnd w:id="120"/>
       <w:bookmarkEnd w:id="121"/>
       <w:bookmarkEnd w:id="122"/>
-      <w:bookmarkEnd w:id="123"/>
     </w:p>
     <w:p>
       <w:r>
@@ -16714,16 +16712,16 @@
       <w:pPr>
         <w:pStyle w:val="Ttulo2"/>
       </w:pPr>
-      <w:bookmarkStart w:id="124" w:name="_Toc512747447"/>
-      <w:bookmarkStart w:id="125" w:name="_Toc227225937"/>
+      <w:bookmarkStart w:id="123" w:name="_Toc512747447"/>
+      <w:bookmarkStart w:id="124" w:name="_Toc227225937"/>
       <w:r>
         <w:t xml:space="preserve">Viabilidade </w:t>
       </w:r>
+      <w:bookmarkEnd w:id="123"/>
+      <w:r>
+        <w:t>Operacional</w:t>
+      </w:r>
       <w:bookmarkEnd w:id="124"/>
-      <w:r>
-        <w:t>Operacional</w:t>
-      </w:r>
-      <w:bookmarkEnd w:id="125"/>
     </w:p>
     <w:p>
       <w:pPr>
@@ -16855,11 +16853,11 @@
       <w:pPr>
         <w:pStyle w:val="Ttulo2"/>
       </w:pPr>
-      <w:bookmarkStart w:id="126" w:name="_Toc227225938"/>
+      <w:bookmarkStart w:id="125" w:name="_Toc227225938"/>
       <w:r>
         <w:t>Viabilidade Econômica</w:t>
       </w:r>
-      <w:bookmarkEnd w:id="126"/>
+      <w:bookmarkEnd w:id="125"/>
     </w:p>
     <w:p>
       <w:pPr>
@@ -17010,15 +17008,15 @@
       <w:pPr>
         <w:pStyle w:val="Ttulo2"/>
       </w:pPr>
-      <w:bookmarkStart w:id="127" w:name="_Toc182927345"/>
-      <w:bookmarkStart w:id="128" w:name="_Toc1966489106"/>
-      <w:bookmarkStart w:id="129" w:name="_Toc227225939"/>
+      <w:bookmarkStart w:id="126" w:name="_Toc182927345"/>
+      <w:bookmarkStart w:id="127" w:name="_Toc1966489106"/>
+      <w:bookmarkStart w:id="128" w:name="_Toc227225939"/>
       <w:r>
         <w:t>Conclusão do Estudo de Viabilidade:</w:t>
       </w:r>
+      <w:bookmarkEnd w:id="126"/>
       <w:bookmarkEnd w:id="127"/>
       <w:bookmarkEnd w:id="128"/>
-      <w:bookmarkEnd w:id="129"/>
     </w:p>
     <w:p>
       <w:r>
@@ -17075,17 +17073,17 @@
       <w:pPr>
         <w:pStyle w:val="Ttulo1"/>
       </w:pPr>
-      <w:bookmarkStart w:id="130" w:name="_Toc182927346"/>
-      <w:bookmarkStart w:id="131" w:name="_Toc1016310750"/>
-      <w:bookmarkStart w:id="132" w:name="_Toc227225940"/>
+      <w:bookmarkStart w:id="129" w:name="_Toc182927346"/>
+      <w:bookmarkStart w:id="130" w:name="_Toc1016310750"/>
+      <w:bookmarkStart w:id="131" w:name="_Toc227225940"/>
       <w:r>
         <w:lastRenderedPageBreak/>
         <w:t>Regras de negócio</w:t>
       </w:r>
       <w:bookmarkEnd w:id="62"/>
+      <w:bookmarkEnd w:id="129"/>
       <w:bookmarkEnd w:id="130"/>
       <w:bookmarkEnd w:id="131"/>
-      <w:bookmarkEnd w:id="132"/>
     </w:p>
     <w:p>
       <w:r>
@@ -17185,7 +17183,7 @@
       <w:pPr>
         <w:pStyle w:val="Figura"/>
       </w:pPr>
-      <w:bookmarkStart w:id="133" w:name="_Toc227225961"/>
+      <w:bookmarkStart w:id="132" w:name="_Toc227225961"/>
       <w:r>
         <w:rPr>
           <w:szCs w:val="24"/>
@@ -17230,7 +17228,7 @@
       <w:r>
         <w:t>Canvas</w:t>
       </w:r>
-      <w:bookmarkEnd w:id="133"/>
+      <w:bookmarkEnd w:id="132"/>
       <w:proofErr w:type="spellEnd"/>
     </w:p>
     <w:p>
@@ -17316,36 +17314,36 @@
       <w:pPr>
         <w:pStyle w:val="Ttulo2"/>
       </w:pPr>
-      <w:bookmarkStart w:id="134" w:name="_Toc182927347"/>
-      <w:bookmarkStart w:id="135" w:name="_Toc1999012226"/>
+      <w:bookmarkStart w:id="133" w:name="_Toc182927347"/>
+      <w:bookmarkStart w:id="134" w:name="_Toc1999012226"/>
+      <w:bookmarkStart w:id="135" w:name="_Toc227225941"/>
       <w:bookmarkStart w:id="136" w:name="_Toc165310879"/>
-      <w:bookmarkStart w:id="137" w:name="_Toc227225941"/>
       <w:r>
         <w:t xml:space="preserve">O </w:t>
       </w:r>
       <w:r>
         <w:t>que será elaborado?</w:t>
       </w:r>
+      <w:bookmarkEnd w:id="133"/>
       <w:bookmarkEnd w:id="134"/>
       <w:bookmarkEnd w:id="135"/>
+    </w:p>
+    <w:p>
+      <w:pPr>
+        <w:rPr>
+          <w:b/>
+          <w:bCs/>
+        </w:rPr>
+      </w:pPr>
+      <w:bookmarkStart w:id="137" w:name="_Toc165310882"/>
+      <w:r>
+        <w:rPr>
+          <w:b/>
+          <w:bCs/>
+        </w:rPr>
+        <w:t>Proposta de valor</w:t>
+      </w:r>
       <w:bookmarkEnd w:id="137"/>
-    </w:p>
-    <w:p>
-      <w:pPr>
-        <w:rPr>
-          <w:b/>
-          <w:bCs/>
-        </w:rPr>
-      </w:pPr>
-      <w:bookmarkStart w:id="138" w:name="_Toc165310882"/>
-      <w:r>
-        <w:rPr>
-          <w:b/>
-          <w:bCs/>
-        </w:rPr>
-        <w:t>Proposta de valor</w:t>
-      </w:r>
-      <w:bookmarkEnd w:id="138"/>
     </w:p>
     <w:p>
       <w:r>
@@ -17362,270 +17360,270 @@
       <w:pPr>
         <w:pStyle w:val="Ttulo2"/>
       </w:pPr>
-      <w:bookmarkStart w:id="139" w:name="_Toc182927348"/>
-      <w:bookmarkStart w:id="140" w:name="_Toc1824459023"/>
-      <w:bookmarkStart w:id="141" w:name="_Toc227225942"/>
+      <w:bookmarkStart w:id="138" w:name="_Toc182927348"/>
+      <w:bookmarkStart w:id="139" w:name="_Toc1824459023"/>
+      <w:bookmarkStart w:id="140" w:name="_Toc227225942"/>
       <w:r>
         <w:lastRenderedPageBreak/>
         <w:t>Como será elaborado?</w:t>
       </w:r>
+      <w:bookmarkEnd w:id="138"/>
       <w:bookmarkEnd w:id="139"/>
       <w:bookmarkEnd w:id="140"/>
+    </w:p>
+    <w:p>
+      <w:pPr>
+        <w:rPr>
+          <w:b/>
+          <w:bCs/>
+        </w:rPr>
+      </w:pPr>
+      <w:r>
+        <w:rPr>
+          <w:b/>
+          <w:bCs/>
+        </w:rPr>
+        <w:t>Par</w:t>
+      </w:r>
+      <w:r>
+        <w:rPr>
+          <w:b/>
+          <w:bCs/>
+        </w:rPr>
+        <w:t>c</w:t>
+      </w:r>
+      <w:r>
+        <w:rPr>
+          <w:b/>
+          <w:bCs/>
+        </w:rPr>
+        <w:t>erias principais</w:t>
+      </w:r>
+      <w:bookmarkEnd w:id="136"/>
+    </w:p>
+    <w:p>
+      <w:pPr>
+        <w:rPr>
+          <w:bCs/>
+        </w:rPr>
+      </w:pPr>
+      <w:bookmarkStart w:id="141" w:name="_Toc165310880"/>
+      <w:r>
+        <w:rPr>
+          <w:bCs/>
+        </w:rPr>
+        <w:t>Os parceiros principais são os trabalhadores autônomos</w:t>
+      </w:r>
+    </w:p>
+    <w:p>
+      <w:pPr>
+        <w:rPr>
+          <w:rFonts w:eastAsia="Arial" w:cs="Arial"/>
+          <w:b/>
+          <w:bCs/>
+          <w:color w:val="000000" w:themeColor="text1"/>
+          <w:szCs w:val="24"/>
+        </w:rPr>
+      </w:pPr>
+      <w:r>
+        <w:rPr>
+          <w:b/>
+          <w:bCs/>
+        </w:rPr>
+        <w:t>Atividades principais</w:t>
+      </w:r>
       <w:bookmarkEnd w:id="141"/>
     </w:p>
     <w:p>
-      <w:pPr>
-        <w:rPr>
-          <w:b/>
-          <w:bCs/>
-        </w:rPr>
-      </w:pPr>
-      <w:r>
-        <w:rPr>
-          <w:b/>
-          <w:bCs/>
-        </w:rPr>
-        <w:t>Par</w:t>
-      </w:r>
-      <w:r>
-        <w:rPr>
-          <w:b/>
-          <w:bCs/>
-        </w:rPr>
-        <w:t>c</w:t>
-      </w:r>
-      <w:r>
-        <w:rPr>
-          <w:b/>
-          <w:bCs/>
-        </w:rPr>
-        <w:t>erias principais</w:t>
-      </w:r>
-      <w:bookmarkEnd w:id="136"/>
-    </w:p>
-    <w:p>
-      <w:pPr>
-        <w:rPr>
-          <w:bCs/>
-        </w:rPr>
-      </w:pPr>
-      <w:bookmarkStart w:id="142" w:name="_Toc165310880"/>
-      <w:r>
-        <w:rPr>
-          <w:bCs/>
-        </w:rPr>
-        <w:t>Os parceiros principais são os trabalhadores autônomos</w:t>
-      </w:r>
-    </w:p>
-    <w:p>
-      <w:pPr>
-        <w:rPr>
-          <w:rFonts w:eastAsia="Arial" w:cs="Arial"/>
-          <w:b/>
-          <w:bCs/>
-          <w:color w:val="000000" w:themeColor="text1"/>
-          <w:szCs w:val="24"/>
-        </w:rPr>
-      </w:pPr>
-      <w:r>
-        <w:rPr>
-          <w:b/>
-          <w:bCs/>
-        </w:rPr>
-        <w:t>Atividades principais</w:t>
+      <w:r>
+        <w:rPr>
+          <w:rFonts w:eastAsia="Arial" w:cs="Arial"/>
+          <w:szCs w:val="24"/>
+        </w:rPr>
+        <w:t>Gerenciar os registros de serviços realizados no dia, controlar seu fluxo de caixa assim como possuir a gestão de clientes.</w:t>
+      </w:r>
+    </w:p>
+    <w:p>
+      <w:pPr>
+        <w:rPr>
+          <w:b/>
+          <w:bCs/>
+        </w:rPr>
+      </w:pPr>
+      <w:bookmarkStart w:id="142" w:name="_Toc165310881"/>
+      <w:r>
+        <w:rPr>
+          <w:b/>
+          <w:bCs/>
+        </w:rPr>
+        <w:t>Recursos principais</w:t>
       </w:r>
       <w:bookmarkEnd w:id="142"/>
     </w:p>
     <w:p>
-      <w:r>
-        <w:rPr>
-          <w:rFonts w:eastAsia="Arial" w:cs="Arial"/>
-          <w:szCs w:val="24"/>
-        </w:rPr>
-        <w:t>Gerenciar os registros de serviços realizados no dia, controlar seu fluxo de caixa assim como possuir a gestão de clientes.</w:t>
-      </w:r>
-    </w:p>
-    <w:p>
-      <w:pPr>
-        <w:rPr>
-          <w:b/>
-          <w:bCs/>
-        </w:rPr>
-      </w:pPr>
-      <w:bookmarkStart w:id="143" w:name="_Toc165310881"/>
-      <w:r>
-        <w:rPr>
-          <w:b/>
-          <w:bCs/>
-        </w:rPr>
-        <w:t>Recursos principais</w:t>
+      <w:pPr>
+        <w:ind w:left="349"/>
+      </w:pPr>
+      <w:r>
+        <w:t xml:space="preserve">Equipe de desenvolvimento, </w:t>
+      </w:r>
+      <w:r>
+        <w:t>internet</w:t>
+      </w:r>
+      <w:r>
+        <w:t>, plataforma de hospedagem e conteúdo e informações.</w:t>
+      </w:r>
+    </w:p>
+    <w:p>
+      <w:pPr>
+        <w:ind w:left="349"/>
+      </w:pPr>
+    </w:p>
+    <w:p>
+      <w:pPr>
+        <w:pStyle w:val="Ttulo2"/>
+      </w:pPr>
+      <w:bookmarkStart w:id="143" w:name="_Toc182927349"/>
+      <w:bookmarkStart w:id="144" w:name="_Toc1308799086"/>
+      <w:bookmarkStart w:id="145" w:name="_Toc227225943"/>
+      <w:r>
+        <w:t>Para quem será elaborado?</w:t>
       </w:r>
       <w:bookmarkEnd w:id="143"/>
-    </w:p>
-    <w:p>
-      <w:pPr>
-        <w:ind w:left="349"/>
-      </w:pPr>
-      <w:r>
-        <w:t xml:space="preserve">Equipe de desenvolvimento, </w:t>
-      </w:r>
-      <w:r>
-        <w:t>internet</w:t>
-      </w:r>
-      <w:r>
-        <w:t>, plataforma de hospedagem e conteúdo e informações.</w:t>
-      </w:r>
-    </w:p>
-    <w:p>
-      <w:pPr>
-        <w:ind w:left="349"/>
-      </w:pPr>
-    </w:p>
-    <w:p>
-      <w:pPr>
-        <w:pStyle w:val="Ttulo2"/>
-      </w:pPr>
-      <w:bookmarkStart w:id="144" w:name="_Toc182927349"/>
-      <w:bookmarkStart w:id="145" w:name="_Toc1308799086"/>
-      <w:bookmarkStart w:id="146" w:name="_Toc227225943"/>
-      <w:r>
-        <w:t>Para quem será elaborado?</w:t>
-      </w:r>
       <w:bookmarkEnd w:id="144"/>
       <w:bookmarkEnd w:id="145"/>
+    </w:p>
+    <w:p>
+      <w:pPr>
+        <w:rPr>
+          <w:b/>
+          <w:bCs/>
+        </w:rPr>
+      </w:pPr>
+      <w:bookmarkStart w:id="146" w:name="_Toc165310883"/>
+      <w:r>
+        <w:rPr>
+          <w:b/>
+          <w:bCs/>
+        </w:rPr>
+        <w:t>Relacionamento Com Clientes</w:t>
+      </w:r>
       <w:bookmarkEnd w:id="146"/>
     </w:p>
     <w:p>
       <w:pPr>
         <w:rPr>
-          <w:b/>
-          <w:bCs/>
-        </w:rPr>
-      </w:pPr>
-      <w:bookmarkStart w:id="147" w:name="_Toc165310883"/>
-      <w:r>
-        <w:rPr>
-          <w:b/>
-          <w:bCs/>
-        </w:rPr>
-        <w:t>Relacionamento Com Clientes</w:t>
+          <w:bCs/>
+        </w:rPr>
+      </w:pPr>
+      <w:bookmarkStart w:id="147" w:name="_Toc165310884"/>
+      <w:r>
+        <w:rPr>
+          <w:bCs/>
+        </w:rPr>
+        <w:t>Analisar e criar o projeto junto com o usuário final, suporte humanizado e aprendizado prático</w:t>
+      </w:r>
+    </w:p>
+    <w:p>
+      <w:pPr>
+        <w:rPr>
+          <w:b/>
+          <w:bCs/>
+        </w:rPr>
+      </w:pPr>
+      <w:r>
+        <w:rPr>
+          <w:b/>
+          <w:bCs/>
+        </w:rPr>
+        <w:t>Canais</w:t>
       </w:r>
       <w:bookmarkEnd w:id="147"/>
     </w:p>
     <w:p>
-      <w:pPr>
-        <w:rPr>
-          <w:bCs/>
-        </w:rPr>
-      </w:pPr>
-      <w:bookmarkStart w:id="148" w:name="_Toc165310884"/>
-      <w:r>
-        <w:rPr>
-          <w:bCs/>
-        </w:rPr>
-        <w:t>Analisar e criar o projeto junto com o usuário final, suporte humanizado e aprendizado prático</w:t>
-      </w:r>
-    </w:p>
-    <w:p>
-      <w:pPr>
-        <w:rPr>
-          <w:b/>
-          <w:bCs/>
-        </w:rPr>
-      </w:pPr>
-      <w:r>
-        <w:rPr>
-          <w:b/>
-          <w:bCs/>
-        </w:rPr>
-        <w:t>Canais</w:t>
+      <w:r>
+        <w:t>Aplicativo</w:t>
+      </w:r>
+      <w:r>
+        <w:t xml:space="preserve">, </w:t>
+      </w:r>
+      <w:r>
+        <w:t>parcerias locais e recomendações pessoais</w:t>
+      </w:r>
+      <w:r>
+        <w:t>.</w:t>
+      </w:r>
+    </w:p>
+    <w:p>
+      <w:pPr>
+        <w:rPr>
+          <w:b/>
+          <w:bCs/>
+        </w:rPr>
+      </w:pPr>
+      <w:bookmarkStart w:id="148" w:name="_Toc165310885"/>
+      <w:r>
+        <w:rPr>
+          <w:b/>
+          <w:bCs/>
+        </w:rPr>
+        <w:t>Segmento de Clientes</w:t>
       </w:r>
       <w:bookmarkEnd w:id="148"/>
     </w:p>
     <w:p>
-      <w:r>
-        <w:t>Aplicativo</w:t>
-      </w:r>
-      <w:r>
-        <w:t xml:space="preserve">, </w:t>
-      </w:r>
-      <w:r>
-        <w:t>parcerias locais e recomendações pessoais</w:t>
-      </w:r>
-      <w:r>
-        <w:t>.</w:t>
-      </w:r>
-    </w:p>
-    <w:p>
-      <w:pPr>
-        <w:rPr>
-          <w:b/>
-          <w:bCs/>
-        </w:rPr>
-      </w:pPr>
-      <w:bookmarkStart w:id="149" w:name="_Toc165310885"/>
-      <w:r>
-        <w:rPr>
-          <w:b/>
-          <w:bCs/>
-        </w:rPr>
-        <w:t>Segmento de Clientes</w:t>
+      <w:pPr>
+        <w:rPr>
+          <w:bCs/>
+        </w:rPr>
+      </w:pPr>
+      <w:bookmarkStart w:id="149" w:name="_Toc182927350"/>
+      <w:bookmarkStart w:id="150" w:name="_Toc207256970"/>
+      <w:r>
+        <w:rPr>
+          <w:bCs/>
+        </w:rPr>
+        <w:t>Autônomos locais que não possuem meios automáticos de gerenciar seus serviços</w:t>
+      </w:r>
+    </w:p>
+    <w:p>
+      <w:pPr>
+        <w:rPr>
+          <w:bCs/>
+        </w:rPr>
+      </w:pPr>
+    </w:p>
+    <w:p>
+      <w:pPr>
+        <w:pStyle w:val="Ttulo2"/>
+      </w:pPr>
+      <w:bookmarkStart w:id="151" w:name="_Toc227225944"/>
+      <w:r>
+        <w:t>Quanto vai custar?</w:t>
       </w:r>
       <w:bookmarkEnd w:id="149"/>
-    </w:p>
-    <w:p>
-      <w:pPr>
-        <w:rPr>
-          <w:bCs/>
-        </w:rPr>
-      </w:pPr>
-      <w:bookmarkStart w:id="150" w:name="_Toc182927350"/>
-      <w:bookmarkStart w:id="151" w:name="_Toc207256970"/>
-      <w:r>
-        <w:rPr>
-          <w:bCs/>
-        </w:rPr>
-        <w:t>Autônomos locais que não possuem meios automáticos de gerenciar seus serviços</w:t>
-      </w:r>
-    </w:p>
-    <w:p>
-      <w:pPr>
-        <w:rPr>
-          <w:bCs/>
-        </w:rPr>
-      </w:pPr>
-    </w:p>
-    <w:p>
-      <w:pPr>
-        <w:pStyle w:val="Ttulo2"/>
-      </w:pPr>
-      <w:bookmarkStart w:id="152" w:name="_Toc227225944"/>
-      <w:r>
-        <w:t>Quanto vai custar?</w:t>
-      </w:r>
       <w:bookmarkEnd w:id="150"/>
       <w:bookmarkEnd w:id="151"/>
+    </w:p>
+    <w:p>
+      <w:pPr>
+        <w:rPr>
+          <w:b/>
+          <w:bCs/>
+        </w:rPr>
+      </w:pPr>
+      <w:bookmarkStart w:id="152" w:name="_Toc165310886"/>
+      <w:r>
+        <w:rPr>
+          <w:b/>
+          <w:bCs/>
+        </w:rPr>
+        <w:t>Estrutura de Custo</w:t>
+      </w:r>
       <w:bookmarkEnd w:id="152"/>
     </w:p>
     <w:p>
-      <w:pPr>
-        <w:rPr>
-          <w:b/>
-          <w:bCs/>
-        </w:rPr>
-      </w:pPr>
-      <w:bookmarkStart w:id="153" w:name="_Toc165310886"/>
-      <w:r>
-        <w:rPr>
-          <w:b/>
-          <w:bCs/>
-        </w:rPr>
-        <w:t>Estrutura de Custo</w:t>
-      </w:r>
-      <w:bookmarkEnd w:id="153"/>
-    </w:p>
-    <w:p>
-      <w:bookmarkStart w:id="154" w:name="_Toc165310887"/>
+      <w:bookmarkStart w:id="153" w:name="_Toc165310887"/>
       <w:r>
         <w:t>A estrutura de custos contempla o desenvolvimento e o uso de ferramentas de desenvolvimento, além dos gastos com infraestrutura, incluindo servidores, banco de dados e serviços em nuvem. Também abrange os custos de manutenção e suporte contínuo, a publicação do aplicativo nas plataformas digitais e os investimentos em divulgação para alcançar e engajar os usuários.</w:t>
       </w:r>
@@ -17668,7 +17666,7 @@
         <w:lastRenderedPageBreak/>
         <w:t>Fontes de Receita</w:t>
       </w:r>
-      <w:bookmarkEnd w:id="154"/>
+      <w:bookmarkEnd w:id="153"/>
     </w:p>
     <w:p>
       <w:pPr>
@@ -17700,9 +17698,9 @@
           <w:caps/>
         </w:rPr>
       </w:pPr>
-      <w:bookmarkStart w:id="155" w:name="_Toc165310889"/>
-      <w:bookmarkStart w:id="156" w:name="_Toc182927351"/>
-      <w:bookmarkStart w:id="157" w:name="_Toc1662712195"/>
+      <w:bookmarkStart w:id="154" w:name="_Toc165310889"/>
+      <w:bookmarkStart w:id="155" w:name="_Toc182927351"/>
+      <w:bookmarkStart w:id="156" w:name="_Toc1662712195"/>
       <w:r>
         <w:br w:type="page"/>
       </w:r>
@@ -17714,7 +17712,7 @@
           <w:lang w:val="pt-BR"/>
         </w:rPr>
       </w:pPr>
-      <w:bookmarkStart w:id="158" w:name="_Toc227225945"/>
+      <w:bookmarkStart w:id="157" w:name="_Toc227225945"/>
       <w:r>
         <w:rPr>
           <w:lang w:val="pt-BR"/>
@@ -17722,10 +17720,10 @@
         <w:lastRenderedPageBreak/>
         <w:t>Design</w:t>
       </w:r>
+      <w:bookmarkEnd w:id="154"/>
       <w:bookmarkEnd w:id="155"/>
       <w:bookmarkEnd w:id="156"/>
       <w:bookmarkEnd w:id="157"/>
-      <w:bookmarkEnd w:id="158"/>
     </w:p>
     <w:p>
       <w:r>
@@ -17767,8 +17765,9 @@
           <w:rFonts w:eastAsia="Arial" w:cs="Arial"/>
         </w:rPr>
       </w:pPr>
-      <w:bookmarkStart w:id="159" w:name="_Toc211596448"/>
-      <w:bookmarkStart w:id="160" w:name="_Toc214534061"/>
+      <w:bookmarkStart w:id="158" w:name="_Toc211596448"/>
+      <w:bookmarkStart w:id="159" w:name="_Toc214534061"/>
+      <w:bookmarkStart w:id="160" w:name="_Toc227225946"/>
       <w:bookmarkStart w:id="161" w:name="_Toc182897094"/>
       <w:bookmarkStart w:id="162" w:name="_Toc213311258"/>
       <w:bookmarkStart w:id="163" w:name="_Toc213311338"/>
@@ -17782,16 +17781,15 @@
       <w:bookmarkStart w:id="171" w:name="_Toc213647694"/>
       <w:bookmarkStart w:id="172" w:name="_Toc213665798"/>
       <w:bookmarkStart w:id="173" w:name="_Toc213665837"/>
-      <w:bookmarkStart w:id="174" w:name="_Toc227225946"/>
       <w:r>
         <w:t xml:space="preserve">Paleta de </w:t>
       </w:r>
+      <w:bookmarkEnd w:id="158"/>
+      <w:r>
+        <w:t>cores</w:t>
+      </w:r>
       <w:bookmarkEnd w:id="159"/>
-      <w:r>
-        <w:t>cores</w:t>
-      </w:r>
       <w:bookmarkEnd w:id="160"/>
-      <w:bookmarkEnd w:id="174"/>
     </w:p>
     <w:p>
       <w:pPr>
@@ -17800,7 +17798,7 @@
           <w:noProof/>
         </w:rPr>
       </w:pPr>
-      <w:bookmarkStart w:id="175" w:name="_Toc227225962"/>
+      <w:bookmarkStart w:id="174" w:name="_Toc227225962"/>
       <w:r>
         <w:rPr>
           <w:szCs w:val="24"/>
@@ -17866,7 +17864,7 @@
       <w:bookmarkEnd w:id="171"/>
       <w:bookmarkEnd w:id="172"/>
       <w:bookmarkEnd w:id="173"/>
-      <w:bookmarkEnd w:id="175"/>
+      <w:bookmarkEnd w:id="174"/>
     </w:p>
     <w:p>
       <w:pPr>
@@ -18089,171 +18087,116 @@
           <w:rFonts w:eastAsia="Arial" w:cs="Arial"/>
         </w:rPr>
       </w:pPr>
-      <w:bookmarkStart w:id="176" w:name="_Toc227225947"/>
+      <w:bookmarkStart w:id="175" w:name="_Toc227225947"/>
       <w:r>
         <w:lastRenderedPageBreak/>
         <w:t>Tipografia</w:t>
       </w:r>
+      <w:bookmarkEnd w:id="175"/>
+    </w:p>
+    <w:p>
+      <w:r>
+        <w:t xml:space="preserve">A tipografia é um aspecto fundamental do design do </w:t>
+      </w:r>
+      <w:proofErr w:type="spellStart"/>
+      <w:r>
+        <w:t>DayPlannio</w:t>
+      </w:r>
+      <w:proofErr w:type="spellEnd"/>
+      <w:r>
+        <w:t xml:space="preserve">, pois influencia diretamente a legibilidade, a estética e a experiência do usuário. Para o desenvolvimento da interface, foi escolhida a fonte </w:t>
+      </w:r>
+      <w:r>
+        <w:rPr>
+          <w:rStyle w:val="whitespace-normal"/>
+        </w:rPr>
+        <w:t xml:space="preserve">Open </w:t>
+      </w:r>
+      <w:proofErr w:type="spellStart"/>
+      <w:r>
+        <w:rPr>
+          <w:rStyle w:val="whitespace-normal"/>
+        </w:rPr>
+        <w:t>Sans</w:t>
+      </w:r>
+      <w:proofErr w:type="spellEnd"/>
+      <w:r>
+        <w:t>, reconhecida por sua clareza, modernidade e versatilidade. A Figura 11 apresenta um exemplo de utilização da fonte na interface do sistema.</w:t>
+      </w:r>
+    </w:p>
+    <w:p>
+      <w:pPr>
+        <w:pStyle w:val="Figura"/>
+      </w:pPr>
+      <w:bookmarkStart w:id="176" w:name="_Toc213310062"/>
+      <w:bookmarkStart w:id="177" w:name="_Toc213310389"/>
+      <w:bookmarkStart w:id="178" w:name="_Toc213310471"/>
+      <w:bookmarkStart w:id="179" w:name="_Toc213310539"/>
+      <w:bookmarkStart w:id="180" w:name="_Toc213310593"/>
+      <w:bookmarkStart w:id="181" w:name="_Toc213310871"/>
+      <w:bookmarkStart w:id="182" w:name="_Toc213310981"/>
+      <w:bookmarkStart w:id="183" w:name="_Toc213311052"/>
+      <w:bookmarkStart w:id="184" w:name="_Toc213311200"/>
+      <w:bookmarkStart w:id="185" w:name="_Toc213311259"/>
+      <w:bookmarkStart w:id="186" w:name="_Toc213311339"/>
+      <w:bookmarkStart w:id="187" w:name="_Toc213311378"/>
+      <w:bookmarkStart w:id="188" w:name="_Toc213311443"/>
+      <w:bookmarkStart w:id="189" w:name="_Toc213311522"/>
+      <w:bookmarkStart w:id="190" w:name="_Toc213311565"/>
+      <w:bookmarkStart w:id="191" w:name="_Toc213311624"/>
+      <w:bookmarkStart w:id="192" w:name="_Toc213311847"/>
+      <w:bookmarkStart w:id="193" w:name="_Toc213311926"/>
+      <w:bookmarkStart w:id="194" w:name="_Toc213647695"/>
+      <w:bookmarkStart w:id="195" w:name="_Toc213665799"/>
+      <w:bookmarkStart w:id="196" w:name="_Toc213665838"/>
+      <w:bookmarkStart w:id="197" w:name="_Toc227225963"/>
+      <w:r>
+        <w:rPr>
+          <w:szCs w:val="24"/>
+        </w:rPr>
+        <w:t xml:space="preserve">Figura </w:t>
+      </w:r>
+      <w:r>
+        <w:rPr>
+          <w:szCs w:val="24"/>
+        </w:rPr>
+        <w:fldChar w:fldCharType="begin"/>
+      </w:r>
+      <w:r>
+        <w:rPr>
+          <w:szCs w:val="24"/>
+        </w:rPr>
+        <w:instrText xml:space="preserve"> SEQ Figura \* ARABIC </w:instrText>
+      </w:r>
+      <w:r>
+        <w:rPr>
+          <w:szCs w:val="24"/>
+        </w:rPr>
+        <w:fldChar w:fldCharType="separate"/>
+      </w:r>
+      <w:r>
+        <w:rPr>
+          <w:noProof/>
+          <w:szCs w:val="24"/>
+        </w:rPr>
+        <w:t>11</w:t>
+      </w:r>
+      <w:r>
+        <w:rPr>
+          <w:szCs w:val="24"/>
+        </w:rPr>
+        <w:fldChar w:fldCharType="end"/>
+      </w:r>
+      <w:r>
+        <w:rPr>
+          <w:szCs w:val="24"/>
+        </w:rPr>
+        <w:t xml:space="preserve"> </w:t>
+      </w:r>
+      <w:r>
+        <w:t xml:space="preserve">- Exemplo Fonte </w:t>
+      </w:r>
       <w:bookmarkEnd w:id="176"/>
-    </w:p>
-    <w:p>
-      <w:pPr>
-        <w:rPr>
-          <w:rFonts w:eastAsia="Arial" w:cs="Arial"/>
-        </w:rPr>
-      </w:pPr>
-      <w:r>
-        <w:rPr>
-          <w:rFonts w:eastAsia="Arial" w:cs="Arial"/>
-        </w:rPr>
-        <w:t xml:space="preserve">A tipografia é um aspecto fundamental do design do </w:t>
-      </w:r>
-      <w:proofErr w:type="spellStart"/>
-      <w:r>
-        <w:rPr>
-          <w:rFonts w:eastAsia="Arial" w:cs="Arial"/>
-        </w:rPr>
-        <w:t>DayPlannio</w:t>
-      </w:r>
-      <w:proofErr w:type="spellEnd"/>
-      <w:r>
-        <w:rPr>
-          <w:rFonts w:eastAsia="Arial" w:cs="Arial"/>
-        </w:rPr>
-        <w:t xml:space="preserve">, pois influencia diretamente a legibilidade, a estética e a experiência do usuário. Para o </w:t>
-      </w:r>
-      <w:proofErr w:type="spellStart"/>
-      <w:r>
-        <w:rPr>
-          <w:rFonts w:eastAsia="Arial" w:cs="Arial"/>
-        </w:rPr>
-        <w:t>DayPlannio</w:t>
-      </w:r>
-      <w:proofErr w:type="spellEnd"/>
-      <w:r>
-        <w:rPr>
-          <w:rFonts w:eastAsia="Arial" w:cs="Arial"/>
-        </w:rPr>
-        <w:t xml:space="preserve">, foi escolhida a fonte </w:t>
-      </w:r>
-      <w:proofErr w:type="spellStart"/>
-      <w:r>
-        <w:rPr>
-          <w:rFonts w:eastAsia="Arial" w:cs="Arial"/>
-        </w:rPr>
-        <w:t>Roboto</w:t>
-      </w:r>
-      <w:proofErr w:type="spellEnd"/>
-      <w:r>
-        <w:rPr>
-          <w:rFonts w:eastAsia="Arial" w:cs="Arial"/>
-        </w:rPr>
-        <w:t xml:space="preserve">, reconhecida por sua clareza, modernidade e versatilidade. Na Figura </w:t>
-      </w:r>
-      <w:r>
-        <w:rPr>
-          <w:rFonts w:eastAsia="Arial" w:cs="Arial"/>
-        </w:rPr>
-        <w:t xml:space="preserve">11 </w:t>
-      </w:r>
-      <w:r>
-        <w:rPr>
-          <w:rFonts w:eastAsia="Arial" w:cs="Arial"/>
-        </w:rPr>
-        <w:t xml:space="preserve">é mostrado um exemplo de uso da fonte </w:t>
-      </w:r>
-      <w:proofErr w:type="spellStart"/>
-      <w:r>
-        <w:rPr>
-          <w:rFonts w:eastAsia="Arial" w:cs="Arial"/>
-        </w:rPr>
-        <w:t>Roboto</w:t>
-      </w:r>
-      <w:proofErr w:type="spellEnd"/>
-      <w:r>
-        <w:rPr>
-          <w:rFonts w:eastAsia="Arial" w:cs="Arial"/>
-        </w:rPr>
-        <w:t>.</w:t>
-      </w:r>
-    </w:p>
-    <w:p/>
-    <w:p>
-      <w:pPr>
-        <w:pStyle w:val="Figura"/>
-      </w:pPr>
-      <w:bookmarkStart w:id="177" w:name="_Toc213310062"/>
-      <w:bookmarkStart w:id="178" w:name="_Toc213310389"/>
-      <w:bookmarkStart w:id="179" w:name="_Toc213310471"/>
-      <w:bookmarkStart w:id="180" w:name="_Toc213310539"/>
-      <w:bookmarkStart w:id="181" w:name="_Toc213310593"/>
-      <w:bookmarkStart w:id="182" w:name="_Toc213310871"/>
-      <w:bookmarkStart w:id="183" w:name="_Toc213310981"/>
-      <w:bookmarkStart w:id="184" w:name="_Toc213311052"/>
-      <w:bookmarkStart w:id="185" w:name="_Toc213311200"/>
-      <w:bookmarkStart w:id="186" w:name="_Toc213311259"/>
-      <w:bookmarkStart w:id="187" w:name="_Toc213311339"/>
-      <w:bookmarkStart w:id="188" w:name="_Toc213311378"/>
-      <w:bookmarkStart w:id="189" w:name="_Toc213311443"/>
-      <w:bookmarkStart w:id="190" w:name="_Toc213311522"/>
-      <w:bookmarkStart w:id="191" w:name="_Toc213311565"/>
-      <w:bookmarkStart w:id="192" w:name="_Toc213311624"/>
-      <w:bookmarkStart w:id="193" w:name="_Toc213311847"/>
-      <w:bookmarkStart w:id="194" w:name="_Toc213311926"/>
-      <w:bookmarkStart w:id="195" w:name="_Toc213647695"/>
-      <w:bookmarkStart w:id="196" w:name="_Toc213665799"/>
-      <w:bookmarkStart w:id="197" w:name="_Toc213665838"/>
-      <w:bookmarkStart w:id="198" w:name="_Toc227225963"/>
-      <w:r>
-        <w:rPr>
-          <w:szCs w:val="24"/>
-        </w:rPr>
-        <w:t xml:space="preserve">Figura </w:t>
-      </w:r>
-      <w:r>
-        <w:rPr>
-          <w:szCs w:val="24"/>
-        </w:rPr>
-        <w:fldChar w:fldCharType="begin"/>
-      </w:r>
-      <w:r>
-        <w:rPr>
-          <w:szCs w:val="24"/>
-        </w:rPr>
-        <w:instrText xml:space="preserve"> SEQ Figura \* ARABIC </w:instrText>
-      </w:r>
-      <w:r>
-        <w:rPr>
-          <w:szCs w:val="24"/>
-        </w:rPr>
-        <w:fldChar w:fldCharType="separate"/>
-      </w:r>
-      <w:r>
-        <w:rPr>
-          <w:noProof/>
-          <w:szCs w:val="24"/>
-        </w:rPr>
-        <w:t>11</w:t>
-      </w:r>
-      <w:r>
-        <w:rPr>
-          <w:szCs w:val="24"/>
-        </w:rPr>
-        <w:fldChar w:fldCharType="end"/>
-      </w:r>
-      <w:r>
-        <w:rPr>
-          <w:szCs w:val="24"/>
-        </w:rPr>
-        <w:t xml:space="preserve"> </w:t>
-      </w:r>
-      <w:r>
-        <w:t xml:space="preserve">- Exemplo Fonte </w:t>
-      </w:r>
-      <w:proofErr w:type="spellStart"/>
-      <w:r>
-        <w:t>Roboto</w:t>
-      </w:r>
       <w:bookmarkEnd w:id="177"/>
       <w:bookmarkEnd w:id="178"/>
       <w:bookmarkEnd w:id="179"/>
@@ -18275,22 +18218,28 @@
       <w:bookmarkEnd w:id="195"/>
       <w:bookmarkEnd w:id="196"/>
       <w:bookmarkEnd w:id="197"/>
-      <w:bookmarkEnd w:id="198"/>
+      <w:r>
+        <w:t xml:space="preserve">Open </w:t>
+      </w:r>
+      <w:proofErr w:type="spellStart"/>
+      <w:r>
+        <w:t>Sans</w:t>
+      </w:r>
       <w:proofErr w:type="spellEnd"/>
     </w:p>
     <w:p>
       <w:pPr>
-        <w:jc w:val="left"/>
+        <w:jc w:val="center"/>
       </w:pPr>
       <w:r>
         <w:rPr>
           <w:noProof/>
         </w:rPr>
         <w:drawing>
-          <wp:inline distT="0" distB="0" distL="0" distR="0" wp14:anchorId="29FE3EBE" wp14:editId="546D8B00">
-            <wp:extent cx="4019550" cy="578652"/>
-            <wp:effectExtent l="0" t="0" r="0" b="0"/>
-            <wp:docPr id="151421269" name="Imagem 1" descr="Fonte Roboto"/>
+          <wp:inline distT="0" distB="0" distL="0" distR="0" wp14:anchorId="29FE3EBE" wp14:editId="4BD16E34">
+            <wp:extent cx="3528117" cy="582749"/>
+            <wp:effectExtent l="0" t="0" r="0" b="8255"/>
+            <wp:docPr id="151421269" name="Imagem 1"/>
             <wp:cNvGraphicFramePr>
               <a:graphicFrameLocks xmlns:a="http://schemas.openxmlformats.org/drawingml/2006/main" noChangeAspect="1"/>
             </wp:cNvGraphicFramePr>
@@ -18302,7 +18251,13 @@
                     <pic:cNvPicPr/>
                   </pic:nvPicPr>
                   <pic:blipFill>
-                    <a:blip r:embed="rId24"/>
+                    <a:blip r:embed="rId24">
+                      <a:extLst>
+                        <a:ext uri="{28A0092B-C50C-407E-A947-70E740481C1C}">
+                          <a14:useLocalDpi xmlns:a14="http://schemas.microsoft.com/office/drawing/2010/main" val="0"/>
+                        </a:ext>
+                      </a:extLst>
+                    </a:blip>
                     <a:stretch>
                       <a:fillRect/>
                     </a:stretch>
@@ -18310,7 +18265,7 @@
                   <pic:spPr>
                     <a:xfrm>
                       <a:off x="0" y="0"/>
-                      <a:ext cx="4048011" cy="582749"/>
+                      <a:ext cx="3528117" cy="582749"/>
                     </a:xfrm>
                     <a:prstGeom prst="rect">
                       <a:avLst/>
@@ -18359,11 +18314,11 @@
           <w:rFonts w:eastAsia="Arial" w:cs="Arial"/>
         </w:rPr>
       </w:pPr>
-      <w:bookmarkStart w:id="199" w:name="_Toc227225948"/>
+      <w:bookmarkStart w:id="198" w:name="_Toc227225948"/>
       <w:r>
         <w:t>Isotipo</w:t>
       </w:r>
-      <w:bookmarkEnd w:id="199"/>
+      <w:bookmarkEnd w:id="198"/>
     </w:p>
     <w:p>
       <w:r>
@@ -18463,28 +18418,28 @@
       <w:pPr>
         <w:pStyle w:val="Figura"/>
       </w:pPr>
-      <w:bookmarkStart w:id="200" w:name="_Toc213310063"/>
-      <w:bookmarkStart w:id="201" w:name="_Toc213310390"/>
-      <w:bookmarkStart w:id="202" w:name="_Toc213310472"/>
-      <w:bookmarkStart w:id="203" w:name="_Toc213310540"/>
-      <w:bookmarkStart w:id="204" w:name="_Toc213310594"/>
-      <w:bookmarkStart w:id="205" w:name="_Toc213310872"/>
-      <w:bookmarkStart w:id="206" w:name="_Toc213310982"/>
-      <w:bookmarkStart w:id="207" w:name="_Toc213311053"/>
-      <w:bookmarkStart w:id="208" w:name="_Toc213311201"/>
-      <w:bookmarkStart w:id="209" w:name="_Toc213311260"/>
-      <w:bookmarkStart w:id="210" w:name="_Toc213311340"/>
-      <w:bookmarkStart w:id="211" w:name="_Toc213311379"/>
-      <w:bookmarkStart w:id="212" w:name="_Toc213311444"/>
-      <w:bookmarkStart w:id="213" w:name="_Toc213311523"/>
-      <w:bookmarkStart w:id="214" w:name="_Toc213311566"/>
-      <w:bookmarkStart w:id="215" w:name="_Toc213311625"/>
-      <w:bookmarkStart w:id="216" w:name="_Toc213311848"/>
-      <w:bookmarkStart w:id="217" w:name="_Toc213311927"/>
-      <w:bookmarkStart w:id="218" w:name="_Toc213647696"/>
-      <w:bookmarkStart w:id="219" w:name="_Toc213665800"/>
-      <w:bookmarkStart w:id="220" w:name="_Toc213665839"/>
-      <w:bookmarkStart w:id="221" w:name="_Toc227225964"/>
+      <w:bookmarkStart w:id="199" w:name="_Toc213310063"/>
+      <w:bookmarkStart w:id="200" w:name="_Toc213310390"/>
+      <w:bookmarkStart w:id="201" w:name="_Toc213310472"/>
+      <w:bookmarkStart w:id="202" w:name="_Toc213310540"/>
+      <w:bookmarkStart w:id="203" w:name="_Toc213310594"/>
+      <w:bookmarkStart w:id="204" w:name="_Toc213310872"/>
+      <w:bookmarkStart w:id="205" w:name="_Toc213310982"/>
+      <w:bookmarkStart w:id="206" w:name="_Toc213311053"/>
+      <w:bookmarkStart w:id="207" w:name="_Toc213311201"/>
+      <w:bookmarkStart w:id="208" w:name="_Toc213311260"/>
+      <w:bookmarkStart w:id="209" w:name="_Toc213311340"/>
+      <w:bookmarkStart w:id="210" w:name="_Toc213311379"/>
+      <w:bookmarkStart w:id="211" w:name="_Toc213311444"/>
+      <w:bookmarkStart w:id="212" w:name="_Toc213311523"/>
+      <w:bookmarkStart w:id="213" w:name="_Toc213311566"/>
+      <w:bookmarkStart w:id="214" w:name="_Toc213311625"/>
+      <w:bookmarkStart w:id="215" w:name="_Toc213311848"/>
+      <w:bookmarkStart w:id="216" w:name="_Toc213311927"/>
+      <w:bookmarkStart w:id="217" w:name="_Toc213647696"/>
+      <w:bookmarkStart w:id="218" w:name="_Toc213665800"/>
+      <w:bookmarkStart w:id="219" w:name="_Toc213665839"/>
+      <w:bookmarkStart w:id="220" w:name="_Toc227225964"/>
       <w:r>
         <w:rPr>
           <w:szCs w:val="24"/>
@@ -18536,6 +18491,7 @@
       <w:r>
         <w:t>Isotipo</w:t>
       </w:r>
+      <w:bookmarkEnd w:id="199"/>
       <w:bookmarkEnd w:id="200"/>
       <w:bookmarkEnd w:id="201"/>
       <w:bookmarkEnd w:id="202"/>
@@ -18557,7 +18513,6 @@
       <w:bookmarkEnd w:id="218"/>
       <w:bookmarkEnd w:id="219"/>
       <w:bookmarkEnd w:id="220"/>
-      <w:bookmarkEnd w:id="221"/>
       <w:proofErr w:type="spellEnd"/>
     </w:p>
     <w:p>
@@ -18665,9 +18620,9 @@
       <w:pPr>
         <w:pStyle w:val="Figura"/>
       </w:pPr>
-      <w:bookmarkStart w:id="222" w:name="_Toc213311631"/>
-    </w:p>
-    <w:bookmarkEnd w:id="222"/>
+      <w:bookmarkStart w:id="221" w:name="_Toc213311631"/>
+    </w:p>
+    <w:bookmarkEnd w:id="221"/>
     <w:p>
       <w:pPr>
         <w:widowControl/>
@@ -18685,18 +18640,18 @@
       <w:pPr>
         <w:ind w:firstLine="0"/>
       </w:pPr>
-      <w:bookmarkStart w:id="223" w:name="_Toc165310890"/>
+      <w:bookmarkStart w:id="222" w:name="_Toc165310890"/>
     </w:p>
     <w:p>
       <w:pPr>
         <w:pStyle w:val="Ttulo1"/>
       </w:pPr>
-      <w:bookmarkStart w:id="224" w:name="_Toc227225949"/>
+      <w:bookmarkStart w:id="223" w:name="_Toc227225949"/>
+      <w:bookmarkEnd w:id="222"/>
+      <w:r>
+        <w:t>Protótipo</w:t>
+      </w:r>
       <w:bookmarkEnd w:id="223"/>
-      <w:r>
-        <w:t>Protótipo</w:t>
-      </w:r>
-      <w:bookmarkEnd w:id="224"/>
     </w:p>
     <w:p>
       <w:r>
@@ -18760,7 +18715,23 @@
             <w:rStyle w:val="Hyperlink"/>
             <w:lang w:val="en-US"/>
           </w:rPr>
-          <w:t>https://www.figma.com/proto/RR434kEsmEtgwjU8zBkahQ/DayPlannio?node-id=50-44&amp;t=wv1kJesFP9ksC2eR-1</w:t>
+          <w:t>https://www.figma.co</w:t>
+        </w:r>
+        <w:bookmarkStart w:id="224" w:name="_GoBack"/>
+        <w:bookmarkEnd w:id="224"/>
+        <w:r>
+          <w:rPr>
+            <w:rStyle w:val="Hyperlink"/>
+            <w:lang w:val="en-US"/>
+          </w:rPr>
+          <w:t>m</w:t>
+        </w:r>
+        <w:r>
+          <w:rPr>
+            <w:rStyle w:val="Hyperlink"/>
+            <w:lang w:val="en-US"/>
+          </w:rPr>
+          <w:t>/design/RR434kEsmEtgwjU8zBkahQ/DayPlannio?node-id=0-1&amp;t=JTmqGH7lg5nEMBKP-1</w:t>
         </w:r>
       </w:hyperlink>
     </w:p>
@@ -19683,7 +19654,7 @@
       <w:rPr>
         <w:noProof/>
       </w:rPr>
-      <w:t>16</w:t>
+      <w:t>26</w:t>
     </w:r>
     <w:r>
       <w:fldChar w:fldCharType="end"/>
@@ -23657,6 +23628,11 @@
       <w:sz w:val="24"/>
     </w:rPr>
   </w:style>
+  <w:style w:type="character" w:customStyle="1" w:styleId="whitespace-normal">
+    <w:name w:val="whitespace-normal"/>
+    <w:basedOn w:val="Fontepargpadro"/>
+    <w:rsid w:val="003F78A7"/>
+  </w:style>
 </w:styles>
 </file>
 
@@ -24203,7 +24179,7 @@
 </file>
 
 <file path=customXml/itemProps4.xml><?xml version="1.0" encoding="utf-8"?>
-<ds:datastoreItem xmlns:ds="http://schemas.openxmlformats.org/officeDocument/2006/customXml" ds:itemID="{E5CED000-A448-4B7F-A217-48C4D19AD059}">
+<ds:datastoreItem xmlns:ds="http://schemas.openxmlformats.org/officeDocument/2006/customXml" ds:itemID="{6D438CBF-EF90-4632-9B66-002EB96E9C78}">
   <ds:schemaRefs>
     <ds:schemaRef ds:uri="http://schemas.openxmlformats.org/officeDocument/2006/bibliography"/>
   </ds:schemaRefs>

--- a/DayPlannio.docx
+++ b/DayPlannio.docx
@@ -988,7 +988,7 @@
         </w:rPr>
         <w:fldChar w:fldCharType="separate"/>
       </w:r>
-      <w:hyperlink w:anchor="_Toc227225953" w:history="1">
+      <w:hyperlink w:anchor="_Toc230684949" w:history="1">
         <w:r>
           <w:rPr>
             <w:rStyle w:val="Hyperlink"/>
@@ -1015,7 +1015,7 @@
             <w:noProof/>
             <w:webHidden/>
           </w:rPr>
-          <w:instrText xml:space="preserve"> PAGEREF _Toc227225953 \h </w:instrText>
+          <w:instrText xml:space="preserve"> PAGEREF _Toc230684949 \h </w:instrText>
         </w:r>
         <w:r>
           <w:rPr>
@@ -1035,7 +1035,7 @@
             <w:noProof/>
             <w:webHidden/>
           </w:rPr>
-          <w:t>16</w:t>
+          <w:t>17</w:t>
         </w:r>
         <w:r>
           <w:rPr>
@@ -1059,7 +1059,7 @@
           <w:szCs w:val="22"/>
         </w:rPr>
       </w:pPr>
-      <w:hyperlink w:anchor="_Toc227225954" w:history="1">
+      <w:hyperlink w:anchor="_Toc230684950" w:history="1">
         <w:r>
           <w:rPr>
             <w:rStyle w:val="Hyperlink"/>
@@ -1086,7 +1086,7 @@
             <w:noProof/>
             <w:webHidden/>
           </w:rPr>
-          <w:instrText xml:space="preserve"> PAGEREF _Toc227225954 \h </w:instrText>
+          <w:instrText xml:space="preserve"> PAGEREF _Toc230684950 \h </w:instrText>
         </w:r>
         <w:r>
           <w:rPr>
@@ -1106,7 +1106,7 @@
             <w:noProof/>
             <w:webHidden/>
           </w:rPr>
-          <w:t>25</w:t>
+          <w:t>26</w:t>
         </w:r>
         <w:r>
           <w:rPr>
@@ -1130,7 +1130,7 @@
           <w:szCs w:val="22"/>
         </w:rPr>
       </w:pPr>
-      <w:hyperlink w:anchor="_Toc227225955" w:history="1">
+      <w:hyperlink w:anchor="_Toc230684951" w:history="1">
         <w:r>
           <w:rPr>
             <w:rStyle w:val="Hyperlink"/>
@@ -1157,7 +1157,7 @@
             <w:noProof/>
             <w:webHidden/>
           </w:rPr>
-          <w:instrText xml:space="preserve"> PAGEREF _Toc227225955 \h </w:instrText>
+          <w:instrText xml:space="preserve"> PAGEREF _Toc230684951 \h </w:instrText>
         </w:r>
         <w:r>
           <w:rPr>
@@ -1177,7 +1177,7 @@
             <w:noProof/>
             <w:webHidden/>
           </w:rPr>
-          <w:t>26</w:t>
+          <w:t>27</w:t>
         </w:r>
         <w:r>
           <w:rPr>
@@ -1201,7 +1201,7 @@
           <w:szCs w:val="22"/>
         </w:rPr>
       </w:pPr>
-      <w:hyperlink w:anchor="_Toc227225956" w:history="1">
+      <w:hyperlink w:anchor="_Toc230684952" w:history="1">
         <w:r>
           <w:rPr>
             <w:rStyle w:val="Hyperlink"/>
@@ -1228,7 +1228,7 @@
             <w:noProof/>
             <w:webHidden/>
           </w:rPr>
-          <w:instrText xml:space="preserve"> PAGEREF _Toc227225956 \h </w:instrText>
+          <w:instrText xml:space="preserve"> PAGEREF _Toc230684952 \h </w:instrText>
         </w:r>
         <w:r>
           <w:rPr>
@@ -1248,7 +1248,7 @@
             <w:noProof/>
             <w:webHidden/>
           </w:rPr>
-          <w:t>26</w:t>
+          <w:t>27</w:t>
         </w:r>
         <w:r>
           <w:rPr>
@@ -1272,7 +1272,7 @@
           <w:szCs w:val="22"/>
         </w:rPr>
       </w:pPr>
-      <w:hyperlink w:anchor="_Toc227225957" w:history="1">
+      <w:hyperlink w:anchor="_Toc230684953" w:history="1">
         <w:r>
           <w:rPr>
             <w:rStyle w:val="Hyperlink"/>
@@ -1300,7 +1300,7 @@
             <w:noProof/>
             <w:webHidden/>
           </w:rPr>
-          <w:instrText xml:space="preserve"> PAGEREF _Toc227225957 \h </w:instrText>
+          <w:instrText xml:space="preserve"> PAGEREF _Toc230684953 \h </w:instrText>
         </w:r>
         <w:r>
           <w:rPr>
@@ -1320,7 +1320,7 @@
             <w:noProof/>
             <w:webHidden/>
           </w:rPr>
-          <w:t>27</w:t>
+          <w:t>28</w:t>
         </w:r>
         <w:r>
           <w:rPr>
@@ -1344,7 +1344,7 @@
           <w:szCs w:val="22"/>
         </w:rPr>
       </w:pPr>
-      <w:hyperlink w:anchor="_Toc227225958" w:history="1">
+      <w:hyperlink w:anchor="_Toc230684954" w:history="1">
         <w:r>
           <w:rPr>
             <w:rStyle w:val="Hyperlink"/>
@@ -1371,7 +1371,7 @@
             <w:noProof/>
             <w:webHidden/>
           </w:rPr>
-          <w:instrText xml:space="preserve"> PAGEREF _Toc227225958 \h </w:instrText>
+          <w:instrText xml:space="preserve"> PAGEREF _Toc230684954 \h </w:instrText>
         </w:r>
         <w:r>
           <w:rPr>
@@ -1391,7 +1391,7 @@
             <w:noProof/>
             <w:webHidden/>
           </w:rPr>
-          <w:t>27</w:t>
+          <w:t>28</w:t>
         </w:r>
         <w:r>
           <w:rPr>
@@ -1415,7 +1415,7 @@
           <w:szCs w:val="22"/>
         </w:rPr>
       </w:pPr>
-      <w:hyperlink w:anchor="_Toc227225959" w:history="1">
+      <w:hyperlink w:anchor="_Toc230684955" w:history="1">
         <w:r>
           <w:rPr>
             <w:rStyle w:val="Hyperlink"/>
@@ -1442,7 +1442,7 @@
             <w:noProof/>
             <w:webHidden/>
           </w:rPr>
-          <w:instrText xml:space="preserve"> PAGEREF _Toc227225959 \h </w:instrText>
+          <w:instrText xml:space="preserve"> PAGEREF _Toc230684955 \h </w:instrText>
         </w:r>
         <w:r>
           <w:rPr>
@@ -1462,7 +1462,7 @@
             <w:noProof/>
             <w:webHidden/>
           </w:rPr>
-          <w:t>27</w:t>
+          <w:t>28</w:t>
         </w:r>
         <w:r>
           <w:rPr>
@@ -1486,7 +1486,7 @@
           <w:szCs w:val="22"/>
         </w:rPr>
       </w:pPr>
-      <w:hyperlink w:anchor="_Toc227225960" w:history="1">
+      <w:hyperlink w:anchor="_Toc230684956" w:history="1">
         <w:r>
           <w:rPr>
             <w:rStyle w:val="Hyperlink"/>
@@ -1513,7 +1513,7 @@
             <w:noProof/>
             <w:webHidden/>
           </w:rPr>
-          <w:instrText xml:space="preserve"> PAGEREF _Toc227225960 \h </w:instrText>
+          <w:instrText xml:space="preserve"> PAGEREF _Toc230684956 \h </w:instrText>
         </w:r>
         <w:r>
           <w:rPr>
@@ -1533,7 +1533,7 @@
             <w:noProof/>
             <w:webHidden/>
           </w:rPr>
-          <w:t>28</w:t>
+          <w:t>29</w:t>
         </w:r>
         <w:r>
           <w:rPr>
@@ -1557,7 +1557,7 @@
           <w:szCs w:val="22"/>
         </w:rPr>
       </w:pPr>
-      <w:hyperlink w:anchor="_Toc227225961" w:history="1">
+      <w:hyperlink w:anchor="_Toc230684957" w:history="1">
         <w:r>
           <w:rPr>
             <w:rStyle w:val="Hyperlink"/>
@@ -1584,7 +1584,7 @@
             <w:noProof/>
             <w:webHidden/>
           </w:rPr>
-          <w:instrText xml:space="preserve"> PAGEREF _Toc227225961 \h </w:instrText>
+          <w:instrText xml:space="preserve"> PAGEREF _Toc230684957 \h </w:instrText>
         </w:r>
         <w:r>
           <w:rPr>
@@ -1604,7 +1604,7 @@
             <w:noProof/>
             <w:webHidden/>
           </w:rPr>
-          <w:t>32</w:t>
+          <w:t>33</w:t>
         </w:r>
         <w:r>
           <w:rPr>
@@ -1628,7 +1628,7 @@
           <w:szCs w:val="22"/>
         </w:rPr>
       </w:pPr>
-      <w:hyperlink w:anchor="_Toc227225962" w:history="1">
+      <w:hyperlink w:anchor="_Toc230684958" w:history="1">
         <w:r>
           <w:rPr>
             <w:rStyle w:val="Hyperlink"/>
@@ -1655,7 +1655,7 @@
             <w:noProof/>
             <w:webHidden/>
           </w:rPr>
-          <w:instrText xml:space="preserve"> PAGEREF _Toc227225962 \h </w:instrText>
+          <w:instrText xml:space="preserve"> PAGEREF _Toc230684958 \h </w:instrText>
         </w:r>
         <w:r>
           <w:rPr>
@@ -1675,7 +1675,7 @@
             <w:noProof/>
             <w:webHidden/>
           </w:rPr>
-          <w:t>35</w:t>
+          <w:t>36</w:t>
         </w:r>
         <w:r>
           <w:rPr>
@@ -1699,13 +1699,13 @@
           <w:szCs w:val="22"/>
         </w:rPr>
       </w:pPr>
-      <w:hyperlink w:anchor="_Toc227225963" w:history="1">
+      <w:hyperlink w:anchor="_Toc230684959" w:history="1">
         <w:r>
           <w:rPr>
             <w:rStyle w:val="Hyperlink"/>
             <w:noProof/>
           </w:rPr>
-          <w:t>Figura 11 - Exemplo Fonte Roboto</w:t>
+          <w:t>Figura 11 - Exemplo Fonte Open Sans</w:t>
         </w:r>
         <w:r>
           <w:rPr>
@@ -1726,7 +1726,7 @@
             <w:noProof/>
             <w:webHidden/>
           </w:rPr>
-          <w:instrText xml:space="preserve"> PAGEREF _Toc227225963 \h </w:instrText>
+          <w:instrText xml:space="preserve"> PAGEREF _Toc230684959 \h </w:instrText>
         </w:r>
         <w:r>
           <w:rPr>
@@ -1746,7 +1746,7 @@
             <w:noProof/>
             <w:webHidden/>
           </w:rPr>
-          <w:t>36</w:t>
+          <w:t>37</w:t>
         </w:r>
         <w:r>
           <w:rPr>
@@ -1770,7 +1770,7 @@
           <w:szCs w:val="22"/>
         </w:rPr>
       </w:pPr>
-      <w:hyperlink w:anchor="_Toc227225964" w:history="1">
+      <w:hyperlink w:anchor="_Toc230684960" w:history="1">
         <w:r>
           <w:rPr>
             <w:rStyle w:val="Hyperlink"/>
@@ -1797,7 +1797,7 @@
             <w:noProof/>
             <w:webHidden/>
           </w:rPr>
-          <w:instrText xml:space="preserve"> PAGEREF _Toc227225964 \h </w:instrText>
+          <w:instrText xml:space="preserve"> PAGEREF _Toc230684960 \h </w:instrText>
         </w:r>
         <w:r>
           <w:rPr>
@@ -1817,7 +1817,2066 @@
             <w:noProof/>
             <w:webHidden/>
           </w:rPr>
-          <w:t>36</w:t>
+          <w:t>37</w:t>
+        </w:r>
+        <w:r>
+          <w:rPr>
+            <w:noProof/>
+            <w:webHidden/>
+          </w:rPr>
+          <w:fldChar w:fldCharType="end"/>
+        </w:r>
+      </w:hyperlink>
+    </w:p>
+    <w:p>
+      <w:pPr>
+        <w:pStyle w:val="ndicedeilustraes"/>
+        <w:tabs>
+          <w:tab w:val="right" w:leader="dot" w:pos="9062"/>
+        </w:tabs>
+        <w:rPr>
+          <w:rFonts w:asciiTheme="minorHAnsi" w:eastAsiaTheme="minorEastAsia" w:hAnsiTheme="minorHAnsi" w:cstheme="minorBidi"/>
+          <w:noProof/>
+          <w:sz w:val="22"/>
+          <w:szCs w:val="22"/>
+        </w:rPr>
+      </w:pPr>
+      <w:hyperlink w:anchor="_Toc230684961" w:history="1">
+        <w:r>
+          <w:rPr>
+            <w:rStyle w:val="Hyperlink"/>
+            <w:noProof/>
+          </w:rPr>
+          <w:t>Figura 13 - Cadastro Usuário</w:t>
+        </w:r>
+        <w:r>
+          <w:rPr>
+            <w:noProof/>
+            <w:webHidden/>
+          </w:rPr>
+          <w:tab/>
+        </w:r>
+        <w:r>
+          <w:rPr>
+            <w:noProof/>
+            <w:webHidden/>
+          </w:rPr>
+          <w:fldChar w:fldCharType="begin"/>
+        </w:r>
+        <w:r>
+          <w:rPr>
+            <w:noProof/>
+            <w:webHidden/>
+          </w:rPr>
+          <w:instrText xml:space="preserve"> PAGEREF _Toc230684961 \h </w:instrText>
+        </w:r>
+        <w:r>
+          <w:rPr>
+            <w:noProof/>
+            <w:webHidden/>
+          </w:rPr>
+        </w:r>
+        <w:r>
+          <w:rPr>
+            <w:noProof/>
+            <w:webHidden/>
+          </w:rPr>
+          <w:fldChar w:fldCharType="separate"/>
+        </w:r>
+        <w:r>
+          <w:rPr>
+            <w:noProof/>
+            <w:webHidden/>
+          </w:rPr>
+          <w:t>39</w:t>
+        </w:r>
+        <w:r>
+          <w:rPr>
+            <w:noProof/>
+            <w:webHidden/>
+          </w:rPr>
+          <w:fldChar w:fldCharType="end"/>
+        </w:r>
+      </w:hyperlink>
+    </w:p>
+    <w:p>
+      <w:pPr>
+        <w:pStyle w:val="ndicedeilustraes"/>
+        <w:tabs>
+          <w:tab w:val="right" w:leader="dot" w:pos="9062"/>
+        </w:tabs>
+        <w:rPr>
+          <w:rFonts w:asciiTheme="minorHAnsi" w:eastAsiaTheme="minorEastAsia" w:hAnsiTheme="minorHAnsi" w:cstheme="minorBidi"/>
+          <w:noProof/>
+          <w:sz w:val="22"/>
+          <w:szCs w:val="22"/>
+        </w:rPr>
+      </w:pPr>
+      <w:hyperlink w:anchor="_Toc230684962" w:history="1">
+        <w:r>
+          <w:rPr>
+            <w:rStyle w:val="Hyperlink"/>
+            <w:noProof/>
+          </w:rPr>
+          <w:t>Figura 14 - Login Usuário</w:t>
+        </w:r>
+        <w:r>
+          <w:rPr>
+            <w:noProof/>
+            <w:webHidden/>
+          </w:rPr>
+          <w:tab/>
+        </w:r>
+        <w:r>
+          <w:rPr>
+            <w:noProof/>
+            <w:webHidden/>
+          </w:rPr>
+          <w:fldChar w:fldCharType="begin"/>
+        </w:r>
+        <w:r>
+          <w:rPr>
+            <w:noProof/>
+            <w:webHidden/>
+          </w:rPr>
+          <w:instrText xml:space="preserve"> PAGEREF _Toc230684962 \h </w:instrText>
+        </w:r>
+        <w:r>
+          <w:rPr>
+            <w:noProof/>
+            <w:webHidden/>
+          </w:rPr>
+        </w:r>
+        <w:r>
+          <w:rPr>
+            <w:noProof/>
+            <w:webHidden/>
+          </w:rPr>
+          <w:fldChar w:fldCharType="separate"/>
+        </w:r>
+        <w:r>
+          <w:rPr>
+            <w:noProof/>
+            <w:webHidden/>
+          </w:rPr>
+          <w:t>39</w:t>
+        </w:r>
+        <w:r>
+          <w:rPr>
+            <w:noProof/>
+            <w:webHidden/>
+          </w:rPr>
+          <w:fldChar w:fldCharType="end"/>
+        </w:r>
+      </w:hyperlink>
+    </w:p>
+    <w:p>
+      <w:pPr>
+        <w:pStyle w:val="ndicedeilustraes"/>
+        <w:tabs>
+          <w:tab w:val="right" w:leader="dot" w:pos="9062"/>
+        </w:tabs>
+        <w:rPr>
+          <w:rFonts w:asciiTheme="minorHAnsi" w:eastAsiaTheme="minorEastAsia" w:hAnsiTheme="minorHAnsi" w:cstheme="minorBidi"/>
+          <w:noProof/>
+          <w:sz w:val="22"/>
+          <w:szCs w:val="22"/>
+        </w:rPr>
+      </w:pPr>
+      <w:hyperlink w:anchor="_Toc230684963" w:history="1">
+        <w:r>
+          <w:rPr>
+            <w:rStyle w:val="Hyperlink"/>
+            <w:noProof/>
+          </w:rPr>
+          <w:t>Figura 15 – Redefinição de Senha</w:t>
+        </w:r>
+        <w:r>
+          <w:rPr>
+            <w:noProof/>
+            <w:webHidden/>
+          </w:rPr>
+          <w:tab/>
+        </w:r>
+        <w:r>
+          <w:rPr>
+            <w:noProof/>
+            <w:webHidden/>
+          </w:rPr>
+          <w:fldChar w:fldCharType="begin"/>
+        </w:r>
+        <w:r>
+          <w:rPr>
+            <w:noProof/>
+            <w:webHidden/>
+          </w:rPr>
+          <w:instrText xml:space="preserve"> PAGEREF _Toc230684963 \h </w:instrText>
+        </w:r>
+        <w:r>
+          <w:rPr>
+            <w:noProof/>
+            <w:webHidden/>
+          </w:rPr>
+        </w:r>
+        <w:r>
+          <w:rPr>
+            <w:noProof/>
+            <w:webHidden/>
+          </w:rPr>
+          <w:fldChar w:fldCharType="separate"/>
+        </w:r>
+        <w:r>
+          <w:rPr>
+            <w:noProof/>
+            <w:webHidden/>
+          </w:rPr>
+          <w:t>40</w:t>
+        </w:r>
+        <w:r>
+          <w:rPr>
+            <w:noProof/>
+            <w:webHidden/>
+          </w:rPr>
+          <w:fldChar w:fldCharType="end"/>
+        </w:r>
+      </w:hyperlink>
+    </w:p>
+    <w:p>
+      <w:pPr>
+        <w:pStyle w:val="ndicedeilustraes"/>
+        <w:tabs>
+          <w:tab w:val="right" w:leader="dot" w:pos="9062"/>
+        </w:tabs>
+        <w:rPr>
+          <w:rFonts w:asciiTheme="minorHAnsi" w:eastAsiaTheme="minorEastAsia" w:hAnsiTheme="minorHAnsi" w:cstheme="minorBidi"/>
+          <w:noProof/>
+          <w:sz w:val="22"/>
+          <w:szCs w:val="22"/>
+        </w:rPr>
+      </w:pPr>
+      <w:hyperlink w:anchor="_Toc230684964" w:history="1">
+        <w:r>
+          <w:rPr>
+            <w:rStyle w:val="Hyperlink"/>
+            <w:noProof/>
+          </w:rPr>
+          <w:t>Figura 16 – Confirmar Código</w:t>
+        </w:r>
+        <w:r>
+          <w:rPr>
+            <w:noProof/>
+            <w:webHidden/>
+          </w:rPr>
+          <w:tab/>
+        </w:r>
+        <w:r>
+          <w:rPr>
+            <w:noProof/>
+            <w:webHidden/>
+          </w:rPr>
+          <w:fldChar w:fldCharType="begin"/>
+        </w:r>
+        <w:r>
+          <w:rPr>
+            <w:noProof/>
+            <w:webHidden/>
+          </w:rPr>
+          <w:instrText xml:space="preserve"> PAGEREF _Toc230684964 \h </w:instrText>
+        </w:r>
+        <w:r>
+          <w:rPr>
+            <w:noProof/>
+            <w:webHidden/>
+          </w:rPr>
+        </w:r>
+        <w:r>
+          <w:rPr>
+            <w:noProof/>
+            <w:webHidden/>
+          </w:rPr>
+          <w:fldChar w:fldCharType="separate"/>
+        </w:r>
+        <w:r>
+          <w:rPr>
+            <w:noProof/>
+            <w:webHidden/>
+          </w:rPr>
+          <w:t>40</w:t>
+        </w:r>
+        <w:r>
+          <w:rPr>
+            <w:noProof/>
+            <w:webHidden/>
+          </w:rPr>
+          <w:fldChar w:fldCharType="end"/>
+        </w:r>
+      </w:hyperlink>
+    </w:p>
+    <w:p>
+      <w:pPr>
+        <w:pStyle w:val="ndicedeilustraes"/>
+        <w:tabs>
+          <w:tab w:val="right" w:leader="dot" w:pos="9062"/>
+        </w:tabs>
+        <w:rPr>
+          <w:rFonts w:asciiTheme="minorHAnsi" w:eastAsiaTheme="minorEastAsia" w:hAnsiTheme="minorHAnsi" w:cstheme="minorBidi"/>
+          <w:noProof/>
+          <w:sz w:val="22"/>
+          <w:szCs w:val="22"/>
+        </w:rPr>
+      </w:pPr>
+      <w:hyperlink w:anchor="_Toc230684965" w:history="1">
+        <w:r>
+          <w:rPr>
+            <w:rStyle w:val="Hyperlink"/>
+            <w:noProof/>
+          </w:rPr>
+          <w:t>Figura 17 – Nova Senha</w:t>
+        </w:r>
+        <w:r>
+          <w:rPr>
+            <w:noProof/>
+            <w:webHidden/>
+          </w:rPr>
+          <w:tab/>
+        </w:r>
+        <w:r>
+          <w:rPr>
+            <w:noProof/>
+            <w:webHidden/>
+          </w:rPr>
+          <w:fldChar w:fldCharType="begin"/>
+        </w:r>
+        <w:r>
+          <w:rPr>
+            <w:noProof/>
+            <w:webHidden/>
+          </w:rPr>
+          <w:instrText xml:space="preserve"> PAGEREF _Toc230684965 \h </w:instrText>
+        </w:r>
+        <w:r>
+          <w:rPr>
+            <w:noProof/>
+            <w:webHidden/>
+          </w:rPr>
+        </w:r>
+        <w:r>
+          <w:rPr>
+            <w:noProof/>
+            <w:webHidden/>
+          </w:rPr>
+          <w:fldChar w:fldCharType="separate"/>
+        </w:r>
+        <w:r>
+          <w:rPr>
+            <w:noProof/>
+            <w:webHidden/>
+          </w:rPr>
+          <w:t>41</w:t>
+        </w:r>
+        <w:r>
+          <w:rPr>
+            <w:noProof/>
+            <w:webHidden/>
+          </w:rPr>
+          <w:fldChar w:fldCharType="end"/>
+        </w:r>
+      </w:hyperlink>
+    </w:p>
+    <w:p>
+      <w:pPr>
+        <w:pStyle w:val="ndicedeilustraes"/>
+        <w:tabs>
+          <w:tab w:val="right" w:leader="dot" w:pos="9062"/>
+        </w:tabs>
+        <w:rPr>
+          <w:rFonts w:asciiTheme="minorHAnsi" w:eastAsiaTheme="minorEastAsia" w:hAnsiTheme="minorHAnsi" w:cstheme="minorBidi"/>
+          <w:noProof/>
+          <w:sz w:val="22"/>
+          <w:szCs w:val="22"/>
+        </w:rPr>
+      </w:pPr>
+      <w:hyperlink w:anchor="_Toc230684966" w:history="1">
+        <w:r>
+          <w:rPr>
+            <w:rStyle w:val="Hyperlink"/>
+            <w:noProof/>
+          </w:rPr>
+          <w:t>Figura 18 – Agendamentos</w:t>
+        </w:r>
+        <w:r>
+          <w:rPr>
+            <w:noProof/>
+            <w:webHidden/>
+          </w:rPr>
+          <w:tab/>
+        </w:r>
+        <w:r>
+          <w:rPr>
+            <w:noProof/>
+            <w:webHidden/>
+          </w:rPr>
+          <w:fldChar w:fldCharType="begin"/>
+        </w:r>
+        <w:r>
+          <w:rPr>
+            <w:noProof/>
+            <w:webHidden/>
+          </w:rPr>
+          <w:instrText xml:space="preserve"> PAGEREF _Toc230684966 \h </w:instrText>
+        </w:r>
+        <w:r>
+          <w:rPr>
+            <w:noProof/>
+            <w:webHidden/>
+          </w:rPr>
+        </w:r>
+        <w:r>
+          <w:rPr>
+            <w:noProof/>
+            <w:webHidden/>
+          </w:rPr>
+          <w:fldChar w:fldCharType="separate"/>
+        </w:r>
+        <w:r>
+          <w:rPr>
+            <w:noProof/>
+            <w:webHidden/>
+          </w:rPr>
+          <w:t>42</w:t>
+        </w:r>
+        <w:r>
+          <w:rPr>
+            <w:noProof/>
+            <w:webHidden/>
+          </w:rPr>
+          <w:fldChar w:fldCharType="end"/>
+        </w:r>
+      </w:hyperlink>
+    </w:p>
+    <w:p>
+      <w:pPr>
+        <w:pStyle w:val="ndicedeilustraes"/>
+        <w:tabs>
+          <w:tab w:val="right" w:leader="dot" w:pos="9062"/>
+        </w:tabs>
+        <w:rPr>
+          <w:rFonts w:asciiTheme="minorHAnsi" w:eastAsiaTheme="minorEastAsia" w:hAnsiTheme="minorHAnsi" w:cstheme="minorBidi"/>
+          <w:noProof/>
+          <w:sz w:val="22"/>
+          <w:szCs w:val="22"/>
+        </w:rPr>
+      </w:pPr>
+      <w:hyperlink w:anchor="_Toc230684967" w:history="1">
+        <w:r>
+          <w:rPr>
+            <w:rStyle w:val="Hyperlink"/>
+            <w:noProof/>
+          </w:rPr>
+          <w:t>Figura 19 – Cadastrar Agendamento</w:t>
+        </w:r>
+        <w:r>
+          <w:rPr>
+            <w:noProof/>
+            <w:webHidden/>
+          </w:rPr>
+          <w:tab/>
+        </w:r>
+        <w:r>
+          <w:rPr>
+            <w:noProof/>
+            <w:webHidden/>
+          </w:rPr>
+          <w:fldChar w:fldCharType="begin"/>
+        </w:r>
+        <w:r>
+          <w:rPr>
+            <w:noProof/>
+            <w:webHidden/>
+          </w:rPr>
+          <w:instrText xml:space="preserve"> PAGEREF _Toc230684967 \h </w:instrText>
+        </w:r>
+        <w:r>
+          <w:rPr>
+            <w:noProof/>
+            <w:webHidden/>
+          </w:rPr>
+        </w:r>
+        <w:r>
+          <w:rPr>
+            <w:noProof/>
+            <w:webHidden/>
+          </w:rPr>
+          <w:fldChar w:fldCharType="separate"/>
+        </w:r>
+        <w:r>
+          <w:rPr>
+            <w:noProof/>
+            <w:webHidden/>
+          </w:rPr>
+          <w:t>42</w:t>
+        </w:r>
+        <w:r>
+          <w:rPr>
+            <w:noProof/>
+            <w:webHidden/>
+          </w:rPr>
+          <w:fldChar w:fldCharType="end"/>
+        </w:r>
+      </w:hyperlink>
+    </w:p>
+    <w:p>
+      <w:pPr>
+        <w:pStyle w:val="ndicedeilustraes"/>
+        <w:tabs>
+          <w:tab w:val="right" w:leader="dot" w:pos="9062"/>
+        </w:tabs>
+        <w:rPr>
+          <w:rFonts w:asciiTheme="minorHAnsi" w:eastAsiaTheme="minorEastAsia" w:hAnsiTheme="minorHAnsi" w:cstheme="minorBidi"/>
+          <w:noProof/>
+          <w:sz w:val="22"/>
+          <w:szCs w:val="22"/>
+        </w:rPr>
+      </w:pPr>
+      <w:hyperlink w:anchor="_Toc230684968" w:history="1">
+        <w:r>
+          <w:rPr>
+            <w:rStyle w:val="Hyperlink"/>
+            <w:noProof/>
+          </w:rPr>
+          <w:t>Figura 20 –Editar Agendamento</w:t>
+        </w:r>
+        <w:r>
+          <w:rPr>
+            <w:noProof/>
+            <w:webHidden/>
+          </w:rPr>
+          <w:tab/>
+        </w:r>
+        <w:r>
+          <w:rPr>
+            <w:noProof/>
+            <w:webHidden/>
+          </w:rPr>
+          <w:fldChar w:fldCharType="begin"/>
+        </w:r>
+        <w:r>
+          <w:rPr>
+            <w:noProof/>
+            <w:webHidden/>
+          </w:rPr>
+          <w:instrText xml:space="preserve"> PAGEREF _Toc230684968 \h </w:instrText>
+        </w:r>
+        <w:r>
+          <w:rPr>
+            <w:noProof/>
+            <w:webHidden/>
+          </w:rPr>
+        </w:r>
+        <w:r>
+          <w:rPr>
+            <w:noProof/>
+            <w:webHidden/>
+          </w:rPr>
+          <w:fldChar w:fldCharType="separate"/>
+        </w:r>
+        <w:r>
+          <w:rPr>
+            <w:noProof/>
+            <w:webHidden/>
+          </w:rPr>
+          <w:t>42</w:t>
+        </w:r>
+        <w:r>
+          <w:rPr>
+            <w:noProof/>
+            <w:webHidden/>
+          </w:rPr>
+          <w:fldChar w:fldCharType="end"/>
+        </w:r>
+      </w:hyperlink>
+    </w:p>
+    <w:p>
+      <w:pPr>
+        <w:pStyle w:val="ndicedeilustraes"/>
+        <w:tabs>
+          <w:tab w:val="right" w:leader="dot" w:pos="9062"/>
+        </w:tabs>
+        <w:rPr>
+          <w:rFonts w:asciiTheme="minorHAnsi" w:eastAsiaTheme="minorEastAsia" w:hAnsiTheme="minorHAnsi" w:cstheme="minorBidi"/>
+          <w:noProof/>
+          <w:sz w:val="22"/>
+          <w:szCs w:val="22"/>
+        </w:rPr>
+      </w:pPr>
+      <w:hyperlink w:anchor="_Toc230684969" w:history="1">
+        <w:r>
+          <w:rPr>
+            <w:rStyle w:val="Hyperlink"/>
+            <w:noProof/>
+          </w:rPr>
+          <w:t>Figura 21 – Concluir Agendamento</w:t>
+        </w:r>
+        <w:r>
+          <w:rPr>
+            <w:noProof/>
+            <w:webHidden/>
+          </w:rPr>
+          <w:tab/>
+        </w:r>
+        <w:r>
+          <w:rPr>
+            <w:noProof/>
+            <w:webHidden/>
+          </w:rPr>
+          <w:fldChar w:fldCharType="begin"/>
+        </w:r>
+        <w:r>
+          <w:rPr>
+            <w:noProof/>
+            <w:webHidden/>
+          </w:rPr>
+          <w:instrText xml:space="preserve"> PAGEREF _Toc230684969 \h </w:instrText>
+        </w:r>
+        <w:r>
+          <w:rPr>
+            <w:noProof/>
+            <w:webHidden/>
+          </w:rPr>
+        </w:r>
+        <w:r>
+          <w:rPr>
+            <w:noProof/>
+            <w:webHidden/>
+          </w:rPr>
+          <w:fldChar w:fldCharType="separate"/>
+        </w:r>
+        <w:r>
+          <w:rPr>
+            <w:noProof/>
+            <w:webHidden/>
+          </w:rPr>
+          <w:t>42</w:t>
+        </w:r>
+        <w:r>
+          <w:rPr>
+            <w:noProof/>
+            <w:webHidden/>
+          </w:rPr>
+          <w:fldChar w:fldCharType="end"/>
+        </w:r>
+      </w:hyperlink>
+    </w:p>
+    <w:p>
+      <w:pPr>
+        <w:pStyle w:val="ndicedeilustraes"/>
+        <w:tabs>
+          <w:tab w:val="right" w:leader="dot" w:pos="9062"/>
+        </w:tabs>
+        <w:rPr>
+          <w:rFonts w:asciiTheme="minorHAnsi" w:eastAsiaTheme="minorEastAsia" w:hAnsiTheme="minorHAnsi" w:cstheme="minorBidi"/>
+          <w:noProof/>
+          <w:sz w:val="22"/>
+          <w:szCs w:val="22"/>
+        </w:rPr>
+      </w:pPr>
+      <w:hyperlink w:anchor="_Toc230684970" w:history="1">
+        <w:r>
+          <w:rPr>
+            <w:rStyle w:val="Hyperlink"/>
+            <w:noProof/>
+          </w:rPr>
+          <w:t>Figura 22 – Cancelar Agendamento</w:t>
+        </w:r>
+        <w:r>
+          <w:rPr>
+            <w:noProof/>
+            <w:webHidden/>
+          </w:rPr>
+          <w:tab/>
+        </w:r>
+        <w:r>
+          <w:rPr>
+            <w:noProof/>
+            <w:webHidden/>
+          </w:rPr>
+          <w:fldChar w:fldCharType="begin"/>
+        </w:r>
+        <w:r>
+          <w:rPr>
+            <w:noProof/>
+            <w:webHidden/>
+          </w:rPr>
+          <w:instrText xml:space="preserve"> PAGEREF _Toc230684970 \h </w:instrText>
+        </w:r>
+        <w:r>
+          <w:rPr>
+            <w:noProof/>
+            <w:webHidden/>
+          </w:rPr>
+        </w:r>
+        <w:r>
+          <w:rPr>
+            <w:noProof/>
+            <w:webHidden/>
+          </w:rPr>
+          <w:fldChar w:fldCharType="separate"/>
+        </w:r>
+        <w:r>
+          <w:rPr>
+            <w:noProof/>
+            <w:webHidden/>
+          </w:rPr>
+          <w:t>43</w:t>
+        </w:r>
+        <w:r>
+          <w:rPr>
+            <w:noProof/>
+            <w:webHidden/>
+          </w:rPr>
+          <w:fldChar w:fldCharType="end"/>
+        </w:r>
+      </w:hyperlink>
+    </w:p>
+    <w:p>
+      <w:pPr>
+        <w:pStyle w:val="ndicedeilustraes"/>
+        <w:tabs>
+          <w:tab w:val="right" w:leader="dot" w:pos="9062"/>
+        </w:tabs>
+        <w:rPr>
+          <w:rFonts w:asciiTheme="minorHAnsi" w:eastAsiaTheme="minorEastAsia" w:hAnsiTheme="minorHAnsi" w:cstheme="minorBidi"/>
+          <w:noProof/>
+          <w:sz w:val="22"/>
+          <w:szCs w:val="22"/>
+        </w:rPr>
+      </w:pPr>
+      <w:hyperlink w:anchor="_Toc230684971" w:history="1">
+        <w:r>
+          <w:rPr>
+            <w:rStyle w:val="Hyperlink"/>
+            <w:noProof/>
+          </w:rPr>
+          <w:t>Figura 23 – Clientes</w:t>
+        </w:r>
+        <w:r>
+          <w:rPr>
+            <w:noProof/>
+            <w:webHidden/>
+          </w:rPr>
+          <w:tab/>
+        </w:r>
+        <w:r>
+          <w:rPr>
+            <w:noProof/>
+            <w:webHidden/>
+          </w:rPr>
+          <w:fldChar w:fldCharType="begin"/>
+        </w:r>
+        <w:r>
+          <w:rPr>
+            <w:noProof/>
+            <w:webHidden/>
+          </w:rPr>
+          <w:instrText xml:space="preserve"> PAGEREF _Toc230684971 \h </w:instrText>
+        </w:r>
+        <w:r>
+          <w:rPr>
+            <w:noProof/>
+            <w:webHidden/>
+          </w:rPr>
+        </w:r>
+        <w:r>
+          <w:rPr>
+            <w:noProof/>
+            <w:webHidden/>
+          </w:rPr>
+          <w:fldChar w:fldCharType="separate"/>
+        </w:r>
+        <w:r>
+          <w:rPr>
+            <w:noProof/>
+            <w:webHidden/>
+          </w:rPr>
+          <w:t>43</w:t>
+        </w:r>
+        <w:r>
+          <w:rPr>
+            <w:noProof/>
+            <w:webHidden/>
+          </w:rPr>
+          <w:fldChar w:fldCharType="end"/>
+        </w:r>
+      </w:hyperlink>
+    </w:p>
+    <w:p>
+      <w:pPr>
+        <w:pStyle w:val="ndicedeilustraes"/>
+        <w:tabs>
+          <w:tab w:val="right" w:leader="dot" w:pos="9062"/>
+        </w:tabs>
+        <w:rPr>
+          <w:rFonts w:asciiTheme="minorHAnsi" w:eastAsiaTheme="minorEastAsia" w:hAnsiTheme="minorHAnsi" w:cstheme="minorBidi"/>
+          <w:noProof/>
+          <w:sz w:val="22"/>
+          <w:szCs w:val="22"/>
+        </w:rPr>
+      </w:pPr>
+      <w:hyperlink w:anchor="_Toc230684972" w:history="1">
+        <w:r>
+          <w:rPr>
+            <w:rStyle w:val="Hyperlink"/>
+            <w:noProof/>
+          </w:rPr>
+          <w:t>Figura 24 – Cadastrar Cliente</w:t>
+        </w:r>
+        <w:r>
+          <w:rPr>
+            <w:noProof/>
+            <w:webHidden/>
+          </w:rPr>
+          <w:tab/>
+        </w:r>
+        <w:r>
+          <w:rPr>
+            <w:noProof/>
+            <w:webHidden/>
+          </w:rPr>
+          <w:fldChar w:fldCharType="begin"/>
+        </w:r>
+        <w:r>
+          <w:rPr>
+            <w:noProof/>
+            <w:webHidden/>
+          </w:rPr>
+          <w:instrText xml:space="preserve"> PAGEREF _Toc230684972 \h </w:instrText>
+        </w:r>
+        <w:r>
+          <w:rPr>
+            <w:noProof/>
+            <w:webHidden/>
+          </w:rPr>
+        </w:r>
+        <w:r>
+          <w:rPr>
+            <w:noProof/>
+            <w:webHidden/>
+          </w:rPr>
+          <w:fldChar w:fldCharType="separate"/>
+        </w:r>
+        <w:r>
+          <w:rPr>
+            <w:noProof/>
+            <w:webHidden/>
+          </w:rPr>
+          <w:t>44</w:t>
+        </w:r>
+        <w:r>
+          <w:rPr>
+            <w:noProof/>
+            <w:webHidden/>
+          </w:rPr>
+          <w:fldChar w:fldCharType="end"/>
+        </w:r>
+      </w:hyperlink>
+    </w:p>
+    <w:p>
+      <w:pPr>
+        <w:pStyle w:val="ndicedeilustraes"/>
+        <w:tabs>
+          <w:tab w:val="right" w:leader="dot" w:pos="9062"/>
+        </w:tabs>
+        <w:rPr>
+          <w:rFonts w:asciiTheme="minorHAnsi" w:eastAsiaTheme="minorEastAsia" w:hAnsiTheme="minorHAnsi" w:cstheme="minorBidi"/>
+          <w:noProof/>
+          <w:sz w:val="22"/>
+          <w:szCs w:val="22"/>
+        </w:rPr>
+      </w:pPr>
+      <w:hyperlink w:anchor="_Toc230684973" w:history="1">
+        <w:r>
+          <w:rPr>
+            <w:rStyle w:val="Hyperlink"/>
+            <w:noProof/>
+          </w:rPr>
+          <w:t>Figura 25 –  Editar Cliente</w:t>
+        </w:r>
+        <w:r>
+          <w:rPr>
+            <w:noProof/>
+            <w:webHidden/>
+          </w:rPr>
+          <w:tab/>
+        </w:r>
+        <w:r>
+          <w:rPr>
+            <w:noProof/>
+            <w:webHidden/>
+          </w:rPr>
+          <w:fldChar w:fldCharType="begin"/>
+        </w:r>
+        <w:r>
+          <w:rPr>
+            <w:noProof/>
+            <w:webHidden/>
+          </w:rPr>
+          <w:instrText xml:space="preserve"> PAGEREF _Toc230684973 \h </w:instrText>
+        </w:r>
+        <w:r>
+          <w:rPr>
+            <w:noProof/>
+            <w:webHidden/>
+          </w:rPr>
+        </w:r>
+        <w:r>
+          <w:rPr>
+            <w:noProof/>
+            <w:webHidden/>
+          </w:rPr>
+          <w:fldChar w:fldCharType="separate"/>
+        </w:r>
+        <w:r>
+          <w:rPr>
+            <w:noProof/>
+            <w:webHidden/>
+          </w:rPr>
+          <w:t>44</w:t>
+        </w:r>
+        <w:r>
+          <w:rPr>
+            <w:noProof/>
+            <w:webHidden/>
+          </w:rPr>
+          <w:fldChar w:fldCharType="end"/>
+        </w:r>
+      </w:hyperlink>
+    </w:p>
+    <w:p>
+      <w:pPr>
+        <w:pStyle w:val="ndicedeilustraes"/>
+        <w:tabs>
+          <w:tab w:val="right" w:leader="dot" w:pos="9062"/>
+        </w:tabs>
+        <w:rPr>
+          <w:rFonts w:asciiTheme="minorHAnsi" w:eastAsiaTheme="minorEastAsia" w:hAnsiTheme="minorHAnsi" w:cstheme="minorBidi"/>
+          <w:noProof/>
+          <w:sz w:val="22"/>
+          <w:szCs w:val="22"/>
+        </w:rPr>
+      </w:pPr>
+      <w:hyperlink w:anchor="_Toc230684974" w:history="1">
+        <w:r>
+          <w:rPr>
+            <w:rStyle w:val="Hyperlink"/>
+            <w:noProof/>
+          </w:rPr>
+          <w:t>Figura 26 – Excluir Cliente</w:t>
+        </w:r>
+        <w:r>
+          <w:rPr>
+            <w:noProof/>
+            <w:webHidden/>
+          </w:rPr>
+          <w:tab/>
+        </w:r>
+        <w:r>
+          <w:rPr>
+            <w:noProof/>
+            <w:webHidden/>
+          </w:rPr>
+          <w:fldChar w:fldCharType="begin"/>
+        </w:r>
+        <w:r>
+          <w:rPr>
+            <w:noProof/>
+            <w:webHidden/>
+          </w:rPr>
+          <w:instrText xml:space="preserve"> PAGEREF _Toc230684974 \h </w:instrText>
+        </w:r>
+        <w:r>
+          <w:rPr>
+            <w:noProof/>
+            <w:webHidden/>
+          </w:rPr>
+        </w:r>
+        <w:r>
+          <w:rPr>
+            <w:noProof/>
+            <w:webHidden/>
+          </w:rPr>
+          <w:fldChar w:fldCharType="separate"/>
+        </w:r>
+        <w:r>
+          <w:rPr>
+            <w:noProof/>
+            <w:webHidden/>
+          </w:rPr>
+          <w:t>44</w:t>
+        </w:r>
+        <w:r>
+          <w:rPr>
+            <w:noProof/>
+            <w:webHidden/>
+          </w:rPr>
+          <w:fldChar w:fldCharType="end"/>
+        </w:r>
+      </w:hyperlink>
+    </w:p>
+    <w:p>
+      <w:pPr>
+        <w:pStyle w:val="ndicedeilustraes"/>
+        <w:tabs>
+          <w:tab w:val="right" w:leader="dot" w:pos="9062"/>
+        </w:tabs>
+        <w:rPr>
+          <w:rFonts w:asciiTheme="minorHAnsi" w:eastAsiaTheme="minorEastAsia" w:hAnsiTheme="minorHAnsi" w:cstheme="minorBidi"/>
+          <w:noProof/>
+          <w:sz w:val="22"/>
+          <w:szCs w:val="22"/>
+        </w:rPr>
+      </w:pPr>
+      <w:hyperlink w:anchor="_Toc230684975" w:history="1">
+        <w:r>
+          <w:rPr>
+            <w:rStyle w:val="Hyperlink"/>
+            <w:noProof/>
+          </w:rPr>
+          <w:t>Figura 27 – Histórico Cliente</w:t>
+        </w:r>
+        <w:r>
+          <w:rPr>
+            <w:noProof/>
+            <w:webHidden/>
+          </w:rPr>
+          <w:tab/>
+        </w:r>
+        <w:r>
+          <w:rPr>
+            <w:noProof/>
+            <w:webHidden/>
+          </w:rPr>
+          <w:fldChar w:fldCharType="begin"/>
+        </w:r>
+        <w:r>
+          <w:rPr>
+            <w:noProof/>
+            <w:webHidden/>
+          </w:rPr>
+          <w:instrText xml:space="preserve"> PAGEREF _Toc230684975 \h </w:instrText>
+        </w:r>
+        <w:r>
+          <w:rPr>
+            <w:noProof/>
+            <w:webHidden/>
+          </w:rPr>
+        </w:r>
+        <w:r>
+          <w:rPr>
+            <w:noProof/>
+            <w:webHidden/>
+          </w:rPr>
+          <w:fldChar w:fldCharType="separate"/>
+        </w:r>
+        <w:r>
+          <w:rPr>
+            <w:noProof/>
+            <w:webHidden/>
+          </w:rPr>
+          <w:t>44</w:t>
+        </w:r>
+        <w:r>
+          <w:rPr>
+            <w:noProof/>
+            <w:webHidden/>
+          </w:rPr>
+          <w:fldChar w:fldCharType="end"/>
+        </w:r>
+      </w:hyperlink>
+    </w:p>
+    <w:p>
+      <w:pPr>
+        <w:pStyle w:val="ndicedeilustraes"/>
+        <w:tabs>
+          <w:tab w:val="right" w:leader="dot" w:pos="9062"/>
+        </w:tabs>
+        <w:rPr>
+          <w:rFonts w:asciiTheme="minorHAnsi" w:eastAsiaTheme="minorEastAsia" w:hAnsiTheme="minorHAnsi" w:cstheme="minorBidi"/>
+          <w:noProof/>
+          <w:sz w:val="22"/>
+          <w:szCs w:val="22"/>
+        </w:rPr>
+      </w:pPr>
+      <w:hyperlink w:anchor="_Toc230684976" w:history="1">
+        <w:r>
+          <w:rPr>
+            <w:rStyle w:val="Hyperlink"/>
+            <w:noProof/>
+          </w:rPr>
+          <w:t>Figura 28 – Serviços</w:t>
+        </w:r>
+        <w:r>
+          <w:rPr>
+            <w:noProof/>
+            <w:webHidden/>
+          </w:rPr>
+          <w:tab/>
+        </w:r>
+        <w:r>
+          <w:rPr>
+            <w:noProof/>
+            <w:webHidden/>
+          </w:rPr>
+          <w:fldChar w:fldCharType="begin"/>
+        </w:r>
+        <w:r>
+          <w:rPr>
+            <w:noProof/>
+            <w:webHidden/>
+          </w:rPr>
+          <w:instrText xml:space="preserve"> PAGEREF _Toc230684976 \h </w:instrText>
+        </w:r>
+        <w:r>
+          <w:rPr>
+            <w:noProof/>
+            <w:webHidden/>
+          </w:rPr>
+        </w:r>
+        <w:r>
+          <w:rPr>
+            <w:noProof/>
+            <w:webHidden/>
+          </w:rPr>
+          <w:fldChar w:fldCharType="separate"/>
+        </w:r>
+        <w:r>
+          <w:rPr>
+            <w:noProof/>
+            <w:webHidden/>
+          </w:rPr>
+          <w:t>44</w:t>
+        </w:r>
+        <w:r>
+          <w:rPr>
+            <w:noProof/>
+            <w:webHidden/>
+          </w:rPr>
+          <w:fldChar w:fldCharType="end"/>
+        </w:r>
+      </w:hyperlink>
+    </w:p>
+    <w:p>
+      <w:pPr>
+        <w:pStyle w:val="ndicedeilustraes"/>
+        <w:tabs>
+          <w:tab w:val="right" w:leader="dot" w:pos="9062"/>
+        </w:tabs>
+        <w:rPr>
+          <w:rFonts w:asciiTheme="minorHAnsi" w:eastAsiaTheme="minorEastAsia" w:hAnsiTheme="minorHAnsi" w:cstheme="minorBidi"/>
+          <w:noProof/>
+          <w:sz w:val="22"/>
+          <w:szCs w:val="22"/>
+        </w:rPr>
+      </w:pPr>
+      <w:hyperlink w:anchor="_Toc230684977" w:history="1">
+        <w:r>
+          <w:rPr>
+            <w:rStyle w:val="Hyperlink"/>
+            <w:noProof/>
+          </w:rPr>
+          <w:t>Figura 29 – Cadastrar Serviço</w:t>
+        </w:r>
+        <w:r>
+          <w:rPr>
+            <w:noProof/>
+            <w:webHidden/>
+          </w:rPr>
+          <w:tab/>
+        </w:r>
+        <w:r>
+          <w:rPr>
+            <w:noProof/>
+            <w:webHidden/>
+          </w:rPr>
+          <w:fldChar w:fldCharType="begin"/>
+        </w:r>
+        <w:r>
+          <w:rPr>
+            <w:noProof/>
+            <w:webHidden/>
+          </w:rPr>
+          <w:instrText xml:space="preserve"> PAGEREF _Toc230684977 \h </w:instrText>
+        </w:r>
+        <w:r>
+          <w:rPr>
+            <w:noProof/>
+            <w:webHidden/>
+          </w:rPr>
+        </w:r>
+        <w:r>
+          <w:rPr>
+            <w:noProof/>
+            <w:webHidden/>
+          </w:rPr>
+          <w:fldChar w:fldCharType="separate"/>
+        </w:r>
+        <w:r>
+          <w:rPr>
+            <w:noProof/>
+            <w:webHidden/>
+          </w:rPr>
+          <w:t>44</w:t>
+        </w:r>
+        <w:r>
+          <w:rPr>
+            <w:noProof/>
+            <w:webHidden/>
+          </w:rPr>
+          <w:fldChar w:fldCharType="end"/>
+        </w:r>
+      </w:hyperlink>
+    </w:p>
+    <w:p>
+      <w:pPr>
+        <w:pStyle w:val="ndicedeilustraes"/>
+        <w:tabs>
+          <w:tab w:val="right" w:leader="dot" w:pos="9062"/>
+        </w:tabs>
+        <w:rPr>
+          <w:rFonts w:asciiTheme="minorHAnsi" w:eastAsiaTheme="minorEastAsia" w:hAnsiTheme="minorHAnsi" w:cstheme="minorBidi"/>
+          <w:noProof/>
+          <w:sz w:val="22"/>
+          <w:szCs w:val="22"/>
+        </w:rPr>
+      </w:pPr>
+      <w:hyperlink w:anchor="_Toc230684978" w:history="1">
+        <w:r>
+          <w:rPr>
+            <w:rStyle w:val="Hyperlink"/>
+            <w:noProof/>
+          </w:rPr>
+          <w:t>Figura 30 – Editar Serviço</w:t>
+        </w:r>
+        <w:r>
+          <w:rPr>
+            <w:noProof/>
+            <w:webHidden/>
+          </w:rPr>
+          <w:tab/>
+        </w:r>
+        <w:r>
+          <w:rPr>
+            <w:noProof/>
+            <w:webHidden/>
+          </w:rPr>
+          <w:fldChar w:fldCharType="begin"/>
+        </w:r>
+        <w:r>
+          <w:rPr>
+            <w:noProof/>
+            <w:webHidden/>
+          </w:rPr>
+          <w:instrText xml:space="preserve"> PAGEREF _Toc230684978 \h </w:instrText>
+        </w:r>
+        <w:r>
+          <w:rPr>
+            <w:noProof/>
+            <w:webHidden/>
+          </w:rPr>
+        </w:r>
+        <w:r>
+          <w:rPr>
+            <w:noProof/>
+            <w:webHidden/>
+          </w:rPr>
+          <w:fldChar w:fldCharType="separate"/>
+        </w:r>
+        <w:r>
+          <w:rPr>
+            <w:noProof/>
+            <w:webHidden/>
+          </w:rPr>
+          <w:t>44</w:t>
+        </w:r>
+        <w:r>
+          <w:rPr>
+            <w:noProof/>
+            <w:webHidden/>
+          </w:rPr>
+          <w:fldChar w:fldCharType="end"/>
+        </w:r>
+      </w:hyperlink>
+    </w:p>
+    <w:p>
+      <w:pPr>
+        <w:pStyle w:val="ndicedeilustraes"/>
+        <w:tabs>
+          <w:tab w:val="right" w:leader="dot" w:pos="9062"/>
+        </w:tabs>
+        <w:rPr>
+          <w:rFonts w:asciiTheme="minorHAnsi" w:eastAsiaTheme="minorEastAsia" w:hAnsiTheme="minorHAnsi" w:cstheme="minorBidi"/>
+          <w:noProof/>
+          <w:sz w:val="22"/>
+          <w:szCs w:val="22"/>
+        </w:rPr>
+      </w:pPr>
+      <w:hyperlink w:anchor="_Toc230684979" w:history="1">
+        <w:r>
+          <w:rPr>
+            <w:rStyle w:val="Hyperlink"/>
+            <w:noProof/>
+          </w:rPr>
+          <w:t>Figura 31 – Excluir Serviço</w:t>
+        </w:r>
+        <w:r>
+          <w:rPr>
+            <w:noProof/>
+            <w:webHidden/>
+          </w:rPr>
+          <w:tab/>
+        </w:r>
+        <w:r>
+          <w:rPr>
+            <w:noProof/>
+            <w:webHidden/>
+          </w:rPr>
+          <w:fldChar w:fldCharType="begin"/>
+        </w:r>
+        <w:r>
+          <w:rPr>
+            <w:noProof/>
+            <w:webHidden/>
+          </w:rPr>
+          <w:instrText xml:space="preserve"> PAGEREF _Toc230684979 \h </w:instrText>
+        </w:r>
+        <w:r>
+          <w:rPr>
+            <w:noProof/>
+            <w:webHidden/>
+          </w:rPr>
+        </w:r>
+        <w:r>
+          <w:rPr>
+            <w:noProof/>
+            <w:webHidden/>
+          </w:rPr>
+          <w:fldChar w:fldCharType="separate"/>
+        </w:r>
+        <w:r>
+          <w:rPr>
+            <w:noProof/>
+            <w:webHidden/>
+          </w:rPr>
+          <w:t>44</w:t>
+        </w:r>
+        <w:r>
+          <w:rPr>
+            <w:noProof/>
+            <w:webHidden/>
+          </w:rPr>
+          <w:fldChar w:fldCharType="end"/>
+        </w:r>
+      </w:hyperlink>
+    </w:p>
+    <w:p>
+      <w:pPr>
+        <w:pStyle w:val="ndicedeilustraes"/>
+        <w:tabs>
+          <w:tab w:val="right" w:leader="dot" w:pos="9062"/>
+        </w:tabs>
+        <w:rPr>
+          <w:rFonts w:asciiTheme="minorHAnsi" w:eastAsiaTheme="minorEastAsia" w:hAnsiTheme="minorHAnsi" w:cstheme="minorBidi"/>
+          <w:noProof/>
+          <w:sz w:val="22"/>
+          <w:szCs w:val="22"/>
+        </w:rPr>
+      </w:pPr>
+      <w:hyperlink w:anchor="_Toc230684980" w:history="1">
+        <w:r>
+          <w:rPr>
+            <w:rStyle w:val="Hyperlink"/>
+            <w:noProof/>
+          </w:rPr>
+          <w:t>Figura 32 – Cadastro Entrada e Saída</w:t>
+        </w:r>
+        <w:r>
+          <w:rPr>
+            <w:noProof/>
+            <w:webHidden/>
+          </w:rPr>
+          <w:tab/>
+        </w:r>
+        <w:r>
+          <w:rPr>
+            <w:noProof/>
+            <w:webHidden/>
+          </w:rPr>
+          <w:fldChar w:fldCharType="begin"/>
+        </w:r>
+        <w:r>
+          <w:rPr>
+            <w:noProof/>
+            <w:webHidden/>
+          </w:rPr>
+          <w:instrText xml:space="preserve"> PAGEREF _Toc230684980 \h </w:instrText>
+        </w:r>
+        <w:r>
+          <w:rPr>
+            <w:noProof/>
+            <w:webHidden/>
+          </w:rPr>
+        </w:r>
+        <w:r>
+          <w:rPr>
+            <w:noProof/>
+            <w:webHidden/>
+          </w:rPr>
+          <w:fldChar w:fldCharType="separate"/>
+        </w:r>
+        <w:r>
+          <w:rPr>
+            <w:noProof/>
+            <w:webHidden/>
+          </w:rPr>
+          <w:t>44</w:t>
+        </w:r>
+        <w:r>
+          <w:rPr>
+            <w:noProof/>
+            <w:webHidden/>
+          </w:rPr>
+          <w:fldChar w:fldCharType="end"/>
+        </w:r>
+      </w:hyperlink>
+    </w:p>
+    <w:p>
+      <w:pPr>
+        <w:pStyle w:val="ndicedeilustraes"/>
+        <w:tabs>
+          <w:tab w:val="right" w:leader="dot" w:pos="9062"/>
+        </w:tabs>
+        <w:rPr>
+          <w:rFonts w:asciiTheme="minorHAnsi" w:eastAsiaTheme="minorEastAsia" w:hAnsiTheme="minorHAnsi" w:cstheme="minorBidi"/>
+          <w:noProof/>
+          <w:sz w:val="22"/>
+          <w:szCs w:val="22"/>
+        </w:rPr>
+      </w:pPr>
+      <w:hyperlink w:anchor="_Toc230684981" w:history="1">
+        <w:r>
+          <w:rPr>
+            <w:rStyle w:val="Hyperlink"/>
+            <w:noProof/>
+          </w:rPr>
+          <w:t>Figura 33 – Editar Entrada e Saída</w:t>
+        </w:r>
+        <w:r>
+          <w:rPr>
+            <w:noProof/>
+            <w:webHidden/>
+          </w:rPr>
+          <w:tab/>
+        </w:r>
+        <w:r>
+          <w:rPr>
+            <w:noProof/>
+            <w:webHidden/>
+          </w:rPr>
+          <w:fldChar w:fldCharType="begin"/>
+        </w:r>
+        <w:r>
+          <w:rPr>
+            <w:noProof/>
+            <w:webHidden/>
+          </w:rPr>
+          <w:instrText xml:space="preserve"> PAGEREF _Toc230684981 \h </w:instrText>
+        </w:r>
+        <w:r>
+          <w:rPr>
+            <w:noProof/>
+            <w:webHidden/>
+          </w:rPr>
+        </w:r>
+        <w:r>
+          <w:rPr>
+            <w:noProof/>
+            <w:webHidden/>
+          </w:rPr>
+          <w:fldChar w:fldCharType="separate"/>
+        </w:r>
+        <w:r>
+          <w:rPr>
+            <w:noProof/>
+            <w:webHidden/>
+          </w:rPr>
+          <w:t>44</w:t>
+        </w:r>
+        <w:r>
+          <w:rPr>
+            <w:noProof/>
+            <w:webHidden/>
+          </w:rPr>
+          <w:fldChar w:fldCharType="end"/>
+        </w:r>
+      </w:hyperlink>
+    </w:p>
+    <w:p>
+      <w:pPr>
+        <w:pStyle w:val="ndicedeilustraes"/>
+        <w:tabs>
+          <w:tab w:val="right" w:leader="dot" w:pos="9062"/>
+        </w:tabs>
+        <w:rPr>
+          <w:rFonts w:asciiTheme="minorHAnsi" w:eastAsiaTheme="minorEastAsia" w:hAnsiTheme="minorHAnsi" w:cstheme="minorBidi"/>
+          <w:noProof/>
+          <w:sz w:val="22"/>
+          <w:szCs w:val="22"/>
+        </w:rPr>
+      </w:pPr>
+      <w:hyperlink w:anchor="_Toc230684982" w:history="1">
+        <w:r>
+          <w:rPr>
+            <w:rStyle w:val="Hyperlink"/>
+            <w:noProof/>
+          </w:rPr>
+          <w:t>Figura 34 – Excluir Entrada e Saída</w:t>
+        </w:r>
+        <w:r>
+          <w:rPr>
+            <w:noProof/>
+            <w:webHidden/>
+          </w:rPr>
+          <w:tab/>
+        </w:r>
+        <w:r>
+          <w:rPr>
+            <w:noProof/>
+            <w:webHidden/>
+          </w:rPr>
+          <w:fldChar w:fldCharType="begin"/>
+        </w:r>
+        <w:r>
+          <w:rPr>
+            <w:noProof/>
+            <w:webHidden/>
+          </w:rPr>
+          <w:instrText xml:space="preserve"> PAGEREF _Toc230684982 \h </w:instrText>
+        </w:r>
+        <w:r>
+          <w:rPr>
+            <w:noProof/>
+            <w:webHidden/>
+          </w:rPr>
+        </w:r>
+        <w:r>
+          <w:rPr>
+            <w:noProof/>
+            <w:webHidden/>
+          </w:rPr>
+          <w:fldChar w:fldCharType="separate"/>
+        </w:r>
+        <w:r>
+          <w:rPr>
+            <w:noProof/>
+            <w:webHidden/>
+          </w:rPr>
+          <w:t>44</w:t>
+        </w:r>
+        <w:r>
+          <w:rPr>
+            <w:noProof/>
+            <w:webHidden/>
+          </w:rPr>
+          <w:fldChar w:fldCharType="end"/>
+        </w:r>
+      </w:hyperlink>
+    </w:p>
+    <w:p>
+      <w:pPr>
+        <w:pStyle w:val="ndicedeilustraes"/>
+        <w:tabs>
+          <w:tab w:val="right" w:leader="dot" w:pos="9062"/>
+        </w:tabs>
+        <w:rPr>
+          <w:rFonts w:asciiTheme="minorHAnsi" w:eastAsiaTheme="minorEastAsia" w:hAnsiTheme="minorHAnsi" w:cstheme="minorBidi"/>
+          <w:noProof/>
+          <w:sz w:val="22"/>
+          <w:szCs w:val="22"/>
+        </w:rPr>
+      </w:pPr>
+      <w:hyperlink w:anchor="_Toc230684983" w:history="1">
+        <w:r>
+          <w:rPr>
+            <w:rStyle w:val="Hyperlink"/>
+            <w:noProof/>
+          </w:rPr>
+          <w:t>Figura 35 – Movimentações Diárias</w:t>
+        </w:r>
+        <w:r>
+          <w:rPr>
+            <w:noProof/>
+            <w:webHidden/>
+          </w:rPr>
+          <w:tab/>
+        </w:r>
+        <w:r>
+          <w:rPr>
+            <w:noProof/>
+            <w:webHidden/>
+          </w:rPr>
+          <w:fldChar w:fldCharType="begin"/>
+        </w:r>
+        <w:r>
+          <w:rPr>
+            <w:noProof/>
+            <w:webHidden/>
+          </w:rPr>
+          <w:instrText xml:space="preserve"> PAGEREF _Toc230684983 \h </w:instrText>
+        </w:r>
+        <w:r>
+          <w:rPr>
+            <w:noProof/>
+            <w:webHidden/>
+          </w:rPr>
+        </w:r>
+        <w:r>
+          <w:rPr>
+            <w:noProof/>
+            <w:webHidden/>
+          </w:rPr>
+          <w:fldChar w:fldCharType="separate"/>
+        </w:r>
+        <w:r>
+          <w:rPr>
+            <w:noProof/>
+            <w:webHidden/>
+          </w:rPr>
+          <w:t>44</w:t>
+        </w:r>
+        <w:r>
+          <w:rPr>
+            <w:noProof/>
+            <w:webHidden/>
+          </w:rPr>
+          <w:fldChar w:fldCharType="end"/>
+        </w:r>
+      </w:hyperlink>
+    </w:p>
+    <w:p>
+      <w:pPr>
+        <w:pStyle w:val="ndicedeilustraes"/>
+        <w:tabs>
+          <w:tab w:val="right" w:leader="dot" w:pos="9062"/>
+        </w:tabs>
+        <w:rPr>
+          <w:rFonts w:asciiTheme="minorHAnsi" w:eastAsiaTheme="minorEastAsia" w:hAnsiTheme="minorHAnsi" w:cstheme="minorBidi"/>
+          <w:noProof/>
+          <w:sz w:val="22"/>
+          <w:szCs w:val="22"/>
+        </w:rPr>
+      </w:pPr>
+      <w:hyperlink w:anchor="_Toc230684984" w:history="1">
+        <w:r>
+          <w:rPr>
+            <w:rStyle w:val="Hyperlink"/>
+            <w:noProof/>
+          </w:rPr>
+          <w:t>Figura 36 – Movimentações Semanais</w:t>
+        </w:r>
+        <w:r>
+          <w:rPr>
+            <w:noProof/>
+            <w:webHidden/>
+          </w:rPr>
+          <w:tab/>
+        </w:r>
+        <w:r>
+          <w:rPr>
+            <w:noProof/>
+            <w:webHidden/>
+          </w:rPr>
+          <w:fldChar w:fldCharType="begin"/>
+        </w:r>
+        <w:r>
+          <w:rPr>
+            <w:noProof/>
+            <w:webHidden/>
+          </w:rPr>
+          <w:instrText xml:space="preserve"> PAGEREF _Toc230684984 \h </w:instrText>
+        </w:r>
+        <w:r>
+          <w:rPr>
+            <w:noProof/>
+            <w:webHidden/>
+          </w:rPr>
+        </w:r>
+        <w:r>
+          <w:rPr>
+            <w:noProof/>
+            <w:webHidden/>
+          </w:rPr>
+          <w:fldChar w:fldCharType="separate"/>
+        </w:r>
+        <w:r>
+          <w:rPr>
+            <w:noProof/>
+            <w:webHidden/>
+          </w:rPr>
+          <w:t>45</w:t>
+        </w:r>
+        <w:r>
+          <w:rPr>
+            <w:noProof/>
+            <w:webHidden/>
+          </w:rPr>
+          <w:fldChar w:fldCharType="end"/>
+        </w:r>
+      </w:hyperlink>
+    </w:p>
+    <w:p>
+      <w:pPr>
+        <w:pStyle w:val="ndicedeilustraes"/>
+        <w:tabs>
+          <w:tab w:val="right" w:leader="dot" w:pos="9062"/>
+        </w:tabs>
+        <w:rPr>
+          <w:rFonts w:asciiTheme="minorHAnsi" w:eastAsiaTheme="minorEastAsia" w:hAnsiTheme="minorHAnsi" w:cstheme="minorBidi"/>
+          <w:noProof/>
+          <w:sz w:val="22"/>
+          <w:szCs w:val="22"/>
+        </w:rPr>
+      </w:pPr>
+      <w:hyperlink w:anchor="_Toc230684985" w:history="1">
+        <w:r>
+          <w:rPr>
+            <w:rStyle w:val="Hyperlink"/>
+            <w:noProof/>
+          </w:rPr>
+          <w:t>Figura 37 – Movimentações Mensais</w:t>
+        </w:r>
+        <w:r>
+          <w:rPr>
+            <w:noProof/>
+            <w:webHidden/>
+          </w:rPr>
+          <w:tab/>
+        </w:r>
+        <w:r>
+          <w:rPr>
+            <w:noProof/>
+            <w:webHidden/>
+          </w:rPr>
+          <w:fldChar w:fldCharType="begin"/>
+        </w:r>
+        <w:r>
+          <w:rPr>
+            <w:noProof/>
+            <w:webHidden/>
+          </w:rPr>
+          <w:instrText xml:space="preserve"> PAGEREF _Toc230684985 \h </w:instrText>
+        </w:r>
+        <w:r>
+          <w:rPr>
+            <w:noProof/>
+            <w:webHidden/>
+          </w:rPr>
+        </w:r>
+        <w:r>
+          <w:rPr>
+            <w:noProof/>
+            <w:webHidden/>
+          </w:rPr>
+          <w:fldChar w:fldCharType="separate"/>
+        </w:r>
+        <w:r>
+          <w:rPr>
+            <w:noProof/>
+            <w:webHidden/>
+          </w:rPr>
+          <w:t>45</w:t>
+        </w:r>
+        <w:r>
+          <w:rPr>
+            <w:noProof/>
+            <w:webHidden/>
+          </w:rPr>
+          <w:fldChar w:fldCharType="end"/>
+        </w:r>
+      </w:hyperlink>
+    </w:p>
+    <w:p>
+      <w:pPr>
+        <w:pStyle w:val="ndicedeilustraes"/>
+        <w:tabs>
+          <w:tab w:val="right" w:leader="dot" w:pos="9062"/>
+        </w:tabs>
+        <w:rPr>
+          <w:rFonts w:asciiTheme="minorHAnsi" w:eastAsiaTheme="minorEastAsia" w:hAnsiTheme="minorHAnsi" w:cstheme="minorBidi"/>
+          <w:noProof/>
+          <w:sz w:val="22"/>
+          <w:szCs w:val="22"/>
+        </w:rPr>
+      </w:pPr>
+      <w:hyperlink w:anchor="_Toc230684986" w:history="1">
+        <w:r>
+          <w:rPr>
+            <w:rStyle w:val="Hyperlink"/>
+            <w:noProof/>
+          </w:rPr>
+          <w:t>Figura 38 – Resumos Diários</w:t>
+        </w:r>
+        <w:r>
+          <w:rPr>
+            <w:noProof/>
+            <w:webHidden/>
+          </w:rPr>
+          <w:tab/>
+        </w:r>
+        <w:r>
+          <w:rPr>
+            <w:noProof/>
+            <w:webHidden/>
+          </w:rPr>
+          <w:fldChar w:fldCharType="begin"/>
+        </w:r>
+        <w:r>
+          <w:rPr>
+            <w:noProof/>
+            <w:webHidden/>
+          </w:rPr>
+          <w:instrText xml:space="preserve"> PAGEREF _Toc230684986 \h </w:instrText>
+        </w:r>
+        <w:r>
+          <w:rPr>
+            <w:noProof/>
+            <w:webHidden/>
+          </w:rPr>
+        </w:r>
+        <w:r>
+          <w:rPr>
+            <w:noProof/>
+            <w:webHidden/>
+          </w:rPr>
+          <w:fldChar w:fldCharType="separate"/>
+        </w:r>
+        <w:r>
+          <w:rPr>
+            <w:noProof/>
+            <w:webHidden/>
+          </w:rPr>
+          <w:t>46</w:t>
+        </w:r>
+        <w:r>
+          <w:rPr>
+            <w:noProof/>
+            <w:webHidden/>
+          </w:rPr>
+          <w:fldChar w:fldCharType="end"/>
+        </w:r>
+      </w:hyperlink>
+    </w:p>
+    <w:p>
+      <w:pPr>
+        <w:pStyle w:val="ndicedeilustraes"/>
+        <w:tabs>
+          <w:tab w:val="right" w:leader="dot" w:pos="9062"/>
+        </w:tabs>
+        <w:rPr>
+          <w:rFonts w:asciiTheme="minorHAnsi" w:eastAsiaTheme="minorEastAsia" w:hAnsiTheme="minorHAnsi" w:cstheme="minorBidi"/>
+          <w:noProof/>
+          <w:sz w:val="22"/>
+          <w:szCs w:val="22"/>
+        </w:rPr>
+      </w:pPr>
+      <w:hyperlink w:anchor="_Toc230684987" w:history="1">
+        <w:r>
+          <w:rPr>
+            <w:rStyle w:val="Hyperlink"/>
+            <w:noProof/>
+          </w:rPr>
+          <w:t>Figura 39 – Resumos Semanais</w:t>
+        </w:r>
+        <w:r>
+          <w:rPr>
+            <w:noProof/>
+            <w:webHidden/>
+          </w:rPr>
+          <w:tab/>
+        </w:r>
+        <w:r>
+          <w:rPr>
+            <w:noProof/>
+            <w:webHidden/>
+          </w:rPr>
+          <w:fldChar w:fldCharType="begin"/>
+        </w:r>
+        <w:r>
+          <w:rPr>
+            <w:noProof/>
+            <w:webHidden/>
+          </w:rPr>
+          <w:instrText xml:space="preserve"> PAGEREF _Toc230684987 \h </w:instrText>
+        </w:r>
+        <w:r>
+          <w:rPr>
+            <w:noProof/>
+            <w:webHidden/>
+          </w:rPr>
+        </w:r>
+        <w:r>
+          <w:rPr>
+            <w:noProof/>
+            <w:webHidden/>
+          </w:rPr>
+          <w:fldChar w:fldCharType="separate"/>
+        </w:r>
+        <w:r>
+          <w:rPr>
+            <w:noProof/>
+            <w:webHidden/>
+          </w:rPr>
+          <w:t>46</w:t>
+        </w:r>
+        <w:r>
+          <w:rPr>
+            <w:noProof/>
+            <w:webHidden/>
+          </w:rPr>
+          <w:fldChar w:fldCharType="end"/>
+        </w:r>
+      </w:hyperlink>
+    </w:p>
+    <w:p>
+      <w:pPr>
+        <w:pStyle w:val="ndicedeilustraes"/>
+        <w:tabs>
+          <w:tab w:val="right" w:leader="dot" w:pos="9062"/>
+        </w:tabs>
+        <w:rPr>
+          <w:rFonts w:asciiTheme="minorHAnsi" w:eastAsiaTheme="minorEastAsia" w:hAnsiTheme="minorHAnsi" w:cstheme="minorBidi"/>
+          <w:noProof/>
+          <w:sz w:val="22"/>
+          <w:szCs w:val="22"/>
+        </w:rPr>
+      </w:pPr>
+      <w:hyperlink w:anchor="_Toc230684988" w:history="1">
+        <w:r>
+          <w:rPr>
+            <w:rStyle w:val="Hyperlink"/>
+            <w:noProof/>
+          </w:rPr>
+          <w:t>Figura 40 – Resumos Mensais</w:t>
+        </w:r>
+        <w:r>
+          <w:rPr>
+            <w:noProof/>
+            <w:webHidden/>
+          </w:rPr>
+          <w:tab/>
+        </w:r>
+        <w:r>
+          <w:rPr>
+            <w:noProof/>
+            <w:webHidden/>
+          </w:rPr>
+          <w:fldChar w:fldCharType="begin"/>
+        </w:r>
+        <w:r>
+          <w:rPr>
+            <w:noProof/>
+            <w:webHidden/>
+          </w:rPr>
+          <w:instrText xml:space="preserve"> PAGEREF _Toc230684988 \h </w:instrText>
+        </w:r>
+        <w:r>
+          <w:rPr>
+            <w:noProof/>
+            <w:webHidden/>
+          </w:rPr>
+        </w:r>
+        <w:r>
+          <w:rPr>
+            <w:noProof/>
+            <w:webHidden/>
+          </w:rPr>
+          <w:fldChar w:fldCharType="separate"/>
+        </w:r>
+        <w:r>
+          <w:rPr>
+            <w:noProof/>
+            <w:webHidden/>
+          </w:rPr>
+          <w:t>47</w:t>
+        </w:r>
+        <w:r>
+          <w:rPr>
+            <w:noProof/>
+            <w:webHidden/>
+          </w:rPr>
+          <w:fldChar w:fldCharType="end"/>
+        </w:r>
+      </w:hyperlink>
+    </w:p>
+    <w:p>
+      <w:pPr>
+        <w:pStyle w:val="ndicedeilustraes"/>
+        <w:tabs>
+          <w:tab w:val="right" w:leader="dot" w:pos="9062"/>
+        </w:tabs>
+        <w:rPr>
+          <w:rFonts w:asciiTheme="minorHAnsi" w:eastAsiaTheme="minorEastAsia" w:hAnsiTheme="minorHAnsi" w:cstheme="minorBidi"/>
+          <w:noProof/>
+          <w:sz w:val="22"/>
+          <w:szCs w:val="22"/>
+        </w:rPr>
+      </w:pPr>
+      <w:hyperlink w:anchor="_Toc230684989" w:history="1">
+        <w:r>
+          <w:rPr>
+            <w:rStyle w:val="Hyperlink"/>
+            <w:noProof/>
+          </w:rPr>
+          <w:t>Figura 41 – Editar Perfil</w:t>
+        </w:r>
+        <w:r>
+          <w:rPr>
+            <w:noProof/>
+            <w:webHidden/>
+          </w:rPr>
+          <w:tab/>
+        </w:r>
+        <w:r>
+          <w:rPr>
+            <w:noProof/>
+            <w:webHidden/>
+          </w:rPr>
+          <w:fldChar w:fldCharType="begin"/>
+        </w:r>
+        <w:r>
+          <w:rPr>
+            <w:noProof/>
+            <w:webHidden/>
+          </w:rPr>
+          <w:instrText xml:space="preserve"> PAGEREF _Toc230684989 \h </w:instrText>
+        </w:r>
+        <w:r>
+          <w:rPr>
+            <w:noProof/>
+            <w:webHidden/>
+          </w:rPr>
+        </w:r>
+        <w:r>
+          <w:rPr>
+            <w:noProof/>
+            <w:webHidden/>
+          </w:rPr>
+          <w:fldChar w:fldCharType="separate"/>
+        </w:r>
+        <w:r>
+          <w:rPr>
+            <w:noProof/>
+            <w:webHidden/>
+          </w:rPr>
+          <w:t>47</w:t>
         </w:r>
         <w:r>
           <w:rPr>
@@ -1886,6 +3945,8 @@
         </w:rPr>
         <w:br w:type="page"/>
       </w:r>
+      <w:bookmarkStart w:id="0" w:name="_GoBack"/>
+      <w:bookmarkEnd w:id="0"/>
     </w:p>
     <w:p>
       <w:pPr>
@@ -1978,7 +4039,7 @@
           <w:r>
             <w:fldChar w:fldCharType="separate"/>
           </w:r>
-          <w:hyperlink w:anchor="_Toc227225887" w:history="1">
+          <w:hyperlink w:anchor="_Toc230680846" w:history="1">
             <w:r>
               <w:rPr>
                 <w:rStyle w:val="Hyperlink"/>
@@ -2024,7 +4085,7 @@
                 <w:noProof/>
                 <w:webHidden/>
               </w:rPr>
-              <w:instrText xml:space="preserve"> PAGEREF _Toc227225887 \h </w:instrText>
+              <w:instrText xml:space="preserve"> PAGEREF _Toc230680846 \h </w:instrText>
             </w:r>
             <w:r>
               <w:rPr>
@@ -2070,7 +4131,7 @@
               <w:szCs w:val="22"/>
             </w:rPr>
           </w:pPr>
-          <w:hyperlink w:anchor="_Toc227225888" w:history="1">
+          <w:hyperlink w:anchor="_Toc230680847" w:history="1">
             <w:r>
               <w:rPr>
                 <w:rStyle w:val="Hyperlink"/>
@@ -2114,7 +4175,7 @@
                 <w:noProof/>
                 <w:webHidden/>
               </w:rPr>
-              <w:instrText xml:space="preserve"> PAGEREF _Toc227225888 \h </w:instrText>
+              <w:instrText xml:space="preserve"> PAGEREF _Toc230680847 \h </w:instrText>
             </w:r>
             <w:r>
               <w:rPr>
@@ -2160,7 +4221,7 @@
               <w:szCs w:val="22"/>
             </w:rPr>
           </w:pPr>
-          <w:hyperlink w:anchor="_Toc227225889" w:history="1">
+          <w:hyperlink w:anchor="_Toc230680848" w:history="1">
             <w:r>
               <w:rPr>
                 <w:rStyle w:val="Hyperlink"/>
@@ -2204,7 +4265,7 @@
                 <w:noProof/>
                 <w:webHidden/>
               </w:rPr>
-              <w:instrText xml:space="preserve"> PAGEREF _Toc227225889 \h </w:instrText>
+              <w:instrText xml:space="preserve"> PAGEREF _Toc230680848 \h </w:instrText>
             </w:r>
             <w:r>
               <w:rPr>
@@ -2250,7 +4311,7 @@
               <w:szCs w:val="22"/>
             </w:rPr>
           </w:pPr>
-          <w:hyperlink w:anchor="_Toc227225890" w:history="1">
+          <w:hyperlink w:anchor="_Toc230680849" w:history="1">
             <w:r>
               <w:rPr>
                 <w:rStyle w:val="Hyperlink"/>
@@ -2294,7 +4355,7 @@
                 <w:noProof/>
                 <w:webHidden/>
               </w:rPr>
-              <w:instrText xml:space="preserve"> PAGEREF _Toc227225890 \h </w:instrText>
+              <w:instrText xml:space="preserve"> PAGEREF _Toc230680849 \h </w:instrText>
             </w:r>
             <w:r>
               <w:rPr>
@@ -2342,7 +4403,7 @@
               <w:szCs w:val="22"/>
             </w:rPr>
           </w:pPr>
-          <w:hyperlink w:anchor="_Toc227225891" w:history="1">
+          <w:hyperlink w:anchor="_Toc230680850" w:history="1">
             <w:r>
               <w:rPr>
                 <w:rStyle w:val="Hyperlink"/>
@@ -2388,7 +4449,7 @@
                 <w:noProof/>
                 <w:webHidden/>
               </w:rPr>
-              <w:instrText xml:space="preserve"> PAGEREF _Toc227225891 \h </w:instrText>
+              <w:instrText xml:space="preserve"> PAGEREF _Toc230680850 \h </w:instrText>
             </w:r>
             <w:r>
               <w:rPr>
@@ -2434,7 +4495,7 @@
               <w:szCs w:val="22"/>
             </w:rPr>
           </w:pPr>
-          <w:hyperlink w:anchor="_Toc227225892" w:history="1">
+          <w:hyperlink w:anchor="_Toc230680851" w:history="1">
             <w:r>
               <w:rPr>
                 <w:rStyle w:val="Hyperlink"/>
@@ -2478,7 +4539,7 @@
                 <w:noProof/>
                 <w:webHidden/>
               </w:rPr>
-              <w:instrText xml:space="preserve"> PAGEREF _Toc227225892 \h </w:instrText>
+              <w:instrText xml:space="preserve"> PAGEREF _Toc230680851 \h </w:instrText>
             </w:r>
             <w:r>
               <w:rPr>
@@ -2524,7 +4585,7 @@
               <w:szCs w:val="22"/>
             </w:rPr>
           </w:pPr>
-          <w:hyperlink w:anchor="_Toc227225893" w:history="1">
+          <w:hyperlink w:anchor="_Toc230680852" w:history="1">
             <w:r>
               <w:rPr>
                 <w:rStyle w:val="Hyperlink"/>
@@ -2568,7 +4629,7 @@
                 <w:noProof/>
                 <w:webHidden/>
               </w:rPr>
-              <w:instrText xml:space="preserve"> PAGEREF _Toc227225893 \h </w:instrText>
+              <w:instrText xml:space="preserve"> PAGEREF _Toc230680852 \h </w:instrText>
             </w:r>
             <w:r>
               <w:rPr>
@@ -2616,7 +4677,7 @@
               <w:szCs w:val="22"/>
             </w:rPr>
           </w:pPr>
-          <w:hyperlink w:anchor="_Toc227225894" w:history="1">
+          <w:hyperlink w:anchor="_Toc230680853" w:history="1">
             <w:r>
               <w:rPr>
                 <w:rStyle w:val="Hyperlink"/>
@@ -2662,7 +4723,7 @@
                 <w:noProof/>
                 <w:webHidden/>
               </w:rPr>
-              <w:instrText xml:space="preserve"> PAGEREF _Toc227225894 \h </w:instrText>
+              <w:instrText xml:space="preserve"> PAGEREF _Toc230680853 \h </w:instrText>
             </w:r>
             <w:r>
               <w:rPr>
@@ -2708,7 +4769,7 @@
               <w:szCs w:val="22"/>
             </w:rPr>
           </w:pPr>
-          <w:hyperlink w:anchor="_Toc227225895" w:history="1">
+          <w:hyperlink w:anchor="_Toc230680854" w:history="1">
             <w:r>
               <w:rPr>
                 <w:rStyle w:val="Hyperlink"/>
@@ -2752,7 +4813,7 @@
                 <w:noProof/>
                 <w:webHidden/>
               </w:rPr>
-              <w:instrText xml:space="preserve"> PAGEREF _Toc227225895 \h </w:instrText>
+              <w:instrText xml:space="preserve"> PAGEREF _Toc230680854 \h </w:instrText>
             </w:r>
             <w:r>
               <w:rPr>
@@ -2798,7 +4859,7 @@
               <w:szCs w:val="22"/>
             </w:rPr>
           </w:pPr>
-          <w:hyperlink w:anchor="_Toc227225896" w:history="1">
+          <w:hyperlink w:anchor="_Toc230680855" w:history="1">
             <w:r>
               <w:rPr>
                 <w:rStyle w:val="Hyperlink"/>
@@ -2842,7 +4903,7 @@
                 <w:noProof/>
                 <w:webHidden/>
               </w:rPr>
-              <w:instrText xml:space="preserve"> PAGEREF _Toc227225896 \h </w:instrText>
+              <w:instrText xml:space="preserve"> PAGEREF _Toc230680855 \h </w:instrText>
             </w:r>
             <w:r>
               <w:rPr>
@@ -2888,7 +4949,7 @@
               <w:szCs w:val="22"/>
             </w:rPr>
           </w:pPr>
-          <w:hyperlink w:anchor="_Toc227225897" w:history="1">
+          <w:hyperlink w:anchor="_Toc230680856" w:history="1">
             <w:r>
               <w:rPr>
                 <w:rStyle w:val="Hyperlink"/>
@@ -2938,7 +4999,7 @@
                 <w:noProof/>
                 <w:webHidden/>
               </w:rPr>
-              <w:instrText xml:space="preserve"> PAGEREF _Toc227225897 \h </w:instrText>
+              <w:instrText xml:space="preserve"> PAGEREF _Toc230680856 \h </w:instrText>
             </w:r>
             <w:r>
               <w:rPr>
@@ -2984,7 +5045,7 @@
               <w:szCs w:val="22"/>
             </w:rPr>
           </w:pPr>
-          <w:hyperlink w:anchor="_Toc227225898" w:history="1">
+          <w:hyperlink w:anchor="_Toc230680857" w:history="1">
             <w:r>
               <w:rPr>
                 <w:rStyle w:val="Hyperlink"/>
@@ -3042,7 +5103,7 @@
                 <w:noProof/>
                 <w:webHidden/>
               </w:rPr>
-              <w:instrText xml:space="preserve"> PAGEREF _Toc227225898 \h </w:instrText>
+              <w:instrText xml:space="preserve"> PAGEREF _Toc230680857 \h </w:instrText>
             </w:r>
             <w:r>
               <w:rPr>
@@ -3088,7 +5149,7 @@
               <w:szCs w:val="22"/>
             </w:rPr>
           </w:pPr>
-          <w:hyperlink w:anchor="_Toc227225899" w:history="1">
+          <w:hyperlink w:anchor="_Toc230680858" w:history="1">
             <w:r>
               <w:rPr>
                 <w:rStyle w:val="Hyperlink"/>
@@ -3138,7 +5199,7 @@
                 <w:noProof/>
                 <w:webHidden/>
               </w:rPr>
-              <w:instrText xml:space="preserve"> PAGEREF _Toc227225899 \h </w:instrText>
+              <w:instrText xml:space="preserve"> PAGEREF _Toc230680858 \h </w:instrText>
             </w:r>
             <w:r>
               <w:rPr>
@@ -3184,7 +5245,7 @@
               <w:szCs w:val="22"/>
             </w:rPr>
           </w:pPr>
-          <w:hyperlink w:anchor="_Toc227225900" w:history="1">
+          <w:hyperlink w:anchor="_Toc230680859" w:history="1">
             <w:r>
               <w:rPr>
                 <w:rStyle w:val="Hyperlink"/>
@@ -3234,7 +5295,7 @@
                 <w:noProof/>
                 <w:webHidden/>
               </w:rPr>
-              <w:instrText xml:space="preserve"> PAGEREF _Toc227225900 \h </w:instrText>
+              <w:instrText xml:space="preserve"> PAGEREF _Toc230680859 \h </w:instrText>
             </w:r>
             <w:r>
               <w:rPr>
@@ -3280,7 +5341,7 @@
               <w:szCs w:val="22"/>
             </w:rPr>
           </w:pPr>
-          <w:hyperlink w:anchor="_Toc227225901" w:history="1">
+          <w:hyperlink w:anchor="_Toc230680860" w:history="1">
             <w:r>
               <w:rPr>
                 <w:rStyle w:val="Hyperlink"/>
@@ -3330,7 +5391,7 @@
                 <w:noProof/>
                 <w:webHidden/>
               </w:rPr>
-              <w:instrText xml:space="preserve"> PAGEREF _Toc227225901 \h </w:instrText>
+              <w:instrText xml:space="preserve"> PAGEREF _Toc230680860 \h </w:instrText>
             </w:r>
             <w:r>
               <w:rPr>
@@ -3376,7 +5437,7 @@
               <w:szCs w:val="22"/>
             </w:rPr>
           </w:pPr>
-          <w:hyperlink w:anchor="_Toc227225902" w:history="1">
+          <w:hyperlink w:anchor="_Toc230680861" w:history="1">
             <w:r>
               <w:rPr>
                 <w:rStyle w:val="Hyperlink"/>
@@ -3426,7 +5487,7 @@
                 <w:noProof/>
                 <w:webHidden/>
               </w:rPr>
-              <w:instrText xml:space="preserve"> PAGEREF _Toc227225902 \h </w:instrText>
+              <w:instrText xml:space="preserve"> PAGEREF _Toc230680861 \h </w:instrText>
             </w:r>
             <w:r>
               <w:rPr>
@@ -3472,7 +5533,7 @@
               <w:szCs w:val="22"/>
             </w:rPr>
           </w:pPr>
-          <w:hyperlink w:anchor="_Toc227225903" w:history="1">
+          <w:hyperlink w:anchor="_Toc230680862" w:history="1">
             <w:r>
               <w:rPr>
                 <w:rStyle w:val="Hyperlink"/>
@@ -3522,7 +5583,7 @@
                 <w:noProof/>
                 <w:webHidden/>
               </w:rPr>
-              <w:instrText xml:space="preserve"> PAGEREF _Toc227225903 \h </w:instrText>
+              <w:instrText xml:space="preserve"> PAGEREF _Toc230680862 \h </w:instrText>
             </w:r>
             <w:r>
               <w:rPr>
@@ -3568,7 +5629,7 @@
               <w:szCs w:val="22"/>
             </w:rPr>
           </w:pPr>
-          <w:hyperlink w:anchor="_Toc227225904" w:history="1">
+          <w:hyperlink w:anchor="_Toc230680863" w:history="1">
             <w:r>
               <w:rPr>
                 <w:rStyle w:val="Hyperlink"/>
@@ -3618,7 +5679,7 @@
                 <w:noProof/>
                 <w:webHidden/>
               </w:rPr>
-              <w:instrText xml:space="preserve"> PAGEREF _Toc227225904 \h </w:instrText>
+              <w:instrText xml:space="preserve"> PAGEREF _Toc230680863 \h </w:instrText>
             </w:r>
             <w:r>
               <w:rPr>
@@ -3664,7 +5725,7 @@
               <w:szCs w:val="22"/>
             </w:rPr>
           </w:pPr>
-          <w:hyperlink w:anchor="_Toc227225905" w:history="1">
+          <w:hyperlink w:anchor="_Toc230680864" w:history="1">
             <w:r>
               <w:rPr>
                 <w:rStyle w:val="Hyperlink"/>
@@ -3722,7 +5783,7 @@
                 <w:noProof/>
                 <w:webHidden/>
               </w:rPr>
-              <w:instrText xml:space="preserve"> PAGEREF _Toc227225905 \h </w:instrText>
+              <w:instrText xml:space="preserve"> PAGEREF _Toc230680864 \h </w:instrText>
             </w:r>
             <w:r>
               <w:rPr>
@@ -3768,7 +5829,7 @@
               <w:szCs w:val="22"/>
             </w:rPr>
           </w:pPr>
-          <w:hyperlink w:anchor="_Toc227225906" w:history="1">
+          <w:hyperlink w:anchor="_Toc230680865" w:history="1">
             <w:r>
               <w:rPr>
                 <w:rStyle w:val="Hyperlink"/>
@@ -3826,7 +5887,7 @@
                 <w:noProof/>
                 <w:webHidden/>
               </w:rPr>
-              <w:instrText xml:space="preserve"> PAGEREF _Toc227225906 \h </w:instrText>
+              <w:instrText xml:space="preserve"> PAGEREF _Toc230680865 \h </w:instrText>
             </w:r>
             <w:r>
               <w:rPr>
@@ -3872,7 +5933,7 @@
               <w:szCs w:val="22"/>
             </w:rPr>
           </w:pPr>
-          <w:hyperlink w:anchor="_Toc227225907" w:history="1">
+          <w:hyperlink w:anchor="_Toc230680866" w:history="1">
             <w:r>
               <w:rPr>
                 <w:rStyle w:val="Hyperlink"/>
@@ -3922,7 +5983,7 @@
                 <w:noProof/>
                 <w:webHidden/>
               </w:rPr>
-              <w:instrText xml:space="preserve"> PAGEREF _Toc227225907 \h </w:instrText>
+              <w:instrText xml:space="preserve"> PAGEREF _Toc230680866 \h </w:instrText>
             </w:r>
             <w:r>
               <w:rPr>
@@ -3968,7 +6029,7 @@
               <w:szCs w:val="22"/>
             </w:rPr>
           </w:pPr>
-          <w:hyperlink w:anchor="_Toc227225908" w:history="1">
+          <w:hyperlink w:anchor="_Toc230680867" w:history="1">
             <w:r>
               <w:rPr>
                 <w:rStyle w:val="Hyperlink"/>
@@ -4018,7 +6079,7 @@
                 <w:noProof/>
                 <w:webHidden/>
               </w:rPr>
-              <w:instrText xml:space="preserve"> PAGEREF _Toc227225908 \h </w:instrText>
+              <w:instrText xml:space="preserve"> PAGEREF _Toc230680867 \h </w:instrText>
             </w:r>
             <w:r>
               <w:rPr>
@@ -4064,7 +6125,7 @@
               <w:szCs w:val="22"/>
             </w:rPr>
           </w:pPr>
-          <w:hyperlink w:anchor="_Toc227225909" w:history="1">
+          <w:hyperlink w:anchor="_Toc230680868" w:history="1">
             <w:r>
               <w:rPr>
                 <w:rStyle w:val="Hyperlink"/>
@@ -4114,7 +6175,7 @@
                 <w:noProof/>
                 <w:webHidden/>
               </w:rPr>
-              <w:instrText xml:space="preserve"> PAGEREF _Toc227225909 \h </w:instrText>
+              <w:instrText xml:space="preserve"> PAGEREF _Toc230680868 \h </w:instrText>
             </w:r>
             <w:r>
               <w:rPr>
@@ -4160,7 +6221,7 @@
               <w:szCs w:val="22"/>
             </w:rPr>
           </w:pPr>
-          <w:hyperlink w:anchor="_Toc227225910" w:history="1">
+          <w:hyperlink w:anchor="_Toc230680869" w:history="1">
             <w:r>
               <w:rPr>
                 <w:rStyle w:val="Hyperlink"/>
@@ -4210,7 +6271,7 @@
                 <w:noProof/>
                 <w:webHidden/>
               </w:rPr>
-              <w:instrText xml:space="preserve"> PAGEREF _Toc227225910 \h </w:instrText>
+              <w:instrText xml:space="preserve"> PAGEREF _Toc230680869 \h </w:instrText>
             </w:r>
             <w:r>
               <w:rPr>
@@ -4256,7 +6317,7 @@
               <w:szCs w:val="22"/>
             </w:rPr>
           </w:pPr>
-          <w:hyperlink w:anchor="_Toc227225911" w:history="1">
+          <w:hyperlink w:anchor="_Toc230680870" w:history="1">
             <w:r>
               <w:rPr>
                 <w:rStyle w:val="Hyperlink"/>
@@ -4314,7 +6375,7 @@
                 <w:noProof/>
                 <w:webHidden/>
               </w:rPr>
-              <w:instrText xml:space="preserve"> PAGEREF _Toc227225911 \h </w:instrText>
+              <w:instrText xml:space="preserve"> PAGEREF _Toc230680870 \h </w:instrText>
             </w:r>
             <w:r>
               <w:rPr>
@@ -4360,7 +6421,7 @@
               <w:szCs w:val="22"/>
             </w:rPr>
           </w:pPr>
-          <w:hyperlink w:anchor="_Toc227225912" w:history="1">
+          <w:hyperlink w:anchor="_Toc230680871" w:history="1">
             <w:r>
               <w:rPr>
                 <w:rStyle w:val="Hyperlink"/>
@@ -4410,7 +6471,7 @@
                 <w:noProof/>
                 <w:webHidden/>
               </w:rPr>
-              <w:instrText xml:space="preserve"> PAGEREF _Toc227225912 \h </w:instrText>
+              <w:instrText xml:space="preserve"> PAGEREF _Toc230680871 \h </w:instrText>
             </w:r>
             <w:r>
               <w:rPr>
@@ -4456,7 +6517,7 @@
               <w:szCs w:val="22"/>
             </w:rPr>
           </w:pPr>
-          <w:hyperlink w:anchor="_Toc227225913" w:history="1">
+          <w:hyperlink w:anchor="_Toc230680872" w:history="1">
             <w:r>
               <w:rPr>
                 <w:rStyle w:val="Hyperlink"/>
@@ -4506,7 +6567,7 @@
                 <w:noProof/>
                 <w:webHidden/>
               </w:rPr>
-              <w:instrText xml:space="preserve"> PAGEREF _Toc227225913 \h </w:instrText>
+              <w:instrText xml:space="preserve"> PAGEREF _Toc230680872 \h </w:instrText>
             </w:r>
             <w:r>
               <w:rPr>
@@ -4552,7 +6613,7 @@
               <w:szCs w:val="22"/>
             </w:rPr>
           </w:pPr>
-          <w:hyperlink w:anchor="_Toc227225914" w:history="1">
+          <w:hyperlink w:anchor="_Toc230680873" w:history="1">
             <w:r>
               <w:rPr>
                 <w:rStyle w:val="Hyperlink"/>
@@ -4602,7 +6663,7 @@
                 <w:noProof/>
                 <w:webHidden/>
               </w:rPr>
-              <w:instrText xml:space="preserve"> PAGEREF _Toc227225914 \h </w:instrText>
+              <w:instrText xml:space="preserve"> PAGEREF _Toc230680873 \h </w:instrText>
             </w:r>
             <w:r>
               <w:rPr>
@@ -4648,7 +6709,7 @@
               <w:szCs w:val="22"/>
             </w:rPr>
           </w:pPr>
-          <w:hyperlink w:anchor="_Toc227225915" w:history="1">
+          <w:hyperlink w:anchor="_Toc230680874" w:history="1">
             <w:r>
               <w:rPr>
                 <w:rStyle w:val="Hyperlink"/>
@@ -4706,7 +6767,7 @@
                 <w:noProof/>
                 <w:webHidden/>
               </w:rPr>
-              <w:instrText xml:space="preserve"> PAGEREF _Toc227225915 \h </w:instrText>
+              <w:instrText xml:space="preserve"> PAGEREF _Toc230680874 \h </w:instrText>
             </w:r>
             <w:r>
               <w:rPr>
@@ -4752,7 +6813,7 @@
               <w:szCs w:val="22"/>
             </w:rPr>
           </w:pPr>
-          <w:hyperlink w:anchor="_Toc227225916" w:history="1">
+          <w:hyperlink w:anchor="_Toc230680875" w:history="1">
             <w:r>
               <w:rPr>
                 <w:rStyle w:val="Hyperlink"/>
@@ -4802,7 +6863,7 @@
                 <w:noProof/>
                 <w:webHidden/>
               </w:rPr>
-              <w:instrText xml:space="preserve"> PAGEREF _Toc227225916 \h </w:instrText>
+              <w:instrText xml:space="preserve"> PAGEREF _Toc230680875 \h </w:instrText>
             </w:r>
             <w:r>
               <w:rPr>
@@ -4848,7 +6909,7 @@
               <w:szCs w:val="22"/>
             </w:rPr>
           </w:pPr>
-          <w:hyperlink w:anchor="_Toc227225917" w:history="1">
+          <w:hyperlink w:anchor="_Toc230680876" w:history="1">
             <w:r>
               <w:rPr>
                 <w:rStyle w:val="Hyperlink"/>
@@ -4898,7 +6959,7 @@
                 <w:noProof/>
                 <w:webHidden/>
               </w:rPr>
-              <w:instrText xml:space="preserve"> PAGEREF _Toc227225917 \h </w:instrText>
+              <w:instrText xml:space="preserve"> PAGEREF _Toc230680876 \h </w:instrText>
             </w:r>
             <w:r>
               <w:rPr>
@@ -4944,7 +7005,7 @@
               <w:szCs w:val="22"/>
             </w:rPr>
           </w:pPr>
-          <w:hyperlink w:anchor="_Toc227225918" w:history="1">
+          <w:hyperlink w:anchor="_Toc230680877" w:history="1">
             <w:r>
               <w:rPr>
                 <w:rStyle w:val="Hyperlink"/>
@@ -5002,7 +7063,7 @@
                 <w:noProof/>
                 <w:webHidden/>
               </w:rPr>
-              <w:instrText xml:space="preserve"> PAGEREF _Toc227225918 \h </w:instrText>
+              <w:instrText xml:space="preserve"> PAGEREF _Toc230680877 \h </w:instrText>
             </w:r>
             <w:r>
               <w:rPr>
@@ -5048,7 +7109,7 @@
               <w:szCs w:val="22"/>
             </w:rPr>
           </w:pPr>
-          <w:hyperlink w:anchor="_Toc227225919" w:history="1">
+          <w:hyperlink w:anchor="_Toc230680878" w:history="1">
             <w:r>
               <w:rPr>
                 <w:rStyle w:val="Hyperlink"/>
@@ -5106,7 +7167,7 @@
                 <w:noProof/>
                 <w:webHidden/>
               </w:rPr>
-              <w:instrText xml:space="preserve"> PAGEREF _Toc227225919 \h </w:instrText>
+              <w:instrText xml:space="preserve"> PAGEREF _Toc230680878 \h </w:instrText>
             </w:r>
             <w:r>
               <w:rPr>
@@ -5152,7 +7213,7 @@
               <w:szCs w:val="22"/>
             </w:rPr>
           </w:pPr>
-          <w:hyperlink w:anchor="_Toc227225920" w:history="1">
+          <w:hyperlink w:anchor="_Toc230680879" w:history="1">
             <w:r>
               <w:rPr>
                 <w:rStyle w:val="Hyperlink"/>
@@ -5210,7 +7271,7 @@
                 <w:noProof/>
                 <w:webHidden/>
               </w:rPr>
-              <w:instrText xml:space="preserve"> PAGEREF _Toc227225920 \h </w:instrText>
+              <w:instrText xml:space="preserve"> PAGEREF _Toc230680879 \h </w:instrText>
             </w:r>
             <w:r>
               <w:rPr>
@@ -5256,7 +7317,7 @@
               <w:szCs w:val="22"/>
             </w:rPr>
           </w:pPr>
-          <w:hyperlink w:anchor="_Toc227225921" w:history="1">
+          <w:hyperlink w:anchor="_Toc230680880" w:history="1">
             <w:r>
               <w:rPr>
                 <w:rStyle w:val="Hyperlink"/>
@@ -5300,7 +7361,7 @@
                 <w:noProof/>
                 <w:webHidden/>
               </w:rPr>
-              <w:instrText xml:space="preserve"> PAGEREF _Toc227225921 \h </w:instrText>
+              <w:instrText xml:space="preserve"> PAGEREF _Toc230680880 \h </w:instrText>
             </w:r>
             <w:r>
               <w:rPr>
@@ -5348,7 +7409,7 @@
               <w:szCs w:val="22"/>
             </w:rPr>
           </w:pPr>
-          <w:hyperlink w:anchor="_Toc227225922" w:history="1">
+          <w:hyperlink w:anchor="_Toc230680881" w:history="1">
             <w:r>
               <w:rPr>
                 <w:rStyle w:val="Hyperlink"/>
@@ -5394,7 +7455,7 @@
                 <w:noProof/>
                 <w:webHidden/>
               </w:rPr>
-              <w:instrText xml:space="preserve"> PAGEREF _Toc227225922 \h </w:instrText>
+              <w:instrText xml:space="preserve"> PAGEREF _Toc230680881 \h </w:instrText>
             </w:r>
             <w:r>
               <w:rPr>
@@ -5440,7 +7501,7 @@
               <w:szCs w:val="22"/>
             </w:rPr>
           </w:pPr>
-          <w:hyperlink w:anchor="_Toc227225923" w:history="1">
+          <w:hyperlink w:anchor="_Toc230680882" w:history="1">
             <w:r>
               <w:rPr>
                 <w:rStyle w:val="Hyperlink"/>
@@ -5490,7 +7551,7 @@
                 <w:noProof/>
                 <w:webHidden/>
               </w:rPr>
-              <w:instrText xml:space="preserve"> PAGEREF _Toc227225923 \h </w:instrText>
+              <w:instrText xml:space="preserve"> PAGEREF _Toc230680882 \h </w:instrText>
             </w:r>
             <w:r>
               <w:rPr>
@@ -5536,7 +7597,7 @@
               <w:szCs w:val="22"/>
             </w:rPr>
           </w:pPr>
-          <w:hyperlink w:anchor="_Toc227225924" w:history="1">
+          <w:hyperlink w:anchor="_Toc230680883" w:history="1">
             <w:r>
               <w:rPr>
                 <w:rStyle w:val="Hyperlink"/>
@@ -5586,7 +7647,7 @@
                 <w:noProof/>
                 <w:webHidden/>
               </w:rPr>
-              <w:instrText xml:space="preserve"> PAGEREF _Toc227225924 \h </w:instrText>
+              <w:instrText xml:space="preserve"> PAGEREF _Toc230680883 \h </w:instrText>
             </w:r>
             <w:r>
               <w:rPr>
@@ -5634,7 +7695,7 @@
               <w:szCs w:val="22"/>
             </w:rPr>
           </w:pPr>
-          <w:hyperlink w:anchor="_Toc227225925" w:history="1">
+          <w:hyperlink w:anchor="_Toc230680884" w:history="1">
             <w:r>
               <w:rPr>
                 <w:rStyle w:val="Hyperlink"/>
@@ -5680,7 +7741,7 @@
                 <w:noProof/>
                 <w:webHidden/>
               </w:rPr>
-              <w:instrText xml:space="preserve"> PAGEREF _Toc227225925 \h </w:instrText>
+              <w:instrText xml:space="preserve"> PAGEREF _Toc230680884 \h </w:instrText>
             </w:r>
             <w:r>
               <w:rPr>
@@ -5728,7 +7789,7 @@
               <w:szCs w:val="22"/>
             </w:rPr>
           </w:pPr>
-          <w:hyperlink w:anchor="_Toc227225926" w:history="1">
+          <w:hyperlink w:anchor="_Toc230680885" w:history="1">
             <w:r>
               <w:rPr>
                 <w:rStyle w:val="Hyperlink"/>
@@ -5774,7 +7835,7 @@
                 <w:noProof/>
                 <w:webHidden/>
               </w:rPr>
-              <w:instrText xml:space="preserve"> PAGEREF _Toc227225926 \h </w:instrText>
+              <w:instrText xml:space="preserve"> PAGEREF _Toc230680885 \h </w:instrText>
             </w:r>
             <w:r>
               <w:rPr>
@@ -5822,7 +7883,7 @@
               <w:szCs w:val="22"/>
             </w:rPr>
           </w:pPr>
-          <w:hyperlink w:anchor="_Toc227225927" w:history="1">
+          <w:hyperlink w:anchor="_Toc230680886" w:history="1">
             <w:r>
               <w:rPr>
                 <w:rStyle w:val="Hyperlink"/>
@@ -5868,7 +7929,7 @@
                 <w:noProof/>
                 <w:webHidden/>
               </w:rPr>
-              <w:instrText xml:space="preserve"> PAGEREF _Toc227225927 \h </w:instrText>
+              <w:instrText xml:space="preserve"> PAGEREF _Toc230680886 \h </w:instrText>
             </w:r>
             <w:r>
               <w:rPr>
@@ -5914,7 +7975,7 @@
               <w:szCs w:val="22"/>
             </w:rPr>
           </w:pPr>
-          <w:hyperlink w:anchor="_Toc227225928" w:history="1">
+          <w:hyperlink w:anchor="_Toc230680887" w:history="1">
             <w:r>
               <w:rPr>
                 <w:rStyle w:val="Hyperlink"/>
@@ -5958,7 +8019,7 @@
                 <w:noProof/>
                 <w:webHidden/>
               </w:rPr>
-              <w:instrText xml:space="preserve"> PAGEREF _Toc227225928 \h </w:instrText>
+              <w:instrText xml:space="preserve"> PAGEREF _Toc230680887 \h </w:instrText>
             </w:r>
             <w:r>
               <w:rPr>
@@ -6004,7 +8065,7 @@
               <w:szCs w:val="22"/>
             </w:rPr>
           </w:pPr>
-          <w:hyperlink w:anchor="_Toc227225929" w:history="1">
+          <w:hyperlink w:anchor="_Toc230680888" w:history="1">
             <w:r>
               <w:rPr>
                 <w:rStyle w:val="Hyperlink"/>
@@ -6054,7 +8115,7 @@
                 <w:noProof/>
                 <w:webHidden/>
               </w:rPr>
-              <w:instrText xml:space="preserve"> PAGEREF _Toc227225929 \h </w:instrText>
+              <w:instrText xml:space="preserve"> PAGEREF _Toc230680888 \h </w:instrText>
             </w:r>
             <w:r>
               <w:rPr>
@@ -6100,7 +8161,7 @@
               <w:szCs w:val="22"/>
             </w:rPr>
           </w:pPr>
-          <w:hyperlink w:anchor="_Toc227225930" w:history="1">
+          <w:hyperlink w:anchor="_Toc230680889" w:history="1">
             <w:r>
               <w:rPr>
                 <w:rStyle w:val="Hyperlink"/>
@@ -6150,7 +8211,7 @@
                 <w:noProof/>
                 <w:webHidden/>
               </w:rPr>
-              <w:instrText xml:space="preserve"> PAGEREF _Toc227225930 \h </w:instrText>
+              <w:instrText xml:space="preserve"> PAGEREF _Toc230680889 \h </w:instrText>
             </w:r>
             <w:r>
               <w:rPr>
@@ -6196,7 +8257,7 @@
               <w:szCs w:val="22"/>
             </w:rPr>
           </w:pPr>
-          <w:hyperlink w:anchor="_Toc227225931" w:history="1">
+          <w:hyperlink w:anchor="_Toc230680890" w:history="1">
             <w:r>
               <w:rPr>
                 <w:rStyle w:val="Hyperlink"/>
@@ -6246,7 +8307,7 @@
                 <w:noProof/>
                 <w:webHidden/>
               </w:rPr>
-              <w:instrText xml:space="preserve"> PAGEREF _Toc227225931 \h </w:instrText>
+              <w:instrText xml:space="preserve"> PAGEREF _Toc230680890 \h </w:instrText>
             </w:r>
             <w:r>
               <w:rPr>
@@ -6292,7 +8353,7 @@
               <w:szCs w:val="22"/>
             </w:rPr>
           </w:pPr>
-          <w:hyperlink w:anchor="_Toc227225932" w:history="1">
+          <w:hyperlink w:anchor="_Toc230680891" w:history="1">
             <w:r>
               <w:rPr>
                 <w:rStyle w:val="Hyperlink"/>
@@ -6342,7 +8403,7 @@
                 <w:noProof/>
                 <w:webHidden/>
               </w:rPr>
-              <w:instrText xml:space="preserve"> PAGEREF _Toc227225932 \h </w:instrText>
+              <w:instrText xml:space="preserve"> PAGEREF _Toc230680891 \h </w:instrText>
             </w:r>
             <w:r>
               <w:rPr>
@@ -6390,7 +8451,7 @@
               <w:szCs w:val="22"/>
             </w:rPr>
           </w:pPr>
-          <w:hyperlink w:anchor="_Toc227225933" w:history="1">
+          <w:hyperlink w:anchor="_Toc230680892" w:history="1">
             <w:r>
               <w:rPr>
                 <w:rStyle w:val="Hyperlink"/>
@@ -6436,7 +8497,7 @@
                 <w:noProof/>
                 <w:webHidden/>
               </w:rPr>
-              <w:instrText xml:space="preserve"> PAGEREF _Toc227225933 \h </w:instrText>
+              <w:instrText xml:space="preserve"> PAGEREF _Toc230680892 \h </w:instrText>
             </w:r>
             <w:r>
               <w:rPr>
@@ -6484,7 +8545,7 @@
               <w:szCs w:val="22"/>
             </w:rPr>
           </w:pPr>
-          <w:hyperlink w:anchor="_Toc227225934" w:history="1">
+          <w:hyperlink w:anchor="_Toc230680893" w:history="1">
             <w:r>
               <w:rPr>
                 <w:rStyle w:val="Hyperlink"/>
@@ -6530,7 +8591,7 @@
                 <w:noProof/>
                 <w:webHidden/>
               </w:rPr>
-              <w:instrText xml:space="preserve"> PAGEREF _Toc227225934 \h </w:instrText>
+              <w:instrText xml:space="preserve"> PAGEREF _Toc230680893 \h </w:instrText>
             </w:r>
             <w:r>
               <w:rPr>
@@ -6576,7 +8637,7 @@
               <w:szCs w:val="22"/>
             </w:rPr>
           </w:pPr>
-          <w:hyperlink w:anchor="_Toc227225935" w:history="1">
+          <w:hyperlink w:anchor="_Toc230680894" w:history="1">
             <w:r>
               <w:rPr>
                 <w:rStyle w:val="Hyperlink"/>
@@ -6620,7 +8681,7 @@
                 <w:noProof/>
                 <w:webHidden/>
               </w:rPr>
-              <w:instrText xml:space="preserve"> PAGEREF _Toc227225935 \h </w:instrText>
+              <w:instrText xml:space="preserve"> PAGEREF _Toc230680894 \h </w:instrText>
             </w:r>
             <w:r>
               <w:rPr>
@@ -6666,7 +8727,7 @@
               <w:szCs w:val="22"/>
             </w:rPr>
           </w:pPr>
-          <w:hyperlink w:anchor="_Toc227225936" w:history="1">
+          <w:hyperlink w:anchor="_Toc230680895" w:history="1">
             <w:r>
               <w:rPr>
                 <w:rStyle w:val="Hyperlink"/>
@@ -6710,7 +8771,7 @@
                 <w:noProof/>
                 <w:webHidden/>
               </w:rPr>
-              <w:instrText xml:space="preserve"> PAGEREF _Toc227225936 \h </w:instrText>
+              <w:instrText xml:space="preserve"> PAGEREF _Toc230680895 \h </w:instrText>
             </w:r>
             <w:r>
               <w:rPr>
@@ -6756,7 +8817,7 @@
               <w:szCs w:val="22"/>
             </w:rPr>
           </w:pPr>
-          <w:hyperlink w:anchor="_Toc227225937" w:history="1">
+          <w:hyperlink w:anchor="_Toc230680896" w:history="1">
             <w:r>
               <w:rPr>
                 <w:rStyle w:val="Hyperlink"/>
@@ -6800,7 +8861,7 @@
                 <w:noProof/>
                 <w:webHidden/>
               </w:rPr>
-              <w:instrText xml:space="preserve"> PAGEREF _Toc227225937 \h </w:instrText>
+              <w:instrText xml:space="preserve"> PAGEREF _Toc230680896 \h </w:instrText>
             </w:r>
             <w:r>
               <w:rPr>
@@ -6846,7 +8907,7 @@
               <w:szCs w:val="22"/>
             </w:rPr>
           </w:pPr>
-          <w:hyperlink w:anchor="_Toc227225938" w:history="1">
+          <w:hyperlink w:anchor="_Toc230680897" w:history="1">
             <w:r>
               <w:rPr>
                 <w:rStyle w:val="Hyperlink"/>
@@ -6890,7 +8951,7 @@
                 <w:noProof/>
                 <w:webHidden/>
               </w:rPr>
-              <w:instrText xml:space="preserve"> PAGEREF _Toc227225938 \h </w:instrText>
+              <w:instrText xml:space="preserve"> PAGEREF _Toc230680897 \h </w:instrText>
             </w:r>
             <w:r>
               <w:rPr>
@@ -6936,7 +8997,7 @@
               <w:szCs w:val="22"/>
             </w:rPr>
           </w:pPr>
-          <w:hyperlink w:anchor="_Toc227225939" w:history="1">
+          <w:hyperlink w:anchor="_Toc230680898" w:history="1">
             <w:r>
               <w:rPr>
                 <w:rStyle w:val="Hyperlink"/>
@@ -6980,7 +9041,7 @@
                 <w:noProof/>
                 <w:webHidden/>
               </w:rPr>
-              <w:instrText xml:space="preserve"> PAGEREF _Toc227225939 \h </w:instrText>
+              <w:instrText xml:space="preserve"> PAGEREF _Toc230680898 \h </w:instrText>
             </w:r>
             <w:r>
               <w:rPr>
@@ -7028,7 +9089,7 @@
               <w:szCs w:val="22"/>
             </w:rPr>
           </w:pPr>
-          <w:hyperlink w:anchor="_Toc227225940" w:history="1">
+          <w:hyperlink w:anchor="_Toc230680899" w:history="1">
             <w:r>
               <w:rPr>
                 <w:rStyle w:val="Hyperlink"/>
@@ -7074,7 +9135,7 @@
                 <w:noProof/>
                 <w:webHidden/>
               </w:rPr>
-              <w:instrText xml:space="preserve"> PAGEREF _Toc227225940 \h </w:instrText>
+              <w:instrText xml:space="preserve"> PAGEREF _Toc230680899 \h </w:instrText>
             </w:r>
             <w:r>
               <w:rPr>
@@ -7120,7 +9181,7 @@
               <w:szCs w:val="22"/>
             </w:rPr>
           </w:pPr>
-          <w:hyperlink w:anchor="_Toc227225941" w:history="1">
+          <w:hyperlink w:anchor="_Toc230680900" w:history="1">
             <w:r>
               <w:rPr>
                 <w:rStyle w:val="Hyperlink"/>
@@ -7164,7 +9225,7 @@
                 <w:noProof/>
                 <w:webHidden/>
               </w:rPr>
-              <w:instrText xml:space="preserve"> PAGEREF _Toc227225941 \h </w:instrText>
+              <w:instrText xml:space="preserve"> PAGEREF _Toc230680900 \h </w:instrText>
             </w:r>
             <w:r>
               <w:rPr>
@@ -7210,7 +9271,7 @@
               <w:szCs w:val="22"/>
             </w:rPr>
           </w:pPr>
-          <w:hyperlink w:anchor="_Toc227225942" w:history="1">
+          <w:hyperlink w:anchor="_Toc230680901" w:history="1">
             <w:r>
               <w:rPr>
                 <w:rStyle w:val="Hyperlink"/>
@@ -7254,7 +9315,7 @@
                 <w:noProof/>
                 <w:webHidden/>
               </w:rPr>
-              <w:instrText xml:space="preserve"> PAGEREF _Toc227225942 \h </w:instrText>
+              <w:instrText xml:space="preserve"> PAGEREF _Toc230680901 \h </w:instrText>
             </w:r>
             <w:r>
               <w:rPr>
@@ -7300,7 +9361,7 @@
               <w:szCs w:val="22"/>
             </w:rPr>
           </w:pPr>
-          <w:hyperlink w:anchor="_Toc227225943" w:history="1">
+          <w:hyperlink w:anchor="_Toc230680902" w:history="1">
             <w:r>
               <w:rPr>
                 <w:rStyle w:val="Hyperlink"/>
@@ -7344,7 +9405,7 @@
                 <w:noProof/>
                 <w:webHidden/>
               </w:rPr>
-              <w:instrText xml:space="preserve"> PAGEREF _Toc227225943 \h </w:instrText>
+              <w:instrText xml:space="preserve"> PAGEREF _Toc230680902 \h </w:instrText>
             </w:r>
             <w:r>
               <w:rPr>
@@ -7390,7 +9451,7 @@
               <w:szCs w:val="22"/>
             </w:rPr>
           </w:pPr>
-          <w:hyperlink w:anchor="_Toc227225944" w:history="1">
+          <w:hyperlink w:anchor="_Toc230680903" w:history="1">
             <w:r>
               <w:rPr>
                 <w:rStyle w:val="Hyperlink"/>
@@ -7434,7 +9495,7 @@
                 <w:noProof/>
                 <w:webHidden/>
               </w:rPr>
-              <w:instrText xml:space="preserve"> PAGEREF _Toc227225944 \h </w:instrText>
+              <w:instrText xml:space="preserve"> PAGEREF _Toc230680903 \h </w:instrText>
             </w:r>
             <w:r>
               <w:rPr>
@@ -7482,7 +9543,7 @@
               <w:szCs w:val="22"/>
             </w:rPr>
           </w:pPr>
-          <w:hyperlink w:anchor="_Toc227225945" w:history="1">
+          <w:hyperlink w:anchor="_Toc230680904" w:history="1">
             <w:r>
               <w:rPr>
                 <w:rStyle w:val="Hyperlink"/>
@@ -7528,7 +9589,7 @@
                 <w:noProof/>
                 <w:webHidden/>
               </w:rPr>
-              <w:instrText xml:space="preserve"> PAGEREF _Toc227225945 \h </w:instrText>
+              <w:instrText xml:space="preserve"> PAGEREF _Toc230680904 \h </w:instrText>
             </w:r>
             <w:r>
               <w:rPr>
@@ -7574,7 +9635,7 @@
               <w:szCs w:val="22"/>
             </w:rPr>
           </w:pPr>
-          <w:hyperlink w:anchor="_Toc227225946" w:history="1">
+          <w:hyperlink w:anchor="_Toc230680905" w:history="1">
             <w:r>
               <w:rPr>
                 <w:rStyle w:val="Hyperlink"/>
@@ -7619,7 +9680,7 @@
                 <w:noProof/>
                 <w:webHidden/>
               </w:rPr>
-              <w:instrText xml:space="preserve"> PAGEREF _Toc227225946 \h </w:instrText>
+              <w:instrText xml:space="preserve"> PAGEREF _Toc230680905 \h </w:instrText>
             </w:r>
             <w:r>
               <w:rPr>
@@ -7665,7 +9726,7 @@
               <w:szCs w:val="22"/>
             </w:rPr>
           </w:pPr>
-          <w:hyperlink w:anchor="_Toc227225947" w:history="1">
+          <w:hyperlink w:anchor="_Toc230680906" w:history="1">
             <w:r>
               <w:rPr>
                 <w:rStyle w:val="Hyperlink"/>
@@ -7710,7 +9771,7 @@
                 <w:noProof/>
                 <w:webHidden/>
               </w:rPr>
-              <w:instrText xml:space="preserve"> PAGEREF _Toc227225947 \h </w:instrText>
+              <w:instrText xml:space="preserve"> PAGEREF _Toc230680906 \h </w:instrText>
             </w:r>
             <w:r>
               <w:rPr>
@@ -7756,7 +9817,7 @@
               <w:szCs w:val="22"/>
             </w:rPr>
           </w:pPr>
-          <w:hyperlink w:anchor="_Toc227225948" w:history="1">
+          <w:hyperlink w:anchor="_Toc230680907" w:history="1">
             <w:r>
               <w:rPr>
                 <w:rStyle w:val="Hyperlink"/>
@@ -7801,7 +9862,7 @@
                 <w:noProof/>
                 <w:webHidden/>
               </w:rPr>
-              <w:instrText xml:space="preserve"> PAGEREF _Toc227225948 \h </w:instrText>
+              <w:instrText xml:space="preserve"> PAGEREF _Toc230680907 \h </w:instrText>
             </w:r>
             <w:r>
               <w:rPr>
@@ -7849,7 +9910,7 @@
               <w:szCs w:val="22"/>
             </w:rPr>
           </w:pPr>
-          <w:hyperlink w:anchor="_Toc227225949" w:history="1">
+          <w:hyperlink w:anchor="_Toc230680908" w:history="1">
             <w:r>
               <w:rPr>
                 <w:rStyle w:val="Hyperlink"/>
@@ -7895,7 +9956,7 @@
                 <w:noProof/>
                 <w:webHidden/>
               </w:rPr>
-              <w:instrText xml:space="preserve"> PAGEREF _Toc227225949 \h </w:instrText>
+              <w:instrText xml:space="preserve"> PAGEREF _Toc230680908 \h </w:instrText>
             </w:r>
             <w:r>
               <w:rPr>
@@ -7943,7 +10004,7 @@
               <w:szCs w:val="22"/>
             </w:rPr>
           </w:pPr>
-          <w:hyperlink w:anchor="_Toc227225950" w:history="1">
+          <w:hyperlink w:anchor="_Toc230680909" w:history="1">
             <w:r>
               <w:rPr>
                 <w:rStyle w:val="Hyperlink"/>
@@ -7990,7 +10051,7 @@
                 <w:noProof/>
                 <w:webHidden/>
               </w:rPr>
-              <w:instrText xml:space="preserve"> PAGEREF _Toc227225950 \h </w:instrText>
+              <w:instrText xml:space="preserve"> PAGEREF _Toc230680909 \h </w:instrText>
             </w:r>
             <w:r>
               <w:rPr>
@@ -8038,7 +10099,7 @@
               <w:szCs w:val="22"/>
             </w:rPr>
           </w:pPr>
-          <w:hyperlink w:anchor="_Toc227225951" w:history="1">
+          <w:hyperlink w:anchor="_Toc230680910" w:history="1">
             <w:r>
               <w:rPr>
                 <w:rStyle w:val="Hyperlink"/>
@@ -8084,7 +10145,7 @@
                 <w:noProof/>
                 <w:webHidden/>
               </w:rPr>
-              <w:instrText xml:space="preserve"> PAGEREF _Toc227225951 \h </w:instrText>
+              <w:instrText xml:space="preserve"> PAGEREF _Toc230680910 \h </w:instrText>
             </w:r>
             <w:r>
               <w:rPr>
@@ -8131,7 +10192,7 @@
               <w:szCs w:val="22"/>
             </w:rPr>
           </w:pPr>
-          <w:hyperlink w:anchor="_Toc227225952" w:history="1">
+          <w:hyperlink w:anchor="_Toc230680911" w:history="1">
             <w:r>
               <w:rPr>
                 <w:rStyle w:val="Hyperlink"/>
@@ -8158,7 +10219,7 @@
                 <w:noProof/>
                 <w:webHidden/>
               </w:rPr>
-              <w:instrText xml:space="preserve"> PAGEREF _Toc227225952 \h </w:instrText>
+              <w:instrText xml:space="preserve"> PAGEREF _Toc230680911 \h </w:instrText>
             </w:r>
             <w:r>
               <w:rPr>
@@ -8178,7 +10239,7 @@
                 <w:noProof/>
                 <w:webHidden/>
               </w:rPr>
-              <w:t>39</w:t>
+              <w:t>40</w:t>
             </w:r>
             <w:r>
               <w:rPr>
@@ -8234,7 +10295,7 @@
           <w:lang w:val="pt-BR"/>
         </w:rPr>
       </w:pPr>
-      <w:bookmarkStart w:id="0" w:name="_Toc227225887"/>
+      <w:bookmarkStart w:id="1" w:name="_Toc230680846"/>
       <w:r>
         <w:rPr>
           <w:lang w:val="pt-BR"/>
@@ -8242,17 +10303,17 @@
         <w:lastRenderedPageBreak/>
         <w:t>Descrição da Aplicação Web</w:t>
       </w:r>
-      <w:bookmarkEnd w:id="0"/>
+      <w:bookmarkEnd w:id="1"/>
     </w:p>
     <w:p>
       <w:pPr>
         <w:pStyle w:val="Ttulo2"/>
       </w:pPr>
-      <w:bookmarkStart w:id="1" w:name="_Toc227225888"/>
+      <w:bookmarkStart w:id="2" w:name="_Toc230680847"/>
       <w:r>
         <w:t>Introdução</w:t>
       </w:r>
-      <w:bookmarkEnd w:id="1"/>
+      <w:bookmarkEnd w:id="2"/>
     </w:p>
     <w:p>
       <w:r>
@@ -8278,20 +10339,20 @@
       <w:pPr>
         <w:pStyle w:val="Ttulo2"/>
       </w:pPr>
-      <w:bookmarkStart w:id="2" w:name="_Toc165310847"/>
-      <w:bookmarkStart w:id="3" w:name="_Toc182927330"/>
-      <w:bookmarkStart w:id="4" w:name="_Toc275318808"/>
-      <w:bookmarkStart w:id="5" w:name="_Toc227225889"/>
+      <w:bookmarkStart w:id="3" w:name="_Toc165310847"/>
+      <w:bookmarkStart w:id="4" w:name="_Toc182927330"/>
+      <w:bookmarkStart w:id="5" w:name="_Toc275318808"/>
+      <w:bookmarkStart w:id="6" w:name="_Toc230680848"/>
       <w:r>
         <w:t>Métodos</w:t>
       </w:r>
       <w:r>
         <w:t xml:space="preserve"> utilizados</w:t>
       </w:r>
-      <w:bookmarkEnd w:id="2"/>
       <w:bookmarkEnd w:id="3"/>
       <w:bookmarkEnd w:id="4"/>
       <w:bookmarkEnd w:id="5"/>
+      <w:bookmarkEnd w:id="6"/>
     </w:p>
     <w:p>
       <w:r>
@@ -8331,7 +10392,7 @@
           <w:bCs/>
         </w:rPr>
       </w:pPr>
-      <w:bookmarkStart w:id="6" w:name="_Toc165310848"/>
+      <w:bookmarkStart w:id="7" w:name="_Toc165310848"/>
       <w:r>
         <w:rPr>
           <w:b/>
@@ -8339,7 +10400,7 @@
         </w:rPr>
         <w:t>Linguagens de Programação</w:t>
       </w:r>
-      <w:bookmarkEnd w:id="6"/>
+      <w:bookmarkEnd w:id="7"/>
     </w:p>
     <w:p>
       <w:pPr>
@@ -8391,7 +10452,7 @@
           <w:bCs/>
         </w:rPr>
       </w:pPr>
-      <w:bookmarkStart w:id="7" w:name="_Toc165310849"/>
+      <w:bookmarkStart w:id="8" w:name="_Toc165310849"/>
       <w:r>
         <w:rPr>
           <w:b/>
@@ -8399,7 +10460,7 @@
         </w:rPr>
         <w:t>Frameworks e Bibliotecas</w:t>
       </w:r>
-      <w:bookmarkEnd w:id="7"/>
+      <w:bookmarkEnd w:id="8"/>
     </w:p>
     <w:p>
       <w:pPr>
@@ -8537,7 +10598,7 @@
           <w:szCs w:val="24"/>
         </w:rPr>
       </w:pPr>
-      <w:bookmarkStart w:id="8" w:name="_Toc165310851"/>
+      <w:bookmarkStart w:id="9" w:name="_Toc165310851"/>
       <w:r>
         <w:rPr>
           <w:rFonts w:eastAsia="Arial" w:cs="Arial"/>
@@ -8622,7 +10683,7 @@
         </w:rPr>
         <w:t>:</w:t>
       </w:r>
-      <w:bookmarkEnd w:id="8"/>
+      <w:bookmarkEnd w:id="9"/>
     </w:p>
     <w:p>
       <w:r>
@@ -8693,7 +10754,7 @@
           <w:szCs w:val="24"/>
         </w:rPr>
       </w:pPr>
-      <w:bookmarkStart w:id="9" w:name="_Toc165310852"/>
+      <w:bookmarkStart w:id="10" w:name="_Toc165310852"/>
     </w:p>
     <w:p>
       <w:pPr>
@@ -8713,7 +10774,7 @@
         </w:rPr>
         <w:t>Ferramentas de Controle de Versão:</w:t>
       </w:r>
-      <w:bookmarkEnd w:id="9"/>
+      <w:bookmarkEnd w:id="10"/>
     </w:p>
     <w:p>
       <w:pPr>
@@ -8790,7 +10851,7 @@
           <w:bCs/>
         </w:rPr>
       </w:pPr>
-      <w:bookmarkStart w:id="10" w:name="_Toc165310853"/>
+      <w:bookmarkStart w:id="11" w:name="_Toc165310853"/>
       <w:r>
         <w:rPr>
           <w:b/>
@@ -8798,7 +10859,7 @@
         </w:rPr>
         <w:t>Modelo de Processo de Desenvolvimento</w:t>
       </w:r>
-      <w:bookmarkEnd w:id="10"/>
+      <w:bookmarkEnd w:id="11"/>
       <w:r>
         <w:rPr>
           <w:b/>
@@ -8832,7 +10893,7 @@
           <w:bCs/>
         </w:rPr>
       </w:pPr>
-      <w:bookmarkStart w:id="11" w:name="_Toc165310854"/>
+      <w:bookmarkStart w:id="12" w:name="_Toc165310854"/>
       <w:r>
         <w:rPr>
           <w:b/>
@@ -8856,7 +10917,7 @@
         <w:lastRenderedPageBreak/>
         <w:t>Prototipagem:</w:t>
       </w:r>
-      <w:bookmarkEnd w:id="11"/>
+      <w:bookmarkEnd w:id="12"/>
       <w:r>
         <w:rPr>
           <w:b/>
@@ -8902,11 +10963,11 @@
       <w:pPr>
         <w:pStyle w:val="Ttulo2"/>
       </w:pPr>
-      <w:bookmarkStart w:id="12" w:name="_Toc227225890"/>
+      <w:bookmarkStart w:id="13" w:name="_Toc230680849"/>
       <w:r>
         <w:t>Cronograma do projeto</w:t>
       </w:r>
-      <w:bookmarkEnd w:id="12"/>
+      <w:bookmarkEnd w:id="13"/>
     </w:p>
     <w:p>
       <w:r>
@@ -8971,12 +11032,12 @@
           <w:lang w:val="pt-BR"/>
         </w:rPr>
       </w:pPr>
-      <w:bookmarkStart w:id="13" w:name="_Toc331506313"/>
-      <w:bookmarkStart w:id="14" w:name="_Toc331507621"/>
-      <w:bookmarkStart w:id="15" w:name="_Toc165310856"/>
-      <w:bookmarkStart w:id="16" w:name="_Toc182927332"/>
-      <w:bookmarkStart w:id="17" w:name="_Toc1365652471"/>
-      <w:bookmarkStart w:id="18" w:name="_Toc227225891"/>
+      <w:bookmarkStart w:id="14" w:name="_Toc331506313"/>
+      <w:bookmarkStart w:id="15" w:name="_Toc331507621"/>
+      <w:bookmarkStart w:id="16" w:name="_Toc165310856"/>
+      <w:bookmarkStart w:id="17" w:name="_Toc182927332"/>
+      <w:bookmarkStart w:id="18" w:name="_Toc1365652471"/>
+      <w:bookmarkStart w:id="19" w:name="_Toc230680850"/>
       <w:r>
         <w:rPr>
           <w:lang w:val="pt-BR"/>
@@ -8984,28 +11045,28 @@
         <w:lastRenderedPageBreak/>
         <w:t>Objetivos</w:t>
       </w:r>
-      <w:bookmarkEnd w:id="13"/>
       <w:bookmarkEnd w:id="14"/>
       <w:bookmarkEnd w:id="15"/>
       <w:bookmarkEnd w:id="16"/>
       <w:bookmarkEnd w:id="17"/>
       <w:bookmarkEnd w:id="18"/>
+      <w:bookmarkEnd w:id="19"/>
     </w:p>
     <w:p>
       <w:pPr>
         <w:pStyle w:val="Ttulo2"/>
       </w:pPr>
-      <w:bookmarkStart w:id="19" w:name="_Toc165310857"/>
-      <w:bookmarkStart w:id="20" w:name="_Toc182927333"/>
-      <w:bookmarkStart w:id="21" w:name="_Toc1600256300"/>
-      <w:bookmarkStart w:id="22" w:name="_Toc227225892"/>
+      <w:bookmarkStart w:id="20" w:name="_Toc165310857"/>
+      <w:bookmarkStart w:id="21" w:name="_Toc182927333"/>
+      <w:bookmarkStart w:id="22" w:name="_Toc1600256300"/>
+      <w:bookmarkStart w:id="23" w:name="_Toc230680851"/>
       <w:r>
         <w:t>Geral</w:t>
       </w:r>
-      <w:bookmarkEnd w:id="19"/>
       <w:bookmarkEnd w:id="20"/>
       <w:bookmarkEnd w:id="21"/>
       <w:bookmarkEnd w:id="22"/>
+      <w:bookmarkEnd w:id="23"/>
     </w:p>
     <w:p>
       <w:pPr>
@@ -9085,18 +11146,18 @@
       <w:pPr>
         <w:pStyle w:val="Ttulo2"/>
       </w:pPr>
-      <w:bookmarkStart w:id="23" w:name="_Toc182927334"/>
-      <w:bookmarkStart w:id="24" w:name="_Toc997807490"/>
-      <w:bookmarkStart w:id="25" w:name="_Toc227225893"/>
+      <w:bookmarkStart w:id="24" w:name="_Toc182927334"/>
+      <w:bookmarkStart w:id="25" w:name="_Toc997807490"/>
+      <w:bookmarkStart w:id="26" w:name="_Toc230680852"/>
       <w:r>
         <w:t>Especí</w:t>
       </w:r>
       <w:r>
         <w:t>ficos</w:t>
       </w:r>
-      <w:bookmarkEnd w:id="23"/>
       <w:bookmarkEnd w:id="24"/>
       <w:bookmarkEnd w:id="25"/>
+      <w:bookmarkEnd w:id="26"/>
     </w:p>
     <w:p>
       <w:pPr>
@@ -9311,8 +11372,8 @@
           <w:caps/>
         </w:rPr>
       </w:pPr>
-      <w:bookmarkStart w:id="26" w:name="_Toc331506323"/>
-      <w:bookmarkStart w:id="27" w:name="_Toc331507631"/>
+      <w:bookmarkStart w:id="27" w:name="_Toc331506323"/>
+      <w:bookmarkStart w:id="28" w:name="_Toc331507631"/>
       <w:r>
         <w:br w:type="page"/>
       </w:r>
@@ -9324,7 +11385,7 @@
           <w:lang w:val="pt-BR"/>
         </w:rPr>
       </w:pPr>
-      <w:bookmarkStart w:id="28" w:name="_Toc227225894"/>
+      <w:bookmarkStart w:id="29" w:name="_Toc230680853"/>
       <w:r>
         <w:rPr>
           <w:lang w:val="pt-BR"/>
@@ -9332,7 +11393,7 @@
         <w:lastRenderedPageBreak/>
         <w:t>Documento de Requisitos</w:t>
       </w:r>
-      <w:bookmarkEnd w:id="28"/>
+      <w:bookmarkEnd w:id="29"/>
     </w:p>
     <w:p>
       <w:r>
@@ -9352,11 +11413,11 @@
       <w:pPr>
         <w:pStyle w:val="Ttulo2"/>
       </w:pPr>
-      <w:bookmarkStart w:id="29" w:name="_Toc227225895"/>
+      <w:bookmarkStart w:id="30" w:name="_Toc230680854"/>
       <w:r>
         <w:t>Histórias do Usuário</w:t>
       </w:r>
-      <w:bookmarkEnd w:id="29"/>
+      <w:bookmarkEnd w:id="30"/>
     </w:p>
     <w:p>
       <w:pPr>
@@ -9675,11 +11736,11 @@
       <w:pPr>
         <w:pStyle w:val="Ttulo2"/>
       </w:pPr>
-      <w:bookmarkStart w:id="30" w:name="_Toc227225896"/>
+      <w:bookmarkStart w:id="31" w:name="_Toc230680855"/>
       <w:r>
         <w:t>Requisitos Funcionais</w:t>
       </w:r>
-      <w:bookmarkEnd w:id="30"/>
+      <w:bookmarkEnd w:id="31"/>
     </w:p>
     <w:p>
       <w:r>
@@ -9695,7 +11756,7 @@
       <w:pPr>
         <w:pStyle w:val="Ttulo3"/>
       </w:pPr>
-      <w:bookmarkStart w:id="31" w:name="_Toc227225897"/>
+      <w:bookmarkStart w:id="32" w:name="_Toc230680856"/>
       <w:r>
         <w:t xml:space="preserve">RF1 </w:t>
       </w:r>
@@ -9708,7 +11769,7 @@
       <w:r>
         <w:t>Criar Agendamento</w:t>
       </w:r>
-      <w:bookmarkEnd w:id="31"/>
+      <w:bookmarkEnd w:id="32"/>
     </w:p>
     <w:p>
       <w:pPr>
@@ -9764,7 +11825,7 @@
       <w:pPr>
         <w:pStyle w:val="Ttulo3"/>
       </w:pPr>
-      <w:bookmarkStart w:id="32" w:name="_Toc227225898"/>
+      <w:bookmarkStart w:id="33" w:name="_Toc230680857"/>
       <w:r>
         <w:t xml:space="preserve">RF2 </w:t>
       </w:r>
@@ -9780,7 +11841,7 @@
         </w:rPr>
         <w:t>Editar Agendamento</w:t>
       </w:r>
-      <w:bookmarkEnd w:id="32"/>
+      <w:bookmarkEnd w:id="33"/>
     </w:p>
     <w:p>
       <w:pPr>
@@ -9811,7 +11872,7 @@
       <w:pPr>
         <w:pStyle w:val="Ttulo3"/>
       </w:pPr>
-      <w:bookmarkStart w:id="33" w:name="_Toc227225899"/>
+      <w:bookmarkStart w:id="34" w:name="_Toc230680858"/>
       <w:r>
         <w:t>RF</w:t>
       </w:r>
@@ -9827,7 +11888,7 @@
       <w:r>
         <w:t>Cancelar Agendamento</w:t>
       </w:r>
-      <w:bookmarkEnd w:id="33"/>
+      <w:bookmarkEnd w:id="34"/>
     </w:p>
     <w:p>
       <w:pPr>
@@ -9856,7 +11917,7 @@
       <w:pPr>
         <w:pStyle w:val="Ttulo3"/>
       </w:pPr>
-      <w:bookmarkStart w:id="34" w:name="_Toc227225900"/>
+      <w:bookmarkStart w:id="35" w:name="_Toc230680859"/>
       <w:r>
         <w:t>RF</w:t>
       </w:r>
@@ -9866,7 +11927,7 @@
       <w:r>
         <w:t xml:space="preserve"> – Concluir Agendamento</w:t>
       </w:r>
-      <w:bookmarkEnd w:id="34"/>
+      <w:bookmarkEnd w:id="35"/>
     </w:p>
     <w:p>
       <w:pPr>
@@ -9895,7 +11956,7 @@
       <w:pPr>
         <w:pStyle w:val="Ttulo3"/>
       </w:pPr>
-      <w:bookmarkStart w:id="35" w:name="_Toc227225901"/>
+      <w:bookmarkStart w:id="36" w:name="_Toc230680860"/>
       <w:r>
         <w:t>RF</w:t>
       </w:r>
@@ -9905,7 +11966,7 @@
       <w:r>
         <w:t xml:space="preserve"> – Visualizar Agenda</w:t>
       </w:r>
-      <w:bookmarkEnd w:id="35"/>
+      <w:bookmarkEnd w:id="36"/>
     </w:p>
     <w:p>
       <w:pPr>
@@ -9946,7 +12007,7 @@
       <w:pPr>
         <w:pStyle w:val="Ttulo3"/>
       </w:pPr>
-      <w:bookmarkStart w:id="36" w:name="_Toc227225902"/>
+      <w:bookmarkStart w:id="37" w:name="_Toc230680861"/>
       <w:r>
         <w:t>RF</w:t>
       </w:r>
@@ -9965,7 +12026,7 @@
       <w:r>
         <w:t>Cadastrar Usuário</w:t>
       </w:r>
-      <w:bookmarkEnd w:id="36"/>
+      <w:bookmarkEnd w:id="37"/>
     </w:p>
     <w:p>
       <w:pPr>
@@ -10007,7 +12068,7 @@
       <w:pPr>
         <w:pStyle w:val="Ttulo3"/>
       </w:pPr>
-      <w:bookmarkStart w:id="37" w:name="_Toc227225903"/>
+      <w:bookmarkStart w:id="38" w:name="_Toc230680862"/>
       <w:r>
         <w:t>RF</w:t>
       </w:r>
@@ -10030,7 +12091,7 @@
       <w:r>
         <w:t>Login</w:t>
       </w:r>
-      <w:bookmarkEnd w:id="37"/>
+      <w:bookmarkEnd w:id="38"/>
       <w:proofErr w:type="spellEnd"/>
     </w:p>
     <w:p>
@@ -10049,7 +12110,7 @@
       <w:pPr>
         <w:pStyle w:val="Ttulo3"/>
       </w:pPr>
-      <w:bookmarkStart w:id="38" w:name="_Toc227225904"/>
+      <w:bookmarkStart w:id="39" w:name="_Toc230680863"/>
       <w:r>
         <w:lastRenderedPageBreak/>
         <w:t>RF</w:t>
@@ -10069,7 +12130,7 @@
       <w:r>
         <w:t>Recuperar Senha</w:t>
       </w:r>
-      <w:bookmarkEnd w:id="38"/>
+      <w:bookmarkEnd w:id="39"/>
     </w:p>
     <w:p>
       <w:pPr>
@@ -10086,7 +12147,7 @@
       <w:pPr>
         <w:pStyle w:val="Ttulo3"/>
       </w:pPr>
-      <w:bookmarkStart w:id="39" w:name="_Toc227225905"/>
+      <w:bookmarkStart w:id="40" w:name="_Toc230680864"/>
       <w:r>
         <w:t>RF</w:t>
       </w:r>
@@ -10108,7 +12169,7 @@
         </w:rPr>
         <w:t>Exibir Informações do Perfil</w:t>
       </w:r>
-      <w:bookmarkEnd w:id="39"/>
+      <w:bookmarkEnd w:id="40"/>
     </w:p>
     <w:p>
       <w:pPr>
@@ -10125,7 +12186,7 @@
       <w:pPr>
         <w:pStyle w:val="Ttulo3"/>
       </w:pPr>
-      <w:bookmarkStart w:id="40" w:name="_Toc227225906"/>
+      <w:bookmarkStart w:id="41" w:name="_Toc230680865"/>
       <w:r>
         <w:t>RF</w:t>
       </w:r>
@@ -10147,7 +12208,7 @@
         </w:rPr>
         <w:t>Editar Informações do Perfil</w:t>
       </w:r>
-      <w:bookmarkEnd w:id="40"/>
+      <w:bookmarkEnd w:id="41"/>
     </w:p>
     <w:p>
       <w:pPr>
@@ -10186,7 +12247,7 @@
       <w:pPr>
         <w:pStyle w:val="Ttulo3"/>
       </w:pPr>
-      <w:bookmarkStart w:id="41" w:name="_Toc227225907"/>
+      <w:bookmarkStart w:id="42" w:name="_Toc230680866"/>
       <w:r>
         <w:t>RF1</w:t>
       </w:r>
@@ -10199,7 +12260,7 @@
       <w:r>
         <w:t>Cadastrar Cliente</w:t>
       </w:r>
-      <w:bookmarkEnd w:id="41"/>
+      <w:bookmarkEnd w:id="42"/>
     </w:p>
     <w:p>
       <w:pPr>
@@ -10255,7 +12316,7 @@
       <w:pPr>
         <w:pStyle w:val="Ttulo3"/>
       </w:pPr>
-      <w:bookmarkStart w:id="42" w:name="_Toc227225908"/>
+      <w:bookmarkStart w:id="43" w:name="_Toc230680867"/>
       <w:r>
         <w:t>RF</w:t>
       </w:r>
@@ -10265,7 +12326,7 @@
       <w:r>
         <w:t xml:space="preserve"> – Listar Clientes</w:t>
       </w:r>
-      <w:bookmarkEnd w:id="42"/>
+      <w:bookmarkEnd w:id="43"/>
     </w:p>
     <w:p>
       <w:pPr>
@@ -10282,7 +12343,7 @@
       <w:pPr>
         <w:pStyle w:val="Ttulo3"/>
       </w:pPr>
-      <w:bookmarkStart w:id="43" w:name="_Toc227225909"/>
+      <w:bookmarkStart w:id="44" w:name="_Toc230680868"/>
       <w:r>
         <w:t>RF</w:t>
       </w:r>
@@ -10292,7 +12353,7 @@
       <w:r>
         <w:t xml:space="preserve"> – Editar Cliente</w:t>
       </w:r>
-      <w:bookmarkEnd w:id="43"/>
+      <w:bookmarkEnd w:id="44"/>
     </w:p>
     <w:p>
       <w:pPr>
@@ -10309,7 +12370,7 @@
       <w:pPr>
         <w:pStyle w:val="Ttulo3"/>
       </w:pPr>
-      <w:bookmarkStart w:id="44" w:name="_Toc227225910"/>
+      <w:bookmarkStart w:id="45" w:name="_Toc230680869"/>
       <w:r>
         <w:t>RF1</w:t>
       </w:r>
@@ -10328,7 +12389,7 @@
       <w:r>
         <w:t>Histórico de Cliente</w:t>
       </w:r>
-      <w:bookmarkEnd w:id="44"/>
+      <w:bookmarkEnd w:id="45"/>
     </w:p>
     <w:p>
       <w:pPr>
@@ -10345,7 +12406,7 @@
       <w:pPr>
         <w:pStyle w:val="Ttulo3"/>
       </w:pPr>
-      <w:bookmarkStart w:id="45" w:name="_Toc227225911"/>
+      <w:bookmarkStart w:id="46" w:name="_Toc230680870"/>
       <w:r>
         <w:t>RF</w:t>
       </w:r>
@@ -10370,7 +12431,7 @@
         </w:rPr>
         <w:t>Cadastrar Tipo do Serviço</w:t>
       </w:r>
-      <w:bookmarkEnd w:id="45"/>
+      <w:bookmarkEnd w:id="46"/>
     </w:p>
     <w:p>
       <w:pPr>
@@ -10400,7 +12461,7 @@
       <w:pPr>
         <w:pStyle w:val="Ttulo3"/>
       </w:pPr>
-      <w:bookmarkStart w:id="46" w:name="_Toc227225912"/>
+      <w:bookmarkStart w:id="47" w:name="_Toc230680871"/>
       <w:r>
         <w:t>RF</w:t>
       </w:r>
@@ -10410,7 +12471,7 @@
       <w:r>
         <w:t xml:space="preserve"> – Listar Tipo de Serviço</w:t>
       </w:r>
-      <w:bookmarkEnd w:id="46"/>
+      <w:bookmarkEnd w:id="47"/>
     </w:p>
     <w:p>
       <w:pPr>
@@ -10461,7 +12522,7 @@
       <w:pPr>
         <w:pStyle w:val="Ttulo3"/>
       </w:pPr>
-      <w:bookmarkStart w:id="47" w:name="_Toc227225913"/>
+      <w:bookmarkStart w:id="48" w:name="_Toc230680872"/>
       <w:r>
         <w:lastRenderedPageBreak/>
         <w:t>RF</w:t>
@@ -10472,7 +12533,7 @@
       <w:r>
         <w:t>7 – Editar Tipo de Serviço</w:t>
       </w:r>
-      <w:bookmarkEnd w:id="47"/>
+      <w:bookmarkEnd w:id="48"/>
     </w:p>
     <w:p>
       <w:pPr>
@@ -10500,7 +12561,7 @@
       <w:pPr>
         <w:pStyle w:val="Ttulo3"/>
       </w:pPr>
-      <w:bookmarkStart w:id="48" w:name="_Toc227225914"/>
+      <w:bookmarkStart w:id="49" w:name="_Toc230680873"/>
       <w:r>
         <w:t>RF</w:t>
       </w:r>
@@ -10510,7 +12571,7 @@
       <w:r>
         <w:t xml:space="preserve"> – Excluir Tipo de Serviço</w:t>
       </w:r>
-      <w:bookmarkEnd w:id="48"/>
+      <w:bookmarkEnd w:id="49"/>
     </w:p>
     <w:p>
       <w:pPr>
@@ -10538,7 +12599,7 @@
       <w:pPr>
         <w:pStyle w:val="Ttulo3"/>
       </w:pPr>
-      <w:bookmarkStart w:id="49" w:name="_Toc227225915"/>
+      <w:bookmarkStart w:id="50" w:name="_Toc230680874"/>
       <w:r>
         <w:t>RF</w:t>
       </w:r>
@@ -10566,7 +12627,7 @@
         </w:rPr>
         <w:t xml:space="preserve"> Entradas e Saídas</w:t>
       </w:r>
-      <w:bookmarkEnd w:id="49"/>
+      <w:bookmarkEnd w:id="50"/>
     </w:p>
     <w:p>
       <w:pPr>
@@ -10620,7 +12681,7 @@
         <w:widowControl/>
         <w:spacing w:after="160" w:line="278" w:lineRule="auto"/>
       </w:pPr>
-      <w:bookmarkStart w:id="50" w:name="_Toc227225916"/>
+      <w:bookmarkStart w:id="51" w:name="_Toc230680875"/>
       <w:r>
         <w:t>RF</w:t>
       </w:r>
@@ -10630,7 +12691,7 @@
       <w:r>
         <w:t xml:space="preserve"> – Editar Registro Financeiro</w:t>
       </w:r>
-      <w:bookmarkEnd w:id="50"/>
+      <w:bookmarkEnd w:id="51"/>
     </w:p>
     <w:p>
       <w:pPr>
@@ -10661,7 +12722,7 @@
         <w:widowControl/>
         <w:spacing w:after="160" w:line="278" w:lineRule="auto"/>
       </w:pPr>
-      <w:bookmarkStart w:id="51" w:name="_Toc227225917"/>
+      <w:bookmarkStart w:id="52" w:name="_Toc230680876"/>
       <w:r>
         <w:t>RF</w:t>
       </w:r>
@@ -10671,7 +12732,7 @@
       <w:r>
         <w:t xml:space="preserve"> – Excluir Registro Financeiro</w:t>
       </w:r>
-      <w:bookmarkEnd w:id="51"/>
+      <w:bookmarkEnd w:id="52"/>
     </w:p>
     <w:p>
       <w:pPr>
@@ -10689,7 +12750,7 @@
       <w:pPr>
         <w:pStyle w:val="Ttulo3"/>
       </w:pPr>
-      <w:bookmarkStart w:id="52" w:name="_Toc227225918"/>
+      <w:bookmarkStart w:id="53" w:name="_Toc230680877"/>
       <w:r>
         <w:t>RF</w:t>
       </w:r>
@@ -10717,7 +12778,7 @@
         </w:rPr>
         <w:t xml:space="preserve"> Lucros</w:t>
       </w:r>
-      <w:bookmarkEnd w:id="52"/>
+      <w:bookmarkEnd w:id="53"/>
     </w:p>
     <w:p>
       <w:pPr>
@@ -10760,7 +12821,7 @@
       <w:pPr>
         <w:pStyle w:val="Ttulo3"/>
       </w:pPr>
-      <w:bookmarkStart w:id="53" w:name="_Toc227225919"/>
+      <w:bookmarkStart w:id="54" w:name="_Toc230680878"/>
       <w:r>
         <w:t>RF</w:t>
       </w:r>
@@ -10776,7 +12837,7 @@
         </w:rPr>
         <w:t>Calcular Lucros Geral</w:t>
       </w:r>
-      <w:bookmarkEnd w:id="53"/>
+      <w:bookmarkEnd w:id="54"/>
     </w:p>
     <w:p>
       <w:pPr>
@@ -10812,7 +12873,7 @@
       <w:pPr>
         <w:pStyle w:val="Ttulo3"/>
       </w:pPr>
-      <w:bookmarkStart w:id="54" w:name="_Toc227225920"/>
+      <w:bookmarkStart w:id="55" w:name="_Toc230680879"/>
       <w:r>
         <w:t>RF</w:t>
       </w:r>
@@ -10840,7 +12901,7 @@
         </w:rPr>
         <w:t xml:space="preserve"> Relatórios Financeiros</w:t>
       </w:r>
-      <w:bookmarkEnd w:id="54"/>
+      <w:bookmarkEnd w:id="55"/>
     </w:p>
     <w:p>
       <w:pPr>
@@ -10860,11 +12921,11 @@
       <w:pPr>
         <w:pStyle w:val="Ttulo2"/>
       </w:pPr>
-      <w:bookmarkStart w:id="55" w:name="_Toc227225921"/>
+      <w:bookmarkStart w:id="56" w:name="_Toc230680880"/>
       <w:r>
         <w:t>Requisitos Não Funcionais</w:t>
       </w:r>
-      <w:bookmarkEnd w:id="55"/>
+      <w:bookmarkEnd w:id="56"/>
     </w:p>
     <w:p>
       <w:r>
@@ -10886,7 +12947,7 @@
           <w:bCs/>
         </w:rPr>
       </w:pPr>
-      <w:bookmarkStart w:id="56" w:name="_Toc165310867"/>
+      <w:bookmarkStart w:id="57" w:name="_Toc165310867"/>
     </w:p>
     <w:p>
       <w:pPr>
@@ -10909,7 +12970,7 @@
         </w:rPr>
         <w:t>Desempenho:</w:t>
       </w:r>
-      <w:bookmarkEnd w:id="56"/>
+      <w:bookmarkEnd w:id="57"/>
     </w:p>
     <w:p>
       <w:pPr>
@@ -10955,7 +13016,7 @@
           <w:bCs/>
         </w:rPr>
       </w:pPr>
-      <w:bookmarkStart w:id="57" w:name="_Toc165310869"/>
+      <w:bookmarkStart w:id="58" w:name="_Toc165310869"/>
       <w:r>
         <w:rPr>
           <w:b/>
@@ -10984,7 +13045,7 @@
         </w:rPr>
         <w:t>Usabilidade:</w:t>
       </w:r>
-      <w:bookmarkEnd w:id="57"/>
+      <w:bookmarkEnd w:id="58"/>
     </w:p>
     <w:p>
       <w:pPr>
@@ -11017,7 +13078,7 @@
           <w:bCs/>
         </w:rPr>
       </w:pPr>
-      <w:bookmarkStart w:id="58" w:name="_Toc165310874"/>
+      <w:bookmarkStart w:id="59" w:name="_Toc165310874"/>
       <w:r>
         <w:rPr>
           <w:b/>
@@ -11055,7 +13116,7 @@
         </w:rPr>
         <w:t>:</w:t>
       </w:r>
-      <w:bookmarkEnd w:id="58"/>
+      <w:bookmarkEnd w:id="59"/>
     </w:p>
     <w:p>
       <w:pPr>
@@ -11097,9 +13158,9 @@
       <w:pPr>
         <w:pStyle w:val="Ttulo1"/>
       </w:pPr>
-      <w:bookmarkStart w:id="59" w:name="_Toc182927339"/>
-      <w:bookmarkStart w:id="60" w:name="_Toc326436659"/>
-      <w:bookmarkStart w:id="61" w:name="_Toc227225922"/>
+      <w:bookmarkStart w:id="60" w:name="_Toc182927339"/>
+      <w:bookmarkStart w:id="61" w:name="_Toc326436659"/>
+      <w:bookmarkStart w:id="62" w:name="_Toc230680881"/>
       <w:r>
         <w:lastRenderedPageBreak/>
         <w:t>Diagrama de</w:t>
@@ -11110,10 +13171,10 @@
       <w:r>
         <w:t>Caso de Uso</w:t>
       </w:r>
-      <w:bookmarkStart w:id="62" w:name="_Toc165310878"/>
-      <w:bookmarkEnd w:id="59"/>
+      <w:bookmarkStart w:id="63" w:name="_Toc165310878"/>
       <w:bookmarkEnd w:id="60"/>
       <w:bookmarkEnd w:id="61"/>
+      <w:bookmarkEnd w:id="62"/>
     </w:p>
     <w:p>
       <w:pPr>
@@ -11153,28 +13214,28 @@
       <w:pPr>
         <w:pStyle w:val="Figura"/>
       </w:pPr>
-      <w:bookmarkStart w:id="63" w:name="_Toc213310059"/>
-      <w:bookmarkStart w:id="64" w:name="_Toc213310387"/>
-      <w:bookmarkStart w:id="65" w:name="_Toc213310469"/>
-      <w:bookmarkStart w:id="66" w:name="_Toc213310537"/>
-      <w:bookmarkStart w:id="67" w:name="_Toc213310591"/>
-      <w:bookmarkStart w:id="68" w:name="_Toc213310869"/>
-      <w:bookmarkStart w:id="69" w:name="_Toc213310978"/>
-      <w:bookmarkStart w:id="70" w:name="_Toc213311049"/>
-      <w:bookmarkStart w:id="71" w:name="_Toc213311197"/>
-      <w:bookmarkStart w:id="72" w:name="_Toc213311255"/>
-      <w:bookmarkStart w:id="73" w:name="_Toc213311335"/>
-      <w:bookmarkStart w:id="74" w:name="_Toc213311374"/>
-      <w:bookmarkStart w:id="75" w:name="_Toc213311439"/>
-      <w:bookmarkStart w:id="76" w:name="_Toc213311518"/>
-      <w:bookmarkStart w:id="77" w:name="_Toc213311561"/>
-      <w:bookmarkStart w:id="78" w:name="_Toc213311620"/>
-      <w:bookmarkStart w:id="79" w:name="_Toc213311843"/>
-      <w:bookmarkStart w:id="80" w:name="_Toc213311922"/>
-      <w:bookmarkStart w:id="81" w:name="_Toc213647691"/>
-      <w:bookmarkStart w:id="82" w:name="_Toc213665795"/>
-      <w:bookmarkStart w:id="83" w:name="_Toc213665834"/>
-      <w:bookmarkStart w:id="84" w:name="_Toc227225953"/>
+      <w:bookmarkStart w:id="64" w:name="_Toc213310059"/>
+      <w:bookmarkStart w:id="65" w:name="_Toc213310387"/>
+      <w:bookmarkStart w:id="66" w:name="_Toc213310469"/>
+      <w:bookmarkStart w:id="67" w:name="_Toc213310537"/>
+      <w:bookmarkStart w:id="68" w:name="_Toc213310591"/>
+      <w:bookmarkStart w:id="69" w:name="_Toc213310869"/>
+      <w:bookmarkStart w:id="70" w:name="_Toc213310978"/>
+      <w:bookmarkStart w:id="71" w:name="_Toc213311049"/>
+      <w:bookmarkStart w:id="72" w:name="_Toc213311197"/>
+      <w:bookmarkStart w:id="73" w:name="_Toc213311255"/>
+      <w:bookmarkStart w:id="74" w:name="_Toc213311335"/>
+      <w:bookmarkStart w:id="75" w:name="_Toc213311374"/>
+      <w:bookmarkStart w:id="76" w:name="_Toc213311439"/>
+      <w:bookmarkStart w:id="77" w:name="_Toc213311518"/>
+      <w:bookmarkStart w:id="78" w:name="_Toc213311561"/>
+      <w:bookmarkStart w:id="79" w:name="_Toc213311620"/>
+      <w:bookmarkStart w:id="80" w:name="_Toc213311843"/>
+      <w:bookmarkStart w:id="81" w:name="_Toc213311922"/>
+      <w:bookmarkStart w:id="82" w:name="_Toc213647691"/>
+      <w:bookmarkStart w:id="83" w:name="_Toc213665795"/>
+      <w:bookmarkStart w:id="84" w:name="_Toc213665834"/>
+      <w:bookmarkStart w:id="85" w:name="_Toc230684949"/>
       <w:r>
         <w:t xml:space="preserve">Figura </w:t>
       </w:r>
@@ -11199,7 +13260,6 @@
       <w:r>
         <w:t xml:space="preserve"> - Diagrama de Caso de Uso</w:t>
       </w:r>
-      <w:bookmarkEnd w:id="63"/>
       <w:bookmarkEnd w:id="64"/>
       <w:bookmarkEnd w:id="65"/>
       <w:bookmarkEnd w:id="66"/>
@@ -11221,6 +13281,7 @@
       <w:bookmarkEnd w:id="82"/>
       <w:bookmarkEnd w:id="83"/>
       <w:bookmarkEnd w:id="84"/>
+      <w:bookmarkEnd w:id="85"/>
     </w:p>
     <w:p>
       <w:pPr>
@@ -11300,11 +13361,11 @@
       <w:pPr>
         <w:pStyle w:val="Ttulo3"/>
       </w:pPr>
-      <w:bookmarkStart w:id="85" w:name="_Toc227225923"/>
+      <w:bookmarkStart w:id="86" w:name="_Toc230680882"/>
       <w:r>
         <w:t>Casos de Usos de Alto Nível</w:t>
       </w:r>
-      <w:bookmarkEnd w:id="85"/>
+      <w:bookmarkEnd w:id="86"/>
     </w:p>
     <w:p>
       <w:pPr>
@@ -11690,11 +13751,11 @@
       <w:pPr>
         <w:pStyle w:val="Ttulo3"/>
       </w:pPr>
-      <w:bookmarkStart w:id="86" w:name="_Toc227225924"/>
+      <w:bookmarkStart w:id="87" w:name="_Toc230680883"/>
       <w:r>
         <w:t>Casos de Usos Detalhados</w:t>
       </w:r>
-      <w:bookmarkEnd w:id="86"/>
+      <w:bookmarkEnd w:id="87"/>
     </w:p>
     <w:p>
       <w:pPr>
@@ -14923,8 +16984,8 @@
       <w:pPr>
         <w:pStyle w:val="Ttulo1"/>
       </w:pPr>
-      <w:bookmarkStart w:id="87" w:name="_Toc489932645"/>
-      <w:bookmarkStart w:id="88" w:name="_Toc227225925"/>
+      <w:bookmarkStart w:id="88" w:name="_Toc489932645"/>
+      <w:bookmarkStart w:id="89" w:name="_Toc230680884"/>
       <w:r>
         <w:t>Diagrama</w:t>
       </w:r>
@@ -14937,8 +16998,8 @@
       <w:r>
         <w:t xml:space="preserve"> Classe</w:t>
       </w:r>
-      <w:bookmarkEnd w:id="87"/>
       <w:bookmarkEnd w:id="88"/>
+      <w:bookmarkEnd w:id="89"/>
     </w:p>
     <w:p/>
     <w:p>
@@ -15005,53 +17066,40 @@
       <w:pPr>
         <w:pStyle w:val="Ttulo1"/>
       </w:pPr>
-      <w:bookmarkStart w:id="89" w:name="_Toc227225926"/>
+      <w:bookmarkStart w:id="90" w:name="_Toc230680885"/>
       <w:r>
         <w:lastRenderedPageBreak/>
         <w:t>Diagrama BPMN</w:t>
       </w:r>
-      <w:bookmarkEnd w:id="89"/>
+      <w:bookmarkEnd w:id="90"/>
     </w:p>
     <w:p>
       <w:pPr>
         <w:pStyle w:val="Figura"/>
       </w:pPr>
-      <w:bookmarkStart w:id="90" w:name="_Toc168898593"/>
-      <w:bookmarkStart w:id="91" w:name="_Toc169517816"/>
-      <w:bookmarkStart w:id="92" w:name="_Toc227225954"/>
+      <w:bookmarkStart w:id="91" w:name="_Toc168898593"/>
+      <w:bookmarkStart w:id="92" w:name="_Toc169517816"/>
+      <w:bookmarkStart w:id="93" w:name="_Toc230684950"/>
       <w:r>
         <w:t xml:space="preserve">Figura </w:t>
       </w:r>
-      <w:r>
-        <w:fldChar w:fldCharType="begin"/>
-      </w:r>
-      <w:r>
-        <w:instrText xml:space="preserve"> SEQ Figura \* ARABIC </w:instrText>
-      </w:r>
-      <w:r>
-        <w:fldChar w:fldCharType="separate"/>
-      </w:r>
-      <w:r>
-        <w:rPr>
-          <w:noProof/>
-        </w:rPr>
-        <w:t>2</w:t>
-      </w:r>
-      <w:r>
-        <w:rPr>
-          <w:noProof/>
-        </w:rPr>
-        <w:fldChar w:fldCharType="end"/>
-      </w:r>
+      <w:fldSimple w:instr=" SEQ Figura \* ARABIC ">
+        <w:r>
+          <w:rPr>
+            <w:noProof/>
+          </w:rPr>
+          <w:t>2</w:t>
+        </w:r>
+      </w:fldSimple>
       <w:r>
         <w:t xml:space="preserve"> – </w:t>
       </w:r>
-      <w:bookmarkEnd w:id="90"/>
       <w:bookmarkEnd w:id="91"/>
+      <w:bookmarkEnd w:id="92"/>
       <w:r>
         <w:t>Diagrama BPMN</w:t>
       </w:r>
-      <w:bookmarkEnd w:id="92"/>
+      <w:bookmarkEnd w:id="93"/>
     </w:p>
     <w:p>
       <w:pPr>
@@ -15141,7 +17189,7 @@
           <w:sz w:val="20"/>
         </w:rPr>
       </w:pPr>
-      <w:bookmarkStart w:id="93" w:name="_Toc182927341"/>
+      <w:bookmarkStart w:id="94" w:name="_Toc182927341"/>
     </w:p>
     <w:p>
       <w:pPr>
@@ -15170,7 +17218,7 @@
           <w:sz w:val="20"/>
         </w:rPr>
       </w:pPr>
-      <w:bookmarkStart w:id="94" w:name="_Toc227225927"/>
+      <w:bookmarkStart w:id="95" w:name="_Toc230680886"/>
       <w:r>
         <w:rPr>
           <w:rStyle w:val="FiguraChar"/>
@@ -15179,7 +17227,7 @@
         <w:lastRenderedPageBreak/>
         <w:t>Fluxograma</w:t>
       </w:r>
-      <w:bookmarkEnd w:id="94"/>
+      <w:bookmarkEnd w:id="95"/>
     </w:p>
     <w:p>
       <w:pPr>
@@ -15198,9 +17246,9 @@
           <w:szCs w:val="24"/>
         </w:rPr>
       </w:pPr>
-      <w:bookmarkStart w:id="95" w:name="_Toc168898594"/>
-      <w:bookmarkStart w:id="96" w:name="_Toc169517817"/>
-      <w:bookmarkStart w:id="97" w:name="_Toc227225955"/>
+      <w:bookmarkStart w:id="96" w:name="_Toc168898594"/>
+      <w:bookmarkStart w:id="97" w:name="_Toc169517817"/>
+      <w:bookmarkStart w:id="98" w:name="_Toc230684951"/>
       <w:r>
         <w:rPr>
           <w:szCs w:val="24"/>
@@ -15244,15 +17292,15 @@
         </w:rPr>
         <w:t xml:space="preserve"> - </w:t>
       </w:r>
-      <w:bookmarkEnd w:id="95"/>
       <w:bookmarkEnd w:id="96"/>
+      <w:bookmarkEnd w:id="97"/>
       <w:r>
         <w:rPr>
           <w:szCs w:val="24"/>
         </w:rPr>
         <w:t>Fluxograma</w:t>
       </w:r>
-      <w:bookmarkEnd w:id="97"/>
+      <w:bookmarkEnd w:id="98"/>
     </w:p>
     <w:p>
       <w:pPr>
@@ -15329,21 +17377,21 @@
       <w:pPr>
         <w:pStyle w:val="Ttulo2"/>
       </w:pPr>
-      <w:bookmarkStart w:id="98" w:name="_Toc227225928"/>
+      <w:bookmarkStart w:id="99" w:name="_Toc230680887"/>
       <w:r>
         <w:t>SUBPROCESSOS</w:t>
       </w:r>
-      <w:bookmarkEnd w:id="98"/>
+      <w:bookmarkEnd w:id="99"/>
     </w:p>
     <w:p>
       <w:pPr>
         <w:pStyle w:val="Ttulo3"/>
       </w:pPr>
-      <w:bookmarkStart w:id="99" w:name="_Toc227225929"/>
+      <w:bookmarkStart w:id="100" w:name="_Toc230680888"/>
       <w:r>
         <w:t>Agendamentos</w:t>
       </w:r>
-      <w:bookmarkEnd w:id="99"/>
+      <w:bookmarkEnd w:id="100"/>
     </w:p>
     <w:p>
       <w:pPr>
@@ -15352,9 +17400,9 @@
           <w:szCs w:val="24"/>
         </w:rPr>
       </w:pPr>
-      <w:bookmarkStart w:id="100" w:name="_Toc168898595"/>
-      <w:bookmarkStart w:id="101" w:name="_Toc169517818"/>
-      <w:bookmarkStart w:id="102" w:name="_Toc227225956"/>
+      <w:bookmarkStart w:id="101" w:name="_Toc168898595"/>
+      <w:bookmarkStart w:id="102" w:name="_Toc169517818"/>
+      <w:bookmarkStart w:id="103" w:name="_Toc230684952"/>
       <w:r>
         <w:rPr>
           <w:szCs w:val="24"/>
@@ -15398,15 +17446,15 @@
         </w:rPr>
         <w:t xml:space="preserve"> – </w:t>
       </w:r>
-      <w:bookmarkEnd w:id="100"/>
       <w:bookmarkEnd w:id="101"/>
+      <w:bookmarkEnd w:id="102"/>
       <w:r>
         <w:rPr>
           <w:szCs w:val="24"/>
         </w:rPr>
         <w:t>Fluxograma Agendamentos</w:t>
       </w:r>
-      <w:bookmarkEnd w:id="102"/>
+      <w:bookmarkEnd w:id="103"/>
     </w:p>
     <w:p>
       <w:pPr>
@@ -15472,12 +17520,12 @@
       <w:pPr>
         <w:pStyle w:val="Ttulo3"/>
       </w:pPr>
-      <w:bookmarkStart w:id="103" w:name="_Toc227225930"/>
+      <w:bookmarkStart w:id="104" w:name="_Toc230680889"/>
       <w:r>
         <w:lastRenderedPageBreak/>
         <w:t>Clientes</w:t>
       </w:r>
-      <w:bookmarkEnd w:id="103"/>
+      <w:bookmarkEnd w:id="104"/>
     </w:p>
     <w:p>
       <w:pPr>
@@ -15488,9 +17536,9 @@
           <w:lang w:val="en-US"/>
         </w:rPr>
       </w:pPr>
-      <w:bookmarkStart w:id="104" w:name="_Toc168898596"/>
-      <w:bookmarkStart w:id="105" w:name="_Toc169517819"/>
-      <w:bookmarkStart w:id="106" w:name="_Toc227225957"/>
+      <w:bookmarkStart w:id="105" w:name="_Toc168898596"/>
+      <w:bookmarkStart w:id="106" w:name="_Toc169517819"/>
+      <w:bookmarkStart w:id="107" w:name="_Toc230684953"/>
       <w:proofErr w:type="spellStart"/>
       <w:r>
         <w:rPr>
@@ -15550,8 +17598,8 @@
         </w:rPr>
         <w:t xml:space="preserve"> – </w:t>
       </w:r>
-      <w:bookmarkEnd w:id="104"/>
       <w:bookmarkEnd w:id="105"/>
+      <w:bookmarkEnd w:id="106"/>
       <w:proofErr w:type="spellStart"/>
       <w:r>
         <w:rPr>
@@ -15576,7 +17624,7 @@
         </w:rPr>
         <w:t>Clientes</w:t>
       </w:r>
-      <w:bookmarkEnd w:id="106"/>
+      <w:bookmarkEnd w:id="107"/>
       <w:proofErr w:type="spellEnd"/>
     </w:p>
     <w:p>
@@ -15647,11 +17695,11 @@
       <w:pPr>
         <w:pStyle w:val="Ttulo3"/>
       </w:pPr>
-      <w:bookmarkStart w:id="107" w:name="_Toc227225931"/>
+      <w:bookmarkStart w:id="108" w:name="_Toc230680890"/>
       <w:r>
         <w:t>Financeiro</w:t>
       </w:r>
-      <w:bookmarkEnd w:id="107"/>
+      <w:bookmarkEnd w:id="108"/>
     </w:p>
     <w:p>
       <w:pPr>
@@ -15660,9 +17708,9 @@
           <w:szCs w:val="24"/>
         </w:rPr>
       </w:pPr>
-      <w:bookmarkStart w:id="108" w:name="_Toc168898597"/>
-      <w:bookmarkStart w:id="109" w:name="_Toc169517820"/>
-      <w:bookmarkStart w:id="110" w:name="_Toc227225958"/>
+      <w:bookmarkStart w:id="109" w:name="_Toc168898597"/>
+      <w:bookmarkStart w:id="110" w:name="_Toc169517820"/>
+      <w:bookmarkStart w:id="111" w:name="_Toc230684954"/>
       <w:r>
         <w:rPr>
           <w:szCs w:val="24"/>
@@ -15706,8 +17754,8 @@
         </w:rPr>
         <w:t xml:space="preserve"> – </w:t>
       </w:r>
-      <w:bookmarkEnd w:id="108"/>
       <w:bookmarkEnd w:id="109"/>
+      <w:bookmarkEnd w:id="110"/>
       <w:r>
         <w:rPr>
           <w:szCs w:val="24"/>
@@ -15720,7 +17768,7 @@
         </w:rPr>
         <w:t>Financeiro</w:t>
       </w:r>
-      <w:bookmarkEnd w:id="110"/>
+      <w:bookmarkEnd w:id="111"/>
     </w:p>
     <w:p>
       <w:pPr>
@@ -15790,11 +17838,11 @@
       <w:pPr>
         <w:pStyle w:val="Ttulo3"/>
       </w:pPr>
-      <w:bookmarkStart w:id="111" w:name="_Toc227225932"/>
+      <w:bookmarkStart w:id="112" w:name="_Toc230680891"/>
       <w:r>
         <w:t>Serviços</w:t>
       </w:r>
-      <w:bookmarkEnd w:id="111"/>
+      <w:bookmarkEnd w:id="112"/>
     </w:p>
     <w:p>
       <w:pPr>
@@ -15803,7 +17851,7 @@
           <w:szCs w:val="24"/>
         </w:rPr>
       </w:pPr>
-      <w:bookmarkStart w:id="112" w:name="_Toc227225959"/>
+      <w:bookmarkStart w:id="113" w:name="_Toc230684955"/>
       <w:r>
         <w:rPr>
           <w:szCs w:val="24"/>
@@ -15847,7 +17895,7 @@
         </w:rPr>
         <w:t xml:space="preserve"> – Fluxograma Serviços</w:t>
       </w:r>
-      <w:bookmarkEnd w:id="112"/>
+      <w:bookmarkEnd w:id="113"/>
     </w:p>
     <w:p>
       <w:pPr>
@@ -15958,7 +18006,7 @@
           <w:sz w:val="20"/>
         </w:rPr>
       </w:pPr>
-      <w:bookmarkStart w:id="113" w:name="_Toc227225933"/>
+      <w:bookmarkStart w:id="114" w:name="_Toc230680892"/>
       <w:r>
         <w:rPr>
           <w:rStyle w:val="FiguraChar"/>
@@ -15966,13 +18014,13 @@
         </w:rPr>
         <w:t>Persona</w:t>
       </w:r>
-      <w:bookmarkEnd w:id="113"/>
+      <w:bookmarkEnd w:id="114"/>
     </w:p>
     <w:p>
       <w:pPr>
         <w:pStyle w:val="Figura"/>
       </w:pPr>
-      <w:bookmarkStart w:id="114" w:name="_Toc227225960"/>
+      <w:bookmarkStart w:id="115" w:name="_Toc230684956"/>
       <w:r>
         <w:rPr>
           <w:szCs w:val="24"/>
@@ -16019,7 +18067,7 @@
       <w:r>
         <w:t>- Persona</w:t>
       </w:r>
-      <w:bookmarkEnd w:id="114"/>
+      <w:bookmarkEnd w:id="115"/>
     </w:p>
     <w:p>
       <w:pPr>
@@ -16100,7 +18148,7 @@
           <w:lang w:val="en-US"/>
         </w:rPr>
       </w:pPr>
-      <w:bookmarkStart w:id="115" w:name="_Toc515023479"/>
+      <w:bookmarkStart w:id="116" w:name="_Toc515023479"/>
       <w:r>
         <w:br w:type="page"/>
       </w:r>
@@ -16112,14 +18160,14 @@
           <w:u w:val="single"/>
         </w:rPr>
       </w:pPr>
-      <w:bookmarkStart w:id="116" w:name="_Toc227225934"/>
+      <w:bookmarkStart w:id="117" w:name="_Toc230680893"/>
       <w:r>
         <w:lastRenderedPageBreak/>
         <w:t>Estudo de viabilidade</w:t>
       </w:r>
-      <w:bookmarkEnd w:id="93"/>
-      <w:bookmarkEnd w:id="115"/>
+      <w:bookmarkEnd w:id="94"/>
       <w:bookmarkEnd w:id="116"/>
+      <w:bookmarkEnd w:id="117"/>
     </w:p>
     <w:p>
       <w:pPr>
@@ -16157,15 +18205,15 @@
       <w:pPr>
         <w:pStyle w:val="Ttulo2"/>
       </w:pPr>
-      <w:bookmarkStart w:id="117" w:name="_Toc182927342"/>
-      <w:bookmarkStart w:id="118" w:name="_Toc857622307"/>
-      <w:bookmarkStart w:id="119" w:name="_Toc227225935"/>
+      <w:bookmarkStart w:id="118" w:name="_Toc182927342"/>
+      <w:bookmarkStart w:id="119" w:name="_Toc857622307"/>
+      <w:bookmarkStart w:id="120" w:name="_Toc230680894"/>
       <w:r>
         <w:t>Viabilidade de Mercado</w:t>
       </w:r>
-      <w:bookmarkEnd w:id="117"/>
       <w:bookmarkEnd w:id="118"/>
       <w:bookmarkEnd w:id="119"/>
+      <w:bookmarkEnd w:id="120"/>
     </w:p>
     <w:p>
       <w:r>
@@ -16268,18 +18316,18 @@
       <w:pPr>
         <w:pStyle w:val="Ttulo2"/>
       </w:pPr>
-      <w:bookmarkStart w:id="120" w:name="_Toc182927343"/>
-      <w:bookmarkStart w:id="121" w:name="_Toc2048096091"/>
-      <w:bookmarkStart w:id="122" w:name="_Toc227225936"/>
+      <w:bookmarkStart w:id="121" w:name="_Toc182927343"/>
+      <w:bookmarkStart w:id="122" w:name="_Toc2048096091"/>
+      <w:bookmarkStart w:id="123" w:name="_Toc230680895"/>
       <w:r>
         <w:t xml:space="preserve">Viabilidade </w:t>
       </w:r>
       <w:r>
         <w:t>Técnica</w:t>
       </w:r>
-      <w:bookmarkEnd w:id="120"/>
       <w:bookmarkEnd w:id="121"/>
       <w:bookmarkEnd w:id="122"/>
+      <w:bookmarkEnd w:id="123"/>
     </w:p>
     <w:p>
       <w:r>
@@ -16712,16 +18760,16 @@
       <w:pPr>
         <w:pStyle w:val="Ttulo2"/>
       </w:pPr>
-      <w:bookmarkStart w:id="123" w:name="_Toc512747447"/>
-      <w:bookmarkStart w:id="124" w:name="_Toc227225937"/>
+      <w:bookmarkStart w:id="124" w:name="_Toc512747447"/>
+      <w:bookmarkStart w:id="125" w:name="_Toc230680896"/>
       <w:r>
         <w:t xml:space="preserve">Viabilidade </w:t>
       </w:r>
-      <w:bookmarkEnd w:id="123"/>
+      <w:bookmarkEnd w:id="124"/>
       <w:r>
         <w:t>Operacional</w:t>
       </w:r>
-      <w:bookmarkEnd w:id="124"/>
+      <w:bookmarkEnd w:id="125"/>
     </w:p>
     <w:p>
       <w:pPr>
@@ -16853,11 +18901,11 @@
       <w:pPr>
         <w:pStyle w:val="Ttulo2"/>
       </w:pPr>
-      <w:bookmarkStart w:id="125" w:name="_Toc227225938"/>
+      <w:bookmarkStart w:id="126" w:name="_Toc230680897"/>
       <w:r>
         <w:t>Viabilidade Econômica</w:t>
       </w:r>
-      <w:bookmarkEnd w:id="125"/>
+      <w:bookmarkEnd w:id="126"/>
     </w:p>
     <w:p>
       <w:pPr>
@@ -17008,15 +19056,15 @@
       <w:pPr>
         <w:pStyle w:val="Ttulo2"/>
       </w:pPr>
-      <w:bookmarkStart w:id="126" w:name="_Toc182927345"/>
-      <w:bookmarkStart w:id="127" w:name="_Toc1966489106"/>
-      <w:bookmarkStart w:id="128" w:name="_Toc227225939"/>
+      <w:bookmarkStart w:id="127" w:name="_Toc182927345"/>
+      <w:bookmarkStart w:id="128" w:name="_Toc1966489106"/>
+      <w:bookmarkStart w:id="129" w:name="_Toc230680898"/>
       <w:r>
         <w:t>Conclusão do Estudo de Viabilidade:</w:t>
       </w:r>
-      <w:bookmarkEnd w:id="126"/>
       <w:bookmarkEnd w:id="127"/>
       <w:bookmarkEnd w:id="128"/>
+      <w:bookmarkEnd w:id="129"/>
     </w:p>
     <w:p>
       <w:r>
@@ -17073,17 +19121,17 @@
       <w:pPr>
         <w:pStyle w:val="Ttulo1"/>
       </w:pPr>
-      <w:bookmarkStart w:id="129" w:name="_Toc182927346"/>
-      <w:bookmarkStart w:id="130" w:name="_Toc1016310750"/>
-      <w:bookmarkStart w:id="131" w:name="_Toc227225940"/>
+      <w:bookmarkStart w:id="130" w:name="_Toc182927346"/>
+      <w:bookmarkStart w:id="131" w:name="_Toc1016310750"/>
+      <w:bookmarkStart w:id="132" w:name="_Toc230680899"/>
       <w:r>
         <w:lastRenderedPageBreak/>
         <w:t>Regras de negócio</w:t>
       </w:r>
-      <w:bookmarkEnd w:id="62"/>
-      <w:bookmarkEnd w:id="129"/>
+      <w:bookmarkEnd w:id="63"/>
       <w:bookmarkEnd w:id="130"/>
       <w:bookmarkEnd w:id="131"/>
+      <w:bookmarkEnd w:id="132"/>
     </w:p>
     <w:p>
       <w:r>
@@ -17183,7 +19231,7 @@
       <w:pPr>
         <w:pStyle w:val="Figura"/>
       </w:pPr>
-      <w:bookmarkStart w:id="132" w:name="_Toc227225961"/>
+      <w:bookmarkStart w:id="133" w:name="_Toc230684957"/>
       <w:r>
         <w:rPr>
           <w:szCs w:val="24"/>
@@ -17228,7 +19276,7 @@
       <w:r>
         <w:t>Canvas</w:t>
       </w:r>
-      <w:bookmarkEnd w:id="132"/>
+      <w:bookmarkEnd w:id="133"/>
       <w:proofErr w:type="spellEnd"/>
     </w:p>
     <w:p>
@@ -17314,19 +19362,19 @@
       <w:pPr>
         <w:pStyle w:val="Ttulo2"/>
       </w:pPr>
-      <w:bookmarkStart w:id="133" w:name="_Toc182927347"/>
-      <w:bookmarkStart w:id="134" w:name="_Toc1999012226"/>
-      <w:bookmarkStart w:id="135" w:name="_Toc227225941"/>
+      <w:bookmarkStart w:id="134" w:name="_Toc182927347"/>
+      <w:bookmarkStart w:id="135" w:name="_Toc1999012226"/>
       <w:bookmarkStart w:id="136" w:name="_Toc165310879"/>
+      <w:bookmarkStart w:id="137" w:name="_Toc230680900"/>
       <w:r>
         <w:t xml:space="preserve">O </w:t>
       </w:r>
       <w:r>
         <w:t>que será elaborado?</w:t>
       </w:r>
-      <w:bookmarkEnd w:id="133"/>
       <w:bookmarkEnd w:id="134"/>
       <w:bookmarkEnd w:id="135"/>
+      <w:bookmarkEnd w:id="137"/>
     </w:p>
     <w:p>
       <w:pPr>
@@ -17335,7 +19383,7 @@
           <w:bCs/>
         </w:rPr>
       </w:pPr>
-      <w:bookmarkStart w:id="137" w:name="_Toc165310882"/>
+      <w:bookmarkStart w:id="138" w:name="_Toc165310882"/>
       <w:r>
         <w:rPr>
           <w:b/>
@@ -17343,7 +19391,7 @@
         </w:rPr>
         <w:t>Proposta de valor</w:t>
       </w:r>
-      <w:bookmarkEnd w:id="137"/>
+      <w:bookmarkEnd w:id="138"/>
     </w:p>
     <w:p>
       <w:r>
@@ -17360,16 +19408,16 @@
       <w:pPr>
         <w:pStyle w:val="Ttulo2"/>
       </w:pPr>
-      <w:bookmarkStart w:id="138" w:name="_Toc182927348"/>
-      <w:bookmarkStart w:id="139" w:name="_Toc1824459023"/>
-      <w:bookmarkStart w:id="140" w:name="_Toc227225942"/>
+      <w:bookmarkStart w:id="139" w:name="_Toc182927348"/>
+      <w:bookmarkStart w:id="140" w:name="_Toc1824459023"/>
+      <w:bookmarkStart w:id="141" w:name="_Toc230680901"/>
       <w:r>
         <w:lastRenderedPageBreak/>
         <w:t>Como será elaborado?</w:t>
       </w:r>
-      <w:bookmarkEnd w:id="138"/>
       <w:bookmarkEnd w:id="139"/>
       <w:bookmarkEnd w:id="140"/>
+      <w:bookmarkEnd w:id="141"/>
     </w:p>
     <w:p>
       <w:pPr>
@@ -17407,7 +19455,7 @@
           <w:bCs/>
         </w:rPr>
       </w:pPr>
-      <w:bookmarkStart w:id="141" w:name="_Toc165310880"/>
+      <w:bookmarkStart w:id="142" w:name="_Toc165310880"/>
       <w:r>
         <w:rPr>
           <w:bCs/>
@@ -17432,7 +19480,7 @@
         </w:rPr>
         <w:t>Atividades principais</w:t>
       </w:r>
-      <w:bookmarkEnd w:id="141"/>
+      <w:bookmarkEnd w:id="142"/>
     </w:p>
     <w:p>
       <w:r>
@@ -17450,7 +19498,7 @@
           <w:bCs/>
         </w:rPr>
       </w:pPr>
-      <w:bookmarkStart w:id="142" w:name="_Toc165310881"/>
+      <w:bookmarkStart w:id="143" w:name="_Toc165310881"/>
       <w:r>
         <w:rPr>
           <w:b/>
@@ -17458,7 +19506,7 @@
         </w:rPr>
         <w:t>Recursos principais</w:t>
       </w:r>
-      <w:bookmarkEnd w:id="142"/>
+      <w:bookmarkEnd w:id="143"/>
     </w:p>
     <w:p>
       <w:pPr>
@@ -17483,15 +19531,15 @@
       <w:pPr>
         <w:pStyle w:val="Ttulo2"/>
       </w:pPr>
-      <w:bookmarkStart w:id="143" w:name="_Toc182927349"/>
-      <w:bookmarkStart w:id="144" w:name="_Toc1308799086"/>
-      <w:bookmarkStart w:id="145" w:name="_Toc227225943"/>
+      <w:bookmarkStart w:id="144" w:name="_Toc182927349"/>
+      <w:bookmarkStart w:id="145" w:name="_Toc1308799086"/>
+      <w:bookmarkStart w:id="146" w:name="_Toc230680902"/>
       <w:r>
         <w:t>Para quem será elaborado?</w:t>
       </w:r>
-      <w:bookmarkEnd w:id="143"/>
       <w:bookmarkEnd w:id="144"/>
       <w:bookmarkEnd w:id="145"/>
+      <w:bookmarkEnd w:id="146"/>
     </w:p>
     <w:p>
       <w:pPr>
@@ -17500,7 +19548,7 @@
           <w:bCs/>
         </w:rPr>
       </w:pPr>
-      <w:bookmarkStart w:id="146" w:name="_Toc165310883"/>
+      <w:bookmarkStart w:id="147" w:name="_Toc165310883"/>
       <w:r>
         <w:rPr>
           <w:b/>
@@ -17508,7 +19556,7 @@
         </w:rPr>
         <w:t>Relacionamento Com Clientes</w:t>
       </w:r>
-      <w:bookmarkEnd w:id="146"/>
+      <w:bookmarkEnd w:id="147"/>
     </w:p>
     <w:p>
       <w:pPr>
@@ -17516,7 +19564,7 @@
           <w:bCs/>
         </w:rPr>
       </w:pPr>
-      <w:bookmarkStart w:id="147" w:name="_Toc165310884"/>
+      <w:bookmarkStart w:id="148" w:name="_Toc165310884"/>
       <w:r>
         <w:rPr>
           <w:bCs/>
@@ -17538,7 +19586,7 @@
         </w:rPr>
         <w:t>Canais</w:t>
       </w:r>
-      <w:bookmarkEnd w:id="147"/>
+      <w:bookmarkEnd w:id="148"/>
     </w:p>
     <w:p>
       <w:r>
@@ -17561,7 +19609,7 @@
           <w:bCs/>
         </w:rPr>
       </w:pPr>
-      <w:bookmarkStart w:id="148" w:name="_Toc165310885"/>
+      <w:bookmarkStart w:id="149" w:name="_Toc165310885"/>
       <w:r>
         <w:rPr>
           <w:b/>
@@ -17569,7 +19617,7 @@
         </w:rPr>
         <w:t>Segmento de Clientes</w:t>
       </w:r>
-      <w:bookmarkEnd w:id="148"/>
+      <w:bookmarkEnd w:id="149"/>
     </w:p>
     <w:p>
       <w:pPr>
@@ -17577,8 +19625,8 @@
           <w:bCs/>
         </w:rPr>
       </w:pPr>
-      <w:bookmarkStart w:id="149" w:name="_Toc182927350"/>
-      <w:bookmarkStart w:id="150" w:name="_Toc207256970"/>
+      <w:bookmarkStart w:id="150" w:name="_Toc182927350"/>
+      <w:bookmarkStart w:id="151" w:name="_Toc207256970"/>
       <w:r>
         <w:rPr>
           <w:bCs/>
@@ -17597,13 +19645,13 @@
       <w:pPr>
         <w:pStyle w:val="Ttulo2"/>
       </w:pPr>
-      <w:bookmarkStart w:id="151" w:name="_Toc227225944"/>
+      <w:bookmarkStart w:id="152" w:name="_Toc230680903"/>
       <w:r>
         <w:t>Quanto vai custar?</w:t>
       </w:r>
-      <w:bookmarkEnd w:id="149"/>
       <w:bookmarkEnd w:id="150"/>
       <w:bookmarkEnd w:id="151"/>
+      <w:bookmarkEnd w:id="152"/>
     </w:p>
     <w:p>
       <w:pPr>
@@ -17612,7 +19660,7 @@
           <w:bCs/>
         </w:rPr>
       </w:pPr>
-      <w:bookmarkStart w:id="152" w:name="_Toc165310886"/>
+      <w:bookmarkStart w:id="153" w:name="_Toc165310886"/>
       <w:r>
         <w:rPr>
           <w:b/>
@@ -17620,10 +19668,10 @@
         </w:rPr>
         <w:t>Estrutura de Custo</w:t>
       </w:r>
-      <w:bookmarkEnd w:id="152"/>
-    </w:p>
-    <w:p>
-      <w:bookmarkStart w:id="153" w:name="_Toc165310887"/>
+      <w:bookmarkEnd w:id="153"/>
+    </w:p>
+    <w:p>
+      <w:bookmarkStart w:id="154" w:name="_Toc165310887"/>
       <w:r>
         <w:t>A estrutura de custos contempla o desenvolvimento e o uso de ferramentas de desenvolvimento, além dos gastos com infraestrutura, incluindo servidores, banco de dados e serviços em nuvem. Também abrange os custos de manutenção e suporte contínuo, a publicação do aplicativo nas plataformas digitais e os investimentos em divulgação para alcançar e engajar os usuários.</w:t>
       </w:r>
@@ -17666,7 +19714,7 @@
         <w:lastRenderedPageBreak/>
         <w:t>Fontes de Receita</w:t>
       </w:r>
-      <w:bookmarkEnd w:id="153"/>
+      <w:bookmarkEnd w:id="154"/>
     </w:p>
     <w:p>
       <w:pPr>
@@ -17698,9 +19746,9 @@
           <w:caps/>
         </w:rPr>
       </w:pPr>
-      <w:bookmarkStart w:id="154" w:name="_Toc165310889"/>
-      <w:bookmarkStart w:id="155" w:name="_Toc182927351"/>
-      <w:bookmarkStart w:id="156" w:name="_Toc1662712195"/>
+      <w:bookmarkStart w:id="155" w:name="_Toc165310889"/>
+      <w:bookmarkStart w:id="156" w:name="_Toc182927351"/>
+      <w:bookmarkStart w:id="157" w:name="_Toc1662712195"/>
       <w:r>
         <w:br w:type="page"/>
       </w:r>
@@ -17712,7 +19760,7 @@
           <w:lang w:val="pt-BR"/>
         </w:rPr>
       </w:pPr>
-      <w:bookmarkStart w:id="157" w:name="_Toc227225945"/>
+      <w:bookmarkStart w:id="158" w:name="_Toc230680904"/>
       <w:r>
         <w:rPr>
           <w:lang w:val="pt-BR"/>
@@ -17720,10 +19768,10 @@
         <w:lastRenderedPageBreak/>
         <w:t>Design</w:t>
       </w:r>
-      <w:bookmarkEnd w:id="154"/>
       <w:bookmarkEnd w:id="155"/>
       <w:bookmarkEnd w:id="156"/>
       <w:bookmarkEnd w:id="157"/>
+      <w:bookmarkEnd w:id="158"/>
     </w:p>
     <w:p>
       <w:r>
@@ -17765,9 +19813,8 @@
           <w:rFonts w:eastAsia="Arial" w:cs="Arial"/>
         </w:rPr>
       </w:pPr>
-      <w:bookmarkStart w:id="158" w:name="_Toc211596448"/>
-      <w:bookmarkStart w:id="159" w:name="_Toc214534061"/>
-      <w:bookmarkStart w:id="160" w:name="_Toc227225946"/>
+      <w:bookmarkStart w:id="159" w:name="_Toc211596448"/>
+      <w:bookmarkStart w:id="160" w:name="_Toc214534061"/>
       <w:bookmarkStart w:id="161" w:name="_Toc182897094"/>
       <w:bookmarkStart w:id="162" w:name="_Toc213311258"/>
       <w:bookmarkStart w:id="163" w:name="_Toc213311338"/>
@@ -17781,15 +19828,16 @@
       <w:bookmarkStart w:id="171" w:name="_Toc213647694"/>
       <w:bookmarkStart w:id="172" w:name="_Toc213665798"/>
       <w:bookmarkStart w:id="173" w:name="_Toc213665837"/>
+      <w:bookmarkStart w:id="174" w:name="_Toc230680905"/>
       <w:r>
         <w:t xml:space="preserve">Paleta de </w:t>
       </w:r>
-      <w:bookmarkEnd w:id="158"/>
+      <w:bookmarkEnd w:id="159"/>
       <w:r>
         <w:t>cores</w:t>
       </w:r>
-      <w:bookmarkEnd w:id="159"/>
       <w:bookmarkEnd w:id="160"/>
+      <w:bookmarkEnd w:id="174"/>
     </w:p>
     <w:p>
       <w:pPr>
@@ -17798,7 +19846,7 @@
           <w:noProof/>
         </w:rPr>
       </w:pPr>
-      <w:bookmarkStart w:id="174" w:name="_Toc227225962"/>
+      <w:bookmarkStart w:id="175" w:name="_Toc230684958"/>
       <w:r>
         <w:rPr>
           <w:szCs w:val="24"/>
@@ -17864,7 +19912,7 @@
       <w:bookmarkEnd w:id="171"/>
       <w:bookmarkEnd w:id="172"/>
       <w:bookmarkEnd w:id="173"/>
-      <w:bookmarkEnd w:id="174"/>
+      <w:bookmarkEnd w:id="175"/>
     </w:p>
     <w:p>
       <w:pPr>
@@ -18087,12 +20135,12 @@
           <w:rFonts w:eastAsia="Arial" w:cs="Arial"/>
         </w:rPr>
       </w:pPr>
-      <w:bookmarkStart w:id="175" w:name="_Toc227225947"/>
+      <w:bookmarkStart w:id="176" w:name="_Toc230680906"/>
       <w:r>
         <w:lastRenderedPageBreak/>
         <w:t>Tipografia</w:t>
       </w:r>
-      <w:bookmarkEnd w:id="175"/>
+      <w:bookmarkEnd w:id="176"/>
     </w:p>
     <w:p>
       <w:r>
@@ -18128,28 +20176,28 @@
       <w:pPr>
         <w:pStyle w:val="Figura"/>
       </w:pPr>
-      <w:bookmarkStart w:id="176" w:name="_Toc213310062"/>
-      <w:bookmarkStart w:id="177" w:name="_Toc213310389"/>
-      <w:bookmarkStart w:id="178" w:name="_Toc213310471"/>
-      <w:bookmarkStart w:id="179" w:name="_Toc213310539"/>
-      <w:bookmarkStart w:id="180" w:name="_Toc213310593"/>
-      <w:bookmarkStart w:id="181" w:name="_Toc213310871"/>
-      <w:bookmarkStart w:id="182" w:name="_Toc213310981"/>
-      <w:bookmarkStart w:id="183" w:name="_Toc213311052"/>
-      <w:bookmarkStart w:id="184" w:name="_Toc213311200"/>
-      <w:bookmarkStart w:id="185" w:name="_Toc213311259"/>
-      <w:bookmarkStart w:id="186" w:name="_Toc213311339"/>
-      <w:bookmarkStart w:id="187" w:name="_Toc213311378"/>
-      <w:bookmarkStart w:id="188" w:name="_Toc213311443"/>
-      <w:bookmarkStart w:id="189" w:name="_Toc213311522"/>
-      <w:bookmarkStart w:id="190" w:name="_Toc213311565"/>
-      <w:bookmarkStart w:id="191" w:name="_Toc213311624"/>
-      <w:bookmarkStart w:id="192" w:name="_Toc213311847"/>
-      <w:bookmarkStart w:id="193" w:name="_Toc213311926"/>
-      <w:bookmarkStart w:id="194" w:name="_Toc213647695"/>
-      <w:bookmarkStart w:id="195" w:name="_Toc213665799"/>
-      <w:bookmarkStart w:id="196" w:name="_Toc213665838"/>
-      <w:bookmarkStart w:id="197" w:name="_Toc227225963"/>
+      <w:bookmarkStart w:id="177" w:name="_Toc213310062"/>
+      <w:bookmarkStart w:id="178" w:name="_Toc213310389"/>
+      <w:bookmarkStart w:id="179" w:name="_Toc213310471"/>
+      <w:bookmarkStart w:id="180" w:name="_Toc213310539"/>
+      <w:bookmarkStart w:id="181" w:name="_Toc213310593"/>
+      <w:bookmarkStart w:id="182" w:name="_Toc213310871"/>
+      <w:bookmarkStart w:id="183" w:name="_Toc213310981"/>
+      <w:bookmarkStart w:id="184" w:name="_Toc213311052"/>
+      <w:bookmarkStart w:id="185" w:name="_Toc213311200"/>
+      <w:bookmarkStart w:id="186" w:name="_Toc213311259"/>
+      <w:bookmarkStart w:id="187" w:name="_Toc213311339"/>
+      <w:bookmarkStart w:id="188" w:name="_Toc213311378"/>
+      <w:bookmarkStart w:id="189" w:name="_Toc213311443"/>
+      <w:bookmarkStart w:id="190" w:name="_Toc213311522"/>
+      <w:bookmarkStart w:id="191" w:name="_Toc213311565"/>
+      <w:bookmarkStart w:id="192" w:name="_Toc213311624"/>
+      <w:bookmarkStart w:id="193" w:name="_Toc213311847"/>
+      <w:bookmarkStart w:id="194" w:name="_Toc213311926"/>
+      <w:bookmarkStart w:id="195" w:name="_Toc213647695"/>
+      <w:bookmarkStart w:id="196" w:name="_Toc213665799"/>
+      <w:bookmarkStart w:id="197" w:name="_Toc213665838"/>
+      <w:bookmarkStart w:id="198" w:name="_Toc230684959"/>
       <w:r>
         <w:rPr>
           <w:szCs w:val="24"/>
@@ -18196,7 +20244,6 @@
       <w:r>
         <w:t xml:space="preserve">- Exemplo Fonte </w:t>
       </w:r>
-      <w:bookmarkEnd w:id="176"/>
       <w:bookmarkEnd w:id="177"/>
       <w:bookmarkEnd w:id="178"/>
       <w:bookmarkEnd w:id="179"/>
@@ -18225,6 +20272,7 @@
       <w:r>
         <w:t>Sans</w:t>
       </w:r>
+      <w:bookmarkEnd w:id="198"/>
       <w:proofErr w:type="spellEnd"/>
     </w:p>
     <w:p>
@@ -18314,11 +20362,11 @@
           <w:rFonts w:eastAsia="Arial" w:cs="Arial"/>
         </w:rPr>
       </w:pPr>
-      <w:bookmarkStart w:id="198" w:name="_Toc227225948"/>
+      <w:bookmarkStart w:id="199" w:name="_Toc230680907"/>
       <w:r>
         <w:t>Isotipo</w:t>
       </w:r>
-      <w:bookmarkEnd w:id="198"/>
+      <w:bookmarkEnd w:id="199"/>
     </w:p>
     <w:p>
       <w:r>
@@ -18418,28 +20466,28 @@
       <w:pPr>
         <w:pStyle w:val="Figura"/>
       </w:pPr>
-      <w:bookmarkStart w:id="199" w:name="_Toc213310063"/>
-      <w:bookmarkStart w:id="200" w:name="_Toc213310390"/>
-      <w:bookmarkStart w:id="201" w:name="_Toc213310472"/>
-      <w:bookmarkStart w:id="202" w:name="_Toc213310540"/>
-      <w:bookmarkStart w:id="203" w:name="_Toc213310594"/>
-      <w:bookmarkStart w:id="204" w:name="_Toc213310872"/>
-      <w:bookmarkStart w:id="205" w:name="_Toc213310982"/>
-      <w:bookmarkStart w:id="206" w:name="_Toc213311053"/>
-      <w:bookmarkStart w:id="207" w:name="_Toc213311201"/>
-      <w:bookmarkStart w:id="208" w:name="_Toc213311260"/>
-      <w:bookmarkStart w:id="209" w:name="_Toc213311340"/>
-      <w:bookmarkStart w:id="210" w:name="_Toc213311379"/>
-      <w:bookmarkStart w:id="211" w:name="_Toc213311444"/>
-      <w:bookmarkStart w:id="212" w:name="_Toc213311523"/>
-      <w:bookmarkStart w:id="213" w:name="_Toc213311566"/>
-      <w:bookmarkStart w:id="214" w:name="_Toc213311625"/>
-      <w:bookmarkStart w:id="215" w:name="_Toc213311848"/>
-      <w:bookmarkStart w:id="216" w:name="_Toc213311927"/>
-      <w:bookmarkStart w:id="217" w:name="_Toc213647696"/>
-      <w:bookmarkStart w:id="218" w:name="_Toc213665800"/>
-      <w:bookmarkStart w:id="219" w:name="_Toc213665839"/>
-      <w:bookmarkStart w:id="220" w:name="_Toc227225964"/>
+      <w:bookmarkStart w:id="200" w:name="_Toc213310063"/>
+      <w:bookmarkStart w:id="201" w:name="_Toc213310390"/>
+      <w:bookmarkStart w:id="202" w:name="_Toc213310472"/>
+      <w:bookmarkStart w:id="203" w:name="_Toc213310540"/>
+      <w:bookmarkStart w:id="204" w:name="_Toc213310594"/>
+      <w:bookmarkStart w:id="205" w:name="_Toc213310872"/>
+      <w:bookmarkStart w:id="206" w:name="_Toc213310982"/>
+      <w:bookmarkStart w:id="207" w:name="_Toc213311053"/>
+      <w:bookmarkStart w:id="208" w:name="_Toc213311201"/>
+      <w:bookmarkStart w:id="209" w:name="_Toc213311260"/>
+      <w:bookmarkStart w:id="210" w:name="_Toc213311340"/>
+      <w:bookmarkStart w:id="211" w:name="_Toc213311379"/>
+      <w:bookmarkStart w:id="212" w:name="_Toc213311444"/>
+      <w:bookmarkStart w:id="213" w:name="_Toc213311523"/>
+      <w:bookmarkStart w:id="214" w:name="_Toc213311566"/>
+      <w:bookmarkStart w:id="215" w:name="_Toc213311625"/>
+      <w:bookmarkStart w:id="216" w:name="_Toc213311848"/>
+      <w:bookmarkStart w:id="217" w:name="_Toc213311927"/>
+      <w:bookmarkStart w:id="218" w:name="_Toc213647696"/>
+      <w:bookmarkStart w:id="219" w:name="_Toc213665800"/>
+      <w:bookmarkStart w:id="220" w:name="_Toc213665839"/>
+      <w:bookmarkStart w:id="221" w:name="_Toc230684960"/>
       <w:r>
         <w:rPr>
           <w:szCs w:val="24"/>
@@ -18491,7 +20539,6 @@
       <w:r>
         <w:t>Isotipo</w:t>
       </w:r>
-      <w:bookmarkEnd w:id="199"/>
       <w:bookmarkEnd w:id="200"/>
       <w:bookmarkEnd w:id="201"/>
       <w:bookmarkEnd w:id="202"/>
@@ -18513,6 +20560,7 @@
       <w:bookmarkEnd w:id="218"/>
       <w:bookmarkEnd w:id="219"/>
       <w:bookmarkEnd w:id="220"/>
+      <w:bookmarkEnd w:id="221"/>
       <w:proofErr w:type="spellEnd"/>
     </w:p>
     <w:p>
@@ -18620,9 +20668,9 @@
       <w:pPr>
         <w:pStyle w:val="Figura"/>
       </w:pPr>
-      <w:bookmarkStart w:id="221" w:name="_Toc213311631"/>
-    </w:p>
-    <w:bookmarkEnd w:id="221"/>
+      <w:bookmarkStart w:id="222" w:name="_Toc213311631"/>
+    </w:p>
+    <w:bookmarkEnd w:id="222"/>
     <w:p>
       <w:pPr>
         <w:widowControl/>
@@ -18640,18 +20688,18 @@
       <w:pPr>
         <w:ind w:firstLine="0"/>
       </w:pPr>
-      <w:bookmarkStart w:id="222" w:name="_Toc165310890"/>
+      <w:bookmarkStart w:id="223" w:name="_Toc165310890"/>
     </w:p>
     <w:p>
       <w:pPr>
         <w:pStyle w:val="Ttulo1"/>
       </w:pPr>
-      <w:bookmarkStart w:id="223" w:name="_Toc227225949"/>
-      <w:bookmarkEnd w:id="222"/>
+      <w:bookmarkStart w:id="224" w:name="_Toc230680908"/>
+      <w:bookmarkEnd w:id="223"/>
       <w:r>
         <w:t>Protótipo</w:t>
       </w:r>
-      <w:bookmarkEnd w:id="223"/>
+      <w:bookmarkEnd w:id="224"/>
     </w:p>
     <w:p>
       <w:r>
@@ -18715,23 +20763,7 @@
             <w:rStyle w:val="Hyperlink"/>
             <w:lang w:val="en-US"/>
           </w:rPr>
-          <w:t>https://www.figma.co</w:t>
-        </w:r>
-        <w:bookmarkStart w:id="224" w:name="_GoBack"/>
-        <w:bookmarkEnd w:id="224"/>
-        <w:r>
-          <w:rPr>
-            <w:rStyle w:val="Hyperlink"/>
-            <w:lang w:val="en-US"/>
-          </w:rPr>
-          <w:t>m</w:t>
-        </w:r>
-        <w:r>
-          <w:rPr>
-            <w:rStyle w:val="Hyperlink"/>
-            <w:lang w:val="en-US"/>
-          </w:rPr>
-          <w:t>/design/RR434kEsmEtgwjU8zBkahQ/DayPlannio?node-id=0-1&amp;t=JTmqGH7lg5nEMBKP-1</w:t>
+          <w:t>https://www.figma.com/design/RR434kEsmEtgwjU8zBkahQ/DayPlannio?node-id=0-1&amp;t=JTmqGH7lg5nEMBKP-1</w:t>
         </w:r>
       </w:hyperlink>
     </w:p>
@@ -18772,7 +20804,7 @@
           <w:rFonts w:eastAsia="Arial"/>
         </w:rPr>
       </w:pPr>
-      <w:bookmarkStart w:id="225" w:name="_Toc227225950"/>
+      <w:bookmarkStart w:id="225" w:name="_Toc230680909"/>
       <w:r>
         <w:t>Aplicação</w:t>
       </w:r>
@@ -18784,28 +20816,93 @@
         <w:t>A seguir serão apresentadas algumas telas elaboradas no sistema.</w:t>
       </w:r>
     </w:p>
-    <w:p>
-      <w:pPr>
-        <w:rPr>
-          <w:b/>
-          <w:bCs/>
-        </w:rPr>
-      </w:pPr>
-    </w:p>
-    <w:p>
-      <w:pPr>
-        <w:pStyle w:val="Figura"/>
-      </w:pPr>
-    </w:p>
-    <w:p>
-      <w:pPr>
-        <w:pStyle w:val="Figura"/>
-      </w:pPr>
-    </w:p>
-    <w:p>
-      <w:pPr>
-        <w:pStyle w:val="Figura"/>
-      </w:pPr>
+    <w:p/>
+    <w:p>
+      <w:pPr>
+        <w:pStyle w:val="Legenda"/>
+        <w:ind w:left="2831" w:firstLine="1"/>
+        <w:rPr>
+          <w:i w:val="0"/>
+          <w:color w:val="auto"/>
+          <w:sz w:val="20"/>
+          <w:szCs w:val="20"/>
+        </w:rPr>
+      </w:pPr>
+      <w:r>
+        <w:rPr>
+          <w:i w:val="0"/>
+          <w:color w:val="auto"/>
+          <w:sz w:val="20"/>
+          <w:szCs w:val="20"/>
+        </w:rPr>
+        <w:t xml:space="preserve">       </w:t>
+      </w:r>
+      <w:bookmarkStart w:id="227" w:name="_Toc230684961"/>
+      <w:r>
+        <w:rPr>
+          <w:i w:val="0"/>
+          <w:color w:val="auto"/>
+          <w:sz w:val="20"/>
+          <w:szCs w:val="20"/>
+        </w:rPr>
+        <w:t xml:space="preserve">Figura </w:t>
+      </w:r>
+      <w:r>
+        <w:rPr>
+          <w:i w:val="0"/>
+          <w:color w:val="auto"/>
+          <w:sz w:val="20"/>
+          <w:szCs w:val="20"/>
+        </w:rPr>
+        <w:fldChar w:fldCharType="begin"/>
+      </w:r>
+      <w:r>
+        <w:rPr>
+          <w:i w:val="0"/>
+          <w:color w:val="auto"/>
+          <w:sz w:val="20"/>
+          <w:szCs w:val="20"/>
+        </w:rPr>
+        <w:instrText xml:space="preserve"> SEQ Figura \* ARABIC </w:instrText>
+      </w:r>
+      <w:r>
+        <w:rPr>
+          <w:i w:val="0"/>
+          <w:color w:val="auto"/>
+          <w:sz w:val="20"/>
+          <w:szCs w:val="20"/>
+        </w:rPr>
+        <w:fldChar w:fldCharType="separate"/>
+      </w:r>
+      <w:r>
+        <w:rPr>
+          <w:i w:val="0"/>
+          <w:noProof/>
+          <w:color w:val="auto"/>
+          <w:sz w:val="20"/>
+          <w:szCs w:val="20"/>
+        </w:rPr>
+        <w:t>13</w:t>
+      </w:r>
+      <w:r>
+        <w:rPr>
+          <w:i w:val="0"/>
+          <w:color w:val="auto"/>
+          <w:sz w:val="20"/>
+          <w:szCs w:val="20"/>
+        </w:rPr>
+        <w:fldChar w:fldCharType="end"/>
+      </w:r>
+      <w:r>
+        <w:rPr>
+          <w:i w:val="0"/>
+          <w:color w:val="auto"/>
+          <w:sz w:val="20"/>
+          <w:szCs w:val="20"/>
+        </w:rPr>
+        <w:t xml:space="preserve"> - Cadastro Usuário</w:t>
+      </w:r>
+      <w:bookmarkEnd w:id="227"/>
     </w:p>
     <w:p>
       <w:pPr>
@@ -18813,6 +20910,253 @@
         <w:widowControl/>
         <w:spacing w:line="240" w:lineRule="auto"/>
       </w:pPr>
+      <w:r>
+        <w:t>Fonte: Elaborado pelos autores (2026)</w:t>
+      </w:r>
+    </w:p>
+    <w:p>
+      <w:pPr>
+        <w:pStyle w:val="Figura"/>
+        <w:keepNext/>
+      </w:pPr>
+    </w:p>
+    <w:p/>
+    <w:p>
+      <w:pPr>
+        <w:pStyle w:val="Figura"/>
+        <w:keepNext/>
+      </w:pPr>
+    </w:p>
+    <w:p>
+      <w:pPr>
+        <w:pStyle w:val="Figura"/>
+        <w:keepNext/>
+      </w:pPr>
+    </w:p>
+    <w:p>
+      <w:pPr>
+        <w:widowControl/>
+        <w:spacing w:line="240" w:lineRule="auto"/>
+        <w:ind w:left="2832" w:firstLine="708"/>
+        <w:jc w:val="left"/>
+        <w:rPr>
+          <w:iCs/>
+          <w:sz w:val="20"/>
+        </w:rPr>
+      </w:pPr>
+      <w:r>
+        <w:rPr>
+          <w:i/>
+          <w:sz w:val="20"/>
+        </w:rPr>
+        <w:t xml:space="preserve"> </w:t>
+      </w:r>
+      <w:bookmarkStart w:id="228" w:name="_Toc230684962"/>
+      <w:r>
+        <w:rPr>
+          <w:sz w:val="20"/>
+        </w:rPr>
+        <w:t xml:space="preserve">Figura </w:t>
+      </w:r>
+      <w:r>
+        <w:rPr>
+          <w:sz w:val="20"/>
+        </w:rPr>
+        <w:fldChar w:fldCharType="begin"/>
+      </w:r>
+      <w:r>
+        <w:rPr>
+          <w:sz w:val="20"/>
+        </w:rPr>
+        <w:instrText xml:space="preserve"> SEQ Figura \* ARABIC </w:instrText>
+      </w:r>
+      <w:r>
+        <w:rPr>
+          <w:sz w:val="20"/>
+        </w:rPr>
+        <w:fldChar w:fldCharType="separate"/>
+      </w:r>
+      <w:r>
+        <w:rPr>
+          <w:noProof/>
+          <w:sz w:val="20"/>
+        </w:rPr>
+        <w:t>14</w:t>
+      </w:r>
+      <w:r>
+        <w:rPr>
+          <w:sz w:val="20"/>
+        </w:rPr>
+        <w:fldChar w:fldCharType="end"/>
+      </w:r>
+      <w:r>
+        <w:rPr>
+          <w:sz w:val="20"/>
+        </w:rPr>
+        <w:t xml:space="preserve"> - </w:t>
+      </w:r>
+      <w:proofErr w:type="spellStart"/>
+      <w:r>
+        <w:rPr>
+          <w:sz w:val="20"/>
+        </w:rPr>
+        <w:t>Login</w:t>
+      </w:r>
+      <w:proofErr w:type="spellEnd"/>
+      <w:r>
+        <w:rPr>
+          <w:sz w:val="20"/>
+        </w:rPr>
+        <w:t xml:space="preserve"> Usuário</w:t>
+      </w:r>
+      <w:bookmarkEnd w:id="228"/>
+    </w:p>
+    <w:p>
+      <w:pPr>
+        <w:pStyle w:val="Figura"/>
+        <w:widowControl/>
+        <w:spacing w:line="240" w:lineRule="auto"/>
+      </w:pPr>
+      <w:r>
+        <w:t>Fonte: Elaborado pelos autores (2026)</w:t>
+      </w:r>
+    </w:p>
+    <w:p>
+      <w:pPr>
+        <w:pStyle w:val="Legenda"/>
+        <w:ind w:left="1415"/>
+        <w:rPr>
+          <w:i w:val="0"/>
+          <w:color w:val="auto"/>
+          <w:sz w:val="20"/>
+          <w:szCs w:val="20"/>
+        </w:rPr>
+      </w:pPr>
+      <w:r>
+        <w:br w:type="page"/>
+      </w:r>
+      <w:r>
+        <w:rPr>
+          <w:i w:val="0"/>
+          <w:color w:val="auto"/>
+          <w:sz w:val="20"/>
+          <w:szCs w:val="20"/>
+        </w:rPr>
+        <w:lastRenderedPageBreak/>
+        <w:t xml:space="preserve">                 </w:t>
+      </w:r>
+      <w:bookmarkStart w:id="229" w:name="_Toc230684963"/>
+      <w:r>
+        <w:rPr>
+          <w:i w:val="0"/>
+          <w:color w:val="auto"/>
+          <w:sz w:val="20"/>
+          <w:szCs w:val="20"/>
+        </w:rPr>
+        <w:t xml:space="preserve">Figura </w:t>
+      </w:r>
+      <w:r>
+        <w:rPr>
+          <w:i w:val="0"/>
+          <w:color w:val="auto"/>
+          <w:sz w:val="20"/>
+          <w:szCs w:val="20"/>
+        </w:rPr>
+        <w:fldChar w:fldCharType="begin"/>
+      </w:r>
+      <w:r>
+        <w:rPr>
+          <w:i w:val="0"/>
+          <w:color w:val="auto"/>
+          <w:sz w:val="20"/>
+          <w:szCs w:val="20"/>
+        </w:rPr>
+        <w:instrText xml:space="preserve"> SEQ Figura \* ARABIC </w:instrText>
+      </w:r>
+      <w:r>
+        <w:rPr>
+          <w:i w:val="0"/>
+          <w:color w:val="auto"/>
+          <w:sz w:val="20"/>
+          <w:szCs w:val="20"/>
+        </w:rPr>
+        <w:fldChar w:fldCharType="separate"/>
+      </w:r>
+      <w:r>
+        <w:rPr>
+          <w:i w:val="0"/>
+          <w:noProof/>
+          <w:color w:val="auto"/>
+          <w:sz w:val="20"/>
+          <w:szCs w:val="20"/>
+        </w:rPr>
+        <w:t>15</w:t>
+      </w:r>
+      <w:r>
+        <w:rPr>
+          <w:i w:val="0"/>
+          <w:color w:val="auto"/>
+          <w:sz w:val="20"/>
+          <w:szCs w:val="20"/>
+        </w:rPr>
+        <w:fldChar w:fldCharType="end"/>
+      </w:r>
+      <w:r>
+        <w:rPr>
+          <w:i w:val="0"/>
+          <w:color w:val="auto"/>
+          <w:sz w:val="20"/>
+          <w:szCs w:val="20"/>
+        </w:rPr>
+        <w:t xml:space="preserve"> </w:t>
+      </w:r>
+      <w:r>
+        <w:rPr>
+          <w:i w:val="0"/>
+          <w:color w:val="auto"/>
+          <w:sz w:val="20"/>
+          <w:szCs w:val="20"/>
+        </w:rPr>
+        <w:t>–</w:t>
+      </w:r>
+      <w:r>
+        <w:rPr>
+          <w:i w:val="0"/>
+          <w:color w:val="auto"/>
+          <w:sz w:val="20"/>
+          <w:szCs w:val="20"/>
+        </w:rPr>
+        <w:t xml:space="preserve"> </w:t>
+      </w:r>
+      <w:r>
+        <w:rPr>
+          <w:i w:val="0"/>
+          <w:color w:val="auto"/>
+          <w:sz w:val="20"/>
+          <w:szCs w:val="20"/>
+        </w:rPr>
+        <w:t>Redefinição</w:t>
+      </w:r>
+      <w:r>
+        <w:rPr>
+          <w:i w:val="0"/>
+          <w:color w:val="auto"/>
+          <w:sz w:val="20"/>
+          <w:szCs w:val="20"/>
+        </w:rPr>
+        <w:t xml:space="preserve"> de Senha</w:t>
+      </w:r>
+      <w:bookmarkEnd w:id="229"/>
+    </w:p>
+    <w:p>
+      <w:pPr>
+        <w:pStyle w:val="Figura"/>
+        <w:widowControl/>
+        <w:spacing w:line="240" w:lineRule="auto"/>
+      </w:pPr>
+      <w:r>
+        <w:t>Fonte: Elaborado pelos autores (2026)</w:t>
+      </w:r>
     </w:p>
     <w:p>
       <w:pPr>
@@ -18821,13 +21165,3448 @@
         <w:ind w:firstLine="0"/>
         <w:jc w:val="left"/>
         <w:rPr>
+          <w:sz w:val="20"/>
+        </w:rPr>
+      </w:pPr>
+    </w:p>
+    <w:p>
+      <w:pPr>
+        <w:pStyle w:val="Legenda"/>
+        <w:ind w:left="1415"/>
+        <w:rPr>
+          <w:i w:val="0"/>
+          <w:color w:val="auto"/>
+          <w:sz w:val="20"/>
+          <w:szCs w:val="20"/>
+        </w:rPr>
+      </w:pPr>
+      <w:r>
+        <w:rPr>
+          <w:i w:val="0"/>
+          <w:color w:val="auto"/>
+          <w:sz w:val="20"/>
+          <w:szCs w:val="20"/>
+        </w:rPr>
+        <w:tab/>
+      </w:r>
+      <w:bookmarkStart w:id="230" w:name="_Toc230684964"/>
+      <w:r>
+        <w:rPr>
+          <w:i w:val="0"/>
+          <w:color w:val="auto"/>
+          <w:sz w:val="20"/>
+          <w:szCs w:val="20"/>
+        </w:rPr>
+        <w:t xml:space="preserve">Figura </w:t>
+      </w:r>
+      <w:r>
+        <w:rPr>
+          <w:i w:val="0"/>
+          <w:color w:val="auto"/>
+          <w:sz w:val="20"/>
+          <w:szCs w:val="20"/>
+        </w:rPr>
+        <w:fldChar w:fldCharType="begin"/>
+      </w:r>
+      <w:r>
+        <w:rPr>
+          <w:i w:val="0"/>
+          <w:color w:val="auto"/>
+          <w:sz w:val="20"/>
+          <w:szCs w:val="20"/>
+        </w:rPr>
+        <w:instrText xml:space="preserve"> SEQ Figura \* ARABIC </w:instrText>
+      </w:r>
+      <w:r>
+        <w:rPr>
+          <w:i w:val="0"/>
+          <w:color w:val="auto"/>
+          <w:sz w:val="20"/>
+          <w:szCs w:val="20"/>
+        </w:rPr>
+        <w:fldChar w:fldCharType="separate"/>
+      </w:r>
+      <w:r>
+        <w:rPr>
+          <w:i w:val="0"/>
+          <w:noProof/>
+          <w:color w:val="auto"/>
+          <w:sz w:val="20"/>
+          <w:szCs w:val="20"/>
+        </w:rPr>
+        <w:t>16</w:t>
+      </w:r>
+      <w:r>
+        <w:rPr>
+          <w:i w:val="0"/>
+          <w:color w:val="auto"/>
+          <w:sz w:val="20"/>
+          <w:szCs w:val="20"/>
+        </w:rPr>
+        <w:fldChar w:fldCharType="end"/>
+      </w:r>
+      <w:r>
+        <w:rPr>
+          <w:i w:val="0"/>
+          <w:color w:val="auto"/>
+          <w:sz w:val="20"/>
+          <w:szCs w:val="20"/>
+        </w:rPr>
+        <w:t xml:space="preserve"> </w:t>
+      </w:r>
+      <w:r>
+        <w:rPr>
+          <w:i w:val="0"/>
+          <w:color w:val="auto"/>
+          <w:sz w:val="20"/>
+          <w:szCs w:val="20"/>
+        </w:rPr>
+        <w:t>–</w:t>
+      </w:r>
+      <w:r>
+        <w:rPr>
+          <w:i w:val="0"/>
+          <w:color w:val="auto"/>
+          <w:sz w:val="20"/>
+          <w:szCs w:val="20"/>
+        </w:rPr>
+        <w:t xml:space="preserve"> </w:t>
+      </w:r>
+      <w:r>
+        <w:rPr>
+          <w:i w:val="0"/>
+          <w:color w:val="auto"/>
+          <w:sz w:val="20"/>
+          <w:szCs w:val="20"/>
+        </w:rPr>
+        <w:t>Confirmar Código</w:t>
+      </w:r>
+      <w:bookmarkEnd w:id="230"/>
+    </w:p>
+    <w:p>
+      <w:pPr>
+        <w:pStyle w:val="Figura"/>
+        <w:widowControl/>
+        <w:spacing w:line="240" w:lineRule="auto"/>
+      </w:pPr>
+      <w:r>
+        <w:t>Fonte: Elaborado pelos autores (2026)</w:t>
+      </w:r>
+    </w:p>
+    <w:p>
+      <w:pPr>
+        <w:pStyle w:val="Legenda"/>
+        <w:ind w:left="1415"/>
+        <w:rPr>
+          <w:i w:val="0"/>
+          <w:color w:val="auto"/>
+          <w:sz w:val="20"/>
+          <w:szCs w:val="20"/>
+        </w:rPr>
+      </w:pPr>
+      <w:r>
+        <w:rPr>
+          <w:i w:val="0"/>
+          <w:color w:val="auto"/>
+          <w:sz w:val="20"/>
+          <w:szCs w:val="20"/>
+        </w:rPr>
+        <w:tab/>
+      </w:r>
+    </w:p>
+    <w:p>
+      <w:pPr>
+        <w:widowControl/>
+        <w:spacing w:line="240" w:lineRule="auto"/>
+        <w:ind w:firstLine="0"/>
+        <w:jc w:val="left"/>
+        <w:rPr>
+          <w:iCs/>
+          <w:sz w:val="20"/>
+        </w:rPr>
+      </w:pPr>
+      <w:r>
+        <w:rPr>
+          <w:i/>
+          <w:sz w:val="20"/>
+        </w:rPr>
+        <w:br w:type="page"/>
+      </w:r>
+    </w:p>
+    <w:p>
+      <w:pPr>
+        <w:pStyle w:val="Legenda"/>
+        <w:ind w:left="2831"/>
+        <w:rPr>
+          <w:i w:val="0"/>
+          <w:color w:val="auto"/>
+          <w:sz w:val="20"/>
+          <w:szCs w:val="20"/>
+        </w:rPr>
+      </w:pPr>
+      <w:bookmarkStart w:id="231" w:name="_Toc230684965"/>
+      <w:r>
+        <w:rPr>
+          <w:i w:val="0"/>
+          <w:color w:val="auto"/>
+          <w:sz w:val="20"/>
+          <w:szCs w:val="20"/>
+        </w:rPr>
+        <w:lastRenderedPageBreak/>
+        <w:t xml:space="preserve">Figura </w:t>
+      </w:r>
+      <w:r>
+        <w:rPr>
+          <w:i w:val="0"/>
+          <w:color w:val="auto"/>
+          <w:sz w:val="20"/>
+          <w:szCs w:val="20"/>
+        </w:rPr>
+        <w:fldChar w:fldCharType="begin"/>
+      </w:r>
+      <w:r>
+        <w:rPr>
+          <w:i w:val="0"/>
+          <w:color w:val="auto"/>
+          <w:sz w:val="20"/>
+          <w:szCs w:val="20"/>
+        </w:rPr>
+        <w:instrText xml:space="preserve"> SEQ Figura \* ARABIC </w:instrText>
+      </w:r>
+      <w:r>
+        <w:rPr>
+          <w:i w:val="0"/>
+          <w:color w:val="auto"/>
+          <w:sz w:val="20"/>
+          <w:szCs w:val="20"/>
+        </w:rPr>
+        <w:fldChar w:fldCharType="separate"/>
+      </w:r>
+      <w:r>
+        <w:rPr>
+          <w:i w:val="0"/>
+          <w:noProof/>
+          <w:color w:val="auto"/>
+          <w:sz w:val="20"/>
+          <w:szCs w:val="20"/>
+        </w:rPr>
+        <w:t>17</w:t>
+      </w:r>
+      <w:r>
+        <w:rPr>
+          <w:i w:val="0"/>
+          <w:color w:val="auto"/>
+          <w:sz w:val="20"/>
+          <w:szCs w:val="20"/>
+        </w:rPr>
+        <w:fldChar w:fldCharType="end"/>
+      </w:r>
+      <w:r>
+        <w:rPr>
+          <w:i w:val="0"/>
+          <w:color w:val="auto"/>
+          <w:sz w:val="20"/>
+          <w:szCs w:val="20"/>
+        </w:rPr>
+        <w:t xml:space="preserve"> </w:t>
+      </w:r>
+      <w:r>
+        <w:rPr>
+          <w:i w:val="0"/>
+          <w:color w:val="auto"/>
+          <w:sz w:val="20"/>
+          <w:szCs w:val="20"/>
+        </w:rPr>
+        <w:t>–</w:t>
+      </w:r>
+      <w:r>
+        <w:rPr>
+          <w:i w:val="0"/>
+          <w:color w:val="auto"/>
+          <w:sz w:val="20"/>
+          <w:szCs w:val="20"/>
+        </w:rPr>
+        <w:t xml:space="preserve"> </w:t>
+      </w:r>
+      <w:r>
+        <w:rPr>
+          <w:i w:val="0"/>
+          <w:color w:val="auto"/>
+          <w:sz w:val="20"/>
+          <w:szCs w:val="20"/>
+        </w:rPr>
+        <w:t>Nova Senha</w:t>
+      </w:r>
+      <w:bookmarkEnd w:id="231"/>
+    </w:p>
+    <w:p>
+      <w:pPr>
+        <w:pStyle w:val="Figura"/>
+        <w:widowControl/>
+        <w:spacing w:line="240" w:lineRule="auto"/>
+      </w:pPr>
+      <w:r>
+        <w:t>Fonte: Elaborado pelos autores (2026)</w:t>
+      </w:r>
+    </w:p>
+    <w:p>
+      <w:pPr>
+        <w:pStyle w:val="Figura"/>
+        <w:widowControl/>
+        <w:spacing w:line="240" w:lineRule="auto"/>
+      </w:pPr>
+    </w:p>
+    <w:p>
+      <w:pPr>
+        <w:widowControl/>
+        <w:spacing w:line="240" w:lineRule="auto"/>
+        <w:ind w:firstLine="0"/>
+        <w:jc w:val="left"/>
+        <w:rPr>
           <w:b/>
           <w:caps/>
         </w:rPr>
       </w:pPr>
+    </w:p>
+    <w:p>
+      <w:pPr>
+        <w:pStyle w:val="Legenda"/>
+        <w:jc w:val="center"/>
+        <w:rPr>
+          <w:i w:val="0"/>
+          <w:color w:val="auto"/>
+          <w:sz w:val="20"/>
+          <w:szCs w:val="20"/>
+        </w:rPr>
+      </w:pPr>
+      <w:bookmarkStart w:id="232" w:name="_Toc230680910"/>
+      <w:bookmarkEnd w:id="27"/>
+      <w:bookmarkEnd w:id="28"/>
+      <w:bookmarkEnd w:id="226"/>
       <w:r>
         <w:br w:type="page"/>
       </w:r>
+      <w:bookmarkStart w:id="233" w:name="_Toc230684966"/>
+      <w:r>
+        <w:rPr>
+          <w:i w:val="0"/>
+          <w:color w:val="auto"/>
+          <w:sz w:val="20"/>
+          <w:szCs w:val="20"/>
+        </w:rPr>
+        <w:lastRenderedPageBreak/>
+        <w:t xml:space="preserve">Figura </w:t>
+      </w:r>
+      <w:r>
+        <w:rPr>
+          <w:i w:val="0"/>
+          <w:color w:val="auto"/>
+          <w:sz w:val="20"/>
+          <w:szCs w:val="20"/>
+        </w:rPr>
+        <w:fldChar w:fldCharType="begin"/>
+      </w:r>
+      <w:r>
+        <w:rPr>
+          <w:i w:val="0"/>
+          <w:color w:val="auto"/>
+          <w:sz w:val="20"/>
+          <w:szCs w:val="20"/>
+        </w:rPr>
+        <w:instrText xml:space="preserve"> SEQ Figura \* ARABIC </w:instrText>
+      </w:r>
+      <w:r>
+        <w:rPr>
+          <w:i w:val="0"/>
+          <w:color w:val="auto"/>
+          <w:sz w:val="20"/>
+          <w:szCs w:val="20"/>
+        </w:rPr>
+        <w:fldChar w:fldCharType="separate"/>
+      </w:r>
+      <w:r>
+        <w:rPr>
+          <w:i w:val="0"/>
+          <w:noProof/>
+          <w:color w:val="auto"/>
+          <w:sz w:val="20"/>
+          <w:szCs w:val="20"/>
+        </w:rPr>
+        <w:t>18</w:t>
+      </w:r>
+      <w:r>
+        <w:rPr>
+          <w:i w:val="0"/>
+          <w:color w:val="auto"/>
+          <w:sz w:val="20"/>
+          <w:szCs w:val="20"/>
+        </w:rPr>
+        <w:fldChar w:fldCharType="end"/>
+      </w:r>
+      <w:r>
+        <w:rPr>
+          <w:i w:val="0"/>
+          <w:color w:val="auto"/>
+          <w:sz w:val="20"/>
+          <w:szCs w:val="20"/>
+        </w:rPr>
+        <w:t xml:space="preserve"> </w:t>
+      </w:r>
+      <w:r>
+        <w:rPr>
+          <w:i w:val="0"/>
+          <w:color w:val="auto"/>
+          <w:sz w:val="20"/>
+          <w:szCs w:val="20"/>
+        </w:rPr>
+        <w:t>–</w:t>
+      </w:r>
+      <w:r>
+        <w:rPr>
+          <w:i w:val="0"/>
+          <w:color w:val="auto"/>
+          <w:sz w:val="20"/>
+          <w:szCs w:val="20"/>
+        </w:rPr>
+        <w:t xml:space="preserve"> </w:t>
+      </w:r>
+      <w:r>
+        <w:rPr>
+          <w:i w:val="0"/>
+          <w:color w:val="auto"/>
+          <w:sz w:val="20"/>
+          <w:szCs w:val="20"/>
+        </w:rPr>
+        <w:t>Agendamentos</w:t>
+      </w:r>
+      <w:bookmarkEnd w:id="233"/>
+    </w:p>
+    <w:p>
+      <w:pPr>
+        <w:jc w:val="center"/>
+      </w:pPr>
+      <w:r>
+        <w:rPr>
+          <w:noProof/>
+        </w:rPr>
+        <w:drawing>
+          <wp:inline distT="0" distB="0" distL="0" distR="0" wp14:anchorId="0706EB39" wp14:editId="1F9743A5">
+            <wp:extent cx="1800000" cy="3618000"/>
+            <wp:effectExtent l="0" t="0" r="0" b="1905"/>
+            <wp:docPr id="15" name="Imagem 15" descr="D:\aplicacaoo\agendamentos_nao_concluidos.PNG"/>
+            <wp:cNvGraphicFramePr>
+              <a:graphicFrameLocks xmlns:a="http://schemas.openxmlformats.org/drawingml/2006/main" noChangeAspect="1"/>
+            </wp:cNvGraphicFramePr>
+            <a:graphic xmlns:a="http://schemas.openxmlformats.org/drawingml/2006/main">
+              <a:graphicData uri="http://schemas.openxmlformats.org/drawingml/2006/picture">
+                <pic:pic xmlns:pic="http://schemas.openxmlformats.org/drawingml/2006/picture">
+                  <pic:nvPicPr>
+                    <pic:cNvPr id="0" name="Picture 3" descr="D:\aplicacaoo\agendamentos_nao_concluidos.PNG"/>
+                    <pic:cNvPicPr>
+                      <a:picLocks noChangeAspect="1" noChangeArrowheads="1"/>
+                    </pic:cNvPicPr>
+                  </pic:nvPicPr>
+                  <pic:blipFill>
+                    <a:blip r:embed="rId27" cstate="print">
+                      <a:extLst>
+                        <a:ext uri="{28A0092B-C50C-407E-A947-70E740481C1C}">
+                          <a14:useLocalDpi xmlns:a14="http://schemas.microsoft.com/office/drawing/2010/main" val="0"/>
+                        </a:ext>
+                      </a:extLst>
+                    </a:blip>
+                    <a:srcRect/>
+                    <a:stretch>
+                      <a:fillRect/>
+                    </a:stretch>
+                  </pic:blipFill>
+                  <pic:spPr bwMode="auto">
+                    <a:xfrm>
+                      <a:off x="0" y="0"/>
+                      <a:ext cx="1800000" cy="3618000"/>
+                    </a:xfrm>
+                    <a:prstGeom prst="rect">
+                      <a:avLst/>
+                    </a:prstGeom>
+                    <a:noFill/>
+                    <a:ln>
+                      <a:noFill/>
+                    </a:ln>
+                  </pic:spPr>
+                </pic:pic>
+              </a:graphicData>
+            </a:graphic>
+          </wp:inline>
+        </w:drawing>
+      </w:r>
+    </w:p>
+    <w:p>
+      <w:pPr>
+        <w:pStyle w:val="Figura"/>
+        <w:widowControl/>
+        <w:spacing w:line="240" w:lineRule="auto"/>
+        <w:ind w:firstLine="708"/>
+      </w:pPr>
+      <w:r>
+        <w:t>Fonte: Elaborado pelos autores (2026)</w:t>
+      </w:r>
+    </w:p>
+    <w:p>
+      <w:pPr>
+        <w:pStyle w:val="Figura"/>
+        <w:widowControl/>
+        <w:spacing w:line="240" w:lineRule="auto"/>
+      </w:pPr>
+    </w:p>
+    <w:p>
+      <w:pPr>
+        <w:pStyle w:val="Legenda"/>
+        <w:jc w:val="center"/>
+        <w:rPr>
+          <w:i w:val="0"/>
+          <w:color w:val="auto"/>
+          <w:sz w:val="20"/>
+          <w:szCs w:val="20"/>
+        </w:rPr>
+      </w:pPr>
+      <w:bookmarkStart w:id="234" w:name="_Toc230684967"/>
+      <w:r>
+        <w:rPr>
+          <w:i w:val="0"/>
+          <w:color w:val="auto"/>
+          <w:sz w:val="20"/>
+          <w:szCs w:val="20"/>
+        </w:rPr>
+        <w:t xml:space="preserve">Figura </w:t>
+      </w:r>
+      <w:r>
+        <w:rPr>
+          <w:i w:val="0"/>
+          <w:color w:val="auto"/>
+          <w:sz w:val="20"/>
+          <w:szCs w:val="20"/>
+        </w:rPr>
+        <w:fldChar w:fldCharType="begin"/>
+      </w:r>
+      <w:r>
+        <w:rPr>
+          <w:i w:val="0"/>
+          <w:color w:val="auto"/>
+          <w:sz w:val="20"/>
+          <w:szCs w:val="20"/>
+        </w:rPr>
+        <w:instrText xml:space="preserve"> SEQ Figura \* ARABIC </w:instrText>
+      </w:r>
+      <w:r>
+        <w:rPr>
+          <w:i w:val="0"/>
+          <w:color w:val="auto"/>
+          <w:sz w:val="20"/>
+          <w:szCs w:val="20"/>
+        </w:rPr>
+        <w:fldChar w:fldCharType="separate"/>
+      </w:r>
+      <w:r>
+        <w:rPr>
+          <w:i w:val="0"/>
+          <w:noProof/>
+          <w:color w:val="auto"/>
+          <w:sz w:val="20"/>
+          <w:szCs w:val="20"/>
+        </w:rPr>
+        <w:t>19</w:t>
+      </w:r>
+      <w:r>
+        <w:rPr>
+          <w:i w:val="0"/>
+          <w:color w:val="auto"/>
+          <w:sz w:val="20"/>
+          <w:szCs w:val="20"/>
+        </w:rPr>
+        <w:fldChar w:fldCharType="end"/>
+      </w:r>
+      <w:r>
+        <w:rPr>
+          <w:i w:val="0"/>
+          <w:color w:val="auto"/>
+          <w:sz w:val="20"/>
+          <w:szCs w:val="20"/>
+        </w:rPr>
+        <w:t xml:space="preserve"> </w:t>
+      </w:r>
+      <w:r>
+        <w:rPr>
+          <w:i w:val="0"/>
+          <w:color w:val="auto"/>
+          <w:sz w:val="20"/>
+          <w:szCs w:val="20"/>
+        </w:rPr>
+        <w:t>– Cadastrar Agendamento</w:t>
+      </w:r>
+      <w:bookmarkEnd w:id="234"/>
+    </w:p>
+    <w:p>
+      <w:pPr>
+        <w:pStyle w:val="Figura"/>
+        <w:widowControl/>
+        <w:spacing w:line="240" w:lineRule="auto"/>
+      </w:pPr>
+      <w:r>
+        <w:t>Fonte: Elaborado pelos autores (2026)</w:t>
+      </w:r>
+    </w:p>
+    <w:p>
+      <w:pPr>
+        <w:pStyle w:val="Figura"/>
+        <w:widowControl/>
+        <w:spacing w:line="240" w:lineRule="auto"/>
+      </w:pPr>
+    </w:p>
+    <w:p>
+      <w:pPr>
+        <w:pStyle w:val="Legenda"/>
+        <w:jc w:val="center"/>
+        <w:rPr>
+          <w:i w:val="0"/>
+          <w:color w:val="auto"/>
+          <w:sz w:val="20"/>
+          <w:szCs w:val="20"/>
+        </w:rPr>
+      </w:pPr>
+      <w:bookmarkStart w:id="235" w:name="_Toc230684968"/>
+      <w:r>
+        <w:rPr>
+          <w:i w:val="0"/>
+          <w:color w:val="auto"/>
+          <w:sz w:val="20"/>
+          <w:szCs w:val="20"/>
+        </w:rPr>
+        <w:t xml:space="preserve">Figura </w:t>
+      </w:r>
+      <w:r>
+        <w:rPr>
+          <w:i w:val="0"/>
+          <w:color w:val="auto"/>
+          <w:sz w:val="20"/>
+          <w:szCs w:val="20"/>
+        </w:rPr>
+        <w:fldChar w:fldCharType="begin"/>
+      </w:r>
+      <w:r>
+        <w:rPr>
+          <w:i w:val="0"/>
+          <w:color w:val="auto"/>
+          <w:sz w:val="20"/>
+          <w:szCs w:val="20"/>
+        </w:rPr>
+        <w:instrText xml:space="preserve"> SEQ Figura \* ARABIC </w:instrText>
+      </w:r>
+      <w:r>
+        <w:rPr>
+          <w:i w:val="0"/>
+          <w:color w:val="auto"/>
+          <w:sz w:val="20"/>
+          <w:szCs w:val="20"/>
+        </w:rPr>
+        <w:fldChar w:fldCharType="separate"/>
+      </w:r>
+      <w:r>
+        <w:rPr>
+          <w:i w:val="0"/>
+          <w:noProof/>
+          <w:color w:val="auto"/>
+          <w:sz w:val="20"/>
+          <w:szCs w:val="20"/>
+        </w:rPr>
+        <w:t>20</w:t>
+      </w:r>
+      <w:r>
+        <w:rPr>
+          <w:i w:val="0"/>
+          <w:color w:val="auto"/>
+          <w:sz w:val="20"/>
+          <w:szCs w:val="20"/>
+        </w:rPr>
+        <w:fldChar w:fldCharType="end"/>
+      </w:r>
+      <w:r>
+        <w:rPr>
+          <w:i w:val="0"/>
+          <w:color w:val="auto"/>
+          <w:sz w:val="20"/>
+          <w:szCs w:val="20"/>
+        </w:rPr>
+        <w:t xml:space="preserve"> </w:t>
+      </w:r>
+      <w:r>
+        <w:rPr>
+          <w:i w:val="0"/>
+          <w:color w:val="auto"/>
+          <w:sz w:val="20"/>
+          <w:szCs w:val="20"/>
+        </w:rPr>
+        <w:t>–Editar Agendamento</w:t>
+      </w:r>
+      <w:bookmarkEnd w:id="235"/>
+    </w:p>
+    <w:p>
+      <w:pPr>
+        <w:pStyle w:val="Figura"/>
+        <w:widowControl/>
+        <w:spacing w:line="240" w:lineRule="auto"/>
+      </w:pPr>
+      <w:r>
+        <w:t>Fonte: Elaborado pelos autores (2026)</w:t>
+      </w:r>
+    </w:p>
+    <w:p>
+      <w:pPr>
+        <w:pStyle w:val="Figura"/>
+        <w:widowControl/>
+        <w:spacing w:line="240" w:lineRule="auto"/>
+      </w:pPr>
+    </w:p>
+    <w:p>
+      <w:pPr>
+        <w:pStyle w:val="Figura"/>
+        <w:widowControl/>
+        <w:spacing w:line="240" w:lineRule="auto"/>
+      </w:pPr>
+    </w:p>
+    <w:p>
+      <w:pPr>
+        <w:pStyle w:val="Legenda"/>
+        <w:jc w:val="center"/>
+        <w:rPr>
+          <w:i w:val="0"/>
+          <w:color w:val="auto"/>
+          <w:sz w:val="20"/>
+          <w:szCs w:val="20"/>
+        </w:rPr>
+      </w:pPr>
+      <w:bookmarkStart w:id="236" w:name="_Toc230684969"/>
+      <w:r>
+        <w:rPr>
+          <w:i w:val="0"/>
+          <w:color w:val="auto"/>
+          <w:sz w:val="20"/>
+          <w:szCs w:val="20"/>
+        </w:rPr>
+        <w:t xml:space="preserve">Figura </w:t>
+      </w:r>
+      <w:r>
+        <w:rPr>
+          <w:i w:val="0"/>
+          <w:color w:val="auto"/>
+          <w:sz w:val="20"/>
+          <w:szCs w:val="20"/>
+        </w:rPr>
+        <w:fldChar w:fldCharType="begin"/>
+      </w:r>
+      <w:r>
+        <w:rPr>
+          <w:i w:val="0"/>
+          <w:color w:val="auto"/>
+          <w:sz w:val="20"/>
+          <w:szCs w:val="20"/>
+        </w:rPr>
+        <w:instrText xml:space="preserve"> SEQ Figura \* ARABIC </w:instrText>
+      </w:r>
+      <w:r>
+        <w:rPr>
+          <w:i w:val="0"/>
+          <w:color w:val="auto"/>
+          <w:sz w:val="20"/>
+          <w:szCs w:val="20"/>
+        </w:rPr>
+        <w:fldChar w:fldCharType="separate"/>
+      </w:r>
+      <w:r>
+        <w:rPr>
+          <w:i w:val="0"/>
+          <w:noProof/>
+          <w:color w:val="auto"/>
+          <w:sz w:val="20"/>
+          <w:szCs w:val="20"/>
+        </w:rPr>
+        <w:t>21</w:t>
+      </w:r>
+      <w:r>
+        <w:rPr>
+          <w:i w:val="0"/>
+          <w:color w:val="auto"/>
+          <w:sz w:val="20"/>
+          <w:szCs w:val="20"/>
+        </w:rPr>
+        <w:fldChar w:fldCharType="end"/>
+      </w:r>
+      <w:r>
+        <w:rPr>
+          <w:i w:val="0"/>
+          <w:color w:val="auto"/>
+          <w:sz w:val="20"/>
+          <w:szCs w:val="20"/>
+        </w:rPr>
+        <w:t xml:space="preserve"> </w:t>
+      </w:r>
+      <w:r>
+        <w:rPr>
+          <w:i w:val="0"/>
+          <w:color w:val="auto"/>
+          <w:sz w:val="20"/>
+          <w:szCs w:val="20"/>
+        </w:rPr>
+        <w:t>– Concluir Agendamento</w:t>
+      </w:r>
+      <w:bookmarkEnd w:id="236"/>
+    </w:p>
+    <w:p>
+      <w:pPr>
+        <w:jc w:val="center"/>
+      </w:pPr>
+      <w:r>
+        <w:rPr>
+          <w:noProof/>
+        </w:rPr>
+        <w:lastRenderedPageBreak/>
+        <w:drawing>
+          <wp:inline distT="0" distB="0" distL="0" distR="0" wp14:anchorId="44637BC4" wp14:editId="7D2C2E67">
+            <wp:extent cx="1800000" cy="3686400"/>
+            <wp:effectExtent l="0" t="0" r="0" b="0"/>
+            <wp:docPr id="16" name="Imagem 16" descr="D:\aplicacaoo\concluir_agendamento.PNG"/>
+            <wp:cNvGraphicFramePr>
+              <a:graphicFrameLocks xmlns:a="http://schemas.openxmlformats.org/drawingml/2006/main" noChangeAspect="1"/>
+            </wp:cNvGraphicFramePr>
+            <a:graphic xmlns:a="http://schemas.openxmlformats.org/drawingml/2006/main">
+              <a:graphicData uri="http://schemas.openxmlformats.org/drawingml/2006/picture">
+                <pic:pic xmlns:pic="http://schemas.openxmlformats.org/drawingml/2006/picture">
+                  <pic:nvPicPr>
+                    <pic:cNvPr id="0" name="Picture 4" descr="D:\aplicacaoo\concluir_agendamento.PNG"/>
+                    <pic:cNvPicPr>
+                      <a:picLocks noChangeAspect="1" noChangeArrowheads="1"/>
+                    </pic:cNvPicPr>
+                  </pic:nvPicPr>
+                  <pic:blipFill>
+                    <a:blip r:embed="rId28" cstate="print">
+                      <a:extLst>
+                        <a:ext uri="{28A0092B-C50C-407E-A947-70E740481C1C}">
+                          <a14:useLocalDpi xmlns:a14="http://schemas.microsoft.com/office/drawing/2010/main" val="0"/>
+                        </a:ext>
+                      </a:extLst>
+                    </a:blip>
+                    <a:srcRect/>
+                    <a:stretch>
+                      <a:fillRect/>
+                    </a:stretch>
+                  </pic:blipFill>
+                  <pic:spPr bwMode="auto">
+                    <a:xfrm>
+                      <a:off x="0" y="0"/>
+                      <a:ext cx="1800000" cy="3686400"/>
+                    </a:xfrm>
+                    <a:prstGeom prst="rect">
+                      <a:avLst/>
+                    </a:prstGeom>
+                    <a:noFill/>
+                    <a:ln>
+                      <a:noFill/>
+                    </a:ln>
+                  </pic:spPr>
+                </pic:pic>
+              </a:graphicData>
+            </a:graphic>
+          </wp:inline>
+        </w:drawing>
+      </w:r>
+    </w:p>
+    <w:p>
+      <w:pPr>
+        <w:pStyle w:val="Figura"/>
+        <w:widowControl/>
+        <w:spacing w:line="240" w:lineRule="auto"/>
+        <w:ind w:firstLine="708"/>
+      </w:pPr>
+      <w:r>
+        <w:t>Fonte: Elaborado pelos autores (2026)</w:t>
+      </w:r>
+    </w:p>
+    <w:p>
+      <w:pPr>
+        <w:pStyle w:val="Figura"/>
+        <w:widowControl/>
+        <w:spacing w:line="240" w:lineRule="auto"/>
+      </w:pPr>
+    </w:p>
+    <w:p>
+      <w:pPr>
+        <w:pStyle w:val="Legenda"/>
+        <w:jc w:val="center"/>
+        <w:rPr>
+          <w:i w:val="0"/>
+          <w:color w:val="auto"/>
+          <w:sz w:val="20"/>
+          <w:szCs w:val="20"/>
+        </w:rPr>
+      </w:pPr>
+      <w:bookmarkStart w:id="237" w:name="_Toc230684970"/>
+      <w:r>
+        <w:rPr>
+          <w:i w:val="0"/>
+          <w:color w:val="auto"/>
+          <w:sz w:val="20"/>
+          <w:szCs w:val="20"/>
+        </w:rPr>
+        <w:t xml:space="preserve">Figura </w:t>
+      </w:r>
+      <w:r>
+        <w:rPr>
+          <w:i w:val="0"/>
+          <w:color w:val="auto"/>
+          <w:sz w:val="20"/>
+          <w:szCs w:val="20"/>
+        </w:rPr>
+        <w:fldChar w:fldCharType="begin"/>
+      </w:r>
+      <w:r>
+        <w:rPr>
+          <w:i w:val="0"/>
+          <w:color w:val="auto"/>
+          <w:sz w:val="20"/>
+          <w:szCs w:val="20"/>
+        </w:rPr>
+        <w:instrText xml:space="preserve"> SEQ Figura \* ARABIC </w:instrText>
+      </w:r>
+      <w:r>
+        <w:rPr>
+          <w:i w:val="0"/>
+          <w:color w:val="auto"/>
+          <w:sz w:val="20"/>
+          <w:szCs w:val="20"/>
+        </w:rPr>
+        <w:fldChar w:fldCharType="separate"/>
+      </w:r>
+      <w:r>
+        <w:rPr>
+          <w:i w:val="0"/>
+          <w:noProof/>
+          <w:color w:val="auto"/>
+          <w:sz w:val="20"/>
+          <w:szCs w:val="20"/>
+        </w:rPr>
+        <w:t>22</w:t>
+      </w:r>
+      <w:r>
+        <w:rPr>
+          <w:i w:val="0"/>
+          <w:color w:val="auto"/>
+          <w:sz w:val="20"/>
+          <w:szCs w:val="20"/>
+        </w:rPr>
+        <w:fldChar w:fldCharType="end"/>
+      </w:r>
+      <w:r>
+        <w:rPr>
+          <w:i w:val="0"/>
+          <w:color w:val="auto"/>
+          <w:sz w:val="20"/>
+          <w:szCs w:val="20"/>
+        </w:rPr>
+        <w:t xml:space="preserve"> </w:t>
+      </w:r>
+      <w:r>
+        <w:rPr>
+          <w:i w:val="0"/>
+          <w:color w:val="auto"/>
+          <w:sz w:val="20"/>
+          <w:szCs w:val="20"/>
+        </w:rPr>
+        <w:t>– Cancelar Agendamento</w:t>
+      </w:r>
+      <w:bookmarkEnd w:id="237"/>
+    </w:p>
+    <w:p>
+      <w:pPr>
+        <w:jc w:val="center"/>
+      </w:pPr>
+      <w:r>
+        <w:rPr>
+          <w:noProof/>
+        </w:rPr>
+        <w:drawing>
+          <wp:inline distT="0" distB="0" distL="0" distR="0" wp14:anchorId="5BB75825" wp14:editId="4764B5A4">
+            <wp:extent cx="1800000" cy="3690000"/>
+            <wp:effectExtent l="0" t="0" r="0" b="5715"/>
+            <wp:docPr id="17" name="Imagem 17" descr="D:\aplicacaoo\cancelar_agendamento.PNG"/>
+            <wp:cNvGraphicFramePr>
+              <a:graphicFrameLocks xmlns:a="http://schemas.openxmlformats.org/drawingml/2006/main" noChangeAspect="1"/>
+            </wp:cNvGraphicFramePr>
+            <a:graphic xmlns:a="http://schemas.openxmlformats.org/drawingml/2006/main">
+              <a:graphicData uri="http://schemas.openxmlformats.org/drawingml/2006/picture">
+                <pic:pic xmlns:pic="http://schemas.openxmlformats.org/drawingml/2006/picture">
+                  <pic:nvPicPr>
+                    <pic:cNvPr id="0" name="Picture 5" descr="D:\aplicacaoo\cancelar_agendamento.PNG"/>
+                    <pic:cNvPicPr>
+                      <a:picLocks noChangeAspect="1" noChangeArrowheads="1"/>
+                    </pic:cNvPicPr>
+                  </pic:nvPicPr>
+                  <pic:blipFill>
+                    <a:blip r:embed="rId29" cstate="print">
+                      <a:extLst>
+                        <a:ext uri="{28A0092B-C50C-407E-A947-70E740481C1C}">
+                          <a14:useLocalDpi xmlns:a14="http://schemas.microsoft.com/office/drawing/2010/main" val="0"/>
+                        </a:ext>
+                      </a:extLst>
+                    </a:blip>
+                    <a:srcRect/>
+                    <a:stretch>
+                      <a:fillRect/>
+                    </a:stretch>
+                  </pic:blipFill>
+                  <pic:spPr bwMode="auto">
+                    <a:xfrm>
+                      <a:off x="0" y="0"/>
+                      <a:ext cx="1800000" cy="3690000"/>
+                    </a:xfrm>
+                    <a:prstGeom prst="rect">
+                      <a:avLst/>
+                    </a:prstGeom>
+                    <a:noFill/>
+                    <a:ln>
+                      <a:noFill/>
+                    </a:ln>
+                  </pic:spPr>
+                </pic:pic>
+              </a:graphicData>
+            </a:graphic>
+          </wp:inline>
+        </w:drawing>
+      </w:r>
+    </w:p>
+    <w:p>
+      <w:pPr>
+        <w:pStyle w:val="Figura"/>
+        <w:widowControl/>
+        <w:spacing w:line="240" w:lineRule="auto"/>
+        <w:ind w:firstLine="708"/>
+      </w:pPr>
+      <w:r>
+        <w:t>Fonte: Elaborado pelos autores (2026)</w:t>
+      </w:r>
+    </w:p>
+    <w:p>
+      <w:pPr>
+        <w:pStyle w:val="Figura"/>
+        <w:widowControl/>
+        <w:spacing w:line="240" w:lineRule="auto"/>
+      </w:pPr>
+    </w:p>
+    <w:p>
+      <w:pPr>
+        <w:pStyle w:val="Legenda"/>
+        <w:jc w:val="center"/>
+        <w:rPr>
+          <w:i w:val="0"/>
+          <w:color w:val="auto"/>
+          <w:sz w:val="20"/>
+          <w:szCs w:val="20"/>
+        </w:rPr>
+      </w:pPr>
+      <w:bookmarkStart w:id="238" w:name="_Toc230684971"/>
+      <w:r>
+        <w:rPr>
+          <w:i w:val="0"/>
+          <w:color w:val="auto"/>
+          <w:sz w:val="20"/>
+          <w:szCs w:val="20"/>
+        </w:rPr>
+        <w:t xml:space="preserve">Figura </w:t>
+      </w:r>
+      <w:r>
+        <w:rPr>
+          <w:i w:val="0"/>
+          <w:color w:val="auto"/>
+          <w:sz w:val="20"/>
+          <w:szCs w:val="20"/>
+        </w:rPr>
+        <w:fldChar w:fldCharType="begin"/>
+      </w:r>
+      <w:r>
+        <w:rPr>
+          <w:i w:val="0"/>
+          <w:color w:val="auto"/>
+          <w:sz w:val="20"/>
+          <w:szCs w:val="20"/>
+        </w:rPr>
+        <w:instrText xml:space="preserve"> SEQ Figura \* ARABIC </w:instrText>
+      </w:r>
+      <w:r>
+        <w:rPr>
+          <w:i w:val="0"/>
+          <w:color w:val="auto"/>
+          <w:sz w:val="20"/>
+          <w:szCs w:val="20"/>
+        </w:rPr>
+        <w:fldChar w:fldCharType="separate"/>
+      </w:r>
+      <w:r>
+        <w:rPr>
+          <w:i w:val="0"/>
+          <w:noProof/>
+          <w:color w:val="auto"/>
+          <w:sz w:val="20"/>
+          <w:szCs w:val="20"/>
+        </w:rPr>
+        <w:t>23</w:t>
+      </w:r>
+      <w:r>
+        <w:rPr>
+          <w:i w:val="0"/>
+          <w:color w:val="auto"/>
+          <w:sz w:val="20"/>
+          <w:szCs w:val="20"/>
+        </w:rPr>
+        <w:fldChar w:fldCharType="end"/>
+      </w:r>
+      <w:r>
+        <w:rPr>
+          <w:i w:val="0"/>
+          <w:color w:val="auto"/>
+          <w:sz w:val="20"/>
+          <w:szCs w:val="20"/>
+        </w:rPr>
+        <w:t xml:space="preserve"> </w:t>
+      </w:r>
+      <w:r>
+        <w:rPr>
+          <w:i w:val="0"/>
+          <w:color w:val="auto"/>
+          <w:sz w:val="20"/>
+          <w:szCs w:val="20"/>
+        </w:rPr>
+        <w:t>– Clientes</w:t>
+      </w:r>
+      <w:bookmarkEnd w:id="238"/>
+    </w:p>
+    <w:p>
+      <w:pPr>
+        <w:pStyle w:val="Figura"/>
+        <w:widowControl/>
+        <w:spacing w:line="240" w:lineRule="auto"/>
+      </w:pPr>
+      <w:r>
+        <w:lastRenderedPageBreak/>
+        <w:t>Fonte: Elaborado pelos autores (2026)</w:t>
+      </w:r>
+    </w:p>
+    <w:p>
+      <w:pPr>
+        <w:pStyle w:val="Figura"/>
+        <w:widowControl/>
+        <w:spacing w:line="240" w:lineRule="auto"/>
+      </w:pPr>
+    </w:p>
+    <w:p>
+      <w:pPr>
+        <w:pStyle w:val="Legenda"/>
+        <w:jc w:val="center"/>
+        <w:rPr>
+          <w:i w:val="0"/>
+          <w:color w:val="auto"/>
+          <w:sz w:val="20"/>
+          <w:szCs w:val="20"/>
+        </w:rPr>
+      </w:pPr>
+      <w:bookmarkStart w:id="239" w:name="_Toc230684972"/>
+      <w:r>
+        <w:rPr>
+          <w:i w:val="0"/>
+          <w:color w:val="auto"/>
+          <w:sz w:val="20"/>
+          <w:szCs w:val="20"/>
+        </w:rPr>
+        <w:t xml:space="preserve">Figura </w:t>
+      </w:r>
+      <w:r>
+        <w:rPr>
+          <w:i w:val="0"/>
+          <w:color w:val="auto"/>
+          <w:sz w:val="20"/>
+          <w:szCs w:val="20"/>
+        </w:rPr>
+        <w:fldChar w:fldCharType="begin"/>
+      </w:r>
+      <w:r>
+        <w:rPr>
+          <w:i w:val="0"/>
+          <w:color w:val="auto"/>
+          <w:sz w:val="20"/>
+          <w:szCs w:val="20"/>
+        </w:rPr>
+        <w:instrText xml:space="preserve"> SEQ Figura \* ARABIC </w:instrText>
+      </w:r>
+      <w:r>
+        <w:rPr>
+          <w:i w:val="0"/>
+          <w:color w:val="auto"/>
+          <w:sz w:val="20"/>
+          <w:szCs w:val="20"/>
+        </w:rPr>
+        <w:fldChar w:fldCharType="separate"/>
+      </w:r>
+      <w:r>
+        <w:rPr>
+          <w:i w:val="0"/>
+          <w:noProof/>
+          <w:color w:val="auto"/>
+          <w:sz w:val="20"/>
+          <w:szCs w:val="20"/>
+        </w:rPr>
+        <w:t>24</w:t>
+      </w:r>
+      <w:r>
+        <w:rPr>
+          <w:i w:val="0"/>
+          <w:color w:val="auto"/>
+          <w:sz w:val="20"/>
+          <w:szCs w:val="20"/>
+        </w:rPr>
+        <w:fldChar w:fldCharType="end"/>
+      </w:r>
+      <w:r>
+        <w:rPr>
+          <w:i w:val="0"/>
+          <w:color w:val="auto"/>
+          <w:sz w:val="20"/>
+          <w:szCs w:val="20"/>
+        </w:rPr>
+        <w:t xml:space="preserve"> </w:t>
+      </w:r>
+      <w:r>
+        <w:rPr>
+          <w:i w:val="0"/>
+          <w:color w:val="auto"/>
+          <w:sz w:val="20"/>
+          <w:szCs w:val="20"/>
+        </w:rPr>
+        <w:t>– Cadastrar Cliente</w:t>
+      </w:r>
+      <w:bookmarkEnd w:id="239"/>
+    </w:p>
+    <w:p>
+      <w:pPr>
+        <w:pStyle w:val="Figura"/>
+        <w:widowControl/>
+        <w:spacing w:line="240" w:lineRule="auto"/>
+      </w:pPr>
+      <w:r>
+        <w:t>Fonte: Elaborado pelos autores (2026)</w:t>
+      </w:r>
+    </w:p>
+    <w:p>
+      <w:pPr>
+        <w:pStyle w:val="Legenda"/>
+        <w:jc w:val="center"/>
+        <w:rPr>
+          <w:i w:val="0"/>
+          <w:color w:val="auto"/>
+          <w:sz w:val="20"/>
+          <w:szCs w:val="20"/>
+        </w:rPr>
+      </w:pPr>
+      <w:bookmarkStart w:id="240" w:name="_Toc230684973"/>
+      <w:r>
+        <w:rPr>
+          <w:i w:val="0"/>
+          <w:color w:val="auto"/>
+          <w:sz w:val="20"/>
+          <w:szCs w:val="20"/>
+        </w:rPr>
+        <w:t xml:space="preserve">Figura </w:t>
+      </w:r>
+      <w:r>
+        <w:rPr>
+          <w:i w:val="0"/>
+          <w:color w:val="auto"/>
+          <w:sz w:val="20"/>
+          <w:szCs w:val="20"/>
+        </w:rPr>
+        <w:fldChar w:fldCharType="begin"/>
+      </w:r>
+      <w:r>
+        <w:rPr>
+          <w:i w:val="0"/>
+          <w:color w:val="auto"/>
+          <w:sz w:val="20"/>
+          <w:szCs w:val="20"/>
+        </w:rPr>
+        <w:instrText xml:space="preserve"> SEQ Figura \* ARABIC </w:instrText>
+      </w:r>
+      <w:r>
+        <w:rPr>
+          <w:i w:val="0"/>
+          <w:color w:val="auto"/>
+          <w:sz w:val="20"/>
+          <w:szCs w:val="20"/>
+        </w:rPr>
+        <w:fldChar w:fldCharType="separate"/>
+      </w:r>
+      <w:r>
+        <w:rPr>
+          <w:i w:val="0"/>
+          <w:noProof/>
+          <w:color w:val="auto"/>
+          <w:sz w:val="20"/>
+          <w:szCs w:val="20"/>
+        </w:rPr>
+        <w:t>25</w:t>
+      </w:r>
+      <w:r>
+        <w:rPr>
+          <w:i w:val="0"/>
+          <w:color w:val="auto"/>
+          <w:sz w:val="20"/>
+          <w:szCs w:val="20"/>
+        </w:rPr>
+        <w:fldChar w:fldCharType="end"/>
+      </w:r>
+      <w:r>
+        <w:rPr>
+          <w:i w:val="0"/>
+          <w:color w:val="auto"/>
+          <w:sz w:val="20"/>
+          <w:szCs w:val="20"/>
+        </w:rPr>
+        <w:t xml:space="preserve"> </w:t>
+      </w:r>
+      <w:r>
+        <w:rPr>
+          <w:i w:val="0"/>
+          <w:color w:val="auto"/>
+          <w:sz w:val="20"/>
+          <w:szCs w:val="20"/>
+        </w:rPr>
+        <w:t>–  Editar Cliente</w:t>
+      </w:r>
+      <w:bookmarkEnd w:id="240"/>
+    </w:p>
+    <w:p>
+      <w:pPr>
+        <w:pStyle w:val="Figura"/>
+        <w:widowControl/>
+        <w:spacing w:line="240" w:lineRule="auto"/>
+      </w:pPr>
+      <w:r>
+        <w:t>Fonte: Elaborado pelos autores (2026)</w:t>
+      </w:r>
+    </w:p>
+    <w:p>
+      <w:pPr>
+        <w:pStyle w:val="Figura"/>
+        <w:widowControl/>
+        <w:spacing w:line="240" w:lineRule="auto"/>
+      </w:pPr>
+    </w:p>
+    <w:p>
+      <w:pPr>
+        <w:pStyle w:val="Legenda"/>
+        <w:jc w:val="center"/>
+        <w:rPr>
+          <w:i w:val="0"/>
+          <w:color w:val="auto"/>
+          <w:sz w:val="20"/>
+          <w:szCs w:val="20"/>
+        </w:rPr>
+      </w:pPr>
+      <w:bookmarkStart w:id="241" w:name="_Toc230684974"/>
+      <w:r>
+        <w:rPr>
+          <w:i w:val="0"/>
+          <w:color w:val="auto"/>
+          <w:sz w:val="20"/>
+          <w:szCs w:val="20"/>
+        </w:rPr>
+        <w:t xml:space="preserve">Figura </w:t>
+      </w:r>
+      <w:r>
+        <w:rPr>
+          <w:i w:val="0"/>
+          <w:color w:val="auto"/>
+          <w:sz w:val="20"/>
+          <w:szCs w:val="20"/>
+        </w:rPr>
+        <w:fldChar w:fldCharType="begin"/>
+      </w:r>
+      <w:r>
+        <w:rPr>
+          <w:i w:val="0"/>
+          <w:color w:val="auto"/>
+          <w:sz w:val="20"/>
+          <w:szCs w:val="20"/>
+        </w:rPr>
+        <w:instrText xml:space="preserve"> SEQ Figura \* ARABIC </w:instrText>
+      </w:r>
+      <w:r>
+        <w:rPr>
+          <w:i w:val="0"/>
+          <w:color w:val="auto"/>
+          <w:sz w:val="20"/>
+          <w:szCs w:val="20"/>
+        </w:rPr>
+        <w:fldChar w:fldCharType="separate"/>
+      </w:r>
+      <w:r>
+        <w:rPr>
+          <w:i w:val="0"/>
+          <w:noProof/>
+          <w:color w:val="auto"/>
+          <w:sz w:val="20"/>
+          <w:szCs w:val="20"/>
+        </w:rPr>
+        <w:t>26</w:t>
+      </w:r>
+      <w:r>
+        <w:rPr>
+          <w:i w:val="0"/>
+          <w:color w:val="auto"/>
+          <w:sz w:val="20"/>
+          <w:szCs w:val="20"/>
+        </w:rPr>
+        <w:fldChar w:fldCharType="end"/>
+      </w:r>
+      <w:r>
+        <w:rPr>
+          <w:i w:val="0"/>
+          <w:color w:val="auto"/>
+          <w:sz w:val="20"/>
+          <w:szCs w:val="20"/>
+        </w:rPr>
+        <w:t xml:space="preserve"> </w:t>
+      </w:r>
+      <w:r>
+        <w:rPr>
+          <w:i w:val="0"/>
+          <w:color w:val="auto"/>
+          <w:sz w:val="20"/>
+          <w:szCs w:val="20"/>
+        </w:rPr>
+        <w:t xml:space="preserve">– </w:t>
+      </w:r>
+      <w:r>
+        <w:rPr>
+          <w:i w:val="0"/>
+          <w:color w:val="auto"/>
+          <w:sz w:val="20"/>
+          <w:szCs w:val="20"/>
+        </w:rPr>
+        <w:t>Excluir Cliente</w:t>
+      </w:r>
+      <w:bookmarkEnd w:id="241"/>
+    </w:p>
+    <w:p>
+      <w:pPr>
+        <w:pStyle w:val="Figura"/>
+        <w:widowControl/>
+        <w:spacing w:line="240" w:lineRule="auto"/>
+      </w:pPr>
+      <w:r>
+        <w:t>Fonte: Elaborado pelos autores (2026)</w:t>
+      </w:r>
+    </w:p>
+    <w:p>
+      <w:pPr>
+        <w:pStyle w:val="Figura"/>
+        <w:widowControl/>
+        <w:spacing w:line="240" w:lineRule="auto"/>
+      </w:pPr>
+    </w:p>
+    <w:p>
+      <w:pPr>
+        <w:pStyle w:val="Legenda"/>
+        <w:jc w:val="center"/>
+        <w:rPr>
+          <w:i w:val="0"/>
+          <w:color w:val="auto"/>
+          <w:sz w:val="20"/>
+          <w:szCs w:val="20"/>
+        </w:rPr>
+      </w:pPr>
+      <w:bookmarkStart w:id="242" w:name="_Toc230684975"/>
+      <w:r>
+        <w:rPr>
+          <w:i w:val="0"/>
+          <w:color w:val="auto"/>
+          <w:sz w:val="20"/>
+          <w:szCs w:val="20"/>
+        </w:rPr>
+        <w:t xml:space="preserve">Figura </w:t>
+      </w:r>
+      <w:r>
+        <w:rPr>
+          <w:i w:val="0"/>
+          <w:color w:val="auto"/>
+          <w:sz w:val="20"/>
+          <w:szCs w:val="20"/>
+        </w:rPr>
+        <w:fldChar w:fldCharType="begin"/>
+      </w:r>
+      <w:r>
+        <w:rPr>
+          <w:i w:val="0"/>
+          <w:color w:val="auto"/>
+          <w:sz w:val="20"/>
+          <w:szCs w:val="20"/>
+        </w:rPr>
+        <w:instrText xml:space="preserve"> SEQ Figura \* ARABIC </w:instrText>
+      </w:r>
+      <w:r>
+        <w:rPr>
+          <w:i w:val="0"/>
+          <w:color w:val="auto"/>
+          <w:sz w:val="20"/>
+          <w:szCs w:val="20"/>
+        </w:rPr>
+        <w:fldChar w:fldCharType="separate"/>
+      </w:r>
+      <w:r>
+        <w:rPr>
+          <w:i w:val="0"/>
+          <w:noProof/>
+          <w:color w:val="auto"/>
+          <w:sz w:val="20"/>
+          <w:szCs w:val="20"/>
+        </w:rPr>
+        <w:t>27</w:t>
+      </w:r>
+      <w:r>
+        <w:rPr>
+          <w:i w:val="0"/>
+          <w:color w:val="auto"/>
+          <w:sz w:val="20"/>
+          <w:szCs w:val="20"/>
+        </w:rPr>
+        <w:fldChar w:fldCharType="end"/>
+      </w:r>
+      <w:r>
+        <w:rPr>
+          <w:i w:val="0"/>
+          <w:color w:val="auto"/>
+          <w:sz w:val="20"/>
+          <w:szCs w:val="20"/>
+        </w:rPr>
+        <w:t xml:space="preserve"> </w:t>
+      </w:r>
+      <w:r>
+        <w:rPr>
+          <w:i w:val="0"/>
+          <w:color w:val="auto"/>
+          <w:sz w:val="20"/>
+          <w:szCs w:val="20"/>
+        </w:rPr>
+        <w:t>– Histórico Cliente</w:t>
+      </w:r>
+      <w:bookmarkEnd w:id="242"/>
+    </w:p>
+    <w:p>
+      <w:pPr>
+        <w:pStyle w:val="Figura"/>
+        <w:widowControl/>
+        <w:spacing w:line="240" w:lineRule="auto"/>
+      </w:pPr>
+      <w:r>
+        <w:t>Fonte: Elaborado pelos autores (2026)</w:t>
+      </w:r>
+    </w:p>
+    <w:p>
+      <w:pPr>
+        <w:pStyle w:val="Legenda"/>
+        <w:jc w:val="center"/>
+        <w:rPr>
+          <w:i w:val="0"/>
+          <w:color w:val="auto"/>
+          <w:sz w:val="20"/>
+          <w:szCs w:val="20"/>
+        </w:rPr>
+      </w:pPr>
+      <w:bookmarkStart w:id="243" w:name="_Toc230684976"/>
+      <w:r>
+        <w:rPr>
+          <w:i w:val="0"/>
+          <w:color w:val="auto"/>
+          <w:sz w:val="20"/>
+          <w:szCs w:val="20"/>
+        </w:rPr>
+        <w:t xml:space="preserve">Figura </w:t>
+      </w:r>
+      <w:r>
+        <w:rPr>
+          <w:i w:val="0"/>
+          <w:color w:val="auto"/>
+          <w:sz w:val="20"/>
+          <w:szCs w:val="20"/>
+        </w:rPr>
+        <w:fldChar w:fldCharType="begin"/>
+      </w:r>
+      <w:r>
+        <w:rPr>
+          <w:i w:val="0"/>
+          <w:color w:val="auto"/>
+          <w:sz w:val="20"/>
+          <w:szCs w:val="20"/>
+        </w:rPr>
+        <w:instrText xml:space="preserve"> SEQ Figura \* ARABIC </w:instrText>
+      </w:r>
+      <w:r>
+        <w:rPr>
+          <w:i w:val="0"/>
+          <w:color w:val="auto"/>
+          <w:sz w:val="20"/>
+          <w:szCs w:val="20"/>
+        </w:rPr>
+        <w:fldChar w:fldCharType="separate"/>
+      </w:r>
+      <w:r>
+        <w:rPr>
+          <w:i w:val="0"/>
+          <w:noProof/>
+          <w:color w:val="auto"/>
+          <w:sz w:val="20"/>
+          <w:szCs w:val="20"/>
+        </w:rPr>
+        <w:t>28</w:t>
+      </w:r>
+      <w:r>
+        <w:rPr>
+          <w:i w:val="0"/>
+          <w:color w:val="auto"/>
+          <w:sz w:val="20"/>
+          <w:szCs w:val="20"/>
+        </w:rPr>
+        <w:fldChar w:fldCharType="end"/>
+      </w:r>
+      <w:r>
+        <w:rPr>
+          <w:i w:val="0"/>
+          <w:color w:val="auto"/>
+          <w:sz w:val="20"/>
+          <w:szCs w:val="20"/>
+        </w:rPr>
+        <w:t xml:space="preserve"> </w:t>
+      </w:r>
+      <w:r>
+        <w:rPr>
+          <w:i w:val="0"/>
+          <w:color w:val="auto"/>
+          <w:sz w:val="20"/>
+          <w:szCs w:val="20"/>
+        </w:rPr>
+        <w:t>– Serviços</w:t>
+      </w:r>
+      <w:bookmarkEnd w:id="243"/>
+    </w:p>
+    <w:p>
+      <w:pPr>
+        <w:pStyle w:val="Figura"/>
+        <w:widowControl/>
+        <w:spacing w:line="240" w:lineRule="auto"/>
+      </w:pPr>
+      <w:r>
+        <w:t>Fonte: Elaborado pelos autores (2026)</w:t>
+      </w:r>
+    </w:p>
+    <w:p>
+      <w:pPr>
+        <w:pStyle w:val="Legenda"/>
+        <w:jc w:val="center"/>
+        <w:rPr>
+          <w:i w:val="0"/>
+          <w:color w:val="auto"/>
+          <w:sz w:val="20"/>
+          <w:szCs w:val="20"/>
+        </w:rPr>
+      </w:pPr>
+      <w:bookmarkStart w:id="244" w:name="_Toc230684977"/>
+      <w:r>
+        <w:rPr>
+          <w:i w:val="0"/>
+          <w:color w:val="auto"/>
+          <w:sz w:val="20"/>
+          <w:szCs w:val="20"/>
+        </w:rPr>
+        <w:t xml:space="preserve">Figura </w:t>
+      </w:r>
+      <w:r>
+        <w:rPr>
+          <w:i w:val="0"/>
+          <w:color w:val="auto"/>
+          <w:sz w:val="20"/>
+          <w:szCs w:val="20"/>
+        </w:rPr>
+        <w:fldChar w:fldCharType="begin"/>
+      </w:r>
+      <w:r>
+        <w:rPr>
+          <w:i w:val="0"/>
+          <w:color w:val="auto"/>
+          <w:sz w:val="20"/>
+          <w:szCs w:val="20"/>
+        </w:rPr>
+        <w:instrText xml:space="preserve"> SEQ Figura \* ARABIC </w:instrText>
+      </w:r>
+      <w:r>
+        <w:rPr>
+          <w:i w:val="0"/>
+          <w:color w:val="auto"/>
+          <w:sz w:val="20"/>
+          <w:szCs w:val="20"/>
+        </w:rPr>
+        <w:fldChar w:fldCharType="separate"/>
+      </w:r>
+      <w:r>
+        <w:rPr>
+          <w:i w:val="0"/>
+          <w:noProof/>
+          <w:color w:val="auto"/>
+          <w:sz w:val="20"/>
+          <w:szCs w:val="20"/>
+        </w:rPr>
+        <w:t>29</w:t>
+      </w:r>
+      <w:r>
+        <w:rPr>
+          <w:i w:val="0"/>
+          <w:color w:val="auto"/>
+          <w:sz w:val="20"/>
+          <w:szCs w:val="20"/>
+        </w:rPr>
+        <w:fldChar w:fldCharType="end"/>
+      </w:r>
+      <w:r>
+        <w:rPr>
+          <w:i w:val="0"/>
+          <w:color w:val="auto"/>
+          <w:sz w:val="20"/>
+          <w:szCs w:val="20"/>
+        </w:rPr>
+        <w:t xml:space="preserve"> </w:t>
+      </w:r>
+      <w:r>
+        <w:rPr>
+          <w:i w:val="0"/>
+          <w:color w:val="auto"/>
+          <w:sz w:val="20"/>
+          <w:szCs w:val="20"/>
+        </w:rPr>
+        <w:t>– Cadastrar Serviço</w:t>
+      </w:r>
+      <w:bookmarkEnd w:id="244"/>
+    </w:p>
+    <w:p>
+      <w:pPr>
+        <w:pStyle w:val="Figura"/>
+        <w:widowControl/>
+        <w:spacing w:line="240" w:lineRule="auto"/>
+      </w:pPr>
+      <w:r>
+        <w:t>Fonte: Elaborado pelos autores (2026)</w:t>
+      </w:r>
+    </w:p>
+    <w:p>
+      <w:pPr>
+        <w:pStyle w:val="Legenda"/>
+        <w:jc w:val="center"/>
+        <w:rPr>
+          <w:i w:val="0"/>
+          <w:color w:val="auto"/>
+          <w:sz w:val="20"/>
+          <w:szCs w:val="20"/>
+        </w:rPr>
+      </w:pPr>
+      <w:bookmarkStart w:id="245" w:name="_Toc230684978"/>
+      <w:r>
+        <w:rPr>
+          <w:i w:val="0"/>
+          <w:color w:val="auto"/>
+          <w:sz w:val="20"/>
+          <w:szCs w:val="20"/>
+        </w:rPr>
+        <w:t xml:space="preserve">Figura </w:t>
+      </w:r>
+      <w:r>
+        <w:rPr>
+          <w:i w:val="0"/>
+          <w:color w:val="auto"/>
+          <w:sz w:val="20"/>
+          <w:szCs w:val="20"/>
+        </w:rPr>
+        <w:fldChar w:fldCharType="begin"/>
+      </w:r>
+      <w:r>
+        <w:rPr>
+          <w:i w:val="0"/>
+          <w:color w:val="auto"/>
+          <w:sz w:val="20"/>
+          <w:szCs w:val="20"/>
+        </w:rPr>
+        <w:instrText xml:space="preserve"> SEQ Figura \* ARABIC </w:instrText>
+      </w:r>
+      <w:r>
+        <w:rPr>
+          <w:i w:val="0"/>
+          <w:color w:val="auto"/>
+          <w:sz w:val="20"/>
+          <w:szCs w:val="20"/>
+        </w:rPr>
+        <w:fldChar w:fldCharType="separate"/>
+      </w:r>
+      <w:r>
+        <w:rPr>
+          <w:i w:val="0"/>
+          <w:noProof/>
+          <w:color w:val="auto"/>
+          <w:sz w:val="20"/>
+          <w:szCs w:val="20"/>
+        </w:rPr>
+        <w:t>30</w:t>
+      </w:r>
+      <w:r>
+        <w:rPr>
+          <w:i w:val="0"/>
+          <w:color w:val="auto"/>
+          <w:sz w:val="20"/>
+          <w:szCs w:val="20"/>
+        </w:rPr>
+        <w:fldChar w:fldCharType="end"/>
+      </w:r>
+      <w:r>
+        <w:rPr>
+          <w:i w:val="0"/>
+          <w:color w:val="auto"/>
+          <w:sz w:val="20"/>
+          <w:szCs w:val="20"/>
+        </w:rPr>
+        <w:t xml:space="preserve"> </w:t>
+      </w:r>
+      <w:r>
+        <w:rPr>
+          <w:i w:val="0"/>
+          <w:color w:val="auto"/>
+          <w:sz w:val="20"/>
+          <w:szCs w:val="20"/>
+        </w:rPr>
+        <w:t>– Editar Serviço</w:t>
+      </w:r>
+      <w:bookmarkEnd w:id="245"/>
+    </w:p>
+    <w:p>
+      <w:pPr>
+        <w:pStyle w:val="Figura"/>
+        <w:widowControl/>
+        <w:spacing w:line="240" w:lineRule="auto"/>
+      </w:pPr>
+      <w:r>
+        <w:t>Fonte: Elaborado pelos autores (2026)</w:t>
+      </w:r>
+    </w:p>
+    <w:p>
+      <w:pPr>
+        <w:pStyle w:val="Figura"/>
+        <w:widowControl/>
+        <w:spacing w:line="240" w:lineRule="auto"/>
+      </w:pPr>
+    </w:p>
+    <w:p>
+      <w:pPr>
+        <w:pStyle w:val="Legenda"/>
+        <w:jc w:val="center"/>
+        <w:rPr>
+          <w:i w:val="0"/>
+          <w:color w:val="auto"/>
+          <w:sz w:val="20"/>
+          <w:szCs w:val="20"/>
+        </w:rPr>
+      </w:pPr>
+      <w:bookmarkStart w:id="246" w:name="_Toc230684979"/>
+      <w:r>
+        <w:rPr>
+          <w:i w:val="0"/>
+          <w:color w:val="auto"/>
+          <w:sz w:val="20"/>
+          <w:szCs w:val="20"/>
+        </w:rPr>
+        <w:t xml:space="preserve">Figura </w:t>
+      </w:r>
+      <w:r>
+        <w:rPr>
+          <w:i w:val="0"/>
+          <w:color w:val="auto"/>
+          <w:sz w:val="20"/>
+          <w:szCs w:val="20"/>
+        </w:rPr>
+        <w:fldChar w:fldCharType="begin"/>
+      </w:r>
+      <w:r>
+        <w:rPr>
+          <w:i w:val="0"/>
+          <w:color w:val="auto"/>
+          <w:sz w:val="20"/>
+          <w:szCs w:val="20"/>
+        </w:rPr>
+        <w:instrText xml:space="preserve"> SEQ Figura \* ARABIC </w:instrText>
+      </w:r>
+      <w:r>
+        <w:rPr>
+          <w:i w:val="0"/>
+          <w:color w:val="auto"/>
+          <w:sz w:val="20"/>
+          <w:szCs w:val="20"/>
+        </w:rPr>
+        <w:fldChar w:fldCharType="separate"/>
+      </w:r>
+      <w:r>
+        <w:rPr>
+          <w:i w:val="0"/>
+          <w:noProof/>
+          <w:color w:val="auto"/>
+          <w:sz w:val="20"/>
+          <w:szCs w:val="20"/>
+        </w:rPr>
+        <w:t>31</w:t>
+      </w:r>
+      <w:r>
+        <w:rPr>
+          <w:i w:val="0"/>
+          <w:color w:val="auto"/>
+          <w:sz w:val="20"/>
+          <w:szCs w:val="20"/>
+        </w:rPr>
+        <w:fldChar w:fldCharType="end"/>
+      </w:r>
+      <w:r>
+        <w:rPr>
+          <w:i w:val="0"/>
+          <w:color w:val="auto"/>
+          <w:sz w:val="20"/>
+          <w:szCs w:val="20"/>
+        </w:rPr>
+        <w:t xml:space="preserve"> </w:t>
+      </w:r>
+      <w:r>
+        <w:rPr>
+          <w:i w:val="0"/>
+          <w:color w:val="auto"/>
+          <w:sz w:val="20"/>
+          <w:szCs w:val="20"/>
+        </w:rPr>
+        <w:t>– Excluir Serviço</w:t>
+      </w:r>
+      <w:bookmarkEnd w:id="246"/>
+    </w:p>
+    <w:p>
+      <w:pPr>
+        <w:pStyle w:val="Figura"/>
+        <w:widowControl/>
+        <w:spacing w:line="240" w:lineRule="auto"/>
+      </w:pPr>
+      <w:r>
+        <w:t>Fonte: Elaborado pelos autores (2026)</w:t>
+      </w:r>
+    </w:p>
+    <w:p>
+      <w:pPr>
+        <w:pStyle w:val="Legenda"/>
+        <w:jc w:val="center"/>
+        <w:rPr>
+          <w:i w:val="0"/>
+          <w:color w:val="auto"/>
+          <w:sz w:val="20"/>
+          <w:szCs w:val="20"/>
+        </w:rPr>
+      </w:pPr>
+      <w:bookmarkStart w:id="247" w:name="_Toc230684980"/>
+      <w:r>
+        <w:rPr>
+          <w:i w:val="0"/>
+          <w:color w:val="auto"/>
+          <w:sz w:val="20"/>
+          <w:szCs w:val="20"/>
+        </w:rPr>
+        <w:t xml:space="preserve">Figura </w:t>
+      </w:r>
+      <w:r>
+        <w:rPr>
+          <w:i w:val="0"/>
+          <w:color w:val="auto"/>
+          <w:sz w:val="20"/>
+          <w:szCs w:val="20"/>
+        </w:rPr>
+        <w:fldChar w:fldCharType="begin"/>
+      </w:r>
+      <w:r>
+        <w:rPr>
+          <w:i w:val="0"/>
+          <w:color w:val="auto"/>
+          <w:sz w:val="20"/>
+          <w:szCs w:val="20"/>
+        </w:rPr>
+        <w:instrText xml:space="preserve"> SEQ Figura \* ARABIC </w:instrText>
+      </w:r>
+      <w:r>
+        <w:rPr>
+          <w:i w:val="0"/>
+          <w:color w:val="auto"/>
+          <w:sz w:val="20"/>
+          <w:szCs w:val="20"/>
+        </w:rPr>
+        <w:fldChar w:fldCharType="separate"/>
+      </w:r>
+      <w:r>
+        <w:rPr>
+          <w:i w:val="0"/>
+          <w:noProof/>
+          <w:color w:val="auto"/>
+          <w:sz w:val="20"/>
+          <w:szCs w:val="20"/>
+        </w:rPr>
+        <w:t>32</w:t>
+      </w:r>
+      <w:r>
+        <w:rPr>
+          <w:i w:val="0"/>
+          <w:color w:val="auto"/>
+          <w:sz w:val="20"/>
+          <w:szCs w:val="20"/>
+        </w:rPr>
+        <w:fldChar w:fldCharType="end"/>
+      </w:r>
+      <w:r>
+        <w:rPr>
+          <w:i w:val="0"/>
+          <w:color w:val="auto"/>
+          <w:sz w:val="20"/>
+          <w:szCs w:val="20"/>
+        </w:rPr>
+        <w:t xml:space="preserve"> </w:t>
+      </w:r>
+      <w:r>
+        <w:rPr>
+          <w:i w:val="0"/>
+          <w:color w:val="auto"/>
+          <w:sz w:val="20"/>
+          <w:szCs w:val="20"/>
+        </w:rPr>
+        <w:t>– Cadastro Entrada e Saída</w:t>
+      </w:r>
+      <w:bookmarkEnd w:id="247"/>
+    </w:p>
+    <w:p>
+      <w:pPr>
+        <w:pStyle w:val="Figura"/>
+        <w:widowControl/>
+        <w:spacing w:line="240" w:lineRule="auto"/>
+      </w:pPr>
+      <w:r>
+        <w:t>Fonte: Elaborado pelos autores (2026)</w:t>
+      </w:r>
+    </w:p>
+    <w:p>
+      <w:pPr>
+        <w:pStyle w:val="Figura"/>
+        <w:widowControl/>
+        <w:spacing w:line="240" w:lineRule="auto"/>
+      </w:pPr>
+    </w:p>
+    <w:p>
+      <w:pPr>
+        <w:pStyle w:val="Legenda"/>
+        <w:jc w:val="center"/>
+        <w:rPr>
+          <w:i w:val="0"/>
+          <w:color w:val="auto"/>
+          <w:sz w:val="20"/>
+          <w:szCs w:val="20"/>
+        </w:rPr>
+      </w:pPr>
+      <w:bookmarkStart w:id="248" w:name="_Toc230684981"/>
+      <w:r>
+        <w:rPr>
+          <w:i w:val="0"/>
+          <w:color w:val="auto"/>
+          <w:sz w:val="20"/>
+          <w:szCs w:val="20"/>
+        </w:rPr>
+        <w:t xml:space="preserve">Figura </w:t>
+      </w:r>
+      <w:r>
+        <w:rPr>
+          <w:i w:val="0"/>
+          <w:color w:val="auto"/>
+          <w:sz w:val="20"/>
+          <w:szCs w:val="20"/>
+        </w:rPr>
+        <w:fldChar w:fldCharType="begin"/>
+      </w:r>
+      <w:r>
+        <w:rPr>
+          <w:i w:val="0"/>
+          <w:color w:val="auto"/>
+          <w:sz w:val="20"/>
+          <w:szCs w:val="20"/>
+        </w:rPr>
+        <w:instrText xml:space="preserve"> SEQ Figura \* ARABIC </w:instrText>
+      </w:r>
+      <w:r>
+        <w:rPr>
+          <w:i w:val="0"/>
+          <w:color w:val="auto"/>
+          <w:sz w:val="20"/>
+          <w:szCs w:val="20"/>
+        </w:rPr>
+        <w:fldChar w:fldCharType="separate"/>
+      </w:r>
+      <w:r>
+        <w:rPr>
+          <w:i w:val="0"/>
+          <w:noProof/>
+          <w:color w:val="auto"/>
+          <w:sz w:val="20"/>
+          <w:szCs w:val="20"/>
+        </w:rPr>
+        <w:t>33</w:t>
+      </w:r>
+      <w:r>
+        <w:rPr>
+          <w:i w:val="0"/>
+          <w:color w:val="auto"/>
+          <w:sz w:val="20"/>
+          <w:szCs w:val="20"/>
+        </w:rPr>
+        <w:fldChar w:fldCharType="end"/>
+      </w:r>
+      <w:r>
+        <w:rPr>
+          <w:i w:val="0"/>
+          <w:color w:val="auto"/>
+          <w:sz w:val="20"/>
+          <w:szCs w:val="20"/>
+        </w:rPr>
+        <w:t xml:space="preserve"> </w:t>
+      </w:r>
+      <w:r>
+        <w:rPr>
+          <w:i w:val="0"/>
+          <w:color w:val="auto"/>
+          <w:sz w:val="20"/>
+          <w:szCs w:val="20"/>
+        </w:rPr>
+        <w:t>– Editar Entrada e Saída</w:t>
+      </w:r>
+      <w:bookmarkEnd w:id="248"/>
+    </w:p>
+    <w:p>
+      <w:pPr>
+        <w:pStyle w:val="Figura"/>
+        <w:widowControl/>
+        <w:spacing w:line="240" w:lineRule="auto"/>
+      </w:pPr>
+      <w:r>
+        <w:t>Fonte: Elaborado pelos autores (2026)</w:t>
+      </w:r>
+    </w:p>
+    <w:p>
+      <w:pPr>
+        <w:pStyle w:val="Legenda"/>
+        <w:jc w:val="center"/>
+        <w:rPr>
+          <w:i w:val="0"/>
+          <w:color w:val="auto"/>
+          <w:sz w:val="20"/>
+          <w:szCs w:val="20"/>
+        </w:rPr>
+      </w:pPr>
+      <w:bookmarkStart w:id="249" w:name="_Toc230684982"/>
+      <w:r>
+        <w:rPr>
+          <w:i w:val="0"/>
+          <w:color w:val="auto"/>
+          <w:sz w:val="20"/>
+          <w:szCs w:val="20"/>
+        </w:rPr>
+        <w:t xml:space="preserve">Figura </w:t>
+      </w:r>
+      <w:r>
+        <w:rPr>
+          <w:i w:val="0"/>
+          <w:color w:val="auto"/>
+          <w:sz w:val="20"/>
+          <w:szCs w:val="20"/>
+        </w:rPr>
+        <w:fldChar w:fldCharType="begin"/>
+      </w:r>
+      <w:r>
+        <w:rPr>
+          <w:i w:val="0"/>
+          <w:color w:val="auto"/>
+          <w:sz w:val="20"/>
+          <w:szCs w:val="20"/>
+        </w:rPr>
+        <w:instrText xml:space="preserve"> SEQ Figura \* ARABIC </w:instrText>
+      </w:r>
+      <w:r>
+        <w:rPr>
+          <w:i w:val="0"/>
+          <w:color w:val="auto"/>
+          <w:sz w:val="20"/>
+          <w:szCs w:val="20"/>
+        </w:rPr>
+        <w:fldChar w:fldCharType="separate"/>
+      </w:r>
+      <w:r>
+        <w:rPr>
+          <w:i w:val="0"/>
+          <w:noProof/>
+          <w:color w:val="auto"/>
+          <w:sz w:val="20"/>
+          <w:szCs w:val="20"/>
+        </w:rPr>
+        <w:t>34</w:t>
+      </w:r>
+      <w:r>
+        <w:rPr>
+          <w:i w:val="0"/>
+          <w:color w:val="auto"/>
+          <w:sz w:val="20"/>
+          <w:szCs w:val="20"/>
+        </w:rPr>
+        <w:fldChar w:fldCharType="end"/>
+      </w:r>
+      <w:r>
+        <w:rPr>
+          <w:i w:val="0"/>
+          <w:color w:val="auto"/>
+          <w:sz w:val="20"/>
+          <w:szCs w:val="20"/>
+        </w:rPr>
+        <w:t xml:space="preserve"> </w:t>
+      </w:r>
+      <w:r>
+        <w:rPr>
+          <w:i w:val="0"/>
+          <w:color w:val="auto"/>
+          <w:sz w:val="20"/>
+          <w:szCs w:val="20"/>
+        </w:rPr>
+        <w:t>– Excluir Entrada e Saída</w:t>
+      </w:r>
+      <w:bookmarkEnd w:id="249"/>
+    </w:p>
+    <w:p>
+      <w:pPr>
+        <w:pStyle w:val="Figura"/>
+        <w:widowControl/>
+        <w:spacing w:line="240" w:lineRule="auto"/>
+      </w:pPr>
+      <w:r>
+        <w:t>Fonte: Elaborado pelos autores (2026)</w:t>
+      </w:r>
+    </w:p>
+    <w:p>
+      <w:pPr>
+        <w:pStyle w:val="Figura"/>
+        <w:widowControl/>
+        <w:spacing w:line="240" w:lineRule="auto"/>
+      </w:pPr>
+    </w:p>
+    <w:p>
+      <w:pPr>
+        <w:pStyle w:val="Figura"/>
+        <w:widowControl/>
+        <w:spacing w:line="240" w:lineRule="auto"/>
+      </w:pPr>
+    </w:p>
+    <w:p>
+      <w:pPr>
+        <w:pStyle w:val="Legenda"/>
+        <w:jc w:val="center"/>
+        <w:rPr>
+          <w:i w:val="0"/>
+          <w:color w:val="auto"/>
+          <w:sz w:val="20"/>
+          <w:szCs w:val="20"/>
+        </w:rPr>
+      </w:pPr>
+      <w:bookmarkStart w:id="250" w:name="_Toc230684983"/>
+      <w:r>
+        <w:rPr>
+          <w:i w:val="0"/>
+          <w:color w:val="auto"/>
+          <w:sz w:val="20"/>
+          <w:szCs w:val="20"/>
+        </w:rPr>
+        <w:t xml:space="preserve">Figura </w:t>
+      </w:r>
+      <w:r>
+        <w:rPr>
+          <w:i w:val="0"/>
+          <w:color w:val="auto"/>
+          <w:sz w:val="20"/>
+          <w:szCs w:val="20"/>
+        </w:rPr>
+        <w:fldChar w:fldCharType="begin"/>
+      </w:r>
+      <w:r>
+        <w:rPr>
+          <w:i w:val="0"/>
+          <w:color w:val="auto"/>
+          <w:sz w:val="20"/>
+          <w:szCs w:val="20"/>
+        </w:rPr>
+        <w:instrText xml:space="preserve"> SEQ Figura \* ARABIC </w:instrText>
+      </w:r>
+      <w:r>
+        <w:rPr>
+          <w:i w:val="0"/>
+          <w:color w:val="auto"/>
+          <w:sz w:val="20"/>
+          <w:szCs w:val="20"/>
+        </w:rPr>
+        <w:fldChar w:fldCharType="separate"/>
+      </w:r>
+      <w:r>
+        <w:rPr>
+          <w:i w:val="0"/>
+          <w:noProof/>
+          <w:color w:val="auto"/>
+          <w:sz w:val="20"/>
+          <w:szCs w:val="20"/>
+        </w:rPr>
+        <w:t>35</w:t>
+      </w:r>
+      <w:r>
+        <w:rPr>
+          <w:i w:val="0"/>
+          <w:color w:val="auto"/>
+          <w:sz w:val="20"/>
+          <w:szCs w:val="20"/>
+        </w:rPr>
+        <w:fldChar w:fldCharType="end"/>
+      </w:r>
+      <w:r>
+        <w:rPr>
+          <w:i w:val="0"/>
+          <w:color w:val="auto"/>
+          <w:sz w:val="20"/>
+          <w:szCs w:val="20"/>
+        </w:rPr>
+        <w:t xml:space="preserve"> </w:t>
+      </w:r>
+      <w:r>
+        <w:rPr>
+          <w:i w:val="0"/>
+          <w:color w:val="auto"/>
+          <w:sz w:val="20"/>
+          <w:szCs w:val="20"/>
+        </w:rPr>
+        <w:t>– Movimentações Diárias</w:t>
+      </w:r>
+      <w:bookmarkEnd w:id="250"/>
+    </w:p>
+    <w:p>
+      <w:pPr>
+        <w:jc w:val="center"/>
+      </w:pPr>
+      <w:r>
+        <w:rPr>
+          <w:noProof/>
+        </w:rPr>
+        <w:lastRenderedPageBreak/>
+        <w:drawing>
+          <wp:inline distT="0" distB="0" distL="0" distR="0" wp14:anchorId="0557CB76" wp14:editId="1EE35DCF">
+            <wp:extent cx="1800000" cy="3600000"/>
+            <wp:effectExtent l="0" t="0" r="0" b="635"/>
+            <wp:docPr id="18" name="Imagem 18" descr="D:\aplicacaoo\movimentacao_diaria.PNG"/>
+            <wp:cNvGraphicFramePr>
+              <a:graphicFrameLocks xmlns:a="http://schemas.openxmlformats.org/drawingml/2006/main" noChangeAspect="1"/>
+            </wp:cNvGraphicFramePr>
+            <a:graphic xmlns:a="http://schemas.openxmlformats.org/drawingml/2006/main">
+              <a:graphicData uri="http://schemas.openxmlformats.org/drawingml/2006/picture">
+                <pic:pic xmlns:pic="http://schemas.openxmlformats.org/drawingml/2006/picture">
+                  <pic:nvPicPr>
+                    <pic:cNvPr id="0" name="Picture 6" descr="D:\aplicacaoo\movimentacao_diaria.PNG"/>
+                    <pic:cNvPicPr>
+                      <a:picLocks noChangeAspect="1" noChangeArrowheads="1"/>
+                    </pic:cNvPicPr>
+                  </pic:nvPicPr>
+                  <pic:blipFill>
+                    <a:blip r:embed="rId30" cstate="print">
+                      <a:extLst>
+                        <a:ext uri="{28A0092B-C50C-407E-A947-70E740481C1C}">
+                          <a14:useLocalDpi xmlns:a14="http://schemas.microsoft.com/office/drawing/2010/main" val="0"/>
+                        </a:ext>
+                      </a:extLst>
+                    </a:blip>
+                    <a:srcRect/>
+                    <a:stretch>
+                      <a:fillRect/>
+                    </a:stretch>
+                  </pic:blipFill>
+                  <pic:spPr bwMode="auto">
+                    <a:xfrm>
+                      <a:off x="0" y="0"/>
+                      <a:ext cx="1800000" cy="3600000"/>
+                    </a:xfrm>
+                    <a:prstGeom prst="rect">
+                      <a:avLst/>
+                    </a:prstGeom>
+                    <a:noFill/>
+                    <a:ln>
+                      <a:noFill/>
+                    </a:ln>
+                  </pic:spPr>
+                </pic:pic>
+              </a:graphicData>
+            </a:graphic>
+          </wp:inline>
+        </w:drawing>
+      </w:r>
+    </w:p>
+    <w:p>
+      <w:pPr>
+        <w:pStyle w:val="Figura"/>
+        <w:widowControl/>
+        <w:spacing w:line="240" w:lineRule="auto"/>
+        <w:ind w:firstLine="708"/>
+      </w:pPr>
+      <w:r>
+        <w:t>Fonte: Elaborado pelos autores (2026)</w:t>
+      </w:r>
+    </w:p>
+    <w:p>
+      <w:pPr>
+        <w:pStyle w:val="Figura"/>
+        <w:widowControl/>
+        <w:spacing w:line="240" w:lineRule="auto"/>
+        <w:ind w:firstLine="708"/>
+      </w:pPr>
+    </w:p>
+    <w:p>
+      <w:pPr>
+        <w:pStyle w:val="Legenda"/>
+        <w:jc w:val="center"/>
+        <w:rPr>
+          <w:i w:val="0"/>
+          <w:color w:val="auto"/>
+          <w:sz w:val="20"/>
+          <w:szCs w:val="20"/>
+        </w:rPr>
+      </w:pPr>
+      <w:bookmarkStart w:id="251" w:name="_Toc230684984"/>
+      <w:r>
+        <w:rPr>
+          <w:i w:val="0"/>
+          <w:color w:val="auto"/>
+          <w:sz w:val="20"/>
+          <w:szCs w:val="20"/>
+        </w:rPr>
+        <w:t xml:space="preserve">Figura </w:t>
+      </w:r>
+      <w:r>
+        <w:rPr>
+          <w:i w:val="0"/>
+          <w:color w:val="auto"/>
+          <w:sz w:val="20"/>
+          <w:szCs w:val="20"/>
+        </w:rPr>
+        <w:fldChar w:fldCharType="begin"/>
+      </w:r>
+      <w:r>
+        <w:rPr>
+          <w:i w:val="0"/>
+          <w:color w:val="auto"/>
+          <w:sz w:val="20"/>
+          <w:szCs w:val="20"/>
+        </w:rPr>
+        <w:instrText xml:space="preserve"> SEQ Figura \* ARABIC </w:instrText>
+      </w:r>
+      <w:r>
+        <w:rPr>
+          <w:i w:val="0"/>
+          <w:color w:val="auto"/>
+          <w:sz w:val="20"/>
+          <w:szCs w:val="20"/>
+        </w:rPr>
+        <w:fldChar w:fldCharType="separate"/>
+      </w:r>
+      <w:r>
+        <w:rPr>
+          <w:i w:val="0"/>
+          <w:noProof/>
+          <w:color w:val="auto"/>
+          <w:sz w:val="20"/>
+          <w:szCs w:val="20"/>
+        </w:rPr>
+        <w:t>36</w:t>
+      </w:r>
+      <w:r>
+        <w:rPr>
+          <w:i w:val="0"/>
+          <w:color w:val="auto"/>
+          <w:sz w:val="20"/>
+          <w:szCs w:val="20"/>
+        </w:rPr>
+        <w:fldChar w:fldCharType="end"/>
+      </w:r>
+      <w:r>
+        <w:rPr>
+          <w:i w:val="0"/>
+          <w:color w:val="auto"/>
+          <w:sz w:val="20"/>
+          <w:szCs w:val="20"/>
+        </w:rPr>
+        <w:t xml:space="preserve"> </w:t>
+      </w:r>
+      <w:r>
+        <w:rPr>
+          <w:i w:val="0"/>
+          <w:color w:val="auto"/>
+          <w:sz w:val="20"/>
+          <w:szCs w:val="20"/>
+        </w:rPr>
+        <w:t>– Movimentações Semanais</w:t>
+      </w:r>
+      <w:bookmarkEnd w:id="251"/>
+    </w:p>
+    <w:p>
+      <w:pPr>
+        <w:jc w:val="center"/>
+      </w:pPr>
+      <w:r>
+        <w:rPr>
+          <w:noProof/>
+        </w:rPr>
+        <w:drawing>
+          <wp:inline distT="0" distB="0" distL="0" distR="0" wp14:anchorId="0EA4A92B" wp14:editId="08ECBA8A">
+            <wp:extent cx="1800000" cy="3621600"/>
+            <wp:effectExtent l="0" t="0" r="0" b="0"/>
+            <wp:docPr id="19" name="Imagem 19" descr="D:\aplicacaoo\movimentacao_semanal.PNG"/>
+            <wp:cNvGraphicFramePr>
+              <a:graphicFrameLocks xmlns:a="http://schemas.openxmlformats.org/drawingml/2006/main" noChangeAspect="1"/>
+            </wp:cNvGraphicFramePr>
+            <a:graphic xmlns:a="http://schemas.openxmlformats.org/drawingml/2006/main">
+              <a:graphicData uri="http://schemas.openxmlformats.org/drawingml/2006/picture">
+                <pic:pic xmlns:pic="http://schemas.openxmlformats.org/drawingml/2006/picture">
+                  <pic:nvPicPr>
+                    <pic:cNvPr id="0" name="Picture 7" descr="D:\aplicacaoo\movimentacao_semanal.PNG"/>
+                    <pic:cNvPicPr>
+                      <a:picLocks noChangeAspect="1" noChangeArrowheads="1"/>
+                    </pic:cNvPicPr>
+                  </pic:nvPicPr>
+                  <pic:blipFill>
+                    <a:blip r:embed="rId31" cstate="print">
+                      <a:extLst>
+                        <a:ext uri="{28A0092B-C50C-407E-A947-70E740481C1C}">
+                          <a14:useLocalDpi xmlns:a14="http://schemas.microsoft.com/office/drawing/2010/main" val="0"/>
+                        </a:ext>
+                      </a:extLst>
+                    </a:blip>
+                    <a:srcRect/>
+                    <a:stretch>
+                      <a:fillRect/>
+                    </a:stretch>
+                  </pic:blipFill>
+                  <pic:spPr bwMode="auto">
+                    <a:xfrm>
+                      <a:off x="0" y="0"/>
+                      <a:ext cx="1800000" cy="3621600"/>
+                    </a:xfrm>
+                    <a:prstGeom prst="rect">
+                      <a:avLst/>
+                    </a:prstGeom>
+                    <a:noFill/>
+                    <a:ln>
+                      <a:noFill/>
+                    </a:ln>
+                  </pic:spPr>
+                </pic:pic>
+              </a:graphicData>
+            </a:graphic>
+          </wp:inline>
+        </w:drawing>
+      </w:r>
+    </w:p>
+    <w:p>
+      <w:pPr>
+        <w:pStyle w:val="Figura"/>
+        <w:widowControl/>
+        <w:spacing w:line="240" w:lineRule="auto"/>
+        <w:ind w:firstLine="708"/>
+      </w:pPr>
+      <w:r>
+        <w:t>Fonte: Elaborado pelos autores (2026)</w:t>
+      </w:r>
+    </w:p>
+    <w:p>
+      <w:pPr>
+        <w:pStyle w:val="Legenda"/>
+        <w:jc w:val="center"/>
+        <w:rPr>
+          <w:i w:val="0"/>
+          <w:color w:val="auto"/>
+          <w:sz w:val="20"/>
+          <w:szCs w:val="20"/>
+        </w:rPr>
+      </w:pPr>
+      <w:bookmarkStart w:id="252" w:name="_Toc230684985"/>
+      <w:r>
+        <w:rPr>
+          <w:i w:val="0"/>
+          <w:color w:val="auto"/>
+          <w:sz w:val="20"/>
+          <w:szCs w:val="20"/>
+        </w:rPr>
+        <w:t xml:space="preserve">Figura </w:t>
+      </w:r>
+      <w:r>
+        <w:rPr>
+          <w:i w:val="0"/>
+          <w:color w:val="auto"/>
+          <w:sz w:val="20"/>
+          <w:szCs w:val="20"/>
+        </w:rPr>
+        <w:fldChar w:fldCharType="begin"/>
+      </w:r>
+      <w:r>
+        <w:rPr>
+          <w:i w:val="0"/>
+          <w:color w:val="auto"/>
+          <w:sz w:val="20"/>
+          <w:szCs w:val="20"/>
+        </w:rPr>
+        <w:instrText xml:space="preserve"> SEQ Figura \* ARABIC </w:instrText>
+      </w:r>
+      <w:r>
+        <w:rPr>
+          <w:i w:val="0"/>
+          <w:color w:val="auto"/>
+          <w:sz w:val="20"/>
+          <w:szCs w:val="20"/>
+        </w:rPr>
+        <w:fldChar w:fldCharType="separate"/>
+      </w:r>
+      <w:r>
+        <w:rPr>
+          <w:i w:val="0"/>
+          <w:noProof/>
+          <w:color w:val="auto"/>
+          <w:sz w:val="20"/>
+          <w:szCs w:val="20"/>
+        </w:rPr>
+        <w:t>37</w:t>
+      </w:r>
+      <w:r>
+        <w:rPr>
+          <w:i w:val="0"/>
+          <w:color w:val="auto"/>
+          <w:sz w:val="20"/>
+          <w:szCs w:val="20"/>
+        </w:rPr>
+        <w:fldChar w:fldCharType="end"/>
+      </w:r>
+      <w:r>
+        <w:rPr>
+          <w:i w:val="0"/>
+          <w:color w:val="auto"/>
+          <w:sz w:val="20"/>
+          <w:szCs w:val="20"/>
+        </w:rPr>
+        <w:t xml:space="preserve"> </w:t>
+      </w:r>
+      <w:r>
+        <w:rPr>
+          <w:i w:val="0"/>
+          <w:color w:val="auto"/>
+          <w:sz w:val="20"/>
+          <w:szCs w:val="20"/>
+        </w:rPr>
+        <w:t>– Movimentações Mensais</w:t>
+      </w:r>
+      <w:bookmarkEnd w:id="252"/>
+    </w:p>
+    <w:p>
+      <w:pPr>
+        <w:jc w:val="center"/>
+      </w:pPr>
+      <w:r>
+        <w:rPr>
+          <w:noProof/>
+        </w:rPr>
+        <w:lastRenderedPageBreak/>
+        <w:drawing>
+          <wp:inline distT="0" distB="0" distL="0" distR="0" wp14:anchorId="676436E7" wp14:editId="5B9DF381">
+            <wp:extent cx="1800000" cy="3636000"/>
+            <wp:effectExtent l="0" t="0" r="0" b="3175"/>
+            <wp:docPr id="20" name="Imagem 20" descr="D:\aplicacaoo\movimentacao_mensal.PNG"/>
+            <wp:cNvGraphicFramePr>
+              <a:graphicFrameLocks xmlns:a="http://schemas.openxmlformats.org/drawingml/2006/main" noChangeAspect="1"/>
+            </wp:cNvGraphicFramePr>
+            <a:graphic xmlns:a="http://schemas.openxmlformats.org/drawingml/2006/main">
+              <a:graphicData uri="http://schemas.openxmlformats.org/drawingml/2006/picture">
+                <pic:pic xmlns:pic="http://schemas.openxmlformats.org/drawingml/2006/picture">
+                  <pic:nvPicPr>
+                    <pic:cNvPr id="0" name="Picture 8" descr="D:\aplicacaoo\movimentacao_mensal.PNG"/>
+                    <pic:cNvPicPr>
+                      <a:picLocks noChangeAspect="1" noChangeArrowheads="1"/>
+                    </pic:cNvPicPr>
+                  </pic:nvPicPr>
+                  <pic:blipFill>
+                    <a:blip r:embed="rId32" cstate="print">
+                      <a:extLst>
+                        <a:ext uri="{28A0092B-C50C-407E-A947-70E740481C1C}">
+                          <a14:useLocalDpi xmlns:a14="http://schemas.microsoft.com/office/drawing/2010/main" val="0"/>
+                        </a:ext>
+                      </a:extLst>
+                    </a:blip>
+                    <a:srcRect/>
+                    <a:stretch>
+                      <a:fillRect/>
+                    </a:stretch>
+                  </pic:blipFill>
+                  <pic:spPr bwMode="auto">
+                    <a:xfrm>
+                      <a:off x="0" y="0"/>
+                      <a:ext cx="1800000" cy="3636000"/>
+                    </a:xfrm>
+                    <a:prstGeom prst="rect">
+                      <a:avLst/>
+                    </a:prstGeom>
+                    <a:noFill/>
+                    <a:ln>
+                      <a:noFill/>
+                    </a:ln>
+                  </pic:spPr>
+                </pic:pic>
+              </a:graphicData>
+            </a:graphic>
+          </wp:inline>
+        </w:drawing>
+      </w:r>
+    </w:p>
+    <w:p>
+      <w:pPr>
+        <w:pStyle w:val="Figura"/>
+        <w:widowControl/>
+        <w:spacing w:line="240" w:lineRule="auto"/>
+        <w:ind w:firstLine="708"/>
+      </w:pPr>
+      <w:r>
+        <w:t>Fonte: Elaborado pelos autores (2026)</w:t>
+      </w:r>
+    </w:p>
+    <w:p>
+      <w:pPr>
+        <w:pStyle w:val="Figura"/>
+        <w:widowControl/>
+        <w:spacing w:line="240" w:lineRule="auto"/>
+      </w:pPr>
+    </w:p>
+    <w:p>
+      <w:pPr>
+        <w:pStyle w:val="Legenda"/>
+        <w:jc w:val="center"/>
+        <w:rPr>
+          <w:i w:val="0"/>
+          <w:color w:val="auto"/>
+          <w:sz w:val="20"/>
+          <w:szCs w:val="20"/>
+        </w:rPr>
+      </w:pPr>
+      <w:bookmarkStart w:id="253" w:name="_Toc230684986"/>
+      <w:r>
+        <w:rPr>
+          <w:i w:val="0"/>
+          <w:color w:val="auto"/>
+          <w:sz w:val="20"/>
+          <w:szCs w:val="20"/>
+        </w:rPr>
+        <w:t xml:space="preserve">Figura </w:t>
+      </w:r>
+      <w:r>
+        <w:rPr>
+          <w:i w:val="0"/>
+          <w:color w:val="auto"/>
+          <w:sz w:val="20"/>
+          <w:szCs w:val="20"/>
+        </w:rPr>
+        <w:fldChar w:fldCharType="begin"/>
+      </w:r>
+      <w:r>
+        <w:rPr>
+          <w:i w:val="0"/>
+          <w:color w:val="auto"/>
+          <w:sz w:val="20"/>
+          <w:szCs w:val="20"/>
+        </w:rPr>
+        <w:instrText xml:space="preserve"> SEQ Figura \* ARABIC </w:instrText>
+      </w:r>
+      <w:r>
+        <w:rPr>
+          <w:i w:val="0"/>
+          <w:color w:val="auto"/>
+          <w:sz w:val="20"/>
+          <w:szCs w:val="20"/>
+        </w:rPr>
+        <w:fldChar w:fldCharType="separate"/>
+      </w:r>
+      <w:r>
+        <w:rPr>
+          <w:i w:val="0"/>
+          <w:noProof/>
+          <w:color w:val="auto"/>
+          <w:sz w:val="20"/>
+          <w:szCs w:val="20"/>
+        </w:rPr>
+        <w:t>38</w:t>
+      </w:r>
+      <w:r>
+        <w:rPr>
+          <w:i w:val="0"/>
+          <w:color w:val="auto"/>
+          <w:sz w:val="20"/>
+          <w:szCs w:val="20"/>
+        </w:rPr>
+        <w:fldChar w:fldCharType="end"/>
+      </w:r>
+      <w:r>
+        <w:rPr>
+          <w:i w:val="0"/>
+          <w:color w:val="auto"/>
+          <w:sz w:val="20"/>
+          <w:szCs w:val="20"/>
+        </w:rPr>
+        <w:t xml:space="preserve"> </w:t>
+      </w:r>
+      <w:r>
+        <w:rPr>
+          <w:i w:val="0"/>
+          <w:color w:val="auto"/>
+          <w:sz w:val="20"/>
+          <w:szCs w:val="20"/>
+        </w:rPr>
+        <w:t>– Resumos Diários</w:t>
+      </w:r>
+      <w:bookmarkEnd w:id="253"/>
+    </w:p>
+    <w:p>
+      <w:pPr>
+        <w:jc w:val="center"/>
+      </w:pPr>
+      <w:r>
+        <w:rPr>
+          <w:noProof/>
+        </w:rPr>
+        <w:drawing>
+          <wp:inline distT="0" distB="0" distL="0" distR="0" wp14:anchorId="27A7F0FA" wp14:editId="755E0A85">
+            <wp:extent cx="1800000" cy="3585600"/>
+            <wp:effectExtent l="0" t="0" r="0" b="0"/>
+            <wp:docPr id="21" name="Imagem 21" descr="D:\aplicacaoo\relatorio_diario.PNG"/>
+            <wp:cNvGraphicFramePr>
+              <a:graphicFrameLocks xmlns:a="http://schemas.openxmlformats.org/drawingml/2006/main" noChangeAspect="1"/>
+            </wp:cNvGraphicFramePr>
+            <a:graphic xmlns:a="http://schemas.openxmlformats.org/drawingml/2006/main">
+              <a:graphicData uri="http://schemas.openxmlformats.org/drawingml/2006/picture">
+                <pic:pic xmlns:pic="http://schemas.openxmlformats.org/drawingml/2006/picture">
+                  <pic:nvPicPr>
+                    <pic:cNvPr id="0" name="Picture 9" descr="D:\aplicacaoo\relatorio_diario.PNG"/>
+                    <pic:cNvPicPr>
+                      <a:picLocks noChangeAspect="1" noChangeArrowheads="1"/>
+                    </pic:cNvPicPr>
+                  </pic:nvPicPr>
+                  <pic:blipFill>
+                    <a:blip r:embed="rId33" cstate="print">
+                      <a:extLst>
+                        <a:ext uri="{28A0092B-C50C-407E-A947-70E740481C1C}">
+                          <a14:useLocalDpi xmlns:a14="http://schemas.microsoft.com/office/drawing/2010/main" val="0"/>
+                        </a:ext>
+                      </a:extLst>
+                    </a:blip>
+                    <a:srcRect/>
+                    <a:stretch>
+                      <a:fillRect/>
+                    </a:stretch>
+                  </pic:blipFill>
+                  <pic:spPr bwMode="auto">
+                    <a:xfrm>
+                      <a:off x="0" y="0"/>
+                      <a:ext cx="1800000" cy="3585600"/>
+                    </a:xfrm>
+                    <a:prstGeom prst="rect">
+                      <a:avLst/>
+                    </a:prstGeom>
+                    <a:noFill/>
+                    <a:ln>
+                      <a:noFill/>
+                    </a:ln>
+                  </pic:spPr>
+                </pic:pic>
+              </a:graphicData>
+            </a:graphic>
+          </wp:inline>
+        </w:drawing>
+      </w:r>
+    </w:p>
+    <w:p>
+      <w:pPr>
+        <w:pStyle w:val="Figura"/>
+        <w:widowControl/>
+        <w:spacing w:line="240" w:lineRule="auto"/>
+        <w:ind w:firstLine="708"/>
+      </w:pPr>
+      <w:r>
+        <w:t>Fonte: Elaborado pelos autores (2026)</w:t>
+      </w:r>
+    </w:p>
+    <w:p>
+      <w:pPr>
+        <w:pStyle w:val="Legenda"/>
+        <w:jc w:val="center"/>
+        <w:rPr>
+          <w:i w:val="0"/>
+          <w:color w:val="auto"/>
+          <w:sz w:val="20"/>
+          <w:szCs w:val="20"/>
+        </w:rPr>
+      </w:pPr>
+      <w:bookmarkStart w:id="254" w:name="_Toc230684987"/>
+      <w:r>
+        <w:rPr>
+          <w:i w:val="0"/>
+          <w:color w:val="auto"/>
+          <w:sz w:val="20"/>
+          <w:szCs w:val="20"/>
+        </w:rPr>
+        <w:t xml:space="preserve">Figura </w:t>
+      </w:r>
+      <w:r>
+        <w:rPr>
+          <w:i w:val="0"/>
+          <w:color w:val="auto"/>
+          <w:sz w:val="20"/>
+          <w:szCs w:val="20"/>
+        </w:rPr>
+        <w:fldChar w:fldCharType="begin"/>
+      </w:r>
+      <w:r>
+        <w:rPr>
+          <w:i w:val="0"/>
+          <w:color w:val="auto"/>
+          <w:sz w:val="20"/>
+          <w:szCs w:val="20"/>
+        </w:rPr>
+        <w:instrText xml:space="preserve"> SEQ Figura \* ARABIC </w:instrText>
+      </w:r>
+      <w:r>
+        <w:rPr>
+          <w:i w:val="0"/>
+          <w:color w:val="auto"/>
+          <w:sz w:val="20"/>
+          <w:szCs w:val="20"/>
+        </w:rPr>
+        <w:fldChar w:fldCharType="separate"/>
+      </w:r>
+      <w:r>
+        <w:rPr>
+          <w:i w:val="0"/>
+          <w:noProof/>
+          <w:color w:val="auto"/>
+          <w:sz w:val="20"/>
+          <w:szCs w:val="20"/>
+        </w:rPr>
+        <w:t>39</w:t>
+      </w:r>
+      <w:r>
+        <w:rPr>
+          <w:i w:val="0"/>
+          <w:color w:val="auto"/>
+          <w:sz w:val="20"/>
+          <w:szCs w:val="20"/>
+        </w:rPr>
+        <w:fldChar w:fldCharType="end"/>
+      </w:r>
+      <w:r>
+        <w:rPr>
+          <w:i w:val="0"/>
+          <w:color w:val="auto"/>
+          <w:sz w:val="20"/>
+          <w:szCs w:val="20"/>
+        </w:rPr>
+        <w:t xml:space="preserve"> </w:t>
+      </w:r>
+      <w:r>
+        <w:rPr>
+          <w:i w:val="0"/>
+          <w:color w:val="auto"/>
+          <w:sz w:val="20"/>
+          <w:szCs w:val="20"/>
+        </w:rPr>
+        <w:t>– Resumos Semanais</w:t>
+      </w:r>
+      <w:bookmarkEnd w:id="254"/>
+    </w:p>
+    <w:p>
+      <w:pPr>
+        <w:jc w:val="center"/>
+      </w:pPr>
+      <w:r>
+        <w:rPr>
+          <w:noProof/>
+        </w:rPr>
+        <w:lastRenderedPageBreak/>
+        <w:drawing>
+          <wp:inline distT="0" distB="0" distL="0" distR="0" wp14:anchorId="503BE81E" wp14:editId="06E93E58">
+            <wp:extent cx="1800000" cy="3632400"/>
+            <wp:effectExtent l="0" t="0" r="0" b="6350"/>
+            <wp:docPr id="22" name="Imagem 22" descr="D:\aplicacaoo\relatorio_semanal.PNG"/>
+            <wp:cNvGraphicFramePr>
+              <a:graphicFrameLocks xmlns:a="http://schemas.openxmlformats.org/drawingml/2006/main" noChangeAspect="1"/>
+            </wp:cNvGraphicFramePr>
+            <a:graphic xmlns:a="http://schemas.openxmlformats.org/drawingml/2006/main">
+              <a:graphicData uri="http://schemas.openxmlformats.org/drawingml/2006/picture">
+                <pic:pic xmlns:pic="http://schemas.openxmlformats.org/drawingml/2006/picture">
+                  <pic:nvPicPr>
+                    <pic:cNvPr id="0" name="Picture 10" descr="D:\aplicacaoo\relatorio_semanal.PNG"/>
+                    <pic:cNvPicPr>
+                      <a:picLocks noChangeAspect="1" noChangeArrowheads="1"/>
+                    </pic:cNvPicPr>
+                  </pic:nvPicPr>
+                  <pic:blipFill>
+                    <a:blip r:embed="rId34" cstate="print">
+                      <a:extLst>
+                        <a:ext uri="{28A0092B-C50C-407E-A947-70E740481C1C}">
+                          <a14:useLocalDpi xmlns:a14="http://schemas.microsoft.com/office/drawing/2010/main" val="0"/>
+                        </a:ext>
+                      </a:extLst>
+                    </a:blip>
+                    <a:srcRect/>
+                    <a:stretch>
+                      <a:fillRect/>
+                    </a:stretch>
+                  </pic:blipFill>
+                  <pic:spPr bwMode="auto">
+                    <a:xfrm>
+                      <a:off x="0" y="0"/>
+                      <a:ext cx="1800000" cy="3632400"/>
+                    </a:xfrm>
+                    <a:prstGeom prst="rect">
+                      <a:avLst/>
+                    </a:prstGeom>
+                    <a:noFill/>
+                    <a:ln>
+                      <a:noFill/>
+                    </a:ln>
+                  </pic:spPr>
+                </pic:pic>
+              </a:graphicData>
+            </a:graphic>
+          </wp:inline>
+        </w:drawing>
+      </w:r>
+    </w:p>
+    <w:p>
+      <w:pPr>
+        <w:pStyle w:val="Figura"/>
+        <w:widowControl/>
+        <w:spacing w:line="240" w:lineRule="auto"/>
+        <w:ind w:firstLine="708"/>
+      </w:pPr>
+      <w:r>
+        <w:t>Fonte: Elaborado pelos autores (2026)</w:t>
+      </w:r>
+    </w:p>
+    <w:p>
+      <w:pPr>
+        <w:pStyle w:val="Legenda"/>
+        <w:jc w:val="center"/>
+        <w:rPr>
+          <w:i w:val="0"/>
+          <w:color w:val="auto"/>
+          <w:sz w:val="20"/>
+          <w:szCs w:val="20"/>
+        </w:rPr>
+      </w:pPr>
+      <w:bookmarkStart w:id="255" w:name="_Toc230684988"/>
+      <w:r>
+        <w:rPr>
+          <w:i w:val="0"/>
+          <w:color w:val="auto"/>
+          <w:sz w:val="20"/>
+          <w:szCs w:val="20"/>
+        </w:rPr>
+        <w:t xml:space="preserve">Figura </w:t>
+      </w:r>
+      <w:r>
+        <w:rPr>
+          <w:i w:val="0"/>
+          <w:color w:val="auto"/>
+          <w:sz w:val="20"/>
+          <w:szCs w:val="20"/>
+        </w:rPr>
+        <w:fldChar w:fldCharType="begin"/>
+      </w:r>
+      <w:r>
+        <w:rPr>
+          <w:i w:val="0"/>
+          <w:color w:val="auto"/>
+          <w:sz w:val="20"/>
+          <w:szCs w:val="20"/>
+        </w:rPr>
+        <w:instrText xml:space="preserve"> SEQ Figura \* ARABIC </w:instrText>
+      </w:r>
+      <w:r>
+        <w:rPr>
+          <w:i w:val="0"/>
+          <w:color w:val="auto"/>
+          <w:sz w:val="20"/>
+          <w:szCs w:val="20"/>
+        </w:rPr>
+        <w:fldChar w:fldCharType="separate"/>
+      </w:r>
+      <w:r>
+        <w:rPr>
+          <w:i w:val="0"/>
+          <w:noProof/>
+          <w:color w:val="auto"/>
+          <w:sz w:val="20"/>
+          <w:szCs w:val="20"/>
+        </w:rPr>
+        <w:t>40</w:t>
+      </w:r>
+      <w:r>
+        <w:rPr>
+          <w:i w:val="0"/>
+          <w:color w:val="auto"/>
+          <w:sz w:val="20"/>
+          <w:szCs w:val="20"/>
+        </w:rPr>
+        <w:fldChar w:fldCharType="end"/>
+      </w:r>
+      <w:r>
+        <w:rPr>
+          <w:i w:val="0"/>
+          <w:color w:val="auto"/>
+          <w:sz w:val="20"/>
+          <w:szCs w:val="20"/>
+        </w:rPr>
+        <w:t xml:space="preserve"> </w:t>
+      </w:r>
+      <w:r>
+        <w:rPr>
+          <w:i w:val="0"/>
+          <w:color w:val="auto"/>
+          <w:sz w:val="20"/>
+          <w:szCs w:val="20"/>
+        </w:rPr>
+        <w:t>– Resumos Mensais</w:t>
+      </w:r>
+      <w:bookmarkEnd w:id="255"/>
+    </w:p>
+    <w:p>
+      <w:pPr>
+        <w:jc w:val="center"/>
+      </w:pPr>
+      <w:r>
+        <w:rPr>
+          <w:noProof/>
+        </w:rPr>
+        <w:drawing>
+          <wp:inline distT="0" distB="0" distL="0" distR="0" wp14:anchorId="0C758F28" wp14:editId="3972A2DC">
+            <wp:extent cx="1800000" cy="3621600"/>
+            <wp:effectExtent l="0" t="0" r="0" b="0"/>
+            <wp:docPr id="24" name="Imagem 24" descr="D:\aplicacaoo\relatorio_mensal.PNG"/>
+            <wp:cNvGraphicFramePr>
+              <a:graphicFrameLocks xmlns:a="http://schemas.openxmlformats.org/drawingml/2006/main" noChangeAspect="1"/>
+            </wp:cNvGraphicFramePr>
+            <a:graphic xmlns:a="http://schemas.openxmlformats.org/drawingml/2006/main">
+              <a:graphicData uri="http://schemas.openxmlformats.org/drawingml/2006/picture">
+                <pic:pic xmlns:pic="http://schemas.openxmlformats.org/drawingml/2006/picture">
+                  <pic:nvPicPr>
+                    <pic:cNvPr id="0" name="Picture 12" descr="D:\aplicacaoo\relatorio_mensal.PNG"/>
+                    <pic:cNvPicPr>
+                      <a:picLocks noChangeAspect="1" noChangeArrowheads="1"/>
+                    </pic:cNvPicPr>
+                  </pic:nvPicPr>
+                  <pic:blipFill>
+                    <a:blip r:embed="rId35" cstate="print">
+                      <a:extLst>
+                        <a:ext uri="{28A0092B-C50C-407E-A947-70E740481C1C}">
+                          <a14:useLocalDpi xmlns:a14="http://schemas.microsoft.com/office/drawing/2010/main" val="0"/>
+                        </a:ext>
+                      </a:extLst>
+                    </a:blip>
+                    <a:srcRect/>
+                    <a:stretch>
+                      <a:fillRect/>
+                    </a:stretch>
+                  </pic:blipFill>
+                  <pic:spPr bwMode="auto">
+                    <a:xfrm>
+                      <a:off x="0" y="0"/>
+                      <a:ext cx="1800000" cy="3621600"/>
+                    </a:xfrm>
+                    <a:prstGeom prst="rect">
+                      <a:avLst/>
+                    </a:prstGeom>
+                    <a:noFill/>
+                    <a:ln>
+                      <a:noFill/>
+                    </a:ln>
+                  </pic:spPr>
+                </pic:pic>
+              </a:graphicData>
+            </a:graphic>
+          </wp:inline>
+        </w:drawing>
+      </w:r>
+    </w:p>
+    <w:p>
+      <w:pPr>
+        <w:pStyle w:val="Figura"/>
+        <w:widowControl/>
+        <w:spacing w:line="240" w:lineRule="auto"/>
+        <w:ind w:firstLine="708"/>
+      </w:pPr>
+      <w:r>
+        <w:t>Fonte: Elaborado pelos autores (2026)</w:t>
+      </w:r>
+    </w:p>
+    <w:p>
+      <w:pPr>
+        <w:pStyle w:val="Legenda"/>
+        <w:jc w:val="center"/>
+        <w:rPr>
+          <w:i w:val="0"/>
+          <w:color w:val="auto"/>
+          <w:sz w:val="20"/>
+          <w:szCs w:val="20"/>
+        </w:rPr>
+      </w:pPr>
+      <w:bookmarkStart w:id="256" w:name="_Toc230684989"/>
+      <w:r>
+        <w:rPr>
+          <w:i w:val="0"/>
+          <w:color w:val="auto"/>
+          <w:sz w:val="20"/>
+          <w:szCs w:val="20"/>
+        </w:rPr>
+        <w:t xml:space="preserve">Figura </w:t>
+      </w:r>
+      <w:r>
+        <w:rPr>
+          <w:i w:val="0"/>
+          <w:color w:val="auto"/>
+          <w:sz w:val="20"/>
+          <w:szCs w:val="20"/>
+        </w:rPr>
+        <w:fldChar w:fldCharType="begin"/>
+      </w:r>
+      <w:r>
+        <w:rPr>
+          <w:i w:val="0"/>
+          <w:color w:val="auto"/>
+          <w:sz w:val="20"/>
+          <w:szCs w:val="20"/>
+        </w:rPr>
+        <w:instrText xml:space="preserve"> SEQ Figura \* ARABIC </w:instrText>
+      </w:r>
+      <w:r>
+        <w:rPr>
+          <w:i w:val="0"/>
+          <w:color w:val="auto"/>
+          <w:sz w:val="20"/>
+          <w:szCs w:val="20"/>
+        </w:rPr>
+        <w:fldChar w:fldCharType="separate"/>
+      </w:r>
+      <w:r>
+        <w:rPr>
+          <w:i w:val="0"/>
+          <w:noProof/>
+          <w:color w:val="auto"/>
+          <w:sz w:val="20"/>
+          <w:szCs w:val="20"/>
+        </w:rPr>
+        <w:t>41</w:t>
+      </w:r>
+      <w:r>
+        <w:rPr>
+          <w:i w:val="0"/>
+          <w:color w:val="auto"/>
+          <w:sz w:val="20"/>
+          <w:szCs w:val="20"/>
+        </w:rPr>
+        <w:fldChar w:fldCharType="end"/>
+      </w:r>
+      <w:r>
+        <w:rPr>
+          <w:i w:val="0"/>
+          <w:color w:val="auto"/>
+          <w:sz w:val="20"/>
+          <w:szCs w:val="20"/>
+        </w:rPr>
+        <w:t xml:space="preserve"> </w:t>
+      </w:r>
+      <w:r>
+        <w:rPr>
+          <w:i w:val="0"/>
+          <w:color w:val="auto"/>
+          <w:sz w:val="20"/>
+          <w:szCs w:val="20"/>
+        </w:rPr>
+        <w:t>– Editar Perfil</w:t>
+      </w:r>
+      <w:bookmarkEnd w:id="256"/>
+    </w:p>
+    <w:p>
+      <w:pPr>
+        <w:jc w:val="center"/>
+      </w:pPr>
+      <w:r>
+        <w:rPr>
+          <w:noProof/>
+        </w:rPr>
+        <w:lastRenderedPageBreak/>
+        <w:drawing>
+          <wp:inline distT="0" distB="0" distL="0" distR="0" wp14:anchorId="6BF321BA" wp14:editId="677331AC">
+            <wp:extent cx="1800000" cy="3578400"/>
+            <wp:effectExtent l="0" t="0" r="0" b="3175"/>
+            <wp:docPr id="23" name="Imagem 23" descr="D:\aplicacaoo\meu_perfil.PNG"/>
+            <wp:cNvGraphicFramePr>
+              <a:graphicFrameLocks xmlns:a="http://schemas.openxmlformats.org/drawingml/2006/main" noChangeAspect="1"/>
+            </wp:cNvGraphicFramePr>
+            <a:graphic xmlns:a="http://schemas.openxmlformats.org/drawingml/2006/main">
+              <a:graphicData uri="http://schemas.openxmlformats.org/drawingml/2006/picture">
+                <pic:pic xmlns:pic="http://schemas.openxmlformats.org/drawingml/2006/picture">
+                  <pic:nvPicPr>
+                    <pic:cNvPr id="0" name="Picture 11" descr="D:\aplicacaoo\meu_perfil.PNG"/>
+                    <pic:cNvPicPr>
+                      <a:picLocks noChangeAspect="1" noChangeArrowheads="1"/>
+                    </pic:cNvPicPr>
+                  </pic:nvPicPr>
+                  <pic:blipFill>
+                    <a:blip r:embed="rId36" cstate="print">
+                      <a:extLst>
+                        <a:ext uri="{28A0092B-C50C-407E-A947-70E740481C1C}">
+                          <a14:useLocalDpi xmlns:a14="http://schemas.microsoft.com/office/drawing/2010/main" val="0"/>
+                        </a:ext>
+                      </a:extLst>
+                    </a:blip>
+                    <a:srcRect/>
+                    <a:stretch>
+                      <a:fillRect/>
+                    </a:stretch>
+                  </pic:blipFill>
+                  <pic:spPr bwMode="auto">
+                    <a:xfrm>
+                      <a:off x="0" y="0"/>
+                      <a:ext cx="1800000" cy="3578400"/>
+                    </a:xfrm>
+                    <a:prstGeom prst="rect">
+                      <a:avLst/>
+                    </a:prstGeom>
+                    <a:noFill/>
+                    <a:ln>
+                      <a:noFill/>
+                    </a:ln>
+                  </pic:spPr>
+                </pic:pic>
+              </a:graphicData>
+            </a:graphic>
+          </wp:inline>
+        </w:drawing>
+      </w:r>
+    </w:p>
+    <w:p>
+      <w:pPr>
+        <w:pStyle w:val="Figura"/>
+        <w:widowControl/>
+        <w:spacing w:line="240" w:lineRule="auto"/>
+        <w:ind w:firstLine="708"/>
+      </w:pPr>
+      <w:r>
+        <w:t>Fonte: Elaborado pelos autores (2026)</w:t>
+      </w:r>
+    </w:p>
+    <w:p>
+      <w:pPr>
+        <w:pStyle w:val="Figura"/>
+        <w:widowControl/>
+        <w:spacing w:line="240" w:lineRule="auto"/>
+      </w:pPr>
+    </w:p>
+    <w:p>
+      <w:pPr>
+        <w:pStyle w:val="Figura"/>
+        <w:widowControl/>
+        <w:spacing w:line="240" w:lineRule="auto"/>
+      </w:pPr>
+    </w:p>
+    <w:p>
+      <w:pPr>
+        <w:pStyle w:val="Figura"/>
+        <w:widowControl/>
+        <w:spacing w:line="240" w:lineRule="auto"/>
+      </w:pPr>
+    </w:p>
+    <w:p>
+      <w:pPr>
+        <w:pStyle w:val="Figura"/>
+        <w:widowControl/>
+        <w:spacing w:line="240" w:lineRule="auto"/>
+      </w:pPr>
+    </w:p>
+    <w:p>
+      <w:pPr>
+        <w:pStyle w:val="Figura"/>
+        <w:widowControl/>
+        <w:spacing w:line="240" w:lineRule="auto"/>
+      </w:pPr>
+    </w:p>
+    <w:p>
+      <w:pPr>
+        <w:pStyle w:val="Figura"/>
+        <w:widowControl/>
+        <w:spacing w:line="240" w:lineRule="auto"/>
+      </w:pPr>
+    </w:p>
+    <w:p>
+      <w:pPr>
+        <w:pStyle w:val="Figura"/>
+        <w:widowControl/>
+        <w:spacing w:line="240" w:lineRule="auto"/>
+      </w:pPr>
+    </w:p>
+    <w:p>
+      <w:pPr>
+        <w:pStyle w:val="Figura"/>
+        <w:widowControl/>
+        <w:spacing w:line="240" w:lineRule="auto"/>
+      </w:pPr>
+    </w:p>
+    <w:p>
+      <w:pPr>
+        <w:pStyle w:val="Figura"/>
+        <w:widowControl/>
+        <w:spacing w:line="240" w:lineRule="auto"/>
+      </w:pPr>
+    </w:p>
+    <w:p>
+      <w:pPr>
+        <w:widowControl/>
+        <w:spacing w:line="240" w:lineRule="auto"/>
+        <w:ind w:firstLine="0"/>
+        <w:jc w:val="left"/>
+        <w:rPr>
+          <w:b/>
+          <w:caps/>
+        </w:rPr>
+      </w:pPr>
     </w:p>
     <w:p>
       <w:pPr>
@@ -18836,18 +24615,13 @@
           <w:lang w:val="pt-BR"/>
         </w:rPr>
       </w:pPr>
-      <w:bookmarkStart w:id="227" w:name="_Toc227225951"/>
-      <w:bookmarkEnd w:id="26"/>
-      <w:bookmarkEnd w:id="27"/>
-      <w:bookmarkEnd w:id="226"/>
       <w:r>
         <w:rPr>
           <w:lang w:val="pt-BR"/>
         </w:rPr>
-        <w:lastRenderedPageBreak/>
         <w:t>Considerações Finais</w:t>
       </w:r>
-      <w:bookmarkEnd w:id="227"/>
+      <w:bookmarkEnd w:id="232"/>
     </w:p>
     <w:p>
       <w:pPr>
@@ -18856,6 +24630,12 @@
           <w:b/>
         </w:rPr>
       </w:pPr>
+      <w:r>
+        <w:rPr>
+          <w:rStyle w:val="agcmg"/>
+        </w:rPr>
+        <w:t>O desenvolvimento deste projeto contribuiu para o aprimoramento das habilidades da equipe em planejamento, trabalho em equipe e resolução de problemas durante o processo de desenvolvimento. Além disso, a aplicação oferece suporte aos trabalhadores autônomos, auxiliando na organização de suas atividades e no controle financeiro, tornando a rotina de trabalho mais prática, eficiente e organizada.</w:t>
+      </w:r>
     </w:p>
     <w:p>
       <w:pPr>
@@ -18864,6 +24644,21 @@
           <w:b/>
         </w:rPr>
       </w:pPr>
+    </w:p>
+    <w:p>
+      <w:pPr>
+        <w:widowControl/>
+        <w:spacing w:line="240" w:lineRule="auto"/>
+        <w:ind w:firstLine="0"/>
+        <w:jc w:val="left"/>
+        <w:rPr>
+          <w:b/>
+          <w:caps/>
+        </w:rPr>
+      </w:pPr>
+      <w:r>
+        <w:br w:type="page"/>
+      </w:r>
     </w:p>
     <w:p>
       <w:pPr>
@@ -18876,66 +24671,77 @@
           <w:lang w:val="pt-BR"/>
         </w:rPr>
       </w:pPr>
-      <w:bookmarkStart w:id="228" w:name="_Toc227225952"/>
+      <w:bookmarkStart w:id="257" w:name="_Toc230680911"/>
       <w:r>
         <w:rPr>
           <w:lang w:val="pt-BR"/>
         </w:rPr>
+        <w:lastRenderedPageBreak/>
         <w:t>Referências Bibliográficas</w:t>
       </w:r>
-      <w:bookmarkEnd w:id="228"/>
+      <w:bookmarkEnd w:id="257"/>
     </w:p>
     <w:p/>
     <w:p>
       <w:pPr>
         <w:spacing w:line="240" w:lineRule="auto"/>
         <w:ind w:firstLine="0"/>
-      </w:pPr>
-      <w:r>
-        <w:t>ADOBE.</w:t>
+        <w:jc w:val="left"/>
+      </w:pPr>
+      <w:r>
+        <w:t>ADOBE</w:t>
+      </w:r>
+      <w:r>
+        <w:t>.</w:t>
+      </w:r>
+      <w:r>
+        <w:t xml:space="preserve"> </w:t>
       </w:r>
       <w:r>
         <w:rPr>
           <w:b/>
           <w:bCs/>
         </w:rPr>
+        <w:t xml:space="preserve">Open </w:t>
+      </w:r>
+      <w:proofErr w:type="spellStart"/>
+      <w:r>
+        <w:rPr>
+          <w:b/>
+          <w:bCs/>
+        </w:rPr>
+        <w:t>Sans</w:t>
+      </w:r>
+      <w:proofErr w:type="spellEnd"/>
+      <w:r>
+        <w:rPr>
+          <w:b/>
+          <w:bCs/>
+        </w:rPr>
+        <w:t>.</w:t>
+      </w:r>
+      <w:r>
         <w:t xml:space="preserve"> </w:t>
       </w:r>
-      <w:proofErr w:type="spellStart"/>
-      <w:r>
-        <w:rPr>
-          <w:b/>
-          <w:bCs/>
-        </w:rPr>
-        <w:t>Roboto</w:t>
-      </w:r>
-      <w:proofErr w:type="spellEnd"/>
-      <w:r>
-        <w:rPr>
-          <w:b/>
-          <w:bCs/>
-        </w:rPr>
-        <w:t>.</w:t>
+      <w:r>
+        <w:t>Disponível em:</w:t>
       </w:r>
       <w:r>
         <w:t xml:space="preserve"> </w:t>
       </w:r>
-      <w:r>
-        <w:t>Disponível em:</w:t>
-      </w:r>
-      <w:r>
-        <w:t xml:space="preserve"> </w:t>
-      </w:r>
-      <w:hyperlink r:id="rId27" w:history="1">
+      <w:hyperlink r:id="rId37" w:history="1">
         <w:r>
           <w:rPr>
             <w:rStyle w:val="Hyperlink"/>
           </w:rPr>
-          <w:t>https://fonts.adobe.com/fonts/roboto</w:t>
+          <w:t>https://fonts.adobe.com/fonts/open-sans</w:t>
         </w:r>
       </w:hyperlink>
       <w:r>
-        <w:t xml:space="preserve">. Acesso em: 15 </w:t>
+        <w:t xml:space="preserve">. </w:t>
+      </w:r>
+      <w:r>
+        <w:t xml:space="preserve">Acesso em: 15 </w:t>
       </w:r>
       <w:r>
         <w:t>abril</w:t>
@@ -18980,7 +24786,7 @@
         </w:rPr>
         <w:t xml:space="preserve">. Disponível em: </w:t>
       </w:r>
-      <w:hyperlink r:id="rId28" w:history="1">
+      <w:hyperlink r:id="rId38" w:history="1">
         <w:r>
           <w:rPr>
             <w:rStyle w:val="Hyperlink"/>
@@ -19049,7 +24855,7 @@
         </w:rPr>
         <w:t xml:space="preserve">. Disponível em: </w:t>
       </w:r>
-      <w:hyperlink r:id="rId29" w:history="1">
+      <w:hyperlink r:id="rId39" w:history="1">
         <w:r>
           <w:rPr>
             <w:rStyle w:val="Hyperlink"/>
@@ -19121,7 +24927,7 @@
         </w:rPr>
         <w:t xml:space="preserve">. Disponível em: </w:t>
       </w:r>
-      <w:hyperlink r:id="rId30" w:history="1">
+      <w:hyperlink r:id="rId40" w:history="1">
         <w:r>
           <w:rPr>
             <w:rStyle w:val="Hyperlink"/>
@@ -19191,7 +24997,7 @@
         </w:rPr>
         <w:t xml:space="preserve">em: </w:t>
       </w:r>
-      <w:hyperlink r:id="rId31">
+      <w:hyperlink r:id="rId41">
         <w:r>
           <w:rPr>
             <w:rStyle w:val="Hyperlink"/>
@@ -19265,7 +25071,7 @@
         </w:rPr>
         <w:t xml:space="preserve">. Disponível em: </w:t>
       </w:r>
-      <w:hyperlink r:id="rId32">
+      <w:hyperlink r:id="rId42">
         <w:r>
           <w:rPr>
             <w:rStyle w:val="Hyperlink"/>
@@ -19327,7 +25133,7 @@
         </w:rPr>
         <w:t xml:space="preserve">. Disponível em: </w:t>
       </w:r>
-      <w:hyperlink r:id="rId33">
+      <w:hyperlink r:id="rId43">
         <w:r>
           <w:rPr>
             <w:rStyle w:val="Hyperlink"/>
@@ -19386,7 +25192,7 @@
       <w:r>
         <w:t xml:space="preserve">. Disponível em: </w:t>
       </w:r>
-      <w:hyperlink r:id="rId34" w:history="1">
+      <w:hyperlink r:id="rId44" w:history="1">
         <w:r>
           <w:rPr>
             <w:rStyle w:val="Hyperlink"/>
@@ -19432,8 +25238,8 @@
     <w:p/>
     <w:p/>
     <w:sectPr>
-      <w:headerReference w:type="default" r:id="rId35"/>
-      <w:footerReference w:type="default" r:id="rId36"/>
+      <w:headerReference w:type="default" r:id="rId45"/>
+      <w:footerReference w:type="default" r:id="rId46"/>
       <w:pgSz w:w="11907" w:h="16840" w:code="9"/>
       <w:pgMar w:top="1701" w:right="1134" w:bottom="1134" w:left="1701" w:header="709" w:footer="709" w:gutter="0"/>
       <w:cols w:space="720"/>
@@ -19654,7 +25460,7 @@
       <w:rPr>
         <w:noProof/>
       </w:rPr>
-      <w:t>26</w:t>
+      <w:t>21</w:t>
     </w:r>
     <w:r>
       <w:fldChar w:fldCharType="end"/>
@@ -23633,6 +29439,11 @@
     <w:basedOn w:val="Fontepargpadro"/>
     <w:rsid w:val="003F78A7"/>
   </w:style>
+  <w:style w:type="character" w:customStyle="1" w:styleId="agcmg">
+    <w:name w:val="a_gcmg"/>
+    <w:basedOn w:val="Fontepargpadro"/>
+    <w:rsid w:val="00CB40B7"/>
+  </w:style>
 </w:styles>
 </file>
 
@@ -23922,17 +29733,6 @@
 </file>
 
 <file path=customXml/item1.xml><?xml version="1.0" encoding="utf-8"?>
-<p:properties xmlns:p="http://schemas.microsoft.com/office/2006/metadata/properties" xmlns:xsi="http://www.w3.org/2001/XMLSchema-instance" xmlns:pc="http://schemas.microsoft.com/office/infopath/2007/PartnerControls">
-  <documentManagement>
-    <lcf76f155ced4ddcb4097134ff3c332f xmlns="73616d7f-17b8-4c43-aa5e-25ef7e462a18">
-      <Terms xmlns="http://schemas.microsoft.com/office/infopath/2007/PartnerControls"/>
-    </lcf76f155ced4ddcb4097134ff3c332f>
-    <TaxCatchAll xmlns="686b96b7-37ef-4e5c-bc3c-4e780f33c780" xsi:nil="true"/>
-  </documentManagement>
-</p:properties>
-</file>
-
-<file path=customXml/item2.xml><?xml version="1.0" encoding="utf-8"?>
 <ct:contentTypeSchema xmlns:ct="http://schemas.microsoft.com/office/2006/metadata/contentType" xmlns:ma="http://schemas.microsoft.com/office/2006/metadata/properties/metaAttributes" ct:_="" ma:_="" ma:contentTypeName="Documento" ma:contentTypeID="0x01010020DA79A94EAF84479D995EE9166ADAA4" ma:contentTypeVersion="11" ma:contentTypeDescription="Crie um novo documento." ma:contentTypeScope="" ma:versionID="db0f6cab5e24e8cd6751fda002f09c0a">
   <xsd:schema xmlns:xsd="http://www.w3.org/2001/XMLSchema" xmlns:xs="http://www.w3.org/2001/XMLSchema" xmlns:p="http://schemas.microsoft.com/office/2006/metadata/properties" xmlns:ns2="73616d7f-17b8-4c43-aa5e-25ef7e462a18" xmlns:ns3="686b96b7-37ef-4e5c-bc3c-4e780f33c780" targetNamespace="http://schemas.microsoft.com/office/2006/metadata/properties" ma:root="true" ma:fieldsID="0fb1f17ca0d982144b9f7f51c1ea08de" ns2:_="" ns3:_="">
     <xsd:import namespace="73616d7f-17b8-4c43-aa5e-25ef7e462a18"/>
@@ -24127,6 +29927,17 @@
 </ct:contentTypeSchema>
 </file>
 
+<file path=customXml/item2.xml><?xml version="1.0" encoding="utf-8"?>
+<p:properties xmlns:p="http://schemas.microsoft.com/office/2006/metadata/properties" xmlns:xsi="http://www.w3.org/2001/XMLSchema-instance" xmlns:pc="http://schemas.microsoft.com/office/infopath/2007/PartnerControls">
+  <documentManagement>
+    <lcf76f155ced4ddcb4097134ff3c332f xmlns="73616d7f-17b8-4c43-aa5e-25ef7e462a18">
+      <Terms xmlns="http://schemas.microsoft.com/office/infopath/2007/PartnerControls"/>
+    </lcf76f155ced4ddcb4097134ff3c332f>
+    <TaxCatchAll xmlns="686b96b7-37ef-4e5c-bc3c-4e780f33c780" xsi:nil="true"/>
+  </documentManagement>
+</p:properties>
+</file>
+
 <file path=customXml/item3.xml><?xml version="1.0" encoding="utf-8"?>
 <?mso-contentType ?>
 <FormTemplates xmlns="http://schemas.microsoft.com/sharepoint/v3/contenttype/forms">
@@ -24141,17 +29952,6 @@
 </file>
 
 <file path=customXml/itemProps1.xml><?xml version="1.0" encoding="utf-8"?>
-<ds:datastoreItem xmlns:ds="http://schemas.openxmlformats.org/officeDocument/2006/customXml" ds:itemID="{0FB482D0-C62D-40F8-A30D-80102D84D1F8}">
-  <ds:schemaRefs>
-    <ds:schemaRef ds:uri="http://schemas.microsoft.com/office/2006/metadata/properties"/>
-    <ds:schemaRef ds:uri="http://schemas.microsoft.com/office/infopath/2007/PartnerControls"/>
-    <ds:schemaRef ds:uri="73616d7f-17b8-4c43-aa5e-25ef7e462a18"/>
-    <ds:schemaRef ds:uri="686b96b7-37ef-4e5c-bc3c-4e780f33c780"/>
-  </ds:schemaRefs>
-</ds:datastoreItem>
-</file>
-
-<file path=customXml/itemProps2.xml><?xml version="1.0" encoding="utf-8"?>
 <ds:datastoreItem xmlns:ds="http://schemas.openxmlformats.org/officeDocument/2006/customXml" ds:itemID="{89C5A49E-B54F-4963-BBA9-17020C92F744}">
   <ds:schemaRefs>
     <ds:schemaRef ds:uri="http://schemas.microsoft.com/office/2006/metadata/contentType"/>
@@ -24170,6 +29970,17 @@
 </ds:datastoreItem>
 </file>
 
+<file path=customXml/itemProps2.xml><?xml version="1.0" encoding="utf-8"?>
+<ds:datastoreItem xmlns:ds="http://schemas.openxmlformats.org/officeDocument/2006/customXml" ds:itemID="{0FB482D0-C62D-40F8-A30D-80102D84D1F8}">
+  <ds:schemaRefs>
+    <ds:schemaRef ds:uri="http://schemas.microsoft.com/office/2006/metadata/properties"/>
+    <ds:schemaRef ds:uri="http://schemas.microsoft.com/office/infopath/2007/PartnerControls"/>
+    <ds:schemaRef ds:uri="73616d7f-17b8-4c43-aa5e-25ef7e462a18"/>
+    <ds:schemaRef ds:uri="686b96b7-37ef-4e5c-bc3c-4e780f33c780"/>
+  </ds:schemaRefs>
+</ds:datastoreItem>
+</file>
+
 <file path=customXml/itemProps3.xml><?xml version="1.0" encoding="utf-8"?>
 <ds:datastoreItem xmlns:ds="http://schemas.openxmlformats.org/officeDocument/2006/customXml" ds:itemID="{CF1FD0AD-7A56-4031-B24D-376004EB8526}">
   <ds:schemaRefs>
@@ -24179,7 +29990,7 @@
 </file>
 
 <file path=customXml/itemProps4.xml><?xml version="1.0" encoding="utf-8"?>
-<ds:datastoreItem xmlns:ds="http://schemas.openxmlformats.org/officeDocument/2006/customXml" ds:itemID="{6D438CBF-EF90-4632-9B66-002EB96E9C78}">
+<ds:datastoreItem xmlns:ds="http://schemas.openxmlformats.org/officeDocument/2006/customXml" ds:itemID="{939403F0-6A58-47BB-8B54-A5DEC450A474}">
   <ds:schemaRefs>
     <ds:schemaRef ds:uri="http://schemas.openxmlformats.org/officeDocument/2006/bibliography"/>
   </ds:schemaRefs>

--- a/DayPlannio.docx
+++ b/DayPlannio.docx
@@ -988,7 +988,7 @@
         </w:rPr>
         <w:fldChar w:fldCharType="separate"/>
       </w:r>
-      <w:hyperlink w:anchor="_Toc230684949" w:history="1">
+      <w:hyperlink w:anchor="_Toc230776570" w:history="1">
         <w:r>
           <w:rPr>
             <w:rStyle w:val="Hyperlink"/>
@@ -1015,7 +1015,7 @@
             <w:noProof/>
             <w:webHidden/>
           </w:rPr>
-          <w:instrText xml:space="preserve"> PAGEREF _Toc230684949 \h </w:instrText>
+          <w:instrText xml:space="preserve"> PAGEREF _Toc230776570 \h </w:instrText>
         </w:r>
         <w:r>
           <w:rPr>
@@ -1059,7 +1059,7 @@
           <w:szCs w:val="22"/>
         </w:rPr>
       </w:pPr>
-      <w:hyperlink w:anchor="_Toc230684950" w:history="1">
+      <w:hyperlink w:anchor="_Toc230776571" w:history="1">
         <w:r>
           <w:rPr>
             <w:rStyle w:val="Hyperlink"/>
@@ -1086,7 +1086,7 @@
             <w:noProof/>
             <w:webHidden/>
           </w:rPr>
-          <w:instrText xml:space="preserve"> PAGEREF _Toc230684950 \h </w:instrText>
+          <w:instrText xml:space="preserve"> PAGEREF _Toc230776571 \h </w:instrText>
         </w:r>
         <w:r>
           <w:rPr>
@@ -1130,7 +1130,7 @@
           <w:szCs w:val="22"/>
         </w:rPr>
       </w:pPr>
-      <w:hyperlink w:anchor="_Toc230684951" w:history="1">
+      <w:hyperlink w:anchor="_Toc230776572" w:history="1">
         <w:r>
           <w:rPr>
             <w:rStyle w:val="Hyperlink"/>
@@ -1157,7 +1157,7 @@
             <w:noProof/>
             <w:webHidden/>
           </w:rPr>
-          <w:instrText xml:space="preserve"> PAGEREF _Toc230684951 \h </w:instrText>
+          <w:instrText xml:space="preserve"> PAGEREF _Toc230776572 \h </w:instrText>
         </w:r>
         <w:r>
           <w:rPr>
@@ -1201,7 +1201,7 @@
           <w:szCs w:val="22"/>
         </w:rPr>
       </w:pPr>
-      <w:hyperlink w:anchor="_Toc230684952" w:history="1">
+      <w:hyperlink w:anchor="_Toc230776573" w:history="1">
         <w:r>
           <w:rPr>
             <w:rStyle w:val="Hyperlink"/>
@@ -1228,7 +1228,7 @@
             <w:noProof/>
             <w:webHidden/>
           </w:rPr>
-          <w:instrText xml:space="preserve"> PAGEREF _Toc230684952 \h </w:instrText>
+          <w:instrText xml:space="preserve"> PAGEREF _Toc230776573 \h </w:instrText>
         </w:r>
         <w:r>
           <w:rPr>
@@ -1272,7 +1272,7 @@
           <w:szCs w:val="22"/>
         </w:rPr>
       </w:pPr>
-      <w:hyperlink w:anchor="_Toc230684953" w:history="1">
+      <w:hyperlink w:anchor="_Toc230776574" w:history="1">
         <w:r>
           <w:rPr>
             <w:rStyle w:val="Hyperlink"/>
@@ -1300,7 +1300,7 @@
             <w:noProof/>
             <w:webHidden/>
           </w:rPr>
-          <w:instrText xml:space="preserve"> PAGEREF _Toc230684953 \h </w:instrText>
+          <w:instrText xml:space="preserve"> PAGEREF _Toc230776574 \h </w:instrText>
         </w:r>
         <w:r>
           <w:rPr>
@@ -1344,7 +1344,7 @@
           <w:szCs w:val="22"/>
         </w:rPr>
       </w:pPr>
-      <w:hyperlink w:anchor="_Toc230684954" w:history="1">
+      <w:hyperlink w:anchor="_Toc230776575" w:history="1">
         <w:r>
           <w:rPr>
             <w:rStyle w:val="Hyperlink"/>
@@ -1371,7 +1371,7 @@
             <w:noProof/>
             <w:webHidden/>
           </w:rPr>
-          <w:instrText xml:space="preserve"> PAGEREF _Toc230684954 \h </w:instrText>
+          <w:instrText xml:space="preserve"> PAGEREF _Toc230776575 \h </w:instrText>
         </w:r>
         <w:r>
           <w:rPr>
@@ -1415,7 +1415,7 @@
           <w:szCs w:val="22"/>
         </w:rPr>
       </w:pPr>
-      <w:hyperlink w:anchor="_Toc230684955" w:history="1">
+      <w:hyperlink w:anchor="_Toc230776576" w:history="1">
         <w:r>
           <w:rPr>
             <w:rStyle w:val="Hyperlink"/>
@@ -1442,7 +1442,7 @@
             <w:noProof/>
             <w:webHidden/>
           </w:rPr>
-          <w:instrText xml:space="preserve"> PAGEREF _Toc230684955 \h </w:instrText>
+          <w:instrText xml:space="preserve"> PAGEREF _Toc230776576 \h </w:instrText>
         </w:r>
         <w:r>
           <w:rPr>
@@ -1486,7 +1486,7 @@
           <w:szCs w:val="22"/>
         </w:rPr>
       </w:pPr>
-      <w:hyperlink w:anchor="_Toc230684956" w:history="1">
+      <w:hyperlink w:anchor="_Toc230776577" w:history="1">
         <w:r>
           <w:rPr>
             <w:rStyle w:val="Hyperlink"/>
@@ -1513,7 +1513,7 @@
             <w:noProof/>
             <w:webHidden/>
           </w:rPr>
-          <w:instrText xml:space="preserve"> PAGEREF _Toc230684956 \h </w:instrText>
+          <w:instrText xml:space="preserve"> PAGEREF _Toc230776577 \h </w:instrText>
         </w:r>
         <w:r>
           <w:rPr>
@@ -1557,7 +1557,7 @@
           <w:szCs w:val="22"/>
         </w:rPr>
       </w:pPr>
-      <w:hyperlink w:anchor="_Toc230684957" w:history="1">
+      <w:hyperlink w:anchor="_Toc230776578" w:history="1">
         <w:r>
           <w:rPr>
             <w:rStyle w:val="Hyperlink"/>
@@ -1584,7 +1584,7 @@
             <w:noProof/>
             <w:webHidden/>
           </w:rPr>
-          <w:instrText xml:space="preserve"> PAGEREF _Toc230684957 \h </w:instrText>
+          <w:instrText xml:space="preserve"> PAGEREF _Toc230776578 \h </w:instrText>
         </w:r>
         <w:r>
           <w:rPr>
@@ -1628,7 +1628,7 @@
           <w:szCs w:val="22"/>
         </w:rPr>
       </w:pPr>
-      <w:hyperlink w:anchor="_Toc230684958" w:history="1">
+      <w:hyperlink w:anchor="_Toc230776579" w:history="1">
         <w:r>
           <w:rPr>
             <w:rStyle w:val="Hyperlink"/>
@@ -1655,7 +1655,7 @@
             <w:noProof/>
             <w:webHidden/>
           </w:rPr>
-          <w:instrText xml:space="preserve"> PAGEREF _Toc230684958 \h </w:instrText>
+          <w:instrText xml:space="preserve"> PAGEREF _Toc230776579 \h </w:instrText>
         </w:r>
         <w:r>
           <w:rPr>
@@ -1699,7 +1699,7 @@
           <w:szCs w:val="22"/>
         </w:rPr>
       </w:pPr>
-      <w:hyperlink w:anchor="_Toc230684959" w:history="1">
+      <w:hyperlink w:anchor="_Toc230776580" w:history="1">
         <w:r>
           <w:rPr>
             <w:rStyle w:val="Hyperlink"/>
@@ -1726,7 +1726,7 @@
             <w:noProof/>
             <w:webHidden/>
           </w:rPr>
-          <w:instrText xml:space="preserve"> PAGEREF _Toc230684959 \h </w:instrText>
+          <w:instrText xml:space="preserve"> PAGEREF _Toc230776580 \h </w:instrText>
         </w:r>
         <w:r>
           <w:rPr>
@@ -1770,7 +1770,7 @@
           <w:szCs w:val="22"/>
         </w:rPr>
       </w:pPr>
-      <w:hyperlink w:anchor="_Toc230684960" w:history="1">
+      <w:hyperlink w:anchor="_Toc230776581" w:history="1">
         <w:r>
           <w:rPr>
             <w:rStyle w:val="Hyperlink"/>
@@ -1797,7 +1797,7 @@
             <w:noProof/>
             <w:webHidden/>
           </w:rPr>
-          <w:instrText xml:space="preserve"> PAGEREF _Toc230684960 \h </w:instrText>
+          <w:instrText xml:space="preserve"> PAGEREF _Toc230776581 \h </w:instrText>
         </w:r>
         <w:r>
           <w:rPr>
@@ -1841,7 +1841,7 @@
           <w:szCs w:val="22"/>
         </w:rPr>
       </w:pPr>
-      <w:hyperlink w:anchor="_Toc230684961" w:history="1">
+      <w:hyperlink w:anchor="_Toc230776582" w:history="1">
         <w:r>
           <w:rPr>
             <w:rStyle w:val="Hyperlink"/>
@@ -1868,7 +1868,7 @@
             <w:noProof/>
             <w:webHidden/>
           </w:rPr>
-          <w:instrText xml:space="preserve"> PAGEREF _Toc230684961 \h </w:instrText>
+          <w:instrText xml:space="preserve"> PAGEREF _Toc230776582 \h </w:instrText>
         </w:r>
         <w:r>
           <w:rPr>
@@ -1912,7 +1912,7 @@
           <w:szCs w:val="22"/>
         </w:rPr>
       </w:pPr>
-      <w:hyperlink w:anchor="_Toc230684962" w:history="1">
+      <w:hyperlink w:anchor="_Toc230776583" w:history="1">
         <w:r>
           <w:rPr>
             <w:rStyle w:val="Hyperlink"/>
@@ -1939,7 +1939,7 @@
             <w:noProof/>
             <w:webHidden/>
           </w:rPr>
-          <w:instrText xml:space="preserve"> PAGEREF _Toc230684962 \h </w:instrText>
+          <w:instrText xml:space="preserve"> PAGEREF _Toc230776583 \h </w:instrText>
         </w:r>
         <w:r>
           <w:rPr>
@@ -1983,7 +1983,7 @@
           <w:szCs w:val="22"/>
         </w:rPr>
       </w:pPr>
-      <w:hyperlink w:anchor="_Toc230684963" w:history="1">
+      <w:hyperlink w:anchor="_Toc230776584" w:history="1">
         <w:r>
           <w:rPr>
             <w:rStyle w:val="Hyperlink"/>
@@ -2010,7 +2010,7 @@
             <w:noProof/>
             <w:webHidden/>
           </w:rPr>
-          <w:instrText xml:space="preserve"> PAGEREF _Toc230684963 \h </w:instrText>
+          <w:instrText xml:space="preserve"> PAGEREF _Toc230776584 \h </w:instrText>
         </w:r>
         <w:r>
           <w:rPr>
@@ -2054,7 +2054,7 @@
           <w:szCs w:val="22"/>
         </w:rPr>
       </w:pPr>
-      <w:hyperlink w:anchor="_Toc230684964" w:history="1">
+      <w:hyperlink w:anchor="_Toc230776585" w:history="1">
         <w:r>
           <w:rPr>
             <w:rStyle w:val="Hyperlink"/>
@@ -2081,7 +2081,7 @@
             <w:noProof/>
             <w:webHidden/>
           </w:rPr>
-          <w:instrText xml:space="preserve"> PAGEREF _Toc230684964 \h </w:instrText>
+          <w:instrText xml:space="preserve"> PAGEREF _Toc230776585 \h </w:instrText>
         </w:r>
         <w:r>
           <w:rPr>
@@ -2125,7 +2125,7 @@
           <w:szCs w:val="22"/>
         </w:rPr>
       </w:pPr>
-      <w:hyperlink w:anchor="_Toc230684965" w:history="1">
+      <w:hyperlink w:anchor="_Toc230776586" w:history="1">
         <w:r>
           <w:rPr>
             <w:rStyle w:val="Hyperlink"/>
@@ -2152,7 +2152,7 @@
             <w:noProof/>
             <w:webHidden/>
           </w:rPr>
-          <w:instrText xml:space="preserve"> PAGEREF _Toc230684965 \h </w:instrText>
+          <w:instrText xml:space="preserve"> PAGEREF _Toc230776586 \h </w:instrText>
         </w:r>
         <w:r>
           <w:rPr>
@@ -2196,7 +2196,7 @@
           <w:szCs w:val="22"/>
         </w:rPr>
       </w:pPr>
-      <w:hyperlink w:anchor="_Toc230684966" w:history="1">
+      <w:hyperlink w:anchor="_Toc230776587" w:history="1">
         <w:r>
           <w:rPr>
             <w:rStyle w:val="Hyperlink"/>
@@ -2223,7 +2223,7 @@
             <w:noProof/>
             <w:webHidden/>
           </w:rPr>
-          <w:instrText xml:space="preserve"> PAGEREF _Toc230684966 \h </w:instrText>
+          <w:instrText xml:space="preserve"> PAGEREF _Toc230776587 \h </w:instrText>
         </w:r>
         <w:r>
           <w:rPr>
@@ -2243,7 +2243,7 @@
             <w:noProof/>
             <w:webHidden/>
           </w:rPr>
-          <w:t>42</w:t>
+          <w:t>41</w:t>
         </w:r>
         <w:r>
           <w:rPr>
@@ -2267,7 +2267,7 @@
           <w:szCs w:val="22"/>
         </w:rPr>
       </w:pPr>
-      <w:hyperlink w:anchor="_Toc230684967" w:history="1">
+      <w:hyperlink w:anchor="_Toc230776588" w:history="1">
         <w:r>
           <w:rPr>
             <w:rStyle w:val="Hyperlink"/>
@@ -2294,7 +2294,7 @@
             <w:noProof/>
             <w:webHidden/>
           </w:rPr>
-          <w:instrText xml:space="preserve"> PAGEREF _Toc230684967 \h </w:instrText>
+          <w:instrText xml:space="preserve"> PAGEREF _Toc230776588 \h </w:instrText>
         </w:r>
         <w:r>
           <w:rPr>
@@ -2338,7 +2338,7 @@
           <w:szCs w:val="22"/>
         </w:rPr>
       </w:pPr>
-      <w:hyperlink w:anchor="_Toc230684968" w:history="1">
+      <w:hyperlink w:anchor="_Toc230776589" w:history="1">
         <w:r>
           <w:rPr>
             <w:rStyle w:val="Hyperlink"/>
@@ -2365,7 +2365,7 @@
             <w:noProof/>
             <w:webHidden/>
           </w:rPr>
-          <w:instrText xml:space="preserve"> PAGEREF _Toc230684968 \h </w:instrText>
+          <w:instrText xml:space="preserve"> PAGEREF _Toc230776589 \h </w:instrText>
         </w:r>
         <w:r>
           <w:rPr>
@@ -2409,7 +2409,7 @@
           <w:szCs w:val="22"/>
         </w:rPr>
       </w:pPr>
-      <w:hyperlink w:anchor="_Toc230684969" w:history="1">
+      <w:hyperlink w:anchor="_Toc230776590" w:history="1">
         <w:r>
           <w:rPr>
             <w:rStyle w:val="Hyperlink"/>
@@ -2436,7 +2436,7 @@
             <w:noProof/>
             <w:webHidden/>
           </w:rPr>
-          <w:instrText xml:space="preserve"> PAGEREF _Toc230684969 \h </w:instrText>
+          <w:instrText xml:space="preserve"> PAGEREF _Toc230776590 \h </w:instrText>
         </w:r>
         <w:r>
           <w:rPr>
@@ -2456,7 +2456,7 @@
             <w:noProof/>
             <w:webHidden/>
           </w:rPr>
-          <w:t>42</w:t>
+          <w:t>43</w:t>
         </w:r>
         <w:r>
           <w:rPr>
@@ -2480,7 +2480,7 @@
           <w:szCs w:val="22"/>
         </w:rPr>
       </w:pPr>
-      <w:hyperlink w:anchor="_Toc230684970" w:history="1">
+      <w:hyperlink w:anchor="_Toc230776591" w:history="1">
         <w:r>
           <w:rPr>
             <w:rStyle w:val="Hyperlink"/>
@@ -2507,7 +2507,7 @@
             <w:noProof/>
             <w:webHidden/>
           </w:rPr>
-          <w:instrText xml:space="preserve"> PAGEREF _Toc230684970 \h </w:instrText>
+          <w:instrText xml:space="preserve"> PAGEREF _Toc230776591 \h </w:instrText>
         </w:r>
         <w:r>
           <w:rPr>
@@ -2551,7 +2551,7 @@
           <w:szCs w:val="22"/>
         </w:rPr>
       </w:pPr>
-      <w:hyperlink w:anchor="_Toc230684971" w:history="1">
+      <w:hyperlink w:anchor="_Toc230776592" w:history="1">
         <w:r>
           <w:rPr>
             <w:rStyle w:val="Hyperlink"/>
@@ -2578,7 +2578,7 @@
             <w:noProof/>
             <w:webHidden/>
           </w:rPr>
-          <w:instrText xml:space="preserve"> PAGEREF _Toc230684971 \h </w:instrText>
+          <w:instrText xml:space="preserve"> PAGEREF _Toc230776592 \h </w:instrText>
         </w:r>
         <w:r>
           <w:rPr>
@@ -2598,7 +2598,7 @@
             <w:noProof/>
             <w:webHidden/>
           </w:rPr>
-          <w:t>43</w:t>
+          <w:t>44</w:t>
         </w:r>
         <w:r>
           <w:rPr>
@@ -2622,7 +2622,7 @@
           <w:szCs w:val="22"/>
         </w:rPr>
       </w:pPr>
-      <w:hyperlink w:anchor="_Toc230684972" w:history="1">
+      <w:hyperlink w:anchor="_Toc230776593" w:history="1">
         <w:r>
           <w:rPr>
             <w:rStyle w:val="Hyperlink"/>
@@ -2649,7 +2649,7 @@
             <w:noProof/>
             <w:webHidden/>
           </w:rPr>
-          <w:instrText xml:space="preserve"> PAGEREF _Toc230684972 \h </w:instrText>
+          <w:instrText xml:space="preserve"> PAGEREF _Toc230776593 \h </w:instrText>
         </w:r>
         <w:r>
           <w:rPr>
@@ -2693,7 +2693,7 @@
           <w:szCs w:val="22"/>
         </w:rPr>
       </w:pPr>
-      <w:hyperlink w:anchor="_Toc230684973" w:history="1">
+      <w:hyperlink w:anchor="_Toc230776594" w:history="1">
         <w:r>
           <w:rPr>
             <w:rStyle w:val="Hyperlink"/>
@@ -2720,7 +2720,7 @@
             <w:noProof/>
             <w:webHidden/>
           </w:rPr>
-          <w:instrText xml:space="preserve"> PAGEREF _Toc230684973 \h </w:instrText>
+          <w:instrText xml:space="preserve"> PAGEREF _Toc230776594 \h </w:instrText>
         </w:r>
         <w:r>
           <w:rPr>
@@ -2740,7 +2740,7 @@
             <w:noProof/>
             <w:webHidden/>
           </w:rPr>
-          <w:t>44</w:t>
+          <w:t>45</w:t>
         </w:r>
         <w:r>
           <w:rPr>
@@ -2764,7 +2764,7 @@
           <w:szCs w:val="22"/>
         </w:rPr>
       </w:pPr>
-      <w:hyperlink w:anchor="_Toc230684974" w:history="1">
+      <w:hyperlink w:anchor="_Toc230776595" w:history="1">
         <w:r>
           <w:rPr>
             <w:rStyle w:val="Hyperlink"/>
@@ -2791,7 +2791,7 @@
             <w:noProof/>
             <w:webHidden/>
           </w:rPr>
-          <w:instrText xml:space="preserve"> PAGEREF _Toc230684974 \h </w:instrText>
+          <w:instrText xml:space="preserve"> PAGEREF _Toc230776595 \h </w:instrText>
         </w:r>
         <w:r>
           <w:rPr>
@@ -2811,7 +2811,7 @@
             <w:noProof/>
             <w:webHidden/>
           </w:rPr>
-          <w:t>44</w:t>
+          <w:t>45</w:t>
         </w:r>
         <w:r>
           <w:rPr>
@@ -2835,7 +2835,7 @@
           <w:szCs w:val="22"/>
         </w:rPr>
       </w:pPr>
-      <w:hyperlink w:anchor="_Toc230684975" w:history="1">
+      <w:hyperlink w:anchor="_Toc230776596" w:history="1">
         <w:r>
           <w:rPr>
             <w:rStyle w:val="Hyperlink"/>
@@ -2862,7 +2862,7 @@
             <w:noProof/>
             <w:webHidden/>
           </w:rPr>
-          <w:instrText xml:space="preserve"> PAGEREF _Toc230684975 \h </w:instrText>
+          <w:instrText xml:space="preserve"> PAGEREF _Toc230776596 \h </w:instrText>
         </w:r>
         <w:r>
           <w:rPr>
@@ -2882,7 +2882,7 @@
             <w:noProof/>
             <w:webHidden/>
           </w:rPr>
-          <w:t>44</w:t>
+          <w:t>46</w:t>
         </w:r>
         <w:r>
           <w:rPr>
@@ -2906,7 +2906,7 @@
           <w:szCs w:val="22"/>
         </w:rPr>
       </w:pPr>
-      <w:hyperlink w:anchor="_Toc230684976" w:history="1">
+      <w:hyperlink w:anchor="_Toc230776597" w:history="1">
         <w:r>
           <w:rPr>
             <w:rStyle w:val="Hyperlink"/>
@@ -2933,7 +2933,7 @@
             <w:noProof/>
             <w:webHidden/>
           </w:rPr>
-          <w:instrText xml:space="preserve"> PAGEREF _Toc230684976 \h </w:instrText>
+          <w:instrText xml:space="preserve"> PAGEREF _Toc230776597 \h </w:instrText>
         </w:r>
         <w:r>
           <w:rPr>
@@ -2953,7 +2953,7 @@
             <w:noProof/>
             <w:webHidden/>
           </w:rPr>
-          <w:t>44</w:t>
+          <w:t>46</w:t>
         </w:r>
         <w:r>
           <w:rPr>
@@ -2977,7 +2977,7 @@
           <w:szCs w:val="22"/>
         </w:rPr>
       </w:pPr>
-      <w:hyperlink w:anchor="_Toc230684977" w:history="1">
+      <w:hyperlink w:anchor="_Toc230776598" w:history="1">
         <w:r>
           <w:rPr>
             <w:rStyle w:val="Hyperlink"/>
@@ -3004,7 +3004,7 @@
             <w:noProof/>
             <w:webHidden/>
           </w:rPr>
-          <w:instrText xml:space="preserve"> PAGEREF _Toc230684977 \h </w:instrText>
+          <w:instrText xml:space="preserve"> PAGEREF _Toc230776598 \h </w:instrText>
         </w:r>
         <w:r>
           <w:rPr>
@@ -3024,7 +3024,7 @@
             <w:noProof/>
             <w:webHidden/>
           </w:rPr>
-          <w:t>44</w:t>
+          <w:t>47</w:t>
         </w:r>
         <w:r>
           <w:rPr>
@@ -3048,7 +3048,7 @@
           <w:szCs w:val="22"/>
         </w:rPr>
       </w:pPr>
-      <w:hyperlink w:anchor="_Toc230684978" w:history="1">
+      <w:hyperlink w:anchor="_Toc230776599" w:history="1">
         <w:r>
           <w:rPr>
             <w:rStyle w:val="Hyperlink"/>
@@ -3075,7 +3075,7 @@
             <w:noProof/>
             <w:webHidden/>
           </w:rPr>
-          <w:instrText xml:space="preserve"> PAGEREF _Toc230684978 \h </w:instrText>
+          <w:instrText xml:space="preserve"> PAGEREF _Toc230776599 \h </w:instrText>
         </w:r>
         <w:r>
           <w:rPr>
@@ -3095,7 +3095,7 @@
             <w:noProof/>
             <w:webHidden/>
           </w:rPr>
-          <w:t>44</w:t>
+          <w:t>47</w:t>
         </w:r>
         <w:r>
           <w:rPr>
@@ -3119,7 +3119,7 @@
           <w:szCs w:val="22"/>
         </w:rPr>
       </w:pPr>
-      <w:hyperlink w:anchor="_Toc230684979" w:history="1">
+      <w:hyperlink w:anchor="_Toc230776600" w:history="1">
         <w:r>
           <w:rPr>
             <w:rStyle w:val="Hyperlink"/>
@@ -3146,7 +3146,7 @@
             <w:noProof/>
             <w:webHidden/>
           </w:rPr>
-          <w:instrText xml:space="preserve"> PAGEREF _Toc230684979 \h </w:instrText>
+          <w:instrText xml:space="preserve"> PAGEREF _Toc230776600 \h </w:instrText>
         </w:r>
         <w:r>
           <w:rPr>
@@ -3166,7 +3166,7 @@
             <w:noProof/>
             <w:webHidden/>
           </w:rPr>
-          <w:t>44</w:t>
+          <w:t>48</w:t>
         </w:r>
         <w:r>
           <w:rPr>
@@ -3190,7 +3190,7 @@
           <w:szCs w:val="22"/>
         </w:rPr>
       </w:pPr>
-      <w:hyperlink w:anchor="_Toc230684980" w:history="1">
+      <w:hyperlink w:anchor="_Toc230776601" w:history="1">
         <w:r>
           <w:rPr>
             <w:rStyle w:val="Hyperlink"/>
@@ -3217,7 +3217,7 @@
             <w:noProof/>
             <w:webHidden/>
           </w:rPr>
-          <w:instrText xml:space="preserve"> PAGEREF _Toc230684980 \h </w:instrText>
+          <w:instrText xml:space="preserve"> PAGEREF _Toc230776601 \h </w:instrText>
         </w:r>
         <w:r>
           <w:rPr>
@@ -3237,7 +3237,7 @@
             <w:noProof/>
             <w:webHidden/>
           </w:rPr>
-          <w:t>44</w:t>
+          <w:t>48</w:t>
         </w:r>
         <w:r>
           <w:rPr>
@@ -3261,7 +3261,7 @@
           <w:szCs w:val="22"/>
         </w:rPr>
       </w:pPr>
-      <w:hyperlink w:anchor="_Toc230684981" w:history="1">
+      <w:hyperlink w:anchor="_Toc230776602" w:history="1">
         <w:r>
           <w:rPr>
             <w:rStyle w:val="Hyperlink"/>
@@ -3288,7 +3288,7 @@
             <w:noProof/>
             <w:webHidden/>
           </w:rPr>
-          <w:instrText xml:space="preserve"> PAGEREF _Toc230684981 \h </w:instrText>
+          <w:instrText xml:space="preserve"> PAGEREF _Toc230776602 \h </w:instrText>
         </w:r>
         <w:r>
           <w:rPr>
@@ -3308,7 +3308,7 @@
             <w:noProof/>
             <w:webHidden/>
           </w:rPr>
-          <w:t>44</w:t>
+          <w:t>49</w:t>
         </w:r>
         <w:r>
           <w:rPr>
@@ -3332,7 +3332,7 @@
           <w:szCs w:val="22"/>
         </w:rPr>
       </w:pPr>
-      <w:hyperlink w:anchor="_Toc230684982" w:history="1">
+      <w:hyperlink w:anchor="_Toc230776603" w:history="1">
         <w:r>
           <w:rPr>
             <w:rStyle w:val="Hyperlink"/>
@@ -3359,7 +3359,7 @@
             <w:noProof/>
             <w:webHidden/>
           </w:rPr>
-          <w:instrText xml:space="preserve"> PAGEREF _Toc230684982 \h </w:instrText>
+          <w:instrText xml:space="preserve"> PAGEREF _Toc230776603 \h </w:instrText>
         </w:r>
         <w:r>
           <w:rPr>
@@ -3379,7 +3379,7 @@
             <w:noProof/>
             <w:webHidden/>
           </w:rPr>
-          <w:t>44</w:t>
+          <w:t>49</w:t>
         </w:r>
         <w:r>
           <w:rPr>
@@ -3403,7 +3403,7 @@
           <w:szCs w:val="22"/>
         </w:rPr>
       </w:pPr>
-      <w:hyperlink w:anchor="_Toc230684983" w:history="1">
+      <w:hyperlink w:anchor="_Toc230776604" w:history="1">
         <w:r>
           <w:rPr>
             <w:rStyle w:val="Hyperlink"/>
@@ -3430,7 +3430,7 @@
             <w:noProof/>
             <w:webHidden/>
           </w:rPr>
-          <w:instrText xml:space="preserve"> PAGEREF _Toc230684983 \h </w:instrText>
+          <w:instrText xml:space="preserve"> PAGEREF _Toc230776604 \h </w:instrText>
         </w:r>
         <w:r>
           <w:rPr>
@@ -3450,7 +3450,7 @@
             <w:noProof/>
             <w:webHidden/>
           </w:rPr>
-          <w:t>44</w:t>
+          <w:t>50</w:t>
         </w:r>
         <w:r>
           <w:rPr>
@@ -3474,7 +3474,7 @@
           <w:szCs w:val="22"/>
         </w:rPr>
       </w:pPr>
-      <w:hyperlink w:anchor="_Toc230684984" w:history="1">
+      <w:hyperlink w:anchor="_Toc230776605" w:history="1">
         <w:r>
           <w:rPr>
             <w:rStyle w:val="Hyperlink"/>
@@ -3501,7 +3501,7 @@
             <w:noProof/>
             <w:webHidden/>
           </w:rPr>
-          <w:instrText xml:space="preserve"> PAGEREF _Toc230684984 \h </w:instrText>
+          <w:instrText xml:space="preserve"> PAGEREF _Toc230776605 \h </w:instrText>
         </w:r>
         <w:r>
           <w:rPr>
@@ -3521,7 +3521,7 @@
             <w:noProof/>
             <w:webHidden/>
           </w:rPr>
-          <w:t>45</w:t>
+          <w:t>50</w:t>
         </w:r>
         <w:r>
           <w:rPr>
@@ -3545,7 +3545,7 @@
           <w:szCs w:val="22"/>
         </w:rPr>
       </w:pPr>
-      <w:hyperlink w:anchor="_Toc230684985" w:history="1">
+      <w:hyperlink w:anchor="_Toc230776606" w:history="1">
         <w:r>
           <w:rPr>
             <w:rStyle w:val="Hyperlink"/>
@@ -3572,7 +3572,7 @@
             <w:noProof/>
             <w:webHidden/>
           </w:rPr>
-          <w:instrText xml:space="preserve"> PAGEREF _Toc230684985 \h </w:instrText>
+          <w:instrText xml:space="preserve"> PAGEREF _Toc230776606 \h </w:instrText>
         </w:r>
         <w:r>
           <w:rPr>
@@ -3592,7 +3592,7 @@
             <w:noProof/>
             <w:webHidden/>
           </w:rPr>
-          <w:t>45</w:t>
+          <w:t>51</w:t>
         </w:r>
         <w:r>
           <w:rPr>
@@ -3616,7 +3616,7 @@
           <w:szCs w:val="22"/>
         </w:rPr>
       </w:pPr>
-      <w:hyperlink w:anchor="_Toc230684986" w:history="1">
+      <w:hyperlink w:anchor="_Toc230776607" w:history="1">
         <w:r>
           <w:rPr>
             <w:rStyle w:val="Hyperlink"/>
@@ -3643,7 +3643,7 @@
             <w:noProof/>
             <w:webHidden/>
           </w:rPr>
-          <w:instrText xml:space="preserve"> PAGEREF _Toc230684986 \h </w:instrText>
+          <w:instrText xml:space="preserve"> PAGEREF _Toc230776607 \h </w:instrText>
         </w:r>
         <w:r>
           <w:rPr>
@@ -3663,7 +3663,7 @@
             <w:noProof/>
             <w:webHidden/>
           </w:rPr>
-          <w:t>46</w:t>
+          <w:t>51</w:t>
         </w:r>
         <w:r>
           <w:rPr>
@@ -3687,7 +3687,7 @@
           <w:szCs w:val="22"/>
         </w:rPr>
       </w:pPr>
-      <w:hyperlink w:anchor="_Toc230684987" w:history="1">
+      <w:hyperlink w:anchor="_Toc230776608" w:history="1">
         <w:r>
           <w:rPr>
             <w:rStyle w:val="Hyperlink"/>
@@ -3714,7 +3714,7 @@
             <w:noProof/>
             <w:webHidden/>
           </w:rPr>
-          <w:instrText xml:space="preserve"> PAGEREF _Toc230684987 \h </w:instrText>
+          <w:instrText xml:space="preserve"> PAGEREF _Toc230776608 \h </w:instrText>
         </w:r>
         <w:r>
           <w:rPr>
@@ -3734,7 +3734,7 @@
             <w:noProof/>
             <w:webHidden/>
           </w:rPr>
-          <w:t>46</w:t>
+          <w:t>52</w:t>
         </w:r>
         <w:r>
           <w:rPr>
@@ -3758,7 +3758,7 @@
           <w:szCs w:val="22"/>
         </w:rPr>
       </w:pPr>
-      <w:hyperlink w:anchor="_Toc230684988" w:history="1">
+      <w:hyperlink w:anchor="_Toc230776609" w:history="1">
         <w:r>
           <w:rPr>
             <w:rStyle w:val="Hyperlink"/>
@@ -3785,7 +3785,7 @@
             <w:noProof/>
             <w:webHidden/>
           </w:rPr>
-          <w:instrText xml:space="preserve"> PAGEREF _Toc230684988 \h </w:instrText>
+          <w:instrText xml:space="preserve"> PAGEREF _Toc230776609 \h </w:instrText>
         </w:r>
         <w:r>
           <w:rPr>
@@ -3805,7 +3805,7 @@
             <w:noProof/>
             <w:webHidden/>
           </w:rPr>
-          <w:t>47</w:t>
+          <w:t>52</w:t>
         </w:r>
         <w:r>
           <w:rPr>
@@ -3829,7 +3829,7 @@
           <w:szCs w:val="22"/>
         </w:rPr>
       </w:pPr>
-      <w:hyperlink w:anchor="_Toc230684989" w:history="1">
+      <w:hyperlink w:anchor="_Toc230776610" w:history="1">
         <w:r>
           <w:rPr>
             <w:rStyle w:val="Hyperlink"/>
@@ -3856,7 +3856,7 @@
             <w:noProof/>
             <w:webHidden/>
           </w:rPr>
-          <w:instrText xml:space="preserve"> PAGEREF _Toc230684989 \h </w:instrText>
+          <w:instrText xml:space="preserve"> PAGEREF _Toc230776610 \h </w:instrText>
         </w:r>
         <w:r>
           <w:rPr>
@@ -3876,7 +3876,7 @@
             <w:noProof/>
             <w:webHidden/>
           </w:rPr>
-          <w:t>47</w:t>
+          <w:t>53</w:t>
         </w:r>
         <w:r>
           <w:rPr>
@@ -3945,8 +3945,6 @@
         </w:rPr>
         <w:br w:type="page"/>
       </w:r>
-      <w:bookmarkStart w:id="0" w:name="_GoBack"/>
-      <w:bookmarkEnd w:id="0"/>
     </w:p>
     <w:p>
       <w:pPr>
@@ -4039,7 +4037,7 @@
           <w:r>
             <w:fldChar w:fldCharType="separate"/>
           </w:r>
-          <w:hyperlink w:anchor="_Toc230680846" w:history="1">
+          <w:hyperlink w:anchor="_Toc230776611" w:history="1">
             <w:r>
               <w:rPr>
                 <w:rStyle w:val="Hyperlink"/>
@@ -4085,7 +4083,7 @@
                 <w:noProof/>
                 <w:webHidden/>
               </w:rPr>
-              <w:instrText xml:space="preserve"> PAGEREF _Toc230680846 \h </w:instrText>
+              <w:instrText xml:space="preserve"> PAGEREF _Toc230776611 \h </w:instrText>
             </w:r>
             <w:r>
               <w:rPr>
@@ -4105,7 +4103,7 @@
                 <w:noProof/>
                 <w:webHidden/>
               </w:rPr>
-              <w:t>7</w:t>
+              <w:t>8</w:t>
             </w:r>
             <w:r>
               <w:rPr>
@@ -4131,7 +4129,7 @@
               <w:szCs w:val="22"/>
             </w:rPr>
           </w:pPr>
-          <w:hyperlink w:anchor="_Toc230680847" w:history="1">
+          <w:hyperlink w:anchor="_Toc230776612" w:history="1">
             <w:r>
               <w:rPr>
                 <w:rStyle w:val="Hyperlink"/>
@@ -4175,7 +4173,7 @@
                 <w:noProof/>
                 <w:webHidden/>
               </w:rPr>
-              <w:instrText xml:space="preserve"> PAGEREF _Toc230680847 \h </w:instrText>
+              <w:instrText xml:space="preserve"> PAGEREF _Toc230776612 \h </w:instrText>
             </w:r>
             <w:r>
               <w:rPr>
@@ -4195,7 +4193,7 @@
                 <w:noProof/>
                 <w:webHidden/>
               </w:rPr>
-              <w:t>7</w:t>
+              <w:t>8</w:t>
             </w:r>
             <w:r>
               <w:rPr>
@@ -4221,7 +4219,7 @@
               <w:szCs w:val="22"/>
             </w:rPr>
           </w:pPr>
-          <w:hyperlink w:anchor="_Toc230680848" w:history="1">
+          <w:hyperlink w:anchor="_Toc230776613" w:history="1">
             <w:r>
               <w:rPr>
                 <w:rStyle w:val="Hyperlink"/>
@@ -4265,7 +4263,7 @@
                 <w:noProof/>
                 <w:webHidden/>
               </w:rPr>
-              <w:instrText xml:space="preserve"> PAGEREF _Toc230680848 \h </w:instrText>
+              <w:instrText xml:space="preserve"> PAGEREF _Toc230776613 \h </w:instrText>
             </w:r>
             <w:r>
               <w:rPr>
@@ -4285,7 +4283,7 @@
                 <w:noProof/>
                 <w:webHidden/>
               </w:rPr>
-              <w:t>7</w:t>
+              <w:t>8</w:t>
             </w:r>
             <w:r>
               <w:rPr>
@@ -4311,7 +4309,7 @@
               <w:szCs w:val="22"/>
             </w:rPr>
           </w:pPr>
-          <w:hyperlink w:anchor="_Toc230680849" w:history="1">
+          <w:hyperlink w:anchor="_Toc230776614" w:history="1">
             <w:r>
               <w:rPr>
                 <w:rStyle w:val="Hyperlink"/>
@@ -4355,7 +4353,7 @@
                 <w:noProof/>
                 <w:webHidden/>
               </w:rPr>
-              <w:instrText xml:space="preserve"> PAGEREF _Toc230680849 \h </w:instrText>
+              <w:instrText xml:space="preserve"> PAGEREF _Toc230776614 \h </w:instrText>
             </w:r>
             <w:r>
               <w:rPr>
@@ -4375,7 +4373,7 @@
                 <w:noProof/>
                 <w:webHidden/>
               </w:rPr>
-              <w:t>9</w:t>
+              <w:t>10</w:t>
             </w:r>
             <w:r>
               <w:rPr>
@@ -4403,7 +4401,7 @@
               <w:szCs w:val="22"/>
             </w:rPr>
           </w:pPr>
-          <w:hyperlink w:anchor="_Toc230680850" w:history="1">
+          <w:hyperlink w:anchor="_Toc230776615" w:history="1">
             <w:r>
               <w:rPr>
                 <w:rStyle w:val="Hyperlink"/>
@@ -4449,7 +4447,7 @@
                 <w:noProof/>
                 <w:webHidden/>
               </w:rPr>
-              <w:instrText xml:space="preserve"> PAGEREF _Toc230680850 \h </w:instrText>
+              <w:instrText xml:space="preserve"> PAGEREF _Toc230776615 \h </w:instrText>
             </w:r>
             <w:r>
               <w:rPr>
@@ -4469,7 +4467,7 @@
                 <w:noProof/>
                 <w:webHidden/>
               </w:rPr>
-              <w:t>10</w:t>
+              <w:t>11</w:t>
             </w:r>
             <w:r>
               <w:rPr>
@@ -4495,7 +4493,7 @@
               <w:szCs w:val="22"/>
             </w:rPr>
           </w:pPr>
-          <w:hyperlink w:anchor="_Toc230680851" w:history="1">
+          <w:hyperlink w:anchor="_Toc230776616" w:history="1">
             <w:r>
               <w:rPr>
                 <w:rStyle w:val="Hyperlink"/>
@@ -4539,7 +4537,7 @@
                 <w:noProof/>
                 <w:webHidden/>
               </w:rPr>
-              <w:instrText xml:space="preserve"> PAGEREF _Toc230680851 \h </w:instrText>
+              <w:instrText xml:space="preserve"> PAGEREF _Toc230776616 \h </w:instrText>
             </w:r>
             <w:r>
               <w:rPr>
@@ -4559,7 +4557,7 @@
                 <w:noProof/>
                 <w:webHidden/>
               </w:rPr>
-              <w:t>10</w:t>
+              <w:t>11</w:t>
             </w:r>
             <w:r>
               <w:rPr>
@@ -4585,7 +4583,7 @@
               <w:szCs w:val="22"/>
             </w:rPr>
           </w:pPr>
-          <w:hyperlink w:anchor="_Toc230680852" w:history="1">
+          <w:hyperlink w:anchor="_Toc230776617" w:history="1">
             <w:r>
               <w:rPr>
                 <w:rStyle w:val="Hyperlink"/>
@@ -4629,7 +4627,7 @@
                 <w:noProof/>
                 <w:webHidden/>
               </w:rPr>
-              <w:instrText xml:space="preserve"> PAGEREF _Toc230680852 \h </w:instrText>
+              <w:instrText xml:space="preserve"> PAGEREF _Toc230776617 \h </w:instrText>
             </w:r>
             <w:r>
               <w:rPr>
@@ -4649,7 +4647,7 @@
                 <w:noProof/>
                 <w:webHidden/>
               </w:rPr>
-              <w:t>10</w:t>
+              <w:t>11</w:t>
             </w:r>
             <w:r>
               <w:rPr>
@@ -4677,7 +4675,7 @@
               <w:szCs w:val="22"/>
             </w:rPr>
           </w:pPr>
-          <w:hyperlink w:anchor="_Toc230680853" w:history="1">
+          <w:hyperlink w:anchor="_Toc230776618" w:history="1">
             <w:r>
               <w:rPr>
                 <w:rStyle w:val="Hyperlink"/>
@@ -4723,7 +4721,7 @@
                 <w:noProof/>
                 <w:webHidden/>
               </w:rPr>
-              <w:instrText xml:space="preserve"> PAGEREF _Toc230680853 \h </w:instrText>
+              <w:instrText xml:space="preserve"> PAGEREF _Toc230776618 \h </w:instrText>
             </w:r>
             <w:r>
               <w:rPr>
@@ -4743,7 +4741,7 @@
                 <w:noProof/>
                 <w:webHidden/>
               </w:rPr>
-              <w:t>11</w:t>
+              <w:t>12</w:t>
             </w:r>
             <w:r>
               <w:rPr>
@@ -4769,7 +4767,7 @@
               <w:szCs w:val="22"/>
             </w:rPr>
           </w:pPr>
-          <w:hyperlink w:anchor="_Toc230680854" w:history="1">
+          <w:hyperlink w:anchor="_Toc230776619" w:history="1">
             <w:r>
               <w:rPr>
                 <w:rStyle w:val="Hyperlink"/>
@@ -4813,7 +4811,7 @@
                 <w:noProof/>
                 <w:webHidden/>
               </w:rPr>
-              <w:instrText xml:space="preserve"> PAGEREF _Toc230680854 \h </w:instrText>
+              <w:instrText xml:space="preserve"> PAGEREF _Toc230776619 \h </w:instrText>
             </w:r>
             <w:r>
               <w:rPr>
@@ -4833,7 +4831,7 @@
                 <w:noProof/>
                 <w:webHidden/>
               </w:rPr>
-              <w:t>11</w:t>
+              <w:t>12</w:t>
             </w:r>
             <w:r>
               <w:rPr>
@@ -4859,7 +4857,7 @@
               <w:szCs w:val="22"/>
             </w:rPr>
           </w:pPr>
-          <w:hyperlink w:anchor="_Toc230680855" w:history="1">
+          <w:hyperlink w:anchor="_Toc230776620" w:history="1">
             <w:r>
               <w:rPr>
                 <w:rStyle w:val="Hyperlink"/>
@@ -4903,7 +4901,7 @@
                 <w:noProof/>
                 <w:webHidden/>
               </w:rPr>
-              <w:instrText xml:space="preserve"> PAGEREF _Toc230680855 \h </w:instrText>
+              <w:instrText xml:space="preserve"> PAGEREF _Toc230776620 \h </w:instrText>
             </w:r>
             <w:r>
               <w:rPr>
@@ -4923,7 +4921,7 @@
                 <w:noProof/>
                 <w:webHidden/>
               </w:rPr>
-              <w:t>11</w:t>
+              <w:t>12</w:t>
             </w:r>
             <w:r>
               <w:rPr>
@@ -4949,7 +4947,7 @@
               <w:szCs w:val="22"/>
             </w:rPr>
           </w:pPr>
-          <w:hyperlink w:anchor="_Toc230680856" w:history="1">
+          <w:hyperlink w:anchor="_Toc230776621" w:history="1">
             <w:r>
               <w:rPr>
                 <w:rStyle w:val="Hyperlink"/>
@@ -4999,7 +4997,7 @@
                 <w:noProof/>
                 <w:webHidden/>
               </w:rPr>
-              <w:instrText xml:space="preserve"> PAGEREF _Toc230680856 \h </w:instrText>
+              <w:instrText xml:space="preserve"> PAGEREF _Toc230776621 \h </w:instrText>
             </w:r>
             <w:r>
               <w:rPr>
@@ -5019,7 +5017,7 @@
                 <w:noProof/>
                 <w:webHidden/>
               </w:rPr>
-              <w:t>12</w:t>
+              <w:t>13</w:t>
             </w:r>
             <w:r>
               <w:rPr>
@@ -5045,7 +5043,7 @@
               <w:szCs w:val="22"/>
             </w:rPr>
           </w:pPr>
-          <w:hyperlink w:anchor="_Toc230680857" w:history="1">
+          <w:hyperlink w:anchor="_Toc230776622" w:history="1">
             <w:r>
               <w:rPr>
                 <w:rStyle w:val="Hyperlink"/>
@@ -5103,7 +5101,7 @@
                 <w:noProof/>
                 <w:webHidden/>
               </w:rPr>
-              <w:instrText xml:space="preserve"> PAGEREF _Toc230680857 \h </w:instrText>
+              <w:instrText xml:space="preserve"> PAGEREF _Toc230776622 \h </w:instrText>
             </w:r>
             <w:r>
               <w:rPr>
@@ -5123,7 +5121,7 @@
                 <w:noProof/>
                 <w:webHidden/>
               </w:rPr>
-              <w:t>12</w:t>
+              <w:t>13</w:t>
             </w:r>
             <w:r>
               <w:rPr>
@@ -5149,7 +5147,7 @@
               <w:szCs w:val="22"/>
             </w:rPr>
           </w:pPr>
-          <w:hyperlink w:anchor="_Toc230680858" w:history="1">
+          <w:hyperlink w:anchor="_Toc230776623" w:history="1">
             <w:r>
               <w:rPr>
                 <w:rStyle w:val="Hyperlink"/>
@@ -5199,7 +5197,7 @@
                 <w:noProof/>
                 <w:webHidden/>
               </w:rPr>
-              <w:instrText xml:space="preserve"> PAGEREF _Toc230680858 \h </w:instrText>
+              <w:instrText xml:space="preserve"> PAGEREF _Toc230776623 \h </w:instrText>
             </w:r>
             <w:r>
               <w:rPr>
@@ -5219,7 +5217,7 @@
                 <w:noProof/>
                 <w:webHidden/>
               </w:rPr>
-              <w:t>12</w:t>
+              <w:t>13</w:t>
             </w:r>
             <w:r>
               <w:rPr>
@@ -5245,7 +5243,7 @@
               <w:szCs w:val="22"/>
             </w:rPr>
           </w:pPr>
-          <w:hyperlink w:anchor="_Toc230680859" w:history="1">
+          <w:hyperlink w:anchor="_Toc230776624" w:history="1">
             <w:r>
               <w:rPr>
                 <w:rStyle w:val="Hyperlink"/>
@@ -5295,7 +5293,7 @@
                 <w:noProof/>
                 <w:webHidden/>
               </w:rPr>
-              <w:instrText xml:space="preserve"> PAGEREF _Toc230680859 \h </w:instrText>
+              <w:instrText xml:space="preserve"> PAGEREF _Toc230776624 \h </w:instrText>
             </w:r>
             <w:r>
               <w:rPr>
@@ -5315,7 +5313,7 @@
                 <w:noProof/>
                 <w:webHidden/>
               </w:rPr>
-              <w:t>12</w:t>
+              <w:t>13</w:t>
             </w:r>
             <w:r>
               <w:rPr>
@@ -5341,7 +5339,7 @@
               <w:szCs w:val="22"/>
             </w:rPr>
           </w:pPr>
-          <w:hyperlink w:anchor="_Toc230680860" w:history="1">
+          <w:hyperlink w:anchor="_Toc230776625" w:history="1">
             <w:r>
               <w:rPr>
                 <w:rStyle w:val="Hyperlink"/>
@@ -5391,7 +5389,7 @@
                 <w:noProof/>
                 <w:webHidden/>
               </w:rPr>
-              <w:instrText xml:space="preserve"> PAGEREF _Toc230680860 \h </w:instrText>
+              <w:instrText xml:space="preserve"> PAGEREF _Toc230776625 \h </w:instrText>
             </w:r>
             <w:r>
               <w:rPr>
@@ -5411,7 +5409,7 @@
                 <w:noProof/>
                 <w:webHidden/>
               </w:rPr>
-              <w:t>12</w:t>
+              <w:t>13</w:t>
             </w:r>
             <w:r>
               <w:rPr>
@@ -5437,7 +5435,7 @@
               <w:szCs w:val="22"/>
             </w:rPr>
           </w:pPr>
-          <w:hyperlink w:anchor="_Toc230680861" w:history="1">
+          <w:hyperlink w:anchor="_Toc230776626" w:history="1">
             <w:r>
               <w:rPr>
                 <w:rStyle w:val="Hyperlink"/>
@@ -5487,7 +5485,7 @@
                 <w:noProof/>
                 <w:webHidden/>
               </w:rPr>
-              <w:instrText xml:space="preserve"> PAGEREF _Toc230680861 \h </w:instrText>
+              <w:instrText xml:space="preserve"> PAGEREF _Toc230776626 \h </w:instrText>
             </w:r>
             <w:r>
               <w:rPr>
@@ -5507,7 +5505,7 @@
                 <w:noProof/>
                 <w:webHidden/>
               </w:rPr>
-              <w:t>12</w:t>
+              <w:t>13</w:t>
             </w:r>
             <w:r>
               <w:rPr>
@@ -5533,7 +5531,7 @@
               <w:szCs w:val="22"/>
             </w:rPr>
           </w:pPr>
-          <w:hyperlink w:anchor="_Toc230680862" w:history="1">
+          <w:hyperlink w:anchor="_Toc230776627" w:history="1">
             <w:r>
               <w:rPr>
                 <w:rStyle w:val="Hyperlink"/>
@@ -5583,7 +5581,7 @@
                 <w:noProof/>
                 <w:webHidden/>
               </w:rPr>
-              <w:instrText xml:space="preserve"> PAGEREF _Toc230680862 \h </w:instrText>
+              <w:instrText xml:space="preserve"> PAGEREF _Toc230776627 \h </w:instrText>
             </w:r>
             <w:r>
               <w:rPr>
@@ -5603,7 +5601,7 @@
                 <w:noProof/>
                 <w:webHidden/>
               </w:rPr>
-              <w:t>12</w:t>
+              <w:t>13</w:t>
             </w:r>
             <w:r>
               <w:rPr>
@@ -5629,7 +5627,7 @@
               <w:szCs w:val="22"/>
             </w:rPr>
           </w:pPr>
-          <w:hyperlink w:anchor="_Toc230680863" w:history="1">
+          <w:hyperlink w:anchor="_Toc230776628" w:history="1">
             <w:r>
               <w:rPr>
                 <w:rStyle w:val="Hyperlink"/>
@@ -5679,7 +5677,7 @@
                 <w:noProof/>
                 <w:webHidden/>
               </w:rPr>
-              <w:instrText xml:space="preserve"> PAGEREF _Toc230680863 \h </w:instrText>
+              <w:instrText xml:space="preserve"> PAGEREF _Toc230776628 \h </w:instrText>
             </w:r>
             <w:r>
               <w:rPr>
@@ -5699,7 +5697,7 @@
                 <w:noProof/>
                 <w:webHidden/>
               </w:rPr>
-              <w:t>13</w:t>
+              <w:t>14</w:t>
             </w:r>
             <w:r>
               <w:rPr>
@@ -5725,7 +5723,7 @@
               <w:szCs w:val="22"/>
             </w:rPr>
           </w:pPr>
-          <w:hyperlink w:anchor="_Toc230680864" w:history="1">
+          <w:hyperlink w:anchor="_Toc230776629" w:history="1">
             <w:r>
               <w:rPr>
                 <w:rStyle w:val="Hyperlink"/>
@@ -5783,7 +5781,7 @@
                 <w:noProof/>
                 <w:webHidden/>
               </w:rPr>
-              <w:instrText xml:space="preserve"> PAGEREF _Toc230680864 \h </w:instrText>
+              <w:instrText xml:space="preserve"> PAGEREF _Toc230776629 \h </w:instrText>
             </w:r>
             <w:r>
               <w:rPr>
@@ -5803,7 +5801,7 @@
                 <w:noProof/>
                 <w:webHidden/>
               </w:rPr>
-              <w:t>13</w:t>
+              <w:t>14</w:t>
             </w:r>
             <w:r>
               <w:rPr>
@@ -5829,7 +5827,7 @@
               <w:szCs w:val="22"/>
             </w:rPr>
           </w:pPr>
-          <w:hyperlink w:anchor="_Toc230680865" w:history="1">
+          <w:hyperlink w:anchor="_Toc230776630" w:history="1">
             <w:r>
               <w:rPr>
                 <w:rStyle w:val="Hyperlink"/>
@@ -5887,7 +5885,7 @@
                 <w:noProof/>
                 <w:webHidden/>
               </w:rPr>
-              <w:instrText xml:space="preserve"> PAGEREF _Toc230680865 \h </w:instrText>
+              <w:instrText xml:space="preserve"> PAGEREF _Toc230776630 \h </w:instrText>
             </w:r>
             <w:r>
               <w:rPr>
@@ -5907,7 +5905,7 @@
                 <w:noProof/>
                 <w:webHidden/>
               </w:rPr>
-              <w:t>13</w:t>
+              <w:t>14</w:t>
             </w:r>
             <w:r>
               <w:rPr>
@@ -5933,7 +5931,7 @@
               <w:szCs w:val="22"/>
             </w:rPr>
           </w:pPr>
-          <w:hyperlink w:anchor="_Toc230680866" w:history="1">
+          <w:hyperlink w:anchor="_Toc230776631" w:history="1">
             <w:r>
               <w:rPr>
                 <w:rStyle w:val="Hyperlink"/>
@@ -5983,7 +5981,7 @@
                 <w:noProof/>
                 <w:webHidden/>
               </w:rPr>
-              <w:instrText xml:space="preserve"> PAGEREF _Toc230680866 \h </w:instrText>
+              <w:instrText xml:space="preserve"> PAGEREF _Toc230776631 \h </w:instrText>
             </w:r>
             <w:r>
               <w:rPr>
@@ -6003,7 +6001,7 @@
                 <w:noProof/>
                 <w:webHidden/>
               </w:rPr>
-              <w:t>13</w:t>
+              <w:t>14</w:t>
             </w:r>
             <w:r>
               <w:rPr>
@@ -6029,7 +6027,7 @@
               <w:szCs w:val="22"/>
             </w:rPr>
           </w:pPr>
-          <w:hyperlink w:anchor="_Toc230680867" w:history="1">
+          <w:hyperlink w:anchor="_Toc230776632" w:history="1">
             <w:r>
               <w:rPr>
                 <w:rStyle w:val="Hyperlink"/>
@@ -6079,7 +6077,7 @@
                 <w:noProof/>
                 <w:webHidden/>
               </w:rPr>
-              <w:instrText xml:space="preserve"> PAGEREF _Toc230680867 \h </w:instrText>
+              <w:instrText xml:space="preserve"> PAGEREF _Toc230776632 \h </w:instrText>
             </w:r>
             <w:r>
               <w:rPr>
@@ -6099,7 +6097,7 @@
                 <w:noProof/>
                 <w:webHidden/>
               </w:rPr>
-              <w:t>13</w:t>
+              <w:t>14</w:t>
             </w:r>
             <w:r>
               <w:rPr>
@@ -6125,7 +6123,7 @@
               <w:szCs w:val="22"/>
             </w:rPr>
           </w:pPr>
-          <w:hyperlink w:anchor="_Toc230680868" w:history="1">
+          <w:hyperlink w:anchor="_Toc230776633" w:history="1">
             <w:r>
               <w:rPr>
                 <w:rStyle w:val="Hyperlink"/>
@@ -6175,7 +6173,7 @@
                 <w:noProof/>
                 <w:webHidden/>
               </w:rPr>
-              <w:instrText xml:space="preserve"> PAGEREF _Toc230680868 \h </w:instrText>
+              <w:instrText xml:space="preserve"> PAGEREF _Toc230776633 \h </w:instrText>
             </w:r>
             <w:r>
               <w:rPr>
@@ -6195,7 +6193,7 @@
                 <w:noProof/>
                 <w:webHidden/>
               </w:rPr>
-              <w:t>13</w:t>
+              <w:t>14</w:t>
             </w:r>
             <w:r>
               <w:rPr>
@@ -6221,7 +6219,7 @@
               <w:szCs w:val="22"/>
             </w:rPr>
           </w:pPr>
-          <w:hyperlink w:anchor="_Toc230680869" w:history="1">
+          <w:hyperlink w:anchor="_Toc230776634" w:history="1">
             <w:r>
               <w:rPr>
                 <w:rStyle w:val="Hyperlink"/>
@@ -6271,7 +6269,7 @@
                 <w:noProof/>
                 <w:webHidden/>
               </w:rPr>
-              <w:instrText xml:space="preserve"> PAGEREF _Toc230680869 \h </w:instrText>
+              <w:instrText xml:space="preserve"> PAGEREF _Toc230776634 \h </w:instrText>
             </w:r>
             <w:r>
               <w:rPr>
@@ -6291,7 +6289,7 @@
                 <w:noProof/>
                 <w:webHidden/>
               </w:rPr>
-              <w:t>13</w:t>
+              <w:t>14</w:t>
             </w:r>
             <w:r>
               <w:rPr>
@@ -6317,7 +6315,7 @@
               <w:szCs w:val="22"/>
             </w:rPr>
           </w:pPr>
-          <w:hyperlink w:anchor="_Toc230680870" w:history="1">
+          <w:hyperlink w:anchor="_Toc230776635" w:history="1">
             <w:r>
               <w:rPr>
                 <w:rStyle w:val="Hyperlink"/>
@@ -6375,7 +6373,7 @@
                 <w:noProof/>
                 <w:webHidden/>
               </w:rPr>
-              <w:instrText xml:space="preserve"> PAGEREF _Toc230680870 \h </w:instrText>
+              <w:instrText xml:space="preserve"> PAGEREF _Toc230776635 \h </w:instrText>
             </w:r>
             <w:r>
               <w:rPr>
@@ -6395,7 +6393,7 @@
                 <w:noProof/>
                 <w:webHidden/>
               </w:rPr>
-              <w:t>13</w:t>
+              <w:t>14</w:t>
             </w:r>
             <w:r>
               <w:rPr>
@@ -6421,7 +6419,7 @@
               <w:szCs w:val="22"/>
             </w:rPr>
           </w:pPr>
-          <w:hyperlink w:anchor="_Toc230680871" w:history="1">
+          <w:hyperlink w:anchor="_Toc230776636" w:history="1">
             <w:r>
               <w:rPr>
                 <w:rStyle w:val="Hyperlink"/>
@@ -6471,7 +6469,7 @@
                 <w:noProof/>
                 <w:webHidden/>
               </w:rPr>
-              <w:instrText xml:space="preserve"> PAGEREF _Toc230680871 \h </w:instrText>
+              <w:instrText xml:space="preserve"> PAGEREF _Toc230776636 \h </w:instrText>
             </w:r>
             <w:r>
               <w:rPr>
@@ -6491,7 +6489,7 @@
                 <w:noProof/>
                 <w:webHidden/>
               </w:rPr>
-              <w:t>13</w:t>
+              <w:t>14</w:t>
             </w:r>
             <w:r>
               <w:rPr>
@@ -6517,7 +6515,7 @@
               <w:szCs w:val="22"/>
             </w:rPr>
           </w:pPr>
-          <w:hyperlink w:anchor="_Toc230680872" w:history="1">
+          <w:hyperlink w:anchor="_Toc230776637" w:history="1">
             <w:r>
               <w:rPr>
                 <w:rStyle w:val="Hyperlink"/>
@@ -6567,7 +6565,7 @@
                 <w:noProof/>
                 <w:webHidden/>
               </w:rPr>
-              <w:instrText xml:space="preserve"> PAGEREF _Toc230680872 \h </w:instrText>
+              <w:instrText xml:space="preserve"> PAGEREF _Toc230776637 \h </w:instrText>
             </w:r>
             <w:r>
               <w:rPr>
@@ -6587,7 +6585,7 @@
                 <w:noProof/>
                 <w:webHidden/>
               </w:rPr>
-              <w:t>14</w:t>
+              <w:t>15</w:t>
             </w:r>
             <w:r>
               <w:rPr>
@@ -6613,7 +6611,7 @@
               <w:szCs w:val="22"/>
             </w:rPr>
           </w:pPr>
-          <w:hyperlink w:anchor="_Toc230680873" w:history="1">
+          <w:hyperlink w:anchor="_Toc230776638" w:history="1">
             <w:r>
               <w:rPr>
                 <w:rStyle w:val="Hyperlink"/>
@@ -6663,7 +6661,7 @@
                 <w:noProof/>
                 <w:webHidden/>
               </w:rPr>
-              <w:instrText xml:space="preserve"> PAGEREF _Toc230680873 \h </w:instrText>
+              <w:instrText xml:space="preserve"> PAGEREF _Toc230776638 \h </w:instrText>
             </w:r>
             <w:r>
               <w:rPr>
@@ -6683,7 +6681,7 @@
                 <w:noProof/>
                 <w:webHidden/>
               </w:rPr>
-              <w:t>14</w:t>
+              <w:t>15</w:t>
             </w:r>
             <w:r>
               <w:rPr>
@@ -6709,7 +6707,7 @@
               <w:szCs w:val="22"/>
             </w:rPr>
           </w:pPr>
-          <w:hyperlink w:anchor="_Toc230680874" w:history="1">
+          <w:hyperlink w:anchor="_Toc230776639" w:history="1">
             <w:r>
               <w:rPr>
                 <w:rStyle w:val="Hyperlink"/>
@@ -6767,7 +6765,7 @@
                 <w:noProof/>
                 <w:webHidden/>
               </w:rPr>
-              <w:instrText xml:space="preserve"> PAGEREF _Toc230680874 \h </w:instrText>
+              <w:instrText xml:space="preserve"> PAGEREF _Toc230776639 \h </w:instrText>
             </w:r>
             <w:r>
               <w:rPr>
@@ -6787,7 +6785,7 @@
                 <w:noProof/>
                 <w:webHidden/>
               </w:rPr>
-              <w:t>14</w:t>
+              <w:t>15</w:t>
             </w:r>
             <w:r>
               <w:rPr>
@@ -6813,7 +6811,7 @@
               <w:szCs w:val="22"/>
             </w:rPr>
           </w:pPr>
-          <w:hyperlink w:anchor="_Toc230680875" w:history="1">
+          <w:hyperlink w:anchor="_Toc230776640" w:history="1">
             <w:r>
               <w:rPr>
                 <w:rStyle w:val="Hyperlink"/>
@@ -6863,7 +6861,7 @@
                 <w:noProof/>
                 <w:webHidden/>
               </w:rPr>
-              <w:instrText xml:space="preserve"> PAGEREF _Toc230680875 \h </w:instrText>
+              <w:instrText xml:space="preserve"> PAGEREF _Toc230776640 \h </w:instrText>
             </w:r>
             <w:r>
               <w:rPr>
@@ -6883,7 +6881,7 @@
                 <w:noProof/>
                 <w:webHidden/>
               </w:rPr>
-              <w:t>14</w:t>
+              <w:t>15</w:t>
             </w:r>
             <w:r>
               <w:rPr>
@@ -6909,7 +6907,7 @@
               <w:szCs w:val="22"/>
             </w:rPr>
           </w:pPr>
-          <w:hyperlink w:anchor="_Toc230680876" w:history="1">
+          <w:hyperlink w:anchor="_Toc230776641" w:history="1">
             <w:r>
               <w:rPr>
                 <w:rStyle w:val="Hyperlink"/>
@@ -6959,7 +6957,7 @@
                 <w:noProof/>
                 <w:webHidden/>
               </w:rPr>
-              <w:instrText xml:space="preserve"> PAGEREF _Toc230680876 \h </w:instrText>
+              <w:instrText xml:space="preserve"> PAGEREF _Toc230776641 \h </w:instrText>
             </w:r>
             <w:r>
               <w:rPr>
@@ -6979,7 +6977,7 @@
                 <w:noProof/>
                 <w:webHidden/>
               </w:rPr>
-              <w:t>14</w:t>
+              <w:t>15</w:t>
             </w:r>
             <w:r>
               <w:rPr>
@@ -7005,7 +7003,7 @@
               <w:szCs w:val="22"/>
             </w:rPr>
           </w:pPr>
-          <w:hyperlink w:anchor="_Toc230680877" w:history="1">
+          <w:hyperlink w:anchor="_Toc230776642" w:history="1">
             <w:r>
               <w:rPr>
                 <w:rStyle w:val="Hyperlink"/>
@@ -7063,7 +7061,7 @@
                 <w:noProof/>
                 <w:webHidden/>
               </w:rPr>
-              <w:instrText xml:space="preserve"> PAGEREF _Toc230680877 \h </w:instrText>
+              <w:instrText xml:space="preserve"> PAGEREF _Toc230776642 \h </w:instrText>
             </w:r>
             <w:r>
               <w:rPr>
@@ -7083,7 +7081,7 @@
                 <w:noProof/>
                 <w:webHidden/>
               </w:rPr>
-              <w:t>14</w:t>
+              <w:t>15</w:t>
             </w:r>
             <w:r>
               <w:rPr>
@@ -7109,7 +7107,7 @@
               <w:szCs w:val="22"/>
             </w:rPr>
           </w:pPr>
-          <w:hyperlink w:anchor="_Toc230680878" w:history="1">
+          <w:hyperlink w:anchor="_Toc230776643" w:history="1">
             <w:r>
               <w:rPr>
                 <w:rStyle w:val="Hyperlink"/>
@@ -7167,7 +7165,7 @@
                 <w:noProof/>
                 <w:webHidden/>
               </w:rPr>
-              <w:instrText xml:space="preserve"> PAGEREF _Toc230680878 \h </w:instrText>
+              <w:instrText xml:space="preserve"> PAGEREF _Toc230776643 \h </w:instrText>
             </w:r>
             <w:r>
               <w:rPr>
@@ -7187,7 +7185,7 @@
                 <w:noProof/>
                 <w:webHidden/>
               </w:rPr>
-              <w:t>14</w:t>
+              <w:t>15</w:t>
             </w:r>
             <w:r>
               <w:rPr>
@@ -7213,7 +7211,7 @@
               <w:szCs w:val="22"/>
             </w:rPr>
           </w:pPr>
-          <w:hyperlink w:anchor="_Toc230680879" w:history="1">
+          <w:hyperlink w:anchor="_Toc230776644" w:history="1">
             <w:r>
               <w:rPr>
                 <w:rStyle w:val="Hyperlink"/>
@@ -7271,7 +7269,7 @@
                 <w:noProof/>
                 <w:webHidden/>
               </w:rPr>
-              <w:instrText xml:space="preserve"> PAGEREF _Toc230680879 \h </w:instrText>
+              <w:instrText xml:space="preserve"> PAGEREF _Toc230776644 \h </w:instrText>
             </w:r>
             <w:r>
               <w:rPr>
@@ -7291,7 +7289,7 @@
                 <w:noProof/>
                 <w:webHidden/>
               </w:rPr>
-              <w:t>14</w:t>
+              <w:t>15</w:t>
             </w:r>
             <w:r>
               <w:rPr>
@@ -7317,7 +7315,7 @@
               <w:szCs w:val="22"/>
             </w:rPr>
           </w:pPr>
-          <w:hyperlink w:anchor="_Toc230680880" w:history="1">
+          <w:hyperlink w:anchor="_Toc230776645" w:history="1">
             <w:r>
               <w:rPr>
                 <w:rStyle w:val="Hyperlink"/>
@@ -7361,7 +7359,7 @@
                 <w:noProof/>
                 <w:webHidden/>
               </w:rPr>
-              <w:instrText xml:space="preserve"> PAGEREF _Toc230680880 \h </w:instrText>
+              <w:instrText xml:space="preserve"> PAGEREF _Toc230776645 \h </w:instrText>
             </w:r>
             <w:r>
               <w:rPr>
@@ -7381,7 +7379,7 @@
                 <w:noProof/>
                 <w:webHidden/>
               </w:rPr>
-              <w:t>15</w:t>
+              <w:t>16</w:t>
             </w:r>
             <w:r>
               <w:rPr>
@@ -7409,7 +7407,7 @@
               <w:szCs w:val="22"/>
             </w:rPr>
           </w:pPr>
-          <w:hyperlink w:anchor="_Toc230680881" w:history="1">
+          <w:hyperlink w:anchor="_Toc230776646" w:history="1">
             <w:r>
               <w:rPr>
                 <w:rStyle w:val="Hyperlink"/>
@@ -7455,7 +7453,7 @@
                 <w:noProof/>
                 <w:webHidden/>
               </w:rPr>
-              <w:instrText xml:space="preserve"> PAGEREF _Toc230680881 \h </w:instrText>
+              <w:instrText xml:space="preserve"> PAGEREF _Toc230776646 \h </w:instrText>
             </w:r>
             <w:r>
               <w:rPr>
@@ -7475,7 +7473,7 @@
                 <w:noProof/>
                 <w:webHidden/>
               </w:rPr>
-              <w:t>16</w:t>
+              <w:t>17</w:t>
             </w:r>
             <w:r>
               <w:rPr>
@@ -7501,7 +7499,7 @@
               <w:szCs w:val="22"/>
             </w:rPr>
           </w:pPr>
-          <w:hyperlink w:anchor="_Toc230680882" w:history="1">
+          <w:hyperlink w:anchor="_Toc230776647" w:history="1">
             <w:r>
               <w:rPr>
                 <w:rStyle w:val="Hyperlink"/>
@@ -7551,7 +7549,7 @@
                 <w:noProof/>
                 <w:webHidden/>
               </w:rPr>
-              <w:instrText xml:space="preserve"> PAGEREF _Toc230680882 \h </w:instrText>
+              <w:instrText xml:space="preserve"> PAGEREF _Toc230776647 \h </w:instrText>
             </w:r>
             <w:r>
               <w:rPr>
@@ -7571,7 +7569,7 @@
                 <w:noProof/>
                 <w:webHidden/>
               </w:rPr>
-              <w:t>16</w:t>
+              <w:t>17</w:t>
             </w:r>
             <w:r>
               <w:rPr>
@@ -7597,7 +7595,7 @@
               <w:szCs w:val="22"/>
             </w:rPr>
           </w:pPr>
-          <w:hyperlink w:anchor="_Toc230680883" w:history="1">
+          <w:hyperlink w:anchor="_Toc230776648" w:history="1">
             <w:r>
               <w:rPr>
                 <w:rStyle w:val="Hyperlink"/>
@@ -7647,7 +7645,7 @@
                 <w:noProof/>
                 <w:webHidden/>
               </w:rPr>
-              <w:instrText xml:space="preserve"> PAGEREF _Toc230680883 \h </w:instrText>
+              <w:instrText xml:space="preserve"> PAGEREF _Toc230776648 \h </w:instrText>
             </w:r>
             <w:r>
               <w:rPr>
@@ -7667,7 +7665,7 @@
                 <w:noProof/>
                 <w:webHidden/>
               </w:rPr>
-              <w:t>17</w:t>
+              <w:t>18</w:t>
             </w:r>
             <w:r>
               <w:rPr>
@@ -7695,7 +7693,7 @@
               <w:szCs w:val="22"/>
             </w:rPr>
           </w:pPr>
-          <w:hyperlink w:anchor="_Toc230680884" w:history="1">
+          <w:hyperlink w:anchor="_Toc230776649" w:history="1">
             <w:r>
               <w:rPr>
                 <w:rStyle w:val="Hyperlink"/>
@@ -7741,7 +7739,7 @@
                 <w:noProof/>
                 <w:webHidden/>
               </w:rPr>
-              <w:instrText xml:space="preserve"> PAGEREF _Toc230680884 \h </w:instrText>
+              <w:instrText xml:space="preserve"> PAGEREF _Toc230776649 \h </w:instrText>
             </w:r>
             <w:r>
               <w:rPr>
@@ -7761,7 +7759,7 @@
                 <w:noProof/>
                 <w:webHidden/>
               </w:rPr>
-              <w:t>24</w:t>
+              <w:t>25</w:t>
             </w:r>
             <w:r>
               <w:rPr>
@@ -7789,7 +7787,7 @@
               <w:szCs w:val="22"/>
             </w:rPr>
           </w:pPr>
-          <w:hyperlink w:anchor="_Toc230680885" w:history="1">
+          <w:hyperlink w:anchor="_Toc230776650" w:history="1">
             <w:r>
               <w:rPr>
                 <w:rStyle w:val="Hyperlink"/>
@@ -7835,7 +7833,7 @@
                 <w:noProof/>
                 <w:webHidden/>
               </w:rPr>
-              <w:instrText xml:space="preserve"> PAGEREF _Toc230680885 \h </w:instrText>
+              <w:instrText xml:space="preserve"> PAGEREF _Toc230776650 \h </w:instrText>
             </w:r>
             <w:r>
               <w:rPr>
@@ -7855,7 +7853,7 @@
                 <w:noProof/>
                 <w:webHidden/>
               </w:rPr>
-              <w:t>25</w:t>
+              <w:t>26</w:t>
             </w:r>
             <w:r>
               <w:rPr>
@@ -7883,7 +7881,7 @@
               <w:szCs w:val="22"/>
             </w:rPr>
           </w:pPr>
-          <w:hyperlink w:anchor="_Toc230680886" w:history="1">
+          <w:hyperlink w:anchor="_Toc230776651" w:history="1">
             <w:r>
               <w:rPr>
                 <w:rStyle w:val="Hyperlink"/>
@@ -7929,7 +7927,7 @@
                 <w:noProof/>
                 <w:webHidden/>
               </w:rPr>
-              <w:instrText xml:space="preserve"> PAGEREF _Toc230680886 \h </w:instrText>
+              <w:instrText xml:space="preserve"> PAGEREF _Toc230776651 \h </w:instrText>
             </w:r>
             <w:r>
               <w:rPr>
@@ -7949,7 +7947,7 @@
                 <w:noProof/>
                 <w:webHidden/>
               </w:rPr>
-              <w:t>26</w:t>
+              <w:t>27</w:t>
             </w:r>
             <w:r>
               <w:rPr>
@@ -7975,7 +7973,7 @@
               <w:szCs w:val="22"/>
             </w:rPr>
           </w:pPr>
-          <w:hyperlink w:anchor="_Toc230680887" w:history="1">
+          <w:hyperlink w:anchor="_Toc230776652" w:history="1">
             <w:r>
               <w:rPr>
                 <w:rStyle w:val="Hyperlink"/>
@@ -8019,7 +8017,7 @@
                 <w:noProof/>
                 <w:webHidden/>
               </w:rPr>
-              <w:instrText xml:space="preserve"> PAGEREF _Toc230680887 \h </w:instrText>
+              <w:instrText xml:space="preserve"> PAGEREF _Toc230776652 \h </w:instrText>
             </w:r>
             <w:r>
               <w:rPr>
@@ -8039,7 +8037,7 @@
                 <w:noProof/>
                 <w:webHidden/>
               </w:rPr>
-              <w:t>26</w:t>
+              <w:t>27</w:t>
             </w:r>
             <w:r>
               <w:rPr>
@@ -8065,7 +8063,7 @@
               <w:szCs w:val="22"/>
             </w:rPr>
           </w:pPr>
-          <w:hyperlink w:anchor="_Toc230680888" w:history="1">
+          <w:hyperlink w:anchor="_Toc230776653" w:history="1">
             <w:r>
               <w:rPr>
                 <w:rStyle w:val="Hyperlink"/>
@@ -8115,7 +8113,7 @@
                 <w:noProof/>
                 <w:webHidden/>
               </w:rPr>
-              <w:instrText xml:space="preserve"> PAGEREF _Toc230680888 \h </w:instrText>
+              <w:instrText xml:space="preserve"> PAGEREF _Toc230776653 \h </w:instrText>
             </w:r>
             <w:r>
               <w:rPr>
@@ -8135,7 +8133,7 @@
                 <w:noProof/>
                 <w:webHidden/>
               </w:rPr>
-              <w:t>26</w:t>
+              <w:t>27</w:t>
             </w:r>
             <w:r>
               <w:rPr>
@@ -8161,7 +8159,7 @@
               <w:szCs w:val="22"/>
             </w:rPr>
           </w:pPr>
-          <w:hyperlink w:anchor="_Toc230680889" w:history="1">
+          <w:hyperlink w:anchor="_Toc230776654" w:history="1">
             <w:r>
               <w:rPr>
                 <w:rStyle w:val="Hyperlink"/>
@@ -8211,7 +8209,7 @@
                 <w:noProof/>
                 <w:webHidden/>
               </w:rPr>
-              <w:instrText xml:space="preserve"> PAGEREF _Toc230680889 \h </w:instrText>
+              <w:instrText xml:space="preserve"> PAGEREF _Toc230776654 \h </w:instrText>
             </w:r>
             <w:r>
               <w:rPr>
@@ -8231,7 +8229,7 @@
                 <w:noProof/>
                 <w:webHidden/>
               </w:rPr>
-              <w:t>27</w:t>
+              <w:t>28</w:t>
             </w:r>
             <w:r>
               <w:rPr>
@@ -8257,7 +8255,7 @@
               <w:szCs w:val="22"/>
             </w:rPr>
           </w:pPr>
-          <w:hyperlink w:anchor="_Toc230680890" w:history="1">
+          <w:hyperlink w:anchor="_Toc230776655" w:history="1">
             <w:r>
               <w:rPr>
                 <w:rStyle w:val="Hyperlink"/>
@@ -8307,7 +8305,7 @@
                 <w:noProof/>
                 <w:webHidden/>
               </w:rPr>
-              <w:instrText xml:space="preserve"> PAGEREF _Toc230680890 \h </w:instrText>
+              <w:instrText xml:space="preserve"> PAGEREF _Toc230776655 \h </w:instrText>
             </w:r>
             <w:r>
               <w:rPr>
@@ -8327,7 +8325,7 @@
                 <w:noProof/>
                 <w:webHidden/>
               </w:rPr>
-              <w:t>27</w:t>
+              <w:t>28</w:t>
             </w:r>
             <w:r>
               <w:rPr>
@@ -8353,7 +8351,7 @@
               <w:szCs w:val="22"/>
             </w:rPr>
           </w:pPr>
-          <w:hyperlink w:anchor="_Toc230680891" w:history="1">
+          <w:hyperlink w:anchor="_Toc230776656" w:history="1">
             <w:r>
               <w:rPr>
                 <w:rStyle w:val="Hyperlink"/>
@@ -8403,7 +8401,7 @@
                 <w:noProof/>
                 <w:webHidden/>
               </w:rPr>
-              <w:instrText xml:space="preserve"> PAGEREF _Toc230680891 \h </w:instrText>
+              <w:instrText xml:space="preserve"> PAGEREF _Toc230776656 \h </w:instrText>
             </w:r>
             <w:r>
               <w:rPr>
@@ -8423,7 +8421,7 @@
                 <w:noProof/>
                 <w:webHidden/>
               </w:rPr>
-              <w:t>27</w:t>
+              <w:t>28</w:t>
             </w:r>
             <w:r>
               <w:rPr>
@@ -8451,7 +8449,7 @@
               <w:szCs w:val="22"/>
             </w:rPr>
           </w:pPr>
-          <w:hyperlink w:anchor="_Toc230680892" w:history="1">
+          <w:hyperlink w:anchor="_Toc230776657" w:history="1">
             <w:r>
               <w:rPr>
                 <w:rStyle w:val="Hyperlink"/>
@@ -8497,7 +8495,7 @@
                 <w:noProof/>
                 <w:webHidden/>
               </w:rPr>
-              <w:instrText xml:space="preserve"> PAGEREF _Toc230680892 \h </w:instrText>
+              <w:instrText xml:space="preserve"> PAGEREF _Toc230776657 \h </w:instrText>
             </w:r>
             <w:r>
               <w:rPr>
@@ -8517,7 +8515,7 @@
                 <w:noProof/>
                 <w:webHidden/>
               </w:rPr>
-              <w:t>28</w:t>
+              <w:t>29</w:t>
             </w:r>
             <w:r>
               <w:rPr>
@@ -8545,7 +8543,7 @@
               <w:szCs w:val="22"/>
             </w:rPr>
           </w:pPr>
-          <w:hyperlink w:anchor="_Toc230680893" w:history="1">
+          <w:hyperlink w:anchor="_Toc230776658" w:history="1">
             <w:r>
               <w:rPr>
                 <w:rStyle w:val="Hyperlink"/>
@@ -8591,7 +8589,7 @@
                 <w:noProof/>
                 <w:webHidden/>
               </w:rPr>
-              <w:instrText xml:space="preserve"> PAGEREF _Toc230680893 \h </w:instrText>
+              <w:instrText xml:space="preserve"> PAGEREF _Toc230776658 \h </w:instrText>
             </w:r>
             <w:r>
               <w:rPr>
@@ -8611,7 +8609,7 @@
                 <w:noProof/>
                 <w:webHidden/>
               </w:rPr>
-              <w:t>29</w:t>
+              <w:t>30</w:t>
             </w:r>
             <w:r>
               <w:rPr>
@@ -8637,7 +8635,7 @@
               <w:szCs w:val="22"/>
             </w:rPr>
           </w:pPr>
-          <w:hyperlink w:anchor="_Toc230680894" w:history="1">
+          <w:hyperlink w:anchor="_Toc230776659" w:history="1">
             <w:r>
               <w:rPr>
                 <w:rStyle w:val="Hyperlink"/>
@@ -8681,7 +8679,7 @@
                 <w:noProof/>
                 <w:webHidden/>
               </w:rPr>
-              <w:instrText xml:space="preserve"> PAGEREF _Toc230680894 \h </w:instrText>
+              <w:instrText xml:space="preserve"> PAGEREF _Toc230776659 \h </w:instrText>
             </w:r>
             <w:r>
               <w:rPr>
@@ -8701,7 +8699,7 @@
                 <w:noProof/>
                 <w:webHidden/>
               </w:rPr>
-              <w:t>29</w:t>
+              <w:t>30</w:t>
             </w:r>
             <w:r>
               <w:rPr>
@@ -8727,7 +8725,7 @@
               <w:szCs w:val="22"/>
             </w:rPr>
           </w:pPr>
-          <w:hyperlink w:anchor="_Toc230680895" w:history="1">
+          <w:hyperlink w:anchor="_Toc230776660" w:history="1">
             <w:r>
               <w:rPr>
                 <w:rStyle w:val="Hyperlink"/>
@@ -8771,7 +8769,7 @@
                 <w:noProof/>
                 <w:webHidden/>
               </w:rPr>
-              <w:instrText xml:space="preserve"> PAGEREF _Toc230680895 \h </w:instrText>
+              <w:instrText xml:space="preserve"> PAGEREF _Toc230776660 \h </w:instrText>
             </w:r>
             <w:r>
               <w:rPr>
@@ -8791,7 +8789,7 @@
                 <w:noProof/>
                 <w:webHidden/>
               </w:rPr>
-              <w:t>29</w:t>
+              <w:t>30</w:t>
             </w:r>
             <w:r>
               <w:rPr>
@@ -8817,7 +8815,7 @@
               <w:szCs w:val="22"/>
             </w:rPr>
           </w:pPr>
-          <w:hyperlink w:anchor="_Toc230680896" w:history="1">
+          <w:hyperlink w:anchor="_Toc230776661" w:history="1">
             <w:r>
               <w:rPr>
                 <w:rStyle w:val="Hyperlink"/>
@@ -8861,7 +8859,7 @@
                 <w:noProof/>
                 <w:webHidden/>
               </w:rPr>
-              <w:instrText xml:space="preserve"> PAGEREF _Toc230680896 \h </w:instrText>
+              <w:instrText xml:space="preserve"> PAGEREF _Toc230776661 \h </w:instrText>
             </w:r>
             <w:r>
               <w:rPr>
@@ -8881,7 +8879,7 @@
                 <w:noProof/>
                 <w:webHidden/>
               </w:rPr>
-              <w:t>30</w:t>
+              <w:t>31</w:t>
             </w:r>
             <w:r>
               <w:rPr>
@@ -8907,7 +8905,7 @@
               <w:szCs w:val="22"/>
             </w:rPr>
           </w:pPr>
-          <w:hyperlink w:anchor="_Toc230680897" w:history="1">
+          <w:hyperlink w:anchor="_Toc230776662" w:history="1">
             <w:r>
               <w:rPr>
                 <w:rStyle w:val="Hyperlink"/>
@@ -8951,7 +8949,7 @@
                 <w:noProof/>
                 <w:webHidden/>
               </w:rPr>
-              <w:instrText xml:space="preserve"> PAGEREF _Toc230680897 \h </w:instrText>
+              <w:instrText xml:space="preserve"> PAGEREF _Toc230776662 \h </w:instrText>
             </w:r>
             <w:r>
               <w:rPr>
@@ -8971,7 +8969,7 @@
                 <w:noProof/>
                 <w:webHidden/>
               </w:rPr>
-              <w:t>30</w:t>
+              <w:t>31</w:t>
             </w:r>
             <w:r>
               <w:rPr>
@@ -8997,7 +8995,7 @@
               <w:szCs w:val="22"/>
             </w:rPr>
           </w:pPr>
-          <w:hyperlink w:anchor="_Toc230680898" w:history="1">
+          <w:hyperlink w:anchor="_Toc230776663" w:history="1">
             <w:r>
               <w:rPr>
                 <w:rStyle w:val="Hyperlink"/>
@@ -9041,7 +9039,7 @@
                 <w:noProof/>
                 <w:webHidden/>
               </w:rPr>
-              <w:instrText xml:space="preserve"> PAGEREF _Toc230680898 \h </w:instrText>
+              <w:instrText xml:space="preserve"> PAGEREF _Toc230776663 \h </w:instrText>
             </w:r>
             <w:r>
               <w:rPr>
@@ -9061,7 +9059,7 @@
                 <w:noProof/>
                 <w:webHidden/>
               </w:rPr>
-              <w:t>31</w:t>
+              <w:t>32</w:t>
             </w:r>
             <w:r>
               <w:rPr>
@@ -9089,7 +9087,7 @@
               <w:szCs w:val="22"/>
             </w:rPr>
           </w:pPr>
-          <w:hyperlink w:anchor="_Toc230680899" w:history="1">
+          <w:hyperlink w:anchor="_Toc230776664" w:history="1">
             <w:r>
               <w:rPr>
                 <w:rStyle w:val="Hyperlink"/>
@@ -9135,7 +9133,7 @@
                 <w:noProof/>
                 <w:webHidden/>
               </w:rPr>
-              <w:instrText xml:space="preserve"> PAGEREF _Toc230680899 \h </w:instrText>
+              <w:instrText xml:space="preserve"> PAGEREF _Toc230776664 \h </w:instrText>
             </w:r>
             <w:r>
               <w:rPr>
@@ -9155,7 +9153,7 @@
                 <w:noProof/>
                 <w:webHidden/>
               </w:rPr>
-              <w:t>32</w:t>
+              <w:t>33</w:t>
             </w:r>
             <w:r>
               <w:rPr>
@@ -9181,7 +9179,7 @@
               <w:szCs w:val="22"/>
             </w:rPr>
           </w:pPr>
-          <w:hyperlink w:anchor="_Toc230680900" w:history="1">
+          <w:hyperlink w:anchor="_Toc230776665" w:history="1">
             <w:r>
               <w:rPr>
                 <w:rStyle w:val="Hyperlink"/>
@@ -9225,7 +9223,7 @@
                 <w:noProof/>
                 <w:webHidden/>
               </w:rPr>
-              <w:instrText xml:space="preserve"> PAGEREF _Toc230680900 \h </w:instrText>
+              <w:instrText xml:space="preserve"> PAGEREF _Toc230776665 \h </w:instrText>
             </w:r>
             <w:r>
               <w:rPr>
@@ -9245,7 +9243,7 @@
                 <w:noProof/>
                 <w:webHidden/>
               </w:rPr>
-              <w:t>32</w:t>
+              <w:t>33</w:t>
             </w:r>
             <w:r>
               <w:rPr>
@@ -9271,7 +9269,7 @@
               <w:szCs w:val="22"/>
             </w:rPr>
           </w:pPr>
-          <w:hyperlink w:anchor="_Toc230680901" w:history="1">
+          <w:hyperlink w:anchor="_Toc230776666" w:history="1">
             <w:r>
               <w:rPr>
                 <w:rStyle w:val="Hyperlink"/>
@@ -9315,7 +9313,7 @@
                 <w:noProof/>
                 <w:webHidden/>
               </w:rPr>
-              <w:instrText xml:space="preserve"> PAGEREF _Toc230680901 \h </w:instrText>
+              <w:instrText xml:space="preserve"> PAGEREF _Toc230776666 \h </w:instrText>
             </w:r>
             <w:r>
               <w:rPr>
@@ -9335,7 +9333,7 @@
                 <w:noProof/>
                 <w:webHidden/>
               </w:rPr>
-              <w:t>33</w:t>
+              <w:t>34</w:t>
             </w:r>
             <w:r>
               <w:rPr>
@@ -9361,7 +9359,7 @@
               <w:szCs w:val="22"/>
             </w:rPr>
           </w:pPr>
-          <w:hyperlink w:anchor="_Toc230680902" w:history="1">
+          <w:hyperlink w:anchor="_Toc230776667" w:history="1">
             <w:r>
               <w:rPr>
                 <w:rStyle w:val="Hyperlink"/>
@@ -9405,7 +9403,7 @@
                 <w:noProof/>
                 <w:webHidden/>
               </w:rPr>
-              <w:instrText xml:space="preserve"> PAGEREF _Toc230680902 \h </w:instrText>
+              <w:instrText xml:space="preserve"> PAGEREF _Toc230776667 \h </w:instrText>
             </w:r>
             <w:r>
               <w:rPr>
@@ -9425,7 +9423,7 @@
                 <w:noProof/>
                 <w:webHidden/>
               </w:rPr>
-              <w:t>33</w:t>
+              <w:t>34</w:t>
             </w:r>
             <w:r>
               <w:rPr>
@@ -9451,7 +9449,7 @@
               <w:szCs w:val="22"/>
             </w:rPr>
           </w:pPr>
-          <w:hyperlink w:anchor="_Toc230680903" w:history="1">
+          <w:hyperlink w:anchor="_Toc230776668" w:history="1">
             <w:r>
               <w:rPr>
                 <w:rStyle w:val="Hyperlink"/>
@@ -9495,7 +9493,7 @@
                 <w:noProof/>
                 <w:webHidden/>
               </w:rPr>
-              <w:instrText xml:space="preserve"> PAGEREF _Toc230680903 \h </w:instrText>
+              <w:instrText xml:space="preserve"> PAGEREF _Toc230776668 \h </w:instrText>
             </w:r>
             <w:r>
               <w:rPr>
@@ -9515,7 +9513,7 @@
                 <w:noProof/>
                 <w:webHidden/>
               </w:rPr>
-              <w:t>33</w:t>
+              <w:t>34</w:t>
             </w:r>
             <w:r>
               <w:rPr>
@@ -9543,7 +9541,7 @@
               <w:szCs w:val="22"/>
             </w:rPr>
           </w:pPr>
-          <w:hyperlink w:anchor="_Toc230680904" w:history="1">
+          <w:hyperlink w:anchor="_Toc230776669" w:history="1">
             <w:r>
               <w:rPr>
                 <w:rStyle w:val="Hyperlink"/>
@@ -9589,7 +9587,7 @@
                 <w:noProof/>
                 <w:webHidden/>
               </w:rPr>
-              <w:instrText xml:space="preserve"> PAGEREF _Toc230680904 \h </w:instrText>
+              <w:instrText xml:space="preserve"> PAGEREF _Toc230776669 \h </w:instrText>
             </w:r>
             <w:r>
               <w:rPr>
@@ -9609,7 +9607,7 @@
                 <w:noProof/>
                 <w:webHidden/>
               </w:rPr>
-              <w:t>35</w:t>
+              <w:t>36</w:t>
             </w:r>
             <w:r>
               <w:rPr>
@@ -9635,7 +9633,7 @@
               <w:szCs w:val="22"/>
             </w:rPr>
           </w:pPr>
-          <w:hyperlink w:anchor="_Toc230680905" w:history="1">
+          <w:hyperlink w:anchor="_Toc230776670" w:history="1">
             <w:r>
               <w:rPr>
                 <w:rStyle w:val="Hyperlink"/>
@@ -9680,7 +9678,7 @@
                 <w:noProof/>
                 <w:webHidden/>
               </w:rPr>
-              <w:instrText xml:space="preserve"> PAGEREF _Toc230680905 \h </w:instrText>
+              <w:instrText xml:space="preserve"> PAGEREF _Toc230776670 \h </w:instrText>
             </w:r>
             <w:r>
               <w:rPr>
@@ -9700,7 +9698,7 @@
                 <w:noProof/>
                 <w:webHidden/>
               </w:rPr>
-              <w:t>35</w:t>
+              <w:t>36</w:t>
             </w:r>
             <w:r>
               <w:rPr>
@@ -9726,7 +9724,7 @@
               <w:szCs w:val="22"/>
             </w:rPr>
           </w:pPr>
-          <w:hyperlink w:anchor="_Toc230680906" w:history="1">
+          <w:hyperlink w:anchor="_Toc230776671" w:history="1">
             <w:r>
               <w:rPr>
                 <w:rStyle w:val="Hyperlink"/>
@@ -9771,7 +9769,7 @@
                 <w:noProof/>
                 <w:webHidden/>
               </w:rPr>
-              <w:instrText xml:space="preserve"> PAGEREF _Toc230680906 \h </w:instrText>
+              <w:instrText xml:space="preserve"> PAGEREF _Toc230776671 \h </w:instrText>
             </w:r>
             <w:r>
               <w:rPr>
@@ -9791,7 +9789,7 @@
                 <w:noProof/>
                 <w:webHidden/>
               </w:rPr>
-              <w:t>36</w:t>
+              <w:t>37</w:t>
             </w:r>
             <w:r>
               <w:rPr>
@@ -9817,7 +9815,7 @@
               <w:szCs w:val="22"/>
             </w:rPr>
           </w:pPr>
-          <w:hyperlink w:anchor="_Toc230680907" w:history="1">
+          <w:hyperlink w:anchor="_Toc230776672" w:history="1">
             <w:r>
               <w:rPr>
                 <w:rStyle w:val="Hyperlink"/>
@@ -9862,7 +9860,7 @@
                 <w:noProof/>
                 <w:webHidden/>
               </w:rPr>
-              <w:instrText xml:space="preserve"> PAGEREF _Toc230680907 \h </w:instrText>
+              <w:instrText xml:space="preserve"> PAGEREF _Toc230776672 \h </w:instrText>
             </w:r>
             <w:r>
               <w:rPr>
@@ -9882,7 +9880,7 @@
                 <w:noProof/>
                 <w:webHidden/>
               </w:rPr>
-              <w:t>36</w:t>
+              <w:t>37</w:t>
             </w:r>
             <w:r>
               <w:rPr>
@@ -9910,7 +9908,7 @@
               <w:szCs w:val="22"/>
             </w:rPr>
           </w:pPr>
-          <w:hyperlink w:anchor="_Toc230680908" w:history="1">
+          <w:hyperlink w:anchor="_Toc230776673" w:history="1">
             <w:r>
               <w:rPr>
                 <w:rStyle w:val="Hyperlink"/>
@@ -9956,7 +9954,7 @@
                 <w:noProof/>
                 <w:webHidden/>
               </w:rPr>
-              <w:instrText xml:space="preserve"> PAGEREF _Toc230680908 \h </w:instrText>
+              <w:instrText xml:space="preserve"> PAGEREF _Toc230776673 \h </w:instrText>
             </w:r>
             <w:r>
               <w:rPr>
@@ -9976,7 +9974,104 @@
                 <w:noProof/>
                 <w:webHidden/>
               </w:rPr>
-              <w:t>37</w:t>
+              <w:t>38</w:t>
+            </w:r>
+            <w:r>
+              <w:rPr>
+                <w:noProof/>
+                <w:webHidden/>
+              </w:rPr>
+              <w:fldChar w:fldCharType="end"/>
+            </w:r>
+          </w:hyperlink>
+          <w:bookmarkStart w:id="0" w:name="_GoBack"/>
+          <w:bookmarkEnd w:id="0"/>
+        </w:p>
+        <w:p>
+          <w:pPr>
+            <w:pStyle w:val="Sumrio1"/>
+            <w:tabs>
+              <w:tab w:val="left" w:pos="1320"/>
+              <w:tab w:val="right" w:leader="dot" w:pos="9062"/>
+            </w:tabs>
+            <w:rPr>
+              <w:rFonts w:asciiTheme="minorHAnsi" w:eastAsiaTheme="minorEastAsia" w:hAnsiTheme="minorHAnsi" w:cstheme="minorBidi"/>
+              <w:b w:val="0"/>
+              <w:bCs w:val="0"/>
+              <w:caps w:val="0"/>
+              <w:noProof/>
+              <w:sz w:val="22"/>
+              <w:szCs w:val="22"/>
+            </w:rPr>
+          </w:pPr>
+          <w:hyperlink w:anchor="_Toc230776674" w:history="1">
+            <w:r>
+              <w:rPr>
+                <w:rStyle w:val="Hyperlink"/>
+                <w:rFonts w:eastAsia="Arial"/>
+                <w:noProof/>
+              </w:rPr>
+              <w:t>13</w:t>
+            </w:r>
+            <w:r>
+              <w:rPr>
+                <w:rFonts w:asciiTheme="minorHAnsi" w:eastAsiaTheme="minorEastAsia" w:hAnsiTheme="minorHAnsi" w:cstheme="minorBidi"/>
+                <w:b w:val="0"/>
+                <w:bCs w:val="0"/>
+                <w:caps w:val="0"/>
+                <w:noProof/>
+                <w:sz w:val="22"/>
+                <w:szCs w:val="22"/>
+              </w:rPr>
+              <w:tab/>
+            </w:r>
+            <w:r>
+              <w:rPr>
+                <w:rStyle w:val="Hyperlink"/>
+                <w:noProof/>
+              </w:rPr>
+              <w:t>Aplicação</w:t>
+            </w:r>
+            <w:r>
+              <w:rPr>
+                <w:noProof/>
+                <w:webHidden/>
+              </w:rPr>
+              <w:tab/>
+            </w:r>
+            <w:r>
+              <w:rPr>
+                <w:noProof/>
+                <w:webHidden/>
+              </w:rPr>
+              <w:fldChar w:fldCharType="begin"/>
+            </w:r>
+            <w:r>
+              <w:rPr>
+                <w:noProof/>
+                <w:webHidden/>
+              </w:rPr>
+              <w:instrText xml:space="preserve"> PAGEREF _Toc230776674 \h </w:instrText>
+            </w:r>
+            <w:r>
+              <w:rPr>
+                <w:noProof/>
+                <w:webHidden/>
+              </w:rPr>
+            </w:r>
+            <w:r>
+              <w:rPr>
+                <w:noProof/>
+                <w:webHidden/>
+              </w:rPr>
+              <w:fldChar w:fldCharType="separate"/>
+            </w:r>
+            <w:r>
+              <w:rPr>
+                <w:noProof/>
+                <w:webHidden/>
+              </w:rPr>
+              <w:t>39</w:t>
             </w:r>
             <w:r>
               <w:rPr>
@@ -10004,14 +10099,13 @@
               <w:szCs w:val="22"/>
             </w:rPr>
           </w:pPr>
-          <w:hyperlink w:anchor="_Toc230680909" w:history="1">
+          <w:hyperlink w:anchor="_Toc230776675" w:history="1">
             <w:r>
               <w:rPr>
                 <w:rStyle w:val="Hyperlink"/>
-                <w:rFonts w:eastAsia="Arial"/>
-                <w:noProof/>
-              </w:rPr>
-              <w:t>13</w:t>
+                <w:noProof/>
+              </w:rPr>
+              <w:t>14</w:t>
             </w:r>
             <w:r>
               <w:rPr>
@@ -10030,7 +10124,7 @@
                 <w:rStyle w:val="Hyperlink"/>
                 <w:noProof/>
               </w:rPr>
-              <w:t>Aplicação</w:t>
+              <w:t>Considerações Finais</w:t>
             </w:r>
             <w:r>
               <w:rPr>
@@ -10051,7 +10145,7 @@
                 <w:noProof/>
                 <w:webHidden/>
               </w:rPr>
-              <w:instrText xml:space="preserve"> PAGEREF _Toc230680909 \h </w:instrText>
+              <w:instrText xml:space="preserve"> PAGEREF _Toc230776675 \h </w:instrText>
             </w:r>
             <w:r>
               <w:rPr>
@@ -10071,101 +10165,7 @@
                 <w:noProof/>
                 <w:webHidden/>
               </w:rPr>
-              <w:t>38</w:t>
-            </w:r>
-            <w:r>
-              <w:rPr>
-                <w:noProof/>
-                <w:webHidden/>
-              </w:rPr>
-              <w:fldChar w:fldCharType="end"/>
-            </w:r>
-          </w:hyperlink>
-        </w:p>
-        <w:p>
-          <w:pPr>
-            <w:pStyle w:val="Sumrio1"/>
-            <w:tabs>
-              <w:tab w:val="left" w:pos="1320"/>
-              <w:tab w:val="right" w:leader="dot" w:pos="9062"/>
-            </w:tabs>
-            <w:rPr>
-              <w:rFonts w:asciiTheme="minorHAnsi" w:eastAsiaTheme="minorEastAsia" w:hAnsiTheme="minorHAnsi" w:cstheme="minorBidi"/>
-              <w:b w:val="0"/>
-              <w:bCs w:val="0"/>
-              <w:caps w:val="0"/>
-              <w:noProof/>
-              <w:sz w:val="22"/>
-              <w:szCs w:val="22"/>
-            </w:rPr>
-          </w:pPr>
-          <w:hyperlink w:anchor="_Toc230680910" w:history="1">
-            <w:r>
-              <w:rPr>
-                <w:rStyle w:val="Hyperlink"/>
-                <w:noProof/>
-              </w:rPr>
-              <w:t>14</w:t>
-            </w:r>
-            <w:r>
-              <w:rPr>
-                <w:rFonts w:asciiTheme="minorHAnsi" w:eastAsiaTheme="minorEastAsia" w:hAnsiTheme="minorHAnsi" w:cstheme="minorBidi"/>
-                <w:b w:val="0"/>
-                <w:bCs w:val="0"/>
-                <w:caps w:val="0"/>
-                <w:noProof/>
-                <w:sz w:val="22"/>
-                <w:szCs w:val="22"/>
-              </w:rPr>
-              <w:tab/>
-            </w:r>
-            <w:r>
-              <w:rPr>
-                <w:rStyle w:val="Hyperlink"/>
-                <w:noProof/>
-              </w:rPr>
-              <w:t>Considerações Finais</w:t>
-            </w:r>
-            <w:r>
-              <w:rPr>
-                <w:noProof/>
-                <w:webHidden/>
-              </w:rPr>
-              <w:tab/>
-            </w:r>
-            <w:r>
-              <w:rPr>
-                <w:noProof/>
-                <w:webHidden/>
-              </w:rPr>
-              <w:fldChar w:fldCharType="begin"/>
-            </w:r>
-            <w:r>
-              <w:rPr>
-                <w:noProof/>
-                <w:webHidden/>
-              </w:rPr>
-              <w:instrText xml:space="preserve"> PAGEREF _Toc230680910 \h </w:instrText>
-            </w:r>
-            <w:r>
-              <w:rPr>
-                <w:noProof/>
-                <w:webHidden/>
-              </w:rPr>
-            </w:r>
-            <w:r>
-              <w:rPr>
-                <w:noProof/>
-                <w:webHidden/>
-              </w:rPr>
-              <w:fldChar w:fldCharType="separate"/>
-            </w:r>
-            <w:r>
-              <w:rPr>
-                <w:noProof/>
-                <w:webHidden/>
-              </w:rPr>
-              <w:t>39</w:t>
+              <w:t>54</w:t>
             </w:r>
             <w:r>
               <w:rPr>
@@ -10192,7 +10192,7 @@
               <w:szCs w:val="22"/>
             </w:rPr>
           </w:pPr>
-          <w:hyperlink w:anchor="_Toc230680911" w:history="1">
+          <w:hyperlink w:anchor="_Toc230776676" w:history="1">
             <w:r>
               <w:rPr>
                 <w:rStyle w:val="Hyperlink"/>
@@ -10219,7 +10219,7 @@
                 <w:noProof/>
                 <w:webHidden/>
               </w:rPr>
-              <w:instrText xml:space="preserve"> PAGEREF _Toc230680911 \h </w:instrText>
+              <w:instrText xml:space="preserve"> PAGEREF _Toc230776676 \h </w:instrText>
             </w:r>
             <w:r>
               <w:rPr>
@@ -10239,7 +10239,7 @@
                 <w:noProof/>
                 <w:webHidden/>
               </w:rPr>
-              <w:t>40</w:t>
+              <w:t>55</w:t>
             </w:r>
             <w:r>
               <w:rPr>
@@ -10295,7 +10295,7 @@
           <w:lang w:val="pt-BR"/>
         </w:rPr>
       </w:pPr>
-      <w:bookmarkStart w:id="1" w:name="_Toc230680846"/>
+      <w:bookmarkStart w:id="1" w:name="_Toc230776611"/>
       <w:r>
         <w:rPr>
           <w:lang w:val="pt-BR"/>
@@ -10309,7 +10309,7 @@
       <w:pPr>
         <w:pStyle w:val="Ttulo2"/>
       </w:pPr>
-      <w:bookmarkStart w:id="2" w:name="_Toc230680847"/>
+      <w:bookmarkStart w:id="2" w:name="_Toc230776612"/>
       <w:r>
         <w:t>Introdução</w:t>
       </w:r>
@@ -10342,7 +10342,7 @@
       <w:bookmarkStart w:id="3" w:name="_Toc165310847"/>
       <w:bookmarkStart w:id="4" w:name="_Toc182927330"/>
       <w:bookmarkStart w:id="5" w:name="_Toc275318808"/>
-      <w:bookmarkStart w:id="6" w:name="_Toc230680848"/>
+      <w:bookmarkStart w:id="6" w:name="_Toc230776613"/>
       <w:r>
         <w:t>Métodos</w:t>
       </w:r>
@@ -10963,7 +10963,7 @@
       <w:pPr>
         <w:pStyle w:val="Ttulo2"/>
       </w:pPr>
-      <w:bookmarkStart w:id="13" w:name="_Toc230680849"/>
+      <w:bookmarkStart w:id="13" w:name="_Toc230776614"/>
       <w:r>
         <w:t>Cronograma do projeto</w:t>
       </w:r>
@@ -11037,7 +11037,7 @@
       <w:bookmarkStart w:id="16" w:name="_Toc165310856"/>
       <w:bookmarkStart w:id="17" w:name="_Toc182927332"/>
       <w:bookmarkStart w:id="18" w:name="_Toc1365652471"/>
-      <w:bookmarkStart w:id="19" w:name="_Toc230680850"/>
+      <w:bookmarkStart w:id="19" w:name="_Toc230776615"/>
       <w:r>
         <w:rPr>
           <w:lang w:val="pt-BR"/>
@@ -11059,7 +11059,7 @@
       <w:bookmarkStart w:id="20" w:name="_Toc165310857"/>
       <w:bookmarkStart w:id="21" w:name="_Toc182927333"/>
       <w:bookmarkStart w:id="22" w:name="_Toc1600256300"/>
-      <w:bookmarkStart w:id="23" w:name="_Toc230680851"/>
+      <w:bookmarkStart w:id="23" w:name="_Toc230776616"/>
       <w:r>
         <w:t>Geral</w:t>
       </w:r>
@@ -11148,7 +11148,7 @@
       </w:pPr>
       <w:bookmarkStart w:id="24" w:name="_Toc182927334"/>
       <w:bookmarkStart w:id="25" w:name="_Toc997807490"/>
-      <w:bookmarkStart w:id="26" w:name="_Toc230680852"/>
+      <w:bookmarkStart w:id="26" w:name="_Toc230776617"/>
       <w:r>
         <w:t>Especí</w:t>
       </w:r>
@@ -11385,7 +11385,7 @@
           <w:lang w:val="pt-BR"/>
         </w:rPr>
       </w:pPr>
-      <w:bookmarkStart w:id="29" w:name="_Toc230680853"/>
+      <w:bookmarkStart w:id="29" w:name="_Toc230776618"/>
       <w:r>
         <w:rPr>
           <w:lang w:val="pt-BR"/>
@@ -11413,7 +11413,7 @@
       <w:pPr>
         <w:pStyle w:val="Ttulo2"/>
       </w:pPr>
-      <w:bookmarkStart w:id="30" w:name="_Toc230680854"/>
+      <w:bookmarkStart w:id="30" w:name="_Toc230776619"/>
       <w:r>
         <w:t>Histórias do Usuário</w:t>
       </w:r>
@@ -11736,7 +11736,7 @@
       <w:pPr>
         <w:pStyle w:val="Ttulo2"/>
       </w:pPr>
-      <w:bookmarkStart w:id="31" w:name="_Toc230680855"/>
+      <w:bookmarkStart w:id="31" w:name="_Toc230776620"/>
       <w:r>
         <w:t>Requisitos Funcionais</w:t>
       </w:r>
@@ -11756,7 +11756,7 @@
       <w:pPr>
         <w:pStyle w:val="Ttulo3"/>
       </w:pPr>
-      <w:bookmarkStart w:id="32" w:name="_Toc230680856"/>
+      <w:bookmarkStart w:id="32" w:name="_Toc230776621"/>
       <w:r>
         <w:t xml:space="preserve">RF1 </w:t>
       </w:r>
@@ -11825,7 +11825,7 @@
       <w:pPr>
         <w:pStyle w:val="Ttulo3"/>
       </w:pPr>
-      <w:bookmarkStart w:id="33" w:name="_Toc230680857"/>
+      <w:bookmarkStart w:id="33" w:name="_Toc230776622"/>
       <w:r>
         <w:t xml:space="preserve">RF2 </w:t>
       </w:r>
@@ -11872,7 +11872,7 @@
       <w:pPr>
         <w:pStyle w:val="Ttulo3"/>
       </w:pPr>
-      <w:bookmarkStart w:id="34" w:name="_Toc230680858"/>
+      <w:bookmarkStart w:id="34" w:name="_Toc230776623"/>
       <w:r>
         <w:t>RF</w:t>
       </w:r>
@@ -11917,7 +11917,7 @@
       <w:pPr>
         <w:pStyle w:val="Ttulo3"/>
       </w:pPr>
-      <w:bookmarkStart w:id="35" w:name="_Toc230680859"/>
+      <w:bookmarkStart w:id="35" w:name="_Toc230776624"/>
       <w:r>
         <w:t>RF</w:t>
       </w:r>
@@ -11956,7 +11956,7 @@
       <w:pPr>
         <w:pStyle w:val="Ttulo3"/>
       </w:pPr>
-      <w:bookmarkStart w:id="36" w:name="_Toc230680860"/>
+      <w:bookmarkStart w:id="36" w:name="_Toc230776625"/>
       <w:r>
         <w:t>RF</w:t>
       </w:r>
@@ -12007,7 +12007,7 @@
       <w:pPr>
         <w:pStyle w:val="Ttulo3"/>
       </w:pPr>
-      <w:bookmarkStart w:id="37" w:name="_Toc230680861"/>
+      <w:bookmarkStart w:id="37" w:name="_Toc230776626"/>
       <w:r>
         <w:t>RF</w:t>
       </w:r>
@@ -12068,7 +12068,7 @@
       <w:pPr>
         <w:pStyle w:val="Ttulo3"/>
       </w:pPr>
-      <w:bookmarkStart w:id="38" w:name="_Toc230680862"/>
+      <w:bookmarkStart w:id="38" w:name="_Toc230776627"/>
       <w:r>
         <w:t>RF</w:t>
       </w:r>
@@ -12110,7 +12110,7 @@
       <w:pPr>
         <w:pStyle w:val="Ttulo3"/>
       </w:pPr>
-      <w:bookmarkStart w:id="39" w:name="_Toc230680863"/>
+      <w:bookmarkStart w:id="39" w:name="_Toc230776628"/>
       <w:r>
         <w:lastRenderedPageBreak/>
         <w:t>RF</w:t>
@@ -12147,7 +12147,7 @@
       <w:pPr>
         <w:pStyle w:val="Ttulo3"/>
       </w:pPr>
-      <w:bookmarkStart w:id="40" w:name="_Toc230680864"/>
+      <w:bookmarkStart w:id="40" w:name="_Toc230776629"/>
       <w:r>
         <w:t>RF</w:t>
       </w:r>
@@ -12186,7 +12186,7 @@
       <w:pPr>
         <w:pStyle w:val="Ttulo3"/>
       </w:pPr>
-      <w:bookmarkStart w:id="41" w:name="_Toc230680865"/>
+      <w:bookmarkStart w:id="41" w:name="_Toc230776630"/>
       <w:r>
         <w:t>RF</w:t>
       </w:r>
@@ -12247,7 +12247,7 @@
       <w:pPr>
         <w:pStyle w:val="Ttulo3"/>
       </w:pPr>
-      <w:bookmarkStart w:id="42" w:name="_Toc230680866"/>
+      <w:bookmarkStart w:id="42" w:name="_Toc230776631"/>
       <w:r>
         <w:t>RF1</w:t>
       </w:r>
@@ -12316,7 +12316,7 @@
       <w:pPr>
         <w:pStyle w:val="Ttulo3"/>
       </w:pPr>
-      <w:bookmarkStart w:id="43" w:name="_Toc230680867"/>
+      <w:bookmarkStart w:id="43" w:name="_Toc230776632"/>
       <w:r>
         <w:t>RF</w:t>
       </w:r>
@@ -12343,7 +12343,7 @@
       <w:pPr>
         <w:pStyle w:val="Ttulo3"/>
       </w:pPr>
-      <w:bookmarkStart w:id="44" w:name="_Toc230680868"/>
+      <w:bookmarkStart w:id="44" w:name="_Toc230776633"/>
       <w:r>
         <w:t>RF</w:t>
       </w:r>
@@ -12370,7 +12370,7 @@
       <w:pPr>
         <w:pStyle w:val="Ttulo3"/>
       </w:pPr>
-      <w:bookmarkStart w:id="45" w:name="_Toc230680869"/>
+      <w:bookmarkStart w:id="45" w:name="_Toc230776634"/>
       <w:r>
         <w:t>RF1</w:t>
       </w:r>
@@ -12406,7 +12406,7 @@
       <w:pPr>
         <w:pStyle w:val="Ttulo3"/>
       </w:pPr>
-      <w:bookmarkStart w:id="46" w:name="_Toc230680870"/>
+      <w:bookmarkStart w:id="46" w:name="_Toc230776635"/>
       <w:r>
         <w:t>RF</w:t>
       </w:r>
@@ -12461,7 +12461,7 @@
       <w:pPr>
         <w:pStyle w:val="Ttulo3"/>
       </w:pPr>
-      <w:bookmarkStart w:id="47" w:name="_Toc230680871"/>
+      <w:bookmarkStart w:id="47" w:name="_Toc230776636"/>
       <w:r>
         <w:t>RF</w:t>
       </w:r>
@@ -12522,7 +12522,7 @@
       <w:pPr>
         <w:pStyle w:val="Ttulo3"/>
       </w:pPr>
-      <w:bookmarkStart w:id="48" w:name="_Toc230680872"/>
+      <w:bookmarkStart w:id="48" w:name="_Toc230776637"/>
       <w:r>
         <w:lastRenderedPageBreak/>
         <w:t>RF</w:t>
@@ -12561,7 +12561,7 @@
       <w:pPr>
         <w:pStyle w:val="Ttulo3"/>
       </w:pPr>
-      <w:bookmarkStart w:id="49" w:name="_Toc230680873"/>
+      <w:bookmarkStart w:id="49" w:name="_Toc230776638"/>
       <w:r>
         <w:t>RF</w:t>
       </w:r>
@@ -12599,7 +12599,7 @@
       <w:pPr>
         <w:pStyle w:val="Ttulo3"/>
       </w:pPr>
-      <w:bookmarkStart w:id="50" w:name="_Toc230680874"/>
+      <w:bookmarkStart w:id="50" w:name="_Toc230776639"/>
       <w:r>
         <w:t>RF</w:t>
       </w:r>
@@ -12681,7 +12681,7 @@
         <w:widowControl/>
         <w:spacing w:after="160" w:line="278" w:lineRule="auto"/>
       </w:pPr>
-      <w:bookmarkStart w:id="51" w:name="_Toc230680875"/>
+      <w:bookmarkStart w:id="51" w:name="_Toc230776640"/>
       <w:r>
         <w:t>RF</w:t>
       </w:r>
@@ -12722,7 +12722,7 @@
         <w:widowControl/>
         <w:spacing w:after="160" w:line="278" w:lineRule="auto"/>
       </w:pPr>
-      <w:bookmarkStart w:id="52" w:name="_Toc230680876"/>
+      <w:bookmarkStart w:id="52" w:name="_Toc230776641"/>
       <w:r>
         <w:t>RF</w:t>
       </w:r>
@@ -12750,7 +12750,7 @@
       <w:pPr>
         <w:pStyle w:val="Ttulo3"/>
       </w:pPr>
-      <w:bookmarkStart w:id="53" w:name="_Toc230680877"/>
+      <w:bookmarkStart w:id="53" w:name="_Toc230776642"/>
       <w:r>
         <w:t>RF</w:t>
       </w:r>
@@ -12821,7 +12821,7 @@
       <w:pPr>
         <w:pStyle w:val="Ttulo3"/>
       </w:pPr>
-      <w:bookmarkStart w:id="54" w:name="_Toc230680878"/>
+      <w:bookmarkStart w:id="54" w:name="_Toc230776643"/>
       <w:r>
         <w:t>RF</w:t>
       </w:r>
@@ -12873,7 +12873,7 @@
       <w:pPr>
         <w:pStyle w:val="Ttulo3"/>
       </w:pPr>
-      <w:bookmarkStart w:id="55" w:name="_Toc230680879"/>
+      <w:bookmarkStart w:id="55" w:name="_Toc230776644"/>
       <w:r>
         <w:t>RF</w:t>
       </w:r>
@@ -12921,7 +12921,7 @@
       <w:pPr>
         <w:pStyle w:val="Ttulo2"/>
       </w:pPr>
-      <w:bookmarkStart w:id="56" w:name="_Toc230680880"/>
+      <w:bookmarkStart w:id="56" w:name="_Toc230776645"/>
       <w:r>
         <w:t>Requisitos Não Funcionais</w:t>
       </w:r>
@@ -13160,7 +13160,7 @@
       </w:pPr>
       <w:bookmarkStart w:id="60" w:name="_Toc182927339"/>
       <w:bookmarkStart w:id="61" w:name="_Toc326436659"/>
-      <w:bookmarkStart w:id="62" w:name="_Toc230680881"/>
+      <w:bookmarkStart w:id="62" w:name="_Toc230776646"/>
       <w:r>
         <w:lastRenderedPageBreak/>
         <w:t>Diagrama de</w:t>
@@ -13235,7 +13235,7 @@
       <w:bookmarkStart w:id="82" w:name="_Toc213647691"/>
       <w:bookmarkStart w:id="83" w:name="_Toc213665795"/>
       <w:bookmarkStart w:id="84" w:name="_Toc213665834"/>
-      <w:bookmarkStart w:id="85" w:name="_Toc230684949"/>
+      <w:bookmarkStart w:id="85" w:name="_Toc230776570"/>
       <w:r>
         <w:t xml:space="preserve">Figura </w:t>
       </w:r>
@@ -13361,7 +13361,7 @@
       <w:pPr>
         <w:pStyle w:val="Ttulo3"/>
       </w:pPr>
-      <w:bookmarkStart w:id="86" w:name="_Toc230680882"/>
+      <w:bookmarkStart w:id="86" w:name="_Toc230776647"/>
       <w:r>
         <w:t>Casos de Usos de Alto Nível</w:t>
       </w:r>
@@ -13751,7 +13751,7 @@
       <w:pPr>
         <w:pStyle w:val="Ttulo3"/>
       </w:pPr>
-      <w:bookmarkStart w:id="87" w:name="_Toc230680883"/>
+      <w:bookmarkStart w:id="87" w:name="_Toc230776648"/>
       <w:r>
         <w:t>Casos de Usos Detalhados</w:t>
       </w:r>
@@ -16985,7 +16985,7 @@
         <w:pStyle w:val="Ttulo1"/>
       </w:pPr>
       <w:bookmarkStart w:id="88" w:name="_Toc489932645"/>
-      <w:bookmarkStart w:id="89" w:name="_Toc230680884"/>
+      <w:bookmarkStart w:id="89" w:name="_Toc230776649"/>
       <w:r>
         <w:t>Diagrama</w:t>
       </w:r>
@@ -17066,7 +17066,7 @@
       <w:pPr>
         <w:pStyle w:val="Ttulo1"/>
       </w:pPr>
-      <w:bookmarkStart w:id="90" w:name="_Toc230680885"/>
+      <w:bookmarkStart w:id="90" w:name="_Toc230776650"/>
       <w:r>
         <w:lastRenderedPageBreak/>
         <w:t>Diagrama BPMN</w:t>
@@ -17079,18 +17079,31 @@
       </w:pPr>
       <w:bookmarkStart w:id="91" w:name="_Toc168898593"/>
       <w:bookmarkStart w:id="92" w:name="_Toc169517816"/>
-      <w:bookmarkStart w:id="93" w:name="_Toc230684950"/>
+      <w:bookmarkStart w:id="93" w:name="_Toc230776571"/>
       <w:r>
         <w:t xml:space="preserve">Figura </w:t>
       </w:r>
-      <w:fldSimple w:instr=" SEQ Figura \* ARABIC ">
-        <w:r>
-          <w:rPr>
-            <w:noProof/>
-          </w:rPr>
-          <w:t>2</w:t>
-        </w:r>
-      </w:fldSimple>
+      <w:r>
+        <w:fldChar w:fldCharType="begin"/>
+      </w:r>
+      <w:r>
+        <w:instrText xml:space="preserve"> SEQ Figura \* ARABIC </w:instrText>
+      </w:r>
+      <w:r>
+        <w:fldChar w:fldCharType="separate"/>
+      </w:r>
+      <w:r>
+        <w:rPr>
+          <w:noProof/>
+        </w:rPr>
+        <w:t>2</w:t>
+      </w:r>
+      <w:r>
+        <w:rPr>
+          <w:noProof/>
+        </w:rPr>
+        <w:fldChar w:fldCharType="end"/>
+      </w:r>
       <w:r>
         <w:t xml:space="preserve"> – </w:t>
       </w:r>
@@ -17218,7 +17231,7 @@
           <w:sz w:val="20"/>
         </w:rPr>
       </w:pPr>
-      <w:bookmarkStart w:id="95" w:name="_Toc230680886"/>
+      <w:bookmarkStart w:id="95" w:name="_Toc230776651"/>
       <w:r>
         <w:rPr>
           <w:rStyle w:val="FiguraChar"/>
@@ -17248,7 +17261,7 @@
       </w:pPr>
       <w:bookmarkStart w:id="96" w:name="_Toc168898594"/>
       <w:bookmarkStart w:id="97" w:name="_Toc169517817"/>
-      <w:bookmarkStart w:id="98" w:name="_Toc230684951"/>
+      <w:bookmarkStart w:id="98" w:name="_Toc230776572"/>
       <w:r>
         <w:rPr>
           <w:szCs w:val="24"/>
@@ -17377,7 +17390,7 @@
       <w:pPr>
         <w:pStyle w:val="Ttulo2"/>
       </w:pPr>
-      <w:bookmarkStart w:id="99" w:name="_Toc230680887"/>
+      <w:bookmarkStart w:id="99" w:name="_Toc230776652"/>
       <w:r>
         <w:t>SUBPROCESSOS</w:t>
       </w:r>
@@ -17387,7 +17400,7 @@
       <w:pPr>
         <w:pStyle w:val="Ttulo3"/>
       </w:pPr>
-      <w:bookmarkStart w:id="100" w:name="_Toc230680888"/>
+      <w:bookmarkStart w:id="100" w:name="_Toc230776653"/>
       <w:r>
         <w:t>Agendamentos</w:t>
       </w:r>
@@ -17402,7 +17415,7 @@
       </w:pPr>
       <w:bookmarkStart w:id="101" w:name="_Toc168898595"/>
       <w:bookmarkStart w:id="102" w:name="_Toc169517818"/>
-      <w:bookmarkStart w:id="103" w:name="_Toc230684952"/>
+      <w:bookmarkStart w:id="103" w:name="_Toc230776573"/>
       <w:r>
         <w:rPr>
           <w:szCs w:val="24"/>
@@ -17520,7 +17533,7 @@
       <w:pPr>
         <w:pStyle w:val="Ttulo3"/>
       </w:pPr>
-      <w:bookmarkStart w:id="104" w:name="_Toc230680889"/>
+      <w:bookmarkStart w:id="104" w:name="_Toc230776654"/>
       <w:r>
         <w:lastRenderedPageBreak/>
         <w:t>Clientes</w:t>
@@ -17538,7 +17551,7 @@
       </w:pPr>
       <w:bookmarkStart w:id="105" w:name="_Toc168898596"/>
       <w:bookmarkStart w:id="106" w:name="_Toc169517819"/>
-      <w:bookmarkStart w:id="107" w:name="_Toc230684953"/>
+      <w:bookmarkStart w:id="107" w:name="_Toc230776574"/>
       <w:proofErr w:type="spellStart"/>
       <w:r>
         <w:rPr>
@@ -17695,7 +17708,7 @@
       <w:pPr>
         <w:pStyle w:val="Ttulo3"/>
       </w:pPr>
-      <w:bookmarkStart w:id="108" w:name="_Toc230680890"/>
+      <w:bookmarkStart w:id="108" w:name="_Toc230776655"/>
       <w:r>
         <w:t>Financeiro</w:t>
       </w:r>
@@ -17710,7 +17723,7 @@
       </w:pPr>
       <w:bookmarkStart w:id="109" w:name="_Toc168898597"/>
       <w:bookmarkStart w:id="110" w:name="_Toc169517820"/>
-      <w:bookmarkStart w:id="111" w:name="_Toc230684954"/>
+      <w:bookmarkStart w:id="111" w:name="_Toc230776575"/>
       <w:r>
         <w:rPr>
           <w:szCs w:val="24"/>
@@ -17838,7 +17851,7 @@
       <w:pPr>
         <w:pStyle w:val="Ttulo3"/>
       </w:pPr>
-      <w:bookmarkStart w:id="112" w:name="_Toc230680891"/>
+      <w:bookmarkStart w:id="112" w:name="_Toc230776656"/>
       <w:r>
         <w:t>Serviços</w:t>
       </w:r>
@@ -17851,7 +17864,7 @@
           <w:szCs w:val="24"/>
         </w:rPr>
       </w:pPr>
-      <w:bookmarkStart w:id="113" w:name="_Toc230684955"/>
+      <w:bookmarkStart w:id="113" w:name="_Toc230776576"/>
       <w:r>
         <w:rPr>
           <w:szCs w:val="24"/>
@@ -18006,7 +18019,7 @@
           <w:sz w:val="20"/>
         </w:rPr>
       </w:pPr>
-      <w:bookmarkStart w:id="114" w:name="_Toc230680892"/>
+      <w:bookmarkStart w:id="114" w:name="_Toc230776657"/>
       <w:r>
         <w:rPr>
           <w:rStyle w:val="FiguraChar"/>
@@ -18020,7 +18033,7 @@
       <w:pPr>
         <w:pStyle w:val="Figura"/>
       </w:pPr>
-      <w:bookmarkStart w:id="115" w:name="_Toc230684956"/>
+      <w:bookmarkStart w:id="115" w:name="_Toc230776577"/>
       <w:r>
         <w:rPr>
           <w:szCs w:val="24"/>
@@ -18160,7 +18173,7 @@
           <w:u w:val="single"/>
         </w:rPr>
       </w:pPr>
-      <w:bookmarkStart w:id="117" w:name="_Toc230680893"/>
+      <w:bookmarkStart w:id="117" w:name="_Toc230776658"/>
       <w:r>
         <w:lastRenderedPageBreak/>
         <w:t>Estudo de viabilidade</w:t>
@@ -18207,7 +18220,7 @@
       </w:pPr>
       <w:bookmarkStart w:id="118" w:name="_Toc182927342"/>
       <w:bookmarkStart w:id="119" w:name="_Toc857622307"/>
-      <w:bookmarkStart w:id="120" w:name="_Toc230680894"/>
+      <w:bookmarkStart w:id="120" w:name="_Toc230776659"/>
       <w:r>
         <w:t>Viabilidade de Mercado</w:t>
       </w:r>
@@ -18318,7 +18331,7 @@
       </w:pPr>
       <w:bookmarkStart w:id="121" w:name="_Toc182927343"/>
       <w:bookmarkStart w:id="122" w:name="_Toc2048096091"/>
-      <w:bookmarkStart w:id="123" w:name="_Toc230680895"/>
+      <w:bookmarkStart w:id="123" w:name="_Toc230776660"/>
       <w:r>
         <w:t xml:space="preserve">Viabilidade </w:t>
       </w:r>
@@ -18761,7 +18774,7 @@
         <w:pStyle w:val="Ttulo2"/>
       </w:pPr>
       <w:bookmarkStart w:id="124" w:name="_Toc512747447"/>
-      <w:bookmarkStart w:id="125" w:name="_Toc230680896"/>
+      <w:bookmarkStart w:id="125" w:name="_Toc230776661"/>
       <w:r>
         <w:t xml:space="preserve">Viabilidade </w:t>
       </w:r>
@@ -18901,7 +18914,7 @@
       <w:pPr>
         <w:pStyle w:val="Ttulo2"/>
       </w:pPr>
-      <w:bookmarkStart w:id="126" w:name="_Toc230680897"/>
+      <w:bookmarkStart w:id="126" w:name="_Toc230776662"/>
       <w:r>
         <w:t>Viabilidade Econômica</w:t>
       </w:r>
@@ -19058,7 +19071,7 @@
       </w:pPr>
       <w:bookmarkStart w:id="127" w:name="_Toc182927345"/>
       <w:bookmarkStart w:id="128" w:name="_Toc1966489106"/>
-      <w:bookmarkStart w:id="129" w:name="_Toc230680898"/>
+      <w:bookmarkStart w:id="129" w:name="_Toc230776663"/>
       <w:r>
         <w:t>Conclusão do Estudo de Viabilidade:</w:t>
       </w:r>
@@ -19123,7 +19136,7 @@
       </w:pPr>
       <w:bookmarkStart w:id="130" w:name="_Toc182927346"/>
       <w:bookmarkStart w:id="131" w:name="_Toc1016310750"/>
-      <w:bookmarkStart w:id="132" w:name="_Toc230680899"/>
+      <w:bookmarkStart w:id="132" w:name="_Toc230776664"/>
       <w:r>
         <w:lastRenderedPageBreak/>
         <w:t>Regras de negócio</w:t>
@@ -19231,7 +19244,7 @@
       <w:pPr>
         <w:pStyle w:val="Figura"/>
       </w:pPr>
-      <w:bookmarkStart w:id="133" w:name="_Toc230684957"/>
+      <w:bookmarkStart w:id="133" w:name="_Toc230776578"/>
       <w:r>
         <w:rPr>
           <w:szCs w:val="24"/>
@@ -19365,7 +19378,7 @@
       <w:bookmarkStart w:id="134" w:name="_Toc182927347"/>
       <w:bookmarkStart w:id="135" w:name="_Toc1999012226"/>
       <w:bookmarkStart w:id="136" w:name="_Toc165310879"/>
-      <w:bookmarkStart w:id="137" w:name="_Toc230680900"/>
+      <w:bookmarkStart w:id="137" w:name="_Toc230776665"/>
       <w:r>
         <w:t xml:space="preserve">O </w:t>
       </w:r>
@@ -19410,7 +19423,7 @@
       </w:pPr>
       <w:bookmarkStart w:id="139" w:name="_Toc182927348"/>
       <w:bookmarkStart w:id="140" w:name="_Toc1824459023"/>
-      <w:bookmarkStart w:id="141" w:name="_Toc230680901"/>
+      <w:bookmarkStart w:id="141" w:name="_Toc230776666"/>
       <w:r>
         <w:lastRenderedPageBreak/>
         <w:t>Como será elaborado?</w:t>
@@ -19533,7 +19546,7 @@
       </w:pPr>
       <w:bookmarkStart w:id="144" w:name="_Toc182927349"/>
       <w:bookmarkStart w:id="145" w:name="_Toc1308799086"/>
-      <w:bookmarkStart w:id="146" w:name="_Toc230680902"/>
+      <w:bookmarkStart w:id="146" w:name="_Toc230776667"/>
       <w:r>
         <w:t>Para quem será elaborado?</w:t>
       </w:r>
@@ -19645,7 +19658,7 @@
       <w:pPr>
         <w:pStyle w:val="Ttulo2"/>
       </w:pPr>
-      <w:bookmarkStart w:id="152" w:name="_Toc230680903"/>
+      <w:bookmarkStart w:id="152" w:name="_Toc230776668"/>
       <w:r>
         <w:t>Quanto vai custar?</w:t>
       </w:r>
@@ -19760,7 +19773,7 @@
           <w:lang w:val="pt-BR"/>
         </w:rPr>
       </w:pPr>
-      <w:bookmarkStart w:id="158" w:name="_Toc230680904"/>
+      <w:bookmarkStart w:id="158" w:name="_Toc230776669"/>
       <w:r>
         <w:rPr>
           <w:lang w:val="pt-BR"/>
@@ -19828,7 +19841,7 @@
       <w:bookmarkStart w:id="171" w:name="_Toc213647694"/>
       <w:bookmarkStart w:id="172" w:name="_Toc213665798"/>
       <w:bookmarkStart w:id="173" w:name="_Toc213665837"/>
-      <w:bookmarkStart w:id="174" w:name="_Toc230680905"/>
+      <w:bookmarkStart w:id="174" w:name="_Toc230776670"/>
       <w:r>
         <w:t xml:space="preserve">Paleta de </w:t>
       </w:r>
@@ -19846,7 +19859,7 @@
           <w:noProof/>
         </w:rPr>
       </w:pPr>
-      <w:bookmarkStart w:id="175" w:name="_Toc230684958"/>
+      <w:bookmarkStart w:id="175" w:name="_Toc230776579"/>
       <w:r>
         <w:rPr>
           <w:szCs w:val="24"/>
@@ -20135,7 +20148,7 @@
           <w:rFonts w:eastAsia="Arial" w:cs="Arial"/>
         </w:rPr>
       </w:pPr>
-      <w:bookmarkStart w:id="176" w:name="_Toc230680906"/>
+      <w:bookmarkStart w:id="176" w:name="_Toc230776671"/>
       <w:r>
         <w:lastRenderedPageBreak/>
         <w:t>Tipografia</w:t>
@@ -20197,7 +20210,7 @@
       <w:bookmarkStart w:id="195" w:name="_Toc213647695"/>
       <w:bookmarkStart w:id="196" w:name="_Toc213665799"/>
       <w:bookmarkStart w:id="197" w:name="_Toc213665838"/>
-      <w:bookmarkStart w:id="198" w:name="_Toc230684959"/>
+      <w:bookmarkStart w:id="198" w:name="_Toc230776580"/>
       <w:r>
         <w:rPr>
           <w:szCs w:val="24"/>
@@ -20362,7 +20375,7 @@
           <w:rFonts w:eastAsia="Arial" w:cs="Arial"/>
         </w:rPr>
       </w:pPr>
-      <w:bookmarkStart w:id="199" w:name="_Toc230680907"/>
+      <w:bookmarkStart w:id="199" w:name="_Toc230776672"/>
       <w:r>
         <w:t>Isotipo</w:t>
       </w:r>
@@ -20487,7 +20500,7 @@
       <w:bookmarkStart w:id="218" w:name="_Toc213647696"/>
       <w:bookmarkStart w:id="219" w:name="_Toc213665800"/>
       <w:bookmarkStart w:id="220" w:name="_Toc213665839"/>
-      <w:bookmarkStart w:id="221" w:name="_Toc230684960"/>
+      <w:bookmarkStart w:id="221" w:name="_Toc230776581"/>
       <w:r>
         <w:rPr>
           <w:szCs w:val="24"/>
@@ -20694,7 +20707,7 @@
       <w:pPr>
         <w:pStyle w:val="Ttulo1"/>
       </w:pPr>
-      <w:bookmarkStart w:id="224" w:name="_Toc230680908"/>
+      <w:bookmarkStart w:id="224" w:name="_Toc230776673"/>
       <w:bookmarkEnd w:id="223"/>
       <w:r>
         <w:t>Protótipo</w:t>
@@ -20804,7 +20817,7 @@
           <w:rFonts w:eastAsia="Arial"/>
         </w:rPr>
       </w:pPr>
-      <w:bookmarkStart w:id="225" w:name="_Toc230680909"/>
+      <w:bookmarkStart w:id="225" w:name="_Toc230776674"/>
       <w:r>
         <w:t>Aplicação</w:t>
       </w:r>
@@ -20837,7 +20850,16 @@
         </w:rPr>
         <w:t xml:space="preserve">       </w:t>
       </w:r>
-      <w:bookmarkStart w:id="227" w:name="_Toc230684961"/>
+      <w:r>
+        <w:rPr>
+          <w:i w:val="0"/>
+          <w:color w:val="auto"/>
+          <w:sz w:val="20"/>
+          <w:szCs w:val="20"/>
+        </w:rPr>
+        <w:tab/>
+      </w:r>
+      <w:bookmarkStart w:id="227" w:name="_Toc230776582"/>
       <w:r>
         <w:rPr>
           <w:i w:val="0"/>
@@ -20906,9 +20928,61 @@
     </w:p>
     <w:p>
       <w:pPr>
+        <w:jc w:val="center"/>
+      </w:pPr>
+      <w:r>
+        <w:rPr>
+          <w:noProof/>
+        </w:rPr>
+        <w:drawing>
+          <wp:inline distT="0" distB="0" distL="0" distR="0" wp14:anchorId="04FA4ED4" wp14:editId="3F7C67F5">
+            <wp:extent cx="1800000" cy="3070800"/>
+            <wp:effectExtent l="0" t="0" r="0" b="0"/>
+            <wp:docPr id="8" name="Imagem 8"/>
+            <wp:cNvGraphicFramePr>
+              <a:graphicFrameLocks xmlns:a="http://schemas.openxmlformats.org/drawingml/2006/main" noChangeAspect="1"/>
+            </wp:cNvGraphicFramePr>
+            <a:graphic xmlns:a="http://schemas.openxmlformats.org/drawingml/2006/main">
+              <a:graphicData uri="http://schemas.openxmlformats.org/drawingml/2006/picture">
+                <pic:pic xmlns:pic="http://schemas.openxmlformats.org/drawingml/2006/picture">
+                  <pic:nvPicPr>
+                    <pic:cNvPr id="8" name="cadastrar.PNG"/>
+                    <pic:cNvPicPr/>
+                  </pic:nvPicPr>
+                  <pic:blipFill>
+                    <a:blip r:embed="rId27" cstate="print">
+                      <a:extLst>
+                        <a:ext uri="{28A0092B-C50C-407E-A947-70E740481C1C}">
+                          <a14:useLocalDpi xmlns:a14="http://schemas.microsoft.com/office/drawing/2010/main" val="0"/>
+                        </a:ext>
+                      </a:extLst>
+                    </a:blip>
+                    <a:stretch>
+                      <a:fillRect/>
+                    </a:stretch>
+                  </pic:blipFill>
+                  <pic:spPr>
+                    <a:xfrm>
+                      <a:off x="0" y="0"/>
+                      <a:ext cx="1800000" cy="3070800"/>
+                    </a:xfrm>
+                    <a:prstGeom prst="rect">
+                      <a:avLst/>
+                    </a:prstGeom>
+                  </pic:spPr>
+                </pic:pic>
+              </a:graphicData>
+            </a:graphic>
+          </wp:inline>
+        </w:drawing>
+      </w:r>
+    </w:p>
+    <w:p>
+      <w:pPr>
         <w:pStyle w:val="Figura"/>
         <w:widowControl/>
         <w:spacing w:line="240" w:lineRule="auto"/>
+        <w:ind w:firstLine="708"/>
       </w:pPr>
       <w:r>
         <w:t>Fonte: Elaborado pelos autores (2026)</w:t>
@@ -20920,7 +20994,6 @@
         <w:keepNext/>
       </w:pPr>
     </w:p>
-    <w:p/>
     <w:p>
       <w:pPr>
         <w:pStyle w:val="Figura"/>
@@ -20929,8 +21002,97 @@
     </w:p>
     <w:p>
       <w:pPr>
-        <w:pStyle w:val="Figura"/>
-        <w:keepNext/>
+        <w:widowControl/>
+        <w:spacing w:line="240" w:lineRule="auto"/>
+        <w:ind w:left="3540" w:firstLine="0"/>
+        <w:jc w:val="left"/>
+        <w:rPr>
+          <w:sz w:val="20"/>
+        </w:rPr>
+      </w:pPr>
+      <w:r>
+        <w:rPr>
+          <w:i/>
+          <w:sz w:val="20"/>
+        </w:rPr>
+        <w:t xml:space="preserve">    </w:t>
+      </w:r>
+      <w:r>
+        <w:rPr>
+          <w:i/>
+          <w:sz w:val="20"/>
+        </w:rPr>
+        <w:t xml:space="preserve"> </w:t>
+      </w:r>
+      <w:bookmarkStart w:id="228" w:name="_Toc230776583"/>
+      <w:r>
+        <w:rPr>
+          <w:sz w:val="20"/>
+        </w:rPr>
+        <w:t xml:space="preserve">Figura </w:t>
+      </w:r>
+      <w:r>
+        <w:rPr>
+          <w:sz w:val="20"/>
+        </w:rPr>
+        <w:fldChar w:fldCharType="begin"/>
+      </w:r>
+      <w:r>
+        <w:rPr>
+          <w:sz w:val="20"/>
+        </w:rPr>
+        <w:instrText xml:space="preserve"> SEQ Figura \* ARABIC </w:instrText>
+      </w:r>
+      <w:r>
+        <w:rPr>
+          <w:sz w:val="20"/>
+        </w:rPr>
+        <w:fldChar w:fldCharType="separate"/>
+      </w:r>
+      <w:r>
+        <w:rPr>
+          <w:noProof/>
+          <w:sz w:val="20"/>
+        </w:rPr>
+        <w:t>14</w:t>
+      </w:r>
+      <w:r>
+        <w:rPr>
+          <w:sz w:val="20"/>
+        </w:rPr>
+        <w:fldChar w:fldCharType="end"/>
+      </w:r>
+      <w:r>
+        <w:rPr>
+          <w:sz w:val="20"/>
+        </w:rPr>
+        <w:t xml:space="preserve"> - </w:t>
+      </w:r>
+      <w:proofErr w:type="spellStart"/>
+      <w:r>
+        <w:rPr>
+          <w:sz w:val="20"/>
+        </w:rPr>
+        <w:t>Login</w:t>
+      </w:r>
+      <w:proofErr w:type="spellEnd"/>
+      <w:r>
+        <w:rPr>
+          <w:sz w:val="20"/>
+        </w:rPr>
+        <w:t xml:space="preserve"> Usuário</w:t>
+      </w:r>
+      <w:bookmarkEnd w:id="228"/>
+    </w:p>
+    <w:p>
+      <w:pPr>
+        <w:widowControl/>
+        <w:spacing w:line="240" w:lineRule="auto"/>
+        <w:ind w:left="3540" w:firstLine="0"/>
+        <w:jc w:val="left"/>
+        <w:rPr>
+          <w:sz w:val="20"/>
+        </w:rPr>
       </w:pPr>
     </w:p>
     <w:p>
@@ -20946,76 +21108,71 @@
       </w:pPr>
       <w:r>
         <w:rPr>
-          <w:i/>
-          <w:sz w:val="20"/>
-        </w:rPr>
-        <w:t xml:space="preserve"> </w:t>
-      </w:r>
-      <w:bookmarkStart w:id="228" w:name="_Toc230684962"/>
-      <w:r>
-        <w:rPr>
-          <w:sz w:val="20"/>
-        </w:rPr>
-        <w:t xml:space="preserve">Figura </w:t>
-      </w:r>
-      <w:r>
-        <w:rPr>
-          <w:sz w:val="20"/>
-        </w:rPr>
-        <w:fldChar w:fldCharType="begin"/>
-      </w:r>
-      <w:r>
-        <w:rPr>
-          <w:sz w:val="20"/>
-        </w:rPr>
-        <w:instrText xml:space="preserve"> SEQ Figura \* ARABIC </w:instrText>
-      </w:r>
-      <w:r>
-        <w:rPr>
-          <w:sz w:val="20"/>
-        </w:rPr>
-        <w:fldChar w:fldCharType="separate"/>
-      </w:r>
-      <w:r>
-        <w:rPr>
+          <w:iCs/>
           <w:noProof/>
           <w:sz w:val="20"/>
         </w:rPr>
-        <w:t>14</w:t>
-      </w:r>
-      <w:r>
-        <w:rPr>
-          <w:sz w:val="20"/>
-        </w:rPr>
-        <w:fldChar w:fldCharType="end"/>
-      </w:r>
-      <w:r>
-        <w:rPr>
-          <w:sz w:val="20"/>
-        </w:rPr>
-        <w:t xml:space="preserve"> - </w:t>
-      </w:r>
-      <w:proofErr w:type="spellStart"/>
-      <w:r>
-        <w:rPr>
-          <w:sz w:val="20"/>
-        </w:rPr>
-        <w:t>Login</w:t>
-      </w:r>
-      <w:proofErr w:type="spellEnd"/>
-      <w:r>
-        <w:rPr>
-          <w:sz w:val="20"/>
-        </w:rPr>
-        <w:t xml:space="preserve"> Usuário</w:t>
-      </w:r>
-      <w:bookmarkEnd w:id="228"/>
+        <w:drawing>
+          <wp:inline distT="0" distB="0" distL="0" distR="0" wp14:anchorId="7424B421" wp14:editId="5A75615B">
+            <wp:extent cx="1800000" cy="2782800"/>
+            <wp:effectExtent l="0" t="0" r="0" b="0"/>
+            <wp:docPr id="9" name="Imagem 9"/>
+            <wp:cNvGraphicFramePr>
+              <a:graphicFrameLocks xmlns:a="http://schemas.openxmlformats.org/drawingml/2006/main" noChangeAspect="1"/>
+            </wp:cNvGraphicFramePr>
+            <a:graphic xmlns:a="http://schemas.openxmlformats.org/drawingml/2006/main">
+              <a:graphicData uri="http://schemas.openxmlformats.org/drawingml/2006/picture">
+                <pic:pic xmlns:pic="http://schemas.openxmlformats.org/drawingml/2006/picture">
+                  <pic:nvPicPr>
+                    <pic:cNvPr id="9" name="login.PNG"/>
+                    <pic:cNvPicPr/>
+                  </pic:nvPicPr>
+                  <pic:blipFill>
+                    <a:blip r:embed="rId28">
+                      <a:extLst>
+                        <a:ext uri="{28A0092B-C50C-407E-A947-70E740481C1C}">
+                          <a14:useLocalDpi xmlns:a14="http://schemas.microsoft.com/office/drawing/2010/main" val="0"/>
+                        </a:ext>
+                      </a:extLst>
+                    </a:blip>
+                    <a:stretch>
+                      <a:fillRect/>
+                    </a:stretch>
+                  </pic:blipFill>
+                  <pic:spPr>
+                    <a:xfrm>
+                      <a:off x="0" y="0"/>
+                      <a:ext cx="1800000" cy="2782800"/>
+                    </a:xfrm>
+                    <a:prstGeom prst="rect">
+                      <a:avLst/>
+                    </a:prstGeom>
+                  </pic:spPr>
+                </pic:pic>
+              </a:graphicData>
+            </a:graphic>
+          </wp:inline>
+        </w:drawing>
+      </w:r>
+    </w:p>
+    <w:p>
+      <w:pPr>
+        <w:widowControl/>
+        <w:spacing w:line="240" w:lineRule="auto"/>
+        <w:ind w:left="2832" w:firstLine="708"/>
+        <w:jc w:val="left"/>
+        <w:rPr>
+          <w:iCs/>
+          <w:sz w:val="20"/>
+        </w:rPr>
+      </w:pPr>
     </w:p>
     <w:p>
       <w:pPr>
         <w:pStyle w:val="Figura"/>
         <w:widowControl/>
         <w:spacing w:line="240" w:lineRule="auto"/>
+        <w:ind w:left="707" w:firstLine="1"/>
       </w:pPr>
       <w:r>
         <w:t>Fonte: Elaborado pelos autores (2026)</w:t>
@@ -21045,7 +21202,16 @@
         <w:lastRenderedPageBreak/>
         <w:t xml:space="preserve">                 </w:t>
       </w:r>
-      <w:bookmarkStart w:id="229" w:name="_Toc230684963"/>
+      <w:r>
+        <w:rPr>
+          <w:i w:val="0"/>
+          <w:color w:val="auto"/>
+          <w:sz w:val="20"/>
+          <w:szCs w:val="20"/>
+        </w:rPr>
+        <w:t xml:space="preserve">      </w:t>
+      </w:r>
+      <w:bookmarkStart w:id="229" w:name="_Toc230776584"/>
       <w:r>
         <w:rPr>
           <w:i w:val="0"/>
@@ -21150,13 +21316,81 @@
     </w:p>
     <w:p>
       <w:pPr>
+        <w:jc w:val="center"/>
+      </w:pPr>
+      <w:r>
+        <w:rPr>
+          <w:noProof/>
+        </w:rPr>
+        <w:drawing>
+          <wp:inline distT="0" distB="0" distL="0" distR="0" wp14:anchorId="7DB436B8" wp14:editId="1CE584C8">
+            <wp:extent cx="1800000" cy="2786400"/>
+            <wp:effectExtent l="0" t="0" r="0" b="0"/>
+            <wp:docPr id="10" name="Imagem 10"/>
+            <wp:cNvGraphicFramePr>
+              <a:graphicFrameLocks xmlns:a="http://schemas.openxmlformats.org/drawingml/2006/main" noChangeAspect="1"/>
+            </wp:cNvGraphicFramePr>
+            <a:graphic xmlns:a="http://schemas.openxmlformats.org/drawingml/2006/main">
+              <a:graphicData uri="http://schemas.openxmlformats.org/drawingml/2006/picture">
+                <pic:pic xmlns:pic="http://schemas.openxmlformats.org/drawingml/2006/picture">
+                  <pic:nvPicPr>
+                    <pic:cNvPr id="10" name="redefinir-senha.PNG"/>
+                    <pic:cNvPicPr/>
+                  </pic:nvPicPr>
+                  <pic:blipFill>
+                    <a:blip r:embed="rId29">
+                      <a:extLst>
+                        <a:ext uri="{28A0092B-C50C-407E-A947-70E740481C1C}">
+                          <a14:useLocalDpi xmlns:a14="http://schemas.microsoft.com/office/drawing/2010/main" val="0"/>
+                        </a:ext>
+                      </a:extLst>
+                    </a:blip>
+                    <a:stretch>
+                      <a:fillRect/>
+                    </a:stretch>
+                  </pic:blipFill>
+                  <pic:spPr>
+                    <a:xfrm>
+                      <a:off x="0" y="0"/>
+                      <a:ext cx="1800000" cy="2786400"/>
+                    </a:xfrm>
+                    <a:prstGeom prst="rect">
+                      <a:avLst/>
+                    </a:prstGeom>
+                  </pic:spPr>
+                </pic:pic>
+              </a:graphicData>
+            </a:graphic>
+          </wp:inline>
+        </w:drawing>
+      </w:r>
+    </w:p>
+    <w:p>
+      <w:pPr>
         <w:pStyle w:val="Figura"/>
         <w:widowControl/>
         <w:spacing w:line="240" w:lineRule="auto"/>
+        <w:ind w:firstLine="708"/>
       </w:pPr>
       <w:r>
         <w:t>Fonte: Elaborado pelos autores (2026)</w:t>
       </w:r>
+    </w:p>
+    <w:p>
+      <w:pPr>
+        <w:pStyle w:val="Figura"/>
+        <w:widowControl/>
+        <w:spacing w:line="240" w:lineRule="auto"/>
+        <w:ind w:firstLine="708"/>
+      </w:pPr>
+    </w:p>
+    <w:p>
+      <w:pPr>
+        <w:pStyle w:val="Figura"/>
+        <w:widowControl/>
+        <w:spacing w:line="240" w:lineRule="auto"/>
+        <w:ind w:firstLine="708"/>
+      </w:pPr>
     </w:p>
     <w:p>
       <w:pPr>
@@ -21189,7 +21423,16 @@
         </w:rPr>
         <w:tab/>
       </w:r>
-      <w:bookmarkStart w:id="230" w:name="_Toc230684964"/>
+      <w:r>
+        <w:rPr>
+          <w:i w:val="0"/>
+          <w:color w:val="auto"/>
+          <w:sz w:val="20"/>
+          <w:szCs w:val="20"/>
+        </w:rPr>
+        <w:tab/>
+      </w:r>
+      <w:bookmarkStart w:id="230" w:name="_Toc230776585"/>
       <w:r>
         <w:rPr>
           <w:i w:val="0"/>
@@ -21285,9 +21528,61 @@
     </w:p>
     <w:p>
       <w:pPr>
+        <w:jc w:val="center"/>
+      </w:pPr>
+      <w:r>
+        <w:rPr>
+          <w:noProof/>
+        </w:rPr>
+        <w:drawing>
+          <wp:inline distT="0" distB="0" distL="0" distR="0" wp14:anchorId="60D5D47D" wp14:editId="50106D99">
+            <wp:extent cx="1800000" cy="2775600"/>
+            <wp:effectExtent l="0" t="0" r="0" b="5715"/>
+            <wp:docPr id="11" name="Imagem 11"/>
+            <wp:cNvGraphicFramePr>
+              <a:graphicFrameLocks xmlns:a="http://schemas.openxmlformats.org/drawingml/2006/main" noChangeAspect="1"/>
+            </wp:cNvGraphicFramePr>
+            <a:graphic xmlns:a="http://schemas.openxmlformats.org/drawingml/2006/main">
+              <a:graphicData uri="http://schemas.openxmlformats.org/drawingml/2006/picture">
+                <pic:pic xmlns:pic="http://schemas.openxmlformats.org/drawingml/2006/picture">
+                  <pic:nvPicPr>
+                    <pic:cNvPr id="11" name="confirmar-codigo.PNG"/>
+                    <pic:cNvPicPr/>
+                  </pic:nvPicPr>
+                  <pic:blipFill>
+                    <a:blip r:embed="rId30">
+                      <a:extLst>
+                        <a:ext uri="{28A0092B-C50C-407E-A947-70E740481C1C}">
+                          <a14:useLocalDpi xmlns:a14="http://schemas.microsoft.com/office/drawing/2010/main" val="0"/>
+                        </a:ext>
+                      </a:extLst>
+                    </a:blip>
+                    <a:stretch>
+                      <a:fillRect/>
+                    </a:stretch>
+                  </pic:blipFill>
+                  <pic:spPr>
+                    <a:xfrm>
+                      <a:off x="0" y="0"/>
+                      <a:ext cx="1800000" cy="2775600"/>
+                    </a:xfrm>
+                    <a:prstGeom prst="rect">
+                      <a:avLst/>
+                    </a:prstGeom>
+                  </pic:spPr>
+                </pic:pic>
+              </a:graphicData>
+            </a:graphic>
+          </wp:inline>
+        </w:drawing>
+      </w:r>
+    </w:p>
+    <w:p>
+      <w:pPr>
         <w:pStyle w:val="Figura"/>
         <w:widowControl/>
         <w:spacing w:line="240" w:lineRule="auto"/>
+        <w:ind w:firstLine="708"/>
       </w:pPr>
       <w:r>
         <w:t>Fonte: Elaborado pelos autores (2026)</w:t>
@@ -21336,7 +21631,7 @@
     <w:p>
       <w:pPr>
         <w:pStyle w:val="Legenda"/>
-        <w:ind w:left="2831"/>
+        <w:ind w:left="3539" w:firstLine="1"/>
         <w:rPr>
           <w:i w:val="0"/>
           <w:color w:val="auto"/>
@@ -21344,7 +21639,6 @@
           <w:szCs w:val="20"/>
         </w:rPr>
       </w:pPr>
-      <w:bookmarkStart w:id="231" w:name="_Toc230684965"/>
       <w:r>
         <w:rPr>
           <w:i w:val="0"/>
@@ -21353,6 +21647,16 @@
           <w:szCs w:val="20"/>
         </w:rPr>
         <w:lastRenderedPageBreak/>
+        <w:t xml:space="preserve">     </w:t>
+      </w:r>
+      <w:bookmarkStart w:id="231" w:name="_Toc230776586"/>
+      <w:r>
+        <w:rPr>
+          <w:i w:val="0"/>
+          <w:color w:val="auto"/>
+          <w:sz w:val="20"/>
+          <w:szCs w:val="20"/>
+        </w:rPr>
         <w:t xml:space="preserve">Figura </w:t>
       </w:r>
       <w:r>
@@ -21441,13 +21745,72 @@
     </w:p>
     <w:p>
       <w:pPr>
+        <w:jc w:val="center"/>
+      </w:pPr>
+      <w:r>
+        <w:rPr>
+          <w:noProof/>
+        </w:rPr>
+        <w:drawing>
+          <wp:inline distT="0" distB="0" distL="0" distR="0" wp14:anchorId="7B98F5D3" wp14:editId="25F613DF">
+            <wp:extent cx="1800000" cy="2804400"/>
+            <wp:effectExtent l="0" t="0" r="0" b="0"/>
+            <wp:docPr id="12" name="Imagem 12"/>
+            <wp:cNvGraphicFramePr>
+              <a:graphicFrameLocks xmlns:a="http://schemas.openxmlformats.org/drawingml/2006/main" noChangeAspect="1"/>
+            </wp:cNvGraphicFramePr>
+            <a:graphic xmlns:a="http://schemas.openxmlformats.org/drawingml/2006/main">
+              <a:graphicData uri="http://schemas.openxmlformats.org/drawingml/2006/picture">
+                <pic:pic xmlns:pic="http://schemas.openxmlformats.org/drawingml/2006/picture">
+                  <pic:nvPicPr>
+                    <pic:cNvPr id="12" name="nova-senha.PNG"/>
+                    <pic:cNvPicPr/>
+                  </pic:nvPicPr>
+                  <pic:blipFill>
+                    <a:blip r:embed="rId31">
+                      <a:extLst>
+                        <a:ext uri="{28A0092B-C50C-407E-A947-70E740481C1C}">
+                          <a14:useLocalDpi xmlns:a14="http://schemas.microsoft.com/office/drawing/2010/main" val="0"/>
+                        </a:ext>
+                      </a:extLst>
+                    </a:blip>
+                    <a:stretch>
+                      <a:fillRect/>
+                    </a:stretch>
+                  </pic:blipFill>
+                  <pic:spPr>
+                    <a:xfrm>
+                      <a:off x="0" y="0"/>
+                      <a:ext cx="1800000" cy="2804400"/>
+                    </a:xfrm>
+                    <a:prstGeom prst="rect">
+                      <a:avLst/>
+                    </a:prstGeom>
+                  </pic:spPr>
+                </pic:pic>
+              </a:graphicData>
+            </a:graphic>
+          </wp:inline>
+        </w:drawing>
+      </w:r>
+    </w:p>
+    <w:p>
+      <w:pPr>
         <w:pStyle w:val="Figura"/>
         <w:widowControl/>
         <w:spacing w:line="240" w:lineRule="auto"/>
+        <w:ind w:firstLine="708"/>
       </w:pPr>
       <w:r>
         <w:t>Fonte: Elaborado pelos autores (2026)</w:t>
       </w:r>
+    </w:p>
+    <w:p>
+      <w:pPr>
+        <w:pStyle w:val="Figura"/>
+        <w:widowControl/>
+        <w:spacing w:line="240" w:lineRule="auto"/>
+      </w:pPr>
     </w:p>
     <w:p>
       <w:pPr>
@@ -21468,10 +21831,13 @@
         </w:rPr>
       </w:pPr>
     </w:p>
+    <w:bookmarkEnd w:id="27"/>
+    <w:bookmarkEnd w:id="28"/>
+    <w:bookmarkEnd w:id="226"/>
     <w:p>
       <w:pPr>
         <w:pStyle w:val="Legenda"/>
-        <w:jc w:val="center"/>
+        <w:ind w:left="2832" w:firstLine="708"/>
         <w:rPr>
           <w:i w:val="0"/>
           <w:color w:val="auto"/>
@@ -21479,14 +21845,6 @@
           <w:szCs w:val="20"/>
         </w:rPr>
       </w:pPr>
-      <w:bookmarkStart w:id="232" w:name="_Toc230680910"/>
-      <w:bookmarkEnd w:id="27"/>
-      <w:bookmarkEnd w:id="28"/>
-      <w:bookmarkEnd w:id="226"/>
-      <w:r>
-        <w:br w:type="page"/>
-      </w:r>
-      <w:bookmarkStart w:id="233" w:name="_Toc230684966"/>
       <w:r>
         <w:rPr>
           <w:i w:val="0"/>
@@ -21494,7 +21852,16 @@
           <w:sz w:val="20"/>
           <w:szCs w:val="20"/>
         </w:rPr>
-        <w:lastRenderedPageBreak/>
+        <w:t xml:space="preserve">  </w:t>
+      </w:r>
+      <w:bookmarkStart w:id="232" w:name="_Toc230776587"/>
+      <w:r>
+        <w:rPr>
+          <w:i w:val="0"/>
+          <w:color w:val="auto"/>
+          <w:sz w:val="20"/>
+          <w:szCs w:val="20"/>
+        </w:rPr>
         <w:t xml:space="preserve">Figura </w:t>
       </w:r>
       <w:r>
@@ -21579,7 +21946,7 @@
         </w:rPr>
         <w:t>Agendamentos</w:t>
       </w:r>
-      <w:bookmarkEnd w:id="233"/>
+      <w:bookmarkEnd w:id="232"/>
     </w:p>
     <w:p>
       <w:pPr>
@@ -21607,7 +21974,7 @@
                     </pic:cNvPicPr>
                   </pic:nvPicPr>
                   <pic:blipFill>
-                    <a:blip r:embed="rId27" cstate="print">
+                    <a:blip r:embed="rId32" cstate="print">
                       <a:extLst>
                         <a:ext uri="{28A0092B-C50C-407E-A947-70E740481C1C}">
                           <a14:useLocalDpi xmlns:a14="http://schemas.microsoft.com/office/drawing/2010/main" val="0"/>
@@ -21659,6 +22026,25 @@
     </w:p>
     <w:p>
       <w:pPr>
+        <w:widowControl/>
+        <w:spacing w:line="240" w:lineRule="auto"/>
+        <w:ind w:firstLine="0"/>
+        <w:jc w:val="left"/>
+        <w:rPr>
+          <w:iCs/>
+          <w:sz w:val="20"/>
+        </w:rPr>
+      </w:pPr>
+      <w:r>
+        <w:rPr>
+          <w:i/>
+          <w:sz w:val="20"/>
+        </w:rPr>
+        <w:br w:type="page"/>
+      </w:r>
+    </w:p>
+    <w:p>
+      <w:pPr>
         <w:pStyle w:val="Legenda"/>
         <w:jc w:val="center"/>
         <w:rPr>
@@ -21668,7 +22054,7 @@
           <w:szCs w:val="20"/>
         </w:rPr>
       </w:pPr>
-      <w:bookmarkStart w:id="234" w:name="_Toc230684967"/>
+      <w:bookmarkStart w:id="233" w:name="_Toc230776588"/>
       <w:r>
         <w:rPr>
           <w:i w:val="0"/>
@@ -21676,6 +22062,7 @@
           <w:sz w:val="20"/>
           <w:szCs w:val="20"/>
         </w:rPr>
+        <w:lastRenderedPageBreak/>
         <w:t xml:space="preserve">Figura </w:t>
       </w:r>
       <w:r>
@@ -21742,7 +22129,7 @@
         </w:rPr>
         <w:t>– Cadastrar Agendamento</w:t>
       </w:r>
-      <w:bookmarkEnd w:id="234"/>
+      <w:bookmarkEnd w:id="233"/>
     </w:p>
     <w:p>
       <w:pPr>
@@ -21763,6 +22150,20 @@
     </w:p>
     <w:p>
       <w:pPr>
+        <w:pStyle w:val="Figura"/>
+        <w:widowControl/>
+        <w:spacing w:line="240" w:lineRule="auto"/>
+      </w:pPr>
+    </w:p>
+    <w:p>
+      <w:pPr>
+        <w:pStyle w:val="Figura"/>
+        <w:widowControl/>
+        <w:spacing w:line="240" w:lineRule="auto"/>
+      </w:pPr>
+    </w:p>
+    <w:p>
+      <w:pPr>
         <w:pStyle w:val="Legenda"/>
         <w:jc w:val="center"/>
         <w:rPr>
@@ -21772,7 +22173,7 @@
           <w:szCs w:val="20"/>
         </w:rPr>
       </w:pPr>
-      <w:bookmarkStart w:id="235" w:name="_Toc230684968"/>
+      <w:bookmarkStart w:id="234" w:name="_Toc230776589"/>
       <w:r>
         <w:rPr>
           <w:i w:val="0"/>
@@ -21846,7 +22247,7 @@
         </w:rPr>
         <w:t>–Editar Agendamento</w:t>
       </w:r>
-      <w:bookmarkEnd w:id="235"/>
+      <w:bookmarkEnd w:id="234"/>
     </w:p>
     <w:p>
       <w:pPr>
@@ -21874,104 +22275,106 @@
     </w:p>
     <w:p>
       <w:pPr>
-        <w:pStyle w:val="Legenda"/>
+        <w:widowControl/>
+        <w:spacing w:line="240" w:lineRule="auto"/>
+        <w:jc w:val="left"/>
+        <w:rPr>
+          <w:sz w:val="20"/>
+        </w:rPr>
+      </w:pPr>
+      <w:r>
+        <w:rPr>
+          <w:i/>
+          <w:sz w:val="20"/>
+        </w:rPr>
+        <w:br w:type="page"/>
+      </w:r>
+      <w:r>
+        <w:rPr>
+          <w:i/>
+          <w:sz w:val="20"/>
+        </w:rPr>
+        <w:lastRenderedPageBreak/>
+        <w:t xml:space="preserve">                                               </w:t>
+      </w:r>
+      <w:bookmarkStart w:id="235" w:name="_Toc230776590"/>
+      <w:r>
+        <w:rPr>
+          <w:sz w:val="20"/>
+        </w:rPr>
+        <w:t xml:space="preserve">Figura </w:t>
+      </w:r>
+      <w:r>
+        <w:rPr>
+          <w:i/>
+          <w:sz w:val="20"/>
+        </w:rPr>
+        <w:fldChar w:fldCharType="begin"/>
+      </w:r>
+      <w:r>
+        <w:rPr>
+          <w:sz w:val="20"/>
+        </w:rPr>
+        <w:instrText xml:space="preserve"> SEQ Figura \* ARABIC </w:instrText>
+      </w:r>
+      <w:r>
+        <w:rPr>
+          <w:i/>
+          <w:sz w:val="20"/>
+        </w:rPr>
+        <w:fldChar w:fldCharType="separate"/>
+      </w:r>
+      <w:r>
+        <w:rPr>
+          <w:noProof/>
+          <w:sz w:val="20"/>
+        </w:rPr>
+        <w:t>21</w:t>
+      </w:r>
+      <w:r>
+        <w:rPr>
+          <w:i/>
+          <w:sz w:val="20"/>
+        </w:rPr>
+        <w:fldChar w:fldCharType="end"/>
+      </w:r>
+      <w:r>
+        <w:rPr>
+          <w:sz w:val="20"/>
+        </w:rPr>
+        <w:t xml:space="preserve"> </w:t>
+      </w:r>
+      <w:r>
+        <w:rPr>
+          <w:sz w:val="20"/>
+        </w:rPr>
+        <w:t>– Concluir Agendamento</w:t>
+      </w:r>
+      <w:bookmarkEnd w:id="235"/>
+    </w:p>
+    <w:p>
+      <w:pPr>
+        <w:widowControl/>
+        <w:spacing w:line="240" w:lineRule="auto"/>
+        <w:jc w:val="left"/>
+        <w:rPr>
+          <w:iCs/>
+          <w:sz w:val="20"/>
+        </w:rPr>
+      </w:pPr>
+    </w:p>
+    <w:p>
+      <w:pPr>
         <w:jc w:val="center"/>
-        <w:rPr>
-          <w:i w:val="0"/>
-          <w:color w:val="auto"/>
-          <w:sz w:val="20"/>
-          <w:szCs w:val="20"/>
-        </w:rPr>
-      </w:pPr>
-      <w:bookmarkStart w:id="236" w:name="_Toc230684969"/>
-      <w:r>
-        <w:rPr>
-          <w:i w:val="0"/>
-          <w:color w:val="auto"/>
-          <w:sz w:val="20"/>
-          <w:szCs w:val="20"/>
-        </w:rPr>
-        <w:t xml:space="preserve">Figura </w:t>
-      </w:r>
-      <w:r>
-        <w:rPr>
-          <w:i w:val="0"/>
-          <w:color w:val="auto"/>
-          <w:sz w:val="20"/>
-          <w:szCs w:val="20"/>
-        </w:rPr>
-        <w:fldChar w:fldCharType="begin"/>
-      </w:r>
-      <w:r>
-        <w:rPr>
-          <w:i w:val="0"/>
-          <w:color w:val="auto"/>
-          <w:sz w:val="20"/>
-          <w:szCs w:val="20"/>
-        </w:rPr>
-        <w:instrText xml:space="preserve"> SEQ Figura \* ARABIC </w:instrText>
-      </w:r>
-      <w:r>
-        <w:rPr>
-          <w:i w:val="0"/>
-          <w:color w:val="auto"/>
-          <w:sz w:val="20"/>
-          <w:szCs w:val="20"/>
-        </w:rPr>
-        <w:fldChar w:fldCharType="separate"/>
-      </w:r>
-      <w:r>
-        <w:rPr>
-          <w:i w:val="0"/>
+      </w:pPr>
+      <w:r>
+        <w:rPr>
           <w:noProof/>
-          <w:color w:val="auto"/>
-          <w:sz w:val="20"/>
-          <w:szCs w:val="20"/>
-        </w:rPr>
-        <w:t>21</w:t>
-      </w:r>
-      <w:r>
-        <w:rPr>
-          <w:i w:val="0"/>
-          <w:color w:val="auto"/>
-          <w:sz w:val="20"/>
-          <w:szCs w:val="20"/>
-        </w:rPr>
-        <w:fldChar w:fldCharType="end"/>
-      </w:r>
-      <w:r>
-        <w:rPr>
-          <w:i w:val="0"/>
-          <w:color w:val="auto"/>
-          <w:sz w:val="20"/>
-          <w:szCs w:val="20"/>
-        </w:rPr>
-        <w:t xml:space="preserve"> </w:t>
-      </w:r>
-      <w:r>
-        <w:rPr>
-          <w:i w:val="0"/>
-          <w:color w:val="auto"/>
-          <w:sz w:val="20"/>
-          <w:szCs w:val="20"/>
-        </w:rPr>
-        <w:t>– Concluir Agendamento</w:t>
-      </w:r>
-      <w:bookmarkEnd w:id="236"/>
-    </w:p>
-    <w:p>
-      <w:pPr>
-        <w:jc w:val="center"/>
-      </w:pPr>
-      <w:r>
-        <w:rPr>
-          <w:noProof/>
-        </w:rPr>
-        <w:lastRenderedPageBreak/>
+        </w:rPr>
         <w:drawing>
-          <wp:inline distT="0" distB="0" distL="0" distR="0" wp14:anchorId="44637BC4" wp14:editId="7D2C2E67">
-            <wp:extent cx="1800000" cy="3686400"/>
-            <wp:effectExtent l="0" t="0" r="0" b="0"/>
+          <wp:inline distT="0" distB="0" distL="0" distR="0" wp14:anchorId="44637BC4" wp14:editId="230B9402">
+            <wp:extent cx="1800000" cy="3690000"/>
+            <wp:effectExtent l="0" t="0" r="0" b="5715"/>
             <wp:docPr id="16" name="Imagem 16" descr="D:\aplicacaoo\concluir_agendamento.PNG"/>
             <wp:cNvGraphicFramePr>
               <a:graphicFrameLocks xmlns:a="http://schemas.openxmlformats.org/drawingml/2006/main" noChangeAspect="1"/>
@@ -21986,170 +22389,7 @@
                     </pic:cNvPicPr>
                   </pic:nvPicPr>
                   <pic:blipFill>
-                    <a:blip r:embed="rId28" cstate="print">
-                      <a:extLst>
-                        <a:ext uri="{28A0092B-C50C-407E-A947-70E740481C1C}">
-                          <a14:useLocalDpi xmlns:a14="http://schemas.microsoft.com/office/drawing/2010/main" val="0"/>
-                        </a:ext>
-                      </a:extLst>
-                    </a:blip>
-                    <a:srcRect/>
-                    <a:stretch>
-                      <a:fillRect/>
-                    </a:stretch>
-                  </pic:blipFill>
-                  <pic:spPr bwMode="auto">
-                    <a:xfrm>
-                      <a:off x="0" y="0"/>
-                      <a:ext cx="1800000" cy="3686400"/>
-                    </a:xfrm>
-                    <a:prstGeom prst="rect">
-                      <a:avLst/>
-                    </a:prstGeom>
-                    <a:noFill/>
-                    <a:ln>
-                      <a:noFill/>
-                    </a:ln>
-                  </pic:spPr>
-                </pic:pic>
-              </a:graphicData>
-            </a:graphic>
-          </wp:inline>
-        </w:drawing>
-      </w:r>
-    </w:p>
-    <w:p>
-      <w:pPr>
-        <w:pStyle w:val="Figura"/>
-        <w:widowControl/>
-        <w:spacing w:line="240" w:lineRule="auto"/>
-        <w:ind w:firstLine="708"/>
-      </w:pPr>
-      <w:r>
-        <w:t>Fonte: Elaborado pelos autores (2026)</w:t>
-      </w:r>
-    </w:p>
-    <w:p>
-      <w:pPr>
-        <w:pStyle w:val="Figura"/>
-        <w:widowControl/>
-        <w:spacing w:line="240" w:lineRule="auto"/>
-      </w:pPr>
-    </w:p>
-    <w:p>
-      <w:pPr>
-        <w:pStyle w:val="Legenda"/>
-        <w:jc w:val="center"/>
-        <w:rPr>
-          <w:i w:val="0"/>
-          <w:color w:val="auto"/>
-          <w:sz w:val="20"/>
-          <w:szCs w:val="20"/>
-        </w:rPr>
-      </w:pPr>
-      <w:bookmarkStart w:id="237" w:name="_Toc230684970"/>
-      <w:r>
-        <w:rPr>
-          <w:i w:val="0"/>
-          <w:color w:val="auto"/>
-          <w:sz w:val="20"/>
-          <w:szCs w:val="20"/>
-        </w:rPr>
-        <w:t xml:space="preserve">Figura </w:t>
-      </w:r>
-      <w:r>
-        <w:rPr>
-          <w:i w:val="0"/>
-          <w:color w:val="auto"/>
-          <w:sz w:val="20"/>
-          <w:szCs w:val="20"/>
-        </w:rPr>
-        <w:fldChar w:fldCharType="begin"/>
-      </w:r>
-      <w:r>
-        <w:rPr>
-          <w:i w:val="0"/>
-          <w:color w:val="auto"/>
-          <w:sz w:val="20"/>
-          <w:szCs w:val="20"/>
-        </w:rPr>
-        <w:instrText xml:space="preserve"> SEQ Figura \* ARABIC </w:instrText>
-      </w:r>
-      <w:r>
-        <w:rPr>
-          <w:i w:val="0"/>
-          <w:color w:val="auto"/>
-          <w:sz w:val="20"/>
-          <w:szCs w:val="20"/>
-        </w:rPr>
-        <w:fldChar w:fldCharType="separate"/>
-      </w:r>
-      <w:r>
-        <w:rPr>
-          <w:i w:val="0"/>
-          <w:noProof/>
-          <w:color w:val="auto"/>
-          <w:sz w:val="20"/>
-          <w:szCs w:val="20"/>
-        </w:rPr>
-        <w:t>22</w:t>
-      </w:r>
-      <w:r>
-        <w:rPr>
-          <w:i w:val="0"/>
-          <w:color w:val="auto"/>
-          <w:sz w:val="20"/>
-          <w:szCs w:val="20"/>
-        </w:rPr>
-        <w:fldChar w:fldCharType="end"/>
-      </w:r>
-      <w:r>
-        <w:rPr>
-          <w:i w:val="0"/>
-          <w:color w:val="auto"/>
-          <w:sz w:val="20"/>
-          <w:szCs w:val="20"/>
-        </w:rPr>
-        <w:t xml:space="preserve"> </w:t>
-      </w:r>
-      <w:r>
-        <w:rPr>
-          <w:i w:val="0"/>
-          <w:color w:val="auto"/>
-          <w:sz w:val="20"/>
-          <w:szCs w:val="20"/>
-        </w:rPr>
-        <w:t>– Cancelar Agendamento</w:t>
-      </w:r>
-      <w:bookmarkEnd w:id="237"/>
-    </w:p>
-    <w:p>
-      <w:pPr>
-        <w:jc w:val="center"/>
-      </w:pPr>
-      <w:r>
-        <w:rPr>
-          <w:noProof/>
-        </w:rPr>
-        <w:drawing>
-          <wp:inline distT="0" distB="0" distL="0" distR="0" wp14:anchorId="5BB75825" wp14:editId="4764B5A4">
-            <wp:extent cx="1800000" cy="3690000"/>
-            <wp:effectExtent l="0" t="0" r="0" b="5715"/>
-            <wp:docPr id="17" name="Imagem 17" descr="D:\aplicacaoo\cancelar_agendamento.PNG"/>
-            <wp:cNvGraphicFramePr>
-              <a:graphicFrameLocks xmlns:a="http://schemas.openxmlformats.org/drawingml/2006/main" noChangeAspect="1"/>
-            </wp:cNvGraphicFramePr>
-            <a:graphic xmlns:a="http://schemas.openxmlformats.org/drawingml/2006/main">
-              <a:graphicData uri="http://schemas.openxmlformats.org/drawingml/2006/picture">
-                <pic:pic xmlns:pic="http://schemas.openxmlformats.org/drawingml/2006/picture">
-                  <pic:nvPicPr>
-                    <pic:cNvPr id="0" name="Picture 5" descr="D:\aplicacaoo\cancelar_agendamento.PNG"/>
-                    <pic:cNvPicPr>
-                      <a:picLocks noChangeAspect="1" noChangeArrowheads="1"/>
-                    </pic:cNvPicPr>
-                  </pic:nvPicPr>
-                  <pic:blipFill>
-                    <a:blip r:embed="rId29" cstate="print">
+                    <a:blip r:embed="rId33" cstate="print">
                       <a:extLst>
                         <a:ext uri="{28A0092B-C50C-407E-A947-70E740481C1C}">
                           <a14:useLocalDpi xmlns:a14="http://schemas.microsoft.com/office/drawing/2010/main" val="0"/>
@@ -22197,6 +22437,7 @@
         <w:pStyle w:val="Figura"/>
         <w:widowControl/>
         <w:spacing w:line="240" w:lineRule="auto"/>
+        <w:jc w:val="both"/>
       </w:pPr>
     </w:p>
     <w:p>
@@ -22210,7 +22451,7 @@
           <w:szCs w:val="20"/>
         </w:rPr>
       </w:pPr>
-      <w:bookmarkStart w:id="238" w:name="_Toc230684971"/>
+      <w:bookmarkStart w:id="236" w:name="_Toc230776591"/>
       <w:r>
         <w:rPr>
           <w:i w:val="0"/>
@@ -22255,7 +22496,7 @@
           <w:sz w:val="20"/>
           <w:szCs w:val="20"/>
         </w:rPr>
-        <w:t>23</w:t>
+        <w:t>22</w:t>
       </w:r>
       <w:r>
         <w:rPr>
@@ -22282,9 +22523,76 @@
           <w:sz w:val="20"/>
           <w:szCs w:val="20"/>
         </w:rPr>
-        <w:t>– Clientes</w:t>
-      </w:r>
-      <w:bookmarkEnd w:id="238"/>
+        <w:t>– Cancelar Agendamento</w:t>
+      </w:r>
+      <w:bookmarkEnd w:id="236"/>
+    </w:p>
+    <w:p>
+      <w:pPr>
+        <w:jc w:val="center"/>
+      </w:pPr>
+      <w:r>
+        <w:rPr>
+          <w:noProof/>
+        </w:rPr>
+        <w:drawing>
+          <wp:inline distT="0" distB="0" distL="0" distR="0" wp14:anchorId="5BB75825" wp14:editId="2C07C55E">
+            <wp:extent cx="1800000" cy="3690000"/>
+            <wp:effectExtent l="0" t="0" r="0" b="5715"/>
+            <wp:docPr id="17" name="Imagem 17" descr="D:\aplicacaoo\cancelar_agendamento.PNG"/>
+            <wp:cNvGraphicFramePr>
+              <a:graphicFrameLocks xmlns:a="http://schemas.openxmlformats.org/drawingml/2006/main" noChangeAspect="1"/>
+            </wp:cNvGraphicFramePr>
+            <a:graphic xmlns:a="http://schemas.openxmlformats.org/drawingml/2006/main">
+              <a:graphicData uri="http://schemas.openxmlformats.org/drawingml/2006/picture">
+                <pic:pic xmlns:pic="http://schemas.openxmlformats.org/drawingml/2006/picture">
+                  <pic:nvPicPr>
+                    <pic:cNvPr id="0" name="Picture 5" descr="D:\aplicacaoo\cancelar_agendamento.PNG"/>
+                    <pic:cNvPicPr>
+                      <a:picLocks noChangeAspect="1" noChangeArrowheads="1"/>
+                    </pic:cNvPicPr>
+                  </pic:nvPicPr>
+                  <pic:blipFill>
+                    <a:blip r:embed="rId34" cstate="print">
+                      <a:extLst>
+                        <a:ext uri="{28A0092B-C50C-407E-A947-70E740481C1C}">
+                          <a14:useLocalDpi xmlns:a14="http://schemas.microsoft.com/office/drawing/2010/main" val="0"/>
+                        </a:ext>
+                      </a:extLst>
+                    </a:blip>
+                    <a:srcRect/>
+                    <a:stretch>
+                      <a:fillRect/>
+                    </a:stretch>
+                  </pic:blipFill>
+                  <pic:spPr bwMode="auto">
+                    <a:xfrm>
+                      <a:off x="0" y="0"/>
+                      <a:ext cx="1800000" cy="3690000"/>
+                    </a:xfrm>
+                    <a:prstGeom prst="rect">
+                      <a:avLst/>
+                    </a:prstGeom>
+                    <a:noFill/>
+                    <a:ln>
+                      <a:noFill/>
+                    </a:ln>
+                  </pic:spPr>
+                </pic:pic>
+              </a:graphicData>
+            </a:graphic>
+          </wp:inline>
+        </w:drawing>
+      </w:r>
+    </w:p>
+    <w:p>
+      <w:pPr>
+        <w:pStyle w:val="Figura"/>
+        <w:ind w:firstLine="708"/>
+      </w:pPr>
+      <w:r>
+        <w:t>Fonte: Elaborado pelos autores (2026)</w:t>
+      </w:r>
     </w:p>
     <w:p>
       <w:pPr>
@@ -22292,10 +22600,93 @@
         <w:widowControl/>
         <w:spacing w:line="240" w:lineRule="auto"/>
       </w:pPr>
-      <w:r>
-        <w:lastRenderedPageBreak/>
-        <w:t>Fonte: Elaborado pelos autores (2026)</w:t>
-      </w:r>
+    </w:p>
+    <w:p>
+      <w:pPr>
+        <w:pStyle w:val="Legenda"/>
+        <w:jc w:val="center"/>
+        <w:rPr>
+          <w:i w:val="0"/>
+          <w:color w:val="auto"/>
+          <w:sz w:val="20"/>
+          <w:szCs w:val="20"/>
+        </w:rPr>
+      </w:pPr>
+      <w:bookmarkStart w:id="237" w:name="_Toc230776592"/>
+      <w:r>
+        <w:rPr>
+          <w:i w:val="0"/>
+          <w:color w:val="auto"/>
+          <w:sz w:val="20"/>
+          <w:szCs w:val="20"/>
+        </w:rPr>
+        <w:t xml:space="preserve">Figura </w:t>
+      </w:r>
+      <w:r>
+        <w:rPr>
+          <w:i w:val="0"/>
+          <w:color w:val="auto"/>
+          <w:sz w:val="20"/>
+          <w:szCs w:val="20"/>
+        </w:rPr>
+        <w:fldChar w:fldCharType="begin"/>
+      </w:r>
+      <w:r>
+        <w:rPr>
+          <w:i w:val="0"/>
+          <w:color w:val="auto"/>
+          <w:sz w:val="20"/>
+          <w:szCs w:val="20"/>
+        </w:rPr>
+        <w:instrText xml:space="preserve"> SEQ Figura \* ARABIC </w:instrText>
+      </w:r>
+      <w:r>
+        <w:rPr>
+          <w:i w:val="0"/>
+          <w:color w:val="auto"/>
+          <w:sz w:val="20"/>
+          <w:szCs w:val="20"/>
+        </w:rPr>
+        <w:fldChar w:fldCharType="separate"/>
+      </w:r>
+      <w:r>
+        <w:rPr>
+          <w:i w:val="0"/>
+          <w:noProof/>
+          <w:color w:val="auto"/>
+          <w:sz w:val="20"/>
+          <w:szCs w:val="20"/>
+        </w:rPr>
+        <w:t>23</w:t>
+      </w:r>
+      <w:r>
+        <w:rPr>
+          <w:i w:val="0"/>
+          <w:color w:val="auto"/>
+          <w:sz w:val="20"/>
+          <w:szCs w:val="20"/>
+        </w:rPr>
+        <w:fldChar w:fldCharType="end"/>
+      </w:r>
+      <w:r>
+        <w:rPr>
+          <w:i w:val="0"/>
+          <w:color w:val="auto"/>
+          <w:sz w:val="20"/>
+          <w:szCs w:val="20"/>
+        </w:rPr>
+        <w:t xml:space="preserve"> </w:t>
+      </w:r>
+      <w:r>
+        <w:rPr>
+          <w:i w:val="0"/>
+          <w:color w:val="auto"/>
+          <w:sz w:val="20"/>
+          <w:szCs w:val="20"/>
+        </w:rPr>
+        <w:t>– Clientes</w:t>
+      </w:r>
+      <w:bookmarkEnd w:id="237"/>
     </w:p>
     <w:p>
       <w:pPr>
@@ -22303,6 +22694,30 @@
         <w:widowControl/>
         <w:spacing w:line="240" w:lineRule="auto"/>
       </w:pPr>
+      <w:r>
+        <w:t>Fonte: Elaborado pelos autores (2026)</w:t>
+      </w:r>
+    </w:p>
+    <w:p>
+      <w:pPr>
+        <w:pStyle w:val="Figura"/>
+        <w:widowControl/>
+        <w:spacing w:line="240" w:lineRule="auto"/>
+      </w:pPr>
+    </w:p>
+    <w:p>
+      <w:pPr>
+        <w:pStyle w:val="Figura"/>
+        <w:widowControl/>
+        <w:spacing w:line="240" w:lineRule="auto"/>
+      </w:pPr>
+    </w:p>
+    <w:p>
+      <w:pPr>
+        <w:pStyle w:val="Figura"/>
+        <w:widowControl/>
+        <w:spacing w:line="240" w:lineRule="auto"/>
+      </w:pPr>
     </w:p>
     <w:p>
       <w:pPr>
@@ -22315,7 +22730,7 @@
           <w:szCs w:val="20"/>
         </w:rPr>
       </w:pPr>
-      <w:bookmarkStart w:id="239" w:name="_Toc230684972"/>
+      <w:bookmarkStart w:id="238" w:name="_Toc230776593"/>
       <w:r>
         <w:rPr>
           <w:i w:val="0"/>
@@ -22389,7 +22804,7 @@
         </w:rPr>
         <w:t>– Cadastrar Cliente</w:t>
       </w:r>
-      <w:bookmarkEnd w:id="239"/>
+      <w:bookmarkEnd w:id="238"/>
     </w:p>
     <w:p>
       <w:pPr>
@@ -22403,6 +22818,25 @@
     </w:p>
     <w:p>
       <w:pPr>
+        <w:widowControl/>
+        <w:spacing w:line="240" w:lineRule="auto"/>
+        <w:ind w:firstLine="0"/>
+        <w:jc w:val="left"/>
+        <w:rPr>
+          <w:iCs/>
+          <w:sz w:val="20"/>
+        </w:rPr>
+      </w:pPr>
+      <w:r>
+        <w:rPr>
+          <w:i/>
+          <w:sz w:val="20"/>
+        </w:rPr>
+        <w:br w:type="page"/>
+      </w:r>
+    </w:p>
+    <w:p>
+      <w:pPr>
         <w:pStyle w:val="Legenda"/>
         <w:jc w:val="center"/>
         <w:rPr>
@@ -22412,7 +22846,7 @@
           <w:szCs w:val="20"/>
         </w:rPr>
       </w:pPr>
-      <w:bookmarkStart w:id="240" w:name="_Toc230684973"/>
+      <w:bookmarkStart w:id="239" w:name="_Toc230776594"/>
       <w:r>
         <w:rPr>
           <w:i w:val="0"/>
@@ -22420,6 +22854,7 @@
           <w:sz w:val="20"/>
           <w:szCs w:val="20"/>
         </w:rPr>
+        <w:lastRenderedPageBreak/>
         <w:t xml:space="preserve">Figura </w:t>
       </w:r>
       <w:r>
@@ -22486,7 +22921,7 @@
         </w:rPr>
         <w:t>–  Editar Cliente</w:t>
       </w:r>
-      <w:bookmarkEnd w:id="240"/>
+      <w:bookmarkEnd w:id="239"/>
     </w:p>
     <w:p>
       <w:pPr>
@@ -22507,6 +22942,13 @@
     </w:p>
     <w:p>
       <w:pPr>
+        <w:pStyle w:val="Figura"/>
+        <w:widowControl/>
+        <w:spacing w:line="240" w:lineRule="auto"/>
+      </w:pPr>
+    </w:p>
+    <w:p>
+      <w:pPr>
         <w:pStyle w:val="Legenda"/>
         <w:jc w:val="center"/>
         <w:rPr>
@@ -22516,7 +22958,7 @@
           <w:szCs w:val="20"/>
         </w:rPr>
       </w:pPr>
-      <w:bookmarkStart w:id="241" w:name="_Toc230684974"/>
+      <w:bookmarkStart w:id="240" w:name="_Toc230776595"/>
       <w:r>
         <w:rPr>
           <w:i w:val="0"/>
@@ -22599,7 +23041,7 @@
         </w:rPr>
         <w:t>Excluir Cliente</w:t>
       </w:r>
-      <w:bookmarkEnd w:id="241"/>
+      <w:bookmarkEnd w:id="240"/>
     </w:p>
     <w:p>
       <w:pPr>
@@ -22620,6 +23062,25 @@
     </w:p>
     <w:p>
       <w:pPr>
+        <w:widowControl/>
+        <w:spacing w:line="240" w:lineRule="auto"/>
+        <w:ind w:firstLine="0"/>
+        <w:jc w:val="left"/>
+        <w:rPr>
+          <w:iCs/>
+          <w:sz w:val="20"/>
+        </w:rPr>
+      </w:pPr>
+      <w:r>
+        <w:rPr>
+          <w:i/>
+          <w:sz w:val="20"/>
+        </w:rPr>
+        <w:br w:type="page"/>
+      </w:r>
+    </w:p>
+    <w:p>
+      <w:pPr>
         <w:pStyle w:val="Legenda"/>
         <w:jc w:val="center"/>
         <w:rPr>
@@ -22629,7 +23090,7 @@
           <w:szCs w:val="20"/>
         </w:rPr>
       </w:pPr>
-      <w:bookmarkStart w:id="242" w:name="_Toc230684975"/>
+      <w:bookmarkStart w:id="241" w:name="_Toc230776596"/>
       <w:r>
         <w:rPr>
           <w:i w:val="0"/>
@@ -22637,6 +23098,7 @@
           <w:sz w:val="20"/>
           <w:szCs w:val="20"/>
         </w:rPr>
+        <w:lastRenderedPageBreak/>
         <w:t xml:space="preserve">Figura </w:t>
       </w:r>
       <w:r>
@@ -22703,7 +23165,7 @@
         </w:rPr>
         <w:t>– Histórico Cliente</w:t>
       </w:r>
-      <w:bookmarkEnd w:id="242"/>
+      <w:bookmarkEnd w:id="241"/>
     </w:p>
     <w:p>
       <w:pPr>
@@ -22717,6 +23179,20 @@
     </w:p>
     <w:p>
       <w:pPr>
+        <w:pStyle w:val="Figura"/>
+        <w:widowControl/>
+        <w:spacing w:line="240" w:lineRule="auto"/>
+      </w:pPr>
+    </w:p>
+    <w:p>
+      <w:pPr>
+        <w:pStyle w:val="Figura"/>
+        <w:widowControl/>
+        <w:spacing w:line="240" w:lineRule="auto"/>
+      </w:pPr>
+    </w:p>
+    <w:p>
+      <w:pPr>
         <w:pStyle w:val="Legenda"/>
         <w:jc w:val="center"/>
         <w:rPr>
@@ -22726,7 +23202,7 @@
           <w:szCs w:val="20"/>
         </w:rPr>
       </w:pPr>
-      <w:bookmarkStart w:id="243" w:name="_Toc230684976"/>
+      <w:bookmarkStart w:id="242" w:name="_Toc230776597"/>
       <w:r>
         <w:rPr>
           <w:i w:val="0"/>
@@ -22800,7 +23276,7 @@
         </w:rPr>
         <w:t>– Serviços</w:t>
       </w:r>
-      <w:bookmarkEnd w:id="243"/>
+      <w:bookmarkEnd w:id="242"/>
     </w:p>
     <w:p>
       <w:pPr>
@@ -22814,6 +23290,25 @@
     </w:p>
     <w:p>
       <w:pPr>
+        <w:widowControl/>
+        <w:spacing w:line="240" w:lineRule="auto"/>
+        <w:ind w:firstLine="0"/>
+        <w:jc w:val="left"/>
+        <w:rPr>
+          <w:iCs/>
+          <w:sz w:val="20"/>
+        </w:rPr>
+      </w:pPr>
+      <w:r>
+        <w:rPr>
+          <w:i/>
+          <w:sz w:val="20"/>
+        </w:rPr>
+        <w:br w:type="page"/>
+      </w:r>
+    </w:p>
+    <w:p>
+      <w:pPr>
         <w:pStyle w:val="Legenda"/>
         <w:jc w:val="center"/>
         <w:rPr>
@@ -22823,7 +23318,7 @@
           <w:szCs w:val="20"/>
         </w:rPr>
       </w:pPr>
-      <w:bookmarkStart w:id="244" w:name="_Toc230684977"/>
+      <w:bookmarkStart w:id="243" w:name="_Toc230776598"/>
       <w:r>
         <w:rPr>
           <w:i w:val="0"/>
@@ -22831,6 +23326,7 @@
           <w:sz w:val="20"/>
           <w:szCs w:val="20"/>
         </w:rPr>
+        <w:lastRenderedPageBreak/>
         <w:t xml:space="preserve">Figura </w:t>
       </w:r>
       <w:r>
@@ -22897,7 +23393,7 @@
         </w:rPr>
         <w:t>– Cadastrar Serviço</w:t>
       </w:r>
-      <w:bookmarkEnd w:id="244"/>
+      <w:bookmarkEnd w:id="243"/>
     </w:p>
     <w:p>
       <w:pPr>
@@ -22911,6 +23407,20 @@
     </w:p>
     <w:p>
       <w:pPr>
+        <w:pStyle w:val="Figura"/>
+        <w:widowControl/>
+        <w:spacing w:line="240" w:lineRule="auto"/>
+      </w:pPr>
+    </w:p>
+    <w:p>
+      <w:pPr>
+        <w:pStyle w:val="Figura"/>
+        <w:widowControl/>
+        <w:spacing w:line="240" w:lineRule="auto"/>
+      </w:pPr>
+    </w:p>
+    <w:p>
+      <w:pPr>
         <w:pStyle w:val="Legenda"/>
         <w:jc w:val="center"/>
         <w:rPr>
@@ -22920,7 +23430,7 @@
           <w:szCs w:val="20"/>
         </w:rPr>
       </w:pPr>
-      <w:bookmarkStart w:id="245" w:name="_Toc230684978"/>
+      <w:bookmarkStart w:id="244" w:name="_Toc230776599"/>
       <w:r>
         <w:rPr>
           <w:i w:val="0"/>
@@ -22994,7 +23504,7 @@
         </w:rPr>
         <w:t>– Editar Serviço</w:t>
       </w:r>
-      <w:bookmarkEnd w:id="245"/>
+      <w:bookmarkEnd w:id="244"/>
     </w:p>
     <w:p>
       <w:pPr>
@@ -23015,6 +23525,25 @@
     </w:p>
     <w:p>
       <w:pPr>
+        <w:widowControl/>
+        <w:spacing w:line="240" w:lineRule="auto"/>
+        <w:ind w:firstLine="0"/>
+        <w:jc w:val="left"/>
+        <w:rPr>
+          <w:iCs/>
+          <w:sz w:val="20"/>
+        </w:rPr>
+      </w:pPr>
+      <w:r>
+        <w:rPr>
+          <w:i/>
+          <w:sz w:val="20"/>
+        </w:rPr>
+        <w:br w:type="page"/>
+      </w:r>
+    </w:p>
+    <w:p>
+      <w:pPr>
         <w:pStyle w:val="Legenda"/>
         <w:jc w:val="center"/>
         <w:rPr>
@@ -23024,7 +23553,7 @@
           <w:szCs w:val="20"/>
         </w:rPr>
       </w:pPr>
-      <w:bookmarkStart w:id="246" w:name="_Toc230684979"/>
+      <w:bookmarkStart w:id="245" w:name="_Toc230776600"/>
       <w:r>
         <w:rPr>
           <w:i w:val="0"/>
@@ -23032,6 +23561,7 @@
           <w:sz w:val="20"/>
           <w:szCs w:val="20"/>
         </w:rPr>
+        <w:lastRenderedPageBreak/>
         <w:t xml:space="preserve">Figura </w:t>
       </w:r>
       <w:r>
@@ -23098,7 +23628,7 @@
         </w:rPr>
         <w:t>– Excluir Serviço</w:t>
       </w:r>
-      <w:bookmarkEnd w:id="246"/>
+      <w:bookmarkEnd w:id="245"/>
     </w:p>
     <w:p>
       <w:pPr>
@@ -23112,6 +23642,20 @@
     </w:p>
     <w:p>
       <w:pPr>
+        <w:pStyle w:val="Figura"/>
+        <w:widowControl/>
+        <w:spacing w:line="240" w:lineRule="auto"/>
+      </w:pPr>
+    </w:p>
+    <w:p>
+      <w:pPr>
+        <w:pStyle w:val="Figura"/>
+        <w:widowControl/>
+        <w:spacing w:line="240" w:lineRule="auto"/>
+      </w:pPr>
+    </w:p>
+    <w:p>
+      <w:pPr>
         <w:pStyle w:val="Legenda"/>
         <w:jc w:val="center"/>
         <w:rPr>
@@ -23121,7 +23665,7 @@
           <w:szCs w:val="20"/>
         </w:rPr>
       </w:pPr>
-      <w:bookmarkStart w:id="247" w:name="_Toc230684980"/>
+      <w:bookmarkStart w:id="246" w:name="_Toc230776601"/>
       <w:r>
         <w:rPr>
           <w:i w:val="0"/>
@@ -23195,7 +23739,7 @@
         </w:rPr>
         <w:t>– Cadastro Entrada e Saída</w:t>
       </w:r>
-      <w:bookmarkEnd w:id="247"/>
+      <w:bookmarkEnd w:id="246"/>
     </w:p>
     <w:p>
       <w:pPr>
@@ -23216,6 +23760,25 @@
     </w:p>
     <w:p>
       <w:pPr>
+        <w:widowControl/>
+        <w:spacing w:line="240" w:lineRule="auto"/>
+        <w:ind w:firstLine="0"/>
+        <w:jc w:val="left"/>
+        <w:rPr>
+          <w:iCs/>
+          <w:sz w:val="20"/>
+        </w:rPr>
+      </w:pPr>
+      <w:r>
+        <w:rPr>
+          <w:i/>
+          <w:sz w:val="20"/>
+        </w:rPr>
+        <w:br w:type="page"/>
+      </w:r>
+    </w:p>
+    <w:p>
+      <w:pPr>
         <w:pStyle w:val="Legenda"/>
         <w:jc w:val="center"/>
         <w:rPr>
@@ -23225,7 +23788,7 @@
           <w:szCs w:val="20"/>
         </w:rPr>
       </w:pPr>
-      <w:bookmarkStart w:id="248" w:name="_Toc230684981"/>
+      <w:bookmarkStart w:id="247" w:name="_Toc230776602"/>
       <w:r>
         <w:rPr>
           <w:i w:val="0"/>
@@ -23233,6 +23796,7 @@
           <w:sz w:val="20"/>
           <w:szCs w:val="20"/>
         </w:rPr>
+        <w:lastRenderedPageBreak/>
         <w:t xml:space="preserve">Figura </w:t>
       </w:r>
       <w:r>
@@ -23299,7 +23863,7 @@
         </w:rPr>
         <w:t>– Editar Entrada e Saída</w:t>
       </w:r>
-      <w:bookmarkEnd w:id="248"/>
+      <w:bookmarkEnd w:id="247"/>
     </w:p>
     <w:p>
       <w:pPr>
@@ -23313,6 +23877,20 @@
     </w:p>
     <w:p>
       <w:pPr>
+        <w:pStyle w:val="Figura"/>
+        <w:widowControl/>
+        <w:spacing w:line="240" w:lineRule="auto"/>
+      </w:pPr>
+    </w:p>
+    <w:p>
+      <w:pPr>
+        <w:pStyle w:val="Figura"/>
+        <w:widowControl/>
+        <w:spacing w:line="240" w:lineRule="auto"/>
+      </w:pPr>
+    </w:p>
+    <w:p>
+      <w:pPr>
         <w:pStyle w:val="Legenda"/>
         <w:jc w:val="center"/>
         <w:rPr>
@@ -23322,7 +23900,7 @@
           <w:szCs w:val="20"/>
         </w:rPr>
       </w:pPr>
-      <w:bookmarkStart w:id="249" w:name="_Toc230684982"/>
+      <w:bookmarkStart w:id="248" w:name="_Toc230776603"/>
       <w:r>
         <w:rPr>
           <w:i w:val="0"/>
@@ -23396,7 +23974,7 @@
         </w:rPr>
         <w:t>– Excluir Entrada e Saída</w:t>
       </w:r>
-      <w:bookmarkEnd w:id="249"/>
+      <w:bookmarkEnd w:id="248"/>
     </w:p>
     <w:p>
       <w:pPr>
@@ -23424,6 +24002,25 @@
     </w:p>
     <w:p>
       <w:pPr>
+        <w:widowControl/>
+        <w:spacing w:line="240" w:lineRule="auto"/>
+        <w:ind w:firstLine="0"/>
+        <w:jc w:val="left"/>
+        <w:rPr>
+          <w:iCs/>
+          <w:sz w:val="20"/>
+        </w:rPr>
+      </w:pPr>
+      <w:r>
+        <w:rPr>
+          <w:i/>
+          <w:sz w:val="20"/>
+        </w:rPr>
+        <w:br w:type="page"/>
+      </w:r>
+    </w:p>
+    <w:p>
+      <w:pPr>
         <w:pStyle w:val="Legenda"/>
         <w:jc w:val="center"/>
         <w:rPr>
@@ -23433,7 +24030,7 @@
           <w:szCs w:val="20"/>
         </w:rPr>
       </w:pPr>
-      <w:bookmarkStart w:id="250" w:name="_Toc230684983"/>
+      <w:bookmarkStart w:id="249" w:name="_Toc230776604"/>
       <w:r>
         <w:rPr>
           <w:i w:val="0"/>
@@ -23441,6 +24038,7 @@
           <w:sz w:val="20"/>
           <w:szCs w:val="20"/>
         </w:rPr>
+        <w:lastRenderedPageBreak/>
         <w:t xml:space="preserve">Figura </w:t>
       </w:r>
       <w:r>
@@ -23507,7 +24105,7 @@
         </w:rPr>
         <w:t>– Movimentações Diárias</w:t>
       </w:r>
-      <w:bookmarkEnd w:id="250"/>
+      <w:bookmarkEnd w:id="249"/>
     </w:p>
     <w:p>
       <w:pPr>
@@ -23517,7 +24115,6 @@
         <w:rPr>
           <w:noProof/>
         </w:rPr>
-        <w:lastRenderedPageBreak/>
         <w:drawing>
           <wp:inline distT="0" distB="0" distL="0" distR="0" wp14:anchorId="0557CB76" wp14:editId="1EE35DCF">
             <wp:extent cx="1800000" cy="3600000"/>
@@ -23536,7 +24133,7 @@
                     </pic:cNvPicPr>
                   </pic:nvPicPr>
                   <pic:blipFill>
-                    <a:blip r:embed="rId30" cstate="print">
+                    <a:blip r:embed="rId35" cstate="print">
                       <a:extLst>
                         <a:ext uri="{28A0092B-C50C-407E-A947-70E740481C1C}">
                           <a14:useLocalDpi xmlns:a14="http://schemas.microsoft.com/office/drawing/2010/main" val="0"/>
@@ -23589,6 +24186,14 @@
     </w:p>
     <w:p>
       <w:pPr>
+        <w:pStyle w:val="Figura"/>
+        <w:widowControl/>
+        <w:spacing w:line="240" w:lineRule="auto"/>
+        <w:ind w:firstLine="708"/>
+      </w:pPr>
+    </w:p>
+    <w:p>
+      <w:pPr>
         <w:pStyle w:val="Legenda"/>
         <w:jc w:val="center"/>
         <w:rPr>
@@ -23598,7 +24203,7 @@
           <w:szCs w:val="20"/>
         </w:rPr>
       </w:pPr>
-      <w:bookmarkStart w:id="251" w:name="_Toc230684984"/>
+      <w:bookmarkStart w:id="250" w:name="_Toc230776605"/>
       <w:r>
         <w:rPr>
           <w:i w:val="0"/>
@@ -23672,7 +24277,7 @@
         </w:rPr>
         <w:t>– Movimentações Semanais</w:t>
       </w:r>
-      <w:bookmarkEnd w:id="251"/>
+      <w:bookmarkEnd w:id="250"/>
     </w:p>
     <w:p>
       <w:pPr>
@@ -23700,7 +24305,7 @@
                     </pic:cNvPicPr>
                   </pic:nvPicPr>
                   <pic:blipFill>
-                    <a:blip r:embed="rId31" cstate="print">
+                    <a:blip r:embed="rId36" cstate="print">
                       <a:extLst>
                         <a:ext uri="{28A0092B-C50C-407E-A947-70E740481C1C}">
                           <a14:useLocalDpi xmlns:a14="http://schemas.microsoft.com/office/drawing/2010/main" val="0"/>
@@ -23754,7 +24359,7 @@
           <w:szCs w:val="20"/>
         </w:rPr>
       </w:pPr>
-      <w:bookmarkStart w:id="252" w:name="_Toc230684985"/>
+      <w:bookmarkStart w:id="251" w:name="_Toc230776606"/>
       <w:r>
         <w:rPr>
           <w:i w:val="0"/>
@@ -23762,6 +24367,7 @@
           <w:sz w:val="20"/>
           <w:szCs w:val="20"/>
         </w:rPr>
+        <w:lastRenderedPageBreak/>
         <w:t xml:space="preserve">Figura </w:t>
       </w:r>
       <w:r>
@@ -23828,7 +24434,7 @@
         </w:rPr>
         <w:t>– Movimentações Mensais</w:t>
       </w:r>
-      <w:bookmarkEnd w:id="252"/>
+      <w:bookmarkEnd w:id="251"/>
     </w:p>
     <w:p>
       <w:pPr>
@@ -23838,7 +24444,6 @@
         <w:rPr>
           <w:noProof/>
         </w:rPr>
-        <w:lastRenderedPageBreak/>
         <w:drawing>
           <wp:inline distT="0" distB="0" distL="0" distR="0" wp14:anchorId="676436E7" wp14:editId="5B9DF381">
             <wp:extent cx="1800000" cy="3636000"/>
@@ -23857,7 +24462,7 @@
                     </pic:cNvPicPr>
                   </pic:nvPicPr>
                   <pic:blipFill>
-                    <a:blip r:embed="rId32" cstate="print">
+                    <a:blip r:embed="rId37" cstate="print">
                       <a:extLst>
                         <a:ext uri="{28A0092B-C50C-407E-A947-70E740481C1C}">
                           <a14:useLocalDpi xmlns:a14="http://schemas.microsoft.com/office/drawing/2010/main" val="0"/>
@@ -23905,6 +24510,14 @@
         <w:pStyle w:val="Figura"/>
         <w:widowControl/>
         <w:spacing w:line="240" w:lineRule="auto"/>
+        <w:ind w:firstLine="708"/>
+      </w:pPr>
+    </w:p>
+    <w:p>
+      <w:pPr>
+        <w:pStyle w:val="Figura"/>
+        <w:widowControl/>
+        <w:spacing w:line="240" w:lineRule="auto"/>
       </w:pPr>
     </w:p>
     <w:p>
@@ -23918,7 +24531,7 @@
           <w:szCs w:val="20"/>
         </w:rPr>
       </w:pPr>
-      <w:bookmarkStart w:id="253" w:name="_Toc230684986"/>
+      <w:bookmarkStart w:id="252" w:name="_Toc230776607"/>
       <w:r>
         <w:rPr>
           <w:i w:val="0"/>
@@ -23992,7 +24605,7 @@
         </w:rPr>
         <w:t>– Resumos Diários</w:t>
       </w:r>
-      <w:bookmarkEnd w:id="253"/>
+      <w:bookmarkEnd w:id="252"/>
     </w:p>
     <w:p>
       <w:pPr>
@@ -24020,7 +24633,7 @@
                     </pic:cNvPicPr>
                   </pic:nvPicPr>
                   <pic:blipFill>
-                    <a:blip r:embed="rId33" cstate="print">
+                    <a:blip r:embed="rId38" cstate="print">
                       <a:extLst>
                         <a:ext uri="{28A0092B-C50C-407E-A947-70E740481C1C}">
                           <a14:useLocalDpi xmlns:a14="http://schemas.microsoft.com/office/drawing/2010/main" val="0"/>
@@ -24074,7 +24687,7 @@
           <w:szCs w:val="20"/>
         </w:rPr>
       </w:pPr>
-      <w:bookmarkStart w:id="254" w:name="_Toc230684987"/>
+      <w:bookmarkStart w:id="253" w:name="_Toc230776608"/>
       <w:r>
         <w:rPr>
           <w:i w:val="0"/>
@@ -24082,6 +24695,7 @@
           <w:sz w:val="20"/>
           <w:szCs w:val="20"/>
         </w:rPr>
+        <w:lastRenderedPageBreak/>
         <w:t xml:space="preserve">Figura </w:t>
       </w:r>
       <w:r>
@@ -24148,7 +24762,7 @@
         </w:rPr>
         <w:t>– Resumos Semanais</w:t>
       </w:r>
-      <w:bookmarkEnd w:id="254"/>
+      <w:bookmarkEnd w:id="253"/>
     </w:p>
     <w:p>
       <w:pPr>
@@ -24158,7 +24772,6 @@
         <w:rPr>
           <w:noProof/>
         </w:rPr>
-        <w:lastRenderedPageBreak/>
         <w:drawing>
           <wp:inline distT="0" distB="0" distL="0" distR="0" wp14:anchorId="503BE81E" wp14:editId="06E93E58">
             <wp:extent cx="1800000" cy="3632400"/>
@@ -24177,7 +24790,7 @@
                     </pic:cNvPicPr>
                   </pic:nvPicPr>
                   <pic:blipFill>
-                    <a:blip r:embed="rId34" cstate="print">
+                    <a:blip r:embed="rId39" cstate="print">
                       <a:extLst>
                         <a:ext uri="{28A0092B-C50C-407E-A947-70E740481C1C}">
                           <a14:useLocalDpi xmlns:a14="http://schemas.microsoft.com/office/drawing/2010/main" val="0"/>
@@ -24222,6 +24835,14 @@
     </w:p>
     <w:p>
       <w:pPr>
+        <w:pStyle w:val="Figura"/>
+        <w:widowControl/>
+        <w:spacing w:line="240" w:lineRule="auto"/>
+        <w:ind w:firstLine="708"/>
+      </w:pPr>
+    </w:p>
+    <w:p>
+      <w:pPr>
         <w:pStyle w:val="Legenda"/>
         <w:jc w:val="center"/>
         <w:rPr>
@@ -24231,7 +24852,7 @@
           <w:szCs w:val="20"/>
         </w:rPr>
       </w:pPr>
-      <w:bookmarkStart w:id="255" w:name="_Toc230684988"/>
+      <w:bookmarkStart w:id="254" w:name="_Toc230776609"/>
       <w:r>
         <w:rPr>
           <w:i w:val="0"/>
@@ -24305,7 +24926,7 @@
         </w:rPr>
         <w:t>– Resumos Mensais</w:t>
       </w:r>
-      <w:bookmarkEnd w:id="255"/>
+      <w:bookmarkEnd w:id="254"/>
     </w:p>
     <w:p>
       <w:pPr>
@@ -24333,7 +24954,7 @@
                     </pic:cNvPicPr>
                   </pic:nvPicPr>
                   <pic:blipFill>
-                    <a:blip r:embed="rId35" cstate="print">
+                    <a:blip r:embed="rId40" cstate="print">
                       <a:extLst>
                         <a:ext uri="{28A0092B-C50C-407E-A947-70E740481C1C}">
                           <a14:useLocalDpi xmlns:a14="http://schemas.microsoft.com/office/drawing/2010/main" val="0"/>
@@ -24378,6 +24999,25 @@
     </w:p>
     <w:p>
       <w:pPr>
+        <w:widowControl/>
+        <w:spacing w:line="240" w:lineRule="auto"/>
+        <w:ind w:firstLine="0"/>
+        <w:jc w:val="left"/>
+        <w:rPr>
+          <w:iCs/>
+          <w:sz w:val="20"/>
+        </w:rPr>
+      </w:pPr>
+      <w:r>
+        <w:rPr>
+          <w:i/>
+          <w:sz w:val="20"/>
+        </w:rPr>
+        <w:br w:type="page"/>
+      </w:r>
+    </w:p>
+    <w:p>
+      <w:pPr>
         <w:pStyle w:val="Legenda"/>
         <w:jc w:val="center"/>
         <w:rPr>
@@ -24387,7 +25027,7 @@
           <w:szCs w:val="20"/>
         </w:rPr>
       </w:pPr>
-      <w:bookmarkStart w:id="256" w:name="_Toc230684989"/>
+      <w:bookmarkStart w:id="255" w:name="_Toc230776610"/>
       <w:r>
         <w:rPr>
           <w:i w:val="0"/>
@@ -24395,6 +25035,7 @@
           <w:sz w:val="20"/>
           <w:szCs w:val="20"/>
         </w:rPr>
+        <w:lastRenderedPageBreak/>
         <w:t xml:space="preserve">Figura </w:t>
       </w:r>
       <w:r>
@@ -24461,7 +25102,7 @@
         </w:rPr>
         <w:t>– Editar Perfil</w:t>
       </w:r>
-      <w:bookmarkEnd w:id="256"/>
+      <w:bookmarkEnd w:id="255"/>
     </w:p>
     <w:p>
       <w:pPr>
@@ -24471,7 +25112,6 @@
         <w:rPr>
           <w:noProof/>
         </w:rPr>
-        <w:lastRenderedPageBreak/>
         <w:drawing>
           <wp:inline distT="0" distB="0" distL="0" distR="0" wp14:anchorId="6BF321BA" wp14:editId="677331AC">
             <wp:extent cx="1800000" cy="3578400"/>
@@ -24490,7 +25130,7 @@
                     </pic:cNvPicPr>
                   </pic:nvPicPr>
                   <pic:blipFill>
-                    <a:blip r:embed="rId36" cstate="print">
+                    <a:blip r:embed="rId41" cstate="print">
                       <a:extLst>
                         <a:ext uri="{28A0092B-C50C-407E-A947-70E740481C1C}">
                           <a14:useLocalDpi xmlns:a14="http://schemas.microsoft.com/office/drawing/2010/main" val="0"/>
@@ -24610,18 +25250,35 @@
     </w:p>
     <w:p>
       <w:pPr>
+        <w:widowControl/>
+        <w:spacing w:line="240" w:lineRule="auto"/>
+        <w:ind w:firstLine="0"/>
+        <w:jc w:val="left"/>
+        <w:rPr>
+          <w:b/>
+          <w:caps/>
+        </w:rPr>
+      </w:pPr>
+      <w:r>
+        <w:br w:type="page"/>
+      </w:r>
+    </w:p>
+    <w:p>
+      <w:pPr>
         <w:pStyle w:val="Ttulo1"/>
         <w:rPr>
           <w:lang w:val="pt-BR"/>
         </w:rPr>
       </w:pPr>
+      <w:bookmarkStart w:id="256" w:name="_Toc230776675"/>
       <w:r>
         <w:rPr>
           <w:lang w:val="pt-BR"/>
         </w:rPr>
+        <w:lastRenderedPageBreak/>
         <w:t>Considerações Finais</w:t>
       </w:r>
-      <w:bookmarkEnd w:id="232"/>
+      <w:bookmarkEnd w:id="256"/>
     </w:p>
     <w:p>
       <w:pPr>
@@ -24671,7 +25328,7 @@
           <w:lang w:val="pt-BR"/>
         </w:rPr>
       </w:pPr>
-      <w:bookmarkStart w:id="257" w:name="_Toc230680911"/>
+      <w:bookmarkStart w:id="257" w:name="_Toc230776676"/>
       <w:r>
         <w:rPr>
           <w:lang w:val="pt-BR"/>
@@ -24729,7 +25386,7 @@
       <w:r>
         <w:t xml:space="preserve"> </w:t>
       </w:r>
-      <w:hyperlink r:id="rId37" w:history="1">
+      <w:hyperlink r:id="rId42" w:history="1">
         <w:r>
           <w:rPr>
             <w:rStyle w:val="Hyperlink"/>
@@ -24786,7 +25443,7 @@
         </w:rPr>
         <w:t xml:space="preserve">. Disponível em: </w:t>
       </w:r>
-      <w:hyperlink r:id="rId38" w:history="1">
+      <w:hyperlink r:id="rId43" w:history="1">
         <w:r>
           <w:rPr>
             <w:rStyle w:val="Hyperlink"/>
@@ -24855,7 +25512,7 @@
         </w:rPr>
         <w:t xml:space="preserve">. Disponível em: </w:t>
       </w:r>
-      <w:hyperlink r:id="rId39" w:history="1">
+      <w:hyperlink r:id="rId44" w:history="1">
         <w:r>
           <w:rPr>
             <w:rStyle w:val="Hyperlink"/>
@@ -24927,7 +25584,7 @@
         </w:rPr>
         <w:t xml:space="preserve">. Disponível em: </w:t>
       </w:r>
-      <w:hyperlink r:id="rId40" w:history="1">
+      <w:hyperlink r:id="rId45" w:history="1">
         <w:r>
           <w:rPr>
             <w:rStyle w:val="Hyperlink"/>
@@ -24997,7 +25654,7 @@
         </w:rPr>
         <w:t xml:space="preserve">em: </w:t>
       </w:r>
-      <w:hyperlink r:id="rId41">
+      <w:hyperlink r:id="rId46">
         <w:r>
           <w:rPr>
             <w:rStyle w:val="Hyperlink"/>
@@ -25071,7 +25728,7 @@
         </w:rPr>
         <w:t xml:space="preserve">. Disponível em: </w:t>
       </w:r>
-      <w:hyperlink r:id="rId42">
+      <w:hyperlink r:id="rId47">
         <w:r>
           <w:rPr>
             <w:rStyle w:val="Hyperlink"/>
@@ -25133,7 +25790,7 @@
         </w:rPr>
         <w:t xml:space="preserve">. Disponível em: </w:t>
       </w:r>
-      <w:hyperlink r:id="rId43">
+      <w:hyperlink r:id="rId48">
         <w:r>
           <w:rPr>
             <w:rStyle w:val="Hyperlink"/>
@@ -25192,7 +25849,7 @@
       <w:r>
         <w:t xml:space="preserve">. Disponível em: </w:t>
       </w:r>
-      <w:hyperlink r:id="rId44" w:history="1">
+      <w:hyperlink r:id="rId49" w:history="1">
         <w:r>
           <w:rPr>
             <w:rStyle w:val="Hyperlink"/>
@@ -25238,8 +25895,8 @@
     <w:p/>
     <w:p/>
     <w:sectPr>
-      <w:headerReference w:type="default" r:id="rId45"/>
-      <w:footerReference w:type="default" r:id="rId46"/>
+      <w:headerReference w:type="default" r:id="rId50"/>
+      <w:footerReference w:type="default" r:id="rId51"/>
       <w:pgSz w:w="11907" w:h="16840" w:code="9"/>
       <w:pgMar w:top="1701" w:right="1134" w:bottom="1134" w:left="1701" w:header="709" w:footer="709" w:gutter="0"/>
       <w:cols w:space="720"/>
@@ -25460,7 +26117,7 @@
       <w:rPr>
         <w:noProof/>
       </w:rPr>
-      <w:t>21</w:t>
+      <w:t>8</w:t>
     </w:r>
     <w:r>
       <w:fldChar w:fldCharType="end"/>
@@ -29928,6 +30585,15 @@
 </file>
 
 <file path=customXml/item2.xml><?xml version="1.0" encoding="utf-8"?>
+<?mso-contentType ?>
+<FormTemplates xmlns="http://schemas.microsoft.com/sharepoint/v3/contenttype/forms">
+  <Display>DocumentLibraryForm</Display>
+  <Edit>DocumentLibraryForm</Edit>
+  <New>DocumentLibraryForm</New>
+</FormTemplates>
+</file>
+
+<file path=customXml/item3.xml><?xml version="1.0" encoding="utf-8"?>
 <p:properties xmlns:p="http://schemas.microsoft.com/office/2006/metadata/properties" xmlns:xsi="http://www.w3.org/2001/XMLSchema-instance" xmlns:pc="http://schemas.microsoft.com/office/infopath/2007/PartnerControls">
   <documentManagement>
     <lcf76f155ced4ddcb4097134ff3c332f xmlns="73616d7f-17b8-4c43-aa5e-25ef7e462a18">
@@ -29936,15 +30602,6 @@
     <TaxCatchAll xmlns="686b96b7-37ef-4e5c-bc3c-4e780f33c780" xsi:nil="true"/>
   </documentManagement>
 </p:properties>
-</file>
-
-<file path=customXml/item3.xml><?xml version="1.0" encoding="utf-8"?>
-<?mso-contentType ?>
-<FormTemplates xmlns="http://schemas.microsoft.com/sharepoint/v3/contenttype/forms">
-  <Display>DocumentLibraryForm</Display>
-  <Edit>DocumentLibraryForm</Edit>
-  <New>DocumentLibraryForm</New>
-</FormTemplates>
 </file>
 
 <file path=customXml/item4.xml><?xml version="1.0" encoding="utf-8"?>
@@ -29971,6 +30628,14 @@
 </file>
 
 <file path=customXml/itemProps2.xml><?xml version="1.0" encoding="utf-8"?>
+<ds:datastoreItem xmlns:ds="http://schemas.openxmlformats.org/officeDocument/2006/customXml" ds:itemID="{CF1FD0AD-7A56-4031-B24D-376004EB8526}">
+  <ds:schemaRefs>
+    <ds:schemaRef ds:uri="http://schemas.microsoft.com/sharepoint/v3/contenttype/forms"/>
+  </ds:schemaRefs>
+</ds:datastoreItem>
+</file>
+
+<file path=customXml/itemProps3.xml><?xml version="1.0" encoding="utf-8"?>
 <ds:datastoreItem xmlns:ds="http://schemas.openxmlformats.org/officeDocument/2006/customXml" ds:itemID="{0FB482D0-C62D-40F8-A30D-80102D84D1F8}">
   <ds:schemaRefs>
     <ds:schemaRef ds:uri="http://schemas.microsoft.com/office/2006/metadata/properties"/>
@@ -29981,16 +30646,8 @@
 </ds:datastoreItem>
 </file>
 
-<file path=customXml/itemProps3.xml><?xml version="1.0" encoding="utf-8"?>
-<ds:datastoreItem xmlns:ds="http://schemas.openxmlformats.org/officeDocument/2006/customXml" ds:itemID="{CF1FD0AD-7A56-4031-B24D-376004EB8526}">
-  <ds:schemaRefs>
-    <ds:schemaRef ds:uri="http://schemas.microsoft.com/sharepoint/v3/contenttype/forms"/>
-  </ds:schemaRefs>
-</ds:datastoreItem>
-</file>
-
 <file path=customXml/itemProps4.xml><?xml version="1.0" encoding="utf-8"?>
-<ds:datastoreItem xmlns:ds="http://schemas.openxmlformats.org/officeDocument/2006/customXml" ds:itemID="{939403F0-6A58-47BB-8B54-A5DEC450A474}">
+<ds:datastoreItem xmlns:ds="http://schemas.openxmlformats.org/officeDocument/2006/customXml" ds:itemID="{F309883C-F858-4B10-9F00-357591D37947}">
   <ds:schemaRefs>
     <ds:schemaRef ds:uri="http://schemas.openxmlformats.org/officeDocument/2006/bibliography"/>
   </ds:schemaRefs>

--- a/DayPlannio.docx
+++ b/DayPlannio.docx
@@ -9984,8 +9984,6 @@
               <w:fldChar w:fldCharType="end"/>
             </w:r>
           </w:hyperlink>
-          <w:bookmarkStart w:id="0" w:name="_GoBack"/>
-          <w:bookmarkEnd w:id="0"/>
         </w:p>
         <w:p>
           <w:pPr>
@@ -10295,7 +10293,7 @@
           <w:lang w:val="pt-BR"/>
         </w:rPr>
       </w:pPr>
-      <w:bookmarkStart w:id="1" w:name="_Toc230776611"/>
+      <w:bookmarkStart w:id="0" w:name="_Toc230776611"/>
       <w:r>
         <w:rPr>
           <w:lang w:val="pt-BR"/>
@@ -10303,86 +10301,146 @@
         <w:lastRenderedPageBreak/>
         <w:t>Descrição da Aplicação Web</w:t>
       </w:r>
+      <w:bookmarkEnd w:id="0"/>
+    </w:p>
+    <w:p>
+      <w:pPr>
+        <w:pStyle w:val="Ttulo2"/>
+      </w:pPr>
+      <w:bookmarkStart w:id="1" w:name="_Toc230776612"/>
+      <w:r>
+        <w:t>Introdução</w:t>
+      </w:r>
       <w:bookmarkEnd w:id="1"/>
     </w:p>
     <w:p>
+      <w:r>
+        <w:t xml:space="preserve">No cenário atual, a organização da rotina e a gestão eficiente do tempo têm se tornado cada vez mais essenciais para profissionais autônomos que precisam lidar diariamente com múltiplas </w:t>
+      </w:r>
+      <w:r>
+        <w:t>tarefas, clientes e serviços. A falta de uma aplicação que centralize agenda, cadastro de clientes, controle financeiro e gestão de serviços em um único ambiente dificulta a administração das atividades profissionais</w:t>
+      </w:r>
+      <w:r>
+        <w:t xml:space="preserve">. A criação do </w:t>
+      </w:r>
+      <w:proofErr w:type="spellStart"/>
+      <w:r>
+        <w:t>DayPlannio</w:t>
+      </w:r>
+      <w:proofErr w:type="spellEnd"/>
+      <w:r>
+        <w:t xml:space="preserve"> surge para suprir essa necessidade, oferecendo uma plataforma integrada que permite organizar compromissos, acompanhar atendimentos, registrar clientes e controlar ganhos e despesas, contribuindo para uma gestão mais eficiente, produtiva e organizada da rotina de trabalho.</w:t>
+      </w:r>
+    </w:p>
+    <w:p/>
+    <w:p>
       <w:pPr>
         <w:pStyle w:val="Ttulo2"/>
       </w:pPr>
-      <w:bookmarkStart w:id="2" w:name="_Toc230776612"/>
-      <w:r>
-        <w:t>Introdução</w:t>
+      <w:bookmarkStart w:id="2" w:name="_Toc165310847"/>
+      <w:bookmarkStart w:id="3" w:name="_Toc182927330"/>
+      <w:bookmarkStart w:id="4" w:name="_Toc275318808"/>
+      <w:bookmarkStart w:id="5" w:name="_Toc230776613"/>
+      <w:r>
+        <w:t>Métodos</w:t>
+      </w:r>
+      <w:r>
+        <w:t xml:space="preserve"> utilizados</w:t>
       </w:r>
       <w:bookmarkEnd w:id="2"/>
-    </w:p>
-    <w:p>
-      <w:r>
-        <w:t xml:space="preserve">No cenário atual, a organização da rotina e a gestão eficiente do tempo têm se tornado cada vez mais essenciais para profissionais autônomos que precisam lidar diariamente com múltiplas </w:t>
-      </w:r>
-      <w:r>
-        <w:t>tarefas, clientes e serviços. A falta de uma aplicação que centralize agenda, cadastro de clientes, controle financeiro e gestão de serviços em um único ambiente dificulta a administração das atividades profissionais</w:t>
-      </w:r>
-      <w:r>
-        <w:t xml:space="preserve">. A criação do </w:t>
-      </w:r>
-      <w:proofErr w:type="spellStart"/>
-      <w:r>
-        <w:t>DayPlannio</w:t>
-      </w:r>
-      <w:proofErr w:type="spellEnd"/>
-      <w:r>
-        <w:t xml:space="preserve"> surge para suprir essa necessidade, oferecendo uma plataforma integrada que permite organizar compromissos, acompanhar atendimentos, registrar clientes e controlar ganhos e despesas, contribuindo para uma gestão mais eficiente, produtiva e organizada da rotina de trabalho.</w:t>
-      </w:r>
-    </w:p>
-    <w:p/>
-    <w:p>
-      <w:pPr>
-        <w:pStyle w:val="Ttulo2"/>
-      </w:pPr>
-      <w:bookmarkStart w:id="3" w:name="_Toc165310847"/>
-      <w:bookmarkStart w:id="4" w:name="_Toc182927330"/>
-      <w:bookmarkStart w:id="5" w:name="_Toc275318808"/>
-      <w:bookmarkStart w:id="6" w:name="_Toc230776613"/>
-      <w:r>
-        <w:t>Métodos</w:t>
-      </w:r>
-      <w:r>
-        <w:t xml:space="preserve"> utilizados</w:t>
-      </w:r>
       <w:bookmarkEnd w:id="3"/>
       <w:bookmarkEnd w:id="4"/>
       <w:bookmarkEnd w:id="5"/>
+    </w:p>
+    <w:p>
+      <w:r>
+        <w:rPr>
+          <w:rFonts w:eastAsia="Arial" w:cs="Arial"/>
+          <w:szCs w:val="24"/>
+        </w:rPr>
+        <w:t xml:space="preserve">Para o desenvolvimento da aplicação web, foram adotadas ferramentas e tecnologias atuais que contribuem para a construção de um sistema eficiente, seguro e de fácil manutenção. A escolha dessas tecnologias visa otimizar o processo de desenvolvimento e garantir uma </w:t>
+      </w:r>
+      <w:r>
+        <w:rPr>
+          <w:rFonts w:eastAsia="Arial" w:cs="Arial"/>
+          <w:szCs w:val="24"/>
+        </w:rPr>
+        <w:t>melhor</w:t>
+      </w:r>
+      <w:r>
+        <w:rPr>
+          <w:rFonts w:eastAsia="Arial" w:cs="Arial"/>
+          <w:szCs w:val="24"/>
+        </w:rPr>
+        <w:t xml:space="preserve"> integração entre os módulos da aplicação. Dentre as ferramentas utilizadas, estão: </w:t>
+      </w:r>
+    </w:p>
+    <w:p>
+      <w:pPr>
+        <w:ind w:firstLine="0"/>
+        <w:rPr>
+          <w:rFonts w:cs="Arial"/>
+        </w:rPr>
+      </w:pPr>
+    </w:p>
+    <w:p>
+      <w:pPr>
+        <w:rPr>
+          <w:b/>
+          <w:bCs/>
+        </w:rPr>
+      </w:pPr>
+      <w:bookmarkStart w:id="6" w:name="_Toc165310848"/>
+      <w:r>
+        <w:rPr>
+          <w:b/>
+          <w:bCs/>
+        </w:rPr>
+        <w:t>Linguagens de Programação</w:t>
+      </w:r>
       <w:bookmarkEnd w:id="6"/>
     </w:p>
     <w:p>
-      <w:r>
-        <w:rPr>
-          <w:rFonts w:eastAsia="Arial" w:cs="Arial"/>
-          <w:szCs w:val="24"/>
-        </w:rPr>
-        <w:t xml:space="preserve">Para o desenvolvimento da aplicação web, foram adotadas ferramentas e tecnologias atuais que contribuem para a construção de um sistema eficiente, seguro e de fácil manutenção. A escolha dessas tecnologias visa otimizar o processo de desenvolvimento e garantir uma </w:t>
-      </w:r>
-      <w:r>
-        <w:rPr>
-          <w:rFonts w:eastAsia="Arial" w:cs="Arial"/>
-          <w:szCs w:val="24"/>
-        </w:rPr>
-        <w:t>melhor</w:t>
-      </w:r>
-      <w:r>
-        <w:rPr>
-          <w:rFonts w:eastAsia="Arial" w:cs="Arial"/>
-          <w:szCs w:val="24"/>
-        </w:rPr>
-        <w:t xml:space="preserve"> integração entre os módulos da aplicação. Dentre as ferramentas utilizadas, estão: </w:t>
+      <w:pPr>
+        <w:rPr>
+          <w:rFonts w:eastAsia="Arial" w:cs="Arial"/>
+          <w:szCs w:val="24"/>
+        </w:rPr>
+      </w:pPr>
+      <w:r>
+        <w:t xml:space="preserve">Para o desenvolvimento da aplicação foi utilizada a linguagem de programação C#, responsável pela implementação da lógica do sistema, tanto no </w:t>
+      </w:r>
+      <w:proofErr w:type="spellStart"/>
+      <w:r>
+        <w:t>frontend</w:t>
+      </w:r>
+      <w:proofErr w:type="spellEnd"/>
+      <w:r>
+        <w:t xml:space="preserve"> quanto no </w:t>
+      </w:r>
+      <w:proofErr w:type="spellStart"/>
+      <w:r>
+        <w:t>backend</w:t>
+      </w:r>
+      <w:proofErr w:type="spellEnd"/>
+      <w:r>
+        <w:t>.</w:t>
+      </w:r>
+    </w:p>
+    <w:p>
+      <w:pPr>
+        <w:rPr>
+          <w:rFonts w:eastAsia="Arial" w:cs="Arial"/>
+          <w:szCs w:val="24"/>
+        </w:rPr>
+      </w:pPr>
+      <w:r>
+        <w:t>O C# é uma linguagem moderna, orientada a objetos e amplamente utilizada na plataforma .NET. Sua utilização proporciona maior organização do código, segurança, alto desempenho e facilidade de manutenção, contribuindo para a construção de uma aplicação robusta, escalável e eficiente.</w:t>
       </w:r>
     </w:p>
     <w:p>
       <w:pPr>
         <w:ind w:firstLine="0"/>
-        <w:rPr>
-          <w:rFonts w:cs="Arial"/>
-        </w:rPr>
       </w:pPr>
     </w:p>
     <w:p>
@@ -10392,75 +10450,15 @@
           <w:bCs/>
         </w:rPr>
       </w:pPr>
-      <w:bookmarkStart w:id="7" w:name="_Toc165310848"/>
+      <w:bookmarkStart w:id="7" w:name="_Toc165310849"/>
       <w:r>
         <w:rPr>
           <w:b/>
           <w:bCs/>
         </w:rPr>
-        <w:t>Linguagens de Programação</w:t>
+        <w:t>Frameworks e Bibliotecas</w:t>
       </w:r>
       <w:bookmarkEnd w:id="7"/>
-    </w:p>
-    <w:p>
-      <w:pPr>
-        <w:rPr>
-          <w:rFonts w:eastAsia="Arial" w:cs="Arial"/>
-          <w:szCs w:val="24"/>
-        </w:rPr>
-      </w:pPr>
-      <w:r>
-        <w:t xml:space="preserve">Para o desenvolvimento da aplicação foi utilizada a linguagem de programação C#, responsável pela implementação da lógica do sistema, tanto no </w:t>
-      </w:r>
-      <w:proofErr w:type="spellStart"/>
-      <w:r>
-        <w:t>frontend</w:t>
-      </w:r>
-      <w:proofErr w:type="spellEnd"/>
-      <w:r>
-        <w:t xml:space="preserve"> quanto no </w:t>
-      </w:r>
-      <w:proofErr w:type="spellStart"/>
-      <w:r>
-        <w:t>backend</w:t>
-      </w:r>
-      <w:proofErr w:type="spellEnd"/>
-      <w:r>
-        <w:t>.</w:t>
-      </w:r>
-    </w:p>
-    <w:p>
-      <w:pPr>
-        <w:rPr>
-          <w:rFonts w:eastAsia="Arial" w:cs="Arial"/>
-          <w:szCs w:val="24"/>
-        </w:rPr>
-      </w:pPr>
-      <w:r>
-        <w:t>O C# é uma linguagem moderna, orientada a objetos e amplamente utilizada na plataforma .NET. Sua utilização proporciona maior organização do código, segurança, alto desempenho e facilidade de manutenção, contribuindo para a construção de uma aplicação robusta, escalável e eficiente.</w:t>
-      </w:r>
-    </w:p>
-    <w:p>
-      <w:pPr>
-        <w:ind w:firstLine="0"/>
-      </w:pPr>
-    </w:p>
-    <w:p>
-      <w:pPr>
-        <w:rPr>
-          <w:b/>
-          <w:bCs/>
-        </w:rPr>
-      </w:pPr>
-      <w:bookmarkStart w:id="8" w:name="_Toc165310849"/>
-      <w:r>
-        <w:rPr>
-          <w:b/>
-          <w:bCs/>
-        </w:rPr>
-        <w:t>Frameworks e Bibliotecas</w:t>
-      </w:r>
-      <w:bookmarkEnd w:id="8"/>
     </w:p>
     <w:p>
       <w:pPr>
@@ -10598,7 +10596,7 @@
           <w:szCs w:val="24"/>
         </w:rPr>
       </w:pPr>
-      <w:bookmarkStart w:id="9" w:name="_Toc165310851"/>
+      <w:bookmarkStart w:id="8" w:name="_Toc165310851"/>
       <w:r>
         <w:rPr>
           <w:rFonts w:eastAsia="Arial" w:cs="Arial"/>
@@ -10683,7 +10681,7 @@
         </w:rPr>
         <w:t>:</w:t>
       </w:r>
-      <w:bookmarkEnd w:id="9"/>
+      <w:bookmarkEnd w:id="8"/>
     </w:p>
     <w:p>
       <w:r>
@@ -10754,7 +10752,7 @@
           <w:szCs w:val="24"/>
         </w:rPr>
       </w:pPr>
-      <w:bookmarkStart w:id="10" w:name="_Toc165310852"/>
+      <w:bookmarkStart w:id="9" w:name="_Toc165310852"/>
     </w:p>
     <w:p>
       <w:pPr>
@@ -10774,7 +10772,7 @@
         </w:rPr>
         <w:t>Ferramentas de Controle de Versão:</w:t>
       </w:r>
-      <w:bookmarkEnd w:id="10"/>
+      <w:bookmarkEnd w:id="9"/>
     </w:p>
     <w:p>
       <w:pPr>
@@ -10851,7 +10849,7 @@
           <w:bCs/>
         </w:rPr>
       </w:pPr>
-      <w:bookmarkStart w:id="11" w:name="_Toc165310853"/>
+      <w:bookmarkStart w:id="10" w:name="_Toc165310853"/>
       <w:r>
         <w:rPr>
           <w:b/>
@@ -10859,7 +10857,7 @@
         </w:rPr>
         <w:t>Modelo de Processo de Desenvolvimento</w:t>
       </w:r>
-      <w:bookmarkEnd w:id="11"/>
+      <w:bookmarkEnd w:id="10"/>
       <w:r>
         <w:rPr>
           <w:b/>
@@ -10893,7 +10891,7 @@
           <w:bCs/>
         </w:rPr>
       </w:pPr>
-      <w:bookmarkStart w:id="12" w:name="_Toc165310854"/>
+      <w:bookmarkStart w:id="11" w:name="_Toc165310854"/>
       <w:r>
         <w:rPr>
           <w:b/>
@@ -10917,57 +10915,57 @@
         <w:lastRenderedPageBreak/>
         <w:t>Prototipagem:</w:t>
       </w:r>
+      <w:bookmarkEnd w:id="11"/>
+      <w:r>
+        <w:rPr>
+          <w:b/>
+          <w:bCs/>
+        </w:rPr>
+        <w:t xml:space="preserve"> </w:t>
+      </w:r>
+    </w:p>
+    <w:p>
+      <w:r>
+        <w:t xml:space="preserve">A abordagem de prototipação também </w:t>
+      </w:r>
+      <w:r>
+        <w:t>será adotada</w:t>
+      </w:r>
+      <w:r>
+        <w:t xml:space="preserve"> para validar conceitos e interações do usuário antes do desenvolvimento completo, utilizando</w:t>
+      </w:r>
+      <w:r>
+        <w:t xml:space="preserve"> a</w:t>
+      </w:r>
+      <w:r>
+        <w:t xml:space="preserve"> ferramenta </w:t>
+      </w:r>
+      <w:proofErr w:type="spellStart"/>
+      <w:r>
+        <w:t>Figma</w:t>
+      </w:r>
+      <w:proofErr w:type="spellEnd"/>
+      <w:r>
+        <w:t>.</w:t>
+      </w:r>
+    </w:p>
+    <w:p>
+      <w:pPr>
+        <w:ind w:firstLine="0"/>
+        <w:rPr>
+          <w:rFonts w:cs="Arial"/>
+        </w:rPr>
+      </w:pPr>
+    </w:p>
+    <w:p>
+      <w:pPr>
+        <w:pStyle w:val="Ttulo2"/>
+      </w:pPr>
+      <w:bookmarkStart w:id="12" w:name="_Toc230776614"/>
+      <w:r>
+        <w:t>Cronograma do projeto</w:t>
+      </w:r>
       <w:bookmarkEnd w:id="12"/>
-      <w:r>
-        <w:rPr>
-          <w:b/>
-          <w:bCs/>
-        </w:rPr>
-        <w:t xml:space="preserve"> </w:t>
-      </w:r>
-    </w:p>
-    <w:p>
-      <w:r>
-        <w:t xml:space="preserve">A abordagem de prototipação também </w:t>
-      </w:r>
-      <w:r>
-        <w:t>será adotada</w:t>
-      </w:r>
-      <w:r>
-        <w:t xml:space="preserve"> para validar conceitos e interações do usuário antes do desenvolvimento completo, utilizando</w:t>
-      </w:r>
-      <w:r>
-        <w:t xml:space="preserve"> a</w:t>
-      </w:r>
-      <w:r>
-        <w:t xml:space="preserve"> ferramenta </w:t>
-      </w:r>
-      <w:proofErr w:type="spellStart"/>
-      <w:r>
-        <w:t>Figma</w:t>
-      </w:r>
-      <w:proofErr w:type="spellEnd"/>
-      <w:r>
-        <w:t>.</w:t>
-      </w:r>
-    </w:p>
-    <w:p>
-      <w:pPr>
-        <w:ind w:firstLine="0"/>
-        <w:rPr>
-          <w:rFonts w:cs="Arial"/>
-        </w:rPr>
-      </w:pPr>
-    </w:p>
-    <w:p>
-      <w:pPr>
-        <w:pStyle w:val="Ttulo2"/>
-      </w:pPr>
-      <w:bookmarkStart w:id="13" w:name="_Toc230776614"/>
-      <w:r>
-        <w:t>Cronograma do projeto</w:t>
-      </w:r>
-      <w:bookmarkEnd w:id="13"/>
     </w:p>
     <w:p>
       <w:r>
@@ -11032,12 +11030,12 @@
           <w:lang w:val="pt-BR"/>
         </w:rPr>
       </w:pPr>
-      <w:bookmarkStart w:id="14" w:name="_Toc331506313"/>
-      <w:bookmarkStart w:id="15" w:name="_Toc331507621"/>
-      <w:bookmarkStart w:id="16" w:name="_Toc165310856"/>
-      <w:bookmarkStart w:id="17" w:name="_Toc182927332"/>
-      <w:bookmarkStart w:id="18" w:name="_Toc1365652471"/>
-      <w:bookmarkStart w:id="19" w:name="_Toc230776615"/>
+      <w:bookmarkStart w:id="13" w:name="_Toc331506313"/>
+      <w:bookmarkStart w:id="14" w:name="_Toc331507621"/>
+      <w:bookmarkStart w:id="15" w:name="_Toc165310856"/>
+      <w:bookmarkStart w:id="16" w:name="_Toc182927332"/>
+      <w:bookmarkStart w:id="17" w:name="_Toc1365652471"/>
+      <w:bookmarkStart w:id="18" w:name="_Toc230776615"/>
       <w:r>
         <w:rPr>
           <w:lang w:val="pt-BR"/>
@@ -11045,119 +11043,119 @@
         <w:lastRenderedPageBreak/>
         <w:t>Objetivos</w:t>
       </w:r>
+      <w:bookmarkEnd w:id="13"/>
       <w:bookmarkEnd w:id="14"/>
       <w:bookmarkEnd w:id="15"/>
       <w:bookmarkEnd w:id="16"/>
       <w:bookmarkEnd w:id="17"/>
       <w:bookmarkEnd w:id="18"/>
+    </w:p>
+    <w:p>
+      <w:pPr>
+        <w:pStyle w:val="Ttulo2"/>
+      </w:pPr>
+      <w:bookmarkStart w:id="19" w:name="_Toc165310857"/>
+      <w:bookmarkStart w:id="20" w:name="_Toc182927333"/>
+      <w:bookmarkStart w:id="21" w:name="_Toc1600256300"/>
+      <w:bookmarkStart w:id="22" w:name="_Toc230776616"/>
+      <w:r>
+        <w:t>Geral</w:t>
+      </w:r>
       <w:bookmarkEnd w:id="19"/>
-    </w:p>
-    <w:p>
-      <w:pPr>
-        <w:pStyle w:val="Ttulo2"/>
-      </w:pPr>
-      <w:bookmarkStart w:id="20" w:name="_Toc165310857"/>
-      <w:bookmarkStart w:id="21" w:name="_Toc182927333"/>
-      <w:bookmarkStart w:id="22" w:name="_Toc1600256300"/>
-      <w:bookmarkStart w:id="23" w:name="_Toc230776616"/>
-      <w:r>
-        <w:t>Geral</w:t>
-      </w:r>
       <w:bookmarkEnd w:id="20"/>
       <w:bookmarkEnd w:id="21"/>
       <w:bookmarkEnd w:id="22"/>
+    </w:p>
+    <w:p>
+      <w:pPr>
+        <w:spacing w:before="240" w:after="240"/>
+      </w:pPr>
+      <w:r>
+        <w:rPr>
+          <w:rFonts w:eastAsia="Arial" w:cs="Arial"/>
+          <w:b/>
+          <w:bCs/>
+          <w:szCs w:val="24"/>
+        </w:rPr>
+        <w:t>Objetivo Geral</w:t>
+      </w:r>
+    </w:p>
+    <w:p>
+      <w:pPr>
+        <w:rPr>
+          <w:rFonts w:eastAsia="Arial" w:cs="Arial"/>
+          <w:szCs w:val="24"/>
+        </w:rPr>
+      </w:pPr>
+      <w:r>
+        <w:rPr>
+          <w:rFonts w:eastAsia="Arial" w:cs="Arial"/>
+          <w:szCs w:val="24"/>
+        </w:rPr>
+        <w:t xml:space="preserve">O objetivo do projeto é desenvolver a aplicação </w:t>
+      </w:r>
+      <w:proofErr w:type="spellStart"/>
+      <w:r>
+        <w:rPr>
+          <w:rFonts w:eastAsia="Arial" w:cs="Arial"/>
+          <w:szCs w:val="24"/>
+        </w:rPr>
+        <w:t>DayPlannio</w:t>
+      </w:r>
+      <w:proofErr w:type="spellEnd"/>
+      <w:r>
+        <w:rPr>
+          <w:rFonts w:eastAsia="Arial" w:cs="Arial"/>
+          <w:szCs w:val="24"/>
+        </w:rPr>
+        <w:t>, voltada para a organização da rotina de profissionais autônomos. O aplicativo integrará agenda de serviços, cadastro de clientes, controle financeiro e gestão de a</w:t>
+      </w:r>
+      <w:r>
+        <w:rPr>
+          <w:rFonts w:eastAsia="Arial" w:cs="Arial"/>
+          <w:szCs w:val="24"/>
+        </w:rPr>
+        <w:t>tividades em um único ambiente.</w:t>
+      </w:r>
+    </w:p>
+    <w:p>
+      <w:pPr>
+        <w:rPr>
+          <w:rFonts w:cs="Arial"/>
+        </w:rPr>
+      </w:pPr>
+      <w:r>
+        <w:rPr>
+          <w:rFonts w:eastAsia="Arial" w:cs="Arial"/>
+          <w:szCs w:val="24"/>
+        </w:rPr>
+        <w:t>A proposta é oferecer uma plataforma simples e intuitiva que permita ao usuário organizar suas tarefas, otimizar seu tempo e acompanhar suas atividades de forma clara e centralizada.</w:t>
+      </w:r>
+    </w:p>
+    <w:p>
+      <w:pPr>
+        <w:rPr>
+          <w:rFonts w:cs="Arial"/>
+          <w:szCs w:val="24"/>
+        </w:rPr>
+      </w:pPr>
+    </w:p>
+    <w:p>
+      <w:pPr>
+        <w:pStyle w:val="Ttulo2"/>
+      </w:pPr>
+      <w:bookmarkStart w:id="23" w:name="_Toc182927334"/>
+      <w:bookmarkStart w:id="24" w:name="_Toc997807490"/>
+      <w:bookmarkStart w:id="25" w:name="_Toc230776617"/>
+      <w:r>
+        <w:t>Especí</w:t>
+      </w:r>
+      <w:r>
+        <w:t>ficos</w:t>
+      </w:r>
       <w:bookmarkEnd w:id="23"/>
-    </w:p>
-    <w:p>
-      <w:pPr>
-        <w:spacing w:before="240" w:after="240"/>
-      </w:pPr>
-      <w:r>
-        <w:rPr>
-          <w:rFonts w:eastAsia="Arial" w:cs="Arial"/>
-          <w:b/>
-          <w:bCs/>
-          <w:szCs w:val="24"/>
-        </w:rPr>
-        <w:t>Objetivo Geral</w:t>
-      </w:r>
-    </w:p>
-    <w:p>
-      <w:pPr>
-        <w:rPr>
-          <w:rFonts w:eastAsia="Arial" w:cs="Arial"/>
-          <w:szCs w:val="24"/>
-        </w:rPr>
-      </w:pPr>
-      <w:r>
-        <w:rPr>
-          <w:rFonts w:eastAsia="Arial" w:cs="Arial"/>
-          <w:szCs w:val="24"/>
-        </w:rPr>
-        <w:t xml:space="preserve">O objetivo do projeto é desenvolver a aplicação </w:t>
-      </w:r>
-      <w:proofErr w:type="spellStart"/>
-      <w:r>
-        <w:rPr>
-          <w:rFonts w:eastAsia="Arial" w:cs="Arial"/>
-          <w:szCs w:val="24"/>
-        </w:rPr>
-        <w:t>DayPlannio</w:t>
-      </w:r>
-      <w:proofErr w:type="spellEnd"/>
-      <w:r>
-        <w:rPr>
-          <w:rFonts w:eastAsia="Arial" w:cs="Arial"/>
-          <w:szCs w:val="24"/>
-        </w:rPr>
-        <w:t>, voltada para a organização da rotina de profissionais autônomos. O aplicativo integrará agenda de serviços, cadastro de clientes, controle financeiro e gestão de a</w:t>
-      </w:r>
-      <w:r>
-        <w:rPr>
-          <w:rFonts w:eastAsia="Arial" w:cs="Arial"/>
-          <w:szCs w:val="24"/>
-        </w:rPr>
-        <w:t>tividades em um único ambiente.</w:t>
-      </w:r>
-    </w:p>
-    <w:p>
-      <w:pPr>
-        <w:rPr>
-          <w:rFonts w:cs="Arial"/>
-        </w:rPr>
-      </w:pPr>
-      <w:r>
-        <w:rPr>
-          <w:rFonts w:eastAsia="Arial" w:cs="Arial"/>
-          <w:szCs w:val="24"/>
-        </w:rPr>
-        <w:t>A proposta é oferecer uma plataforma simples e intuitiva que permita ao usuário organizar suas tarefas, otimizar seu tempo e acompanhar suas atividades de forma clara e centralizada.</w:t>
-      </w:r>
-    </w:p>
-    <w:p>
-      <w:pPr>
-        <w:rPr>
-          <w:rFonts w:cs="Arial"/>
-          <w:szCs w:val="24"/>
-        </w:rPr>
-      </w:pPr>
-    </w:p>
-    <w:p>
-      <w:pPr>
-        <w:pStyle w:val="Ttulo2"/>
-      </w:pPr>
-      <w:bookmarkStart w:id="24" w:name="_Toc182927334"/>
-      <w:bookmarkStart w:id="25" w:name="_Toc997807490"/>
-      <w:bookmarkStart w:id="26" w:name="_Toc230776617"/>
-      <w:r>
-        <w:t>Especí</w:t>
-      </w:r>
-      <w:r>
-        <w:t>ficos</w:t>
-      </w:r>
       <w:bookmarkEnd w:id="24"/>
       <w:bookmarkEnd w:id="25"/>
-      <w:bookmarkEnd w:id="26"/>
     </w:p>
     <w:p>
       <w:pPr>
@@ -11372,8 +11370,8 @@
           <w:caps/>
         </w:rPr>
       </w:pPr>
-      <w:bookmarkStart w:id="27" w:name="_Toc331506323"/>
-      <w:bookmarkStart w:id="28" w:name="_Toc331507631"/>
+      <w:bookmarkStart w:id="26" w:name="_Toc331506323"/>
+      <w:bookmarkStart w:id="27" w:name="_Toc331507631"/>
       <w:r>
         <w:br w:type="page"/>
       </w:r>
@@ -11385,7 +11383,7 @@
           <w:lang w:val="pt-BR"/>
         </w:rPr>
       </w:pPr>
-      <w:bookmarkStart w:id="29" w:name="_Toc230776618"/>
+      <w:bookmarkStart w:id="28" w:name="_Toc230776618"/>
       <w:r>
         <w:rPr>
           <w:lang w:val="pt-BR"/>
@@ -11393,31 +11391,31 @@
         <w:lastRenderedPageBreak/>
         <w:t>Documento de Requisitos</w:t>
       </w:r>
+      <w:bookmarkEnd w:id="28"/>
+    </w:p>
+    <w:p>
+      <w:r>
+        <w:t xml:space="preserve">Um documento de requisitos de sistema é uma peça-chave no desenvolvimento de software, especialmente em contextos acadêmicos e profissionais. Ele consiste em um registro detalhado e estruturado dos requisitos que o sistema deve atender para alcançar seus objetivos. Este documento descreve tanto os requisitos funcionais quanto os requisitos não funcionais. Ele serve como um contrato entre os </w:t>
+      </w:r>
+      <w:proofErr w:type="spellStart"/>
+      <w:r>
+        <w:t>stakeholders</w:t>
+      </w:r>
+      <w:proofErr w:type="spellEnd"/>
+      <w:r>
+        <w:t xml:space="preserve"> do projeto, estabelecendo um entendimento comum das expectativas e garantindo a qualidade e eficácia do software desenvolvido.</w:t>
+      </w:r>
+    </w:p>
+    <w:p/>
+    <w:p>
+      <w:pPr>
+        <w:pStyle w:val="Ttulo2"/>
+      </w:pPr>
+      <w:bookmarkStart w:id="29" w:name="_Toc230776619"/>
+      <w:r>
+        <w:t>Histórias do Usuário</w:t>
+      </w:r>
       <w:bookmarkEnd w:id="29"/>
-    </w:p>
-    <w:p>
-      <w:r>
-        <w:t xml:space="preserve">Um documento de requisitos de sistema é uma peça-chave no desenvolvimento de software, especialmente em contextos acadêmicos e profissionais. Ele consiste em um registro detalhado e estruturado dos requisitos que o sistema deve atender para alcançar seus objetivos. Este documento descreve tanto os requisitos funcionais quanto os requisitos não funcionais. Ele serve como um contrato entre os </w:t>
-      </w:r>
-      <w:proofErr w:type="spellStart"/>
-      <w:r>
-        <w:t>stakeholders</w:t>
-      </w:r>
-      <w:proofErr w:type="spellEnd"/>
-      <w:r>
-        <w:t xml:space="preserve"> do projeto, estabelecendo um entendimento comum das expectativas e garantindo a qualidade e eficácia do software desenvolvido.</w:t>
-      </w:r>
-    </w:p>
-    <w:p/>
-    <w:p>
-      <w:pPr>
-        <w:pStyle w:val="Ttulo2"/>
-      </w:pPr>
-      <w:bookmarkStart w:id="30" w:name="_Toc230776619"/>
-      <w:r>
-        <w:t>Histórias do Usuário</w:t>
-      </w:r>
-      <w:bookmarkEnd w:id="30"/>
     </w:p>
     <w:p>
       <w:pPr>
@@ -11736,11 +11734,11 @@
       <w:pPr>
         <w:pStyle w:val="Ttulo2"/>
       </w:pPr>
-      <w:bookmarkStart w:id="31" w:name="_Toc230776620"/>
+      <w:bookmarkStart w:id="30" w:name="_Toc230776620"/>
       <w:r>
         <w:t>Requisitos Funcionais</w:t>
       </w:r>
-      <w:bookmarkEnd w:id="31"/>
+      <w:bookmarkEnd w:id="30"/>
     </w:p>
     <w:p>
       <w:r>
@@ -11756,7 +11754,7 @@
       <w:pPr>
         <w:pStyle w:val="Ttulo3"/>
       </w:pPr>
-      <w:bookmarkStart w:id="32" w:name="_Toc230776621"/>
+      <w:bookmarkStart w:id="31" w:name="_Toc230776621"/>
       <w:r>
         <w:t xml:space="preserve">RF1 </w:t>
       </w:r>
@@ -11769,94 +11767,178 @@
       <w:r>
         <w:t>Criar Agendamento</w:t>
       </w:r>
+      <w:bookmarkEnd w:id="31"/>
+    </w:p>
+    <w:p>
+      <w:pPr>
+        <w:rPr>
+          <w:rFonts w:eastAsia="Arial" w:cs="Arial"/>
+        </w:rPr>
+      </w:pPr>
+      <w:r>
+        <w:rPr>
+          <w:rFonts w:eastAsia="Arial" w:cs="Arial"/>
+        </w:rPr>
+        <w:t xml:space="preserve">Permitir que o usuário cadastrado registre novos serviços em sua agenda, informando cliente, </w:t>
+      </w:r>
+      <w:r>
+        <w:rPr>
+          <w:rFonts w:eastAsia="Arial" w:cs="Arial"/>
+        </w:rPr>
+        <w:t xml:space="preserve">tipo de serviço, </w:t>
+      </w:r>
+      <w:r>
+        <w:rPr>
+          <w:rFonts w:eastAsia="Arial" w:cs="Arial"/>
+        </w:rPr>
+        <w:t>data, hora</w:t>
+      </w:r>
+      <w:r>
+        <w:rPr>
+          <w:rFonts w:eastAsia="Arial" w:cs="Arial"/>
+        </w:rPr>
+        <w:t>,</w:t>
+      </w:r>
+      <w:r>
+        <w:rPr>
+          <w:rFonts w:eastAsia="Arial" w:cs="Arial"/>
+        </w:rPr>
+        <w:t xml:space="preserve"> </w:t>
+      </w:r>
+      <w:r>
+        <w:rPr>
+          <w:rFonts w:eastAsia="Arial" w:cs="Arial"/>
+        </w:rPr>
+        <w:t>observações, valor cobrado e custo material</w:t>
+      </w:r>
+      <w:r>
+        <w:rPr>
+          <w:rFonts w:eastAsia="Arial" w:cs="Arial"/>
+        </w:rPr>
+        <w:t>.</w:t>
+      </w:r>
+    </w:p>
+    <w:p/>
+    <w:p>
+      <w:pPr>
+        <w:pStyle w:val="Ttulo3"/>
+      </w:pPr>
+      <w:bookmarkStart w:id="32" w:name="_Toc230776622"/>
+      <w:r>
+        <w:t xml:space="preserve">RF2 </w:t>
+      </w:r>
+      <w:r>
+        <w:t>–</w:t>
+      </w:r>
+      <w:r>
+        <w:t xml:space="preserve"> </w:t>
+      </w:r>
+      <w:r>
+        <w:rPr>
+          <w:rFonts w:eastAsia="Arial"/>
+        </w:rPr>
+        <w:t>Editar Agendamento</w:t>
+      </w:r>
       <w:bookmarkEnd w:id="32"/>
     </w:p>
     <w:p>
       <w:pPr>
-        <w:rPr>
-          <w:rFonts w:eastAsia="Arial" w:cs="Arial"/>
-        </w:rPr>
-      </w:pPr>
-      <w:r>
-        <w:rPr>
-          <w:rFonts w:eastAsia="Arial" w:cs="Arial"/>
-        </w:rPr>
-        <w:t xml:space="preserve">Permitir que o usuário cadastrado registre novos serviços em sua agenda, informando cliente, </w:t>
-      </w:r>
-      <w:r>
-        <w:rPr>
-          <w:rFonts w:eastAsia="Arial" w:cs="Arial"/>
-        </w:rPr>
-        <w:t xml:space="preserve">tipo de serviço, </w:t>
-      </w:r>
-      <w:r>
-        <w:rPr>
-          <w:rFonts w:eastAsia="Arial" w:cs="Arial"/>
-        </w:rPr>
-        <w:t>data, hora</w:t>
-      </w:r>
-      <w:r>
-        <w:rPr>
-          <w:rFonts w:eastAsia="Arial" w:cs="Arial"/>
-        </w:rPr>
-        <w:t>,</w:t>
-      </w:r>
-      <w:r>
-        <w:rPr>
-          <w:rFonts w:eastAsia="Arial" w:cs="Arial"/>
-        </w:rPr>
+        <w:ind w:firstLine="708"/>
+        <w:rPr>
+          <w:rFonts w:eastAsia="Arial" w:cs="Arial"/>
+          <w:szCs w:val="24"/>
+        </w:rPr>
+      </w:pPr>
+      <w:r>
+        <w:rPr>
+          <w:rFonts w:eastAsia="Arial" w:cs="Arial"/>
+          <w:szCs w:val="24"/>
+        </w:rPr>
+        <w:t>Permitir que o usuário altere detalhes de um serviço previamente agendado.</w:t>
+      </w:r>
+    </w:p>
+    <w:p>
+      <w:pPr>
+        <w:ind w:firstLine="360"/>
+        <w:rPr>
+          <w:rFonts w:eastAsia="Arial" w:cs="Arial"/>
+          <w:szCs w:val="24"/>
+        </w:rPr>
+      </w:pPr>
+    </w:p>
+    <w:p>
+      <w:pPr>
+        <w:pStyle w:val="Ttulo3"/>
+      </w:pPr>
+      <w:bookmarkStart w:id="33" w:name="_Toc230776623"/>
+      <w:r>
+        <w:t>RF</w:t>
+      </w:r>
+      <w:r>
+        <w:t xml:space="preserve">3 </w:t>
+      </w:r>
+      <w:r>
+        <w:t>–</w:t>
+      </w:r>
+      <w:r>
         <w:t xml:space="preserve"> </w:t>
       </w:r>
       <w:r>
-        <w:rPr>
-          <w:rFonts w:eastAsia="Arial" w:cs="Arial"/>
-        </w:rPr>
-        <w:t>observações, valor cobrado e custo material</w:t>
-      </w:r>
-      <w:r>
-        <w:rPr>
-          <w:rFonts w:eastAsia="Arial" w:cs="Arial"/>
-        </w:rPr>
-        <w:t>.</w:t>
-      </w:r>
-    </w:p>
-    <w:p/>
+        <w:t>Cancelar Agendamento</w:t>
+      </w:r>
+      <w:bookmarkEnd w:id="33"/>
+    </w:p>
+    <w:p>
+      <w:pPr>
+        <w:ind w:firstLine="708"/>
+        <w:rPr>
+          <w:rFonts w:eastAsia="Arial" w:cs="Arial"/>
+          <w:szCs w:val="24"/>
+        </w:rPr>
+      </w:pPr>
+      <w:r>
+        <w:rPr>
+          <w:rFonts w:eastAsia="Arial" w:cs="Arial"/>
+        </w:rPr>
+        <w:t>Permitir que o usuário cancele um serviço previamente agendado.</w:t>
+      </w:r>
+    </w:p>
+    <w:p>
+      <w:pPr>
+        <w:ind w:firstLine="360"/>
+        <w:rPr>
+          <w:rFonts w:eastAsia="Arial" w:cs="Arial"/>
+        </w:rPr>
+      </w:pPr>
+    </w:p>
     <w:p>
       <w:pPr>
         <w:pStyle w:val="Ttulo3"/>
       </w:pPr>
-      <w:bookmarkStart w:id="33" w:name="_Toc230776622"/>
-      <w:r>
-        <w:t xml:space="preserve">RF2 </w:t>
-      </w:r>
-      <w:r>
-        <w:t>–</w:t>
-      </w:r>
-      <w:r>
-        <w:t xml:space="preserve"> </w:t>
-      </w:r>
-      <w:r>
-        <w:rPr>
-          <w:rFonts w:eastAsia="Arial"/>
-        </w:rPr>
-        <w:t>Editar Agendamento</w:t>
-      </w:r>
-      <w:bookmarkEnd w:id="33"/>
+      <w:bookmarkStart w:id="34" w:name="_Toc230776624"/>
+      <w:r>
+        <w:t>RF</w:t>
+      </w:r>
+      <w:r>
+        <w:t>4</w:t>
+      </w:r>
+      <w:r>
+        <w:t xml:space="preserve"> – Concluir Agendamento</w:t>
+      </w:r>
+      <w:bookmarkEnd w:id="34"/>
     </w:p>
     <w:p>
       <w:pPr>
         <w:ind w:firstLine="708"/>
         <w:rPr>
           <w:rFonts w:eastAsia="Arial" w:cs="Arial"/>
-          <w:szCs w:val="24"/>
-        </w:rPr>
-      </w:pPr>
-      <w:r>
-        <w:rPr>
-          <w:rFonts w:eastAsia="Arial" w:cs="Arial"/>
-          <w:szCs w:val="24"/>
-        </w:rPr>
-        <w:t>Permitir que o usuário altere detalhes de um serviço previamente agendado.</w:t>
+        </w:rPr>
+      </w:pPr>
+      <w:r>
+        <w:rPr>
+          <w:rFonts w:eastAsia="Arial" w:cs="Arial"/>
+        </w:rPr>
+        <w:t>Permitir que o usuário conclua um serviço.</w:t>
       </w:r>
     </w:p>
     <w:p>
@@ -11872,101 +11954,17 @@
       <w:pPr>
         <w:pStyle w:val="Ttulo3"/>
       </w:pPr>
-      <w:bookmarkStart w:id="34" w:name="_Toc230776623"/>
+      <w:bookmarkStart w:id="35" w:name="_Toc230776625"/>
       <w:r>
         <w:t>RF</w:t>
       </w:r>
       <w:r>
-        <w:t xml:space="preserve">3 </w:t>
-      </w:r>
-      <w:r>
-        <w:t>–</w:t>
-      </w:r>
-      <w:r>
-        <w:t xml:space="preserve"> </w:t>
-      </w:r>
-      <w:r>
-        <w:t>Cancelar Agendamento</w:t>
-      </w:r>
-      <w:bookmarkEnd w:id="34"/>
-    </w:p>
-    <w:p>
-      <w:pPr>
-        <w:ind w:firstLine="708"/>
-        <w:rPr>
-          <w:rFonts w:eastAsia="Arial" w:cs="Arial"/>
-          <w:szCs w:val="24"/>
-        </w:rPr>
-      </w:pPr>
-      <w:r>
-        <w:rPr>
-          <w:rFonts w:eastAsia="Arial" w:cs="Arial"/>
-        </w:rPr>
-        <w:t>Permitir que o usuário cancele um serviço previamente agendado.</w:t>
-      </w:r>
-    </w:p>
-    <w:p>
-      <w:pPr>
-        <w:ind w:firstLine="360"/>
-        <w:rPr>
-          <w:rFonts w:eastAsia="Arial" w:cs="Arial"/>
-        </w:rPr>
-      </w:pPr>
-    </w:p>
-    <w:p>
-      <w:pPr>
-        <w:pStyle w:val="Ttulo3"/>
-      </w:pPr>
-      <w:bookmarkStart w:id="35" w:name="_Toc230776624"/>
-      <w:r>
-        <w:t>RF</w:t>
-      </w:r>
-      <w:r>
-        <w:t>4</w:t>
-      </w:r>
-      <w:r>
-        <w:t xml:space="preserve"> – Concluir Agendamento</w:t>
+        <w:t>5</w:t>
+      </w:r>
+      <w:r>
+        <w:t xml:space="preserve"> – Visualizar Agenda</w:t>
       </w:r>
       <w:bookmarkEnd w:id="35"/>
-    </w:p>
-    <w:p>
-      <w:pPr>
-        <w:ind w:firstLine="708"/>
-        <w:rPr>
-          <w:rFonts w:eastAsia="Arial" w:cs="Arial"/>
-        </w:rPr>
-      </w:pPr>
-      <w:r>
-        <w:rPr>
-          <w:rFonts w:eastAsia="Arial" w:cs="Arial"/>
-        </w:rPr>
-        <w:t>Permitir que o usuário conclua um serviço.</w:t>
-      </w:r>
-    </w:p>
-    <w:p>
-      <w:pPr>
-        <w:ind w:firstLine="360"/>
-        <w:rPr>
-          <w:rFonts w:eastAsia="Arial" w:cs="Arial"/>
-          <w:szCs w:val="24"/>
-        </w:rPr>
-      </w:pPr>
-    </w:p>
-    <w:p>
-      <w:pPr>
-        <w:pStyle w:val="Ttulo3"/>
-      </w:pPr>
-      <w:bookmarkStart w:id="36" w:name="_Toc230776625"/>
-      <w:r>
-        <w:t>RF</w:t>
-      </w:r>
-      <w:r>
-        <w:t>5</w:t>
-      </w:r>
-      <w:r>
-        <w:t xml:space="preserve"> – Visualizar Agenda</w:t>
-      </w:r>
-      <w:bookmarkEnd w:id="36"/>
     </w:p>
     <w:p>
       <w:pPr>
@@ -12007,7 +12005,7 @@
       <w:pPr>
         <w:pStyle w:val="Ttulo3"/>
       </w:pPr>
-      <w:bookmarkStart w:id="37" w:name="_Toc230776626"/>
+      <w:bookmarkStart w:id="36" w:name="_Toc230776626"/>
       <w:r>
         <w:t>RF</w:t>
       </w:r>
@@ -12026,7 +12024,7 @@
       <w:r>
         <w:t>Cadastrar Usuário</w:t>
       </w:r>
-      <w:bookmarkEnd w:id="37"/>
+      <w:bookmarkEnd w:id="36"/>
     </w:p>
     <w:p>
       <w:pPr>
@@ -12068,7 +12066,7 @@
       <w:pPr>
         <w:pStyle w:val="Ttulo3"/>
       </w:pPr>
-      <w:bookmarkStart w:id="38" w:name="_Toc230776627"/>
+      <w:bookmarkStart w:id="37" w:name="_Toc230776627"/>
       <w:r>
         <w:t>RF</w:t>
       </w:r>
@@ -12091,7 +12089,7 @@
       <w:r>
         <w:t>Login</w:t>
       </w:r>
-      <w:bookmarkEnd w:id="38"/>
+      <w:bookmarkEnd w:id="37"/>
       <w:proofErr w:type="spellEnd"/>
     </w:p>
     <w:p>
@@ -12110,7 +12108,7 @@
       <w:pPr>
         <w:pStyle w:val="Ttulo3"/>
       </w:pPr>
-      <w:bookmarkStart w:id="39" w:name="_Toc230776628"/>
+      <w:bookmarkStart w:id="38" w:name="_Toc230776628"/>
       <w:r>
         <w:lastRenderedPageBreak/>
         <w:t>RF</w:t>
@@ -12130,6 +12128,45 @@
       <w:r>
         <w:t>Recuperar Senha</w:t>
       </w:r>
+      <w:bookmarkEnd w:id="38"/>
+    </w:p>
+    <w:p>
+      <w:pPr>
+        <w:spacing w:before="240" w:after="240"/>
+      </w:pPr>
+      <w:r>
+        <w:rPr>
+          <w:rFonts w:eastAsia="Arial" w:cs="Arial"/>
+        </w:rPr>
+        <w:t>Permitir que usuários solicitem a redefinição de senha através do e-mail cadastrado.</w:t>
+      </w:r>
+    </w:p>
+    <w:p>
+      <w:pPr>
+        <w:pStyle w:val="Ttulo3"/>
+      </w:pPr>
+      <w:bookmarkStart w:id="39" w:name="_Toc230776629"/>
+      <w:r>
+        <w:t>RF</w:t>
+      </w:r>
+      <w:r>
+        <w:t>9</w:t>
+      </w:r>
+      <w:r>
+        <w:t xml:space="preserve"> </w:t>
+      </w:r>
+      <w:r>
+        <w:t>–</w:t>
+      </w:r>
+      <w:r>
+        <w:t xml:space="preserve"> </w:t>
+      </w:r>
+      <w:r>
+        <w:rPr>
+          <w:rFonts w:eastAsia="Arial"/>
+        </w:rPr>
+        <w:t>Exibir Informações do Perfil</w:t>
+      </w:r>
       <w:bookmarkEnd w:id="39"/>
     </w:p>
     <w:p>
@@ -12140,19 +12177,19 @@
         <w:rPr>
           <w:rFonts w:eastAsia="Arial" w:cs="Arial"/>
         </w:rPr>
-        <w:t>Permitir que usuários solicitem a redefinição de senha através do e-mail cadastrado.</w:t>
+        <w:t>Permitir que o usuário visualize seus dados pessoais cadastradas.</w:t>
       </w:r>
     </w:p>
     <w:p>
       <w:pPr>
         <w:pStyle w:val="Ttulo3"/>
       </w:pPr>
-      <w:bookmarkStart w:id="40" w:name="_Toc230776629"/>
+      <w:bookmarkStart w:id="40" w:name="_Toc230776630"/>
       <w:r>
         <w:t>RF</w:t>
       </w:r>
       <w:r>
-        <w:t>9</w:t>
+        <w:t>10</w:t>
       </w:r>
       <w:r>
         <w:t xml:space="preserve"> </w:t>
@@ -12167,31 +12204,176 @@
         <w:rPr>
           <w:rFonts w:eastAsia="Arial"/>
         </w:rPr>
-        <w:t>Exibir Informações do Perfil</w:t>
+        <w:t>Editar Informações do Perfil</w:t>
       </w:r>
       <w:bookmarkEnd w:id="40"/>
     </w:p>
     <w:p>
       <w:pPr>
+        <w:rPr>
+          <w:rFonts w:eastAsia="Arial" w:cs="Arial"/>
+        </w:rPr>
+      </w:pPr>
+      <w:r>
+        <w:rPr>
+          <w:rFonts w:eastAsia="Arial" w:cs="Arial"/>
+        </w:rPr>
+        <w:t>Permitir que o usuário atualize seus dados pessoais</w:t>
+      </w:r>
+      <w:r>
+        <w:rPr>
+          <w:rFonts w:eastAsia="Arial" w:cs="Arial"/>
+        </w:rPr>
+        <w:t>,</w:t>
+      </w:r>
+      <w:r>
+        <w:rPr>
+          <w:rFonts w:eastAsia="Arial" w:cs="Arial"/>
+        </w:rPr>
+        <w:t xml:space="preserve"> garantindo que as informações estejam sempre corretas.</w:t>
+      </w:r>
+    </w:p>
+    <w:p>
+      <w:pPr>
+        <w:rPr>
+          <w:rFonts w:eastAsia="Arial" w:cs="Arial"/>
+          <w:szCs w:val="24"/>
+        </w:rPr>
+      </w:pPr>
+    </w:p>
+    <w:p>
+      <w:pPr>
+        <w:pStyle w:val="Ttulo3"/>
+      </w:pPr>
+      <w:bookmarkStart w:id="41" w:name="_Toc230776631"/>
+      <w:r>
+        <w:t>RF1</w:t>
+      </w:r>
+      <w:r>
+        <w:t>1</w:t>
+      </w:r>
+      <w:r>
+        <w:t xml:space="preserve"> – </w:t>
+      </w:r>
+      <w:r>
+        <w:t>Cadastrar Cliente</w:t>
+      </w:r>
+      <w:bookmarkEnd w:id="41"/>
+    </w:p>
+    <w:p>
+      <w:pPr>
+        <w:rPr>
+          <w:rFonts w:eastAsia="Arial" w:cs="Arial"/>
+        </w:rPr>
+      </w:pPr>
+      <w:r>
+        <w:rPr>
+          <w:rFonts w:eastAsia="Arial" w:cs="Arial"/>
+        </w:rPr>
+        <w:t xml:space="preserve"> </w:t>
+      </w:r>
+      <w:r>
+        <w:rPr>
+          <w:rFonts w:eastAsia="Arial" w:cs="Arial"/>
+        </w:rPr>
+        <w:t>Permitir que o usuário adicione clientes com informações básicas: nome, telefone</w:t>
+      </w:r>
+      <w:r>
+        <w:rPr>
+          <w:rFonts w:eastAsia="Arial" w:cs="Arial"/>
+        </w:rPr>
+        <w:t>,</w:t>
+      </w:r>
+      <w:r>
+        <w:rPr>
+          <w:rFonts w:eastAsia="Arial" w:cs="Arial"/>
+        </w:rPr>
+        <w:t xml:space="preserve"> endereço</w:t>
+      </w:r>
+      <w:r>
+        <w:rPr>
+          <w:rFonts w:eastAsia="Arial" w:cs="Arial"/>
+        </w:rPr>
+        <w:t xml:space="preserve"> e observações</w:t>
+      </w:r>
+      <w:r>
+        <w:rPr>
+          <w:rFonts w:eastAsia="Arial" w:cs="Arial"/>
+        </w:rPr>
+        <w:t>.</w:t>
+      </w:r>
+    </w:p>
+    <w:p>
+      <w:pPr>
+        <w:rPr>
+          <w:rFonts w:eastAsia="Arial" w:cs="Arial"/>
+        </w:rPr>
+      </w:pPr>
+    </w:p>
+    <w:p>
+      <w:pPr>
+        <w:pStyle w:val="Ttulo3"/>
+      </w:pPr>
+      <w:bookmarkStart w:id="42" w:name="_Toc230776632"/>
+      <w:r>
+        <w:t>RF</w:t>
+      </w:r>
+      <w:r>
+        <w:t>12</w:t>
+      </w:r>
+      <w:r>
+        <w:t xml:space="preserve"> – Listar Clientes</w:t>
+      </w:r>
+      <w:bookmarkEnd w:id="42"/>
+    </w:p>
+    <w:p>
+      <w:pPr>
         <w:spacing w:before="240" w:after="240"/>
       </w:pPr>
       <w:r>
         <w:rPr>
           <w:rFonts w:eastAsia="Arial" w:cs="Arial"/>
         </w:rPr>
-        <w:t>Permitir que o usuário visualize seus dados pessoais cadastradas.</w:t>
+        <w:t>Permitir que usuários visualizem seus clientes cadastrados.</w:t>
       </w:r>
     </w:p>
     <w:p>
       <w:pPr>
         <w:pStyle w:val="Ttulo3"/>
       </w:pPr>
-      <w:bookmarkStart w:id="41" w:name="_Toc230776630"/>
+      <w:bookmarkStart w:id="43" w:name="_Toc230776633"/>
       <w:r>
         <w:t>RF</w:t>
       </w:r>
       <w:r>
-        <w:t>10</w:t>
+        <w:t>13</w:t>
+      </w:r>
+      <w:r>
+        <w:t xml:space="preserve"> – Editar Cliente</w:t>
+      </w:r>
+      <w:bookmarkEnd w:id="43"/>
+    </w:p>
+    <w:p>
+      <w:pPr>
+        <w:spacing w:before="240" w:after="240"/>
+      </w:pPr>
+      <w:r>
+        <w:rPr>
+          <w:rFonts w:eastAsia="Arial" w:cs="Arial"/>
+        </w:rPr>
+        <w:t>Permitir que usuários editem seus clientes cadastrados.</w:t>
+      </w:r>
+    </w:p>
+    <w:p>
+      <w:pPr>
+        <w:pStyle w:val="Ttulo3"/>
+      </w:pPr>
+      <w:bookmarkStart w:id="44" w:name="_Toc230776634"/>
+      <w:r>
+        <w:t>RF1</w:t>
+      </w:r>
+      <w:r>
+        <w:t>4</w:t>
       </w:r>
       <w:r>
         <w:t xml:space="preserve"> </w:t>
@@ -12203,235 +12385,51 @@
         <w:t xml:space="preserve"> </w:t>
       </w:r>
       <w:r>
+        <w:t>Histórico de Cliente</w:t>
+      </w:r>
+      <w:bookmarkEnd w:id="44"/>
+    </w:p>
+    <w:p>
+      <w:pPr>
+        <w:spacing w:before="240" w:after="240"/>
+      </w:pPr>
+      <w:r>
+        <w:rPr>
+          <w:rFonts w:eastAsia="Arial" w:cs="Arial"/>
+        </w:rPr>
+        <w:t>Permitir que usuários visualizem os históricos de serviço por cliente.</w:t>
+      </w:r>
+    </w:p>
+    <w:p>
+      <w:pPr>
+        <w:pStyle w:val="Ttulo3"/>
+      </w:pPr>
+      <w:bookmarkStart w:id="45" w:name="_Toc230776635"/>
+      <w:r>
+        <w:t>RF</w:t>
+      </w:r>
+      <w:r>
+        <w:t>1</w:t>
+      </w:r>
+      <w:r>
+        <w:t>5</w:t>
+      </w:r>
+      <w:r>
+        <w:t xml:space="preserve"> </w:t>
+      </w:r>
+      <w:r>
+        <w:t>–</w:t>
+      </w:r>
+      <w:r>
+        <w:t xml:space="preserve"> </w:t>
+      </w:r>
+      <w:r>
         <w:rPr>
           <w:rFonts w:eastAsia="Arial"/>
         </w:rPr>
-        <w:t>Editar Informações do Perfil</w:t>
-      </w:r>
-      <w:bookmarkEnd w:id="41"/>
-    </w:p>
-    <w:p>
-      <w:pPr>
-        <w:rPr>
-          <w:rFonts w:eastAsia="Arial" w:cs="Arial"/>
-        </w:rPr>
-      </w:pPr>
-      <w:r>
-        <w:rPr>
-          <w:rFonts w:eastAsia="Arial" w:cs="Arial"/>
-        </w:rPr>
-        <w:t>Permitir que o usuário atualize seus dados pessoais</w:t>
-      </w:r>
-      <w:r>
-        <w:rPr>
-          <w:rFonts w:eastAsia="Arial" w:cs="Arial"/>
-        </w:rPr>
-        <w:t>,</w:t>
-      </w:r>
-      <w:r>
-        <w:rPr>
-          <w:rFonts w:eastAsia="Arial" w:cs="Arial"/>
-        </w:rPr>
-        <w:t xml:space="preserve"> garantindo que as informações estejam sempre corretas.</w:t>
-      </w:r>
-    </w:p>
-    <w:p>
-      <w:pPr>
-        <w:rPr>
-          <w:rFonts w:eastAsia="Arial" w:cs="Arial"/>
-          <w:szCs w:val="24"/>
-        </w:rPr>
-      </w:pPr>
-    </w:p>
-    <w:p>
-      <w:pPr>
-        <w:pStyle w:val="Ttulo3"/>
-      </w:pPr>
-      <w:bookmarkStart w:id="42" w:name="_Toc230776631"/>
-      <w:r>
-        <w:t>RF1</w:t>
-      </w:r>
-      <w:r>
-        <w:t>1</w:t>
-      </w:r>
-      <w:r>
-        <w:t xml:space="preserve"> – </w:t>
-      </w:r>
-      <w:r>
-        <w:t>Cadastrar Cliente</w:t>
-      </w:r>
-      <w:bookmarkEnd w:id="42"/>
-    </w:p>
-    <w:p>
-      <w:pPr>
-        <w:rPr>
-          <w:rFonts w:eastAsia="Arial" w:cs="Arial"/>
-        </w:rPr>
-      </w:pPr>
-      <w:r>
-        <w:rPr>
-          <w:rFonts w:eastAsia="Arial" w:cs="Arial"/>
-        </w:rPr>
-        <w:t xml:space="preserve"> </w:t>
-      </w:r>
-      <w:r>
-        <w:rPr>
-          <w:rFonts w:eastAsia="Arial" w:cs="Arial"/>
-        </w:rPr>
-        <w:t>Permitir que o usuário adicione clientes com informações básicas: nome, telefone</w:t>
-      </w:r>
-      <w:r>
-        <w:rPr>
-          <w:rFonts w:eastAsia="Arial" w:cs="Arial"/>
-        </w:rPr>
-        <w:t>,</w:t>
-      </w:r>
-      <w:r>
-        <w:rPr>
-          <w:rFonts w:eastAsia="Arial" w:cs="Arial"/>
-        </w:rPr>
-        <w:t xml:space="preserve"> endereço</w:t>
-      </w:r>
-      <w:r>
-        <w:rPr>
-          <w:rFonts w:eastAsia="Arial" w:cs="Arial"/>
-        </w:rPr>
-        <w:t xml:space="preserve"> e observações</w:t>
-      </w:r>
-      <w:r>
-        <w:rPr>
-          <w:rFonts w:eastAsia="Arial" w:cs="Arial"/>
-        </w:rPr>
-        <w:t>.</w:t>
-      </w:r>
-    </w:p>
-    <w:p>
-      <w:pPr>
-        <w:rPr>
-          <w:rFonts w:eastAsia="Arial" w:cs="Arial"/>
-        </w:rPr>
-      </w:pPr>
-    </w:p>
-    <w:p>
-      <w:pPr>
-        <w:pStyle w:val="Ttulo3"/>
-      </w:pPr>
-      <w:bookmarkStart w:id="43" w:name="_Toc230776632"/>
-      <w:r>
-        <w:t>RF</w:t>
-      </w:r>
-      <w:r>
-        <w:t>12</w:t>
-      </w:r>
-      <w:r>
-        <w:t xml:space="preserve"> – Listar Clientes</w:t>
-      </w:r>
-      <w:bookmarkEnd w:id="43"/>
-    </w:p>
-    <w:p>
-      <w:pPr>
-        <w:spacing w:before="240" w:after="240"/>
-      </w:pPr>
-      <w:r>
-        <w:rPr>
-          <w:rFonts w:eastAsia="Arial" w:cs="Arial"/>
-        </w:rPr>
-        <w:t>Permitir que usuários visualizem seus clientes cadastrados.</w:t>
-      </w:r>
-    </w:p>
-    <w:p>
-      <w:pPr>
-        <w:pStyle w:val="Ttulo3"/>
-      </w:pPr>
-      <w:bookmarkStart w:id="44" w:name="_Toc230776633"/>
-      <w:r>
-        <w:t>RF</w:t>
-      </w:r>
-      <w:r>
-        <w:t>13</w:t>
-      </w:r>
-      <w:r>
-        <w:t xml:space="preserve"> – Editar Cliente</w:t>
-      </w:r>
-      <w:bookmarkEnd w:id="44"/>
-    </w:p>
-    <w:p>
-      <w:pPr>
-        <w:spacing w:before="240" w:after="240"/>
-      </w:pPr>
-      <w:r>
-        <w:rPr>
-          <w:rFonts w:eastAsia="Arial" w:cs="Arial"/>
-        </w:rPr>
-        <w:t>Permitir que usuários editem seus clientes cadastrados.</w:t>
-      </w:r>
-    </w:p>
-    <w:p>
-      <w:pPr>
-        <w:pStyle w:val="Ttulo3"/>
-      </w:pPr>
-      <w:bookmarkStart w:id="45" w:name="_Toc230776634"/>
-      <w:r>
-        <w:t>RF1</w:t>
-      </w:r>
-      <w:r>
-        <w:t>4</w:t>
-      </w:r>
-      <w:r>
-        <w:t xml:space="preserve"> </w:t>
-      </w:r>
-      <w:r>
-        <w:t>–</w:t>
-      </w:r>
-      <w:r>
-        <w:t xml:space="preserve"> </w:t>
-      </w:r>
-      <w:r>
-        <w:t>Histórico de Cliente</w:t>
+        <w:t>Cadastrar Tipo do Serviço</w:t>
       </w:r>
       <w:bookmarkEnd w:id="45"/>
-    </w:p>
-    <w:p>
-      <w:pPr>
-        <w:spacing w:before="240" w:after="240"/>
-      </w:pPr>
-      <w:r>
-        <w:rPr>
-          <w:rFonts w:eastAsia="Arial" w:cs="Arial"/>
-        </w:rPr>
-        <w:t>Permitir que usuários visualizem os históricos de serviço por cliente.</w:t>
-      </w:r>
-    </w:p>
-    <w:p>
-      <w:pPr>
-        <w:pStyle w:val="Ttulo3"/>
-      </w:pPr>
-      <w:bookmarkStart w:id="46" w:name="_Toc230776635"/>
-      <w:r>
-        <w:t>RF</w:t>
-      </w:r>
-      <w:r>
-        <w:t>1</w:t>
-      </w:r>
-      <w:r>
-        <w:t>5</w:t>
-      </w:r>
-      <w:r>
-        <w:t xml:space="preserve"> </w:t>
-      </w:r>
-      <w:r>
-        <w:t>–</w:t>
-      </w:r>
-      <w:r>
-        <w:t xml:space="preserve"> </w:t>
-      </w:r>
-      <w:r>
-        <w:rPr>
-          <w:rFonts w:eastAsia="Arial"/>
-        </w:rPr>
-        <w:t>Cadastrar Tipo do Serviço</w:t>
-      </w:r>
-      <w:bookmarkEnd w:id="46"/>
     </w:p>
     <w:p>
       <w:pPr>
@@ -12461,7 +12459,7 @@
       <w:pPr>
         <w:pStyle w:val="Ttulo3"/>
       </w:pPr>
-      <w:bookmarkStart w:id="47" w:name="_Toc230776636"/>
+      <w:bookmarkStart w:id="46" w:name="_Toc230776636"/>
       <w:r>
         <w:t>RF</w:t>
       </w:r>
@@ -12471,7 +12469,7 @@
       <w:r>
         <w:t xml:space="preserve"> – Listar Tipo de Serviço</w:t>
       </w:r>
-      <w:bookmarkEnd w:id="47"/>
+      <w:bookmarkEnd w:id="46"/>
     </w:p>
     <w:p>
       <w:pPr>
@@ -12522,7 +12520,7 @@
       <w:pPr>
         <w:pStyle w:val="Ttulo3"/>
       </w:pPr>
-      <w:bookmarkStart w:id="48" w:name="_Toc230776637"/>
+      <w:bookmarkStart w:id="47" w:name="_Toc230776637"/>
       <w:r>
         <w:lastRenderedPageBreak/>
         <w:t>RF</w:t>
@@ -12533,7 +12531,7 @@
       <w:r>
         <w:t>7 – Editar Tipo de Serviço</w:t>
       </w:r>
-      <w:bookmarkEnd w:id="48"/>
+      <w:bookmarkEnd w:id="47"/>
     </w:p>
     <w:p>
       <w:pPr>
@@ -12561,7 +12559,7 @@
       <w:pPr>
         <w:pStyle w:val="Ttulo3"/>
       </w:pPr>
-      <w:bookmarkStart w:id="49" w:name="_Toc230776638"/>
+      <w:bookmarkStart w:id="48" w:name="_Toc230776638"/>
       <w:r>
         <w:t>RF</w:t>
       </w:r>
@@ -12571,7 +12569,7 @@
       <w:r>
         <w:t xml:space="preserve"> – Excluir Tipo de Serviço</w:t>
       </w:r>
-      <w:bookmarkEnd w:id="49"/>
+      <w:bookmarkEnd w:id="48"/>
     </w:p>
     <w:p>
       <w:pPr>
@@ -12599,7 +12597,7 @@
       <w:pPr>
         <w:pStyle w:val="Ttulo3"/>
       </w:pPr>
-      <w:bookmarkStart w:id="50" w:name="_Toc230776639"/>
+      <w:bookmarkStart w:id="49" w:name="_Toc230776639"/>
       <w:r>
         <w:t>RF</w:t>
       </w:r>
@@ -12627,7 +12625,7 @@
         </w:rPr>
         <w:t xml:space="preserve"> Entradas e Saídas</w:t>
       </w:r>
-      <w:bookmarkEnd w:id="50"/>
+      <w:bookmarkEnd w:id="49"/>
     </w:p>
     <w:p>
       <w:pPr>
@@ -12681,7 +12679,7 @@
         <w:widowControl/>
         <w:spacing w:after="160" w:line="278" w:lineRule="auto"/>
       </w:pPr>
-      <w:bookmarkStart w:id="51" w:name="_Toc230776640"/>
+      <w:bookmarkStart w:id="50" w:name="_Toc230776640"/>
       <w:r>
         <w:t>RF</w:t>
       </w:r>
@@ -12691,7 +12689,7 @@
       <w:r>
         <w:t xml:space="preserve"> – Editar Registro Financeiro</w:t>
       </w:r>
-      <w:bookmarkEnd w:id="51"/>
+      <w:bookmarkEnd w:id="50"/>
     </w:p>
     <w:p>
       <w:pPr>
@@ -12722,7 +12720,7 @@
         <w:widowControl/>
         <w:spacing w:after="160" w:line="278" w:lineRule="auto"/>
       </w:pPr>
-      <w:bookmarkStart w:id="52" w:name="_Toc230776641"/>
+      <w:bookmarkStart w:id="51" w:name="_Toc230776641"/>
       <w:r>
         <w:t>RF</w:t>
       </w:r>
@@ -12732,7 +12730,7 @@
       <w:r>
         <w:t xml:space="preserve"> – Excluir Registro Financeiro</w:t>
       </w:r>
-      <w:bookmarkEnd w:id="52"/>
+      <w:bookmarkEnd w:id="51"/>
     </w:p>
     <w:p>
       <w:pPr>
@@ -12750,7 +12748,7 @@
       <w:pPr>
         <w:pStyle w:val="Ttulo3"/>
       </w:pPr>
-      <w:bookmarkStart w:id="53" w:name="_Toc230776642"/>
+      <w:bookmarkStart w:id="52" w:name="_Toc230776642"/>
       <w:r>
         <w:t>RF</w:t>
       </w:r>
@@ -12778,6 +12776,65 @@
         </w:rPr>
         <w:t xml:space="preserve"> Lucros</w:t>
       </w:r>
+      <w:bookmarkEnd w:id="52"/>
+    </w:p>
+    <w:p>
+      <w:pPr>
+        <w:rPr>
+          <w:rFonts w:eastAsia="Arial" w:cs="Arial"/>
+          <w:szCs w:val="24"/>
+        </w:rPr>
+      </w:pPr>
+      <w:r>
+        <w:rPr>
+          <w:rFonts w:eastAsia="Arial" w:cs="Arial"/>
+          <w:szCs w:val="24"/>
+        </w:rPr>
+        <w:t xml:space="preserve">Calcular automaticamente lucro bruto e lucro líquido com base nos agendamentos concluídos </w:t>
+      </w:r>
+      <w:r>
+        <w:rPr>
+          <w:rFonts w:eastAsia="Arial" w:cs="Arial"/>
+          <w:szCs w:val="24"/>
+        </w:rPr>
+        <w:t>em modo diário, semanal ou mensal</w:t>
+      </w:r>
+      <w:r>
+        <w:rPr>
+          <w:rFonts w:eastAsia="Arial" w:cs="Arial"/>
+          <w:szCs w:val="24"/>
+        </w:rPr>
+        <w:t>.</w:t>
+      </w:r>
+    </w:p>
+    <w:p>
+      <w:pPr>
+        <w:rPr>
+          <w:rFonts w:eastAsia="Arial" w:cs="Arial"/>
+          <w:szCs w:val="24"/>
+        </w:rPr>
+      </w:pPr>
+    </w:p>
+    <w:p>
+      <w:pPr>
+        <w:pStyle w:val="Ttulo3"/>
+      </w:pPr>
+      <w:bookmarkStart w:id="53" w:name="_Toc230776643"/>
+      <w:r>
+        <w:t>RF</w:t>
+      </w:r>
+      <w:r>
+        <w:t>23</w:t>
+      </w:r>
+      <w:r>
+        <w:t xml:space="preserve"> – </w:t>
+      </w:r>
+      <w:r>
+        <w:rPr>
+          <w:rFonts w:eastAsia="Arial"/>
+        </w:rPr>
+        <w:t>Calcular Lucros Geral</w:t>
+      </w:r>
       <w:bookmarkEnd w:id="53"/>
     </w:p>
     <w:p>
@@ -12792,28 +12849,21 @@
           <w:rFonts w:eastAsia="Arial" w:cs="Arial"/>
           <w:szCs w:val="24"/>
         </w:rPr>
-        <w:t xml:space="preserve">Calcular automaticamente lucro bruto e lucro líquido com base nos agendamentos concluídos </w:t>
-      </w:r>
-      <w:r>
-        <w:rPr>
-          <w:rFonts w:eastAsia="Arial" w:cs="Arial"/>
-          <w:szCs w:val="24"/>
-        </w:rPr>
-        <w:t>em modo diário, semanal ou mensal</w:t>
-      </w:r>
-      <w:r>
-        <w:rPr>
-          <w:rFonts w:eastAsia="Arial" w:cs="Arial"/>
-          <w:szCs w:val="24"/>
-        </w:rPr>
-        <w:t>.</w:t>
-      </w:r>
-    </w:p>
-    <w:p>
-      <w:pPr>
-        <w:rPr>
-          <w:rFonts w:eastAsia="Arial" w:cs="Arial"/>
-          <w:szCs w:val="24"/>
+        <w:t>Calcular automaticamente lucro bruto e lucro líquido com base nos agendamentos concluídos e registros financeiros avulsos em modo diário, semanal ou mensal.</w:t>
+      </w:r>
+    </w:p>
+    <w:p>
+      <w:pPr>
+        <w:rPr>
+          <w:rFonts w:eastAsia="Arial" w:cs="Arial"/>
+          <w:szCs w:val="24"/>
+        </w:rPr>
+      </w:pPr>
+    </w:p>
+    <w:p>
+      <w:pPr>
+        <w:rPr>
+          <w:rFonts w:eastAsia="Arial" w:cs="Arial"/>
         </w:rPr>
       </w:pPr>
     </w:p>
@@ -12821,12 +12871,12 @@
       <w:pPr>
         <w:pStyle w:val="Ttulo3"/>
       </w:pPr>
-      <w:bookmarkStart w:id="54" w:name="_Toc230776643"/>
+      <w:bookmarkStart w:id="54" w:name="_Toc230776644"/>
       <w:r>
         <w:t>RF</w:t>
       </w:r>
       <w:r>
-        <w:t>23</w:t>
+        <w:t>24</w:t>
       </w:r>
       <w:r>
         <w:t xml:space="preserve"> – </w:t>
@@ -12835,7 +12885,19 @@
         <w:rPr>
           <w:rFonts w:eastAsia="Arial"/>
         </w:rPr>
-        <w:t>Calcular Lucros Geral</w:t>
+        <w:t>Gera</w:t>
+      </w:r>
+      <w:r>
+        <w:rPr>
+          <w:rFonts w:eastAsia="Arial"/>
+        </w:rPr>
+        <w:t>r</w:t>
+      </w:r>
+      <w:r>
+        <w:rPr>
+          <w:rFonts w:eastAsia="Arial"/>
+        </w:rPr>
+        <w:t xml:space="preserve"> Relatórios Financeiros</w:t>
       </w:r>
       <w:bookmarkEnd w:id="54"/>
     </w:p>
@@ -12843,280 +12905,216 @@
       <w:pPr>
         <w:rPr>
           <w:rFonts w:eastAsia="Arial" w:cs="Arial"/>
-          <w:szCs w:val="24"/>
-        </w:rPr>
-      </w:pPr>
-      <w:r>
-        <w:rPr>
-          <w:rFonts w:eastAsia="Arial" w:cs="Arial"/>
-          <w:szCs w:val="24"/>
-        </w:rPr>
-        <w:t>Calcular automaticamente lucro bruto e lucro líquido com base nos agendamentos concluídos e registros financeiros avulsos em modo diário, semanal ou mensal.</w:t>
-      </w:r>
-    </w:p>
-    <w:p>
-      <w:pPr>
-        <w:rPr>
-          <w:rFonts w:eastAsia="Arial" w:cs="Arial"/>
-          <w:szCs w:val="24"/>
-        </w:rPr>
-      </w:pPr>
-    </w:p>
-    <w:p>
-      <w:pPr>
-        <w:rPr>
-          <w:rFonts w:eastAsia="Arial" w:cs="Arial"/>
-        </w:rPr>
-      </w:pPr>
-    </w:p>
-    <w:p>
-      <w:pPr>
-        <w:pStyle w:val="Ttulo3"/>
-      </w:pPr>
-      <w:bookmarkStart w:id="55" w:name="_Toc230776644"/>
-      <w:r>
-        <w:t>RF</w:t>
-      </w:r>
-      <w:r>
-        <w:t>24</w:t>
-      </w:r>
-      <w:r>
-        <w:t xml:space="preserve"> – </w:t>
-      </w:r>
-      <w:r>
-        <w:rPr>
-          <w:rFonts w:eastAsia="Arial"/>
-        </w:rPr>
-        <w:t>Gera</w:t>
-      </w:r>
-      <w:r>
-        <w:rPr>
-          <w:rFonts w:eastAsia="Arial"/>
-        </w:rPr>
-        <w:t>r</w:t>
-      </w:r>
-      <w:r>
-        <w:rPr>
-          <w:rFonts w:eastAsia="Arial"/>
-        </w:rPr>
-        <w:t xml:space="preserve"> Relatórios Financeiros</w:t>
+        </w:rPr>
+      </w:pPr>
+      <w:r>
+        <w:rPr>
+          <w:rFonts w:eastAsia="Arial" w:cs="Arial"/>
+        </w:rPr>
+        <w:t>Gerar relatórios diários, semanais e mensais, com filtro por período, podendo exportar em PDF.</w:t>
+      </w:r>
+    </w:p>
+    <w:p/>
+    <w:p>
+      <w:pPr>
+        <w:pStyle w:val="Ttulo2"/>
+      </w:pPr>
+      <w:bookmarkStart w:id="55" w:name="_Toc230776645"/>
+      <w:r>
+        <w:t>Requisitos Não Funcionais</w:t>
       </w:r>
       <w:bookmarkEnd w:id="55"/>
     </w:p>
     <w:p>
-      <w:pPr>
-        <w:rPr>
-          <w:rFonts w:eastAsia="Arial" w:cs="Arial"/>
-        </w:rPr>
-      </w:pPr>
-      <w:r>
-        <w:rPr>
-          <w:rFonts w:eastAsia="Arial" w:cs="Arial"/>
-        </w:rPr>
-        <w:t>Gerar relatórios diários, semanais e mensais, com filtro por período, podendo exportar em PDF.</w:t>
-      </w:r>
-    </w:p>
-    <w:p/>
-    <w:p>
-      <w:pPr>
-        <w:pStyle w:val="Ttulo2"/>
-      </w:pPr>
-      <w:bookmarkStart w:id="56" w:name="_Toc230776645"/>
-      <w:r>
-        <w:t>Requisitos Não Funcionais</w:t>
+      <w:r>
+        <w:t xml:space="preserve">Os requisitos não funcionais referem-se às características e restrições do sistema que não estão diretamente relacionadas às suas funcionalidades principais, mas que são essenciais para garantir sua qualidade, desempenho e usabilidade. Eles abordam aspectos como segurança, desempenho, usabilidade, compatibilidade, confiabilidade e </w:t>
+      </w:r>
+      <w:proofErr w:type="spellStart"/>
+      <w:r>
+        <w:t>manutenibilidade</w:t>
+      </w:r>
+      <w:proofErr w:type="spellEnd"/>
+      <w:r>
+        <w:t xml:space="preserve"> do sistema, fornecendo diretrizes cruciais para o desenvolvimento e avaliação do software. Esses requisitos são fundamentais para assegurar que o sistema atenda aos padrões esperados de qualidade e satisfaça as necessidades dos usuários de forma abrangente.</w:t>
+      </w:r>
+    </w:p>
+    <w:p>
+      <w:pPr>
+        <w:rPr>
+          <w:b/>
+          <w:bCs/>
+        </w:rPr>
+      </w:pPr>
+      <w:bookmarkStart w:id="56" w:name="_Toc165310867"/>
+    </w:p>
+    <w:p>
+      <w:pPr>
+        <w:rPr>
+          <w:b/>
+          <w:bCs/>
+        </w:rPr>
+      </w:pPr>
+      <w:r>
+        <w:rPr>
+          <w:b/>
+          <w:bCs/>
+        </w:rPr>
+        <w:t xml:space="preserve">RNF 1 - </w:t>
+      </w:r>
+      <w:r>
+        <w:rPr>
+          <w:b/>
+          <w:bCs/>
+        </w:rPr>
+        <w:t>Desempenho:</w:t>
       </w:r>
       <w:bookmarkEnd w:id="56"/>
     </w:p>
     <w:p>
-      <w:r>
-        <w:t xml:space="preserve">Os requisitos não funcionais referem-se às características e restrições do sistema que não estão diretamente relacionadas às suas funcionalidades principais, mas que são essenciais para garantir sua qualidade, desempenho e usabilidade. Eles abordam aspectos como segurança, desempenho, usabilidade, compatibilidade, confiabilidade e </w:t>
+      <w:pPr>
+        <w:rPr>
+          <w:rFonts w:cs="Arial"/>
+          <w:szCs w:val="24"/>
+        </w:rPr>
+      </w:pPr>
+      <w:r>
+        <w:rPr>
+          <w:rFonts w:cs="Arial"/>
+          <w:szCs w:val="24"/>
+        </w:rPr>
+        <w:t xml:space="preserve">A aplicação deve </w:t>
+      </w:r>
+      <w:r>
+        <w:rPr>
+          <w:rFonts w:cs="Arial"/>
+          <w:szCs w:val="24"/>
+        </w:rPr>
+        <w:t>ter</w:t>
+      </w:r>
+      <w:r>
+        <w:rPr>
+          <w:rFonts w:cs="Arial"/>
+          <w:szCs w:val="24"/>
+        </w:rPr>
+        <w:t xml:space="preserve"> carregamento rápido, mesmo em conexões de internet mais lentas, para garantir uma boa experiência de usuário.</w:t>
+      </w:r>
+    </w:p>
+    <w:p>
+      <w:pPr>
+        <w:rPr>
+          <w:rFonts w:cs="Arial"/>
+          <w:szCs w:val="24"/>
+        </w:rPr>
+      </w:pPr>
+    </w:p>
+    <w:p>
+      <w:pPr>
+        <w:rPr>
+          <w:b/>
+          <w:bCs/>
+        </w:rPr>
+      </w:pPr>
+      <w:bookmarkStart w:id="57" w:name="_Toc165310869"/>
+      <w:r>
+        <w:rPr>
+          <w:b/>
+          <w:bCs/>
+        </w:rPr>
+        <w:t xml:space="preserve">RNF </w:t>
+      </w:r>
+      <w:r>
+        <w:rPr>
+          <w:b/>
+          <w:bCs/>
+        </w:rPr>
+        <w:t>2</w:t>
+      </w:r>
+      <w:r>
+        <w:rPr>
+          <w:b/>
+          <w:bCs/>
+        </w:rPr>
+        <w:t xml:space="preserve"> - </w:t>
+      </w:r>
+      <w:r>
+        <w:rPr>
+          <w:b/>
+          <w:bCs/>
+        </w:rPr>
+        <w:t>Usabilidade:</w:t>
+      </w:r>
+      <w:bookmarkEnd w:id="57"/>
+    </w:p>
+    <w:p>
+      <w:pPr>
+        <w:rPr>
+          <w:rFonts w:cs="Arial"/>
+          <w:szCs w:val="24"/>
+        </w:rPr>
+      </w:pPr>
+      <w:r>
+        <w:rPr>
+          <w:rFonts w:cs="Arial"/>
+          <w:szCs w:val="24"/>
+        </w:rPr>
+        <w:t>A interface da aplicação deve ser intuitiva e fácil de usar, com navegação clara e design responsivo, para que os usuários possam encontrar facilmente artistas e eventos de interesse.</w:t>
+      </w:r>
+    </w:p>
+    <w:p>
+      <w:pPr>
+        <w:ind w:firstLine="0"/>
+        <w:rPr>
+          <w:rFonts w:cs="Arial"/>
+          <w:szCs w:val="24"/>
+        </w:rPr>
+      </w:pPr>
+    </w:p>
+    <w:p>
+      <w:pPr>
+        <w:rPr>
+          <w:b/>
+          <w:bCs/>
+        </w:rPr>
+      </w:pPr>
+      <w:bookmarkStart w:id="58" w:name="_Toc165310874"/>
+      <w:r>
+        <w:rPr>
+          <w:b/>
+          <w:bCs/>
+        </w:rPr>
+        <w:t xml:space="preserve">RNF </w:t>
+      </w:r>
+      <w:r>
+        <w:rPr>
+          <w:b/>
+          <w:bCs/>
+        </w:rPr>
+        <w:t>3</w:t>
+      </w:r>
+      <w:r>
+        <w:rPr>
+          <w:b/>
+          <w:bCs/>
+        </w:rPr>
+        <w:t xml:space="preserve"> - </w:t>
       </w:r>
       <w:proofErr w:type="spellStart"/>
       <w:r>
-        <w:t>manutenibilidade</w:t>
+        <w:rPr>
+          <w:b/>
+          <w:bCs/>
+        </w:rPr>
+        <w:t>Manutenibilidade</w:t>
       </w:r>
       <w:proofErr w:type="spellEnd"/>
       <w:r>
-        <w:t xml:space="preserve"> do sistema, fornecendo diretrizes cruciais para o desenvolvimento e avaliação do software. Esses requisitos são fundamentais para assegurar que o sistema atenda aos padrões esperados de qualidade e satisfaça as necessidades dos usuários de forma abrangente.</w:t>
-      </w:r>
-    </w:p>
-    <w:p>
-      <w:pPr>
         <w:rPr>
           <w:b/>
           <w:bCs/>
         </w:rPr>
-      </w:pPr>
-      <w:bookmarkStart w:id="57" w:name="_Toc165310867"/>
-    </w:p>
-    <w:p>
-      <w:pPr>
-        <w:rPr>
-          <w:b/>
-          <w:bCs/>
-        </w:rPr>
-      </w:pPr>
-      <w:r>
-        <w:rPr>
-          <w:b/>
-          <w:bCs/>
-        </w:rPr>
-        <w:t xml:space="preserve">RNF 1 - </w:t>
-      </w:r>
-      <w:r>
-        <w:rPr>
-          <w:b/>
-          <w:bCs/>
-        </w:rPr>
-        <w:t>Desempenho:</w:t>
-      </w:r>
-      <w:bookmarkEnd w:id="57"/>
-    </w:p>
-    <w:p>
-      <w:pPr>
-        <w:rPr>
-          <w:rFonts w:cs="Arial"/>
-          <w:szCs w:val="24"/>
-        </w:rPr>
-      </w:pPr>
-      <w:r>
-        <w:rPr>
-          <w:rFonts w:cs="Arial"/>
-          <w:szCs w:val="24"/>
-        </w:rPr>
-        <w:t xml:space="preserve">A aplicação deve </w:t>
-      </w:r>
-      <w:r>
-        <w:rPr>
-          <w:rFonts w:cs="Arial"/>
-          <w:szCs w:val="24"/>
-        </w:rPr>
-        <w:t>ter</w:t>
-      </w:r>
-      <w:r>
-        <w:rPr>
-          <w:rFonts w:cs="Arial"/>
-          <w:szCs w:val="24"/>
-        </w:rPr>
-        <w:t xml:space="preserve"> carregamento rápido, mesmo em conexões de internet mais lentas, para garantir uma boa experiência de usuário.</w:t>
-      </w:r>
-    </w:p>
-    <w:p>
-      <w:pPr>
-        <w:rPr>
-          <w:rFonts w:cs="Arial"/>
-          <w:szCs w:val="24"/>
-        </w:rPr>
-      </w:pPr>
-    </w:p>
-    <w:p>
-      <w:pPr>
-        <w:rPr>
-          <w:b/>
-          <w:bCs/>
-        </w:rPr>
-      </w:pPr>
-      <w:bookmarkStart w:id="58" w:name="_Toc165310869"/>
-      <w:r>
-        <w:rPr>
-          <w:b/>
-          <w:bCs/>
-        </w:rPr>
-        <w:t xml:space="preserve">RNF </w:t>
-      </w:r>
-      <w:r>
-        <w:rPr>
-          <w:b/>
-          <w:bCs/>
-        </w:rPr>
-        <w:t>2</w:t>
-      </w:r>
-      <w:r>
-        <w:rPr>
-          <w:b/>
-          <w:bCs/>
-        </w:rPr>
-        <w:t xml:space="preserve"> - </w:t>
-      </w:r>
-      <w:r>
-        <w:rPr>
-          <w:b/>
-          <w:bCs/>
-        </w:rPr>
-        <w:t>Usabilidade:</w:t>
+        <w:t>:</w:t>
       </w:r>
       <w:bookmarkEnd w:id="58"/>
-    </w:p>
-    <w:p>
-      <w:pPr>
-        <w:rPr>
-          <w:rFonts w:cs="Arial"/>
-          <w:szCs w:val="24"/>
-        </w:rPr>
-      </w:pPr>
-      <w:r>
-        <w:rPr>
-          <w:rFonts w:cs="Arial"/>
-          <w:szCs w:val="24"/>
-        </w:rPr>
-        <w:t>A interface da aplicação deve ser intuitiva e fácil de usar, com navegação clara e design responsivo, para que os usuários possam encontrar facilmente artistas e eventos de interesse.</w:t>
-      </w:r>
-    </w:p>
-    <w:p>
-      <w:pPr>
-        <w:ind w:firstLine="0"/>
-        <w:rPr>
-          <w:rFonts w:cs="Arial"/>
-          <w:szCs w:val="24"/>
-        </w:rPr>
-      </w:pPr>
-    </w:p>
-    <w:p>
-      <w:pPr>
-        <w:rPr>
-          <w:b/>
-          <w:bCs/>
-        </w:rPr>
-      </w:pPr>
-      <w:bookmarkStart w:id="59" w:name="_Toc165310874"/>
-      <w:r>
-        <w:rPr>
-          <w:b/>
-          <w:bCs/>
-        </w:rPr>
-        <w:t xml:space="preserve">RNF </w:t>
-      </w:r>
-      <w:r>
-        <w:rPr>
-          <w:b/>
-          <w:bCs/>
-        </w:rPr>
-        <w:t>3</w:t>
-      </w:r>
-      <w:r>
-        <w:rPr>
-          <w:b/>
-          <w:bCs/>
-        </w:rPr>
-        <w:t xml:space="preserve"> - </w:t>
-      </w:r>
-      <w:proofErr w:type="spellStart"/>
-      <w:r>
-        <w:rPr>
-          <w:b/>
-          <w:bCs/>
-        </w:rPr>
-        <w:t>Manutenibilidade</w:t>
-      </w:r>
-      <w:proofErr w:type="spellEnd"/>
-      <w:r>
-        <w:rPr>
-          <w:b/>
-          <w:bCs/>
-        </w:rPr>
-        <w:t>:</w:t>
-      </w:r>
-      <w:bookmarkEnd w:id="59"/>
     </w:p>
     <w:p>
       <w:pPr>
@@ -13158,9 +13156,9 @@
       <w:pPr>
         <w:pStyle w:val="Ttulo1"/>
       </w:pPr>
-      <w:bookmarkStart w:id="60" w:name="_Toc182927339"/>
-      <w:bookmarkStart w:id="61" w:name="_Toc326436659"/>
-      <w:bookmarkStart w:id="62" w:name="_Toc230776646"/>
+      <w:bookmarkStart w:id="59" w:name="_Toc182927339"/>
+      <w:bookmarkStart w:id="60" w:name="_Toc326436659"/>
+      <w:bookmarkStart w:id="61" w:name="_Toc230776646"/>
       <w:r>
         <w:lastRenderedPageBreak/>
         <w:t>Diagrama de</w:t>
@@ -13171,10 +13169,10 @@
       <w:r>
         <w:t>Caso de Uso</w:t>
       </w:r>
-      <w:bookmarkStart w:id="63" w:name="_Toc165310878"/>
+      <w:bookmarkStart w:id="62" w:name="_Toc165310878"/>
+      <w:bookmarkEnd w:id="59"/>
       <w:bookmarkEnd w:id="60"/>
       <w:bookmarkEnd w:id="61"/>
-      <w:bookmarkEnd w:id="62"/>
     </w:p>
     <w:p>
       <w:pPr>
@@ -13214,28 +13212,28 @@
       <w:pPr>
         <w:pStyle w:val="Figura"/>
       </w:pPr>
-      <w:bookmarkStart w:id="64" w:name="_Toc213310059"/>
-      <w:bookmarkStart w:id="65" w:name="_Toc213310387"/>
-      <w:bookmarkStart w:id="66" w:name="_Toc213310469"/>
-      <w:bookmarkStart w:id="67" w:name="_Toc213310537"/>
-      <w:bookmarkStart w:id="68" w:name="_Toc213310591"/>
-      <w:bookmarkStart w:id="69" w:name="_Toc213310869"/>
-      <w:bookmarkStart w:id="70" w:name="_Toc213310978"/>
-      <w:bookmarkStart w:id="71" w:name="_Toc213311049"/>
-      <w:bookmarkStart w:id="72" w:name="_Toc213311197"/>
-      <w:bookmarkStart w:id="73" w:name="_Toc213311255"/>
-      <w:bookmarkStart w:id="74" w:name="_Toc213311335"/>
-      <w:bookmarkStart w:id="75" w:name="_Toc213311374"/>
-      <w:bookmarkStart w:id="76" w:name="_Toc213311439"/>
-      <w:bookmarkStart w:id="77" w:name="_Toc213311518"/>
-      <w:bookmarkStart w:id="78" w:name="_Toc213311561"/>
-      <w:bookmarkStart w:id="79" w:name="_Toc213311620"/>
-      <w:bookmarkStart w:id="80" w:name="_Toc213311843"/>
-      <w:bookmarkStart w:id="81" w:name="_Toc213311922"/>
-      <w:bookmarkStart w:id="82" w:name="_Toc213647691"/>
-      <w:bookmarkStart w:id="83" w:name="_Toc213665795"/>
-      <w:bookmarkStart w:id="84" w:name="_Toc213665834"/>
-      <w:bookmarkStart w:id="85" w:name="_Toc230776570"/>
+      <w:bookmarkStart w:id="63" w:name="_Toc213310059"/>
+      <w:bookmarkStart w:id="64" w:name="_Toc213310387"/>
+      <w:bookmarkStart w:id="65" w:name="_Toc213310469"/>
+      <w:bookmarkStart w:id="66" w:name="_Toc213310537"/>
+      <w:bookmarkStart w:id="67" w:name="_Toc213310591"/>
+      <w:bookmarkStart w:id="68" w:name="_Toc213310869"/>
+      <w:bookmarkStart w:id="69" w:name="_Toc213310978"/>
+      <w:bookmarkStart w:id="70" w:name="_Toc213311049"/>
+      <w:bookmarkStart w:id="71" w:name="_Toc213311197"/>
+      <w:bookmarkStart w:id="72" w:name="_Toc213311255"/>
+      <w:bookmarkStart w:id="73" w:name="_Toc213311335"/>
+      <w:bookmarkStart w:id="74" w:name="_Toc213311374"/>
+      <w:bookmarkStart w:id="75" w:name="_Toc213311439"/>
+      <w:bookmarkStart w:id="76" w:name="_Toc213311518"/>
+      <w:bookmarkStart w:id="77" w:name="_Toc213311561"/>
+      <w:bookmarkStart w:id="78" w:name="_Toc213311620"/>
+      <w:bookmarkStart w:id="79" w:name="_Toc213311843"/>
+      <w:bookmarkStart w:id="80" w:name="_Toc213311922"/>
+      <w:bookmarkStart w:id="81" w:name="_Toc213647691"/>
+      <w:bookmarkStart w:id="82" w:name="_Toc213665795"/>
+      <w:bookmarkStart w:id="83" w:name="_Toc213665834"/>
+      <w:bookmarkStart w:id="84" w:name="_Toc230776570"/>
       <w:r>
         <w:t xml:space="preserve">Figura </w:t>
       </w:r>
@@ -13260,6 +13258,7 @@
       <w:r>
         <w:t xml:space="preserve"> - Diagrama de Caso de Uso</w:t>
       </w:r>
+      <w:bookmarkEnd w:id="63"/>
       <w:bookmarkEnd w:id="64"/>
       <w:bookmarkEnd w:id="65"/>
       <w:bookmarkEnd w:id="66"/>
@@ -13281,7 +13280,6 @@
       <w:bookmarkEnd w:id="82"/>
       <w:bookmarkEnd w:id="83"/>
       <w:bookmarkEnd w:id="84"/>
-      <w:bookmarkEnd w:id="85"/>
     </w:p>
     <w:p>
       <w:pPr>
@@ -13361,11 +13359,11 @@
       <w:pPr>
         <w:pStyle w:val="Ttulo3"/>
       </w:pPr>
-      <w:bookmarkStart w:id="86" w:name="_Toc230776647"/>
+      <w:bookmarkStart w:id="85" w:name="_Toc230776647"/>
       <w:r>
         <w:t>Casos de Usos de Alto Nível</w:t>
       </w:r>
-      <w:bookmarkEnd w:id="86"/>
+      <w:bookmarkEnd w:id="85"/>
     </w:p>
     <w:p>
       <w:pPr>
@@ -13751,11 +13749,11 @@
       <w:pPr>
         <w:pStyle w:val="Ttulo3"/>
       </w:pPr>
-      <w:bookmarkStart w:id="87" w:name="_Toc230776648"/>
+      <w:bookmarkStart w:id="86" w:name="_Toc230776648"/>
       <w:r>
         <w:t>Casos de Usos Detalhados</w:t>
       </w:r>
-      <w:bookmarkEnd w:id="87"/>
+      <w:bookmarkEnd w:id="86"/>
     </w:p>
     <w:p>
       <w:pPr>
@@ -16984,8 +16982,8 @@
       <w:pPr>
         <w:pStyle w:val="Ttulo1"/>
       </w:pPr>
-      <w:bookmarkStart w:id="88" w:name="_Toc489932645"/>
-      <w:bookmarkStart w:id="89" w:name="_Toc230776649"/>
+      <w:bookmarkStart w:id="87" w:name="_Toc489932645"/>
+      <w:bookmarkStart w:id="88" w:name="_Toc230776649"/>
       <w:r>
         <w:t>Diagrama</w:t>
       </w:r>
@@ -16998,8 +16996,8 @@
       <w:r>
         <w:t xml:space="preserve"> Classe</w:t>
       </w:r>
+      <w:bookmarkEnd w:id="87"/>
       <w:bookmarkEnd w:id="88"/>
-      <w:bookmarkEnd w:id="89"/>
     </w:p>
     <w:p/>
     <w:p>
@@ -17066,53 +17064,40 @@
       <w:pPr>
         <w:pStyle w:val="Ttulo1"/>
       </w:pPr>
-      <w:bookmarkStart w:id="90" w:name="_Toc230776650"/>
+      <w:bookmarkStart w:id="89" w:name="_Toc230776650"/>
       <w:r>
         <w:lastRenderedPageBreak/>
         <w:t>Diagrama BPMN</w:t>
       </w:r>
+      <w:bookmarkEnd w:id="89"/>
+    </w:p>
+    <w:p>
+      <w:pPr>
+        <w:pStyle w:val="Figura"/>
+      </w:pPr>
+      <w:bookmarkStart w:id="90" w:name="_Toc168898593"/>
+      <w:bookmarkStart w:id="91" w:name="_Toc169517816"/>
+      <w:bookmarkStart w:id="92" w:name="_Toc230776571"/>
+      <w:r>
+        <w:t xml:space="preserve">Figura </w:t>
+      </w:r>
+      <w:fldSimple w:instr=" SEQ Figura \* ARABIC ">
+        <w:r>
+          <w:rPr>
+            <w:noProof/>
+          </w:rPr>
+          <w:t>2</w:t>
+        </w:r>
+      </w:fldSimple>
+      <w:r>
+        <w:t xml:space="preserve"> – </w:t>
+      </w:r>
       <w:bookmarkEnd w:id="90"/>
-    </w:p>
-    <w:p>
-      <w:pPr>
-        <w:pStyle w:val="Figura"/>
-      </w:pPr>
-      <w:bookmarkStart w:id="91" w:name="_Toc168898593"/>
-      <w:bookmarkStart w:id="92" w:name="_Toc169517816"/>
-      <w:bookmarkStart w:id="93" w:name="_Toc230776571"/>
-      <w:r>
-        <w:t xml:space="preserve">Figura </w:t>
-      </w:r>
-      <w:r>
-        <w:fldChar w:fldCharType="begin"/>
-      </w:r>
-      <w:r>
-        <w:instrText xml:space="preserve"> SEQ Figura \* ARABIC </w:instrText>
-      </w:r>
-      <w:r>
-        <w:fldChar w:fldCharType="separate"/>
-      </w:r>
-      <w:r>
-        <w:rPr>
-          <w:noProof/>
-        </w:rPr>
-        <w:t>2</w:t>
-      </w:r>
-      <w:r>
-        <w:rPr>
-          <w:noProof/>
-        </w:rPr>
-        <w:fldChar w:fldCharType="end"/>
-      </w:r>
-      <w:r>
-        <w:t xml:space="preserve"> – </w:t>
-      </w:r>
       <w:bookmarkEnd w:id="91"/>
+      <w:r>
+        <w:t>Diagrama BPMN</w:t>
+      </w:r>
       <w:bookmarkEnd w:id="92"/>
-      <w:r>
-        <w:t>Diagrama BPMN</w:t>
-      </w:r>
-      <w:bookmarkEnd w:id="93"/>
     </w:p>
     <w:p>
       <w:pPr>
@@ -17202,7 +17187,7 @@
           <w:sz w:val="20"/>
         </w:rPr>
       </w:pPr>
-      <w:bookmarkStart w:id="94" w:name="_Toc182927341"/>
+      <w:bookmarkStart w:id="93" w:name="_Toc182927341"/>
     </w:p>
     <w:p>
       <w:pPr>
@@ -17231,7 +17216,7 @@
           <w:sz w:val="20"/>
         </w:rPr>
       </w:pPr>
-      <w:bookmarkStart w:id="95" w:name="_Toc230776651"/>
+      <w:bookmarkStart w:id="94" w:name="_Toc230776651"/>
       <w:r>
         <w:rPr>
           <w:rStyle w:val="FiguraChar"/>
@@ -17240,7 +17225,7 @@
         <w:lastRenderedPageBreak/>
         <w:t>Fluxograma</w:t>
       </w:r>
-      <w:bookmarkEnd w:id="95"/>
+      <w:bookmarkEnd w:id="94"/>
     </w:p>
     <w:p>
       <w:pPr>
@@ -17259,9 +17244,9 @@
           <w:szCs w:val="24"/>
         </w:rPr>
       </w:pPr>
-      <w:bookmarkStart w:id="96" w:name="_Toc168898594"/>
-      <w:bookmarkStart w:id="97" w:name="_Toc169517817"/>
-      <w:bookmarkStart w:id="98" w:name="_Toc230776572"/>
+      <w:bookmarkStart w:id="95" w:name="_Toc168898594"/>
+      <w:bookmarkStart w:id="96" w:name="_Toc169517817"/>
+      <w:bookmarkStart w:id="97" w:name="_Toc230776572"/>
       <w:r>
         <w:rPr>
           <w:szCs w:val="24"/>
@@ -17305,15 +17290,15 @@
         </w:rPr>
         <w:t xml:space="preserve"> - </w:t>
       </w:r>
+      <w:bookmarkEnd w:id="95"/>
       <w:bookmarkEnd w:id="96"/>
+      <w:r>
+        <w:rPr>
+          <w:szCs w:val="24"/>
+        </w:rPr>
+        <w:t>Fluxograma</w:t>
+      </w:r>
       <w:bookmarkEnd w:id="97"/>
-      <w:r>
-        <w:rPr>
-          <w:szCs w:val="24"/>
-        </w:rPr>
-        <w:t>Fluxograma</w:t>
-      </w:r>
-      <w:bookmarkEnd w:id="98"/>
     </w:p>
     <w:p>
       <w:pPr>
@@ -17390,84 +17375,84 @@
       <w:pPr>
         <w:pStyle w:val="Ttulo2"/>
       </w:pPr>
-      <w:bookmarkStart w:id="99" w:name="_Toc230776652"/>
+      <w:bookmarkStart w:id="98" w:name="_Toc230776652"/>
       <w:r>
         <w:t>SUBPROCESSOS</w:t>
       </w:r>
+      <w:bookmarkEnd w:id="98"/>
+    </w:p>
+    <w:p>
+      <w:pPr>
+        <w:pStyle w:val="Ttulo3"/>
+      </w:pPr>
+      <w:bookmarkStart w:id="99" w:name="_Toc230776653"/>
+      <w:r>
+        <w:t>Agendamentos</w:t>
+      </w:r>
       <w:bookmarkEnd w:id="99"/>
     </w:p>
     <w:p>
       <w:pPr>
-        <w:pStyle w:val="Ttulo3"/>
-      </w:pPr>
-      <w:bookmarkStart w:id="100" w:name="_Toc230776653"/>
-      <w:r>
-        <w:t>Agendamentos</w:t>
+        <w:pStyle w:val="Figura"/>
+        <w:rPr>
+          <w:szCs w:val="24"/>
+        </w:rPr>
+      </w:pPr>
+      <w:bookmarkStart w:id="100" w:name="_Toc168898595"/>
+      <w:bookmarkStart w:id="101" w:name="_Toc169517818"/>
+      <w:bookmarkStart w:id="102" w:name="_Toc230776573"/>
+      <w:r>
+        <w:rPr>
+          <w:szCs w:val="24"/>
+        </w:rPr>
+        <w:t xml:space="preserve">Figura </w:t>
+      </w:r>
+      <w:r>
+        <w:rPr>
+          <w:szCs w:val="24"/>
+        </w:rPr>
+        <w:fldChar w:fldCharType="begin"/>
+      </w:r>
+      <w:r>
+        <w:rPr>
+          <w:szCs w:val="24"/>
+        </w:rPr>
+        <w:instrText xml:space="preserve"> SEQ Figura \* ARABIC </w:instrText>
+      </w:r>
+      <w:r>
+        <w:rPr>
+          <w:szCs w:val="24"/>
+        </w:rPr>
+        <w:fldChar w:fldCharType="separate"/>
+      </w:r>
+      <w:r>
+        <w:rPr>
+          <w:noProof/>
+          <w:szCs w:val="24"/>
+        </w:rPr>
+        <w:t>4</w:t>
+      </w:r>
+      <w:r>
+        <w:rPr>
+          <w:szCs w:val="24"/>
+        </w:rPr>
+        <w:fldChar w:fldCharType="end"/>
+      </w:r>
+      <w:r>
+        <w:rPr>
+          <w:szCs w:val="24"/>
+        </w:rPr>
+        <w:t xml:space="preserve"> – </w:t>
       </w:r>
       <w:bookmarkEnd w:id="100"/>
-    </w:p>
-    <w:p>
-      <w:pPr>
-        <w:pStyle w:val="Figura"/>
-        <w:rPr>
-          <w:szCs w:val="24"/>
-        </w:rPr>
-      </w:pPr>
-      <w:bookmarkStart w:id="101" w:name="_Toc168898595"/>
-      <w:bookmarkStart w:id="102" w:name="_Toc169517818"/>
-      <w:bookmarkStart w:id="103" w:name="_Toc230776573"/>
-      <w:r>
-        <w:rPr>
-          <w:szCs w:val="24"/>
-        </w:rPr>
-        <w:t xml:space="preserve">Figura </w:t>
-      </w:r>
-      <w:r>
-        <w:rPr>
-          <w:szCs w:val="24"/>
-        </w:rPr>
-        <w:fldChar w:fldCharType="begin"/>
-      </w:r>
-      <w:r>
-        <w:rPr>
-          <w:szCs w:val="24"/>
-        </w:rPr>
-        <w:instrText xml:space="preserve"> SEQ Figura \* ARABIC </w:instrText>
-      </w:r>
-      <w:r>
-        <w:rPr>
-          <w:szCs w:val="24"/>
-        </w:rPr>
-        <w:fldChar w:fldCharType="separate"/>
-      </w:r>
-      <w:r>
-        <w:rPr>
-          <w:noProof/>
-          <w:szCs w:val="24"/>
-        </w:rPr>
-        <w:t>4</w:t>
-      </w:r>
-      <w:r>
-        <w:rPr>
-          <w:szCs w:val="24"/>
-        </w:rPr>
-        <w:fldChar w:fldCharType="end"/>
-      </w:r>
-      <w:r>
-        <w:rPr>
-          <w:szCs w:val="24"/>
-        </w:rPr>
-        <w:t xml:space="preserve"> – </w:t>
-      </w:r>
       <w:bookmarkEnd w:id="101"/>
+      <w:r>
+        <w:rPr>
+          <w:szCs w:val="24"/>
+        </w:rPr>
+        <w:t>Fluxograma Agendamentos</w:t>
+      </w:r>
       <w:bookmarkEnd w:id="102"/>
-      <w:r>
-        <w:rPr>
-          <w:szCs w:val="24"/>
-        </w:rPr>
-        <w:t>Fluxograma Agendamentos</w:t>
-      </w:r>
-      <w:bookmarkEnd w:id="103"/>
     </w:p>
     <w:p>
       <w:pPr>
@@ -17533,12 +17518,12 @@
       <w:pPr>
         <w:pStyle w:val="Ttulo3"/>
       </w:pPr>
-      <w:bookmarkStart w:id="104" w:name="_Toc230776654"/>
+      <w:bookmarkStart w:id="103" w:name="_Toc230776654"/>
       <w:r>
         <w:lastRenderedPageBreak/>
         <w:t>Clientes</w:t>
       </w:r>
-      <w:bookmarkEnd w:id="104"/>
+      <w:bookmarkEnd w:id="103"/>
     </w:p>
     <w:p>
       <w:pPr>
@@ -17549,9 +17534,9 @@
           <w:lang w:val="en-US"/>
         </w:rPr>
       </w:pPr>
-      <w:bookmarkStart w:id="105" w:name="_Toc168898596"/>
-      <w:bookmarkStart w:id="106" w:name="_Toc169517819"/>
-      <w:bookmarkStart w:id="107" w:name="_Toc230776574"/>
+      <w:bookmarkStart w:id="104" w:name="_Toc168898596"/>
+      <w:bookmarkStart w:id="105" w:name="_Toc169517819"/>
+      <w:bookmarkStart w:id="106" w:name="_Toc230776574"/>
       <w:proofErr w:type="spellStart"/>
       <w:r>
         <w:rPr>
@@ -17611,33 +17596,33 @@
         </w:rPr>
         <w:t xml:space="preserve"> – </w:t>
       </w:r>
+      <w:bookmarkEnd w:id="104"/>
       <w:bookmarkEnd w:id="105"/>
+      <w:proofErr w:type="spellStart"/>
+      <w:r>
+        <w:rPr>
+          <w:szCs w:val="24"/>
+          <w:lang w:val="en-US"/>
+        </w:rPr>
+        <w:t>Fluxograma</w:t>
+      </w:r>
+      <w:proofErr w:type="spellEnd"/>
+      <w:r>
+        <w:rPr>
+          <w:szCs w:val="24"/>
+          <w:lang w:val="en-US"/>
+        </w:rPr>
+        <w:t xml:space="preserve"> </w:t>
+      </w:r>
+      <w:proofErr w:type="spellStart"/>
+      <w:r>
+        <w:rPr>
+          <w:szCs w:val="24"/>
+          <w:lang w:val="en-US"/>
+        </w:rPr>
+        <w:t>Clientes</w:t>
+      </w:r>
       <w:bookmarkEnd w:id="106"/>
-      <w:proofErr w:type="spellStart"/>
-      <w:r>
-        <w:rPr>
-          <w:szCs w:val="24"/>
-          <w:lang w:val="en-US"/>
-        </w:rPr>
-        <w:t>Fluxograma</w:t>
-      </w:r>
-      <w:proofErr w:type="spellEnd"/>
-      <w:r>
-        <w:rPr>
-          <w:szCs w:val="24"/>
-          <w:lang w:val="en-US"/>
-        </w:rPr>
-        <w:t xml:space="preserve"> </w:t>
-      </w:r>
-      <w:proofErr w:type="spellStart"/>
-      <w:r>
-        <w:rPr>
-          <w:szCs w:val="24"/>
-          <w:lang w:val="en-US"/>
-        </w:rPr>
-        <w:t>Clientes</w:t>
-      </w:r>
-      <w:bookmarkEnd w:id="107"/>
       <w:proofErr w:type="spellEnd"/>
     </w:p>
     <w:p>
@@ -17708,80 +17693,80 @@
       <w:pPr>
         <w:pStyle w:val="Ttulo3"/>
       </w:pPr>
-      <w:bookmarkStart w:id="108" w:name="_Toc230776655"/>
+      <w:bookmarkStart w:id="107" w:name="_Toc230776655"/>
       <w:r>
         <w:t>Financeiro</w:t>
       </w:r>
+      <w:bookmarkEnd w:id="107"/>
+    </w:p>
+    <w:p>
+      <w:pPr>
+        <w:pStyle w:val="Figura"/>
+        <w:rPr>
+          <w:szCs w:val="24"/>
+        </w:rPr>
+      </w:pPr>
+      <w:bookmarkStart w:id="108" w:name="_Toc168898597"/>
+      <w:bookmarkStart w:id="109" w:name="_Toc169517820"/>
+      <w:bookmarkStart w:id="110" w:name="_Toc230776575"/>
+      <w:r>
+        <w:rPr>
+          <w:szCs w:val="24"/>
+        </w:rPr>
+        <w:t xml:space="preserve">Figura </w:t>
+      </w:r>
+      <w:r>
+        <w:rPr>
+          <w:szCs w:val="24"/>
+        </w:rPr>
+        <w:fldChar w:fldCharType="begin"/>
+      </w:r>
+      <w:r>
+        <w:rPr>
+          <w:szCs w:val="24"/>
+        </w:rPr>
+        <w:instrText xml:space="preserve"> SEQ Figura \* ARABIC </w:instrText>
+      </w:r>
+      <w:r>
+        <w:rPr>
+          <w:szCs w:val="24"/>
+        </w:rPr>
+        <w:fldChar w:fldCharType="separate"/>
+      </w:r>
+      <w:r>
+        <w:rPr>
+          <w:noProof/>
+          <w:szCs w:val="24"/>
+        </w:rPr>
+        <w:t>6</w:t>
+      </w:r>
+      <w:r>
+        <w:rPr>
+          <w:szCs w:val="24"/>
+        </w:rPr>
+        <w:fldChar w:fldCharType="end"/>
+      </w:r>
+      <w:r>
+        <w:rPr>
+          <w:szCs w:val="24"/>
+        </w:rPr>
+        <w:t xml:space="preserve"> – </w:t>
+      </w:r>
       <w:bookmarkEnd w:id="108"/>
-    </w:p>
-    <w:p>
-      <w:pPr>
-        <w:pStyle w:val="Figura"/>
-        <w:rPr>
-          <w:szCs w:val="24"/>
-        </w:rPr>
-      </w:pPr>
-      <w:bookmarkStart w:id="109" w:name="_Toc168898597"/>
-      <w:bookmarkStart w:id="110" w:name="_Toc169517820"/>
-      <w:bookmarkStart w:id="111" w:name="_Toc230776575"/>
-      <w:r>
-        <w:rPr>
-          <w:szCs w:val="24"/>
-        </w:rPr>
-        <w:t xml:space="preserve">Figura </w:t>
-      </w:r>
-      <w:r>
-        <w:rPr>
-          <w:szCs w:val="24"/>
-        </w:rPr>
-        <w:fldChar w:fldCharType="begin"/>
-      </w:r>
-      <w:r>
-        <w:rPr>
-          <w:szCs w:val="24"/>
-        </w:rPr>
-        <w:instrText xml:space="preserve"> SEQ Figura \* ARABIC </w:instrText>
-      </w:r>
-      <w:r>
-        <w:rPr>
-          <w:szCs w:val="24"/>
-        </w:rPr>
-        <w:fldChar w:fldCharType="separate"/>
-      </w:r>
-      <w:r>
-        <w:rPr>
-          <w:noProof/>
-          <w:szCs w:val="24"/>
-        </w:rPr>
-        <w:t>6</w:t>
-      </w:r>
-      <w:r>
-        <w:rPr>
-          <w:szCs w:val="24"/>
-        </w:rPr>
-        <w:fldChar w:fldCharType="end"/>
-      </w:r>
-      <w:r>
-        <w:rPr>
-          <w:szCs w:val="24"/>
-        </w:rPr>
-        <w:t xml:space="preserve"> – </w:t>
-      </w:r>
       <w:bookmarkEnd w:id="109"/>
+      <w:r>
+        <w:rPr>
+          <w:szCs w:val="24"/>
+        </w:rPr>
+        <w:t xml:space="preserve">Fluxograma </w:t>
+      </w:r>
+      <w:r>
+        <w:rPr>
+          <w:szCs w:val="24"/>
+        </w:rPr>
+        <w:t>Financeiro</w:t>
+      </w:r>
       <w:bookmarkEnd w:id="110"/>
-      <w:r>
-        <w:rPr>
-          <w:szCs w:val="24"/>
-        </w:rPr>
-        <w:t xml:space="preserve">Fluxograma </w:t>
-      </w:r>
-      <w:r>
-        <w:rPr>
-          <w:szCs w:val="24"/>
-        </w:rPr>
-        <w:t>Financeiro</w:t>
-      </w:r>
-      <w:bookmarkEnd w:id="111"/>
     </w:p>
     <w:p>
       <w:pPr>
@@ -17851,64 +17836,64 @@
       <w:pPr>
         <w:pStyle w:val="Ttulo3"/>
       </w:pPr>
-      <w:bookmarkStart w:id="112" w:name="_Toc230776656"/>
+      <w:bookmarkStart w:id="111" w:name="_Toc230776656"/>
       <w:r>
         <w:t>Serviços</w:t>
       </w:r>
+      <w:bookmarkEnd w:id="111"/>
+    </w:p>
+    <w:p>
+      <w:pPr>
+        <w:pStyle w:val="Figura"/>
+        <w:rPr>
+          <w:szCs w:val="24"/>
+        </w:rPr>
+      </w:pPr>
+      <w:bookmarkStart w:id="112" w:name="_Toc230776576"/>
+      <w:r>
+        <w:rPr>
+          <w:szCs w:val="24"/>
+        </w:rPr>
+        <w:t xml:space="preserve">Figura </w:t>
+      </w:r>
+      <w:r>
+        <w:rPr>
+          <w:szCs w:val="24"/>
+        </w:rPr>
+        <w:fldChar w:fldCharType="begin"/>
+      </w:r>
+      <w:r>
+        <w:rPr>
+          <w:szCs w:val="24"/>
+        </w:rPr>
+        <w:instrText xml:space="preserve"> SEQ Figura \* ARABIC </w:instrText>
+      </w:r>
+      <w:r>
+        <w:rPr>
+          <w:szCs w:val="24"/>
+        </w:rPr>
+        <w:fldChar w:fldCharType="separate"/>
+      </w:r>
+      <w:r>
+        <w:rPr>
+          <w:noProof/>
+          <w:szCs w:val="24"/>
+        </w:rPr>
+        <w:t>7</w:t>
+      </w:r>
+      <w:r>
+        <w:rPr>
+          <w:szCs w:val="24"/>
+        </w:rPr>
+        <w:fldChar w:fldCharType="end"/>
+      </w:r>
+      <w:r>
+        <w:rPr>
+          <w:szCs w:val="24"/>
+        </w:rPr>
+        <w:t xml:space="preserve"> – Fluxograma Serviços</w:t>
+      </w:r>
       <w:bookmarkEnd w:id="112"/>
-    </w:p>
-    <w:p>
-      <w:pPr>
-        <w:pStyle w:val="Figura"/>
-        <w:rPr>
-          <w:szCs w:val="24"/>
-        </w:rPr>
-      </w:pPr>
-      <w:bookmarkStart w:id="113" w:name="_Toc230776576"/>
-      <w:r>
-        <w:rPr>
-          <w:szCs w:val="24"/>
-        </w:rPr>
-        <w:t xml:space="preserve">Figura </w:t>
-      </w:r>
-      <w:r>
-        <w:rPr>
-          <w:szCs w:val="24"/>
-        </w:rPr>
-        <w:fldChar w:fldCharType="begin"/>
-      </w:r>
-      <w:r>
-        <w:rPr>
-          <w:szCs w:val="24"/>
-        </w:rPr>
-        <w:instrText xml:space="preserve"> SEQ Figura \* ARABIC </w:instrText>
-      </w:r>
-      <w:r>
-        <w:rPr>
-          <w:szCs w:val="24"/>
-        </w:rPr>
-        <w:fldChar w:fldCharType="separate"/>
-      </w:r>
-      <w:r>
-        <w:rPr>
-          <w:noProof/>
-          <w:szCs w:val="24"/>
-        </w:rPr>
-        <w:t>7</w:t>
-      </w:r>
-      <w:r>
-        <w:rPr>
-          <w:szCs w:val="24"/>
-        </w:rPr>
-        <w:fldChar w:fldCharType="end"/>
-      </w:r>
-      <w:r>
-        <w:rPr>
-          <w:szCs w:val="24"/>
-        </w:rPr>
-        <w:t xml:space="preserve"> – Fluxograma Serviços</w:t>
-      </w:r>
-      <w:bookmarkEnd w:id="113"/>
     </w:p>
     <w:p>
       <w:pPr>
@@ -18019,7 +18004,7 @@
           <w:sz w:val="20"/>
         </w:rPr>
       </w:pPr>
-      <w:bookmarkStart w:id="114" w:name="_Toc230776657"/>
+      <w:bookmarkStart w:id="113" w:name="_Toc230776657"/>
       <w:r>
         <w:rPr>
           <w:rStyle w:val="FiguraChar"/>
@@ -18027,60 +18012,60 @@
         </w:rPr>
         <w:t>Persona</w:t>
       </w:r>
+      <w:bookmarkEnd w:id="113"/>
+    </w:p>
+    <w:p>
+      <w:pPr>
+        <w:pStyle w:val="Figura"/>
+      </w:pPr>
+      <w:bookmarkStart w:id="114" w:name="_Toc230776577"/>
+      <w:r>
+        <w:rPr>
+          <w:szCs w:val="24"/>
+        </w:rPr>
+        <w:t xml:space="preserve">Figura </w:t>
+      </w:r>
+      <w:r>
+        <w:rPr>
+          <w:szCs w:val="24"/>
+        </w:rPr>
+        <w:fldChar w:fldCharType="begin"/>
+      </w:r>
+      <w:r>
+        <w:rPr>
+          <w:szCs w:val="24"/>
+        </w:rPr>
+        <w:instrText xml:space="preserve"> SEQ Figura \* ARABIC </w:instrText>
+      </w:r>
+      <w:r>
+        <w:rPr>
+          <w:szCs w:val="24"/>
+        </w:rPr>
+        <w:fldChar w:fldCharType="separate"/>
+      </w:r>
+      <w:r>
+        <w:rPr>
+          <w:noProof/>
+          <w:szCs w:val="24"/>
+        </w:rPr>
+        <w:t>8</w:t>
+      </w:r>
+      <w:r>
+        <w:rPr>
+          <w:szCs w:val="24"/>
+        </w:rPr>
+        <w:fldChar w:fldCharType="end"/>
+      </w:r>
+      <w:r>
+        <w:rPr>
+          <w:szCs w:val="24"/>
+        </w:rPr>
+        <w:t xml:space="preserve"> </w:t>
+      </w:r>
+      <w:r>
+        <w:t>- Persona</w:t>
+      </w:r>
       <w:bookmarkEnd w:id="114"/>
-    </w:p>
-    <w:p>
-      <w:pPr>
-        <w:pStyle w:val="Figura"/>
-      </w:pPr>
-      <w:bookmarkStart w:id="115" w:name="_Toc230776577"/>
-      <w:r>
-        <w:rPr>
-          <w:szCs w:val="24"/>
-        </w:rPr>
-        <w:t xml:space="preserve">Figura </w:t>
-      </w:r>
-      <w:r>
-        <w:rPr>
-          <w:szCs w:val="24"/>
-        </w:rPr>
-        <w:fldChar w:fldCharType="begin"/>
-      </w:r>
-      <w:r>
-        <w:rPr>
-          <w:szCs w:val="24"/>
-        </w:rPr>
-        <w:instrText xml:space="preserve"> SEQ Figura \* ARABIC </w:instrText>
-      </w:r>
-      <w:r>
-        <w:rPr>
-          <w:szCs w:val="24"/>
-        </w:rPr>
-        <w:fldChar w:fldCharType="separate"/>
-      </w:r>
-      <w:r>
-        <w:rPr>
-          <w:noProof/>
-          <w:szCs w:val="24"/>
-        </w:rPr>
-        <w:t>8</w:t>
-      </w:r>
-      <w:r>
-        <w:rPr>
-          <w:szCs w:val="24"/>
-        </w:rPr>
-        <w:fldChar w:fldCharType="end"/>
-      </w:r>
-      <w:r>
-        <w:rPr>
-          <w:szCs w:val="24"/>
-        </w:rPr>
-        <w:t xml:space="preserve"> </w:t>
-      </w:r>
-      <w:r>
-        <w:t>- Persona</w:t>
-      </w:r>
-      <w:bookmarkEnd w:id="115"/>
     </w:p>
     <w:p>
       <w:pPr>
@@ -18161,7 +18146,7 @@
           <w:lang w:val="en-US"/>
         </w:rPr>
       </w:pPr>
-      <w:bookmarkStart w:id="116" w:name="_Toc515023479"/>
+      <w:bookmarkStart w:id="115" w:name="_Toc515023479"/>
       <w:r>
         <w:br w:type="page"/>
       </w:r>
@@ -18173,60 +18158,60 @@
           <w:u w:val="single"/>
         </w:rPr>
       </w:pPr>
-      <w:bookmarkStart w:id="117" w:name="_Toc230776658"/>
+      <w:bookmarkStart w:id="116" w:name="_Toc230776658"/>
       <w:r>
         <w:lastRenderedPageBreak/>
         <w:t>Estudo de viabilidade</w:t>
       </w:r>
-      <w:bookmarkEnd w:id="94"/>
+      <w:bookmarkEnd w:id="93"/>
+      <w:bookmarkEnd w:id="115"/>
       <w:bookmarkEnd w:id="116"/>
+    </w:p>
+    <w:p>
+      <w:pPr>
+        <w:rPr>
+          <w:lang w:val="en-US"/>
+        </w:rPr>
+      </w:pPr>
+      <w:r>
+        <w:t>O estudo de viabilidade tem como objetivo analisar os aspectos técnicos, econômicos, operacionais, legais e de mercado envolvidos no desenvolvimento da aplicação web. Essa análise permite avaliar se o projeto é viável em termos de recursos disponíveis, demanda e alinhamento com os objetivos propostos. Para a aplicação</w:t>
+      </w:r>
+      <w:r>
+        <w:t xml:space="preserve"> web</w:t>
+      </w:r>
+      <w:r>
+        <w:t>, o estudo considerou</w:t>
+      </w:r>
+      <w:r>
+        <w:t xml:space="preserve"> o mercado</w:t>
+      </w:r>
+      <w:r>
+        <w:t>, os recursos</w:t>
+      </w:r>
+      <w:r>
+        <w:t xml:space="preserve"> e a operacionalização.</w:t>
+      </w:r>
+    </w:p>
+    <w:p>
+      <w:pPr>
+        <w:rPr>
+          <w:lang w:val="en-US"/>
+        </w:rPr>
+      </w:pPr>
+    </w:p>
+    <w:p>
+      <w:pPr>
+        <w:pStyle w:val="Ttulo2"/>
+      </w:pPr>
+      <w:bookmarkStart w:id="117" w:name="_Toc182927342"/>
+      <w:bookmarkStart w:id="118" w:name="_Toc857622307"/>
+      <w:bookmarkStart w:id="119" w:name="_Toc230776659"/>
+      <w:r>
+        <w:t>Viabilidade de Mercado</w:t>
+      </w:r>
       <w:bookmarkEnd w:id="117"/>
-    </w:p>
-    <w:p>
-      <w:pPr>
-        <w:rPr>
-          <w:lang w:val="en-US"/>
-        </w:rPr>
-      </w:pPr>
-      <w:r>
-        <w:t>O estudo de viabilidade tem como objetivo analisar os aspectos técnicos, econômicos, operacionais, legais e de mercado envolvidos no desenvolvimento da aplicação web. Essa análise permite avaliar se o projeto é viável em termos de recursos disponíveis, demanda e alinhamento com os objetivos propostos. Para a aplicação</w:t>
-      </w:r>
-      <w:r>
-        <w:t xml:space="preserve"> web</w:t>
-      </w:r>
-      <w:r>
-        <w:t>, o estudo considerou</w:t>
-      </w:r>
-      <w:r>
-        <w:t xml:space="preserve"> o mercado</w:t>
-      </w:r>
-      <w:r>
-        <w:t>, os recursos</w:t>
-      </w:r>
-      <w:r>
-        <w:t xml:space="preserve"> e a operacionalização.</w:t>
-      </w:r>
-    </w:p>
-    <w:p>
-      <w:pPr>
-        <w:rPr>
-          <w:lang w:val="en-US"/>
-        </w:rPr>
-      </w:pPr>
-    </w:p>
-    <w:p>
-      <w:pPr>
-        <w:pStyle w:val="Ttulo2"/>
-      </w:pPr>
-      <w:bookmarkStart w:id="118" w:name="_Toc182927342"/>
-      <w:bookmarkStart w:id="119" w:name="_Toc857622307"/>
-      <w:bookmarkStart w:id="120" w:name="_Toc230776659"/>
-      <w:r>
-        <w:t>Viabilidade de Mercado</w:t>
-      </w:r>
       <w:bookmarkEnd w:id="118"/>
       <w:bookmarkEnd w:id="119"/>
-      <w:bookmarkEnd w:id="120"/>
     </w:p>
     <w:p>
       <w:r>
@@ -18329,18 +18314,18 @@
       <w:pPr>
         <w:pStyle w:val="Ttulo2"/>
       </w:pPr>
-      <w:bookmarkStart w:id="121" w:name="_Toc182927343"/>
-      <w:bookmarkStart w:id="122" w:name="_Toc2048096091"/>
-      <w:bookmarkStart w:id="123" w:name="_Toc230776660"/>
+      <w:bookmarkStart w:id="120" w:name="_Toc182927343"/>
+      <w:bookmarkStart w:id="121" w:name="_Toc2048096091"/>
+      <w:bookmarkStart w:id="122" w:name="_Toc230776660"/>
       <w:r>
         <w:t xml:space="preserve">Viabilidade </w:t>
       </w:r>
       <w:r>
         <w:t>Técnica</w:t>
       </w:r>
+      <w:bookmarkEnd w:id="120"/>
       <w:bookmarkEnd w:id="121"/>
       <w:bookmarkEnd w:id="122"/>
-      <w:bookmarkEnd w:id="123"/>
     </w:p>
     <w:p>
       <w:r>
@@ -18773,16 +18758,16 @@
       <w:pPr>
         <w:pStyle w:val="Ttulo2"/>
       </w:pPr>
-      <w:bookmarkStart w:id="124" w:name="_Toc512747447"/>
-      <w:bookmarkStart w:id="125" w:name="_Toc230776661"/>
+      <w:bookmarkStart w:id="123" w:name="_Toc512747447"/>
+      <w:bookmarkStart w:id="124" w:name="_Toc230776661"/>
       <w:r>
         <w:t xml:space="preserve">Viabilidade </w:t>
       </w:r>
+      <w:bookmarkEnd w:id="123"/>
+      <w:r>
+        <w:t>Operacional</w:t>
+      </w:r>
       <w:bookmarkEnd w:id="124"/>
-      <w:r>
-        <w:t>Operacional</w:t>
-      </w:r>
-      <w:bookmarkEnd w:id="125"/>
     </w:p>
     <w:p>
       <w:pPr>
@@ -18914,11 +18899,11 @@
       <w:pPr>
         <w:pStyle w:val="Ttulo2"/>
       </w:pPr>
-      <w:bookmarkStart w:id="126" w:name="_Toc230776662"/>
+      <w:bookmarkStart w:id="125" w:name="_Toc230776662"/>
       <w:r>
         <w:t>Viabilidade Econômica</w:t>
       </w:r>
-      <w:bookmarkEnd w:id="126"/>
+      <w:bookmarkEnd w:id="125"/>
     </w:p>
     <w:p>
       <w:pPr>
@@ -19069,15 +19054,15 @@
       <w:pPr>
         <w:pStyle w:val="Ttulo2"/>
       </w:pPr>
-      <w:bookmarkStart w:id="127" w:name="_Toc182927345"/>
-      <w:bookmarkStart w:id="128" w:name="_Toc1966489106"/>
-      <w:bookmarkStart w:id="129" w:name="_Toc230776663"/>
+      <w:bookmarkStart w:id="126" w:name="_Toc182927345"/>
+      <w:bookmarkStart w:id="127" w:name="_Toc1966489106"/>
+      <w:bookmarkStart w:id="128" w:name="_Toc230776663"/>
       <w:r>
         <w:t>Conclusão do Estudo de Viabilidade:</w:t>
       </w:r>
+      <w:bookmarkEnd w:id="126"/>
       <w:bookmarkEnd w:id="127"/>
       <w:bookmarkEnd w:id="128"/>
-      <w:bookmarkEnd w:id="129"/>
     </w:p>
     <w:p>
       <w:r>
@@ -19134,17 +19119,17 @@
       <w:pPr>
         <w:pStyle w:val="Ttulo1"/>
       </w:pPr>
-      <w:bookmarkStart w:id="130" w:name="_Toc182927346"/>
-      <w:bookmarkStart w:id="131" w:name="_Toc1016310750"/>
-      <w:bookmarkStart w:id="132" w:name="_Toc230776664"/>
+      <w:bookmarkStart w:id="129" w:name="_Toc182927346"/>
+      <w:bookmarkStart w:id="130" w:name="_Toc1016310750"/>
+      <w:bookmarkStart w:id="131" w:name="_Toc230776664"/>
       <w:r>
         <w:lastRenderedPageBreak/>
         <w:t>Regras de negócio</w:t>
       </w:r>
-      <w:bookmarkEnd w:id="63"/>
+      <w:bookmarkEnd w:id="62"/>
+      <w:bookmarkEnd w:id="129"/>
       <w:bookmarkEnd w:id="130"/>
       <w:bookmarkEnd w:id="131"/>
-      <w:bookmarkEnd w:id="132"/>
     </w:p>
     <w:p>
       <w:r>
@@ -19244,7 +19229,7 @@
       <w:pPr>
         <w:pStyle w:val="Figura"/>
       </w:pPr>
-      <w:bookmarkStart w:id="133" w:name="_Toc230776578"/>
+      <w:bookmarkStart w:id="132" w:name="_Toc230776578"/>
       <w:r>
         <w:rPr>
           <w:szCs w:val="24"/>
@@ -19289,7 +19274,7 @@
       <w:r>
         <w:t>Canvas</w:t>
       </w:r>
-      <w:bookmarkEnd w:id="133"/>
+      <w:bookmarkEnd w:id="132"/>
       <w:proofErr w:type="spellEnd"/>
     </w:p>
     <w:p>
@@ -19375,36 +19360,36 @@
       <w:pPr>
         <w:pStyle w:val="Ttulo2"/>
       </w:pPr>
-      <w:bookmarkStart w:id="134" w:name="_Toc182927347"/>
-      <w:bookmarkStart w:id="135" w:name="_Toc1999012226"/>
+      <w:bookmarkStart w:id="133" w:name="_Toc182927347"/>
+      <w:bookmarkStart w:id="134" w:name="_Toc1999012226"/>
+      <w:bookmarkStart w:id="135" w:name="_Toc230776665"/>
       <w:bookmarkStart w:id="136" w:name="_Toc165310879"/>
-      <w:bookmarkStart w:id="137" w:name="_Toc230776665"/>
       <w:r>
         <w:t xml:space="preserve">O </w:t>
       </w:r>
       <w:r>
         <w:t>que será elaborado?</w:t>
       </w:r>
+      <w:bookmarkEnd w:id="133"/>
       <w:bookmarkEnd w:id="134"/>
       <w:bookmarkEnd w:id="135"/>
+    </w:p>
+    <w:p>
+      <w:pPr>
+        <w:rPr>
+          <w:b/>
+          <w:bCs/>
+        </w:rPr>
+      </w:pPr>
+      <w:bookmarkStart w:id="137" w:name="_Toc165310882"/>
+      <w:r>
+        <w:rPr>
+          <w:b/>
+          <w:bCs/>
+        </w:rPr>
+        <w:t>Proposta de valor</w:t>
+      </w:r>
       <w:bookmarkEnd w:id="137"/>
-    </w:p>
-    <w:p>
-      <w:pPr>
-        <w:rPr>
-          <w:b/>
-          <w:bCs/>
-        </w:rPr>
-      </w:pPr>
-      <w:bookmarkStart w:id="138" w:name="_Toc165310882"/>
-      <w:r>
-        <w:rPr>
-          <w:b/>
-          <w:bCs/>
-        </w:rPr>
-        <w:t>Proposta de valor</w:t>
-      </w:r>
-      <w:bookmarkEnd w:id="138"/>
     </w:p>
     <w:p>
       <w:r>
@@ -19421,16 +19406,16 @@
       <w:pPr>
         <w:pStyle w:val="Ttulo2"/>
       </w:pPr>
-      <w:bookmarkStart w:id="139" w:name="_Toc182927348"/>
-      <w:bookmarkStart w:id="140" w:name="_Toc1824459023"/>
-      <w:bookmarkStart w:id="141" w:name="_Toc230776666"/>
+      <w:bookmarkStart w:id="138" w:name="_Toc182927348"/>
+      <w:bookmarkStart w:id="139" w:name="_Toc1824459023"/>
+      <w:bookmarkStart w:id="140" w:name="_Toc230776666"/>
       <w:r>
         <w:lastRenderedPageBreak/>
         <w:t>Como será elaborado?</w:t>
       </w:r>
+      <w:bookmarkEnd w:id="138"/>
       <w:bookmarkEnd w:id="139"/>
       <w:bookmarkEnd w:id="140"/>
-      <w:bookmarkEnd w:id="141"/>
     </w:p>
     <w:p>
       <w:pPr>
@@ -19468,7 +19453,7 @@
           <w:bCs/>
         </w:rPr>
       </w:pPr>
-      <w:bookmarkStart w:id="142" w:name="_Toc165310880"/>
+      <w:bookmarkStart w:id="141" w:name="_Toc165310880"/>
       <w:r>
         <w:rPr>
           <w:bCs/>
@@ -19493,198 +19478,198 @@
         </w:rPr>
         <w:t>Atividades principais</w:t>
       </w:r>
+      <w:bookmarkEnd w:id="141"/>
+    </w:p>
+    <w:p>
+      <w:r>
+        <w:rPr>
+          <w:rFonts w:eastAsia="Arial" w:cs="Arial"/>
+          <w:szCs w:val="24"/>
+        </w:rPr>
+        <w:t>Gerenciar os registros de serviços realizados no dia, controlar seu fluxo de caixa assim como possuir a gestão de clientes.</w:t>
+      </w:r>
+    </w:p>
+    <w:p>
+      <w:pPr>
+        <w:rPr>
+          <w:b/>
+          <w:bCs/>
+        </w:rPr>
+      </w:pPr>
+      <w:bookmarkStart w:id="142" w:name="_Toc165310881"/>
+      <w:r>
+        <w:rPr>
+          <w:b/>
+          <w:bCs/>
+        </w:rPr>
+        <w:t>Recursos principais</w:t>
+      </w:r>
       <w:bookmarkEnd w:id="142"/>
     </w:p>
     <w:p>
-      <w:r>
-        <w:rPr>
-          <w:rFonts w:eastAsia="Arial" w:cs="Arial"/>
-          <w:szCs w:val="24"/>
-        </w:rPr>
-        <w:t>Gerenciar os registros de serviços realizados no dia, controlar seu fluxo de caixa assim como possuir a gestão de clientes.</w:t>
-      </w:r>
-    </w:p>
-    <w:p>
-      <w:pPr>
-        <w:rPr>
-          <w:b/>
-          <w:bCs/>
-        </w:rPr>
-      </w:pPr>
-      <w:bookmarkStart w:id="143" w:name="_Toc165310881"/>
-      <w:r>
-        <w:rPr>
-          <w:b/>
-          <w:bCs/>
-        </w:rPr>
-        <w:t>Recursos principais</w:t>
+      <w:pPr>
+        <w:ind w:left="349"/>
+      </w:pPr>
+      <w:r>
+        <w:t xml:space="preserve">Equipe de desenvolvimento, </w:t>
+      </w:r>
+      <w:r>
+        <w:t>internet</w:t>
+      </w:r>
+      <w:r>
+        <w:t>, plataforma de hospedagem e conteúdo e informações.</w:t>
+      </w:r>
+    </w:p>
+    <w:p>
+      <w:pPr>
+        <w:ind w:left="349"/>
+      </w:pPr>
+    </w:p>
+    <w:p>
+      <w:pPr>
+        <w:pStyle w:val="Ttulo2"/>
+      </w:pPr>
+      <w:bookmarkStart w:id="143" w:name="_Toc182927349"/>
+      <w:bookmarkStart w:id="144" w:name="_Toc1308799086"/>
+      <w:bookmarkStart w:id="145" w:name="_Toc230776667"/>
+      <w:r>
+        <w:t>Para quem será elaborado?</w:t>
       </w:r>
       <w:bookmarkEnd w:id="143"/>
-    </w:p>
-    <w:p>
-      <w:pPr>
-        <w:ind w:left="349"/>
-      </w:pPr>
-      <w:r>
-        <w:t xml:space="preserve">Equipe de desenvolvimento, </w:t>
-      </w:r>
-      <w:r>
-        <w:t>internet</w:t>
-      </w:r>
-      <w:r>
-        <w:t>, plataforma de hospedagem e conteúdo e informações.</w:t>
-      </w:r>
-    </w:p>
-    <w:p>
-      <w:pPr>
-        <w:ind w:left="349"/>
-      </w:pPr>
-    </w:p>
-    <w:p>
-      <w:pPr>
-        <w:pStyle w:val="Ttulo2"/>
-      </w:pPr>
-      <w:bookmarkStart w:id="144" w:name="_Toc182927349"/>
-      <w:bookmarkStart w:id="145" w:name="_Toc1308799086"/>
-      <w:bookmarkStart w:id="146" w:name="_Toc230776667"/>
-      <w:r>
-        <w:t>Para quem será elaborado?</w:t>
-      </w:r>
       <w:bookmarkEnd w:id="144"/>
       <w:bookmarkEnd w:id="145"/>
+    </w:p>
+    <w:p>
+      <w:pPr>
+        <w:rPr>
+          <w:b/>
+          <w:bCs/>
+        </w:rPr>
+      </w:pPr>
+      <w:bookmarkStart w:id="146" w:name="_Toc165310883"/>
+      <w:r>
+        <w:rPr>
+          <w:b/>
+          <w:bCs/>
+        </w:rPr>
+        <w:t>Relacionamento Com Clientes</w:t>
+      </w:r>
       <w:bookmarkEnd w:id="146"/>
     </w:p>
     <w:p>
       <w:pPr>
         <w:rPr>
-          <w:b/>
           <w:bCs/>
         </w:rPr>
       </w:pPr>
-      <w:bookmarkStart w:id="147" w:name="_Toc165310883"/>
-      <w:r>
-        <w:rPr>
-          <w:b/>
+      <w:bookmarkStart w:id="147" w:name="_Toc165310884"/>
+      <w:r>
+        <w:rPr>
           <w:bCs/>
         </w:rPr>
-        <w:t>Relacionamento Com Clientes</w:t>
+        <w:t>Analisar e criar o projeto junto com o usuário final, suporte humanizado e aprendizado prático</w:t>
+      </w:r>
+    </w:p>
+    <w:p>
+      <w:pPr>
+        <w:rPr>
+          <w:b/>
+          <w:bCs/>
+        </w:rPr>
+      </w:pPr>
+      <w:r>
+        <w:rPr>
+          <w:b/>
+          <w:bCs/>
+        </w:rPr>
+        <w:t>Canais</w:t>
       </w:r>
       <w:bookmarkEnd w:id="147"/>
     </w:p>
     <w:p>
-      <w:pPr>
-        <w:rPr>
+      <w:r>
+        <w:t>Aplicativo</w:t>
+      </w:r>
+      <w:r>
+        <w:t xml:space="preserve">, </w:t>
+      </w:r>
+      <w:r>
+        <w:t>parcerias locais e recomendações pessoais</w:t>
+      </w:r>
+      <w:r>
+        <w:t>.</w:t>
+      </w:r>
+    </w:p>
+    <w:p>
+      <w:pPr>
+        <w:rPr>
+          <w:b/>
           <w:bCs/>
         </w:rPr>
       </w:pPr>
-      <w:bookmarkStart w:id="148" w:name="_Toc165310884"/>
-      <w:r>
-        <w:rPr>
+      <w:bookmarkStart w:id="148" w:name="_Toc165310885"/>
+      <w:r>
+        <w:rPr>
+          <w:b/>
           <w:bCs/>
         </w:rPr>
-        <w:t>Analisar e criar o projeto junto com o usuário final, suporte humanizado e aprendizado prático</w:t>
-      </w:r>
-    </w:p>
-    <w:p>
-      <w:pPr>
-        <w:rPr>
-          <w:b/>
+        <w:t>Segmento de Clientes</w:t>
+      </w:r>
+      <w:bookmarkEnd w:id="148"/>
+    </w:p>
+    <w:p>
+      <w:pPr>
+        <w:rPr>
           <w:bCs/>
         </w:rPr>
       </w:pPr>
-      <w:r>
-        <w:rPr>
-          <w:b/>
+      <w:bookmarkStart w:id="149" w:name="_Toc182927350"/>
+      <w:bookmarkStart w:id="150" w:name="_Toc207256970"/>
+      <w:r>
+        <w:rPr>
           <w:bCs/>
         </w:rPr>
-        <w:t>Canais</w:t>
-      </w:r>
-      <w:bookmarkEnd w:id="148"/>
-    </w:p>
-    <w:p>
-      <w:r>
-        <w:t>Aplicativo</w:t>
-      </w:r>
-      <w:r>
-        <w:t xml:space="preserve">, </w:t>
-      </w:r>
-      <w:r>
-        <w:t>parcerias locais e recomendações pessoais</w:t>
-      </w:r>
-      <w:r>
-        <w:t>.</w:t>
-      </w:r>
-    </w:p>
-    <w:p>
-      <w:pPr>
-        <w:rPr>
-          <w:b/>
+        <w:t>Autônomos locais que não possuem meios automáticos de gerenciar seus serviços</w:t>
+      </w:r>
+    </w:p>
+    <w:p>
+      <w:pPr>
+        <w:rPr>
           <w:bCs/>
         </w:rPr>
       </w:pPr>
-      <w:bookmarkStart w:id="149" w:name="_Toc165310885"/>
-      <w:r>
-        <w:rPr>
-          <w:b/>
-          <w:bCs/>
-        </w:rPr>
-        <w:t>Segmento de Clientes</w:t>
+    </w:p>
+    <w:p>
+      <w:pPr>
+        <w:pStyle w:val="Ttulo2"/>
+      </w:pPr>
+      <w:bookmarkStart w:id="151" w:name="_Toc230776668"/>
+      <w:r>
+        <w:t>Quanto vai custar?</w:t>
       </w:r>
       <w:bookmarkEnd w:id="149"/>
-    </w:p>
-    <w:p>
-      <w:pPr>
-        <w:rPr>
-          <w:bCs/>
-        </w:rPr>
-      </w:pPr>
-      <w:bookmarkStart w:id="150" w:name="_Toc182927350"/>
-      <w:bookmarkStart w:id="151" w:name="_Toc207256970"/>
-      <w:r>
-        <w:rPr>
-          <w:bCs/>
-        </w:rPr>
-        <w:t>Autônomos locais que não possuem meios automáticos de gerenciar seus serviços</w:t>
-      </w:r>
-    </w:p>
-    <w:p>
-      <w:pPr>
-        <w:rPr>
-          <w:bCs/>
-        </w:rPr>
-      </w:pPr>
-    </w:p>
-    <w:p>
-      <w:pPr>
-        <w:pStyle w:val="Ttulo2"/>
-      </w:pPr>
-      <w:bookmarkStart w:id="152" w:name="_Toc230776668"/>
-      <w:r>
-        <w:t>Quanto vai custar?</w:t>
-      </w:r>
       <w:bookmarkEnd w:id="150"/>
       <w:bookmarkEnd w:id="151"/>
+    </w:p>
+    <w:p>
+      <w:pPr>
+        <w:rPr>
+          <w:b/>
+          <w:bCs/>
+        </w:rPr>
+      </w:pPr>
+      <w:bookmarkStart w:id="152" w:name="_Toc165310886"/>
+      <w:r>
+        <w:rPr>
+          <w:b/>
+          <w:bCs/>
+        </w:rPr>
+        <w:t>Estrutura de Custo</w:t>
+      </w:r>
       <w:bookmarkEnd w:id="152"/>
     </w:p>
     <w:p>
-      <w:pPr>
-        <w:rPr>
-          <w:b/>
-          <w:bCs/>
-        </w:rPr>
-      </w:pPr>
-      <w:bookmarkStart w:id="153" w:name="_Toc165310886"/>
-      <w:r>
-        <w:rPr>
-          <w:b/>
-          <w:bCs/>
-        </w:rPr>
-        <w:t>Estrutura de Custo</w:t>
-      </w:r>
-      <w:bookmarkEnd w:id="153"/>
-    </w:p>
-    <w:p>
-      <w:bookmarkStart w:id="154" w:name="_Toc165310887"/>
+      <w:bookmarkStart w:id="153" w:name="_Toc165310887"/>
       <w:r>
         <w:t>A estrutura de custos contempla o desenvolvimento e o uso de ferramentas de desenvolvimento, além dos gastos com infraestrutura, incluindo servidores, banco de dados e serviços em nuvem. Também abrange os custos de manutenção e suporte contínuo, a publicação do aplicativo nas plataformas digitais e os investimentos em divulgação para alcançar e engajar os usuários.</w:t>
       </w:r>
@@ -19727,7 +19712,7 @@
         <w:lastRenderedPageBreak/>
         <w:t>Fontes de Receita</w:t>
       </w:r>
-      <w:bookmarkEnd w:id="154"/>
+      <w:bookmarkEnd w:id="153"/>
     </w:p>
     <w:p>
       <w:pPr>
@@ -19759,9 +19744,9 @@
           <w:caps/>
         </w:rPr>
       </w:pPr>
-      <w:bookmarkStart w:id="155" w:name="_Toc165310889"/>
-      <w:bookmarkStart w:id="156" w:name="_Toc182927351"/>
-      <w:bookmarkStart w:id="157" w:name="_Toc1662712195"/>
+      <w:bookmarkStart w:id="154" w:name="_Toc165310889"/>
+      <w:bookmarkStart w:id="155" w:name="_Toc182927351"/>
+      <w:bookmarkStart w:id="156" w:name="_Toc1662712195"/>
       <w:r>
         <w:br w:type="page"/>
       </w:r>
@@ -19773,7 +19758,7 @@
           <w:lang w:val="pt-BR"/>
         </w:rPr>
       </w:pPr>
-      <w:bookmarkStart w:id="158" w:name="_Toc230776669"/>
+      <w:bookmarkStart w:id="157" w:name="_Toc230776669"/>
       <w:r>
         <w:rPr>
           <w:lang w:val="pt-BR"/>
@@ -19781,10 +19766,10 @@
         <w:lastRenderedPageBreak/>
         <w:t>Design</w:t>
       </w:r>
+      <w:bookmarkEnd w:id="154"/>
       <w:bookmarkEnd w:id="155"/>
       <w:bookmarkEnd w:id="156"/>
       <w:bookmarkEnd w:id="157"/>
-      <w:bookmarkEnd w:id="158"/>
     </w:p>
     <w:p>
       <w:r>
@@ -19826,8 +19811,9 @@
           <w:rFonts w:eastAsia="Arial" w:cs="Arial"/>
         </w:rPr>
       </w:pPr>
-      <w:bookmarkStart w:id="159" w:name="_Toc211596448"/>
-      <w:bookmarkStart w:id="160" w:name="_Toc214534061"/>
+      <w:bookmarkStart w:id="158" w:name="_Toc211596448"/>
+      <w:bookmarkStart w:id="159" w:name="_Toc214534061"/>
+      <w:bookmarkStart w:id="160" w:name="_Toc230776670"/>
       <w:bookmarkStart w:id="161" w:name="_Toc182897094"/>
       <w:bookmarkStart w:id="162" w:name="_Toc213311258"/>
       <w:bookmarkStart w:id="163" w:name="_Toc213311338"/>
@@ -19841,16 +19827,15 @@
       <w:bookmarkStart w:id="171" w:name="_Toc213647694"/>
       <w:bookmarkStart w:id="172" w:name="_Toc213665798"/>
       <w:bookmarkStart w:id="173" w:name="_Toc213665837"/>
-      <w:bookmarkStart w:id="174" w:name="_Toc230776670"/>
       <w:r>
         <w:t xml:space="preserve">Paleta de </w:t>
       </w:r>
+      <w:bookmarkEnd w:id="158"/>
+      <w:r>
+        <w:t>cores</w:t>
+      </w:r>
       <w:bookmarkEnd w:id="159"/>
-      <w:r>
-        <w:t>cores</w:t>
-      </w:r>
       <w:bookmarkEnd w:id="160"/>
-      <w:bookmarkEnd w:id="174"/>
     </w:p>
     <w:p>
       <w:pPr>
@@ -19859,7 +19844,7 @@
           <w:noProof/>
         </w:rPr>
       </w:pPr>
-      <w:bookmarkStart w:id="175" w:name="_Toc230776579"/>
+      <w:bookmarkStart w:id="174" w:name="_Toc230776579"/>
       <w:r>
         <w:rPr>
           <w:szCs w:val="24"/>
@@ -19925,7 +19910,7 @@
       <w:bookmarkEnd w:id="171"/>
       <w:bookmarkEnd w:id="172"/>
       <w:bookmarkEnd w:id="173"/>
-      <w:bookmarkEnd w:id="175"/>
+      <w:bookmarkEnd w:id="174"/>
     </w:p>
     <w:p>
       <w:pPr>
@@ -20148,115 +20133,116 @@
           <w:rFonts w:eastAsia="Arial" w:cs="Arial"/>
         </w:rPr>
       </w:pPr>
-      <w:bookmarkStart w:id="176" w:name="_Toc230776671"/>
+      <w:bookmarkStart w:id="175" w:name="_Toc230776671"/>
       <w:r>
         <w:lastRenderedPageBreak/>
         <w:t>Tipografia</w:t>
       </w:r>
+      <w:bookmarkEnd w:id="175"/>
+    </w:p>
+    <w:p>
+      <w:r>
+        <w:t xml:space="preserve">A tipografia é um aspecto fundamental do design do </w:t>
+      </w:r>
+      <w:proofErr w:type="spellStart"/>
+      <w:r>
+        <w:t>DayPlannio</w:t>
+      </w:r>
+      <w:proofErr w:type="spellEnd"/>
+      <w:r>
+        <w:t xml:space="preserve">, pois influencia diretamente a legibilidade, a estética e a experiência do usuário. Para o desenvolvimento da interface, foi escolhida a fonte </w:t>
+      </w:r>
+      <w:r>
+        <w:rPr>
+          <w:rStyle w:val="whitespace-normal"/>
+        </w:rPr>
+        <w:t xml:space="preserve">Open </w:t>
+      </w:r>
+      <w:proofErr w:type="spellStart"/>
+      <w:r>
+        <w:rPr>
+          <w:rStyle w:val="whitespace-normal"/>
+        </w:rPr>
+        <w:t>Sans</w:t>
+      </w:r>
+      <w:proofErr w:type="spellEnd"/>
+      <w:r>
+        <w:t>, reconhecida por sua clareza, modernidade e versatilidade. A Figura 11 apresenta um exemplo de utilização da fonte na interface do sistema.</w:t>
+      </w:r>
+    </w:p>
+    <w:p>
+      <w:pPr>
+        <w:pStyle w:val="Figura"/>
+      </w:pPr>
+      <w:bookmarkStart w:id="176" w:name="_Toc213310062"/>
+      <w:bookmarkStart w:id="177" w:name="_Toc213310389"/>
+      <w:bookmarkStart w:id="178" w:name="_Toc213310471"/>
+      <w:bookmarkStart w:id="179" w:name="_Toc213310539"/>
+      <w:bookmarkStart w:id="180" w:name="_Toc213310593"/>
+      <w:bookmarkStart w:id="181" w:name="_Toc213310871"/>
+      <w:bookmarkStart w:id="182" w:name="_Toc213310981"/>
+      <w:bookmarkStart w:id="183" w:name="_Toc213311052"/>
+      <w:bookmarkStart w:id="184" w:name="_Toc213311200"/>
+      <w:bookmarkStart w:id="185" w:name="_Toc213311259"/>
+      <w:bookmarkStart w:id="186" w:name="_Toc213311339"/>
+      <w:bookmarkStart w:id="187" w:name="_Toc213311378"/>
+      <w:bookmarkStart w:id="188" w:name="_Toc213311443"/>
+      <w:bookmarkStart w:id="189" w:name="_Toc213311522"/>
+      <w:bookmarkStart w:id="190" w:name="_Toc213311565"/>
+      <w:bookmarkStart w:id="191" w:name="_Toc213311624"/>
+      <w:bookmarkStart w:id="192" w:name="_Toc213311847"/>
+      <w:bookmarkStart w:id="193" w:name="_Toc213311926"/>
+      <w:bookmarkStart w:id="194" w:name="_Toc213647695"/>
+      <w:bookmarkStart w:id="195" w:name="_Toc213665799"/>
+      <w:bookmarkStart w:id="196" w:name="_Toc213665838"/>
+      <w:bookmarkStart w:id="197" w:name="_Toc230776580"/>
+      <w:r>
+        <w:rPr>
+          <w:szCs w:val="24"/>
+        </w:rPr>
+        <w:t xml:space="preserve">Figura </w:t>
+      </w:r>
+      <w:r>
+        <w:rPr>
+          <w:szCs w:val="24"/>
+        </w:rPr>
+        <w:fldChar w:fldCharType="begin"/>
+      </w:r>
+      <w:r>
+        <w:rPr>
+          <w:szCs w:val="24"/>
+        </w:rPr>
+        <w:instrText xml:space="preserve"> SEQ Figura \* ARABIC </w:instrText>
+      </w:r>
+      <w:r>
+        <w:rPr>
+          <w:szCs w:val="24"/>
+        </w:rPr>
+        <w:fldChar w:fldCharType="separate"/>
+      </w:r>
+      <w:r>
+        <w:rPr>
+          <w:noProof/>
+          <w:szCs w:val="24"/>
+        </w:rPr>
+        <w:t>11</w:t>
+      </w:r>
+      <w:r>
+        <w:rPr>
+          <w:szCs w:val="24"/>
+        </w:rPr>
+        <w:fldChar w:fldCharType="end"/>
+      </w:r>
+      <w:r>
+        <w:rPr>
+          <w:szCs w:val="24"/>
+        </w:rPr>
+        <w:t xml:space="preserve"> </w:t>
+      </w:r>
+      <w:r>
+        <w:t xml:space="preserve">- Exemplo Fonte </w:t>
+      </w:r>
       <w:bookmarkEnd w:id="176"/>
-    </w:p>
-    <w:p>
-      <w:r>
-        <w:t xml:space="preserve">A tipografia é um aspecto fundamental do design do </w:t>
-      </w:r>
-      <w:proofErr w:type="spellStart"/>
-      <w:r>
-        <w:t>DayPlannio</w:t>
-      </w:r>
-      <w:proofErr w:type="spellEnd"/>
-      <w:r>
-        <w:t xml:space="preserve">, pois influencia diretamente a legibilidade, a estética e a experiência do usuário. Para o desenvolvimento da interface, foi escolhida a fonte </w:t>
-      </w:r>
-      <w:r>
-        <w:rPr>
-          <w:rStyle w:val="whitespace-normal"/>
-        </w:rPr>
-        <w:t xml:space="preserve">Open </w:t>
-      </w:r>
-      <w:proofErr w:type="spellStart"/>
-      <w:r>
-        <w:rPr>
-          <w:rStyle w:val="whitespace-normal"/>
-        </w:rPr>
-        <w:t>Sans</w:t>
-      </w:r>
-      <w:proofErr w:type="spellEnd"/>
-      <w:r>
-        <w:t>, reconhecida por sua clareza, modernidade e versatilidade. A Figura 11 apresenta um exemplo de utilização da fonte na interface do sistema.</w:t>
-      </w:r>
-    </w:p>
-    <w:p>
-      <w:pPr>
-        <w:pStyle w:val="Figura"/>
-      </w:pPr>
-      <w:bookmarkStart w:id="177" w:name="_Toc213310062"/>
-      <w:bookmarkStart w:id="178" w:name="_Toc213310389"/>
-      <w:bookmarkStart w:id="179" w:name="_Toc213310471"/>
-      <w:bookmarkStart w:id="180" w:name="_Toc213310539"/>
-      <w:bookmarkStart w:id="181" w:name="_Toc213310593"/>
-      <w:bookmarkStart w:id="182" w:name="_Toc213310871"/>
-      <w:bookmarkStart w:id="183" w:name="_Toc213310981"/>
-      <w:bookmarkStart w:id="184" w:name="_Toc213311052"/>
-      <w:bookmarkStart w:id="185" w:name="_Toc213311200"/>
-      <w:bookmarkStart w:id="186" w:name="_Toc213311259"/>
-      <w:bookmarkStart w:id="187" w:name="_Toc213311339"/>
-      <w:bookmarkStart w:id="188" w:name="_Toc213311378"/>
-      <w:bookmarkStart w:id="189" w:name="_Toc213311443"/>
-      <w:bookmarkStart w:id="190" w:name="_Toc213311522"/>
-      <w:bookmarkStart w:id="191" w:name="_Toc213311565"/>
-      <w:bookmarkStart w:id="192" w:name="_Toc213311624"/>
-      <w:bookmarkStart w:id="193" w:name="_Toc213311847"/>
-      <w:bookmarkStart w:id="194" w:name="_Toc213311926"/>
-      <w:bookmarkStart w:id="195" w:name="_Toc213647695"/>
-      <w:bookmarkStart w:id="196" w:name="_Toc213665799"/>
-      <w:bookmarkStart w:id="197" w:name="_Toc213665838"/>
-      <w:bookmarkStart w:id="198" w:name="_Toc230776580"/>
-      <w:r>
-        <w:rPr>
-          <w:szCs w:val="24"/>
-        </w:rPr>
-        <w:t xml:space="preserve">Figura </w:t>
-      </w:r>
-      <w:r>
-        <w:rPr>
-          <w:szCs w:val="24"/>
-        </w:rPr>
-        <w:fldChar w:fldCharType="begin"/>
-      </w:r>
-      <w:r>
-        <w:rPr>
-          <w:szCs w:val="24"/>
-        </w:rPr>
-        <w:instrText xml:space="preserve"> SEQ Figura \* ARABIC </w:instrText>
-      </w:r>
-      <w:r>
-        <w:rPr>
-          <w:szCs w:val="24"/>
-        </w:rPr>
-        <w:fldChar w:fldCharType="separate"/>
-      </w:r>
-      <w:r>
-        <w:rPr>
-          <w:noProof/>
-          <w:szCs w:val="24"/>
-        </w:rPr>
-        <w:t>11</w:t>
-      </w:r>
-      <w:r>
-        <w:rPr>
-          <w:szCs w:val="24"/>
-        </w:rPr>
-        <w:fldChar w:fldCharType="end"/>
-      </w:r>
-      <w:r>
-        <w:rPr>
-          <w:szCs w:val="24"/>
-        </w:rPr>
-        <w:t xml:space="preserve"> </w:t>
-      </w:r>
-      <w:r>
-        <w:t xml:space="preserve">- Exemplo Fonte </w:t>
-      </w:r>
       <w:bookmarkEnd w:id="177"/>
       <w:bookmarkEnd w:id="178"/>
       <w:bookmarkEnd w:id="179"/>
@@ -20277,15 +20263,14 @@
       <w:bookmarkEnd w:id="194"/>
       <w:bookmarkEnd w:id="195"/>
       <w:bookmarkEnd w:id="196"/>
+      <w:r>
+        <w:t xml:space="preserve">Open </w:t>
+      </w:r>
+      <w:proofErr w:type="spellStart"/>
+      <w:r>
+        <w:t>Sans</w:t>
+      </w:r>
       <w:bookmarkEnd w:id="197"/>
-      <w:r>
-        <w:t xml:space="preserve">Open </w:t>
-      </w:r>
-      <w:proofErr w:type="spellStart"/>
-      <w:r>
-        <w:t>Sans</w:t>
-      </w:r>
-      <w:bookmarkEnd w:id="198"/>
       <w:proofErr w:type="spellEnd"/>
     </w:p>
     <w:p>
@@ -20375,11 +20360,11 @@
           <w:rFonts w:eastAsia="Arial" w:cs="Arial"/>
         </w:rPr>
       </w:pPr>
-      <w:bookmarkStart w:id="199" w:name="_Toc230776672"/>
+      <w:bookmarkStart w:id="198" w:name="_Toc230776672"/>
       <w:r>
         <w:t>Isotipo</w:t>
       </w:r>
-      <w:bookmarkEnd w:id="199"/>
+      <w:bookmarkEnd w:id="198"/>
     </w:p>
     <w:p>
       <w:r>
@@ -20479,28 +20464,28 @@
       <w:pPr>
         <w:pStyle w:val="Figura"/>
       </w:pPr>
-      <w:bookmarkStart w:id="200" w:name="_Toc213310063"/>
-      <w:bookmarkStart w:id="201" w:name="_Toc213310390"/>
-      <w:bookmarkStart w:id="202" w:name="_Toc213310472"/>
-      <w:bookmarkStart w:id="203" w:name="_Toc213310540"/>
-      <w:bookmarkStart w:id="204" w:name="_Toc213310594"/>
-      <w:bookmarkStart w:id="205" w:name="_Toc213310872"/>
-      <w:bookmarkStart w:id="206" w:name="_Toc213310982"/>
-      <w:bookmarkStart w:id="207" w:name="_Toc213311053"/>
-      <w:bookmarkStart w:id="208" w:name="_Toc213311201"/>
-      <w:bookmarkStart w:id="209" w:name="_Toc213311260"/>
-      <w:bookmarkStart w:id="210" w:name="_Toc213311340"/>
-      <w:bookmarkStart w:id="211" w:name="_Toc213311379"/>
-      <w:bookmarkStart w:id="212" w:name="_Toc213311444"/>
-      <w:bookmarkStart w:id="213" w:name="_Toc213311523"/>
-      <w:bookmarkStart w:id="214" w:name="_Toc213311566"/>
-      <w:bookmarkStart w:id="215" w:name="_Toc213311625"/>
-      <w:bookmarkStart w:id="216" w:name="_Toc213311848"/>
-      <w:bookmarkStart w:id="217" w:name="_Toc213311927"/>
-      <w:bookmarkStart w:id="218" w:name="_Toc213647696"/>
-      <w:bookmarkStart w:id="219" w:name="_Toc213665800"/>
-      <w:bookmarkStart w:id="220" w:name="_Toc213665839"/>
-      <w:bookmarkStart w:id="221" w:name="_Toc230776581"/>
+      <w:bookmarkStart w:id="199" w:name="_Toc213310063"/>
+      <w:bookmarkStart w:id="200" w:name="_Toc213310390"/>
+      <w:bookmarkStart w:id="201" w:name="_Toc213310472"/>
+      <w:bookmarkStart w:id="202" w:name="_Toc213310540"/>
+      <w:bookmarkStart w:id="203" w:name="_Toc213310594"/>
+      <w:bookmarkStart w:id="204" w:name="_Toc213310872"/>
+      <w:bookmarkStart w:id="205" w:name="_Toc213310982"/>
+      <w:bookmarkStart w:id="206" w:name="_Toc213311053"/>
+      <w:bookmarkStart w:id="207" w:name="_Toc213311201"/>
+      <w:bookmarkStart w:id="208" w:name="_Toc213311260"/>
+      <w:bookmarkStart w:id="209" w:name="_Toc213311340"/>
+      <w:bookmarkStart w:id="210" w:name="_Toc213311379"/>
+      <w:bookmarkStart w:id="211" w:name="_Toc213311444"/>
+      <w:bookmarkStart w:id="212" w:name="_Toc213311523"/>
+      <w:bookmarkStart w:id="213" w:name="_Toc213311566"/>
+      <w:bookmarkStart w:id="214" w:name="_Toc213311625"/>
+      <w:bookmarkStart w:id="215" w:name="_Toc213311848"/>
+      <w:bookmarkStart w:id="216" w:name="_Toc213311927"/>
+      <w:bookmarkStart w:id="217" w:name="_Toc213647696"/>
+      <w:bookmarkStart w:id="218" w:name="_Toc213665800"/>
+      <w:bookmarkStart w:id="219" w:name="_Toc213665839"/>
+      <w:bookmarkStart w:id="220" w:name="_Toc230776581"/>
       <w:r>
         <w:rPr>
           <w:szCs w:val="24"/>
@@ -20552,6 +20537,7 @@
       <w:r>
         <w:t>Isotipo</w:t>
       </w:r>
+      <w:bookmarkEnd w:id="199"/>
       <w:bookmarkEnd w:id="200"/>
       <w:bookmarkEnd w:id="201"/>
       <w:bookmarkEnd w:id="202"/>
@@ -20573,7 +20559,6 @@
       <w:bookmarkEnd w:id="218"/>
       <w:bookmarkEnd w:id="219"/>
       <w:bookmarkEnd w:id="220"/>
-      <w:bookmarkEnd w:id="221"/>
       <w:proofErr w:type="spellEnd"/>
     </w:p>
     <w:p>
@@ -20681,9 +20666,9 @@
       <w:pPr>
         <w:pStyle w:val="Figura"/>
       </w:pPr>
-      <w:bookmarkStart w:id="222" w:name="_Toc213311631"/>
-    </w:p>
-    <w:bookmarkEnd w:id="222"/>
+      <w:bookmarkStart w:id="221" w:name="_Toc213311631"/>
+    </w:p>
+    <w:bookmarkEnd w:id="221"/>
     <w:p>
       <w:pPr>
         <w:widowControl/>
@@ -20701,18 +20686,18 @@
       <w:pPr>
         <w:ind w:firstLine="0"/>
       </w:pPr>
-      <w:bookmarkStart w:id="223" w:name="_Toc165310890"/>
+      <w:bookmarkStart w:id="222" w:name="_Toc165310890"/>
     </w:p>
     <w:p>
       <w:pPr>
         <w:pStyle w:val="Ttulo1"/>
       </w:pPr>
-      <w:bookmarkStart w:id="224" w:name="_Toc230776673"/>
+      <w:bookmarkStart w:id="223" w:name="_Toc230776673"/>
+      <w:bookmarkEnd w:id="222"/>
+      <w:r>
+        <w:t>Protótipo</w:t>
+      </w:r>
       <w:bookmarkEnd w:id="223"/>
-      <w:r>
-        <w:t>Protótipo</w:t>
-      </w:r>
-      <w:bookmarkEnd w:id="224"/>
     </w:p>
     <w:p>
       <w:r>
@@ -20817,14 +20802,14 @@
           <w:rFonts w:eastAsia="Arial"/>
         </w:rPr>
       </w:pPr>
-      <w:bookmarkStart w:id="225" w:name="_Toc230776674"/>
+      <w:bookmarkStart w:id="224" w:name="_Toc230776674"/>
       <w:r>
         <w:t>Aplicação</w:t>
       </w:r>
-      <w:bookmarkEnd w:id="225"/>
-    </w:p>
-    <w:p>
-      <w:bookmarkStart w:id="226" w:name="_Toc165310892"/>
+      <w:bookmarkEnd w:id="224"/>
+    </w:p>
+    <w:p>
+      <w:bookmarkStart w:id="225" w:name="_Toc165310892"/>
       <w:r>
         <w:t>A seguir serão apresentadas algumas telas elaboradas no sistema.</w:t>
       </w:r>
@@ -20859,7 +20844,7 @@
         </w:rPr>
         <w:tab/>
       </w:r>
-      <w:bookmarkStart w:id="227" w:name="_Toc230776582"/>
+      <w:bookmarkStart w:id="226" w:name="_Toc230776582"/>
       <w:r>
         <w:rPr>
           <w:i w:val="0"/>
@@ -20924,7 +20909,7 @@
         </w:rPr>
         <w:t xml:space="preserve"> - Cadastro Usuário</w:t>
       </w:r>
-      <w:bookmarkEnd w:id="227"/>
+      <w:bookmarkEnd w:id="226"/>
     </w:p>
     <w:p>
       <w:pPr>
@@ -21024,7 +21009,7 @@
         </w:rPr>
         <w:t xml:space="preserve"> </w:t>
       </w:r>
-      <w:bookmarkStart w:id="228" w:name="_Toc230776583"/>
+      <w:bookmarkStart w:id="227" w:name="_Toc230776583"/>
       <w:r>
         <w:rPr>
           <w:sz w:val="20"/>
@@ -21082,7 +21067,7 @@
         </w:rPr>
         <w:t xml:space="preserve"> Usuário</w:t>
       </w:r>
-      <w:bookmarkEnd w:id="228"/>
+      <w:bookmarkEnd w:id="227"/>
     </w:p>
     <w:p>
       <w:pPr>
@@ -21211,7 +21196,7 @@
         </w:rPr>
         <w:t xml:space="preserve">      </w:t>
       </w:r>
-      <w:bookmarkStart w:id="229" w:name="_Toc230776584"/>
+      <w:bookmarkStart w:id="228" w:name="_Toc230776584"/>
       <w:r>
         <w:rPr>
           <w:i w:val="0"/>
@@ -21312,7 +21297,7 @@
         </w:rPr>
         <w:t xml:space="preserve"> de Senha</w:t>
       </w:r>
-      <w:bookmarkEnd w:id="229"/>
+      <w:bookmarkEnd w:id="228"/>
     </w:p>
     <w:p>
       <w:pPr>
@@ -21432,7 +21417,7 @@
         </w:rPr>
         <w:tab/>
       </w:r>
-      <w:bookmarkStart w:id="230" w:name="_Toc230776585"/>
+      <w:bookmarkStart w:id="229" w:name="_Toc230776585"/>
       <w:r>
         <w:rPr>
           <w:i w:val="0"/>
@@ -21524,7 +21509,7 @@
         </w:rPr>
         <w:t>Confirmar Código</w:t>
       </w:r>
-      <w:bookmarkEnd w:id="230"/>
+      <w:bookmarkEnd w:id="229"/>
     </w:p>
     <w:p>
       <w:pPr>
@@ -21649,7 +21634,7 @@
         <w:lastRenderedPageBreak/>
         <w:t xml:space="preserve">     </w:t>
       </w:r>
-      <w:bookmarkStart w:id="231" w:name="_Toc230776586"/>
+      <w:bookmarkStart w:id="230" w:name="_Toc230776586"/>
       <w:r>
         <w:rPr>
           <w:i w:val="0"/>
@@ -21741,7 +21726,7 @@
         </w:rPr>
         <w:t>Nova Senha</w:t>
       </w:r>
-      <w:bookmarkEnd w:id="231"/>
+      <w:bookmarkEnd w:id="230"/>
     </w:p>
     <w:p>
       <w:pPr>
@@ -21831,9 +21816,9 @@
         </w:rPr>
       </w:pPr>
     </w:p>
+    <w:bookmarkEnd w:id="26"/>
     <w:bookmarkEnd w:id="27"/>
-    <w:bookmarkEnd w:id="28"/>
-    <w:bookmarkEnd w:id="226"/>
+    <w:bookmarkEnd w:id="225"/>
     <w:p>
       <w:pPr>
         <w:pStyle w:val="Legenda"/>
@@ -21854,7 +21839,7 @@
         </w:rPr>
         <w:t xml:space="preserve">  </w:t>
       </w:r>
-      <w:bookmarkStart w:id="232" w:name="_Toc230776587"/>
+      <w:bookmarkStart w:id="231" w:name="_Toc230776587"/>
       <w:r>
         <w:rPr>
           <w:i w:val="0"/>
@@ -21946,7 +21931,7 @@
         </w:rPr>
         <w:t>Agendamentos</w:t>
       </w:r>
-      <w:bookmarkEnd w:id="232"/>
+      <w:bookmarkEnd w:id="231"/>
     </w:p>
     <w:p>
       <w:pPr>
@@ -22054,7 +22039,7 @@
           <w:szCs w:val="20"/>
         </w:rPr>
       </w:pPr>
-      <w:bookmarkStart w:id="233" w:name="_Toc230776588"/>
+      <w:bookmarkStart w:id="232" w:name="_Toc230776588"/>
       <w:r>
         <w:rPr>
           <w:i w:val="0"/>
@@ -22129,13 +22114,65 @@
         </w:rPr>
         <w:t>– Cadastrar Agendamento</w:t>
       </w:r>
-      <w:bookmarkEnd w:id="233"/>
+      <w:bookmarkEnd w:id="232"/>
+    </w:p>
+    <w:p>
+      <w:pPr>
+        <w:jc w:val="center"/>
+      </w:pPr>
+      <w:r>
+        <w:rPr>
+          <w:noProof/>
+        </w:rPr>
+        <w:drawing>
+          <wp:inline distT="0" distB="0" distL="0" distR="0" wp14:anchorId="63E32DF6" wp14:editId="5F7254D5">
+            <wp:extent cx="1800000" cy="3042000"/>
+            <wp:effectExtent l="0" t="0" r="0" b="6350"/>
+            <wp:docPr id="7" name="Imagem 7"/>
+            <wp:cNvGraphicFramePr>
+              <a:graphicFrameLocks xmlns:a="http://schemas.openxmlformats.org/drawingml/2006/main" noChangeAspect="1"/>
+            </wp:cNvGraphicFramePr>
+            <a:graphic xmlns:a="http://schemas.openxmlformats.org/drawingml/2006/main">
+              <a:graphicData uri="http://schemas.openxmlformats.org/drawingml/2006/picture">
+                <pic:pic xmlns:pic="http://schemas.openxmlformats.org/drawingml/2006/picture">
+                  <pic:nvPicPr>
+                    <pic:cNvPr id="7" name="cadastrar-agendamento.PNG"/>
+                    <pic:cNvPicPr/>
+                  </pic:nvPicPr>
+                  <pic:blipFill>
+                    <a:blip r:embed="rId33" cstate="print">
+                      <a:extLst>
+                        <a:ext uri="{28A0092B-C50C-407E-A947-70E740481C1C}">
+                          <a14:useLocalDpi xmlns:a14="http://schemas.microsoft.com/office/drawing/2010/main" val="0"/>
+                        </a:ext>
+                      </a:extLst>
+                    </a:blip>
+                    <a:stretch>
+                      <a:fillRect/>
+                    </a:stretch>
+                  </pic:blipFill>
+                  <pic:spPr>
+                    <a:xfrm>
+                      <a:off x="0" y="0"/>
+                      <a:ext cx="1800000" cy="3042000"/>
+                    </a:xfrm>
+                    <a:prstGeom prst="rect">
+                      <a:avLst/>
+                    </a:prstGeom>
+                  </pic:spPr>
+                </pic:pic>
+              </a:graphicData>
+            </a:graphic>
+          </wp:inline>
+        </w:drawing>
+      </w:r>
     </w:p>
     <w:p>
       <w:pPr>
         <w:pStyle w:val="Figura"/>
         <w:widowControl/>
         <w:spacing w:line="240" w:lineRule="auto"/>
+        <w:ind w:firstLine="708"/>
       </w:pPr>
       <w:r>
         <w:t>Fonte: Elaborado pelos autores (2026)</w:t>
@@ -22173,7 +22210,7 @@
           <w:szCs w:val="20"/>
         </w:rPr>
       </w:pPr>
-      <w:bookmarkStart w:id="234" w:name="_Toc230776589"/>
+      <w:bookmarkStart w:id="233" w:name="_Toc230776589"/>
       <w:r>
         <w:rPr>
           <w:i w:val="0"/>
@@ -22247,13 +22284,14 @@
         </w:rPr>
         <w:t>–Editar Agendamento</w:t>
       </w:r>
-      <w:bookmarkEnd w:id="234"/>
+      <w:bookmarkEnd w:id="233"/>
     </w:p>
     <w:p>
       <w:pPr>
         <w:pStyle w:val="Figura"/>
         <w:widowControl/>
         <w:spacing w:line="240" w:lineRule="auto"/>
+        <w:ind w:firstLine="708"/>
       </w:pPr>
       <w:r>
         <w:t>Fonte: Elaborado pelos autores (2026)</w:t>
@@ -22297,7 +22335,7 @@
         <w:lastRenderedPageBreak/>
         <w:t xml:space="preserve">                                               </w:t>
       </w:r>
-      <w:bookmarkStart w:id="235" w:name="_Toc230776590"/>
+      <w:bookmarkStart w:id="234" w:name="_Toc230776590"/>
       <w:r>
         <w:rPr>
           <w:sz w:val="20"/>
@@ -22350,7 +22388,7 @@
         </w:rPr>
         <w:t>– Concluir Agendamento</w:t>
       </w:r>
-      <w:bookmarkEnd w:id="235"/>
+      <w:bookmarkEnd w:id="234"/>
     </w:p>
     <w:p>
       <w:pPr>
@@ -22384,170 +22422,6 @@
                 <pic:pic xmlns:pic="http://schemas.openxmlformats.org/drawingml/2006/picture">
                   <pic:nvPicPr>
                     <pic:cNvPr id="0" name="Picture 4" descr="D:\aplicacaoo\concluir_agendamento.PNG"/>
-                    <pic:cNvPicPr>
-                      <a:picLocks noChangeAspect="1" noChangeArrowheads="1"/>
-                    </pic:cNvPicPr>
-                  </pic:nvPicPr>
-                  <pic:blipFill>
-                    <a:blip r:embed="rId33" cstate="print">
-                      <a:extLst>
-                        <a:ext uri="{28A0092B-C50C-407E-A947-70E740481C1C}">
-                          <a14:useLocalDpi xmlns:a14="http://schemas.microsoft.com/office/drawing/2010/main" val="0"/>
-                        </a:ext>
-                      </a:extLst>
-                    </a:blip>
-                    <a:srcRect/>
-                    <a:stretch>
-                      <a:fillRect/>
-                    </a:stretch>
-                  </pic:blipFill>
-                  <pic:spPr bwMode="auto">
-                    <a:xfrm>
-                      <a:off x="0" y="0"/>
-                      <a:ext cx="1800000" cy="3690000"/>
-                    </a:xfrm>
-                    <a:prstGeom prst="rect">
-                      <a:avLst/>
-                    </a:prstGeom>
-                    <a:noFill/>
-                    <a:ln>
-                      <a:noFill/>
-                    </a:ln>
-                  </pic:spPr>
-                </pic:pic>
-              </a:graphicData>
-            </a:graphic>
-          </wp:inline>
-        </w:drawing>
-      </w:r>
-    </w:p>
-    <w:p>
-      <w:pPr>
-        <w:pStyle w:val="Figura"/>
-        <w:widowControl/>
-        <w:spacing w:line="240" w:lineRule="auto"/>
-        <w:ind w:firstLine="708"/>
-      </w:pPr>
-      <w:r>
-        <w:t>Fonte: Elaborado pelos autores (2026)</w:t>
-      </w:r>
-    </w:p>
-    <w:p>
-      <w:pPr>
-        <w:pStyle w:val="Figura"/>
-        <w:widowControl/>
-        <w:spacing w:line="240" w:lineRule="auto"/>
-        <w:jc w:val="both"/>
-      </w:pPr>
-    </w:p>
-    <w:p>
-      <w:pPr>
-        <w:pStyle w:val="Legenda"/>
-        <w:jc w:val="center"/>
-        <w:rPr>
-          <w:i w:val="0"/>
-          <w:color w:val="auto"/>
-          <w:sz w:val="20"/>
-          <w:szCs w:val="20"/>
-        </w:rPr>
-      </w:pPr>
-      <w:bookmarkStart w:id="236" w:name="_Toc230776591"/>
-      <w:r>
-        <w:rPr>
-          <w:i w:val="0"/>
-          <w:color w:val="auto"/>
-          <w:sz w:val="20"/>
-          <w:szCs w:val="20"/>
-        </w:rPr>
-        <w:t xml:space="preserve">Figura </w:t>
-      </w:r>
-      <w:r>
-        <w:rPr>
-          <w:i w:val="0"/>
-          <w:color w:val="auto"/>
-          <w:sz w:val="20"/>
-          <w:szCs w:val="20"/>
-        </w:rPr>
-        <w:fldChar w:fldCharType="begin"/>
-      </w:r>
-      <w:r>
-        <w:rPr>
-          <w:i w:val="0"/>
-          <w:color w:val="auto"/>
-          <w:sz w:val="20"/>
-          <w:szCs w:val="20"/>
-        </w:rPr>
-        <w:instrText xml:space="preserve"> SEQ Figura \* ARABIC </w:instrText>
-      </w:r>
-      <w:r>
-        <w:rPr>
-          <w:i w:val="0"/>
-          <w:color w:val="auto"/>
-          <w:sz w:val="20"/>
-          <w:szCs w:val="20"/>
-        </w:rPr>
-        <w:fldChar w:fldCharType="separate"/>
-      </w:r>
-      <w:r>
-        <w:rPr>
-          <w:i w:val="0"/>
-          <w:noProof/>
-          <w:color w:val="auto"/>
-          <w:sz w:val="20"/>
-          <w:szCs w:val="20"/>
-        </w:rPr>
-        <w:t>22</w:t>
-      </w:r>
-      <w:r>
-        <w:rPr>
-          <w:i w:val="0"/>
-          <w:color w:val="auto"/>
-          <w:sz w:val="20"/>
-          <w:szCs w:val="20"/>
-        </w:rPr>
-        <w:fldChar w:fldCharType="end"/>
-      </w:r>
-      <w:r>
-        <w:rPr>
-          <w:i w:val="0"/>
-          <w:color w:val="auto"/>
-          <w:sz w:val="20"/>
-          <w:szCs w:val="20"/>
-        </w:rPr>
-        <w:t xml:space="preserve"> </w:t>
-      </w:r>
-      <w:r>
-        <w:rPr>
-          <w:i w:val="0"/>
-          <w:color w:val="auto"/>
-          <w:sz w:val="20"/>
-          <w:szCs w:val="20"/>
-        </w:rPr>
-        <w:t>– Cancelar Agendamento</w:t>
-      </w:r>
-      <w:bookmarkEnd w:id="236"/>
-    </w:p>
-    <w:p>
-      <w:pPr>
-        <w:jc w:val="center"/>
-      </w:pPr>
-      <w:r>
-        <w:rPr>
-          <w:noProof/>
-        </w:rPr>
-        <w:drawing>
-          <wp:inline distT="0" distB="0" distL="0" distR="0" wp14:anchorId="5BB75825" wp14:editId="2C07C55E">
-            <wp:extent cx="1800000" cy="3690000"/>
-            <wp:effectExtent l="0" t="0" r="0" b="5715"/>
-            <wp:docPr id="17" name="Imagem 17" descr="D:\aplicacaoo\cancelar_agendamento.PNG"/>
-            <wp:cNvGraphicFramePr>
-              <a:graphicFrameLocks xmlns:a="http://schemas.openxmlformats.org/drawingml/2006/main" noChangeAspect="1"/>
-            </wp:cNvGraphicFramePr>
-            <a:graphic xmlns:a="http://schemas.openxmlformats.org/drawingml/2006/main">
-              <a:graphicData uri="http://schemas.openxmlformats.org/drawingml/2006/picture">
-                <pic:pic xmlns:pic="http://schemas.openxmlformats.org/drawingml/2006/picture">
-                  <pic:nvPicPr>
-                    <pic:cNvPr id="0" name="Picture 5" descr="D:\aplicacaoo\cancelar_agendamento.PNG"/>
                     <pic:cNvPicPr>
                       <a:picLocks noChangeAspect="1" noChangeArrowheads="1"/>
                     </pic:cNvPicPr>
@@ -22588,6 +22462,8 @@
     <w:p>
       <w:pPr>
         <w:pStyle w:val="Figura"/>
+        <w:widowControl/>
+        <w:spacing w:line="240" w:lineRule="auto"/>
         <w:ind w:firstLine="708"/>
       </w:pPr>
       <w:r>
@@ -22599,6 +22475,7 @@
         <w:pStyle w:val="Figura"/>
         <w:widowControl/>
         <w:spacing w:line="240" w:lineRule="auto"/>
+        <w:jc w:val="both"/>
       </w:pPr>
     </w:p>
     <w:p>
@@ -22612,7 +22489,7 @@
           <w:szCs w:val="20"/>
         </w:rPr>
       </w:pPr>
-      <w:bookmarkStart w:id="237" w:name="_Toc230776592"/>
+      <w:bookmarkStart w:id="235" w:name="_Toc230776591"/>
       <w:r>
         <w:rPr>
           <w:i w:val="0"/>
@@ -22657,7 +22534,7 @@
           <w:sz w:val="20"/>
           <w:szCs w:val="20"/>
         </w:rPr>
-        <w:t>23</w:t>
+        <w:t>22</w:t>
       </w:r>
       <w:r>
         <w:rPr>
@@ -22684,9 +22561,78 @@
           <w:sz w:val="20"/>
           <w:szCs w:val="20"/>
         </w:rPr>
-        <w:t>– Clientes</w:t>
-      </w:r>
-      <w:bookmarkEnd w:id="237"/>
+        <w:t>– Cancelar Agendamento</w:t>
+      </w:r>
+      <w:bookmarkEnd w:id="235"/>
+    </w:p>
+    <w:p>
+      <w:pPr>
+        <w:jc w:val="center"/>
+      </w:pPr>
+      <w:r>
+        <w:rPr>
+          <w:noProof/>
+        </w:rPr>
+        <w:drawing>
+          <wp:inline distT="0" distB="0" distL="0" distR="0" wp14:anchorId="5BB75825" wp14:editId="2C07C55E">
+            <wp:extent cx="1800000" cy="3690000"/>
+            <wp:effectExtent l="0" t="0" r="0" b="5715"/>
+            <wp:docPr id="17" name="Imagem 17" descr="D:\aplicacaoo\cancelar_agendamento.PNG"/>
+            <wp:cNvGraphicFramePr>
+              <a:graphicFrameLocks xmlns:a="http://schemas.openxmlformats.org/drawingml/2006/main" noChangeAspect="1"/>
+            </wp:cNvGraphicFramePr>
+            <a:graphic xmlns:a="http://schemas.openxmlformats.org/drawingml/2006/main">
+              <a:graphicData uri="http://schemas.openxmlformats.org/drawingml/2006/picture">
+                <pic:pic xmlns:pic="http://schemas.openxmlformats.org/drawingml/2006/picture">
+                  <pic:nvPicPr>
+                    <pic:cNvPr id="0" name="Picture 5" descr="D:\aplicacaoo\cancelar_agendamento.PNG"/>
+                    <pic:cNvPicPr>
+                      <a:picLocks noChangeAspect="1" noChangeArrowheads="1"/>
+                    </pic:cNvPicPr>
+                  </pic:nvPicPr>
+                  <pic:blipFill>
+                    <a:blip r:embed="rId35" cstate="print">
+                      <a:extLst>
+                        <a:ext uri="{28A0092B-C50C-407E-A947-70E740481C1C}">
+                          <a14:useLocalDpi xmlns:a14="http://schemas.microsoft.com/office/drawing/2010/main" val="0"/>
+                        </a:ext>
+                      </a:extLst>
+                    </a:blip>
+                    <a:srcRect/>
+                    <a:stretch>
+                      <a:fillRect/>
+                    </a:stretch>
+                  </pic:blipFill>
+                  <pic:spPr bwMode="auto">
+                    <a:xfrm>
+                      <a:off x="0" y="0"/>
+                      <a:ext cx="1800000" cy="3690000"/>
+                    </a:xfrm>
+                    <a:prstGeom prst="rect">
+                      <a:avLst/>
+                    </a:prstGeom>
+                    <a:noFill/>
+                    <a:ln>
+                      <a:noFill/>
+                    </a:ln>
+                  </pic:spPr>
+                </pic:pic>
+              </a:graphicData>
+            </a:graphic>
+          </wp:inline>
+        </w:drawing>
+      </w:r>
+      <w:bookmarkStart w:id="236" w:name="_GoBack"/>
+      <w:bookmarkEnd w:id="236"/>
+    </w:p>
+    <w:p>
+      <w:pPr>
+        <w:pStyle w:val="Figura"/>
+        <w:ind w:firstLine="708"/>
+      </w:pPr>
+      <w:r>
+        <w:t>Fonte: Elaborado pelos autores (2026)</w:t>
+      </w:r>
     </w:p>
     <w:p>
       <w:pPr>
@@ -22694,8 +22640,109 @@
         <w:widowControl/>
         <w:spacing w:line="240" w:lineRule="auto"/>
       </w:pPr>
-      <w:r>
-        <w:t>Fonte: Elaborado pelos autores (2026)</w:t>
+    </w:p>
+    <w:p>
+      <w:pPr>
+        <w:pStyle w:val="Legenda"/>
+        <w:jc w:val="center"/>
+        <w:rPr>
+          <w:i w:val="0"/>
+          <w:color w:val="auto"/>
+          <w:sz w:val="20"/>
+          <w:szCs w:val="20"/>
+        </w:rPr>
+      </w:pPr>
+      <w:bookmarkStart w:id="237" w:name="_Toc230776592"/>
+      <w:r>
+        <w:rPr>
+          <w:i w:val="0"/>
+          <w:color w:val="auto"/>
+          <w:sz w:val="20"/>
+          <w:szCs w:val="20"/>
+        </w:rPr>
+        <w:t xml:space="preserve">Figura </w:t>
+      </w:r>
+      <w:r>
+        <w:rPr>
+          <w:i w:val="0"/>
+          <w:color w:val="auto"/>
+          <w:sz w:val="20"/>
+          <w:szCs w:val="20"/>
+        </w:rPr>
+        <w:fldChar w:fldCharType="begin"/>
+      </w:r>
+      <w:r>
+        <w:rPr>
+          <w:i w:val="0"/>
+          <w:color w:val="auto"/>
+          <w:sz w:val="20"/>
+          <w:szCs w:val="20"/>
+        </w:rPr>
+        <w:instrText xml:space="preserve"> SEQ Figura \* ARABIC </w:instrText>
+      </w:r>
+      <w:r>
+        <w:rPr>
+          <w:i w:val="0"/>
+          <w:color w:val="auto"/>
+          <w:sz w:val="20"/>
+          <w:szCs w:val="20"/>
+        </w:rPr>
+        <w:fldChar w:fldCharType="separate"/>
+      </w:r>
+      <w:r>
+        <w:rPr>
+          <w:i w:val="0"/>
+          <w:noProof/>
+          <w:color w:val="auto"/>
+          <w:sz w:val="20"/>
+          <w:szCs w:val="20"/>
+        </w:rPr>
+        <w:t>23</w:t>
+      </w:r>
+      <w:r>
+        <w:rPr>
+          <w:i w:val="0"/>
+          <w:color w:val="auto"/>
+          <w:sz w:val="20"/>
+          <w:szCs w:val="20"/>
+        </w:rPr>
+        <w:fldChar w:fldCharType="end"/>
+      </w:r>
+      <w:r>
+        <w:rPr>
+          <w:i w:val="0"/>
+          <w:color w:val="auto"/>
+          <w:sz w:val="20"/>
+          <w:szCs w:val="20"/>
+        </w:rPr>
+        <w:t xml:space="preserve"> </w:t>
+      </w:r>
+      <w:r>
+        <w:rPr>
+          <w:i w:val="0"/>
+          <w:color w:val="auto"/>
+          <w:sz w:val="20"/>
+          <w:szCs w:val="20"/>
+        </w:rPr>
+        <w:t xml:space="preserve">– </w:t>
+      </w:r>
+      <w:r>
+        <w:rPr>
+          <w:i w:val="0"/>
+          <w:color w:val="auto"/>
+          <w:sz w:val="20"/>
+          <w:szCs w:val="20"/>
+        </w:rPr>
+        <w:t>Excluir</w:t>
+      </w:r>
+      <w:r>
+        <w:rPr>
+          <w:i w:val="0"/>
+          <w:color w:val="auto"/>
+          <w:sz w:val="20"/>
+          <w:szCs w:val="20"/>
+        </w:rPr>
+        <w:t xml:space="preserve"> Agendamento</w:t>
       </w:r>
     </w:p>
     <w:p>
@@ -22703,7 +22750,110 @@
         <w:pStyle w:val="Figura"/>
         <w:widowControl/>
         <w:spacing w:line="240" w:lineRule="auto"/>
-      </w:pPr>
+        <w:ind w:firstLine="708"/>
+      </w:pPr>
+      <w:r>
+        <w:t>Fonte: Elaborado pelos autores (2026)</w:t>
+      </w:r>
+    </w:p>
+    <w:p>
+      <w:pPr>
+        <w:pStyle w:val="Legenda"/>
+        <w:jc w:val="center"/>
+        <w:rPr>
+          <w:i w:val="0"/>
+          <w:color w:val="auto"/>
+          <w:sz w:val="20"/>
+          <w:szCs w:val="20"/>
+        </w:rPr>
+      </w:pPr>
+    </w:p>
+    <w:p/>
+    <w:p>
+      <w:pPr>
+        <w:pStyle w:val="Legenda"/>
+        <w:jc w:val="center"/>
+        <w:rPr>
+          <w:i w:val="0"/>
+          <w:color w:val="auto"/>
+          <w:sz w:val="20"/>
+          <w:szCs w:val="20"/>
+        </w:rPr>
+      </w:pPr>
+      <w:r>
+        <w:rPr>
+          <w:i w:val="0"/>
+          <w:color w:val="auto"/>
+          <w:sz w:val="20"/>
+          <w:szCs w:val="20"/>
+        </w:rPr>
+        <w:t xml:space="preserve">Figura </w:t>
+      </w:r>
+      <w:r>
+        <w:rPr>
+          <w:i w:val="0"/>
+          <w:color w:val="auto"/>
+          <w:sz w:val="20"/>
+          <w:szCs w:val="20"/>
+        </w:rPr>
+        <w:fldChar w:fldCharType="begin"/>
+      </w:r>
+      <w:r>
+        <w:rPr>
+          <w:i w:val="0"/>
+          <w:color w:val="auto"/>
+          <w:sz w:val="20"/>
+          <w:szCs w:val="20"/>
+        </w:rPr>
+        <w:instrText xml:space="preserve"> SEQ Figura \* ARABIC </w:instrText>
+      </w:r>
+      <w:r>
+        <w:rPr>
+          <w:i w:val="0"/>
+          <w:color w:val="auto"/>
+          <w:sz w:val="20"/>
+          <w:szCs w:val="20"/>
+        </w:rPr>
+        <w:fldChar w:fldCharType="separate"/>
+      </w:r>
+      <w:r>
+        <w:rPr>
+          <w:i w:val="0"/>
+          <w:noProof/>
+          <w:color w:val="auto"/>
+          <w:sz w:val="20"/>
+          <w:szCs w:val="20"/>
+        </w:rPr>
+        <w:t>24</w:t>
+      </w:r>
+      <w:r>
+        <w:rPr>
+          <w:i w:val="0"/>
+          <w:color w:val="auto"/>
+          <w:sz w:val="20"/>
+          <w:szCs w:val="20"/>
+        </w:rPr>
+        <w:fldChar w:fldCharType="end"/>
+      </w:r>
+      <w:r>
+        <w:rPr>
+          <w:i w:val="0"/>
+          <w:color w:val="auto"/>
+          <w:sz w:val="20"/>
+          <w:szCs w:val="20"/>
+        </w:rPr>
+        <w:t xml:space="preserve"> </w:t>
+      </w:r>
+      <w:r>
+        <w:rPr>
+          <w:i w:val="0"/>
+          <w:color w:val="auto"/>
+          <w:sz w:val="20"/>
+          <w:szCs w:val="20"/>
+        </w:rPr>
+        <w:t>– Clientes</w:t>
+      </w:r>
+      <w:bookmarkEnd w:id="237"/>
     </w:p>
     <w:p>
       <w:pPr>
@@ -22711,6 +22861,9 @@
         <w:widowControl/>
         <w:spacing w:line="240" w:lineRule="auto"/>
       </w:pPr>
+      <w:r>
+        <w:t>Fonte: Elaborado pelos autores (2026)</w:t>
+      </w:r>
     </w:p>
     <w:p>
       <w:pPr>
@@ -22721,100 +22874,17 @@
     </w:p>
     <w:p>
       <w:pPr>
-        <w:pStyle w:val="Legenda"/>
-        <w:jc w:val="center"/>
-        <w:rPr>
-          <w:i w:val="0"/>
-          <w:color w:val="auto"/>
-          <w:sz w:val="20"/>
-          <w:szCs w:val="20"/>
-        </w:rPr>
-      </w:pPr>
-      <w:bookmarkStart w:id="238" w:name="_Toc230776593"/>
-      <w:r>
-        <w:rPr>
-          <w:i w:val="0"/>
-          <w:color w:val="auto"/>
-          <w:sz w:val="20"/>
-          <w:szCs w:val="20"/>
-        </w:rPr>
-        <w:t xml:space="preserve">Figura </w:t>
-      </w:r>
-      <w:r>
-        <w:rPr>
-          <w:i w:val="0"/>
-          <w:color w:val="auto"/>
-          <w:sz w:val="20"/>
-          <w:szCs w:val="20"/>
-        </w:rPr>
-        <w:fldChar w:fldCharType="begin"/>
-      </w:r>
-      <w:r>
-        <w:rPr>
-          <w:i w:val="0"/>
-          <w:color w:val="auto"/>
-          <w:sz w:val="20"/>
-          <w:szCs w:val="20"/>
-        </w:rPr>
-        <w:instrText xml:space="preserve"> SEQ Figura \* ARABIC </w:instrText>
-      </w:r>
-      <w:r>
-        <w:rPr>
-          <w:i w:val="0"/>
-          <w:color w:val="auto"/>
-          <w:sz w:val="20"/>
-          <w:szCs w:val="20"/>
-        </w:rPr>
-        <w:fldChar w:fldCharType="separate"/>
-      </w:r>
-      <w:r>
-        <w:rPr>
-          <w:i w:val="0"/>
-          <w:noProof/>
-          <w:color w:val="auto"/>
-          <w:sz w:val="20"/>
-          <w:szCs w:val="20"/>
-        </w:rPr>
-        <w:t>24</w:t>
-      </w:r>
-      <w:r>
-        <w:rPr>
-          <w:i w:val="0"/>
-          <w:color w:val="auto"/>
-          <w:sz w:val="20"/>
-          <w:szCs w:val="20"/>
-        </w:rPr>
-        <w:fldChar w:fldCharType="end"/>
-      </w:r>
-      <w:r>
-        <w:rPr>
-          <w:i w:val="0"/>
-          <w:color w:val="auto"/>
-          <w:sz w:val="20"/>
-          <w:szCs w:val="20"/>
-        </w:rPr>
-        <w:t xml:space="preserve"> </w:t>
-      </w:r>
-      <w:r>
-        <w:rPr>
-          <w:i w:val="0"/>
-          <w:color w:val="auto"/>
-          <w:sz w:val="20"/>
-          <w:szCs w:val="20"/>
-        </w:rPr>
-        <w:t>– Cadastrar Cliente</w:t>
-      </w:r>
-      <w:bookmarkEnd w:id="238"/>
-    </w:p>
-    <w:p>
-      <w:pPr>
         <w:pStyle w:val="Figura"/>
         <w:widowControl/>
         <w:spacing w:line="240" w:lineRule="auto"/>
       </w:pPr>
-      <w:r>
-        <w:t>Fonte: Elaborado pelos autores (2026)</w:t>
-      </w:r>
+    </w:p>
+    <w:p>
+      <w:pPr>
+        <w:pStyle w:val="Figura"/>
+        <w:widowControl/>
+        <w:spacing w:line="240" w:lineRule="auto"/>
+      </w:pPr>
     </w:p>
     <w:p>
       <w:pPr>
@@ -22827,6 +22897,7 @@
           <w:sz w:val="20"/>
         </w:rPr>
       </w:pPr>
+      <w:bookmarkStart w:id="238" w:name="_Toc230776593"/>
       <w:r>
         <w:rPr>
           <w:i/>
@@ -22846,7 +22917,6 @@
           <w:szCs w:val="20"/>
         </w:rPr>
       </w:pPr>
-      <w:bookmarkStart w:id="239" w:name="_Toc230776594"/>
       <w:r>
         <w:rPr>
           <w:i w:val="0"/>
@@ -22919,15 +22989,67 @@
           <w:sz w:val="20"/>
           <w:szCs w:val="20"/>
         </w:rPr>
-        <w:t>–  Editar Cliente</w:t>
-      </w:r>
-      <w:bookmarkEnd w:id="239"/>
+        <w:t>– Cadastrar Cliente</w:t>
+      </w:r>
+      <w:bookmarkEnd w:id="238"/>
+    </w:p>
+    <w:p>
+      <w:pPr>
+        <w:jc w:val="center"/>
+      </w:pPr>
+      <w:r>
+        <w:rPr>
+          <w:noProof/>
+        </w:rPr>
+        <w:drawing>
+          <wp:inline distT="0" distB="0" distL="0" distR="0" wp14:anchorId="7480F190" wp14:editId="109B1B48">
+            <wp:extent cx="1800000" cy="2736000"/>
+            <wp:effectExtent l="0" t="0" r="0" b="7620"/>
+            <wp:docPr id="14" name="Imagem 14"/>
+            <wp:cNvGraphicFramePr>
+              <a:graphicFrameLocks xmlns:a="http://schemas.openxmlformats.org/drawingml/2006/main" noChangeAspect="1"/>
+            </wp:cNvGraphicFramePr>
+            <a:graphic xmlns:a="http://schemas.openxmlformats.org/drawingml/2006/main">
+              <a:graphicData uri="http://schemas.openxmlformats.org/drawingml/2006/picture">
+                <pic:pic xmlns:pic="http://schemas.openxmlformats.org/drawingml/2006/picture">
+                  <pic:nvPicPr>
+                    <pic:cNvPr id="14" name="cadastrar-cliente.PNG"/>
+                    <pic:cNvPicPr/>
+                  </pic:nvPicPr>
+                  <pic:blipFill>
+                    <a:blip r:embed="rId36" cstate="print">
+                      <a:extLst>
+                        <a:ext uri="{28A0092B-C50C-407E-A947-70E740481C1C}">
+                          <a14:useLocalDpi xmlns:a14="http://schemas.microsoft.com/office/drawing/2010/main" val="0"/>
+                        </a:ext>
+                      </a:extLst>
+                    </a:blip>
+                    <a:stretch>
+                      <a:fillRect/>
+                    </a:stretch>
+                  </pic:blipFill>
+                  <pic:spPr>
+                    <a:xfrm>
+                      <a:off x="0" y="0"/>
+                      <a:ext cx="1800000" cy="2736000"/>
+                    </a:xfrm>
+                    <a:prstGeom prst="rect">
+                      <a:avLst/>
+                    </a:prstGeom>
+                  </pic:spPr>
+                </pic:pic>
+              </a:graphicData>
+            </a:graphic>
+          </wp:inline>
+        </w:drawing>
+      </w:r>
     </w:p>
     <w:p>
       <w:pPr>
         <w:pStyle w:val="Figura"/>
         <w:widowControl/>
         <w:spacing w:line="240" w:lineRule="auto"/>
+        <w:ind w:firstLine="708"/>
       </w:pPr>
       <w:r>
         <w:t>Fonte: Elaborado pelos autores (2026)</w:t>
@@ -22938,6 +23060,7 @@
         <w:pStyle w:val="Figura"/>
         <w:widowControl/>
         <w:spacing w:line="240" w:lineRule="auto"/>
+        <w:ind w:firstLine="708"/>
       </w:pPr>
     </w:p>
     <w:p>
@@ -22945,113 +23068,101 @@
         <w:pStyle w:val="Figura"/>
         <w:widowControl/>
         <w:spacing w:line="240" w:lineRule="auto"/>
-      </w:pPr>
-    </w:p>
-    <w:p>
-      <w:pPr>
-        <w:pStyle w:val="Legenda"/>
-        <w:jc w:val="center"/>
-        <w:rPr>
-          <w:i w:val="0"/>
-          <w:color w:val="auto"/>
-          <w:sz w:val="20"/>
-          <w:szCs w:val="20"/>
-        </w:rPr>
-      </w:pPr>
-      <w:bookmarkStart w:id="240" w:name="_Toc230776595"/>
-      <w:r>
-        <w:rPr>
-          <w:i w:val="0"/>
-          <w:color w:val="auto"/>
-          <w:sz w:val="20"/>
-          <w:szCs w:val="20"/>
-        </w:rPr>
-        <w:t xml:space="preserve">Figura </w:t>
-      </w:r>
-      <w:r>
-        <w:rPr>
-          <w:i w:val="0"/>
-          <w:color w:val="auto"/>
-          <w:sz w:val="20"/>
-          <w:szCs w:val="20"/>
-        </w:rPr>
-        <w:fldChar w:fldCharType="begin"/>
-      </w:r>
-      <w:r>
-        <w:rPr>
-          <w:i w:val="0"/>
-          <w:color w:val="auto"/>
-          <w:sz w:val="20"/>
-          <w:szCs w:val="20"/>
-        </w:rPr>
-        <w:instrText xml:space="preserve"> SEQ Figura \* ARABIC </w:instrText>
-      </w:r>
-      <w:r>
-        <w:rPr>
-          <w:i w:val="0"/>
-          <w:color w:val="auto"/>
-          <w:sz w:val="20"/>
-          <w:szCs w:val="20"/>
-        </w:rPr>
-        <w:fldChar w:fldCharType="separate"/>
-      </w:r>
-      <w:r>
-        <w:rPr>
-          <w:i w:val="0"/>
-          <w:noProof/>
-          <w:color w:val="auto"/>
-          <w:sz w:val="20"/>
-          <w:szCs w:val="20"/>
-        </w:rPr>
-        <w:t>26</w:t>
-      </w:r>
-      <w:r>
-        <w:rPr>
-          <w:i w:val="0"/>
-          <w:color w:val="auto"/>
-          <w:sz w:val="20"/>
-          <w:szCs w:val="20"/>
-        </w:rPr>
-        <w:fldChar w:fldCharType="end"/>
-      </w:r>
-      <w:r>
-        <w:rPr>
-          <w:i w:val="0"/>
-          <w:color w:val="auto"/>
-          <w:sz w:val="20"/>
-          <w:szCs w:val="20"/>
-        </w:rPr>
-        <w:t xml:space="preserve"> </w:t>
-      </w:r>
-      <w:r>
-        <w:rPr>
-          <w:i w:val="0"/>
-          <w:color w:val="auto"/>
-          <w:sz w:val="20"/>
-          <w:szCs w:val="20"/>
-        </w:rPr>
-        <w:t xml:space="preserve">– </w:t>
-      </w:r>
-      <w:r>
-        <w:rPr>
-          <w:i w:val="0"/>
-          <w:color w:val="auto"/>
-          <w:sz w:val="20"/>
-          <w:szCs w:val="20"/>
-        </w:rPr>
-        <w:t>Excluir Cliente</w:t>
-      </w:r>
-      <w:bookmarkEnd w:id="240"/>
+        <w:ind w:firstLine="708"/>
+      </w:pPr>
     </w:p>
     <w:p>
       <w:pPr>
         <w:pStyle w:val="Figura"/>
         <w:widowControl/>
         <w:spacing w:line="240" w:lineRule="auto"/>
+        <w:ind w:firstLine="708"/>
+      </w:pPr>
+    </w:p>
+    <w:p>
+      <w:pPr>
+        <w:widowControl/>
+        <w:spacing w:line="240" w:lineRule="auto"/>
+        <w:ind w:left="2832" w:firstLine="708"/>
+        <w:jc w:val="left"/>
+        <w:rPr>
+          <w:sz w:val="20"/>
+        </w:rPr>
+      </w:pPr>
+      <w:bookmarkStart w:id="239" w:name="_Toc230776594"/>
+      <w:r>
+        <w:rPr>
+          <w:sz w:val="20"/>
+        </w:rPr>
+        <w:t xml:space="preserve">Figura </w:t>
+      </w:r>
+      <w:r>
+        <w:rPr>
+          <w:sz w:val="20"/>
+        </w:rPr>
+        <w:fldChar w:fldCharType="begin"/>
+      </w:r>
+      <w:r>
+        <w:rPr>
+          <w:sz w:val="20"/>
+        </w:rPr>
+        <w:instrText xml:space="preserve"> SEQ Figura \* ARABIC </w:instrText>
+      </w:r>
+      <w:r>
+        <w:rPr>
+          <w:sz w:val="20"/>
+        </w:rPr>
+        <w:fldChar w:fldCharType="separate"/>
+      </w:r>
+      <w:r>
+        <w:rPr>
+          <w:noProof/>
+          <w:sz w:val="20"/>
+        </w:rPr>
+        <w:t>26</w:t>
+      </w:r>
+      <w:r>
+        <w:rPr>
+          <w:sz w:val="20"/>
+        </w:rPr>
+        <w:fldChar w:fldCharType="end"/>
+      </w:r>
+      <w:r>
+        <w:rPr>
+          <w:sz w:val="20"/>
+        </w:rPr>
+        <w:t xml:space="preserve"> –  Editar Cliente</w:t>
+      </w:r>
+      <w:bookmarkEnd w:id="239"/>
+    </w:p>
+    <w:p>
+      <w:pPr>
+        <w:widowControl/>
+        <w:spacing w:line="240" w:lineRule="auto"/>
+        <w:ind w:left="2832" w:firstLine="708"/>
+        <w:jc w:val="left"/>
+        <w:rPr>
+          <w:iCs/>
+          <w:sz w:val="20"/>
+        </w:rPr>
+      </w:pPr>
+    </w:p>
+    <w:p>
+      <w:pPr>
+        <w:pStyle w:val="Figura"/>
+        <w:widowControl/>
+        <w:spacing w:line="240" w:lineRule="auto"/>
       </w:pPr>
       <w:r>
         <w:t>Fonte: Elaborado pelos autores (2026)</w:t>
       </w:r>
+    </w:p>
+    <w:p>
+      <w:pPr>
+        <w:pStyle w:val="Figura"/>
+        <w:widowControl/>
+        <w:spacing w:line="240" w:lineRule="auto"/>
+      </w:pPr>
     </w:p>
     <w:p>
       <w:pPr>
@@ -23071,6 +23182,7 @@
           <w:sz w:val="20"/>
         </w:rPr>
       </w:pPr>
+      <w:bookmarkStart w:id="240" w:name="_Toc230776595"/>
       <w:r>
         <w:rPr>
           <w:i/>
@@ -23082,7 +23194,7 @@
     <w:p>
       <w:pPr>
         <w:pStyle w:val="Legenda"/>
-        <w:jc w:val="center"/>
+        <w:ind w:left="2831"/>
         <w:rPr>
           <w:i w:val="0"/>
           <w:color w:val="auto"/>
@@ -23090,7 +23202,6 @@
           <w:szCs w:val="20"/>
         </w:rPr>
       </w:pPr>
-      <w:bookmarkStart w:id="241" w:name="_Toc230776596"/>
       <w:r>
         <w:rPr>
           <w:i w:val="0"/>
@@ -23163,9 +23274,18 @@
           <w:sz w:val="20"/>
           <w:szCs w:val="20"/>
         </w:rPr>
-        <w:t>– Histórico Cliente</w:t>
-      </w:r>
-      <w:bookmarkEnd w:id="241"/>
+        <w:t xml:space="preserve">– </w:t>
+      </w:r>
+      <w:r>
+        <w:rPr>
+          <w:i w:val="0"/>
+          <w:color w:val="auto"/>
+          <w:sz w:val="20"/>
+          <w:szCs w:val="20"/>
+        </w:rPr>
+        <w:t>Excluir Cliente</w:t>
+      </w:r>
+      <w:bookmarkEnd w:id="240"/>
     </w:p>
     <w:p>
       <w:pPr>
@@ -23193,100 +23313,91 @@
     </w:p>
     <w:p>
       <w:pPr>
-        <w:pStyle w:val="Legenda"/>
-        <w:jc w:val="center"/>
-        <w:rPr>
-          <w:i w:val="0"/>
-          <w:color w:val="auto"/>
-          <w:sz w:val="20"/>
-          <w:szCs w:val="20"/>
-        </w:rPr>
-      </w:pPr>
-      <w:bookmarkStart w:id="242" w:name="_Toc230776597"/>
-      <w:r>
-        <w:rPr>
-          <w:i w:val="0"/>
-          <w:color w:val="auto"/>
-          <w:sz w:val="20"/>
-          <w:szCs w:val="20"/>
-        </w:rPr>
-        <w:t xml:space="preserve">Figura </w:t>
-      </w:r>
-      <w:r>
-        <w:rPr>
-          <w:i w:val="0"/>
-          <w:color w:val="auto"/>
-          <w:sz w:val="20"/>
-          <w:szCs w:val="20"/>
-        </w:rPr>
-        <w:fldChar w:fldCharType="begin"/>
-      </w:r>
-      <w:r>
-        <w:rPr>
-          <w:i w:val="0"/>
-          <w:color w:val="auto"/>
-          <w:sz w:val="20"/>
-          <w:szCs w:val="20"/>
-        </w:rPr>
-        <w:instrText xml:space="preserve"> SEQ Figura \* ARABIC </w:instrText>
-      </w:r>
-      <w:r>
-        <w:rPr>
-          <w:i w:val="0"/>
-          <w:color w:val="auto"/>
-          <w:sz w:val="20"/>
-          <w:szCs w:val="20"/>
-        </w:rPr>
-        <w:fldChar w:fldCharType="separate"/>
-      </w:r>
-      <w:r>
-        <w:rPr>
-          <w:i w:val="0"/>
-          <w:noProof/>
-          <w:color w:val="auto"/>
-          <w:sz w:val="20"/>
-          <w:szCs w:val="20"/>
-        </w:rPr>
-        <w:t>28</w:t>
-      </w:r>
-      <w:r>
-        <w:rPr>
-          <w:i w:val="0"/>
-          <w:color w:val="auto"/>
-          <w:sz w:val="20"/>
-          <w:szCs w:val="20"/>
-        </w:rPr>
-        <w:fldChar w:fldCharType="end"/>
-      </w:r>
-      <w:r>
-        <w:rPr>
-          <w:i w:val="0"/>
-          <w:color w:val="auto"/>
-          <w:sz w:val="20"/>
-          <w:szCs w:val="20"/>
-        </w:rPr>
-        <w:t xml:space="preserve"> </w:t>
-      </w:r>
-      <w:r>
-        <w:rPr>
-          <w:i w:val="0"/>
-          <w:color w:val="auto"/>
-          <w:sz w:val="20"/>
-          <w:szCs w:val="20"/>
-        </w:rPr>
-        <w:t>– Serviços</w:t>
-      </w:r>
-      <w:bookmarkEnd w:id="242"/>
-    </w:p>
-    <w:p>
-      <w:pPr>
         <w:pStyle w:val="Figura"/>
         <w:widowControl/>
         <w:spacing w:line="240" w:lineRule="auto"/>
       </w:pPr>
+    </w:p>
+    <w:p>
+      <w:pPr>
+        <w:widowControl/>
+        <w:spacing w:line="240" w:lineRule="auto"/>
+        <w:ind w:left="2832" w:firstLine="708"/>
+        <w:jc w:val="left"/>
+        <w:rPr>
+          <w:iCs/>
+          <w:sz w:val="20"/>
+        </w:rPr>
+      </w:pPr>
+      <w:bookmarkStart w:id="241" w:name="_Toc230776596"/>
+      <w:r>
+        <w:rPr>
+          <w:sz w:val="20"/>
+        </w:rPr>
+        <w:t xml:space="preserve">Figura </w:t>
+      </w:r>
+      <w:r>
+        <w:rPr>
+          <w:sz w:val="20"/>
+        </w:rPr>
+        <w:fldChar w:fldCharType="begin"/>
+      </w:r>
+      <w:r>
+        <w:rPr>
+          <w:sz w:val="20"/>
+        </w:rPr>
+        <w:instrText xml:space="preserve"> SEQ Figura \* ARABIC </w:instrText>
+      </w:r>
+      <w:r>
+        <w:rPr>
+          <w:sz w:val="20"/>
+        </w:rPr>
+        <w:fldChar w:fldCharType="separate"/>
+      </w:r>
+      <w:r>
+        <w:rPr>
+          <w:noProof/>
+          <w:sz w:val="20"/>
+        </w:rPr>
+        <w:t>28</w:t>
+      </w:r>
+      <w:r>
+        <w:rPr>
+          <w:sz w:val="20"/>
+        </w:rPr>
+        <w:fldChar w:fldCharType="end"/>
+      </w:r>
+      <w:r>
+        <w:rPr>
+          <w:sz w:val="20"/>
+        </w:rPr>
+        <w:t xml:space="preserve"> – Histórico Cliente</w:t>
+      </w:r>
+      <w:bookmarkEnd w:id="241"/>
+    </w:p>
+    <w:p>
+      <w:pPr>
+        <w:pStyle w:val="Figura"/>
+        <w:widowControl/>
+        <w:spacing w:line="240" w:lineRule="auto"/>
+      </w:pPr>
       <w:r>
         <w:t>Fonte: Elaborado pelos autores (2026)</w:t>
       </w:r>
+    </w:p>
+    <w:p>
+      <w:pPr>
+        <w:pStyle w:val="Figura"/>
+        <w:widowControl/>
+        <w:spacing w:line="240" w:lineRule="auto"/>
+      </w:pPr>
+    </w:p>
+    <w:p>
+      <w:pPr>
+        <w:pStyle w:val="Figura"/>
+        <w:widowControl/>
+        <w:spacing w:line="240" w:lineRule="auto"/>
+      </w:pPr>
     </w:p>
     <w:p>
       <w:pPr>
@@ -23299,6 +23410,7 @@
           <w:sz w:val="20"/>
         </w:rPr>
       </w:pPr>
+      <w:bookmarkStart w:id="242" w:name="_Toc230776597"/>
       <w:r>
         <w:rPr>
           <w:i/>
@@ -23318,7 +23430,6 @@
           <w:szCs w:val="20"/>
         </w:rPr>
       </w:pPr>
-      <w:bookmarkStart w:id="243" w:name="_Toc230776598"/>
       <w:r>
         <w:rPr>
           <w:i w:val="0"/>
@@ -23391,9 +23502,9 @@
           <w:sz w:val="20"/>
           <w:szCs w:val="20"/>
         </w:rPr>
-        <w:t>– Cadastrar Serviço</w:t>
-      </w:r>
-      <w:bookmarkEnd w:id="243"/>
+        <w:t>– Serviços</w:t>
+      </w:r>
+      <w:bookmarkEnd w:id="242"/>
     </w:p>
     <w:p>
       <w:pPr>
@@ -23421,100 +23532,140 @@
     </w:p>
     <w:p>
       <w:pPr>
-        <w:pStyle w:val="Legenda"/>
+        <w:widowControl/>
+        <w:spacing w:line="240" w:lineRule="auto"/>
+        <w:ind w:left="2832" w:firstLine="708"/>
+        <w:jc w:val="left"/>
+        <w:rPr>
+          <w:sz w:val="20"/>
+        </w:rPr>
+      </w:pPr>
+      <w:bookmarkStart w:id="243" w:name="_Toc230776598"/>
+      <w:r>
+        <w:rPr>
+          <w:sz w:val="20"/>
+        </w:rPr>
+        <w:t xml:space="preserve">Figura </w:t>
+      </w:r>
+      <w:r>
+        <w:rPr>
+          <w:sz w:val="20"/>
+        </w:rPr>
+        <w:fldChar w:fldCharType="begin"/>
+      </w:r>
+      <w:r>
+        <w:rPr>
+          <w:sz w:val="20"/>
+        </w:rPr>
+        <w:instrText xml:space="preserve"> SEQ Figura \* ARABIC </w:instrText>
+      </w:r>
+      <w:r>
+        <w:rPr>
+          <w:sz w:val="20"/>
+        </w:rPr>
+        <w:fldChar w:fldCharType="separate"/>
+      </w:r>
+      <w:r>
+        <w:rPr>
+          <w:noProof/>
+          <w:sz w:val="20"/>
+        </w:rPr>
+        <w:t>30</w:t>
+      </w:r>
+      <w:r>
+        <w:rPr>
+          <w:sz w:val="20"/>
+        </w:rPr>
+        <w:fldChar w:fldCharType="end"/>
+      </w:r>
+      <w:r>
+        <w:rPr>
+          <w:sz w:val="20"/>
+        </w:rPr>
+        <w:t xml:space="preserve"> – Cadastrar Serviço</w:t>
+      </w:r>
+      <w:bookmarkEnd w:id="243"/>
+    </w:p>
+    <w:p>
+      <w:pPr>
+        <w:widowControl/>
+        <w:spacing w:line="240" w:lineRule="auto"/>
+        <w:ind w:left="2832" w:firstLine="708"/>
+        <w:jc w:val="left"/>
+        <w:rPr>
+          <w:iCs/>
+          <w:sz w:val="20"/>
+        </w:rPr>
+      </w:pPr>
+    </w:p>
+    <w:p>
+      <w:pPr>
         <w:jc w:val="center"/>
-        <w:rPr>
-          <w:i w:val="0"/>
-          <w:color w:val="auto"/>
-          <w:sz w:val="20"/>
-          <w:szCs w:val="20"/>
-        </w:rPr>
-      </w:pPr>
-      <w:bookmarkStart w:id="244" w:name="_Toc230776599"/>
-      <w:r>
-        <w:rPr>
-          <w:i w:val="0"/>
-          <w:color w:val="auto"/>
-          <w:sz w:val="20"/>
-          <w:szCs w:val="20"/>
-        </w:rPr>
-        <w:t xml:space="preserve">Figura </w:t>
-      </w:r>
-      <w:r>
-        <w:rPr>
-          <w:i w:val="0"/>
-          <w:color w:val="auto"/>
-          <w:sz w:val="20"/>
-          <w:szCs w:val="20"/>
-        </w:rPr>
-        <w:fldChar w:fldCharType="begin"/>
-      </w:r>
-      <w:r>
-        <w:rPr>
-          <w:i w:val="0"/>
-          <w:color w:val="auto"/>
-          <w:sz w:val="20"/>
-          <w:szCs w:val="20"/>
-        </w:rPr>
-        <w:instrText xml:space="preserve"> SEQ Figura \* ARABIC </w:instrText>
-      </w:r>
-      <w:r>
-        <w:rPr>
-          <w:i w:val="0"/>
-          <w:color w:val="auto"/>
-          <w:sz w:val="20"/>
-          <w:szCs w:val="20"/>
-        </w:rPr>
-        <w:fldChar w:fldCharType="separate"/>
-      </w:r>
-      <w:r>
-        <w:rPr>
-          <w:i w:val="0"/>
+      </w:pPr>
+      <w:r>
+        <w:rPr>
           <w:noProof/>
-          <w:color w:val="auto"/>
-          <w:sz w:val="20"/>
-          <w:szCs w:val="20"/>
-        </w:rPr>
-        <w:t>30</w:t>
-      </w:r>
-      <w:r>
-        <w:rPr>
-          <w:i w:val="0"/>
-          <w:color w:val="auto"/>
-          <w:sz w:val="20"/>
-          <w:szCs w:val="20"/>
-        </w:rPr>
-        <w:fldChar w:fldCharType="end"/>
-      </w:r>
-      <w:r>
-        <w:rPr>
-          <w:i w:val="0"/>
-          <w:color w:val="auto"/>
-          <w:sz w:val="20"/>
-          <w:szCs w:val="20"/>
-        </w:rPr>
-        <w:t xml:space="preserve"> </w:t>
-      </w:r>
-      <w:r>
-        <w:rPr>
-          <w:i w:val="0"/>
-          <w:color w:val="auto"/>
-          <w:sz w:val="20"/>
-          <w:szCs w:val="20"/>
-        </w:rPr>
-        <w:t>– Editar Serviço</w:t>
-      </w:r>
-      <w:bookmarkEnd w:id="244"/>
+        </w:rPr>
+        <w:drawing>
+          <wp:inline distT="0" distB="0" distL="0" distR="0" wp14:anchorId="5E413FA5" wp14:editId="178DDA93">
+            <wp:extent cx="1800000" cy="2811600"/>
+            <wp:effectExtent l="0" t="0" r="0" b="8255"/>
+            <wp:docPr id="25" name="Imagem 25"/>
+            <wp:cNvGraphicFramePr>
+              <a:graphicFrameLocks xmlns:a="http://schemas.openxmlformats.org/drawingml/2006/main" noChangeAspect="1"/>
+            </wp:cNvGraphicFramePr>
+            <a:graphic xmlns:a="http://schemas.openxmlformats.org/drawingml/2006/main">
+              <a:graphicData uri="http://schemas.openxmlformats.org/drawingml/2006/picture">
+                <pic:pic xmlns:pic="http://schemas.openxmlformats.org/drawingml/2006/picture">
+                  <pic:nvPicPr>
+                    <pic:cNvPr id="25" name="cadastrar-servico.PNG"/>
+                    <pic:cNvPicPr/>
+                  </pic:nvPicPr>
+                  <pic:blipFill>
+                    <a:blip r:embed="rId37">
+                      <a:extLst>
+                        <a:ext uri="{28A0092B-C50C-407E-A947-70E740481C1C}">
+                          <a14:useLocalDpi xmlns:a14="http://schemas.microsoft.com/office/drawing/2010/main" val="0"/>
+                        </a:ext>
+                      </a:extLst>
+                    </a:blip>
+                    <a:stretch>
+                      <a:fillRect/>
+                    </a:stretch>
+                  </pic:blipFill>
+                  <pic:spPr>
+                    <a:xfrm>
+                      <a:off x="0" y="0"/>
+                      <a:ext cx="1800000" cy="2811600"/>
+                    </a:xfrm>
+                    <a:prstGeom prst="rect">
+                      <a:avLst/>
+                    </a:prstGeom>
+                  </pic:spPr>
+                </pic:pic>
+              </a:graphicData>
+            </a:graphic>
+          </wp:inline>
+        </w:drawing>
+      </w:r>
     </w:p>
     <w:p>
       <w:pPr>
         <w:pStyle w:val="Figura"/>
         <w:widowControl/>
         <w:spacing w:line="240" w:lineRule="auto"/>
+        <w:ind w:firstLine="708"/>
       </w:pPr>
       <w:r>
         <w:t>Fonte: Elaborado pelos autores (2026)</w:t>
       </w:r>
+    </w:p>
+    <w:p>
+      <w:pPr>
+        <w:pStyle w:val="Figura"/>
+        <w:widowControl/>
+        <w:spacing w:line="240" w:lineRule="auto"/>
+      </w:pPr>
     </w:p>
     <w:p>
       <w:pPr>
@@ -23534,6 +23685,7 @@
           <w:sz w:val="20"/>
         </w:rPr>
       </w:pPr>
+      <w:bookmarkStart w:id="244" w:name="_Toc230776599"/>
       <w:r>
         <w:rPr>
           <w:i/>
@@ -23553,7 +23705,6 @@
           <w:szCs w:val="20"/>
         </w:rPr>
       </w:pPr>
-      <w:bookmarkStart w:id="245" w:name="_Toc230776600"/>
       <w:r>
         <w:rPr>
           <w:i w:val="0"/>
@@ -23626,9 +23777,9 @@
           <w:sz w:val="20"/>
           <w:szCs w:val="20"/>
         </w:rPr>
-        <w:t>– Excluir Serviço</w:t>
-      </w:r>
-      <w:bookmarkEnd w:id="245"/>
+        <w:t>– Editar Serviço</w:t>
+      </w:r>
+      <w:bookmarkEnd w:id="244"/>
     </w:p>
     <w:p>
       <w:pPr>
@@ -23656,100 +23807,84 @@
     </w:p>
     <w:p>
       <w:pPr>
-        <w:pStyle w:val="Legenda"/>
-        <w:jc w:val="center"/>
-        <w:rPr>
-          <w:i w:val="0"/>
-          <w:color w:val="auto"/>
-          <w:sz w:val="20"/>
-          <w:szCs w:val="20"/>
-        </w:rPr>
-      </w:pPr>
-      <w:bookmarkStart w:id="246" w:name="_Toc230776601"/>
-      <w:r>
-        <w:rPr>
-          <w:i w:val="0"/>
-          <w:color w:val="auto"/>
-          <w:sz w:val="20"/>
-          <w:szCs w:val="20"/>
-        </w:rPr>
-        <w:t xml:space="preserve">Figura </w:t>
-      </w:r>
-      <w:r>
-        <w:rPr>
-          <w:i w:val="0"/>
-          <w:color w:val="auto"/>
-          <w:sz w:val="20"/>
-          <w:szCs w:val="20"/>
-        </w:rPr>
-        <w:fldChar w:fldCharType="begin"/>
-      </w:r>
-      <w:r>
-        <w:rPr>
-          <w:i w:val="0"/>
-          <w:color w:val="auto"/>
-          <w:sz w:val="20"/>
-          <w:szCs w:val="20"/>
-        </w:rPr>
-        <w:instrText xml:space="preserve"> SEQ Figura \* ARABIC </w:instrText>
-      </w:r>
-      <w:r>
-        <w:rPr>
-          <w:i w:val="0"/>
-          <w:color w:val="auto"/>
-          <w:sz w:val="20"/>
-          <w:szCs w:val="20"/>
-        </w:rPr>
-        <w:fldChar w:fldCharType="separate"/>
-      </w:r>
-      <w:r>
-        <w:rPr>
-          <w:i w:val="0"/>
-          <w:noProof/>
-          <w:color w:val="auto"/>
-          <w:sz w:val="20"/>
-          <w:szCs w:val="20"/>
-        </w:rPr>
-        <w:t>32</w:t>
-      </w:r>
-      <w:r>
-        <w:rPr>
-          <w:i w:val="0"/>
-          <w:color w:val="auto"/>
-          <w:sz w:val="20"/>
-          <w:szCs w:val="20"/>
-        </w:rPr>
-        <w:fldChar w:fldCharType="end"/>
-      </w:r>
-      <w:r>
-        <w:rPr>
-          <w:i w:val="0"/>
-          <w:color w:val="auto"/>
-          <w:sz w:val="20"/>
-          <w:szCs w:val="20"/>
-        </w:rPr>
-        <w:t xml:space="preserve"> </w:t>
-      </w:r>
-      <w:r>
-        <w:rPr>
-          <w:i w:val="0"/>
-          <w:color w:val="auto"/>
-          <w:sz w:val="20"/>
-          <w:szCs w:val="20"/>
-        </w:rPr>
-        <w:t>– Cadastro Entrada e Saída</w:t>
-      </w:r>
-      <w:bookmarkEnd w:id="246"/>
-    </w:p>
-    <w:p>
-      <w:pPr>
         <w:pStyle w:val="Figura"/>
         <w:widowControl/>
         <w:spacing w:line="240" w:lineRule="auto"/>
       </w:pPr>
+    </w:p>
+    <w:p>
+      <w:pPr>
+        <w:widowControl/>
+        <w:spacing w:line="240" w:lineRule="auto"/>
+        <w:ind w:left="2832" w:firstLine="708"/>
+        <w:jc w:val="left"/>
+        <w:rPr>
+          <w:iCs/>
+          <w:sz w:val="20"/>
+        </w:rPr>
+      </w:pPr>
+      <w:bookmarkStart w:id="245" w:name="_Toc230776600"/>
+      <w:r>
+        <w:rPr>
+          <w:sz w:val="20"/>
+        </w:rPr>
+        <w:t xml:space="preserve">Figura </w:t>
+      </w:r>
+      <w:r>
+        <w:rPr>
+          <w:sz w:val="20"/>
+        </w:rPr>
+        <w:fldChar w:fldCharType="begin"/>
+      </w:r>
+      <w:r>
+        <w:rPr>
+          <w:sz w:val="20"/>
+        </w:rPr>
+        <w:instrText xml:space="preserve"> SEQ Figura \* ARABIC </w:instrText>
+      </w:r>
+      <w:r>
+        <w:rPr>
+          <w:sz w:val="20"/>
+        </w:rPr>
+        <w:fldChar w:fldCharType="separate"/>
+      </w:r>
+      <w:r>
+        <w:rPr>
+          <w:noProof/>
+          <w:sz w:val="20"/>
+        </w:rPr>
+        <w:t>32</w:t>
+      </w:r>
+      <w:r>
+        <w:rPr>
+          <w:sz w:val="20"/>
+        </w:rPr>
+        <w:fldChar w:fldCharType="end"/>
+      </w:r>
+      <w:r>
+        <w:rPr>
+          <w:sz w:val="20"/>
+        </w:rPr>
+        <w:t xml:space="preserve"> – Excluir Serviço</w:t>
+      </w:r>
+      <w:bookmarkEnd w:id="245"/>
+    </w:p>
+    <w:p>
+      <w:pPr>
+        <w:pStyle w:val="Figura"/>
+        <w:widowControl/>
+        <w:spacing w:line="240" w:lineRule="auto"/>
+      </w:pPr>
       <w:r>
         <w:t>Fonte: Elaborado pelos autores (2026)</w:t>
       </w:r>
+    </w:p>
+    <w:p>
+      <w:pPr>
+        <w:pStyle w:val="Figura"/>
+        <w:widowControl/>
+        <w:spacing w:line="240" w:lineRule="auto"/>
+      </w:pPr>
     </w:p>
     <w:p>
       <w:pPr>
@@ -23769,6 +23904,7 @@
           <w:sz w:val="20"/>
         </w:rPr>
       </w:pPr>
+      <w:bookmarkStart w:id="246" w:name="_Toc230776601"/>
       <w:r>
         <w:rPr>
           <w:i/>
@@ -23788,7 +23924,6 @@
           <w:szCs w:val="20"/>
         </w:rPr>
       </w:pPr>
-      <w:bookmarkStart w:id="247" w:name="_Toc230776602"/>
       <w:r>
         <w:rPr>
           <w:i w:val="0"/>
@@ -23861,9 +23996,9 @@
           <w:sz w:val="20"/>
           <w:szCs w:val="20"/>
         </w:rPr>
-        <w:t>– Editar Entrada e Saída</w:t>
-      </w:r>
-      <w:bookmarkEnd w:id="247"/>
+        <w:t>– Cadastro Entrada e Saída</w:t>
+      </w:r>
+      <w:bookmarkEnd w:id="246"/>
     </w:p>
     <w:p>
       <w:pPr>
@@ -23891,90 +24026,67 @@
     </w:p>
     <w:p>
       <w:pPr>
-        <w:pStyle w:val="Legenda"/>
-        <w:jc w:val="center"/>
-        <w:rPr>
-          <w:i w:val="0"/>
-          <w:color w:val="auto"/>
-          <w:sz w:val="20"/>
-          <w:szCs w:val="20"/>
-        </w:rPr>
-      </w:pPr>
-      <w:bookmarkStart w:id="248" w:name="_Toc230776603"/>
-      <w:r>
-        <w:rPr>
-          <w:i w:val="0"/>
-          <w:color w:val="auto"/>
-          <w:sz w:val="20"/>
-          <w:szCs w:val="20"/>
+        <w:pStyle w:val="Figura"/>
+        <w:widowControl/>
+        <w:spacing w:line="240" w:lineRule="auto"/>
+      </w:pPr>
+    </w:p>
+    <w:p>
+      <w:pPr>
+        <w:widowControl/>
+        <w:spacing w:line="240" w:lineRule="auto"/>
+        <w:ind w:left="2832" w:firstLine="708"/>
+        <w:jc w:val="left"/>
+        <w:rPr>
+          <w:iCs/>
+          <w:sz w:val="20"/>
+        </w:rPr>
+      </w:pPr>
+      <w:bookmarkStart w:id="247" w:name="_Toc230776602"/>
+      <w:r>
+        <w:rPr>
+          <w:sz w:val="20"/>
         </w:rPr>
         <w:t xml:space="preserve">Figura </w:t>
       </w:r>
       <w:r>
         <w:rPr>
-          <w:i w:val="0"/>
-          <w:color w:val="auto"/>
-          <w:sz w:val="20"/>
-          <w:szCs w:val="20"/>
+          <w:sz w:val="20"/>
         </w:rPr>
         <w:fldChar w:fldCharType="begin"/>
       </w:r>
       <w:r>
         <w:rPr>
-          <w:i w:val="0"/>
-          <w:color w:val="auto"/>
-          <w:sz w:val="20"/>
-          <w:szCs w:val="20"/>
+          <w:sz w:val="20"/>
         </w:rPr>
         <w:instrText xml:space="preserve"> SEQ Figura \* ARABIC </w:instrText>
       </w:r>
       <w:r>
         <w:rPr>
-          <w:i w:val="0"/>
-          <w:color w:val="auto"/>
-          <w:sz w:val="20"/>
-          <w:szCs w:val="20"/>
+          <w:sz w:val="20"/>
         </w:rPr>
         <w:fldChar w:fldCharType="separate"/>
       </w:r>
       <w:r>
         <w:rPr>
-          <w:i w:val="0"/>
           <w:noProof/>
-          <w:color w:val="auto"/>
-          <w:sz w:val="20"/>
-          <w:szCs w:val="20"/>
+          <w:sz w:val="20"/>
         </w:rPr>
         <w:t>34</w:t>
       </w:r>
       <w:r>
         <w:rPr>
-          <w:i w:val="0"/>
-          <w:color w:val="auto"/>
-          <w:sz w:val="20"/>
-          <w:szCs w:val="20"/>
+          <w:sz w:val="20"/>
         </w:rPr>
         <w:fldChar w:fldCharType="end"/>
       </w:r>
       <w:r>
         <w:rPr>
-          <w:i w:val="0"/>
-          <w:color w:val="auto"/>
-          <w:sz w:val="20"/>
-          <w:szCs w:val="20"/>
-        </w:rPr>
-        <w:t xml:space="preserve"> </w:t>
-      </w:r>
-      <w:r>
-        <w:rPr>
-          <w:i w:val="0"/>
-          <w:color w:val="auto"/>
-          <w:sz w:val="20"/>
-          <w:szCs w:val="20"/>
-        </w:rPr>
-        <w:t>– Excluir Entrada e Saída</w:t>
-      </w:r>
-      <w:bookmarkEnd w:id="248"/>
+          <w:sz w:val="20"/>
+        </w:rPr>
+        <w:t xml:space="preserve"> – Editar Entrada e Saída</w:t>
+      </w:r>
+      <w:bookmarkEnd w:id="247"/>
     </w:p>
     <w:p>
       <w:pPr>
@@ -24011,6 +24123,7 @@
           <w:sz w:val="20"/>
         </w:rPr>
       </w:pPr>
+      <w:bookmarkStart w:id="248" w:name="_Toc230776603"/>
       <w:r>
         <w:rPr>
           <w:i/>
@@ -24030,7 +24143,6 @@
           <w:szCs w:val="20"/>
         </w:rPr>
       </w:pPr>
-      <w:bookmarkStart w:id="249" w:name="_Toc230776604"/>
       <w:r>
         <w:rPr>
           <w:i w:val="0"/>
@@ -24103,9 +24215,115 @@
           <w:sz w:val="20"/>
           <w:szCs w:val="20"/>
         </w:rPr>
-        <w:t>– Movimentações Diárias</w:t>
+        <w:t>– Excluir Entrada e Saída</w:t>
+      </w:r>
+      <w:bookmarkEnd w:id="248"/>
+    </w:p>
+    <w:p>
+      <w:pPr>
+        <w:pStyle w:val="Figura"/>
+        <w:widowControl/>
+        <w:spacing w:line="240" w:lineRule="auto"/>
+        <w:ind w:firstLine="708"/>
+      </w:pPr>
+      <w:r>
+        <w:t>Fonte: Elaborado pelos autores (2026)</w:t>
+      </w:r>
+    </w:p>
+    <w:p>
+      <w:pPr>
+        <w:pStyle w:val="Figura"/>
+        <w:widowControl/>
+        <w:spacing w:line="240" w:lineRule="auto"/>
+      </w:pPr>
+    </w:p>
+    <w:p>
+      <w:pPr>
+        <w:pStyle w:val="Figura"/>
+        <w:widowControl/>
+        <w:spacing w:line="240" w:lineRule="auto"/>
+      </w:pPr>
+    </w:p>
+    <w:p>
+      <w:pPr>
+        <w:pStyle w:val="Figura"/>
+        <w:widowControl/>
+        <w:spacing w:line="240" w:lineRule="auto"/>
+      </w:pPr>
+    </w:p>
+    <w:p>
+      <w:pPr>
+        <w:widowControl/>
+        <w:spacing w:line="240" w:lineRule="auto"/>
+        <w:ind w:left="2832" w:firstLine="0"/>
+        <w:jc w:val="left"/>
+        <w:rPr>
+          <w:sz w:val="20"/>
+        </w:rPr>
+      </w:pPr>
+      <w:bookmarkStart w:id="249" w:name="_Toc230776604"/>
+      <w:r>
+        <w:rPr>
+          <w:sz w:val="20"/>
+        </w:rPr>
+        <w:t xml:space="preserve">         </w:t>
+      </w:r>
+      <w:r>
+        <w:rPr>
+          <w:sz w:val="20"/>
+        </w:rPr>
+        <w:t xml:space="preserve">Figura </w:t>
+      </w:r>
+      <w:r>
+        <w:rPr>
+          <w:sz w:val="20"/>
+        </w:rPr>
+        <w:fldChar w:fldCharType="begin"/>
+      </w:r>
+      <w:r>
+        <w:rPr>
+          <w:sz w:val="20"/>
+        </w:rPr>
+        <w:instrText xml:space="preserve"> SEQ Figura \* ARABIC </w:instrText>
+      </w:r>
+      <w:r>
+        <w:rPr>
+          <w:sz w:val="20"/>
+        </w:rPr>
+        <w:fldChar w:fldCharType="separate"/>
+      </w:r>
+      <w:r>
+        <w:rPr>
+          <w:noProof/>
+          <w:sz w:val="20"/>
+        </w:rPr>
+        <w:t>36</w:t>
+      </w:r>
+      <w:r>
+        <w:rPr>
+          <w:sz w:val="20"/>
+        </w:rPr>
+        <w:fldChar w:fldCharType="end"/>
+      </w:r>
+      <w:r>
+        <w:rPr>
+          <w:sz w:val="20"/>
+        </w:rPr>
+        <w:t xml:space="preserve"> – Movimentações Diárias</w:t>
       </w:r>
       <w:bookmarkEnd w:id="249"/>
+    </w:p>
+    <w:p>
+      <w:pPr>
+        <w:widowControl/>
+        <w:spacing w:line="240" w:lineRule="auto"/>
+        <w:ind w:left="2832" w:firstLine="0"/>
+        <w:jc w:val="left"/>
+        <w:rPr>
+          <w:iCs/>
+          <w:sz w:val="20"/>
+        </w:rPr>
+      </w:pPr>
     </w:p>
     <w:p>
       <w:pPr>
@@ -24133,7 +24351,7 @@
                     </pic:cNvPicPr>
                   </pic:nvPicPr>
                   <pic:blipFill>
-                    <a:blip r:embed="rId35" cstate="print">
+                    <a:blip r:embed="rId38" cstate="print">
                       <a:extLst>
                         <a:ext uri="{28A0092B-C50C-407E-A947-70E740481C1C}">
                           <a14:useLocalDpi xmlns:a14="http://schemas.microsoft.com/office/drawing/2010/main" val="0"/>
@@ -24194,6 +24412,26 @@
     </w:p>
     <w:p>
       <w:pPr>
+        <w:widowControl/>
+        <w:spacing w:line="240" w:lineRule="auto"/>
+        <w:ind w:firstLine="0"/>
+        <w:jc w:val="left"/>
+        <w:rPr>
+          <w:iCs/>
+          <w:sz w:val="20"/>
+        </w:rPr>
+      </w:pPr>
+      <w:bookmarkStart w:id="250" w:name="_Toc230776605"/>
+      <w:r>
+        <w:rPr>
+          <w:i/>
+          <w:sz w:val="20"/>
+        </w:rPr>
+        <w:br w:type="page"/>
+      </w:r>
+    </w:p>
+    <w:p>
+      <w:pPr>
         <w:pStyle w:val="Legenda"/>
         <w:jc w:val="center"/>
         <w:rPr>
@@ -24203,7 +24441,6 @@
           <w:szCs w:val="20"/>
         </w:rPr>
       </w:pPr>
-      <w:bookmarkStart w:id="250" w:name="_Toc230776605"/>
       <w:r>
         <w:rPr>
           <w:i w:val="0"/>
@@ -24211,6 +24448,7 @@
           <w:sz w:val="20"/>
           <w:szCs w:val="20"/>
         </w:rPr>
+        <w:lastRenderedPageBreak/>
         <w:t xml:space="preserve">Figura </w:t>
       </w:r>
       <w:r>
@@ -24248,7 +24486,7 @@
           <w:sz w:val="20"/>
           <w:szCs w:val="20"/>
         </w:rPr>
-        <w:t>36</w:t>
+        <w:t>37</w:t>
       </w:r>
       <w:r>
         <w:rPr>
@@ -24305,7 +24543,7 @@
                     </pic:cNvPicPr>
                   </pic:nvPicPr>
                   <pic:blipFill>
-                    <a:blip r:embed="rId36" cstate="print">
+                    <a:blip r:embed="rId39" cstate="print">
                       <a:extLst>
                         <a:ext uri="{28A0092B-C50C-407E-A947-70E740481C1C}">
                           <a14:useLocalDpi xmlns:a14="http://schemas.microsoft.com/office/drawing/2010/main" val="0"/>
@@ -24350,6 +24588,22 @@
     </w:p>
     <w:p>
       <w:pPr>
+        <w:pStyle w:val="Figura"/>
+        <w:widowControl/>
+        <w:spacing w:line="240" w:lineRule="auto"/>
+        <w:ind w:firstLine="708"/>
+      </w:pPr>
+    </w:p>
+    <w:p>
+      <w:pPr>
+        <w:pStyle w:val="Figura"/>
+        <w:widowControl/>
+        <w:spacing w:line="240" w:lineRule="auto"/>
+        <w:ind w:firstLine="708"/>
+      </w:pPr>
+    </w:p>
+    <w:p>
+      <w:pPr>
         <w:pStyle w:val="Legenda"/>
         <w:jc w:val="center"/>
         <w:rPr>
@@ -24367,7 +24621,6 @@
           <w:sz w:val="20"/>
           <w:szCs w:val="20"/>
         </w:rPr>
-        <w:lastRenderedPageBreak/>
         <w:t xml:space="preserve">Figura </w:t>
       </w:r>
       <w:r>
@@ -24405,7 +24658,7 @@
           <w:sz w:val="20"/>
           <w:szCs w:val="20"/>
         </w:rPr>
-        <w:t>37</w:t>
+        <w:t>38</w:t>
       </w:r>
       <w:r>
         <w:rPr>
@@ -24462,7 +24715,7 @@
                     </pic:cNvPicPr>
                   </pic:nvPicPr>
                   <pic:blipFill>
-                    <a:blip r:embed="rId37" cstate="print">
+                    <a:blip r:embed="rId40" cstate="print">
                       <a:extLst>
                         <a:ext uri="{28A0092B-C50C-407E-A947-70E740481C1C}">
                           <a14:useLocalDpi xmlns:a14="http://schemas.microsoft.com/office/drawing/2010/main" val="0"/>
@@ -24507,21 +24760,6 @@
     </w:p>
     <w:p>
       <w:pPr>
-        <w:pStyle w:val="Figura"/>
-        <w:widowControl/>
-        <w:spacing w:line="240" w:lineRule="auto"/>
-        <w:ind w:firstLine="708"/>
-      </w:pPr>
-    </w:p>
-    <w:p>
-      <w:pPr>
-        <w:pStyle w:val="Figura"/>
-        <w:widowControl/>
-        <w:spacing w:line="240" w:lineRule="auto"/>
-      </w:pPr>
-    </w:p>
-    <w:p>
-      <w:pPr>
         <w:pStyle w:val="Legenda"/>
         <w:jc w:val="center"/>
         <w:rPr>
@@ -24539,6 +24777,7 @@
           <w:sz w:val="20"/>
           <w:szCs w:val="20"/>
         </w:rPr>
+        <w:lastRenderedPageBreak/>
         <w:t xml:space="preserve">Figura </w:t>
       </w:r>
       <w:r>
@@ -24576,7 +24815,7 @@
           <w:sz w:val="20"/>
           <w:szCs w:val="20"/>
         </w:rPr>
-        <w:t>38</w:t>
+        <w:t>39</w:t>
       </w:r>
       <w:r>
         <w:rPr>
@@ -24633,7 +24872,7 @@
                     </pic:cNvPicPr>
                   </pic:nvPicPr>
                   <pic:blipFill>
-                    <a:blip r:embed="rId38" cstate="print">
+                    <a:blip r:embed="rId41" cstate="print">
                       <a:extLst>
                         <a:ext uri="{28A0092B-C50C-407E-A947-70E740481C1C}">
                           <a14:useLocalDpi xmlns:a14="http://schemas.microsoft.com/office/drawing/2010/main" val="0"/>
@@ -24678,6 +24917,22 @@
     </w:p>
     <w:p>
       <w:pPr>
+        <w:pStyle w:val="Figura"/>
+        <w:widowControl/>
+        <w:spacing w:line="240" w:lineRule="auto"/>
+        <w:ind w:firstLine="708"/>
+      </w:pPr>
+    </w:p>
+    <w:p>
+      <w:pPr>
+        <w:pStyle w:val="Figura"/>
+        <w:widowControl/>
+        <w:spacing w:line="240" w:lineRule="auto"/>
+        <w:ind w:firstLine="708"/>
+      </w:pPr>
+    </w:p>
+    <w:p>
+      <w:pPr>
         <w:pStyle w:val="Legenda"/>
         <w:jc w:val="center"/>
         <w:rPr>
@@ -24695,7 +24950,6 @@
           <w:sz w:val="20"/>
           <w:szCs w:val="20"/>
         </w:rPr>
-        <w:lastRenderedPageBreak/>
         <w:t xml:space="preserve">Figura </w:t>
       </w:r>
       <w:r>
@@ -24733,7 +24987,7 @@
           <w:sz w:val="20"/>
           <w:szCs w:val="20"/>
         </w:rPr>
-        <w:t>39</w:t>
+        <w:t>40</w:t>
       </w:r>
       <w:r>
         <w:rPr>
@@ -24790,7 +25044,7 @@
                     </pic:cNvPicPr>
                   </pic:nvPicPr>
                   <pic:blipFill>
-                    <a:blip r:embed="rId39" cstate="print">
+                    <a:blip r:embed="rId42" cstate="print">
                       <a:extLst>
                         <a:ext uri="{28A0092B-C50C-407E-A947-70E740481C1C}">
                           <a14:useLocalDpi xmlns:a14="http://schemas.microsoft.com/office/drawing/2010/main" val="0"/>
@@ -24835,14 +25089,6 @@
     </w:p>
     <w:p>
       <w:pPr>
-        <w:pStyle w:val="Figura"/>
-        <w:widowControl/>
-        <w:spacing w:line="240" w:lineRule="auto"/>
-        <w:ind w:firstLine="708"/>
-      </w:pPr>
-    </w:p>
-    <w:p>
-      <w:pPr>
         <w:pStyle w:val="Legenda"/>
         <w:jc w:val="center"/>
         <w:rPr>
@@ -24860,6 +25106,7 @@
           <w:sz w:val="20"/>
           <w:szCs w:val="20"/>
         </w:rPr>
+        <w:lastRenderedPageBreak/>
         <w:t xml:space="preserve">Figura </w:t>
       </w:r>
       <w:r>
@@ -24897,7 +25144,7 @@
           <w:sz w:val="20"/>
           <w:szCs w:val="20"/>
         </w:rPr>
-        <w:t>40</w:t>
+        <w:t>41</w:t>
       </w:r>
       <w:r>
         <w:rPr>
@@ -24954,7 +25201,7 @@
                     </pic:cNvPicPr>
                   </pic:nvPicPr>
                   <pic:blipFill>
-                    <a:blip r:embed="rId40" cstate="print">
+                    <a:blip r:embed="rId43" cstate="print">
                       <a:extLst>
                         <a:ext uri="{28A0092B-C50C-407E-A947-70E740481C1C}">
                           <a14:useLocalDpi xmlns:a14="http://schemas.microsoft.com/office/drawing/2010/main" val="0"/>
@@ -25004,105 +25251,96 @@
         <w:ind w:firstLine="0"/>
         <w:jc w:val="left"/>
         <w:rPr>
+          <w:i/>
+          <w:sz w:val="20"/>
+        </w:rPr>
+      </w:pPr>
+      <w:bookmarkStart w:id="255" w:name="_Toc230776610"/>
+    </w:p>
+    <w:p>
+      <w:pPr>
+        <w:widowControl/>
+        <w:spacing w:line="240" w:lineRule="auto"/>
+        <w:ind w:firstLine="0"/>
+        <w:jc w:val="left"/>
+        <w:rPr>
+          <w:i/>
+          <w:sz w:val="20"/>
+        </w:rPr>
+      </w:pPr>
+    </w:p>
+    <w:p>
+      <w:pPr>
+        <w:widowControl/>
+        <w:spacing w:line="240" w:lineRule="auto"/>
+        <w:ind w:left="3540" w:firstLine="0"/>
+        <w:jc w:val="left"/>
+        <w:rPr>
+          <w:sz w:val="20"/>
+        </w:rPr>
+      </w:pPr>
+      <w:r>
+        <w:rPr>
+          <w:sz w:val="20"/>
+        </w:rPr>
+        <w:t xml:space="preserve">      </w:t>
+      </w:r>
+      <w:r>
+        <w:rPr>
+          <w:sz w:val="20"/>
+        </w:rPr>
+        <w:t xml:space="preserve">Figura </w:t>
+      </w:r>
+      <w:r>
+        <w:rPr>
+          <w:sz w:val="20"/>
+        </w:rPr>
+        <w:fldChar w:fldCharType="begin"/>
+      </w:r>
+      <w:r>
+        <w:rPr>
+          <w:sz w:val="20"/>
+        </w:rPr>
+        <w:instrText xml:space="preserve"> SEQ Figura \* ARABIC </w:instrText>
+      </w:r>
+      <w:r>
+        <w:rPr>
+          <w:sz w:val="20"/>
+        </w:rPr>
+        <w:fldChar w:fldCharType="separate"/>
+      </w:r>
+      <w:r>
+        <w:rPr>
+          <w:noProof/>
+          <w:sz w:val="20"/>
+        </w:rPr>
+        <w:t>42</w:t>
+      </w:r>
+      <w:r>
+        <w:rPr>
+          <w:sz w:val="20"/>
+        </w:rPr>
+        <w:fldChar w:fldCharType="end"/>
+      </w:r>
+      <w:r>
+        <w:rPr>
+          <w:sz w:val="20"/>
+        </w:rPr>
+        <w:t xml:space="preserve"> – Editar Perfil</w:t>
+      </w:r>
+      <w:bookmarkEnd w:id="255"/>
+    </w:p>
+    <w:p>
+      <w:pPr>
+        <w:widowControl/>
+        <w:spacing w:line="240" w:lineRule="auto"/>
+        <w:ind w:left="3540" w:firstLine="0"/>
+        <w:jc w:val="left"/>
+        <w:rPr>
           <w:iCs/>
           <w:sz w:val="20"/>
         </w:rPr>
       </w:pPr>
-      <w:r>
-        <w:rPr>
-          <w:i/>
-          <w:sz w:val="20"/>
-        </w:rPr>
-        <w:br w:type="page"/>
-      </w:r>
-    </w:p>
-    <w:p>
-      <w:pPr>
-        <w:pStyle w:val="Legenda"/>
-        <w:jc w:val="center"/>
-        <w:rPr>
-          <w:i w:val="0"/>
-          <w:color w:val="auto"/>
-          <w:sz w:val="20"/>
-          <w:szCs w:val="20"/>
-        </w:rPr>
-      </w:pPr>
-      <w:bookmarkStart w:id="255" w:name="_Toc230776610"/>
-      <w:r>
-        <w:rPr>
-          <w:i w:val="0"/>
-          <w:color w:val="auto"/>
-          <w:sz w:val="20"/>
-          <w:szCs w:val="20"/>
-        </w:rPr>
-        <w:lastRenderedPageBreak/>
-        <w:t xml:space="preserve">Figura </w:t>
-      </w:r>
-      <w:r>
-        <w:rPr>
-          <w:i w:val="0"/>
-          <w:color w:val="auto"/>
-          <w:sz w:val="20"/>
-          <w:szCs w:val="20"/>
-        </w:rPr>
-        <w:fldChar w:fldCharType="begin"/>
-      </w:r>
-      <w:r>
-        <w:rPr>
-          <w:i w:val="0"/>
-          <w:color w:val="auto"/>
-          <w:sz w:val="20"/>
-          <w:szCs w:val="20"/>
-        </w:rPr>
-        <w:instrText xml:space="preserve"> SEQ Figura \* ARABIC </w:instrText>
-      </w:r>
-      <w:r>
-        <w:rPr>
-          <w:i w:val="0"/>
-          <w:color w:val="auto"/>
-          <w:sz w:val="20"/>
-          <w:szCs w:val="20"/>
-        </w:rPr>
-        <w:fldChar w:fldCharType="separate"/>
-      </w:r>
-      <w:r>
-        <w:rPr>
-          <w:i w:val="0"/>
-          <w:noProof/>
-          <w:color w:val="auto"/>
-          <w:sz w:val="20"/>
-          <w:szCs w:val="20"/>
-        </w:rPr>
-        <w:t>41</w:t>
-      </w:r>
-      <w:r>
-        <w:rPr>
-          <w:i w:val="0"/>
-          <w:color w:val="auto"/>
-          <w:sz w:val="20"/>
-          <w:szCs w:val="20"/>
-        </w:rPr>
-        <w:fldChar w:fldCharType="end"/>
-      </w:r>
-      <w:r>
-        <w:rPr>
-          <w:i w:val="0"/>
-          <w:color w:val="auto"/>
-          <w:sz w:val="20"/>
-          <w:szCs w:val="20"/>
-        </w:rPr>
-        <w:t xml:space="preserve"> </w:t>
-      </w:r>
-      <w:r>
-        <w:rPr>
-          <w:i w:val="0"/>
-          <w:color w:val="auto"/>
-          <w:sz w:val="20"/>
-          <w:szCs w:val="20"/>
-        </w:rPr>
-        <w:t>– Editar Perfil</w:t>
-      </w:r>
-      <w:bookmarkEnd w:id="255"/>
     </w:p>
     <w:p>
       <w:pPr>
@@ -25130,7 +25368,7 @@
                     </pic:cNvPicPr>
                   </pic:nvPicPr>
                   <pic:blipFill>
-                    <a:blip r:embed="rId41" cstate="print">
+                    <a:blip r:embed="rId44" cstate="print">
                       <a:extLst>
                         <a:ext uri="{28A0092B-C50C-407E-A947-70E740481C1C}">
                           <a14:useLocalDpi xmlns:a14="http://schemas.microsoft.com/office/drawing/2010/main" val="0"/>
@@ -25386,7 +25624,7 @@
       <w:r>
         <w:t xml:space="preserve"> </w:t>
       </w:r>
-      <w:hyperlink r:id="rId42" w:history="1">
+      <w:hyperlink r:id="rId45" w:history="1">
         <w:r>
           <w:rPr>
             <w:rStyle w:val="Hyperlink"/>
@@ -25443,7 +25681,7 @@
         </w:rPr>
         <w:t xml:space="preserve">. Disponível em: </w:t>
       </w:r>
-      <w:hyperlink r:id="rId43" w:history="1">
+      <w:hyperlink r:id="rId46" w:history="1">
         <w:r>
           <w:rPr>
             <w:rStyle w:val="Hyperlink"/>
@@ -25512,7 +25750,7 @@
         </w:rPr>
         <w:t xml:space="preserve">. Disponível em: </w:t>
       </w:r>
-      <w:hyperlink r:id="rId44" w:history="1">
+      <w:hyperlink r:id="rId47" w:history="1">
         <w:r>
           <w:rPr>
             <w:rStyle w:val="Hyperlink"/>
@@ -25584,7 +25822,7 @@
         </w:rPr>
         <w:t xml:space="preserve">. Disponível em: </w:t>
       </w:r>
-      <w:hyperlink r:id="rId45" w:history="1">
+      <w:hyperlink r:id="rId48" w:history="1">
         <w:r>
           <w:rPr>
             <w:rStyle w:val="Hyperlink"/>
@@ -25654,7 +25892,7 @@
         </w:rPr>
         <w:t xml:space="preserve">em: </w:t>
       </w:r>
-      <w:hyperlink r:id="rId46">
+      <w:hyperlink r:id="rId49">
         <w:r>
           <w:rPr>
             <w:rStyle w:val="Hyperlink"/>
@@ -25728,7 +25966,7 @@
         </w:rPr>
         <w:t xml:space="preserve">. Disponível em: </w:t>
       </w:r>
-      <w:hyperlink r:id="rId47">
+      <w:hyperlink r:id="rId50">
         <w:r>
           <w:rPr>
             <w:rStyle w:val="Hyperlink"/>
@@ -25790,7 +26028,7 @@
         </w:rPr>
         <w:t xml:space="preserve">. Disponível em: </w:t>
       </w:r>
-      <w:hyperlink r:id="rId48">
+      <w:hyperlink r:id="rId51">
         <w:r>
           <w:rPr>
             <w:rStyle w:val="Hyperlink"/>
@@ -25849,7 +26087,7 @@
       <w:r>
         <w:t xml:space="preserve">. Disponível em: </w:t>
       </w:r>
-      <w:hyperlink r:id="rId49" w:history="1">
+      <w:hyperlink r:id="rId52" w:history="1">
         <w:r>
           <w:rPr>
             <w:rStyle w:val="Hyperlink"/>
@@ -25895,8 +26133,8 @@
     <w:p/>
     <w:p/>
     <w:sectPr>
-      <w:headerReference w:type="default" r:id="rId50"/>
-      <w:footerReference w:type="default" r:id="rId51"/>
+      <w:headerReference w:type="default" r:id="rId53"/>
+      <w:footerReference w:type="default" r:id="rId54"/>
       <w:pgSz w:w="11907" w:h="16840" w:code="9"/>
       <w:pgMar w:top="1701" w:right="1134" w:bottom="1134" w:left="1701" w:header="709" w:footer="709" w:gutter="0"/>
       <w:cols w:space="720"/>
@@ -26117,7 +26355,7 @@
       <w:rPr>
         <w:noProof/>
       </w:rPr>
-      <w:t>8</w:t>
+      <w:t>52</w:t>
     </w:r>
     <w:r>
       <w:fldChar w:fldCharType="end"/>
@@ -30390,6 +30628,26 @@
 </file>
 
 <file path=customXml/item1.xml><?xml version="1.0" encoding="utf-8"?>
+<?mso-contentType ?>
+<FormTemplates xmlns="http://schemas.microsoft.com/sharepoint/v3/contenttype/forms">
+  <Display>DocumentLibraryForm</Display>
+  <Edit>DocumentLibraryForm</Edit>
+  <New>DocumentLibraryForm</New>
+</FormTemplates>
+</file>
+
+<file path=customXml/item2.xml><?xml version="1.0" encoding="utf-8"?>
+<p:properties xmlns:p="http://schemas.microsoft.com/office/2006/metadata/properties" xmlns:xsi="http://www.w3.org/2001/XMLSchema-instance" xmlns:pc="http://schemas.microsoft.com/office/infopath/2007/PartnerControls">
+  <documentManagement>
+    <lcf76f155ced4ddcb4097134ff3c332f xmlns="73616d7f-17b8-4c43-aa5e-25ef7e462a18">
+      <Terms xmlns="http://schemas.microsoft.com/office/infopath/2007/PartnerControls"/>
+    </lcf76f155ced4ddcb4097134ff3c332f>
+    <TaxCatchAll xmlns="686b96b7-37ef-4e5c-bc3c-4e780f33c780" xsi:nil="true"/>
+  </documentManagement>
+</p:properties>
+</file>
+
+<file path=customXml/item3.xml><?xml version="1.0" encoding="utf-8"?>
 <ct:contentTypeSchema xmlns:ct="http://schemas.microsoft.com/office/2006/metadata/contentType" xmlns:ma="http://schemas.microsoft.com/office/2006/metadata/properties/metaAttributes" ct:_="" ma:_="" ma:contentTypeName="Documento" ma:contentTypeID="0x01010020DA79A94EAF84479D995EE9166ADAA4" ma:contentTypeVersion="11" ma:contentTypeDescription="Crie um novo documento." ma:contentTypeScope="" ma:versionID="db0f6cab5e24e8cd6751fda002f09c0a">
   <xsd:schema xmlns:xsd="http://www.w3.org/2001/XMLSchema" xmlns:xs="http://www.w3.org/2001/XMLSchema" xmlns:p="http://schemas.microsoft.com/office/2006/metadata/properties" xmlns:ns2="73616d7f-17b8-4c43-aa5e-25ef7e462a18" xmlns:ns3="686b96b7-37ef-4e5c-bc3c-4e780f33c780" targetNamespace="http://schemas.microsoft.com/office/2006/metadata/properties" ma:root="true" ma:fieldsID="0fb1f17ca0d982144b9f7f51c1ea08de" ns2:_="" ns3:_="">
     <xsd:import namespace="73616d7f-17b8-4c43-aa5e-25ef7e462a18"/>
@@ -30584,31 +30842,30 @@
 </ct:contentTypeSchema>
 </file>
 
-<file path=customXml/item2.xml><?xml version="1.0" encoding="utf-8"?>
-<?mso-contentType ?>
-<FormTemplates xmlns="http://schemas.microsoft.com/sharepoint/v3/contenttype/forms">
-  <Display>DocumentLibraryForm</Display>
-  <Edit>DocumentLibraryForm</Edit>
-  <New>DocumentLibraryForm</New>
-</FormTemplates>
-</file>
-
-<file path=customXml/item3.xml><?xml version="1.0" encoding="utf-8"?>
-<p:properties xmlns:p="http://schemas.microsoft.com/office/2006/metadata/properties" xmlns:xsi="http://www.w3.org/2001/XMLSchema-instance" xmlns:pc="http://schemas.microsoft.com/office/infopath/2007/PartnerControls">
-  <documentManagement>
-    <lcf76f155ced4ddcb4097134ff3c332f xmlns="73616d7f-17b8-4c43-aa5e-25ef7e462a18">
-      <Terms xmlns="http://schemas.microsoft.com/office/infopath/2007/PartnerControls"/>
-    </lcf76f155ced4ddcb4097134ff3c332f>
-    <TaxCatchAll xmlns="686b96b7-37ef-4e5c-bc3c-4e780f33c780" xsi:nil="true"/>
-  </documentManagement>
-</p:properties>
-</file>
-
 <file path=customXml/item4.xml><?xml version="1.0" encoding="utf-8"?>
 <b:Sources xmlns:b="http://schemas.openxmlformats.org/officeDocument/2006/bibliography" xmlns="http://schemas.openxmlformats.org/officeDocument/2006/bibliography" SelectedStyle="\APA.XSL" StyleName="APA"/>
 </file>
 
 <file path=customXml/itemProps1.xml><?xml version="1.0" encoding="utf-8"?>
+<ds:datastoreItem xmlns:ds="http://schemas.openxmlformats.org/officeDocument/2006/customXml" ds:itemID="{CF1FD0AD-7A56-4031-B24D-376004EB8526}">
+  <ds:schemaRefs>
+    <ds:schemaRef ds:uri="http://schemas.microsoft.com/sharepoint/v3/contenttype/forms"/>
+  </ds:schemaRefs>
+</ds:datastoreItem>
+</file>
+
+<file path=customXml/itemProps2.xml><?xml version="1.0" encoding="utf-8"?>
+<ds:datastoreItem xmlns:ds="http://schemas.openxmlformats.org/officeDocument/2006/customXml" ds:itemID="{0FB482D0-C62D-40F8-A30D-80102D84D1F8}">
+  <ds:schemaRefs>
+    <ds:schemaRef ds:uri="http://schemas.microsoft.com/office/2006/metadata/properties"/>
+    <ds:schemaRef ds:uri="http://schemas.microsoft.com/office/infopath/2007/PartnerControls"/>
+    <ds:schemaRef ds:uri="73616d7f-17b8-4c43-aa5e-25ef7e462a18"/>
+    <ds:schemaRef ds:uri="686b96b7-37ef-4e5c-bc3c-4e780f33c780"/>
+  </ds:schemaRefs>
+</ds:datastoreItem>
+</file>
+
+<file path=customXml/itemProps3.xml><?xml version="1.0" encoding="utf-8"?>
 <ds:datastoreItem xmlns:ds="http://schemas.openxmlformats.org/officeDocument/2006/customXml" ds:itemID="{89C5A49E-B54F-4963-BBA9-17020C92F744}">
   <ds:schemaRefs>
     <ds:schemaRef ds:uri="http://schemas.microsoft.com/office/2006/metadata/contentType"/>
@@ -30627,27 +30884,8 @@
 </ds:datastoreItem>
 </file>
 
-<file path=customXml/itemProps2.xml><?xml version="1.0" encoding="utf-8"?>
-<ds:datastoreItem xmlns:ds="http://schemas.openxmlformats.org/officeDocument/2006/customXml" ds:itemID="{CF1FD0AD-7A56-4031-B24D-376004EB8526}">
-  <ds:schemaRefs>
-    <ds:schemaRef ds:uri="http://schemas.microsoft.com/sharepoint/v3/contenttype/forms"/>
-  </ds:schemaRefs>
-</ds:datastoreItem>
-</file>
-
-<file path=customXml/itemProps3.xml><?xml version="1.0" encoding="utf-8"?>
-<ds:datastoreItem xmlns:ds="http://schemas.openxmlformats.org/officeDocument/2006/customXml" ds:itemID="{0FB482D0-C62D-40F8-A30D-80102D84D1F8}">
-  <ds:schemaRefs>
-    <ds:schemaRef ds:uri="http://schemas.microsoft.com/office/2006/metadata/properties"/>
-    <ds:schemaRef ds:uri="http://schemas.microsoft.com/office/infopath/2007/PartnerControls"/>
-    <ds:schemaRef ds:uri="73616d7f-17b8-4c43-aa5e-25ef7e462a18"/>
-    <ds:schemaRef ds:uri="686b96b7-37ef-4e5c-bc3c-4e780f33c780"/>
-  </ds:schemaRefs>
-</ds:datastoreItem>
-</file>
-
 <file path=customXml/itemProps4.xml><?xml version="1.0" encoding="utf-8"?>
-<ds:datastoreItem xmlns:ds="http://schemas.openxmlformats.org/officeDocument/2006/customXml" ds:itemID="{F309883C-F858-4B10-9F00-357591D37947}">
+<ds:datastoreItem xmlns:ds="http://schemas.openxmlformats.org/officeDocument/2006/customXml" ds:itemID="{18CD07EF-32EC-4726-9F83-27F714F4C4F5}">
   <ds:schemaRefs>
     <ds:schemaRef ds:uri="http://schemas.openxmlformats.org/officeDocument/2006/bibliography"/>
   </ds:schemaRefs>

--- a/DayPlannio.docx
+++ b/DayPlannio.docx
@@ -988,7 +988,7 @@
         </w:rPr>
         <w:fldChar w:fldCharType="separate"/>
       </w:r>
-      <w:hyperlink w:anchor="_Toc230776570" w:history="1">
+      <w:hyperlink w:anchor="_Toc230777428" w:history="1">
         <w:r>
           <w:rPr>
             <w:rStyle w:val="Hyperlink"/>
@@ -1015,7 +1015,7 @@
             <w:noProof/>
             <w:webHidden/>
           </w:rPr>
-          <w:instrText xml:space="preserve"> PAGEREF _Toc230776570 \h </w:instrText>
+          <w:instrText xml:space="preserve"> PAGEREF _Toc230777428 \h </w:instrText>
         </w:r>
         <w:r>
           <w:rPr>
@@ -1059,7 +1059,7 @@
           <w:szCs w:val="22"/>
         </w:rPr>
       </w:pPr>
-      <w:hyperlink w:anchor="_Toc230776571" w:history="1">
+      <w:hyperlink w:anchor="_Toc230777429" w:history="1">
         <w:r>
           <w:rPr>
             <w:rStyle w:val="Hyperlink"/>
@@ -1086,7 +1086,7 @@
             <w:noProof/>
             <w:webHidden/>
           </w:rPr>
-          <w:instrText xml:space="preserve"> PAGEREF _Toc230776571 \h </w:instrText>
+          <w:instrText xml:space="preserve"> PAGEREF _Toc230777429 \h </w:instrText>
         </w:r>
         <w:r>
           <w:rPr>
@@ -1130,7 +1130,7 @@
           <w:szCs w:val="22"/>
         </w:rPr>
       </w:pPr>
-      <w:hyperlink w:anchor="_Toc230776572" w:history="1">
+      <w:hyperlink w:anchor="_Toc230777430" w:history="1">
         <w:r>
           <w:rPr>
             <w:rStyle w:val="Hyperlink"/>
@@ -1157,7 +1157,7 @@
             <w:noProof/>
             <w:webHidden/>
           </w:rPr>
-          <w:instrText xml:space="preserve"> PAGEREF _Toc230776572 \h </w:instrText>
+          <w:instrText xml:space="preserve"> PAGEREF _Toc230777430 \h </w:instrText>
         </w:r>
         <w:r>
           <w:rPr>
@@ -1201,7 +1201,7 @@
           <w:szCs w:val="22"/>
         </w:rPr>
       </w:pPr>
-      <w:hyperlink w:anchor="_Toc230776573" w:history="1">
+      <w:hyperlink w:anchor="_Toc230777431" w:history="1">
         <w:r>
           <w:rPr>
             <w:rStyle w:val="Hyperlink"/>
@@ -1228,7 +1228,7 @@
             <w:noProof/>
             <w:webHidden/>
           </w:rPr>
-          <w:instrText xml:space="preserve"> PAGEREF _Toc230776573 \h </w:instrText>
+          <w:instrText xml:space="preserve"> PAGEREF _Toc230777431 \h </w:instrText>
         </w:r>
         <w:r>
           <w:rPr>
@@ -1272,7 +1272,7 @@
           <w:szCs w:val="22"/>
         </w:rPr>
       </w:pPr>
-      <w:hyperlink w:anchor="_Toc230776574" w:history="1">
+      <w:hyperlink w:anchor="_Toc230777432" w:history="1">
         <w:r>
           <w:rPr>
             <w:rStyle w:val="Hyperlink"/>
@@ -1300,7 +1300,7 @@
             <w:noProof/>
             <w:webHidden/>
           </w:rPr>
-          <w:instrText xml:space="preserve"> PAGEREF _Toc230776574 \h </w:instrText>
+          <w:instrText xml:space="preserve"> PAGEREF _Toc230777432 \h </w:instrText>
         </w:r>
         <w:r>
           <w:rPr>
@@ -1344,7 +1344,7 @@
           <w:szCs w:val="22"/>
         </w:rPr>
       </w:pPr>
-      <w:hyperlink w:anchor="_Toc230776575" w:history="1">
+      <w:hyperlink w:anchor="_Toc230777433" w:history="1">
         <w:r>
           <w:rPr>
             <w:rStyle w:val="Hyperlink"/>
@@ -1371,7 +1371,7 @@
             <w:noProof/>
             <w:webHidden/>
           </w:rPr>
-          <w:instrText xml:space="preserve"> PAGEREF _Toc230776575 \h </w:instrText>
+          <w:instrText xml:space="preserve"> PAGEREF _Toc230777433 \h </w:instrText>
         </w:r>
         <w:r>
           <w:rPr>
@@ -1415,7 +1415,7 @@
           <w:szCs w:val="22"/>
         </w:rPr>
       </w:pPr>
-      <w:hyperlink w:anchor="_Toc230776576" w:history="1">
+      <w:hyperlink w:anchor="_Toc230777434" w:history="1">
         <w:r>
           <w:rPr>
             <w:rStyle w:val="Hyperlink"/>
@@ -1442,7 +1442,7 @@
             <w:noProof/>
             <w:webHidden/>
           </w:rPr>
-          <w:instrText xml:space="preserve"> PAGEREF _Toc230776576 \h </w:instrText>
+          <w:instrText xml:space="preserve"> PAGEREF _Toc230777434 \h </w:instrText>
         </w:r>
         <w:r>
           <w:rPr>
@@ -1486,7 +1486,7 @@
           <w:szCs w:val="22"/>
         </w:rPr>
       </w:pPr>
-      <w:hyperlink w:anchor="_Toc230776577" w:history="1">
+      <w:hyperlink w:anchor="_Toc230777435" w:history="1">
         <w:r>
           <w:rPr>
             <w:rStyle w:val="Hyperlink"/>
@@ -1513,7 +1513,7 @@
             <w:noProof/>
             <w:webHidden/>
           </w:rPr>
-          <w:instrText xml:space="preserve"> PAGEREF _Toc230776577 \h </w:instrText>
+          <w:instrText xml:space="preserve"> PAGEREF _Toc230777435 \h </w:instrText>
         </w:r>
         <w:r>
           <w:rPr>
@@ -1557,7 +1557,7 @@
           <w:szCs w:val="22"/>
         </w:rPr>
       </w:pPr>
-      <w:hyperlink w:anchor="_Toc230776578" w:history="1">
+      <w:hyperlink w:anchor="_Toc230777436" w:history="1">
         <w:r>
           <w:rPr>
             <w:rStyle w:val="Hyperlink"/>
@@ -1584,7 +1584,7 @@
             <w:noProof/>
             <w:webHidden/>
           </w:rPr>
-          <w:instrText xml:space="preserve"> PAGEREF _Toc230776578 \h </w:instrText>
+          <w:instrText xml:space="preserve"> PAGEREF _Toc230777436 \h </w:instrText>
         </w:r>
         <w:r>
           <w:rPr>
@@ -1628,7 +1628,7 @@
           <w:szCs w:val="22"/>
         </w:rPr>
       </w:pPr>
-      <w:hyperlink w:anchor="_Toc230776579" w:history="1">
+      <w:hyperlink w:anchor="_Toc230777437" w:history="1">
         <w:r>
           <w:rPr>
             <w:rStyle w:val="Hyperlink"/>
@@ -1655,7 +1655,7 @@
             <w:noProof/>
             <w:webHidden/>
           </w:rPr>
-          <w:instrText xml:space="preserve"> PAGEREF _Toc230776579 \h </w:instrText>
+          <w:instrText xml:space="preserve"> PAGEREF _Toc230777437 \h </w:instrText>
         </w:r>
         <w:r>
           <w:rPr>
@@ -1699,7 +1699,7 @@
           <w:szCs w:val="22"/>
         </w:rPr>
       </w:pPr>
-      <w:hyperlink w:anchor="_Toc230776580" w:history="1">
+      <w:hyperlink w:anchor="_Toc230777438" w:history="1">
         <w:r>
           <w:rPr>
             <w:rStyle w:val="Hyperlink"/>
@@ -1726,7 +1726,7 @@
             <w:noProof/>
             <w:webHidden/>
           </w:rPr>
-          <w:instrText xml:space="preserve"> PAGEREF _Toc230776580 \h </w:instrText>
+          <w:instrText xml:space="preserve"> PAGEREF _Toc230777438 \h </w:instrText>
         </w:r>
         <w:r>
           <w:rPr>
@@ -1770,7 +1770,7 @@
           <w:szCs w:val="22"/>
         </w:rPr>
       </w:pPr>
-      <w:hyperlink w:anchor="_Toc230776581" w:history="1">
+      <w:hyperlink w:anchor="_Toc230777439" w:history="1">
         <w:r>
           <w:rPr>
             <w:rStyle w:val="Hyperlink"/>
@@ -1797,7 +1797,7 @@
             <w:noProof/>
             <w:webHidden/>
           </w:rPr>
-          <w:instrText xml:space="preserve"> PAGEREF _Toc230776581 \h </w:instrText>
+          <w:instrText xml:space="preserve"> PAGEREF _Toc230777439 \h </w:instrText>
         </w:r>
         <w:r>
           <w:rPr>
@@ -1841,7 +1841,7 @@
           <w:szCs w:val="22"/>
         </w:rPr>
       </w:pPr>
-      <w:hyperlink w:anchor="_Toc230776582" w:history="1">
+      <w:hyperlink w:anchor="_Toc230777440" w:history="1">
         <w:r>
           <w:rPr>
             <w:rStyle w:val="Hyperlink"/>
@@ -1868,7 +1868,7 @@
             <w:noProof/>
             <w:webHidden/>
           </w:rPr>
-          <w:instrText xml:space="preserve"> PAGEREF _Toc230776582 \h </w:instrText>
+          <w:instrText xml:space="preserve"> PAGEREF _Toc230777440 \h </w:instrText>
         </w:r>
         <w:r>
           <w:rPr>
@@ -1912,7 +1912,7 @@
           <w:szCs w:val="22"/>
         </w:rPr>
       </w:pPr>
-      <w:hyperlink w:anchor="_Toc230776583" w:history="1">
+      <w:hyperlink w:anchor="_Toc230777441" w:history="1">
         <w:r>
           <w:rPr>
             <w:rStyle w:val="Hyperlink"/>
@@ -1939,7 +1939,7 @@
             <w:noProof/>
             <w:webHidden/>
           </w:rPr>
-          <w:instrText xml:space="preserve"> PAGEREF _Toc230776583 \h </w:instrText>
+          <w:instrText xml:space="preserve"> PAGEREF _Toc230777441 \h </w:instrText>
         </w:r>
         <w:r>
           <w:rPr>
@@ -1983,7 +1983,7 @@
           <w:szCs w:val="22"/>
         </w:rPr>
       </w:pPr>
-      <w:hyperlink w:anchor="_Toc230776584" w:history="1">
+      <w:hyperlink w:anchor="_Toc230777442" w:history="1">
         <w:r>
           <w:rPr>
             <w:rStyle w:val="Hyperlink"/>
@@ -2010,7 +2010,7 @@
             <w:noProof/>
             <w:webHidden/>
           </w:rPr>
-          <w:instrText xml:space="preserve"> PAGEREF _Toc230776584 \h </w:instrText>
+          <w:instrText xml:space="preserve"> PAGEREF _Toc230777442 \h </w:instrText>
         </w:r>
         <w:r>
           <w:rPr>
@@ -2054,7 +2054,7 @@
           <w:szCs w:val="22"/>
         </w:rPr>
       </w:pPr>
-      <w:hyperlink w:anchor="_Toc230776585" w:history="1">
+      <w:hyperlink w:anchor="_Toc230777443" w:history="1">
         <w:r>
           <w:rPr>
             <w:rStyle w:val="Hyperlink"/>
@@ -2081,7 +2081,7 @@
             <w:noProof/>
             <w:webHidden/>
           </w:rPr>
-          <w:instrText xml:space="preserve"> PAGEREF _Toc230776585 \h </w:instrText>
+          <w:instrText xml:space="preserve"> PAGEREF _Toc230777443 \h </w:instrText>
         </w:r>
         <w:r>
           <w:rPr>
@@ -2125,7 +2125,7 @@
           <w:szCs w:val="22"/>
         </w:rPr>
       </w:pPr>
-      <w:hyperlink w:anchor="_Toc230776586" w:history="1">
+      <w:hyperlink w:anchor="_Toc230777444" w:history="1">
         <w:r>
           <w:rPr>
             <w:rStyle w:val="Hyperlink"/>
@@ -2152,7 +2152,7 @@
             <w:noProof/>
             <w:webHidden/>
           </w:rPr>
-          <w:instrText xml:space="preserve"> PAGEREF _Toc230776586 \h </w:instrText>
+          <w:instrText xml:space="preserve"> PAGEREF _Toc230777444 \h </w:instrText>
         </w:r>
         <w:r>
           <w:rPr>
@@ -2196,7 +2196,7 @@
           <w:szCs w:val="22"/>
         </w:rPr>
       </w:pPr>
-      <w:hyperlink w:anchor="_Toc230776587" w:history="1">
+      <w:hyperlink w:anchor="_Toc230777445" w:history="1">
         <w:r>
           <w:rPr>
             <w:rStyle w:val="Hyperlink"/>
@@ -2223,7 +2223,7 @@
             <w:noProof/>
             <w:webHidden/>
           </w:rPr>
-          <w:instrText xml:space="preserve"> PAGEREF _Toc230776587 \h </w:instrText>
+          <w:instrText xml:space="preserve"> PAGEREF _Toc230777445 \h </w:instrText>
         </w:r>
         <w:r>
           <w:rPr>
@@ -2267,7 +2267,7 @@
           <w:szCs w:val="22"/>
         </w:rPr>
       </w:pPr>
-      <w:hyperlink w:anchor="_Toc230776588" w:history="1">
+      <w:hyperlink w:anchor="_Toc230777446" w:history="1">
         <w:r>
           <w:rPr>
             <w:rStyle w:val="Hyperlink"/>
@@ -2294,7 +2294,7 @@
             <w:noProof/>
             <w:webHidden/>
           </w:rPr>
-          <w:instrText xml:space="preserve"> PAGEREF _Toc230776588 \h </w:instrText>
+          <w:instrText xml:space="preserve"> PAGEREF _Toc230777446 \h </w:instrText>
         </w:r>
         <w:r>
           <w:rPr>
@@ -2338,7 +2338,7 @@
           <w:szCs w:val="22"/>
         </w:rPr>
       </w:pPr>
-      <w:hyperlink w:anchor="_Toc230776589" w:history="1">
+      <w:hyperlink w:anchor="_Toc230777447" w:history="1">
         <w:r>
           <w:rPr>
             <w:rStyle w:val="Hyperlink"/>
@@ -2365,7 +2365,7 @@
             <w:noProof/>
             <w:webHidden/>
           </w:rPr>
-          <w:instrText xml:space="preserve"> PAGEREF _Toc230776589 \h </w:instrText>
+          <w:instrText xml:space="preserve"> PAGEREF _Toc230777447 \h </w:instrText>
         </w:r>
         <w:r>
           <w:rPr>
@@ -2409,7 +2409,7 @@
           <w:szCs w:val="22"/>
         </w:rPr>
       </w:pPr>
-      <w:hyperlink w:anchor="_Toc230776590" w:history="1">
+      <w:hyperlink w:anchor="_Toc230777448" w:history="1">
         <w:r>
           <w:rPr>
             <w:rStyle w:val="Hyperlink"/>
@@ -2436,7 +2436,7 @@
             <w:noProof/>
             <w:webHidden/>
           </w:rPr>
-          <w:instrText xml:space="preserve"> PAGEREF _Toc230776590 \h </w:instrText>
+          <w:instrText xml:space="preserve"> PAGEREF _Toc230777448 \h </w:instrText>
         </w:r>
         <w:r>
           <w:rPr>
@@ -2480,7 +2480,7 @@
           <w:szCs w:val="22"/>
         </w:rPr>
       </w:pPr>
-      <w:hyperlink w:anchor="_Toc230776591" w:history="1">
+      <w:hyperlink w:anchor="_Toc230777449" w:history="1">
         <w:r>
           <w:rPr>
             <w:rStyle w:val="Hyperlink"/>
@@ -2507,7 +2507,7 @@
             <w:noProof/>
             <w:webHidden/>
           </w:rPr>
-          <w:instrText xml:space="preserve"> PAGEREF _Toc230776591 \h </w:instrText>
+          <w:instrText xml:space="preserve"> PAGEREF _Toc230777449 \h </w:instrText>
         </w:r>
         <w:r>
           <w:rPr>
@@ -2551,13 +2551,13 @@
           <w:szCs w:val="22"/>
         </w:rPr>
       </w:pPr>
-      <w:hyperlink w:anchor="_Toc230776592" w:history="1">
+      <w:hyperlink w:anchor="_Toc230777450" w:history="1">
         <w:r>
           <w:rPr>
             <w:rStyle w:val="Hyperlink"/>
             <w:noProof/>
           </w:rPr>
-          <w:t>Figura 23 – Clientes</w:t>
+          <w:t>Figura 23 – Excluir Agendamento</w:t>
         </w:r>
         <w:r>
           <w:rPr>
@@ -2578,7 +2578,7 @@
             <w:noProof/>
             <w:webHidden/>
           </w:rPr>
-          <w:instrText xml:space="preserve"> PAGEREF _Toc230776592 \h </w:instrText>
+          <w:instrText xml:space="preserve"> PAGEREF _Toc230777450 \h </w:instrText>
         </w:r>
         <w:r>
           <w:rPr>
@@ -2622,13 +2622,13 @@
           <w:szCs w:val="22"/>
         </w:rPr>
       </w:pPr>
-      <w:hyperlink w:anchor="_Toc230776593" w:history="1">
+      <w:hyperlink w:anchor="_Toc230777451" w:history="1">
         <w:r>
           <w:rPr>
             <w:rStyle w:val="Hyperlink"/>
             <w:noProof/>
           </w:rPr>
-          <w:t>Figura 24 – Cadastrar Cliente</w:t>
+          <w:t>Figura 24 – Clientes</w:t>
         </w:r>
         <w:r>
           <w:rPr>
@@ -2649,7 +2649,7 @@
             <w:noProof/>
             <w:webHidden/>
           </w:rPr>
-          <w:instrText xml:space="preserve"> PAGEREF _Toc230776593 \h </w:instrText>
+          <w:instrText xml:space="preserve"> PAGEREF _Toc230777451 \h </w:instrText>
         </w:r>
         <w:r>
           <w:rPr>
@@ -2693,13 +2693,13 @@
           <w:szCs w:val="22"/>
         </w:rPr>
       </w:pPr>
-      <w:hyperlink w:anchor="_Toc230776594" w:history="1">
+      <w:hyperlink w:anchor="_Toc230777452" w:history="1">
         <w:r>
           <w:rPr>
             <w:rStyle w:val="Hyperlink"/>
             <w:noProof/>
           </w:rPr>
-          <w:t>Figura 25 –  Editar Cliente</w:t>
+          <w:t>Figura 25 – Cadastrar Cliente</w:t>
         </w:r>
         <w:r>
           <w:rPr>
@@ -2720,7 +2720,7 @@
             <w:noProof/>
             <w:webHidden/>
           </w:rPr>
-          <w:instrText xml:space="preserve"> PAGEREF _Toc230776594 \h </w:instrText>
+          <w:instrText xml:space="preserve"> PAGEREF _Toc230777452 \h </w:instrText>
         </w:r>
         <w:r>
           <w:rPr>
@@ -2764,13 +2764,13 @@
           <w:szCs w:val="22"/>
         </w:rPr>
       </w:pPr>
-      <w:hyperlink w:anchor="_Toc230776595" w:history="1">
+      <w:hyperlink w:anchor="_Toc230777453" w:history="1">
         <w:r>
           <w:rPr>
             <w:rStyle w:val="Hyperlink"/>
             <w:noProof/>
           </w:rPr>
-          <w:t>Figura 26 – Excluir Cliente</w:t>
+          <w:t>Figura 26 –  Editar Cliente</w:t>
         </w:r>
         <w:r>
           <w:rPr>
@@ -2791,7 +2791,7 @@
             <w:noProof/>
             <w:webHidden/>
           </w:rPr>
-          <w:instrText xml:space="preserve"> PAGEREF _Toc230776595 \h </w:instrText>
+          <w:instrText xml:space="preserve"> PAGEREF _Toc230777453 \h </w:instrText>
         </w:r>
         <w:r>
           <w:rPr>
@@ -2835,13 +2835,13 @@
           <w:szCs w:val="22"/>
         </w:rPr>
       </w:pPr>
-      <w:hyperlink w:anchor="_Toc230776596" w:history="1">
+      <w:hyperlink w:anchor="_Toc230777454" w:history="1">
         <w:r>
           <w:rPr>
             <w:rStyle w:val="Hyperlink"/>
             <w:noProof/>
           </w:rPr>
-          <w:t>Figura 27 – Histórico Cliente</w:t>
+          <w:t>Figura 27 – Excluir Cliente</w:t>
         </w:r>
         <w:r>
           <w:rPr>
@@ -2862,7 +2862,7 @@
             <w:noProof/>
             <w:webHidden/>
           </w:rPr>
-          <w:instrText xml:space="preserve"> PAGEREF _Toc230776596 \h </w:instrText>
+          <w:instrText xml:space="preserve"> PAGEREF _Toc230777454 \h </w:instrText>
         </w:r>
         <w:r>
           <w:rPr>
@@ -2906,13 +2906,13 @@
           <w:szCs w:val="22"/>
         </w:rPr>
       </w:pPr>
-      <w:hyperlink w:anchor="_Toc230776597" w:history="1">
+      <w:hyperlink w:anchor="_Toc230777455" w:history="1">
         <w:r>
           <w:rPr>
             <w:rStyle w:val="Hyperlink"/>
             <w:noProof/>
           </w:rPr>
-          <w:t>Figura 28 – Serviços</w:t>
+          <w:t>Figura 28 – Histórico Cliente</w:t>
         </w:r>
         <w:r>
           <w:rPr>
@@ -2933,7 +2933,7 @@
             <w:noProof/>
             <w:webHidden/>
           </w:rPr>
-          <w:instrText xml:space="preserve"> PAGEREF _Toc230776597 \h </w:instrText>
+          <w:instrText xml:space="preserve"> PAGEREF _Toc230777455 \h </w:instrText>
         </w:r>
         <w:r>
           <w:rPr>
@@ -2977,13 +2977,13 @@
           <w:szCs w:val="22"/>
         </w:rPr>
       </w:pPr>
-      <w:hyperlink w:anchor="_Toc230776598" w:history="1">
+      <w:hyperlink w:anchor="_Toc230777456" w:history="1">
         <w:r>
           <w:rPr>
             <w:rStyle w:val="Hyperlink"/>
             <w:noProof/>
           </w:rPr>
-          <w:t>Figura 29 – Cadastrar Serviço</w:t>
+          <w:t>Figura 29 – Serviços</w:t>
         </w:r>
         <w:r>
           <w:rPr>
@@ -3004,7 +3004,7 @@
             <w:noProof/>
             <w:webHidden/>
           </w:rPr>
-          <w:instrText xml:space="preserve"> PAGEREF _Toc230776598 \h </w:instrText>
+          <w:instrText xml:space="preserve"> PAGEREF _Toc230777456 \h </w:instrText>
         </w:r>
         <w:r>
           <w:rPr>
@@ -3048,13 +3048,13 @@
           <w:szCs w:val="22"/>
         </w:rPr>
       </w:pPr>
-      <w:hyperlink w:anchor="_Toc230776599" w:history="1">
+      <w:hyperlink w:anchor="_Toc230777457" w:history="1">
         <w:r>
           <w:rPr>
             <w:rStyle w:val="Hyperlink"/>
             <w:noProof/>
           </w:rPr>
-          <w:t>Figura 30 – Editar Serviço</w:t>
+          <w:t>Figura 30 – Cadastrar Serviço</w:t>
         </w:r>
         <w:r>
           <w:rPr>
@@ -3075,7 +3075,7 @@
             <w:noProof/>
             <w:webHidden/>
           </w:rPr>
-          <w:instrText xml:space="preserve"> PAGEREF _Toc230776599 \h </w:instrText>
+          <w:instrText xml:space="preserve"> PAGEREF _Toc230777457 \h </w:instrText>
         </w:r>
         <w:r>
           <w:rPr>
@@ -3119,13 +3119,13 @@
           <w:szCs w:val="22"/>
         </w:rPr>
       </w:pPr>
-      <w:hyperlink w:anchor="_Toc230776600" w:history="1">
+      <w:hyperlink w:anchor="_Toc230777458" w:history="1">
         <w:r>
           <w:rPr>
             <w:rStyle w:val="Hyperlink"/>
             <w:noProof/>
           </w:rPr>
-          <w:t>Figura 31 – Excluir Serviço</w:t>
+          <w:t>Figura 31 – Editar Serviço</w:t>
         </w:r>
         <w:r>
           <w:rPr>
@@ -3146,7 +3146,7 @@
             <w:noProof/>
             <w:webHidden/>
           </w:rPr>
-          <w:instrText xml:space="preserve"> PAGEREF _Toc230776600 \h </w:instrText>
+          <w:instrText xml:space="preserve"> PAGEREF _Toc230777458 \h </w:instrText>
         </w:r>
         <w:r>
           <w:rPr>
@@ -3190,13 +3190,13 @@
           <w:szCs w:val="22"/>
         </w:rPr>
       </w:pPr>
-      <w:hyperlink w:anchor="_Toc230776601" w:history="1">
+      <w:hyperlink w:anchor="_Toc230777459" w:history="1">
         <w:r>
           <w:rPr>
             <w:rStyle w:val="Hyperlink"/>
             <w:noProof/>
           </w:rPr>
-          <w:t>Figura 32 – Cadastro Entrada e Saída</w:t>
+          <w:t>Figura 32 – Excluir Serviço</w:t>
         </w:r>
         <w:r>
           <w:rPr>
@@ -3217,7 +3217,7 @@
             <w:noProof/>
             <w:webHidden/>
           </w:rPr>
-          <w:instrText xml:space="preserve"> PAGEREF _Toc230776601 \h </w:instrText>
+          <w:instrText xml:space="preserve"> PAGEREF _Toc230777459 \h </w:instrText>
         </w:r>
         <w:r>
           <w:rPr>
@@ -3261,13 +3261,13 @@
           <w:szCs w:val="22"/>
         </w:rPr>
       </w:pPr>
-      <w:hyperlink w:anchor="_Toc230776602" w:history="1">
+      <w:hyperlink w:anchor="_Toc230777460" w:history="1">
         <w:r>
           <w:rPr>
             <w:rStyle w:val="Hyperlink"/>
             <w:noProof/>
           </w:rPr>
-          <w:t>Figura 33 – Editar Entrada e Saída</w:t>
+          <w:t>Figura 33 – Cadastro Entrada e Saída</w:t>
         </w:r>
         <w:r>
           <w:rPr>
@@ -3288,7 +3288,7 @@
             <w:noProof/>
             <w:webHidden/>
           </w:rPr>
-          <w:instrText xml:space="preserve"> PAGEREF _Toc230776602 \h </w:instrText>
+          <w:instrText xml:space="preserve"> PAGEREF _Toc230777460 \h </w:instrText>
         </w:r>
         <w:r>
           <w:rPr>
@@ -3332,13 +3332,13 @@
           <w:szCs w:val="22"/>
         </w:rPr>
       </w:pPr>
-      <w:hyperlink w:anchor="_Toc230776603" w:history="1">
+      <w:hyperlink w:anchor="_Toc230777461" w:history="1">
         <w:r>
           <w:rPr>
             <w:rStyle w:val="Hyperlink"/>
             <w:noProof/>
           </w:rPr>
-          <w:t>Figura 34 – Excluir Entrada e Saída</w:t>
+          <w:t>Figura 34 – Editar Entrada e Saída</w:t>
         </w:r>
         <w:r>
           <w:rPr>
@@ -3359,7 +3359,7 @@
             <w:noProof/>
             <w:webHidden/>
           </w:rPr>
-          <w:instrText xml:space="preserve"> PAGEREF _Toc230776603 \h </w:instrText>
+          <w:instrText xml:space="preserve"> PAGEREF _Toc230777461 \h </w:instrText>
         </w:r>
         <w:r>
           <w:rPr>
@@ -3403,13 +3403,13 @@
           <w:szCs w:val="22"/>
         </w:rPr>
       </w:pPr>
-      <w:hyperlink w:anchor="_Toc230776604" w:history="1">
+      <w:hyperlink w:anchor="_Toc230777462" w:history="1">
         <w:r>
           <w:rPr>
             <w:rStyle w:val="Hyperlink"/>
             <w:noProof/>
           </w:rPr>
-          <w:t>Figura 35 – Movimentações Diárias</w:t>
+          <w:t>Figura 35 – Excluir Entrada e Saída</w:t>
         </w:r>
         <w:r>
           <w:rPr>
@@ -3430,7 +3430,7 @@
             <w:noProof/>
             <w:webHidden/>
           </w:rPr>
-          <w:instrText xml:space="preserve"> PAGEREF _Toc230776604 \h </w:instrText>
+          <w:instrText xml:space="preserve"> PAGEREF _Toc230777462 \h </w:instrText>
         </w:r>
         <w:r>
           <w:rPr>
@@ -3474,13 +3474,13 @@
           <w:szCs w:val="22"/>
         </w:rPr>
       </w:pPr>
-      <w:hyperlink w:anchor="_Toc230776605" w:history="1">
+      <w:hyperlink w:anchor="_Toc230777463" w:history="1">
         <w:r>
           <w:rPr>
             <w:rStyle w:val="Hyperlink"/>
             <w:noProof/>
           </w:rPr>
-          <w:t>Figura 36 – Movimentações Semanais</w:t>
+          <w:t>Figura 36 – Movimentações Diárias</w:t>
         </w:r>
         <w:r>
           <w:rPr>
@@ -3501,7 +3501,7 @@
             <w:noProof/>
             <w:webHidden/>
           </w:rPr>
-          <w:instrText xml:space="preserve"> PAGEREF _Toc230776605 \h </w:instrText>
+          <w:instrText xml:space="preserve"> PAGEREF _Toc230777463 \h </w:instrText>
         </w:r>
         <w:r>
           <w:rPr>
@@ -3545,13 +3545,13 @@
           <w:szCs w:val="22"/>
         </w:rPr>
       </w:pPr>
-      <w:hyperlink w:anchor="_Toc230776606" w:history="1">
+      <w:hyperlink w:anchor="_Toc230777464" w:history="1">
         <w:r>
           <w:rPr>
             <w:rStyle w:val="Hyperlink"/>
             <w:noProof/>
           </w:rPr>
-          <w:t>Figura 37 – Movimentações Mensais</w:t>
+          <w:t>Figura 37 – Movimentações Semanais</w:t>
         </w:r>
         <w:r>
           <w:rPr>
@@ -3572,7 +3572,7 @@
             <w:noProof/>
             <w:webHidden/>
           </w:rPr>
-          <w:instrText xml:space="preserve"> PAGEREF _Toc230776606 \h </w:instrText>
+          <w:instrText xml:space="preserve"> PAGEREF _Toc230777464 \h </w:instrText>
         </w:r>
         <w:r>
           <w:rPr>
@@ -3616,13 +3616,13 @@
           <w:szCs w:val="22"/>
         </w:rPr>
       </w:pPr>
-      <w:hyperlink w:anchor="_Toc230776607" w:history="1">
+      <w:hyperlink w:anchor="_Toc230777465" w:history="1">
         <w:r>
           <w:rPr>
             <w:rStyle w:val="Hyperlink"/>
             <w:noProof/>
           </w:rPr>
-          <w:t>Figura 38 – Resumos Diários</w:t>
+          <w:t>Figura 38 – Movimentações Mensais</w:t>
         </w:r>
         <w:r>
           <w:rPr>
@@ -3643,7 +3643,7 @@
             <w:noProof/>
             <w:webHidden/>
           </w:rPr>
-          <w:instrText xml:space="preserve"> PAGEREF _Toc230776607 \h </w:instrText>
+          <w:instrText xml:space="preserve"> PAGEREF _Toc230777465 \h </w:instrText>
         </w:r>
         <w:r>
           <w:rPr>
@@ -3687,13 +3687,13 @@
           <w:szCs w:val="22"/>
         </w:rPr>
       </w:pPr>
-      <w:hyperlink w:anchor="_Toc230776608" w:history="1">
+      <w:hyperlink w:anchor="_Toc230777466" w:history="1">
         <w:r>
           <w:rPr>
             <w:rStyle w:val="Hyperlink"/>
             <w:noProof/>
           </w:rPr>
-          <w:t>Figura 39 – Resumos Semanais</w:t>
+          <w:t>Figura 39 – Resumos Diários</w:t>
         </w:r>
         <w:r>
           <w:rPr>
@@ -3714,7 +3714,7 @@
             <w:noProof/>
             <w:webHidden/>
           </w:rPr>
-          <w:instrText xml:space="preserve"> PAGEREF _Toc230776608 \h </w:instrText>
+          <w:instrText xml:space="preserve"> PAGEREF _Toc230777466 \h </w:instrText>
         </w:r>
         <w:r>
           <w:rPr>
@@ -3758,13 +3758,13 @@
           <w:szCs w:val="22"/>
         </w:rPr>
       </w:pPr>
-      <w:hyperlink w:anchor="_Toc230776609" w:history="1">
+      <w:hyperlink w:anchor="_Toc230777467" w:history="1">
         <w:r>
           <w:rPr>
             <w:rStyle w:val="Hyperlink"/>
             <w:noProof/>
           </w:rPr>
-          <w:t>Figura 40 – Resumos Mensais</w:t>
+          <w:t>Figura 40 – Resumos Semanais</w:t>
         </w:r>
         <w:r>
           <w:rPr>
@@ -3785,7 +3785,7 @@
             <w:noProof/>
             <w:webHidden/>
           </w:rPr>
-          <w:instrText xml:space="preserve"> PAGEREF _Toc230776609 \h </w:instrText>
+          <w:instrText xml:space="preserve"> PAGEREF _Toc230777467 \h </w:instrText>
         </w:r>
         <w:r>
           <w:rPr>
@@ -3829,13 +3829,13 @@
           <w:szCs w:val="22"/>
         </w:rPr>
       </w:pPr>
-      <w:hyperlink w:anchor="_Toc230776610" w:history="1">
+      <w:hyperlink w:anchor="_Toc230777468" w:history="1">
         <w:r>
           <w:rPr>
             <w:rStyle w:val="Hyperlink"/>
             <w:noProof/>
           </w:rPr>
-          <w:t>Figura 41 – Editar Perfil</w:t>
+          <w:t>Figura 41 – Resumos Mensais</w:t>
         </w:r>
         <w:r>
           <w:rPr>
@@ -3856,7 +3856,78 @@
             <w:noProof/>
             <w:webHidden/>
           </w:rPr>
-          <w:instrText xml:space="preserve"> PAGEREF _Toc230776610 \h </w:instrText>
+          <w:instrText xml:space="preserve"> PAGEREF _Toc230777468 \h </w:instrText>
+        </w:r>
+        <w:r>
+          <w:rPr>
+            <w:noProof/>
+            <w:webHidden/>
+          </w:rPr>
+        </w:r>
+        <w:r>
+          <w:rPr>
+            <w:noProof/>
+            <w:webHidden/>
+          </w:rPr>
+          <w:fldChar w:fldCharType="separate"/>
+        </w:r>
+        <w:r>
+          <w:rPr>
+            <w:noProof/>
+            <w:webHidden/>
+          </w:rPr>
+          <w:t>53</w:t>
+        </w:r>
+        <w:r>
+          <w:rPr>
+            <w:noProof/>
+            <w:webHidden/>
+          </w:rPr>
+          <w:fldChar w:fldCharType="end"/>
+        </w:r>
+      </w:hyperlink>
+    </w:p>
+    <w:p>
+      <w:pPr>
+        <w:pStyle w:val="ndicedeilustraes"/>
+        <w:tabs>
+          <w:tab w:val="right" w:leader="dot" w:pos="9062"/>
+        </w:tabs>
+        <w:rPr>
+          <w:rFonts w:asciiTheme="minorHAnsi" w:eastAsiaTheme="minorEastAsia" w:hAnsiTheme="minorHAnsi" w:cstheme="minorBidi"/>
+          <w:noProof/>
+          <w:sz w:val="22"/>
+          <w:szCs w:val="22"/>
+        </w:rPr>
+      </w:pPr>
+      <w:hyperlink w:anchor="_Toc230777469" w:history="1">
+        <w:r>
+          <w:rPr>
+            <w:rStyle w:val="Hyperlink"/>
+            <w:noProof/>
+          </w:rPr>
+          <w:t>Figura 42 – Editar Perfil</w:t>
+        </w:r>
+        <w:r>
+          <w:rPr>
+            <w:noProof/>
+            <w:webHidden/>
+          </w:rPr>
+          <w:tab/>
+        </w:r>
+        <w:r>
+          <w:rPr>
+            <w:noProof/>
+            <w:webHidden/>
+          </w:rPr>
+          <w:fldChar w:fldCharType="begin"/>
+        </w:r>
+        <w:r>
+          <w:rPr>
+            <w:noProof/>
+            <w:webHidden/>
+          </w:rPr>
+          <w:instrText xml:space="preserve"> PAGEREF _Toc230777469 \h </w:instrText>
         </w:r>
         <w:r>
           <w:rPr>
@@ -4011,6 +4082,8 @@
             <w:pStyle w:val="CabealhodoSumrio"/>
           </w:pPr>
         </w:p>
+        <w:bookmarkStart w:id="0" w:name="_GoBack"/>
+        <w:bookmarkEnd w:id="0"/>
         <w:p>
           <w:pPr>
             <w:pStyle w:val="Sumrio1"/>
@@ -4037,7 +4110,7 @@
           <w:r>
             <w:fldChar w:fldCharType="separate"/>
           </w:r>
-          <w:hyperlink w:anchor="_Toc230776611" w:history="1">
+          <w:hyperlink w:anchor="_Toc230777470" w:history="1">
             <w:r>
               <w:rPr>
                 <w:rStyle w:val="Hyperlink"/>
@@ -4083,7 +4156,7 @@
                 <w:noProof/>
                 <w:webHidden/>
               </w:rPr>
-              <w:instrText xml:space="preserve"> PAGEREF _Toc230776611 \h </w:instrText>
+              <w:instrText xml:space="preserve"> PAGEREF _Toc230777470 \h </w:instrText>
             </w:r>
             <w:r>
               <w:rPr>
@@ -4129,7 +4202,7 @@
               <w:szCs w:val="22"/>
             </w:rPr>
           </w:pPr>
-          <w:hyperlink w:anchor="_Toc230776612" w:history="1">
+          <w:hyperlink w:anchor="_Toc230777471" w:history="1">
             <w:r>
               <w:rPr>
                 <w:rStyle w:val="Hyperlink"/>
@@ -4173,7 +4246,7 @@
                 <w:noProof/>
                 <w:webHidden/>
               </w:rPr>
-              <w:instrText xml:space="preserve"> PAGEREF _Toc230776612 \h </w:instrText>
+              <w:instrText xml:space="preserve"> PAGEREF _Toc230777471 \h </w:instrText>
             </w:r>
             <w:r>
               <w:rPr>
@@ -4219,7 +4292,7 @@
               <w:szCs w:val="22"/>
             </w:rPr>
           </w:pPr>
-          <w:hyperlink w:anchor="_Toc230776613" w:history="1">
+          <w:hyperlink w:anchor="_Toc230777472" w:history="1">
             <w:r>
               <w:rPr>
                 <w:rStyle w:val="Hyperlink"/>
@@ -4263,7 +4336,7 @@
                 <w:noProof/>
                 <w:webHidden/>
               </w:rPr>
-              <w:instrText xml:space="preserve"> PAGEREF _Toc230776613 \h </w:instrText>
+              <w:instrText xml:space="preserve"> PAGEREF _Toc230777472 \h </w:instrText>
             </w:r>
             <w:r>
               <w:rPr>
@@ -4309,7 +4382,7 @@
               <w:szCs w:val="22"/>
             </w:rPr>
           </w:pPr>
-          <w:hyperlink w:anchor="_Toc230776614" w:history="1">
+          <w:hyperlink w:anchor="_Toc230777473" w:history="1">
             <w:r>
               <w:rPr>
                 <w:rStyle w:val="Hyperlink"/>
@@ -4353,7 +4426,7 @@
                 <w:noProof/>
                 <w:webHidden/>
               </w:rPr>
-              <w:instrText xml:space="preserve"> PAGEREF _Toc230776614 \h </w:instrText>
+              <w:instrText xml:space="preserve"> PAGEREF _Toc230777473 \h </w:instrText>
             </w:r>
             <w:r>
               <w:rPr>
@@ -4401,7 +4474,7 @@
               <w:szCs w:val="22"/>
             </w:rPr>
           </w:pPr>
-          <w:hyperlink w:anchor="_Toc230776615" w:history="1">
+          <w:hyperlink w:anchor="_Toc230777474" w:history="1">
             <w:r>
               <w:rPr>
                 <w:rStyle w:val="Hyperlink"/>
@@ -4447,7 +4520,7 @@
                 <w:noProof/>
                 <w:webHidden/>
               </w:rPr>
-              <w:instrText xml:space="preserve"> PAGEREF _Toc230776615 \h </w:instrText>
+              <w:instrText xml:space="preserve"> PAGEREF _Toc230777474 \h </w:instrText>
             </w:r>
             <w:r>
               <w:rPr>
@@ -4493,7 +4566,7 @@
               <w:szCs w:val="22"/>
             </w:rPr>
           </w:pPr>
-          <w:hyperlink w:anchor="_Toc230776616" w:history="1">
+          <w:hyperlink w:anchor="_Toc230777475" w:history="1">
             <w:r>
               <w:rPr>
                 <w:rStyle w:val="Hyperlink"/>
@@ -4537,7 +4610,7 @@
                 <w:noProof/>
                 <w:webHidden/>
               </w:rPr>
-              <w:instrText xml:space="preserve"> PAGEREF _Toc230776616 \h </w:instrText>
+              <w:instrText xml:space="preserve"> PAGEREF _Toc230777475 \h </w:instrText>
             </w:r>
             <w:r>
               <w:rPr>
@@ -4583,7 +4656,7 @@
               <w:szCs w:val="22"/>
             </w:rPr>
           </w:pPr>
-          <w:hyperlink w:anchor="_Toc230776617" w:history="1">
+          <w:hyperlink w:anchor="_Toc230777476" w:history="1">
             <w:r>
               <w:rPr>
                 <w:rStyle w:val="Hyperlink"/>
@@ -4627,7 +4700,7 @@
                 <w:noProof/>
                 <w:webHidden/>
               </w:rPr>
-              <w:instrText xml:space="preserve"> PAGEREF _Toc230776617 \h </w:instrText>
+              <w:instrText xml:space="preserve"> PAGEREF _Toc230777476 \h </w:instrText>
             </w:r>
             <w:r>
               <w:rPr>
@@ -4675,7 +4748,7 @@
               <w:szCs w:val="22"/>
             </w:rPr>
           </w:pPr>
-          <w:hyperlink w:anchor="_Toc230776618" w:history="1">
+          <w:hyperlink w:anchor="_Toc230777477" w:history="1">
             <w:r>
               <w:rPr>
                 <w:rStyle w:val="Hyperlink"/>
@@ -4721,7 +4794,7 @@
                 <w:noProof/>
                 <w:webHidden/>
               </w:rPr>
-              <w:instrText xml:space="preserve"> PAGEREF _Toc230776618 \h </w:instrText>
+              <w:instrText xml:space="preserve"> PAGEREF _Toc230777477 \h </w:instrText>
             </w:r>
             <w:r>
               <w:rPr>
@@ -4767,7 +4840,7 @@
               <w:szCs w:val="22"/>
             </w:rPr>
           </w:pPr>
-          <w:hyperlink w:anchor="_Toc230776619" w:history="1">
+          <w:hyperlink w:anchor="_Toc230777478" w:history="1">
             <w:r>
               <w:rPr>
                 <w:rStyle w:val="Hyperlink"/>
@@ -4811,7 +4884,7 @@
                 <w:noProof/>
                 <w:webHidden/>
               </w:rPr>
-              <w:instrText xml:space="preserve"> PAGEREF _Toc230776619 \h </w:instrText>
+              <w:instrText xml:space="preserve"> PAGEREF _Toc230777478 \h </w:instrText>
             </w:r>
             <w:r>
               <w:rPr>
@@ -4857,7 +4930,7 @@
               <w:szCs w:val="22"/>
             </w:rPr>
           </w:pPr>
-          <w:hyperlink w:anchor="_Toc230776620" w:history="1">
+          <w:hyperlink w:anchor="_Toc230777479" w:history="1">
             <w:r>
               <w:rPr>
                 <w:rStyle w:val="Hyperlink"/>
@@ -4901,7 +4974,7 @@
                 <w:noProof/>
                 <w:webHidden/>
               </w:rPr>
-              <w:instrText xml:space="preserve"> PAGEREF _Toc230776620 \h </w:instrText>
+              <w:instrText xml:space="preserve"> PAGEREF _Toc230777479 \h </w:instrText>
             </w:r>
             <w:r>
               <w:rPr>
@@ -4947,7 +5020,7 @@
               <w:szCs w:val="22"/>
             </w:rPr>
           </w:pPr>
-          <w:hyperlink w:anchor="_Toc230776621" w:history="1">
+          <w:hyperlink w:anchor="_Toc230777480" w:history="1">
             <w:r>
               <w:rPr>
                 <w:rStyle w:val="Hyperlink"/>
@@ -4997,7 +5070,7 @@
                 <w:noProof/>
                 <w:webHidden/>
               </w:rPr>
-              <w:instrText xml:space="preserve"> PAGEREF _Toc230776621 \h </w:instrText>
+              <w:instrText xml:space="preserve"> PAGEREF _Toc230777480 \h </w:instrText>
             </w:r>
             <w:r>
               <w:rPr>
@@ -5043,7 +5116,7 @@
               <w:szCs w:val="22"/>
             </w:rPr>
           </w:pPr>
-          <w:hyperlink w:anchor="_Toc230776622" w:history="1">
+          <w:hyperlink w:anchor="_Toc230777481" w:history="1">
             <w:r>
               <w:rPr>
                 <w:rStyle w:val="Hyperlink"/>
@@ -5101,7 +5174,7 @@
                 <w:noProof/>
                 <w:webHidden/>
               </w:rPr>
-              <w:instrText xml:space="preserve"> PAGEREF _Toc230776622 \h </w:instrText>
+              <w:instrText xml:space="preserve"> PAGEREF _Toc230777481 \h </w:instrText>
             </w:r>
             <w:r>
               <w:rPr>
@@ -5147,7 +5220,7 @@
               <w:szCs w:val="22"/>
             </w:rPr>
           </w:pPr>
-          <w:hyperlink w:anchor="_Toc230776623" w:history="1">
+          <w:hyperlink w:anchor="_Toc230777482" w:history="1">
             <w:r>
               <w:rPr>
                 <w:rStyle w:val="Hyperlink"/>
@@ -5197,7 +5270,7 @@
                 <w:noProof/>
                 <w:webHidden/>
               </w:rPr>
-              <w:instrText xml:space="preserve"> PAGEREF _Toc230776623 \h </w:instrText>
+              <w:instrText xml:space="preserve"> PAGEREF _Toc230777482 \h </w:instrText>
             </w:r>
             <w:r>
               <w:rPr>
@@ -5243,7 +5316,7 @@
               <w:szCs w:val="22"/>
             </w:rPr>
           </w:pPr>
-          <w:hyperlink w:anchor="_Toc230776624" w:history="1">
+          <w:hyperlink w:anchor="_Toc230777483" w:history="1">
             <w:r>
               <w:rPr>
                 <w:rStyle w:val="Hyperlink"/>
@@ -5293,7 +5366,7 @@
                 <w:noProof/>
                 <w:webHidden/>
               </w:rPr>
-              <w:instrText xml:space="preserve"> PAGEREF _Toc230776624 \h </w:instrText>
+              <w:instrText xml:space="preserve"> PAGEREF _Toc230777483 \h </w:instrText>
             </w:r>
             <w:r>
               <w:rPr>
@@ -5339,7 +5412,7 @@
               <w:szCs w:val="22"/>
             </w:rPr>
           </w:pPr>
-          <w:hyperlink w:anchor="_Toc230776625" w:history="1">
+          <w:hyperlink w:anchor="_Toc230777484" w:history="1">
             <w:r>
               <w:rPr>
                 <w:rStyle w:val="Hyperlink"/>
@@ -5389,7 +5462,7 @@
                 <w:noProof/>
                 <w:webHidden/>
               </w:rPr>
-              <w:instrText xml:space="preserve"> PAGEREF _Toc230776625 \h </w:instrText>
+              <w:instrText xml:space="preserve"> PAGEREF _Toc230777484 \h </w:instrText>
             </w:r>
             <w:r>
               <w:rPr>
@@ -5435,7 +5508,7 @@
               <w:szCs w:val="22"/>
             </w:rPr>
           </w:pPr>
-          <w:hyperlink w:anchor="_Toc230776626" w:history="1">
+          <w:hyperlink w:anchor="_Toc230777485" w:history="1">
             <w:r>
               <w:rPr>
                 <w:rStyle w:val="Hyperlink"/>
@@ -5485,7 +5558,7 @@
                 <w:noProof/>
                 <w:webHidden/>
               </w:rPr>
-              <w:instrText xml:space="preserve"> PAGEREF _Toc230776626 \h </w:instrText>
+              <w:instrText xml:space="preserve"> PAGEREF _Toc230777485 \h </w:instrText>
             </w:r>
             <w:r>
               <w:rPr>
@@ -5531,7 +5604,7 @@
               <w:szCs w:val="22"/>
             </w:rPr>
           </w:pPr>
-          <w:hyperlink w:anchor="_Toc230776627" w:history="1">
+          <w:hyperlink w:anchor="_Toc230777486" w:history="1">
             <w:r>
               <w:rPr>
                 <w:rStyle w:val="Hyperlink"/>
@@ -5581,7 +5654,7 @@
                 <w:noProof/>
                 <w:webHidden/>
               </w:rPr>
-              <w:instrText xml:space="preserve"> PAGEREF _Toc230776627 \h </w:instrText>
+              <w:instrText xml:space="preserve"> PAGEREF _Toc230777486 \h </w:instrText>
             </w:r>
             <w:r>
               <w:rPr>
@@ -5627,7 +5700,7 @@
               <w:szCs w:val="22"/>
             </w:rPr>
           </w:pPr>
-          <w:hyperlink w:anchor="_Toc230776628" w:history="1">
+          <w:hyperlink w:anchor="_Toc230777487" w:history="1">
             <w:r>
               <w:rPr>
                 <w:rStyle w:val="Hyperlink"/>
@@ -5677,7 +5750,7 @@
                 <w:noProof/>
                 <w:webHidden/>
               </w:rPr>
-              <w:instrText xml:space="preserve"> PAGEREF _Toc230776628 \h </w:instrText>
+              <w:instrText xml:space="preserve"> PAGEREF _Toc230777487 \h </w:instrText>
             </w:r>
             <w:r>
               <w:rPr>
@@ -5723,7 +5796,7 @@
               <w:szCs w:val="22"/>
             </w:rPr>
           </w:pPr>
-          <w:hyperlink w:anchor="_Toc230776629" w:history="1">
+          <w:hyperlink w:anchor="_Toc230777488" w:history="1">
             <w:r>
               <w:rPr>
                 <w:rStyle w:val="Hyperlink"/>
@@ -5781,7 +5854,7 @@
                 <w:noProof/>
                 <w:webHidden/>
               </w:rPr>
-              <w:instrText xml:space="preserve"> PAGEREF _Toc230776629 \h </w:instrText>
+              <w:instrText xml:space="preserve"> PAGEREF _Toc230777488 \h </w:instrText>
             </w:r>
             <w:r>
               <w:rPr>
@@ -5827,7 +5900,7 @@
               <w:szCs w:val="22"/>
             </w:rPr>
           </w:pPr>
-          <w:hyperlink w:anchor="_Toc230776630" w:history="1">
+          <w:hyperlink w:anchor="_Toc230777489" w:history="1">
             <w:r>
               <w:rPr>
                 <w:rStyle w:val="Hyperlink"/>
@@ -5885,7 +5958,7 @@
                 <w:noProof/>
                 <w:webHidden/>
               </w:rPr>
-              <w:instrText xml:space="preserve"> PAGEREF _Toc230776630 \h </w:instrText>
+              <w:instrText xml:space="preserve"> PAGEREF _Toc230777489 \h </w:instrText>
             </w:r>
             <w:r>
               <w:rPr>
@@ -5931,7 +6004,7 @@
               <w:szCs w:val="22"/>
             </w:rPr>
           </w:pPr>
-          <w:hyperlink w:anchor="_Toc230776631" w:history="1">
+          <w:hyperlink w:anchor="_Toc230777490" w:history="1">
             <w:r>
               <w:rPr>
                 <w:rStyle w:val="Hyperlink"/>
@@ -5981,7 +6054,7 @@
                 <w:noProof/>
                 <w:webHidden/>
               </w:rPr>
-              <w:instrText xml:space="preserve"> PAGEREF _Toc230776631 \h </w:instrText>
+              <w:instrText xml:space="preserve"> PAGEREF _Toc230777490 \h </w:instrText>
             </w:r>
             <w:r>
               <w:rPr>
@@ -6027,7 +6100,7 @@
               <w:szCs w:val="22"/>
             </w:rPr>
           </w:pPr>
-          <w:hyperlink w:anchor="_Toc230776632" w:history="1">
+          <w:hyperlink w:anchor="_Toc230777491" w:history="1">
             <w:r>
               <w:rPr>
                 <w:rStyle w:val="Hyperlink"/>
@@ -6077,7 +6150,7 @@
                 <w:noProof/>
                 <w:webHidden/>
               </w:rPr>
-              <w:instrText xml:space="preserve"> PAGEREF _Toc230776632 \h </w:instrText>
+              <w:instrText xml:space="preserve"> PAGEREF _Toc230777491 \h </w:instrText>
             </w:r>
             <w:r>
               <w:rPr>
@@ -6123,7 +6196,7 @@
               <w:szCs w:val="22"/>
             </w:rPr>
           </w:pPr>
-          <w:hyperlink w:anchor="_Toc230776633" w:history="1">
+          <w:hyperlink w:anchor="_Toc230777492" w:history="1">
             <w:r>
               <w:rPr>
                 <w:rStyle w:val="Hyperlink"/>
@@ -6173,7 +6246,7 @@
                 <w:noProof/>
                 <w:webHidden/>
               </w:rPr>
-              <w:instrText xml:space="preserve"> PAGEREF _Toc230776633 \h </w:instrText>
+              <w:instrText xml:space="preserve"> PAGEREF _Toc230777492 \h </w:instrText>
             </w:r>
             <w:r>
               <w:rPr>
@@ -6219,7 +6292,7 @@
               <w:szCs w:val="22"/>
             </w:rPr>
           </w:pPr>
-          <w:hyperlink w:anchor="_Toc230776634" w:history="1">
+          <w:hyperlink w:anchor="_Toc230777493" w:history="1">
             <w:r>
               <w:rPr>
                 <w:rStyle w:val="Hyperlink"/>
@@ -6269,7 +6342,7 @@
                 <w:noProof/>
                 <w:webHidden/>
               </w:rPr>
-              <w:instrText xml:space="preserve"> PAGEREF _Toc230776634 \h </w:instrText>
+              <w:instrText xml:space="preserve"> PAGEREF _Toc230777493 \h </w:instrText>
             </w:r>
             <w:r>
               <w:rPr>
@@ -6315,7 +6388,7 @@
               <w:szCs w:val="22"/>
             </w:rPr>
           </w:pPr>
-          <w:hyperlink w:anchor="_Toc230776635" w:history="1">
+          <w:hyperlink w:anchor="_Toc230777494" w:history="1">
             <w:r>
               <w:rPr>
                 <w:rStyle w:val="Hyperlink"/>
@@ -6373,7 +6446,7 @@
                 <w:noProof/>
                 <w:webHidden/>
               </w:rPr>
-              <w:instrText xml:space="preserve"> PAGEREF _Toc230776635 \h </w:instrText>
+              <w:instrText xml:space="preserve"> PAGEREF _Toc230777494 \h </w:instrText>
             </w:r>
             <w:r>
               <w:rPr>
@@ -6419,7 +6492,7 @@
               <w:szCs w:val="22"/>
             </w:rPr>
           </w:pPr>
-          <w:hyperlink w:anchor="_Toc230776636" w:history="1">
+          <w:hyperlink w:anchor="_Toc230777495" w:history="1">
             <w:r>
               <w:rPr>
                 <w:rStyle w:val="Hyperlink"/>
@@ -6469,7 +6542,7 @@
                 <w:noProof/>
                 <w:webHidden/>
               </w:rPr>
-              <w:instrText xml:space="preserve"> PAGEREF _Toc230776636 \h </w:instrText>
+              <w:instrText xml:space="preserve"> PAGEREF _Toc230777495 \h </w:instrText>
             </w:r>
             <w:r>
               <w:rPr>
@@ -6515,7 +6588,7 @@
               <w:szCs w:val="22"/>
             </w:rPr>
           </w:pPr>
-          <w:hyperlink w:anchor="_Toc230776637" w:history="1">
+          <w:hyperlink w:anchor="_Toc230777496" w:history="1">
             <w:r>
               <w:rPr>
                 <w:rStyle w:val="Hyperlink"/>
@@ -6565,7 +6638,7 @@
                 <w:noProof/>
                 <w:webHidden/>
               </w:rPr>
-              <w:instrText xml:space="preserve"> PAGEREF _Toc230776637 \h </w:instrText>
+              <w:instrText xml:space="preserve"> PAGEREF _Toc230777496 \h </w:instrText>
             </w:r>
             <w:r>
               <w:rPr>
@@ -6611,7 +6684,7 @@
               <w:szCs w:val="22"/>
             </w:rPr>
           </w:pPr>
-          <w:hyperlink w:anchor="_Toc230776638" w:history="1">
+          <w:hyperlink w:anchor="_Toc230777497" w:history="1">
             <w:r>
               <w:rPr>
                 <w:rStyle w:val="Hyperlink"/>
@@ -6661,7 +6734,7 @@
                 <w:noProof/>
                 <w:webHidden/>
               </w:rPr>
-              <w:instrText xml:space="preserve"> PAGEREF _Toc230776638 \h </w:instrText>
+              <w:instrText xml:space="preserve"> PAGEREF _Toc230777497 \h </w:instrText>
             </w:r>
             <w:r>
               <w:rPr>
@@ -6707,7 +6780,7 @@
               <w:szCs w:val="22"/>
             </w:rPr>
           </w:pPr>
-          <w:hyperlink w:anchor="_Toc230776639" w:history="1">
+          <w:hyperlink w:anchor="_Toc230777498" w:history="1">
             <w:r>
               <w:rPr>
                 <w:rStyle w:val="Hyperlink"/>
@@ -6765,7 +6838,7 @@
                 <w:noProof/>
                 <w:webHidden/>
               </w:rPr>
-              <w:instrText xml:space="preserve"> PAGEREF _Toc230776639 \h </w:instrText>
+              <w:instrText xml:space="preserve"> PAGEREF _Toc230777498 \h </w:instrText>
             </w:r>
             <w:r>
               <w:rPr>
@@ -6811,7 +6884,7 @@
               <w:szCs w:val="22"/>
             </w:rPr>
           </w:pPr>
-          <w:hyperlink w:anchor="_Toc230776640" w:history="1">
+          <w:hyperlink w:anchor="_Toc230777499" w:history="1">
             <w:r>
               <w:rPr>
                 <w:rStyle w:val="Hyperlink"/>
@@ -6861,7 +6934,7 @@
                 <w:noProof/>
                 <w:webHidden/>
               </w:rPr>
-              <w:instrText xml:space="preserve"> PAGEREF _Toc230776640 \h </w:instrText>
+              <w:instrText xml:space="preserve"> PAGEREF _Toc230777499 \h </w:instrText>
             </w:r>
             <w:r>
               <w:rPr>
@@ -6907,7 +6980,7 @@
               <w:szCs w:val="22"/>
             </w:rPr>
           </w:pPr>
-          <w:hyperlink w:anchor="_Toc230776641" w:history="1">
+          <w:hyperlink w:anchor="_Toc230777500" w:history="1">
             <w:r>
               <w:rPr>
                 <w:rStyle w:val="Hyperlink"/>
@@ -6957,7 +7030,7 @@
                 <w:noProof/>
                 <w:webHidden/>
               </w:rPr>
-              <w:instrText xml:space="preserve"> PAGEREF _Toc230776641 \h </w:instrText>
+              <w:instrText xml:space="preserve"> PAGEREF _Toc230777500 \h </w:instrText>
             </w:r>
             <w:r>
               <w:rPr>
@@ -7003,7 +7076,7 @@
               <w:szCs w:val="22"/>
             </w:rPr>
           </w:pPr>
-          <w:hyperlink w:anchor="_Toc230776642" w:history="1">
+          <w:hyperlink w:anchor="_Toc230777501" w:history="1">
             <w:r>
               <w:rPr>
                 <w:rStyle w:val="Hyperlink"/>
@@ -7061,7 +7134,7 @@
                 <w:noProof/>
                 <w:webHidden/>
               </w:rPr>
-              <w:instrText xml:space="preserve"> PAGEREF _Toc230776642 \h </w:instrText>
+              <w:instrText xml:space="preserve"> PAGEREF _Toc230777501 \h </w:instrText>
             </w:r>
             <w:r>
               <w:rPr>
@@ -7107,7 +7180,7 @@
               <w:szCs w:val="22"/>
             </w:rPr>
           </w:pPr>
-          <w:hyperlink w:anchor="_Toc230776643" w:history="1">
+          <w:hyperlink w:anchor="_Toc230777502" w:history="1">
             <w:r>
               <w:rPr>
                 <w:rStyle w:val="Hyperlink"/>
@@ -7165,7 +7238,7 @@
                 <w:noProof/>
                 <w:webHidden/>
               </w:rPr>
-              <w:instrText xml:space="preserve"> PAGEREF _Toc230776643 \h </w:instrText>
+              <w:instrText xml:space="preserve"> PAGEREF _Toc230777502 \h </w:instrText>
             </w:r>
             <w:r>
               <w:rPr>
@@ -7211,7 +7284,7 @@
               <w:szCs w:val="22"/>
             </w:rPr>
           </w:pPr>
-          <w:hyperlink w:anchor="_Toc230776644" w:history="1">
+          <w:hyperlink w:anchor="_Toc230777503" w:history="1">
             <w:r>
               <w:rPr>
                 <w:rStyle w:val="Hyperlink"/>
@@ -7269,7 +7342,7 @@
                 <w:noProof/>
                 <w:webHidden/>
               </w:rPr>
-              <w:instrText xml:space="preserve"> PAGEREF _Toc230776644 \h </w:instrText>
+              <w:instrText xml:space="preserve"> PAGEREF _Toc230777503 \h </w:instrText>
             </w:r>
             <w:r>
               <w:rPr>
@@ -7315,7 +7388,7 @@
               <w:szCs w:val="22"/>
             </w:rPr>
           </w:pPr>
-          <w:hyperlink w:anchor="_Toc230776645" w:history="1">
+          <w:hyperlink w:anchor="_Toc230777504" w:history="1">
             <w:r>
               <w:rPr>
                 <w:rStyle w:val="Hyperlink"/>
@@ -7359,7 +7432,7 @@
                 <w:noProof/>
                 <w:webHidden/>
               </w:rPr>
-              <w:instrText xml:space="preserve"> PAGEREF _Toc230776645 \h </w:instrText>
+              <w:instrText xml:space="preserve"> PAGEREF _Toc230777504 \h </w:instrText>
             </w:r>
             <w:r>
               <w:rPr>
@@ -7407,7 +7480,7 @@
               <w:szCs w:val="22"/>
             </w:rPr>
           </w:pPr>
-          <w:hyperlink w:anchor="_Toc230776646" w:history="1">
+          <w:hyperlink w:anchor="_Toc230777505" w:history="1">
             <w:r>
               <w:rPr>
                 <w:rStyle w:val="Hyperlink"/>
@@ -7453,7 +7526,7 @@
                 <w:noProof/>
                 <w:webHidden/>
               </w:rPr>
-              <w:instrText xml:space="preserve"> PAGEREF _Toc230776646 \h </w:instrText>
+              <w:instrText xml:space="preserve"> PAGEREF _Toc230777505 \h </w:instrText>
             </w:r>
             <w:r>
               <w:rPr>
@@ -7499,7 +7572,7 @@
               <w:szCs w:val="22"/>
             </w:rPr>
           </w:pPr>
-          <w:hyperlink w:anchor="_Toc230776647" w:history="1">
+          <w:hyperlink w:anchor="_Toc230777506" w:history="1">
             <w:r>
               <w:rPr>
                 <w:rStyle w:val="Hyperlink"/>
@@ -7549,7 +7622,7 @@
                 <w:noProof/>
                 <w:webHidden/>
               </w:rPr>
-              <w:instrText xml:space="preserve"> PAGEREF _Toc230776647 \h </w:instrText>
+              <w:instrText xml:space="preserve"> PAGEREF _Toc230777506 \h </w:instrText>
             </w:r>
             <w:r>
               <w:rPr>
@@ -7595,7 +7668,7 @@
               <w:szCs w:val="22"/>
             </w:rPr>
           </w:pPr>
-          <w:hyperlink w:anchor="_Toc230776648" w:history="1">
+          <w:hyperlink w:anchor="_Toc230777507" w:history="1">
             <w:r>
               <w:rPr>
                 <w:rStyle w:val="Hyperlink"/>
@@ -7645,7 +7718,7 @@
                 <w:noProof/>
                 <w:webHidden/>
               </w:rPr>
-              <w:instrText xml:space="preserve"> PAGEREF _Toc230776648 \h </w:instrText>
+              <w:instrText xml:space="preserve"> PAGEREF _Toc230777507 \h </w:instrText>
             </w:r>
             <w:r>
               <w:rPr>
@@ -7693,7 +7766,7 @@
               <w:szCs w:val="22"/>
             </w:rPr>
           </w:pPr>
-          <w:hyperlink w:anchor="_Toc230776649" w:history="1">
+          <w:hyperlink w:anchor="_Toc230777508" w:history="1">
             <w:r>
               <w:rPr>
                 <w:rStyle w:val="Hyperlink"/>
@@ -7739,7 +7812,7 @@
                 <w:noProof/>
                 <w:webHidden/>
               </w:rPr>
-              <w:instrText xml:space="preserve"> PAGEREF _Toc230776649 \h </w:instrText>
+              <w:instrText xml:space="preserve"> PAGEREF _Toc230777508 \h </w:instrText>
             </w:r>
             <w:r>
               <w:rPr>
@@ -7787,7 +7860,7 @@
               <w:szCs w:val="22"/>
             </w:rPr>
           </w:pPr>
-          <w:hyperlink w:anchor="_Toc230776650" w:history="1">
+          <w:hyperlink w:anchor="_Toc230777509" w:history="1">
             <w:r>
               <w:rPr>
                 <w:rStyle w:val="Hyperlink"/>
@@ -7833,7 +7906,7 @@
                 <w:noProof/>
                 <w:webHidden/>
               </w:rPr>
-              <w:instrText xml:space="preserve"> PAGEREF _Toc230776650 \h </w:instrText>
+              <w:instrText xml:space="preserve"> PAGEREF _Toc230777509 \h </w:instrText>
             </w:r>
             <w:r>
               <w:rPr>
@@ -7881,7 +7954,7 @@
               <w:szCs w:val="22"/>
             </w:rPr>
           </w:pPr>
-          <w:hyperlink w:anchor="_Toc230776651" w:history="1">
+          <w:hyperlink w:anchor="_Toc230777510" w:history="1">
             <w:r>
               <w:rPr>
                 <w:rStyle w:val="Hyperlink"/>
@@ -7927,7 +8000,7 @@
                 <w:noProof/>
                 <w:webHidden/>
               </w:rPr>
-              <w:instrText xml:space="preserve"> PAGEREF _Toc230776651 \h </w:instrText>
+              <w:instrText xml:space="preserve"> PAGEREF _Toc230777510 \h </w:instrText>
             </w:r>
             <w:r>
               <w:rPr>
@@ -7973,7 +8046,7 @@
               <w:szCs w:val="22"/>
             </w:rPr>
           </w:pPr>
-          <w:hyperlink w:anchor="_Toc230776652" w:history="1">
+          <w:hyperlink w:anchor="_Toc230777511" w:history="1">
             <w:r>
               <w:rPr>
                 <w:rStyle w:val="Hyperlink"/>
@@ -8017,7 +8090,7 @@
                 <w:noProof/>
                 <w:webHidden/>
               </w:rPr>
-              <w:instrText xml:space="preserve"> PAGEREF _Toc230776652 \h </w:instrText>
+              <w:instrText xml:space="preserve"> PAGEREF _Toc230777511 \h </w:instrText>
             </w:r>
             <w:r>
               <w:rPr>
@@ -8063,7 +8136,7 @@
               <w:szCs w:val="22"/>
             </w:rPr>
           </w:pPr>
-          <w:hyperlink w:anchor="_Toc230776653" w:history="1">
+          <w:hyperlink w:anchor="_Toc230777512" w:history="1">
             <w:r>
               <w:rPr>
                 <w:rStyle w:val="Hyperlink"/>
@@ -8113,7 +8186,7 @@
                 <w:noProof/>
                 <w:webHidden/>
               </w:rPr>
-              <w:instrText xml:space="preserve"> PAGEREF _Toc230776653 \h </w:instrText>
+              <w:instrText xml:space="preserve"> PAGEREF _Toc230777512 \h </w:instrText>
             </w:r>
             <w:r>
               <w:rPr>
@@ -8159,7 +8232,7 @@
               <w:szCs w:val="22"/>
             </w:rPr>
           </w:pPr>
-          <w:hyperlink w:anchor="_Toc230776654" w:history="1">
+          <w:hyperlink w:anchor="_Toc230777513" w:history="1">
             <w:r>
               <w:rPr>
                 <w:rStyle w:val="Hyperlink"/>
@@ -8209,7 +8282,7 @@
                 <w:noProof/>
                 <w:webHidden/>
               </w:rPr>
-              <w:instrText xml:space="preserve"> PAGEREF _Toc230776654 \h </w:instrText>
+              <w:instrText xml:space="preserve"> PAGEREF _Toc230777513 \h </w:instrText>
             </w:r>
             <w:r>
               <w:rPr>
@@ -8255,7 +8328,7 @@
               <w:szCs w:val="22"/>
             </w:rPr>
           </w:pPr>
-          <w:hyperlink w:anchor="_Toc230776655" w:history="1">
+          <w:hyperlink w:anchor="_Toc230777514" w:history="1">
             <w:r>
               <w:rPr>
                 <w:rStyle w:val="Hyperlink"/>
@@ -8305,7 +8378,7 @@
                 <w:noProof/>
                 <w:webHidden/>
               </w:rPr>
-              <w:instrText xml:space="preserve"> PAGEREF _Toc230776655 \h </w:instrText>
+              <w:instrText xml:space="preserve"> PAGEREF _Toc230777514 \h </w:instrText>
             </w:r>
             <w:r>
               <w:rPr>
@@ -8351,7 +8424,7 @@
               <w:szCs w:val="22"/>
             </w:rPr>
           </w:pPr>
-          <w:hyperlink w:anchor="_Toc230776656" w:history="1">
+          <w:hyperlink w:anchor="_Toc230777515" w:history="1">
             <w:r>
               <w:rPr>
                 <w:rStyle w:val="Hyperlink"/>
@@ -8401,7 +8474,7 @@
                 <w:noProof/>
                 <w:webHidden/>
               </w:rPr>
-              <w:instrText xml:space="preserve"> PAGEREF _Toc230776656 \h </w:instrText>
+              <w:instrText xml:space="preserve"> PAGEREF _Toc230777515 \h </w:instrText>
             </w:r>
             <w:r>
               <w:rPr>
@@ -8449,7 +8522,7 @@
               <w:szCs w:val="22"/>
             </w:rPr>
           </w:pPr>
-          <w:hyperlink w:anchor="_Toc230776657" w:history="1">
+          <w:hyperlink w:anchor="_Toc230777516" w:history="1">
             <w:r>
               <w:rPr>
                 <w:rStyle w:val="Hyperlink"/>
@@ -8495,7 +8568,7 @@
                 <w:noProof/>
                 <w:webHidden/>
               </w:rPr>
-              <w:instrText xml:space="preserve"> PAGEREF _Toc230776657 \h </w:instrText>
+              <w:instrText xml:space="preserve"> PAGEREF _Toc230777516 \h </w:instrText>
             </w:r>
             <w:r>
               <w:rPr>
@@ -8543,7 +8616,7 @@
               <w:szCs w:val="22"/>
             </w:rPr>
           </w:pPr>
-          <w:hyperlink w:anchor="_Toc230776658" w:history="1">
+          <w:hyperlink w:anchor="_Toc230777517" w:history="1">
             <w:r>
               <w:rPr>
                 <w:rStyle w:val="Hyperlink"/>
@@ -8589,7 +8662,7 @@
                 <w:noProof/>
                 <w:webHidden/>
               </w:rPr>
-              <w:instrText xml:space="preserve"> PAGEREF _Toc230776658 \h </w:instrText>
+              <w:instrText xml:space="preserve"> PAGEREF _Toc230777517 \h </w:instrText>
             </w:r>
             <w:r>
               <w:rPr>
@@ -8635,7 +8708,7 @@
               <w:szCs w:val="22"/>
             </w:rPr>
           </w:pPr>
-          <w:hyperlink w:anchor="_Toc230776659" w:history="1">
+          <w:hyperlink w:anchor="_Toc230777518" w:history="1">
             <w:r>
               <w:rPr>
                 <w:rStyle w:val="Hyperlink"/>
@@ -8679,7 +8752,7 @@
                 <w:noProof/>
                 <w:webHidden/>
               </w:rPr>
-              <w:instrText xml:space="preserve"> PAGEREF _Toc230776659 \h </w:instrText>
+              <w:instrText xml:space="preserve"> PAGEREF _Toc230777518 \h </w:instrText>
             </w:r>
             <w:r>
               <w:rPr>
@@ -8725,7 +8798,7 @@
               <w:szCs w:val="22"/>
             </w:rPr>
           </w:pPr>
-          <w:hyperlink w:anchor="_Toc230776660" w:history="1">
+          <w:hyperlink w:anchor="_Toc230777519" w:history="1">
             <w:r>
               <w:rPr>
                 <w:rStyle w:val="Hyperlink"/>
@@ -8769,7 +8842,7 @@
                 <w:noProof/>
                 <w:webHidden/>
               </w:rPr>
-              <w:instrText xml:space="preserve"> PAGEREF _Toc230776660 \h </w:instrText>
+              <w:instrText xml:space="preserve"> PAGEREF _Toc230777519 \h </w:instrText>
             </w:r>
             <w:r>
               <w:rPr>
@@ -8815,7 +8888,7 @@
               <w:szCs w:val="22"/>
             </w:rPr>
           </w:pPr>
-          <w:hyperlink w:anchor="_Toc230776661" w:history="1">
+          <w:hyperlink w:anchor="_Toc230777520" w:history="1">
             <w:r>
               <w:rPr>
                 <w:rStyle w:val="Hyperlink"/>
@@ -8859,7 +8932,7 @@
                 <w:noProof/>
                 <w:webHidden/>
               </w:rPr>
-              <w:instrText xml:space="preserve"> PAGEREF _Toc230776661 \h </w:instrText>
+              <w:instrText xml:space="preserve"> PAGEREF _Toc230777520 \h </w:instrText>
             </w:r>
             <w:r>
               <w:rPr>
@@ -8905,7 +8978,7 @@
               <w:szCs w:val="22"/>
             </w:rPr>
           </w:pPr>
-          <w:hyperlink w:anchor="_Toc230776662" w:history="1">
+          <w:hyperlink w:anchor="_Toc230777521" w:history="1">
             <w:r>
               <w:rPr>
                 <w:rStyle w:val="Hyperlink"/>
@@ -8949,7 +9022,7 @@
                 <w:noProof/>
                 <w:webHidden/>
               </w:rPr>
-              <w:instrText xml:space="preserve"> PAGEREF _Toc230776662 \h </w:instrText>
+              <w:instrText xml:space="preserve"> PAGEREF _Toc230777521 \h </w:instrText>
             </w:r>
             <w:r>
               <w:rPr>
@@ -8995,7 +9068,7 @@
               <w:szCs w:val="22"/>
             </w:rPr>
           </w:pPr>
-          <w:hyperlink w:anchor="_Toc230776663" w:history="1">
+          <w:hyperlink w:anchor="_Toc230777522" w:history="1">
             <w:r>
               <w:rPr>
                 <w:rStyle w:val="Hyperlink"/>
@@ -9039,7 +9112,7 @@
                 <w:noProof/>
                 <w:webHidden/>
               </w:rPr>
-              <w:instrText xml:space="preserve"> PAGEREF _Toc230776663 \h </w:instrText>
+              <w:instrText xml:space="preserve"> PAGEREF _Toc230777522 \h </w:instrText>
             </w:r>
             <w:r>
               <w:rPr>
@@ -9087,7 +9160,7 @@
               <w:szCs w:val="22"/>
             </w:rPr>
           </w:pPr>
-          <w:hyperlink w:anchor="_Toc230776664" w:history="1">
+          <w:hyperlink w:anchor="_Toc230777523" w:history="1">
             <w:r>
               <w:rPr>
                 <w:rStyle w:val="Hyperlink"/>
@@ -9133,7 +9206,7 @@
                 <w:noProof/>
                 <w:webHidden/>
               </w:rPr>
-              <w:instrText xml:space="preserve"> PAGEREF _Toc230776664 \h </w:instrText>
+              <w:instrText xml:space="preserve"> PAGEREF _Toc230777523 \h </w:instrText>
             </w:r>
             <w:r>
               <w:rPr>
@@ -9179,7 +9252,7 @@
               <w:szCs w:val="22"/>
             </w:rPr>
           </w:pPr>
-          <w:hyperlink w:anchor="_Toc230776665" w:history="1">
+          <w:hyperlink w:anchor="_Toc230777524" w:history="1">
             <w:r>
               <w:rPr>
                 <w:rStyle w:val="Hyperlink"/>
@@ -9223,7 +9296,7 @@
                 <w:noProof/>
                 <w:webHidden/>
               </w:rPr>
-              <w:instrText xml:space="preserve"> PAGEREF _Toc230776665 \h </w:instrText>
+              <w:instrText xml:space="preserve"> PAGEREF _Toc230777524 \h </w:instrText>
             </w:r>
             <w:r>
               <w:rPr>
@@ -9269,7 +9342,7 @@
               <w:szCs w:val="22"/>
             </w:rPr>
           </w:pPr>
-          <w:hyperlink w:anchor="_Toc230776666" w:history="1">
+          <w:hyperlink w:anchor="_Toc230777525" w:history="1">
             <w:r>
               <w:rPr>
                 <w:rStyle w:val="Hyperlink"/>
@@ -9313,7 +9386,7 @@
                 <w:noProof/>
                 <w:webHidden/>
               </w:rPr>
-              <w:instrText xml:space="preserve"> PAGEREF _Toc230776666 \h </w:instrText>
+              <w:instrText xml:space="preserve"> PAGEREF _Toc230777525 \h </w:instrText>
             </w:r>
             <w:r>
               <w:rPr>
@@ -9359,7 +9432,7 @@
               <w:szCs w:val="22"/>
             </w:rPr>
           </w:pPr>
-          <w:hyperlink w:anchor="_Toc230776667" w:history="1">
+          <w:hyperlink w:anchor="_Toc230777526" w:history="1">
             <w:r>
               <w:rPr>
                 <w:rStyle w:val="Hyperlink"/>
@@ -9403,7 +9476,7 @@
                 <w:noProof/>
                 <w:webHidden/>
               </w:rPr>
-              <w:instrText xml:space="preserve"> PAGEREF _Toc230776667 \h </w:instrText>
+              <w:instrText xml:space="preserve"> PAGEREF _Toc230777526 \h </w:instrText>
             </w:r>
             <w:r>
               <w:rPr>
@@ -9449,7 +9522,7 @@
               <w:szCs w:val="22"/>
             </w:rPr>
           </w:pPr>
-          <w:hyperlink w:anchor="_Toc230776668" w:history="1">
+          <w:hyperlink w:anchor="_Toc230777527" w:history="1">
             <w:r>
               <w:rPr>
                 <w:rStyle w:val="Hyperlink"/>
@@ -9493,7 +9566,7 @@
                 <w:noProof/>
                 <w:webHidden/>
               </w:rPr>
-              <w:instrText xml:space="preserve"> PAGEREF _Toc230776668 \h </w:instrText>
+              <w:instrText xml:space="preserve"> PAGEREF _Toc230777527 \h </w:instrText>
             </w:r>
             <w:r>
               <w:rPr>
@@ -9541,7 +9614,7 @@
               <w:szCs w:val="22"/>
             </w:rPr>
           </w:pPr>
-          <w:hyperlink w:anchor="_Toc230776669" w:history="1">
+          <w:hyperlink w:anchor="_Toc230777528" w:history="1">
             <w:r>
               <w:rPr>
                 <w:rStyle w:val="Hyperlink"/>
@@ -9587,7 +9660,7 @@
                 <w:noProof/>
                 <w:webHidden/>
               </w:rPr>
-              <w:instrText xml:space="preserve"> PAGEREF _Toc230776669 \h </w:instrText>
+              <w:instrText xml:space="preserve"> PAGEREF _Toc230777528 \h </w:instrText>
             </w:r>
             <w:r>
               <w:rPr>
@@ -9633,7 +9706,7 @@
               <w:szCs w:val="22"/>
             </w:rPr>
           </w:pPr>
-          <w:hyperlink w:anchor="_Toc230776670" w:history="1">
+          <w:hyperlink w:anchor="_Toc230777529" w:history="1">
             <w:r>
               <w:rPr>
                 <w:rStyle w:val="Hyperlink"/>
@@ -9678,7 +9751,7 @@
                 <w:noProof/>
                 <w:webHidden/>
               </w:rPr>
-              <w:instrText xml:space="preserve"> PAGEREF _Toc230776670 \h </w:instrText>
+              <w:instrText xml:space="preserve"> PAGEREF _Toc230777529 \h </w:instrText>
             </w:r>
             <w:r>
               <w:rPr>
@@ -9724,7 +9797,7 @@
               <w:szCs w:val="22"/>
             </w:rPr>
           </w:pPr>
-          <w:hyperlink w:anchor="_Toc230776671" w:history="1">
+          <w:hyperlink w:anchor="_Toc230777530" w:history="1">
             <w:r>
               <w:rPr>
                 <w:rStyle w:val="Hyperlink"/>
@@ -9769,7 +9842,7 @@
                 <w:noProof/>
                 <w:webHidden/>
               </w:rPr>
-              <w:instrText xml:space="preserve"> PAGEREF _Toc230776671 \h </w:instrText>
+              <w:instrText xml:space="preserve"> PAGEREF _Toc230777530 \h </w:instrText>
             </w:r>
             <w:r>
               <w:rPr>
@@ -9815,7 +9888,7 @@
               <w:szCs w:val="22"/>
             </w:rPr>
           </w:pPr>
-          <w:hyperlink w:anchor="_Toc230776672" w:history="1">
+          <w:hyperlink w:anchor="_Toc230777531" w:history="1">
             <w:r>
               <w:rPr>
                 <w:rStyle w:val="Hyperlink"/>
@@ -9860,7 +9933,7 @@
                 <w:noProof/>
                 <w:webHidden/>
               </w:rPr>
-              <w:instrText xml:space="preserve"> PAGEREF _Toc230776672 \h </w:instrText>
+              <w:instrText xml:space="preserve"> PAGEREF _Toc230777531 \h </w:instrText>
             </w:r>
             <w:r>
               <w:rPr>
@@ -9908,7 +9981,7 @@
               <w:szCs w:val="22"/>
             </w:rPr>
           </w:pPr>
-          <w:hyperlink w:anchor="_Toc230776673" w:history="1">
+          <w:hyperlink w:anchor="_Toc230777532" w:history="1">
             <w:r>
               <w:rPr>
                 <w:rStyle w:val="Hyperlink"/>
@@ -9954,7 +10027,7 @@
                 <w:noProof/>
                 <w:webHidden/>
               </w:rPr>
-              <w:instrText xml:space="preserve"> PAGEREF _Toc230776673 \h </w:instrText>
+              <w:instrText xml:space="preserve"> PAGEREF _Toc230777532 \h </w:instrText>
             </w:r>
             <w:r>
               <w:rPr>
@@ -10002,7 +10075,7 @@
               <w:szCs w:val="22"/>
             </w:rPr>
           </w:pPr>
-          <w:hyperlink w:anchor="_Toc230776674" w:history="1">
+          <w:hyperlink w:anchor="_Toc230777533" w:history="1">
             <w:r>
               <w:rPr>
                 <w:rStyle w:val="Hyperlink"/>
@@ -10049,7 +10122,7 @@
                 <w:noProof/>
                 <w:webHidden/>
               </w:rPr>
-              <w:instrText xml:space="preserve"> PAGEREF _Toc230776674 \h </w:instrText>
+              <w:instrText xml:space="preserve"> PAGEREF _Toc230777533 \h </w:instrText>
             </w:r>
             <w:r>
               <w:rPr>
@@ -10097,7 +10170,7 @@
               <w:szCs w:val="22"/>
             </w:rPr>
           </w:pPr>
-          <w:hyperlink w:anchor="_Toc230776675" w:history="1">
+          <w:hyperlink w:anchor="_Toc230777534" w:history="1">
             <w:r>
               <w:rPr>
                 <w:rStyle w:val="Hyperlink"/>
@@ -10143,7 +10216,7 @@
                 <w:noProof/>
                 <w:webHidden/>
               </w:rPr>
-              <w:instrText xml:space="preserve"> PAGEREF _Toc230776675 \h </w:instrText>
+              <w:instrText xml:space="preserve"> PAGEREF _Toc230777534 \h </w:instrText>
             </w:r>
             <w:r>
               <w:rPr>
@@ -10163,7 +10236,7 @@
                 <w:noProof/>
                 <w:webHidden/>
               </w:rPr>
-              <w:t>54</w:t>
+              <w:t>55</w:t>
             </w:r>
             <w:r>
               <w:rPr>
@@ -10190,7 +10263,7 @@
               <w:szCs w:val="22"/>
             </w:rPr>
           </w:pPr>
-          <w:hyperlink w:anchor="_Toc230776676" w:history="1">
+          <w:hyperlink w:anchor="_Toc230777535" w:history="1">
             <w:r>
               <w:rPr>
                 <w:rStyle w:val="Hyperlink"/>
@@ -10217,7 +10290,7 @@
                 <w:noProof/>
                 <w:webHidden/>
               </w:rPr>
-              <w:instrText xml:space="preserve"> PAGEREF _Toc230776676 \h </w:instrText>
+              <w:instrText xml:space="preserve"> PAGEREF _Toc230777535 \h </w:instrText>
             </w:r>
             <w:r>
               <w:rPr>
@@ -10237,7 +10310,7 @@
                 <w:noProof/>
                 <w:webHidden/>
               </w:rPr>
-              <w:t>55</w:t>
+              <w:t>56</w:t>
             </w:r>
             <w:r>
               <w:rPr>
@@ -10293,7 +10366,7 @@
           <w:lang w:val="pt-BR"/>
         </w:rPr>
       </w:pPr>
-      <w:bookmarkStart w:id="0" w:name="_Toc230776611"/>
+      <w:bookmarkStart w:id="1" w:name="_Toc230777470"/>
       <w:r>
         <w:rPr>
           <w:lang w:val="pt-BR"/>
@@ -10301,17 +10374,17 @@
         <w:lastRenderedPageBreak/>
         <w:t>Descrição da Aplicação Web</w:t>
       </w:r>
-      <w:bookmarkEnd w:id="0"/>
+      <w:bookmarkEnd w:id="1"/>
     </w:p>
     <w:p>
       <w:pPr>
         <w:pStyle w:val="Ttulo2"/>
       </w:pPr>
-      <w:bookmarkStart w:id="1" w:name="_Toc230776612"/>
+      <w:bookmarkStart w:id="2" w:name="_Toc230777471"/>
       <w:r>
         <w:t>Introdução</w:t>
       </w:r>
-      <w:bookmarkEnd w:id="1"/>
+      <w:bookmarkEnd w:id="2"/>
     </w:p>
     <w:p>
       <w:r>
@@ -10337,20 +10410,20 @@
       <w:pPr>
         <w:pStyle w:val="Ttulo2"/>
       </w:pPr>
-      <w:bookmarkStart w:id="2" w:name="_Toc165310847"/>
-      <w:bookmarkStart w:id="3" w:name="_Toc182927330"/>
-      <w:bookmarkStart w:id="4" w:name="_Toc275318808"/>
-      <w:bookmarkStart w:id="5" w:name="_Toc230776613"/>
+      <w:bookmarkStart w:id="3" w:name="_Toc165310847"/>
+      <w:bookmarkStart w:id="4" w:name="_Toc182927330"/>
+      <w:bookmarkStart w:id="5" w:name="_Toc275318808"/>
+      <w:bookmarkStart w:id="6" w:name="_Toc230777472"/>
       <w:r>
         <w:t>Métodos</w:t>
       </w:r>
       <w:r>
         <w:t xml:space="preserve"> utilizados</w:t>
       </w:r>
-      <w:bookmarkEnd w:id="2"/>
       <w:bookmarkEnd w:id="3"/>
       <w:bookmarkEnd w:id="4"/>
       <w:bookmarkEnd w:id="5"/>
+      <w:bookmarkEnd w:id="6"/>
     </w:p>
     <w:p>
       <w:r>
@@ -10390,7 +10463,7 @@
           <w:bCs/>
         </w:rPr>
       </w:pPr>
-      <w:bookmarkStart w:id="6" w:name="_Toc165310848"/>
+      <w:bookmarkStart w:id="7" w:name="_Toc165310848"/>
       <w:r>
         <w:rPr>
           <w:b/>
@@ -10398,7 +10471,7 @@
         </w:rPr>
         <w:t>Linguagens de Programação</w:t>
       </w:r>
-      <w:bookmarkEnd w:id="6"/>
+      <w:bookmarkEnd w:id="7"/>
     </w:p>
     <w:p>
       <w:pPr>
@@ -10450,7 +10523,7 @@
           <w:bCs/>
         </w:rPr>
       </w:pPr>
-      <w:bookmarkStart w:id="7" w:name="_Toc165310849"/>
+      <w:bookmarkStart w:id="8" w:name="_Toc165310849"/>
       <w:r>
         <w:rPr>
           <w:b/>
@@ -10458,7 +10531,7 @@
         </w:rPr>
         <w:t>Frameworks e Bibliotecas</w:t>
       </w:r>
-      <w:bookmarkEnd w:id="7"/>
+      <w:bookmarkEnd w:id="8"/>
     </w:p>
     <w:p>
       <w:pPr>
@@ -10596,7 +10669,7 @@
           <w:szCs w:val="24"/>
         </w:rPr>
       </w:pPr>
-      <w:bookmarkStart w:id="8" w:name="_Toc165310851"/>
+      <w:bookmarkStart w:id="9" w:name="_Toc165310851"/>
       <w:r>
         <w:rPr>
           <w:rFonts w:eastAsia="Arial" w:cs="Arial"/>
@@ -10681,7 +10754,7 @@
         </w:rPr>
         <w:t>:</w:t>
       </w:r>
-      <w:bookmarkEnd w:id="8"/>
+      <w:bookmarkEnd w:id="9"/>
     </w:p>
     <w:p>
       <w:r>
@@ -10752,7 +10825,7 @@
           <w:szCs w:val="24"/>
         </w:rPr>
       </w:pPr>
-      <w:bookmarkStart w:id="9" w:name="_Toc165310852"/>
+      <w:bookmarkStart w:id="10" w:name="_Toc165310852"/>
     </w:p>
     <w:p>
       <w:pPr>
@@ -10772,7 +10845,7 @@
         </w:rPr>
         <w:t>Ferramentas de Controle de Versão:</w:t>
       </w:r>
-      <w:bookmarkEnd w:id="9"/>
+      <w:bookmarkEnd w:id="10"/>
     </w:p>
     <w:p>
       <w:pPr>
@@ -10849,7 +10922,7 @@
           <w:bCs/>
         </w:rPr>
       </w:pPr>
-      <w:bookmarkStart w:id="10" w:name="_Toc165310853"/>
+      <w:bookmarkStart w:id="11" w:name="_Toc165310853"/>
       <w:r>
         <w:rPr>
           <w:b/>
@@ -10857,7 +10930,7 @@
         </w:rPr>
         <w:t>Modelo de Processo de Desenvolvimento</w:t>
       </w:r>
-      <w:bookmarkEnd w:id="10"/>
+      <w:bookmarkEnd w:id="11"/>
       <w:r>
         <w:rPr>
           <w:b/>
@@ -10891,7 +10964,7 @@
           <w:bCs/>
         </w:rPr>
       </w:pPr>
-      <w:bookmarkStart w:id="11" w:name="_Toc165310854"/>
+      <w:bookmarkStart w:id="12" w:name="_Toc165310854"/>
       <w:r>
         <w:rPr>
           <w:b/>
@@ -10915,7 +10988,7 @@
         <w:lastRenderedPageBreak/>
         <w:t>Prototipagem:</w:t>
       </w:r>
-      <w:bookmarkEnd w:id="11"/>
+      <w:bookmarkEnd w:id="12"/>
       <w:r>
         <w:rPr>
           <w:b/>
@@ -10961,11 +11034,11 @@
       <w:pPr>
         <w:pStyle w:val="Ttulo2"/>
       </w:pPr>
-      <w:bookmarkStart w:id="12" w:name="_Toc230776614"/>
+      <w:bookmarkStart w:id="13" w:name="_Toc230777473"/>
       <w:r>
         <w:t>Cronograma do projeto</w:t>
       </w:r>
-      <w:bookmarkEnd w:id="12"/>
+      <w:bookmarkEnd w:id="13"/>
     </w:p>
     <w:p>
       <w:r>
@@ -11030,12 +11103,12 @@
           <w:lang w:val="pt-BR"/>
         </w:rPr>
       </w:pPr>
-      <w:bookmarkStart w:id="13" w:name="_Toc331506313"/>
-      <w:bookmarkStart w:id="14" w:name="_Toc331507621"/>
-      <w:bookmarkStart w:id="15" w:name="_Toc165310856"/>
-      <w:bookmarkStart w:id="16" w:name="_Toc182927332"/>
-      <w:bookmarkStart w:id="17" w:name="_Toc1365652471"/>
-      <w:bookmarkStart w:id="18" w:name="_Toc230776615"/>
+      <w:bookmarkStart w:id="14" w:name="_Toc331506313"/>
+      <w:bookmarkStart w:id="15" w:name="_Toc331507621"/>
+      <w:bookmarkStart w:id="16" w:name="_Toc165310856"/>
+      <w:bookmarkStart w:id="17" w:name="_Toc182927332"/>
+      <w:bookmarkStart w:id="18" w:name="_Toc1365652471"/>
+      <w:bookmarkStart w:id="19" w:name="_Toc230777474"/>
       <w:r>
         <w:rPr>
           <w:lang w:val="pt-BR"/>
@@ -11043,28 +11116,28 @@
         <w:lastRenderedPageBreak/>
         <w:t>Objetivos</w:t>
       </w:r>
-      <w:bookmarkEnd w:id="13"/>
       <w:bookmarkEnd w:id="14"/>
       <w:bookmarkEnd w:id="15"/>
       <w:bookmarkEnd w:id="16"/>
       <w:bookmarkEnd w:id="17"/>
       <w:bookmarkEnd w:id="18"/>
+      <w:bookmarkEnd w:id="19"/>
     </w:p>
     <w:p>
       <w:pPr>
         <w:pStyle w:val="Ttulo2"/>
       </w:pPr>
-      <w:bookmarkStart w:id="19" w:name="_Toc165310857"/>
-      <w:bookmarkStart w:id="20" w:name="_Toc182927333"/>
-      <w:bookmarkStart w:id="21" w:name="_Toc1600256300"/>
-      <w:bookmarkStart w:id="22" w:name="_Toc230776616"/>
+      <w:bookmarkStart w:id="20" w:name="_Toc165310857"/>
+      <w:bookmarkStart w:id="21" w:name="_Toc182927333"/>
+      <w:bookmarkStart w:id="22" w:name="_Toc1600256300"/>
+      <w:bookmarkStart w:id="23" w:name="_Toc230777475"/>
       <w:r>
         <w:t>Geral</w:t>
       </w:r>
-      <w:bookmarkEnd w:id="19"/>
       <w:bookmarkEnd w:id="20"/>
       <w:bookmarkEnd w:id="21"/>
       <w:bookmarkEnd w:id="22"/>
+      <w:bookmarkEnd w:id="23"/>
     </w:p>
     <w:p>
       <w:pPr>
@@ -11144,18 +11217,18 @@
       <w:pPr>
         <w:pStyle w:val="Ttulo2"/>
       </w:pPr>
-      <w:bookmarkStart w:id="23" w:name="_Toc182927334"/>
-      <w:bookmarkStart w:id="24" w:name="_Toc997807490"/>
-      <w:bookmarkStart w:id="25" w:name="_Toc230776617"/>
+      <w:bookmarkStart w:id="24" w:name="_Toc182927334"/>
+      <w:bookmarkStart w:id="25" w:name="_Toc997807490"/>
+      <w:bookmarkStart w:id="26" w:name="_Toc230777476"/>
       <w:r>
         <w:t>Especí</w:t>
       </w:r>
       <w:r>
         <w:t>ficos</w:t>
       </w:r>
-      <w:bookmarkEnd w:id="23"/>
       <w:bookmarkEnd w:id="24"/>
       <w:bookmarkEnd w:id="25"/>
+      <w:bookmarkEnd w:id="26"/>
     </w:p>
     <w:p>
       <w:pPr>
@@ -11370,8 +11443,8 @@
           <w:caps/>
         </w:rPr>
       </w:pPr>
-      <w:bookmarkStart w:id="26" w:name="_Toc331506323"/>
-      <w:bookmarkStart w:id="27" w:name="_Toc331507631"/>
+      <w:bookmarkStart w:id="27" w:name="_Toc331506323"/>
+      <w:bookmarkStart w:id="28" w:name="_Toc331507631"/>
       <w:r>
         <w:br w:type="page"/>
       </w:r>
@@ -11383,7 +11456,7 @@
           <w:lang w:val="pt-BR"/>
         </w:rPr>
       </w:pPr>
-      <w:bookmarkStart w:id="28" w:name="_Toc230776618"/>
+      <w:bookmarkStart w:id="29" w:name="_Toc230777477"/>
       <w:r>
         <w:rPr>
           <w:lang w:val="pt-BR"/>
@@ -11391,7 +11464,7 @@
         <w:lastRenderedPageBreak/>
         <w:t>Documento de Requisitos</w:t>
       </w:r>
-      <w:bookmarkEnd w:id="28"/>
+      <w:bookmarkEnd w:id="29"/>
     </w:p>
     <w:p>
       <w:r>
@@ -11411,11 +11484,11 @@
       <w:pPr>
         <w:pStyle w:val="Ttulo2"/>
       </w:pPr>
-      <w:bookmarkStart w:id="29" w:name="_Toc230776619"/>
+      <w:bookmarkStart w:id="30" w:name="_Toc230777478"/>
       <w:r>
         <w:t>Histórias do Usuário</w:t>
       </w:r>
-      <w:bookmarkEnd w:id="29"/>
+      <w:bookmarkEnd w:id="30"/>
     </w:p>
     <w:p>
       <w:pPr>
@@ -11734,11 +11807,11 @@
       <w:pPr>
         <w:pStyle w:val="Ttulo2"/>
       </w:pPr>
-      <w:bookmarkStart w:id="30" w:name="_Toc230776620"/>
+      <w:bookmarkStart w:id="31" w:name="_Toc230777479"/>
       <w:r>
         <w:t>Requisitos Funcionais</w:t>
       </w:r>
-      <w:bookmarkEnd w:id="30"/>
+      <w:bookmarkEnd w:id="31"/>
     </w:p>
     <w:p>
       <w:r>
@@ -11754,7 +11827,7 @@
       <w:pPr>
         <w:pStyle w:val="Ttulo3"/>
       </w:pPr>
-      <w:bookmarkStart w:id="31" w:name="_Toc230776621"/>
+      <w:bookmarkStart w:id="32" w:name="_Toc230777480"/>
       <w:r>
         <w:t xml:space="preserve">RF1 </w:t>
       </w:r>
@@ -11767,7 +11840,7 @@
       <w:r>
         <w:t>Criar Agendamento</w:t>
       </w:r>
-      <w:bookmarkEnd w:id="31"/>
+      <w:bookmarkEnd w:id="32"/>
     </w:p>
     <w:p>
       <w:pPr>
@@ -11823,7 +11896,7 @@
       <w:pPr>
         <w:pStyle w:val="Ttulo3"/>
       </w:pPr>
-      <w:bookmarkStart w:id="32" w:name="_Toc230776622"/>
+      <w:bookmarkStart w:id="33" w:name="_Toc230777481"/>
       <w:r>
         <w:t xml:space="preserve">RF2 </w:t>
       </w:r>
@@ -11839,7 +11912,7 @@
         </w:rPr>
         <w:t>Editar Agendamento</w:t>
       </w:r>
-      <w:bookmarkEnd w:id="32"/>
+      <w:bookmarkEnd w:id="33"/>
     </w:p>
     <w:p>
       <w:pPr>
@@ -11870,7 +11943,7 @@
       <w:pPr>
         <w:pStyle w:val="Ttulo3"/>
       </w:pPr>
-      <w:bookmarkStart w:id="33" w:name="_Toc230776623"/>
+      <w:bookmarkStart w:id="34" w:name="_Toc230777482"/>
       <w:r>
         <w:t>RF</w:t>
       </w:r>
@@ -11886,7 +11959,7 @@
       <w:r>
         <w:t>Cancelar Agendamento</w:t>
       </w:r>
-      <w:bookmarkEnd w:id="33"/>
+      <w:bookmarkEnd w:id="34"/>
     </w:p>
     <w:p>
       <w:pPr>
@@ -11915,7 +11988,7 @@
       <w:pPr>
         <w:pStyle w:val="Ttulo3"/>
       </w:pPr>
-      <w:bookmarkStart w:id="34" w:name="_Toc230776624"/>
+      <w:bookmarkStart w:id="35" w:name="_Toc230777483"/>
       <w:r>
         <w:t>RF</w:t>
       </w:r>
@@ -11925,7 +11998,7 @@
       <w:r>
         <w:t xml:space="preserve"> – Concluir Agendamento</w:t>
       </w:r>
-      <w:bookmarkEnd w:id="34"/>
+      <w:bookmarkEnd w:id="35"/>
     </w:p>
     <w:p>
       <w:pPr>
@@ -11954,7 +12027,7 @@
       <w:pPr>
         <w:pStyle w:val="Ttulo3"/>
       </w:pPr>
-      <w:bookmarkStart w:id="35" w:name="_Toc230776625"/>
+      <w:bookmarkStart w:id="36" w:name="_Toc230777484"/>
       <w:r>
         <w:t>RF</w:t>
       </w:r>
@@ -11964,7 +12037,7 @@
       <w:r>
         <w:t xml:space="preserve"> – Visualizar Agenda</w:t>
       </w:r>
-      <w:bookmarkEnd w:id="35"/>
+      <w:bookmarkEnd w:id="36"/>
     </w:p>
     <w:p>
       <w:pPr>
@@ -12005,7 +12078,7 @@
       <w:pPr>
         <w:pStyle w:val="Ttulo3"/>
       </w:pPr>
-      <w:bookmarkStart w:id="36" w:name="_Toc230776626"/>
+      <w:bookmarkStart w:id="37" w:name="_Toc230777485"/>
       <w:r>
         <w:t>RF</w:t>
       </w:r>
@@ -12024,7 +12097,7 @@
       <w:r>
         <w:t>Cadastrar Usuário</w:t>
       </w:r>
-      <w:bookmarkEnd w:id="36"/>
+      <w:bookmarkEnd w:id="37"/>
     </w:p>
     <w:p>
       <w:pPr>
@@ -12066,7 +12139,7 @@
       <w:pPr>
         <w:pStyle w:val="Ttulo3"/>
       </w:pPr>
-      <w:bookmarkStart w:id="37" w:name="_Toc230776627"/>
+      <w:bookmarkStart w:id="38" w:name="_Toc230777486"/>
       <w:r>
         <w:t>RF</w:t>
       </w:r>
@@ -12089,7 +12162,7 @@
       <w:r>
         <w:t>Login</w:t>
       </w:r>
-      <w:bookmarkEnd w:id="37"/>
+      <w:bookmarkEnd w:id="38"/>
       <w:proofErr w:type="spellEnd"/>
     </w:p>
     <w:p>
@@ -12108,7 +12181,7 @@
       <w:pPr>
         <w:pStyle w:val="Ttulo3"/>
       </w:pPr>
-      <w:bookmarkStart w:id="38" w:name="_Toc230776628"/>
+      <w:bookmarkStart w:id="39" w:name="_Toc230777487"/>
       <w:r>
         <w:lastRenderedPageBreak/>
         <w:t>RF</w:t>
@@ -12128,7 +12201,7 @@
       <w:r>
         <w:t>Recuperar Senha</w:t>
       </w:r>
-      <w:bookmarkEnd w:id="38"/>
+      <w:bookmarkEnd w:id="39"/>
     </w:p>
     <w:p>
       <w:pPr>
@@ -12145,7 +12218,7 @@
       <w:pPr>
         <w:pStyle w:val="Ttulo3"/>
       </w:pPr>
-      <w:bookmarkStart w:id="39" w:name="_Toc230776629"/>
+      <w:bookmarkStart w:id="40" w:name="_Toc230777488"/>
       <w:r>
         <w:t>RF</w:t>
       </w:r>
@@ -12167,7 +12240,7 @@
         </w:rPr>
         <w:t>Exibir Informações do Perfil</w:t>
       </w:r>
-      <w:bookmarkEnd w:id="39"/>
+      <w:bookmarkEnd w:id="40"/>
     </w:p>
     <w:p>
       <w:pPr>
@@ -12184,7 +12257,7 @@
       <w:pPr>
         <w:pStyle w:val="Ttulo3"/>
       </w:pPr>
-      <w:bookmarkStart w:id="40" w:name="_Toc230776630"/>
+      <w:bookmarkStart w:id="41" w:name="_Toc230777489"/>
       <w:r>
         <w:t>RF</w:t>
       </w:r>
@@ -12206,7 +12279,7 @@
         </w:rPr>
         <w:t>Editar Informações do Perfil</w:t>
       </w:r>
-      <w:bookmarkEnd w:id="40"/>
+      <w:bookmarkEnd w:id="41"/>
     </w:p>
     <w:p>
       <w:pPr>
@@ -12245,7 +12318,7 @@
       <w:pPr>
         <w:pStyle w:val="Ttulo3"/>
       </w:pPr>
-      <w:bookmarkStart w:id="41" w:name="_Toc230776631"/>
+      <w:bookmarkStart w:id="42" w:name="_Toc230777490"/>
       <w:r>
         <w:t>RF1</w:t>
       </w:r>
@@ -12258,7 +12331,7 @@
       <w:r>
         <w:t>Cadastrar Cliente</w:t>
       </w:r>
-      <w:bookmarkEnd w:id="41"/>
+      <w:bookmarkEnd w:id="42"/>
     </w:p>
     <w:p>
       <w:pPr>
@@ -12314,7 +12387,7 @@
       <w:pPr>
         <w:pStyle w:val="Ttulo3"/>
       </w:pPr>
-      <w:bookmarkStart w:id="42" w:name="_Toc230776632"/>
+      <w:bookmarkStart w:id="43" w:name="_Toc230777491"/>
       <w:r>
         <w:t>RF</w:t>
       </w:r>
@@ -12324,7 +12397,7 @@
       <w:r>
         <w:t xml:space="preserve"> – Listar Clientes</w:t>
       </w:r>
-      <w:bookmarkEnd w:id="42"/>
+      <w:bookmarkEnd w:id="43"/>
     </w:p>
     <w:p>
       <w:pPr>
@@ -12341,7 +12414,7 @@
       <w:pPr>
         <w:pStyle w:val="Ttulo3"/>
       </w:pPr>
-      <w:bookmarkStart w:id="43" w:name="_Toc230776633"/>
+      <w:bookmarkStart w:id="44" w:name="_Toc230777492"/>
       <w:r>
         <w:t>RF</w:t>
       </w:r>
@@ -12351,7 +12424,7 @@
       <w:r>
         <w:t xml:space="preserve"> – Editar Cliente</w:t>
       </w:r>
-      <w:bookmarkEnd w:id="43"/>
+      <w:bookmarkEnd w:id="44"/>
     </w:p>
     <w:p>
       <w:pPr>
@@ -12368,7 +12441,7 @@
       <w:pPr>
         <w:pStyle w:val="Ttulo3"/>
       </w:pPr>
-      <w:bookmarkStart w:id="44" w:name="_Toc230776634"/>
+      <w:bookmarkStart w:id="45" w:name="_Toc230777493"/>
       <w:r>
         <w:t>RF1</w:t>
       </w:r>
@@ -12387,7 +12460,7 @@
       <w:r>
         <w:t>Histórico de Cliente</w:t>
       </w:r>
-      <w:bookmarkEnd w:id="44"/>
+      <w:bookmarkEnd w:id="45"/>
     </w:p>
     <w:p>
       <w:pPr>
@@ -12404,7 +12477,7 @@
       <w:pPr>
         <w:pStyle w:val="Ttulo3"/>
       </w:pPr>
-      <w:bookmarkStart w:id="45" w:name="_Toc230776635"/>
+      <w:bookmarkStart w:id="46" w:name="_Toc230777494"/>
       <w:r>
         <w:t>RF</w:t>
       </w:r>
@@ -12429,7 +12502,7 @@
         </w:rPr>
         <w:t>Cadastrar Tipo do Serviço</w:t>
       </w:r>
-      <w:bookmarkEnd w:id="45"/>
+      <w:bookmarkEnd w:id="46"/>
     </w:p>
     <w:p>
       <w:pPr>
@@ -12459,7 +12532,7 @@
       <w:pPr>
         <w:pStyle w:val="Ttulo3"/>
       </w:pPr>
-      <w:bookmarkStart w:id="46" w:name="_Toc230776636"/>
+      <w:bookmarkStart w:id="47" w:name="_Toc230777495"/>
       <w:r>
         <w:t>RF</w:t>
       </w:r>
@@ -12469,7 +12542,7 @@
       <w:r>
         <w:t xml:space="preserve"> – Listar Tipo de Serviço</w:t>
       </w:r>
-      <w:bookmarkEnd w:id="46"/>
+      <w:bookmarkEnd w:id="47"/>
     </w:p>
     <w:p>
       <w:pPr>
@@ -12520,7 +12593,7 @@
       <w:pPr>
         <w:pStyle w:val="Ttulo3"/>
       </w:pPr>
-      <w:bookmarkStart w:id="47" w:name="_Toc230776637"/>
+      <w:bookmarkStart w:id="48" w:name="_Toc230777496"/>
       <w:r>
         <w:lastRenderedPageBreak/>
         <w:t>RF</w:t>
@@ -12531,7 +12604,7 @@
       <w:r>
         <w:t>7 – Editar Tipo de Serviço</w:t>
       </w:r>
-      <w:bookmarkEnd w:id="47"/>
+      <w:bookmarkEnd w:id="48"/>
     </w:p>
     <w:p>
       <w:pPr>
@@ -12559,7 +12632,7 @@
       <w:pPr>
         <w:pStyle w:val="Ttulo3"/>
       </w:pPr>
-      <w:bookmarkStart w:id="48" w:name="_Toc230776638"/>
+      <w:bookmarkStart w:id="49" w:name="_Toc230777497"/>
       <w:r>
         <w:t>RF</w:t>
       </w:r>
@@ -12569,7 +12642,7 @@
       <w:r>
         <w:t xml:space="preserve"> – Excluir Tipo de Serviço</w:t>
       </w:r>
-      <w:bookmarkEnd w:id="48"/>
+      <w:bookmarkEnd w:id="49"/>
     </w:p>
     <w:p>
       <w:pPr>
@@ -12597,7 +12670,7 @@
       <w:pPr>
         <w:pStyle w:val="Ttulo3"/>
       </w:pPr>
-      <w:bookmarkStart w:id="49" w:name="_Toc230776639"/>
+      <w:bookmarkStart w:id="50" w:name="_Toc230777498"/>
       <w:r>
         <w:t>RF</w:t>
       </w:r>
@@ -12625,7 +12698,7 @@
         </w:rPr>
         <w:t xml:space="preserve"> Entradas e Saídas</w:t>
       </w:r>
-      <w:bookmarkEnd w:id="49"/>
+      <w:bookmarkEnd w:id="50"/>
     </w:p>
     <w:p>
       <w:pPr>
@@ -12679,7 +12752,7 @@
         <w:widowControl/>
         <w:spacing w:after="160" w:line="278" w:lineRule="auto"/>
       </w:pPr>
-      <w:bookmarkStart w:id="50" w:name="_Toc230776640"/>
+      <w:bookmarkStart w:id="51" w:name="_Toc230777499"/>
       <w:r>
         <w:t>RF</w:t>
       </w:r>
@@ -12689,7 +12762,7 @@
       <w:r>
         <w:t xml:space="preserve"> – Editar Registro Financeiro</w:t>
       </w:r>
-      <w:bookmarkEnd w:id="50"/>
+      <w:bookmarkEnd w:id="51"/>
     </w:p>
     <w:p>
       <w:pPr>
@@ -12720,7 +12793,7 @@
         <w:widowControl/>
         <w:spacing w:after="160" w:line="278" w:lineRule="auto"/>
       </w:pPr>
-      <w:bookmarkStart w:id="51" w:name="_Toc230776641"/>
+      <w:bookmarkStart w:id="52" w:name="_Toc230777500"/>
       <w:r>
         <w:t>RF</w:t>
       </w:r>
@@ -12730,7 +12803,7 @@
       <w:r>
         <w:t xml:space="preserve"> – Excluir Registro Financeiro</w:t>
       </w:r>
-      <w:bookmarkEnd w:id="51"/>
+      <w:bookmarkEnd w:id="52"/>
     </w:p>
     <w:p>
       <w:pPr>
@@ -12748,7 +12821,7 @@
       <w:pPr>
         <w:pStyle w:val="Ttulo3"/>
       </w:pPr>
-      <w:bookmarkStart w:id="52" w:name="_Toc230776642"/>
+      <w:bookmarkStart w:id="53" w:name="_Toc230777501"/>
       <w:r>
         <w:t>RF</w:t>
       </w:r>
@@ -12776,7 +12849,7 @@
         </w:rPr>
         <w:t xml:space="preserve"> Lucros</w:t>
       </w:r>
-      <w:bookmarkEnd w:id="52"/>
+      <w:bookmarkEnd w:id="53"/>
     </w:p>
     <w:p>
       <w:pPr>
@@ -12819,7 +12892,7 @@
       <w:pPr>
         <w:pStyle w:val="Ttulo3"/>
       </w:pPr>
-      <w:bookmarkStart w:id="53" w:name="_Toc230776643"/>
+      <w:bookmarkStart w:id="54" w:name="_Toc230777502"/>
       <w:r>
         <w:t>RF</w:t>
       </w:r>
@@ -12835,7 +12908,7 @@
         </w:rPr>
         <w:t>Calcular Lucros Geral</w:t>
       </w:r>
-      <w:bookmarkEnd w:id="53"/>
+      <w:bookmarkEnd w:id="54"/>
     </w:p>
     <w:p>
       <w:pPr>
@@ -12871,7 +12944,7 @@
       <w:pPr>
         <w:pStyle w:val="Ttulo3"/>
       </w:pPr>
-      <w:bookmarkStart w:id="54" w:name="_Toc230776644"/>
+      <w:bookmarkStart w:id="55" w:name="_Toc230777503"/>
       <w:r>
         <w:t>RF</w:t>
       </w:r>
@@ -12899,7 +12972,7 @@
         </w:rPr>
         <w:t xml:space="preserve"> Relatórios Financeiros</w:t>
       </w:r>
-      <w:bookmarkEnd w:id="54"/>
+      <w:bookmarkEnd w:id="55"/>
     </w:p>
     <w:p>
       <w:pPr>
@@ -12919,11 +12992,11 @@
       <w:pPr>
         <w:pStyle w:val="Ttulo2"/>
       </w:pPr>
-      <w:bookmarkStart w:id="55" w:name="_Toc230776645"/>
+      <w:bookmarkStart w:id="56" w:name="_Toc230777504"/>
       <w:r>
         <w:t>Requisitos Não Funcionais</w:t>
       </w:r>
-      <w:bookmarkEnd w:id="55"/>
+      <w:bookmarkEnd w:id="56"/>
     </w:p>
     <w:p>
       <w:r>
@@ -12945,7 +13018,7 @@
           <w:bCs/>
         </w:rPr>
       </w:pPr>
-      <w:bookmarkStart w:id="56" w:name="_Toc165310867"/>
+      <w:bookmarkStart w:id="57" w:name="_Toc165310867"/>
     </w:p>
     <w:p>
       <w:pPr>
@@ -12968,7 +13041,7 @@
         </w:rPr>
         <w:t>Desempenho:</w:t>
       </w:r>
-      <w:bookmarkEnd w:id="56"/>
+      <w:bookmarkEnd w:id="57"/>
     </w:p>
     <w:p>
       <w:pPr>
@@ -13014,7 +13087,7 @@
           <w:bCs/>
         </w:rPr>
       </w:pPr>
-      <w:bookmarkStart w:id="57" w:name="_Toc165310869"/>
+      <w:bookmarkStart w:id="58" w:name="_Toc165310869"/>
       <w:r>
         <w:rPr>
           <w:b/>
@@ -13043,7 +13116,7 @@
         </w:rPr>
         <w:t>Usabilidade:</w:t>
       </w:r>
-      <w:bookmarkEnd w:id="57"/>
+      <w:bookmarkEnd w:id="58"/>
     </w:p>
     <w:p>
       <w:pPr>
@@ -13076,7 +13149,7 @@
           <w:bCs/>
         </w:rPr>
       </w:pPr>
-      <w:bookmarkStart w:id="58" w:name="_Toc165310874"/>
+      <w:bookmarkStart w:id="59" w:name="_Toc165310874"/>
       <w:r>
         <w:rPr>
           <w:b/>
@@ -13114,7 +13187,7 @@
         </w:rPr>
         <w:t>:</w:t>
       </w:r>
-      <w:bookmarkEnd w:id="58"/>
+      <w:bookmarkEnd w:id="59"/>
     </w:p>
     <w:p>
       <w:pPr>
@@ -13156,9 +13229,9 @@
       <w:pPr>
         <w:pStyle w:val="Ttulo1"/>
       </w:pPr>
-      <w:bookmarkStart w:id="59" w:name="_Toc182927339"/>
-      <w:bookmarkStart w:id="60" w:name="_Toc326436659"/>
-      <w:bookmarkStart w:id="61" w:name="_Toc230776646"/>
+      <w:bookmarkStart w:id="60" w:name="_Toc182927339"/>
+      <w:bookmarkStart w:id="61" w:name="_Toc326436659"/>
+      <w:bookmarkStart w:id="62" w:name="_Toc230777505"/>
       <w:r>
         <w:lastRenderedPageBreak/>
         <w:t>Diagrama de</w:t>
@@ -13169,10 +13242,10 @@
       <w:r>
         <w:t>Caso de Uso</w:t>
       </w:r>
-      <w:bookmarkStart w:id="62" w:name="_Toc165310878"/>
-      <w:bookmarkEnd w:id="59"/>
+      <w:bookmarkStart w:id="63" w:name="_Toc165310878"/>
       <w:bookmarkEnd w:id="60"/>
       <w:bookmarkEnd w:id="61"/>
+      <w:bookmarkEnd w:id="62"/>
     </w:p>
     <w:p>
       <w:pPr>
@@ -13212,28 +13285,28 @@
       <w:pPr>
         <w:pStyle w:val="Figura"/>
       </w:pPr>
-      <w:bookmarkStart w:id="63" w:name="_Toc213310059"/>
-      <w:bookmarkStart w:id="64" w:name="_Toc213310387"/>
-      <w:bookmarkStart w:id="65" w:name="_Toc213310469"/>
-      <w:bookmarkStart w:id="66" w:name="_Toc213310537"/>
-      <w:bookmarkStart w:id="67" w:name="_Toc213310591"/>
-      <w:bookmarkStart w:id="68" w:name="_Toc213310869"/>
-      <w:bookmarkStart w:id="69" w:name="_Toc213310978"/>
-      <w:bookmarkStart w:id="70" w:name="_Toc213311049"/>
-      <w:bookmarkStart w:id="71" w:name="_Toc213311197"/>
-      <w:bookmarkStart w:id="72" w:name="_Toc213311255"/>
-      <w:bookmarkStart w:id="73" w:name="_Toc213311335"/>
-      <w:bookmarkStart w:id="74" w:name="_Toc213311374"/>
-      <w:bookmarkStart w:id="75" w:name="_Toc213311439"/>
-      <w:bookmarkStart w:id="76" w:name="_Toc213311518"/>
-      <w:bookmarkStart w:id="77" w:name="_Toc213311561"/>
-      <w:bookmarkStart w:id="78" w:name="_Toc213311620"/>
-      <w:bookmarkStart w:id="79" w:name="_Toc213311843"/>
-      <w:bookmarkStart w:id="80" w:name="_Toc213311922"/>
-      <w:bookmarkStart w:id="81" w:name="_Toc213647691"/>
-      <w:bookmarkStart w:id="82" w:name="_Toc213665795"/>
-      <w:bookmarkStart w:id="83" w:name="_Toc213665834"/>
-      <w:bookmarkStart w:id="84" w:name="_Toc230776570"/>
+      <w:bookmarkStart w:id="64" w:name="_Toc213310059"/>
+      <w:bookmarkStart w:id="65" w:name="_Toc213310387"/>
+      <w:bookmarkStart w:id="66" w:name="_Toc213310469"/>
+      <w:bookmarkStart w:id="67" w:name="_Toc213310537"/>
+      <w:bookmarkStart w:id="68" w:name="_Toc213310591"/>
+      <w:bookmarkStart w:id="69" w:name="_Toc213310869"/>
+      <w:bookmarkStart w:id="70" w:name="_Toc213310978"/>
+      <w:bookmarkStart w:id="71" w:name="_Toc213311049"/>
+      <w:bookmarkStart w:id="72" w:name="_Toc213311197"/>
+      <w:bookmarkStart w:id="73" w:name="_Toc213311255"/>
+      <w:bookmarkStart w:id="74" w:name="_Toc213311335"/>
+      <w:bookmarkStart w:id="75" w:name="_Toc213311374"/>
+      <w:bookmarkStart w:id="76" w:name="_Toc213311439"/>
+      <w:bookmarkStart w:id="77" w:name="_Toc213311518"/>
+      <w:bookmarkStart w:id="78" w:name="_Toc213311561"/>
+      <w:bookmarkStart w:id="79" w:name="_Toc213311620"/>
+      <w:bookmarkStart w:id="80" w:name="_Toc213311843"/>
+      <w:bookmarkStart w:id="81" w:name="_Toc213311922"/>
+      <w:bookmarkStart w:id="82" w:name="_Toc213647691"/>
+      <w:bookmarkStart w:id="83" w:name="_Toc213665795"/>
+      <w:bookmarkStart w:id="84" w:name="_Toc213665834"/>
+      <w:bookmarkStart w:id="85" w:name="_Toc230777428"/>
       <w:r>
         <w:t xml:space="preserve">Figura </w:t>
       </w:r>
@@ -13258,7 +13331,6 @@
       <w:r>
         <w:t xml:space="preserve"> - Diagrama de Caso de Uso</w:t>
       </w:r>
-      <w:bookmarkEnd w:id="63"/>
       <w:bookmarkEnd w:id="64"/>
       <w:bookmarkEnd w:id="65"/>
       <w:bookmarkEnd w:id="66"/>
@@ -13280,6 +13352,7 @@
       <w:bookmarkEnd w:id="82"/>
       <w:bookmarkEnd w:id="83"/>
       <w:bookmarkEnd w:id="84"/>
+      <w:bookmarkEnd w:id="85"/>
     </w:p>
     <w:p>
       <w:pPr>
@@ -13359,11 +13432,11 @@
       <w:pPr>
         <w:pStyle w:val="Ttulo3"/>
       </w:pPr>
-      <w:bookmarkStart w:id="85" w:name="_Toc230776647"/>
+      <w:bookmarkStart w:id="86" w:name="_Toc230777506"/>
       <w:r>
         <w:t>Casos de Usos de Alto Nível</w:t>
       </w:r>
-      <w:bookmarkEnd w:id="85"/>
+      <w:bookmarkEnd w:id="86"/>
     </w:p>
     <w:p>
       <w:pPr>
@@ -13749,11 +13822,11 @@
       <w:pPr>
         <w:pStyle w:val="Ttulo3"/>
       </w:pPr>
-      <w:bookmarkStart w:id="86" w:name="_Toc230776648"/>
+      <w:bookmarkStart w:id="87" w:name="_Toc230777507"/>
       <w:r>
         <w:t>Casos de Usos Detalhados</w:t>
       </w:r>
-      <w:bookmarkEnd w:id="86"/>
+      <w:bookmarkEnd w:id="87"/>
     </w:p>
     <w:p>
       <w:pPr>
@@ -16982,8 +17055,8 @@
       <w:pPr>
         <w:pStyle w:val="Ttulo1"/>
       </w:pPr>
-      <w:bookmarkStart w:id="87" w:name="_Toc489932645"/>
-      <w:bookmarkStart w:id="88" w:name="_Toc230776649"/>
+      <w:bookmarkStart w:id="88" w:name="_Toc489932645"/>
+      <w:bookmarkStart w:id="89" w:name="_Toc230777508"/>
       <w:r>
         <w:t>Diagrama</w:t>
       </w:r>
@@ -16996,8 +17069,8 @@
       <w:r>
         <w:t xml:space="preserve"> Classe</w:t>
       </w:r>
-      <w:bookmarkEnd w:id="87"/>
       <w:bookmarkEnd w:id="88"/>
+      <w:bookmarkEnd w:id="89"/>
     </w:p>
     <w:p/>
     <w:p>
@@ -17064,40 +17137,53 @@
       <w:pPr>
         <w:pStyle w:val="Ttulo1"/>
       </w:pPr>
-      <w:bookmarkStart w:id="89" w:name="_Toc230776650"/>
+      <w:bookmarkStart w:id="90" w:name="_Toc230777509"/>
       <w:r>
         <w:lastRenderedPageBreak/>
         <w:t>Diagrama BPMN</w:t>
       </w:r>
-      <w:bookmarkEnd w:id="89"/>
+      <w:bookmarkEnd w:id="90"/>
     </w:p>
     <w:p>
       <w:pPr>
         <w:pStyle w:val="Figura"/>
       </w:pPr>
-      <w:bookmarkStart w:id="90" w:name="_Toc168898593"/>
-      <w:bookmarkStart w:id="91" w:name="_Toc169517816"/>
-      <w:bookmarkStart w:id="92" w:name="_Toc230776571"/>
+      <w:bookmarkStart w:id="91" w:name="_Toc168898593"/>
+      <w:bookmarkStart w:id="92" w:name="_Toc169517816"/>
+      <w:bookmarkStart w:id="93" w:name="_Toc230777429"/>
       <w:r>
         <w:t xml:space="preserve">Figura </w:t>
       </w:r>
-      <w:fldSimple w:instr=" SEQ Figura \* ARABIC ">
-        <w:r>
-          <w:rPr>
-            <w:noProof/>
-          </w:rPr>
-          <w:t>2</w:t>
-        </w:r>
-      </w:fldSimple>
+      <w:r>
+        <w:fldChar w:fldCharType="begin"/>
+      </w:r>
+      <w:r>
+        <w:instrText xml:space="preserve"> SEQ Figura \* ARABIC </w:instrText>
+      </w:r>
+      <w:r>
+        <w:fldChar w:fldCharType="separate"/>
+      </w:r>
+      <w:r>
+        <w:rPr>
+          <w:noProof/>
+        </w:rPr>
+        <w:t>2</w:t>
+      </w:r>
+      <w:r>
+        <w:rPr>
+          <w:noProof/>
+        </w:rPr>
+        <w:fldChar w:fldCharType="end"/>
+      </w:r>
       <w:r>
         <w:t xml:space="preserve"> – </w:t>
       </w:r>
-      <w:bookmarkEnd w:id="90"/>
       <w:bookmarkEnd w:id="91"/>
+      <w:bookmarkEnd w:id="92"/>
       <w:r>
         <w:t>Diagrama BPMN</w:t>
       </w:r>
-      <w:bookmarkEnd w:id="92"/>
+      <w:bookmarkEnd w:id="93"/>
     </w:p>
     <w:p>
       <w:pPr>
@@ -17187,7 +17273,7 @@
           <w:sz w:val="20"/>
         </w:rPr>
       </w:pPr>
-      <w:bookmarkStart w:id="93" w:name="_Toc182927341"/>
+      <w:bookmarkStart w:id="94" w:name="_Toc182927341"/>
     </w:p>
     <w:p>
       <w:pPr>
@@ -17216,7 +17302,7 @@
           <w:sz w:val="20"/>
         </w:rPr>
       </w:pPr>
-      <w:bookmarkStart w:id="94" w:name="_Toc230776651"/>
+      <w:bookmarkStart w:id="95" w:name="_Toc230777510"/>
       <w:r>
         <w:rPr>
           <w:rStyle w:val="FiguraChar"/>
@@ -17225,7 +17311,7 @@
         <w:lastRenderedPageBreak/>
         <w:t>Fluxograma</w:t>
       </w:r>
-      <w:bookmarkEnd w:id="94"/>
+      <w:bookmarkEnd w:id="95"/>
     </w:p>
     <w:p>
       <w:pPr>
@@ -17244,9 +17330,9 @@
           <w:szCs w:val="24"/>
         </w:rPr>
       </w:pPr>
-      <w:bookmarkStart w:id="95" w:name="_Toc168898594"/>
-      <w:bookmarkStart w:id="96" w:name="_Toc169517817"/>
-      <w:bookmarkStart w:id="97" w:name="_Toc230776572"/>
+      <w:bookmarkStart w:id="96" w:name="_Toc168898594"/>
+      <w:bookmarkStart w:id="97" w:name="_Toc169517817"/>
+      <w:bookmarkStart w:id="98" w:name="_Toc230777430"/>
       <w:r>
         <w:rPr>
           <w:szCs w:val="24"/>
@@ -17290,15 +17376,15 @@
         </w:rPr>
         <w:t xml:space="preserve"> - </w:t>
       </w:r>
-      <w:bookmarkEnd w:id="95"/>
       <w:bookmarkEnd w:id="96"/>
+      <w:bookmarkEnd w:id="97"/>
       <w:r>
         <w:rPr>
           <w:szCs w:val="24"/>
         </w:rPr>
         <w:t>Fluxograma</w:t>
       </w:r>
-      <w:bookmarkEnd w:id="97"/>
+      <w:bookmarkEnd w:id="98"/>
     </w:p>
     <w:p>
       <w:pPr>
@@ -17375,21 +17461,21 @@
       <w:pPr>
         <w:pStyle w:val="Ttulo2"/>
       </w:pPr>
-      <w:bookmarkStart w:id="98" w:name="_Toc230776652"/>
+      <w:bookmarkStart w:id="99" w:name="_Toc230777511"/>
       <w:r>
         <w:t>SUBPROCESSOS</w:t>
       </w:r>
-      <w:bookmarkEnd w:id="98"/>
+      <w:bookmarkEnd w:id="99"/>
     </w:p>
     <w:p>
       <w:pPr>
         <w:pStyle w:val="Ttulo3"/>
       </w:pPr>
-      <w:bookmarkStart w:id="99" w:name="_Toc230776653"/>
+      <w:bookmarkStart w:id="100" w:name="_Toc230777512"/>
       <w:r>
         <w:t>Agendamentos</w:t>
       </w:r>
-      <w:bookmarkEnd w:id="99"/>
+      <w:bookmarkEnd w:id="100"/>
     </w:p>
     <w:p>
       <w:pPr>
@@ -17398,9 +17484,9 @@
           <w:szCs w:val="24"/>
         </w:rPr>
       </w:pPr>
-      <w:bookmarkStart w:id="100" w:name="_Toc168898595"/>
-      <w:bookmarkStart w:id="101" w:name="_Toc169517818"/>
-      <w:bookmarkStart w:id="102" w:name="_Toc230776573"/>
+      <w:bookmarkStart w:id="101" w:name="_Toc168898595"/>
+      <w:bookmarkStart w:id="102" w:name="_Toc169517818"/>
+      <w:bookmarkStart w:id="103" w:name="_Toc230777431"/>
       <w:r>
         <w:rPr>
           <w:szCs w:val="24"/>
@@ -17444,15 +17530,15 @@
         </w:rPr>
         <w:t xml:space="preserve"> – </w:t>
       </w:r>
-      <w:bookmarkEnd w:id="100"/>
       <w:bookmarkEnd w:id="101"/>
+      <w:bookmarkEnd w:id="102"/>
       <w:r>
         <w:rPr>
           <w:szCs w:val="24"/>
         </w:rPr>
         <w:t>Fluxograma Agendamentos</w:t>
       </w:r>
-      <w:bookmarkEnd w:id="102"/>
+      <w:bookmarkEnd w:id="103"/>
     </w:p>
     <w:p>
       <w:pPr>
@@ -17518,12 +17604,12 @@
       <w:pPr>
         <w:pStyle w:val="Ttulo3"/>
       </w:pPr>
-      <w:bookmarkStart w:id="103" w:name="_Toc230776654"/>
+      <w:bookmarkStart w:id="104" w:name="_Toc230777513"/>
       <w:r>
         <w:lastRenderedPageBreak/>
         <w:t>Clientes</w:t>
       </w:r>
-      <w:bookmarkEnd w:id="103"/>
+      <w:bookmarkEnd w:id="104"/>
     </w:p>
     <w:p>
       <w:pPr>
@@ -17534,9 +17620,9 @@
           <w:lang w:val="en-US"/>
         </w:rPr>
       </w:pPr>
-      <w:bookmarkStart w:id="104" w:name="_Toc168898596"/>
-      <w:bookmarkStart w:id="105" w:name="_Toc169517819"/>
-      <w:bookmarkStart w:id="106" w:name="_Toc230776574"/>
+      <w:bookmarkStart w:id="105" w:name="_Toc168898596"/>
+      <w:bookmarkStart w:id="106" w:name="_Toc169517819"/>
+      <w:bookmarkStart w:id="107" w:name="_Toc230777432"/>
       <w:proofErr w:type="spellStart"/>
       <w:r>
         <w:rPr>
@@ -17596,8 +17682,8 @@
         </w:rPr>
         <w:t xml:space="preserve"> – </w:t>
       </w:r>
-      <w:bookmarkEnd w:id="104"/>
       <w:bookmarkEnd w:id="105"/>
+      <w:bookmarkEnd w:id="106"/>
       <w:proofErr w:type="spellStart"/>
       <w:r>
         <w:rPr>
@@ -17622,7 +17708,7 @@
         </w:rPr>
         <w:t>Clientes</w:t>
       </w:r>
-      <w:bookmarkEnd w:id="106"/>
+      <w:bookmarkEnd w:id="107"/>
       <w:proofErr w:type="spellEnd"/>
     </w:p>
     <w:p>
@@ -17693,11 +17779,11 @@
       <w:pPr>
         <w:pStyle w:val="Ttulo3"/>
       </w:pPr>
-      <w:bookmarkStart w:id="107" w:name="_Toc230776655"/>
+      <w:bookmarkStart w:id="108" w:name="_Toc230777514"/>
       <w:r>
         <w:t>Financeiro</w:t>
       </w:r>
-      <w:bookmarkEnd w:id="107"/>
+      <w:bookmarkEnd w:id="108"/>
     </w:p>
     <w:p>
       <w:pPr>
@@ -17706,9 +17792,9 @@
           <w:szCs w:val="24"/>
         </w:rPr>
       </w:pPr>
-      <w:bookmarkStart w:id="108" w:name="_Toc168898597"/>
-      <w:bookmarkStart w:id="109" w:name="_Toc169517820"/>
-      <w:bookmarkStart w:id="110" w:name="_Toc230776575"/>
+      <w:bookmarkStart w:id="109" w:name="_Toc168898597"/>
+      <w:bookmarkStart w:id="110" w:name="_Toc169517820"/>
+      <w:bookmarkStart w:id="111" w:name="_Toc230777433"/>
       <w:r>
         <w:rPr>
           <w:szCs w:val="24"/>
@@ -17752,8 +17838,8 @@
         </w:rPr>
         <w:t xml:space="preserve"> – </w:t>
       </w:r>
-      <w:bookmarkEnd w:id="108"/>
       <w:bookmarkEnd w:id="109"/>
+      <w:bookmarkEnd w:id="110"/>
       <w:r>
         <w:rPr>
           <w:szCs w:val="24"/>
@@ -17766,7 +17852,7 @@
         </w:rPr>
         <w:t>Financeiro</w:t>
       </w:r>
-      <w:bookmarkEnd w:id="110"/>
+      <w:bookmarkEnd w:id="111"/>
     </w:p>
     <w:p>
       <w:pPr>
@@ -17836,11 +17922,11 @@
       <w:pPr>
         <w:pStyle w:val="Ttulo3"/>
       </w:pPr>
-      <w:bookmarkStart w:id="111" w:name="_Toc230776656"/>
+      <w:bookmarkStart w:id="112" w:name="_Toc230777515"/>
       <w:r>
         <w:t>Serviços</w:t>
       </w:r>
-      <w:bookmarkEnd w:id="111"/>
+      <w:bookmarkEnd w:id="112"/>
     </w:p>
     <w:p>
       <w:pPr>
@@ -17849,7 +17935,7 @@
           <w:szCs w:val="24"/>
         </w:rPr>
       </w:pPr>
-      <w:bookmarkStart w:id="112" w:name="_Toc230776576"/>
+      <w:bookmarkStart w:id="113" w:name="_Toc230777434"/>
       <w:r>
         <w:rPr>
           <w:szCs w:val="24"/>
@@ -17893,7 +17979,7 @@
         </w:rPr>
         <w:t xml:space="preserve"> – Fluxograma Serviços</w:t>
       </w:r>
-      <w:bookmarkEnd w:id="112"/>
+      <w:bookmarkEnd w:id="113"/>
     </w:p>
     <w:p>
       <w:pPr>
@@ -18004,7 +18090,7 @@
           <w:sz w:val="20"/>
         </w:rPr>
       </w:pPr>
-      <w:bookmarkStart w:id="113" w:name="_Toc230776657"/>
+      <w:bookmarkStart w:id="114" w:name="_Toc230777516"/>
       <w:r>
         <w:rPr>
           <w:rStyle w:val="FiguraChar"/>
@@ -18012,13 +18098,13 @@
         </w:rPr>
         <w:t>Persona</w:t>
       </w:r>
-      <w:bookmarkEnd w:id="113"/>
+      <w:bookmarkEnd w:id="114"/>
     </w:p>
     <w:p>
       <w:pPr>
         <w:pStyle w:val="Figura"/>
       </w:pPr>
-      <w:bookmarkStart w:id="114" w:name="_Toc230776577"/>
+      <w:bookmarkStart w:id="115" w:name="_Toc230777435"/>
       <w:r>
         <w:rPr>
           <w:szCs w:val="24"/>
@@ -18065,7 +18151,7 @@
       <w:r>
         <w:t>- Persona</w:t>
       </w:r>
-      <w:bookmarkEnd w:id="114"/>
+      <w:bookmarkEnd w:id="115"/>
     </w:p>
     <w:p>
       <w:pPr>
@@ -18146,7 +18232,7 @@
           <w:lang w:val="en-US"/>
         </w:rPr>
       </w:pPr>
-      <w:bookmarkStart w:id="115" w:name="_Toc515023479"/>
+      <w:bookmarkStart w:id="116" w:name="_Toc515023479"/>
       <w:r>
         <w:br w:type="page"/>
       </w:r>
@@ -18158,14 +18244,14 @@
           <w:u w:val="single"/>
         </w:rPr>
       </w:pPr>
-      <w:bookmarkStart w:id="116" w:name="_Toc230776658"/>
+      <w:bookmarkStart w:id="117" w:name="_Toc230777517"/>
       <w:r>
         <w:lastRenderedPageBreak/>
         <w:t>Estudo de viabilidade</w:t>
       </w:r>
-      <w:bookmarkEnd w:id="93"/>
-      <w:bookmarkEnd w:id="115"/>
+      <w:bookmarkEnd w:id="94"/>
       <w:bookmarkEnd w:id="116"/>
+      <w:bookmarkEnd w:id="117"/>
     </w:p>
     <w:p>
       <w:pPr>
@@ -18203,15 +18289,15 @@
       <w:pPr>
         <w:pStyle w:val="Ttulo2"/>
       </w:pPr>
-      <w:bookmarkStart w:id="117" w:name="_Toc182927342"/>
-      <w:bookmarkStart w:id="118" w:name="_Toc857622307"/>
-      <w:bookmarkStart w:id="119" w:name="_Toc230776659"/>
+      <w:bookmarkStart w:id="118" w:name="_Toc182927342"/>
+      <w:bookmarkStart w:id="119" w:name="_Toc857622307"/>
+      <w:bookmarkStart w:id="120" w:name="_Toc230777518"/>
       <w:r>
         <w:t>Viabilidade de Mercado</w:t>
       </w:r>
-      <w:bookmarkEnd w:id="117"/>
       <w:bookmarkEnd w:id="118"/>
       <w:bookmarkEnd w:id="119"/>
+      <w:bookmarkEnd w:id="120"/>
     </w:p>
     <w:p>
       <w:r>
@@ -18314,18 +18400,18 @@
       <w:pPr>
         <w:pStyle w:val="Ttulo2"/>
       </w:pPr>
-      <w:bookmarkStart w:id="120" w:name="_Toc182927343"/>
-      <w:bookmarkStart w:id="121" w:name="_Toc2048096091"/>
-      <w:bookmarkStart w:id="122" w:name="_Toc230776660"/>
+      <w:bookmarkStart w:id="121" w:name="_Toc182927343"/>
+      <w:bookmarkStart w:id="122" w:name="_Toc2048096091"/>
+      <w:bookmarkStart w:id="123" w:name="_Toc230777519"/>
       <w:r>
         <w:t xml:space="preserve">Viabilidade </w:t>
       </w:r>
       <w:r>
         <w:t>Técnica</w:t>
       </w:r>
-      <w:bookmarkEnd w:id="120"/>
       <w:bookmarkEnd w:id="121"/>
       <w:bookmarkEnd w:id="122"/>
+      <w:bookmarkEnd w:id="123"/>
     </w:p>
     <w:p>
       <w:r>
@@ -18758,16 +18844,16 @@
       <w:pPr>
         <w:pStyle w:val="Ttulo2"/>
       </w:pPr>
-      <w:bookmarkStart w:id="123" w:name="_Toc512747447"/>
-      <w:bookmarkStart w:id="124" w:name="_Toc230776661"/>
+      <w:bookmarkStart w:id="124" w:name="_Toc512747447"/>
+      <w:bookmarkStart w:id="125" w:name="_Toc230777520"/>
       <w:r>
         <w:t xml:space="preserve">Viabilidade </w:t>
       </w:r>
-      <w:bookmarkEnd w:id="123"/>
+      <w:bookmarkEnd w:id="124"/>
       <w:r>
         <w:t>Operacional</w:t>
       </w:r>
-      <w:bookmarkEnd w:id="124"/>
+      <w:bookmarkEnd w:id="125"/>
     </w:p>
     <w:p>
       <w:pPr>
@@ -18899,11 +18985,11 @@
       <w:pPr>
         <w:pStyle w:val="Ttulo2"/>
       </w:pPr>
-      <w:bookmarkStart w:id="125" w:name="_Toc230776662"/>
+      <w:bookmarkStart w:id="126" w:name="_Toc230777521"/>
       <w:r>
         <w:t>Viabilidade Econômica</w:t>
       </w:r>
-      <w:bookmarkEnd w:id="125"/>
+      <w:bookmarkEnd w:id="126"/>
     </w:p>
     <w:p>
       <w:pPr>
@@ -19054,15 +19140,15 @@
       <w:pPr>
         <w:pStyle w:val="Ttulo2"/>
       </w:pPr>
-      <w:bookmarkStart w:id="126" w:name="_Toc182927345"/>
-      <w:bookmarkStart w:id="127" w:name="_Toc1966489106"/>
-      <w:bookmarkStart w:id="128" w:name="_Toc230776663"/>
+      <w:bookmarkStart w:id="127" w:name="_Toc182927345"/>
+      <w:bookmarkStart w:id="128" w:name="_Toc1966489106"/>
+      <w:bookmarkStart w:id="129" w:name="_Toc230777522"/>
       <w:r>
         <w:t>Conclusão do Estudo de Viabilidade:</w:t>
       </w:r>
-      <w:bookmarkEnd w:id="126"/>
       <w:bookmarkEnd w:id="127"/>
       <w:bookmarkEnd w:id="128"/>
+      <w:bookmarkEnd w:id="129"/>
     </w:p>
     <w:p>
       <w:r>
@@ -19119,17 +19205,17 @@
       <w:pPr>
         <w:pStyle w:val="Ttulo1"/>
       </w:pPr>
-      <w:bookmarkStart w:id="129" w:name="_Toc182927346"/>
-      <w:bookmarkStart w:id="130" w:name="_Toc1016310750"/>
-      <w:bookmarkStart w:id="131" w:name="_Toc230776664"/>
+      <w:bookmarkStart w:id="130" w:name="_Toc182927346"/>
+      <w:bookmarkStart w:id="131" w:name="_Toc1016310750"/>
+      <w:bookmarkStart w:id="132" w:name="_Toc230777523"/>
       <w:r>
         <w:lastRenderedPageBreak/>
         <w:t>Regras de negócio</w:t>
       </w:r>
-      <w:bookmarkEnd w:id="62"/>
-      <w:bookmarkEnd w:id="129"/>
+      <w:bookmarkEnd w:id="63"/>
       <w:bookmarkEnd w:id="130"/>
       <w:bookmarkEnd w:id="131"/>
+      <w:bookmarkEnd w:id="132"/>
     </w:p>
     <w:p>
       <w:r>
@@ -19229,7 +19315,7 @@
       <w:pPr>
         <w:pStyle w:val="Figura"/>
       </w:pPr>
-      <w:bookmarkStart w:id="132" w:name="_Toc230776578"/>
+      <w:bookmarkStart w:id="133" w:name="_Toc230777436"/>
       <w:r>
         <w:rPr>
           <w:szCs w:val="24"/>
@@ -19274,7 +19360,7 @@
       <w:r>
         <w:t>Canvas</w:t>
       </w:r>
-      <w:bookmarkEnd w:id="132"/>
+      <w:bookmarkEnd w:id="133"/>
       <w:proofErr w:type="spellEnd"/>
     </w:p>
     <w:p>
@@ -19360,19 +19446,19 @@
       <w:pPr>
         <w:pStyle w:val="Ttulo2"/>
       </w:pPr>
-      <w:bookmarkStart w:id="133" w:name="_Toc182927347"/>
-      <w:bookmarkStart w:id="134" w:name="_Toc1999012226"/>
-      <w:bookmarkStart w:id="135" w:name="_Toc230776665"/>
+      <w:bookmarkStart w:id="134" w:name="_Toc182927347"/>
+      <w:bookmarkStart w:id="135" w:name="_Toc1999012226"/>
       <w:bookmarkStart w:id="136" w:name="_Toc165310879"/>
+      <w:bookmarkStart w:id="137" w:name="_Toc230777524"/>
       <w:r>
         <w:t xml:space="preserve">O </w:t>
       </w:r>
       <w:r>
         <w:t>que será elaborado?</w:t>
       </w:r>
-      <w:bookmarkEnd w:id="133"/>
       <w:bookmarkEnd w:id="134"/>
       <w:bookmarkEnd w:id="135"/>
+      <w:bookmarkEnd w:id="137"/>
     </w:p>
     <w:p>
       <w:pPr>
@@ -19381,7 +19467,7 @@
           <w:bCs/>
         </w:rPr>
       </w:pPr>
-      <w:bookmarkStart w:id="137" w:name="_Toc165310882"/>
+      <w:bookmarkStart w:id="138" w:name="_Toc165310882"/>
       <w:r>
         <w:rPr>
           <w:b/>
@@ -19389,7 +19475,7 @@
         </w:rPr>
         <w:t>Proposta de valor</w:t>
       </w:r>
-      <w:bookmarkEnd w:id="137"/>
+      <w:bookmarkEnd w:id="138"/>
     </w:p>
     <w:p>
       <w:r>
@@ -19406,16 +19492,16 @@
       <w:pPr>
         <w:pStyle w:val="Ttulo2"/>
       </w:pPr>
-      <w:bookmarkStart w:id="138" w:name="_Toc182927348"/>
-      <w:bookmarkStart w:id="139" w:name="_Toc1824459023"/>
-      <w:bookmarkStart w:id="140" w:name="_Toc230776666"/>
+      <w:bookmarkStart w:id="139" w:name="_Toc182927348"/>
+      <w:bookmarkStart w:id="140" w:name="_Toc1824459023"/>
+      <w:bookmarkStart w:id="141" w:name="_Toc230777525"/>
       <w:r>
         <w:lastRenderedPageBreak/>
         <w:t>Como será elaborado?</w:t>
       </w:r>
-      <w:bookmarkEnd w:id="138"/>
       <w:bookmarkEnd w:id="139"/>
       <w:bookmarkEnd w:id="140"/>
+      <w:bookmarkEnd w:id="141"/>
     </w:p>
     <w:p>
       <w:pPr>
@@ -19453,7 +19539,7 @@
           <w:bCs/>
         </w:rPr>
       </w:pPr>
-      <w:bookmarkStart w:id="141" w:name="_Toc165310880"/>
+      <w:bookmarkStart w:id="142" w:name="_Toc165310880"/>
       <w:r>
         <w:rPr>
           <w:bCs/>
@@ -19478,7 +19564,7 @@
         </w:rPr>
         <w:t>Atividades principais</w:t>
       </w:r>
-      <w:bookmarkEnd w:id="141"/>
+      <w:bookmarkEnd w:id="142"/>
     </w:p>
     <w:p>
       <w:r>
@@ -19496,7 +19582,7 @@
           <w:bCs/>
         </w:rPr>
       </w:pPr>
-      <w:bookmarkStart w:id="142" w:name="_Toc165310881"/>
+      <w:bookmarkStart w:id="143" w:name="_Toc165310881"/>
       <w:r>
         <w:rPr>
           <w:b/>
@@ -19504,7 +19590,7 @@
         </w:rPr>
         <w:t>Recursos principais</w:t>
       </w:r>
-      <w:bookmarkEnd w:id="142"/>
+      <w:bookmarkEnd w:id="143"/>
     </w:p>
     <w:p>
       <w:pPr>
@@ -19529,15 +19615,15 @@
       <w:pPr>
         <w:pStyle w:val="Ttulo2"/>
       </w:pPr>
-      <w:bookmarkStart w:id="143" w:name="_Toc182927349"/>
-      <w:bookmarkStart w:id="144" w:name="_Toc1308799086"/>
-      <w:bookmarkStart w:id="145" w:name="_Toc230776667"/>
+      <w:bookmarkStart w:id="144" w:name="_Toc182927349"/>
+      <w:bookmarkStart w:id="145" w:name="_Toc1308799086"/>
+      <w:bookmarkStart w:id="146" w:name="_Toc230777526"/>
       <w:r>
         <w:t>Para quem será elaborado?</w:t>
       </w:r>
-      <w:bookmarkEnd w:id="143"/>
       <w:bookmarkEnd w:id="144"/>
       <w:bookmarkEnd w:id="145"/>
+      <w:bookmarkEnd w:id="146"/>
     </w:p>
     <w:p>
       <w:pPr>
@@ -19546,7 +19632,7 @@
           <w:bCs/>
         </w:rPr>
       </w:pPr>
-      <w:bookmarkStart w:id="146" w:name="_Toc165310883"/>
+      <w:bookmarkStart w:id="147" w:name="_Toc165310883"/>
       <w:r>
         <w:rPr>
           <w:b/>
@@ -19554,7 +19640,7 @@
         </w:rPr>
         <w:t>Relacionamento Com Clientes</w:t>
       </w:r>
-      <w:bookmarkEnd w:id="146"/>
+      <w:bookmarkEnd w:id="147"/>
     </w:p>
     <w:p>
       <w:pPr>
@@ -19562,7 +19648,7 @@
           <w:bCs/>
         </w:rPr>
       </w:pPr>
-      <w:bookmarkStart w:id="147" w:name="_Toc165310884"/>
+      <w:bookmarkStart w:id="148" w:name="_Toc165310884"/>
       <w:r>
         <w:rPr>
           <w:bCs/>
@@ -19584,7 +19670,7 @@
         </w:rPr>
         <w:t>Canais</w:t>
       </w:r>
-      <w:bookmarkEnd w:id="147"/>
+      <w:bookmarkEnd w:id="148"/>
     </w:p>
     <w:p>
       <w:r>
@@ -19607,7 +19693,7 @@
           <w:bCs/>
         </w:rPr>
       </w:pPr>
-      <w:bookmarkStart w:id="148" w:name="_Toc165310885"/>
+      <w:bookmarkStart w:id="149" w:name="_Toc165310885"/>
       <w:r>
         <w:rPr>
           <w:b/>
@@ -19615,7 +19701,7 @@
         </w:rPr>
         <w:t>Segmento de Clientes</w:t>
       </w:r>
-      <w:bookmarkEnd w:id="148"/>
+      <w:bookmarkEnd w:id="149"/>
     </w:p>
     <w:p>
       <w:pPr>
@@ -19623,8 +19709,8 @@
           <w:bCs/>
         </w:rPr>
       </w:pPr>
-      <w:bookmarkStart w:id="149" w:name="_Toc182927350"/>
-      <w:bookmarkStart w:id="150" w:name="_Toc207256970"/>
+      <w:bookmarkStart w:id="150" w:name="_Toc182927350"/>
+      <w:bookmarkStart w:id="151" w:name="_Toc207256970"/>
       <w:r>
         <w:rPr>
           <w:bCs/>
@@ -19643,13 +19729,13 @@
       <w:pPr>
         <w:pStyle w:val="Ttulo2"/>
       </w:pPr>
-      <w:bookmarkStart w:id="151" w:name="_Toc230776668"/>
+      <w:bookmarkStart w:id="152" w:name="_Toc230777527"/>
       <w:r>
         <w:t>Quanto vai custar?</w:t>
       </w:r>
-      <w:bookmarkEnd w:id="149"/>
       <w:bookmarkEnd w:id="150"/>
       <w:bookmarkEnd w:id="151"/>
+      <w:bookmarkEnd w:id="152"/>
     </w:p>
     <w:p>
       <w:pPr>
@@ -19658,7 +19744,7 @@
           <w:bCs/>
         </w:rPr>
       </w:pPr>
-      <w:bookmarkStart w:id="152" w:name="_Toc165310886"/>
+      <w:bookmarkStart w:id="153" w:name="_Toc165310886"/>
       <w:r>
         <w:rPr>
           <w:b/>
@@ -19666,10 +19752,10 @@
         </w:rPr>
         <w:t>Estrutura de Custo</w:t>
       </w:r>
-      <w:bookmarkEnd w:id="152"/>
-    </w:p>
-    <w:p>
-      <w:bookmarkStart w:id="153" w:name="_Toc165310887"/>
+      <w:bookmarkEnd w:id="153"/>
+    </w:p>
+    <w:p>
+      <w:bookmarkStart w:id="154" w:name="_Toc165310887"/>
       <w:r>
         <w:t>A estrutura de custos contempla o desenvolvimento e o uso de ferramentas de desenvolvimento, além dos gastos com infraestrutura, incluindo servidores, banco de dados e serviços em nuvem. Também abrange os custos de manutenção e suporte contínuo, a publicação do aplicativo nas plataformas digitais e os investimentos em divulgação para alcançar e engajar os usuários.</w:t>
       </w:r>
@@ -19712,7 +19798,7 @@
         <w:lastRenderedPageBreak/>
         <w:t>Fontes de Receita</w:t>
       </w:r>
-      <w:bookmarkEnd w:id="153"/>
+      <w:bookmarkEnd w:id="154"/>
     </w:p>
     <w:p>
       <w:pPr>
@@ -19744,9 +19830,9 @@
           <w:caps/>
         </w:rPr>
       </w:pPr>
-      <w:bookmarkStart w:id="154" w:name="_Toc165310889"/>
-      <w:bookmarkStart w:id="155" w:name="_Toc182927351"/>
-      <w:bookmarkStart w:id="156" w:name="_Toc1662712195"/>
+      <w:bookmarkStart w:id="155" w:name="_Toc165310889"/>
+      <w:bookmarkStart w:id="156" w:name="_Toc182927351"/>
+      <w:bookmarkStart w:id="157" w:name="_Toc1662712195"/>
       <w:r>
         <w:br w:type="page"/>
       </w:r>
@@ -19758,7 +19844,7 @@
           <w:lang w:val="pt-BR"/>
         </w:rPr>
       </w:pPr>
-      <w:bookmarkStart w:id="157" w:name="_Toc230776669"/>
+      <w:bookmarkStart w:id="158" w:name="_Toc230777528"/>
       <w:r>
         <w:rPr>
           <w:lang w:val="pt-BR"/>
@@ -19766,10 +19852,10 @@
         <w:lastRenderedPageBreak/>
         <w:t>Design</w:t>
       </w:r>
-      <w:bookmarkEnd w:id="154"/>
       <w:bookmarkEnd w:id="155"/>
       <w:bookmarkEnd w:id="156"/>
       <w:bookmarkEnd w:id="157"/>
+      <w:bookmarkEnd w:id="158"/>
     </w:p>
     <w:p>
       <w:r>
@@ -19811,9 +19897,8 @@
           <w:rFonts w:eastAsia="Arial" w:cs="Arial"/>
         </w:rPr>
       </w:pPr>
-      <w:bookmarkStart w:id="158" w:name="_Toc211596448"/>
-      <w:bookmarkStart w:id="159" w:name="_Toc214534061"/>
-      <w:bookmarkStart w:id="160" w:name="_Toc230776670"/>
+      <w:bookmarkStart w:id="159" w:name="_Toc211596448"/>
+      <w:bookmarkStart w:id="160" w:name="_Toc214534061"/>
       <w:bookmarkStart w:id="161" w:name="_Toc182897094"/>
       <w:bookmarkStart w:id="162" w:name="_Toc213311258"/>
       <w:bookmarkStart w:id="163" w:name="_Toc213311338"/>
@@ -19827,15 +19912,16 @@
       <w:bookmarkStart w:id="171" w:name="_Toc213647694"/>
       <w:bookmarkStart w:id="172" w:name="_Toc213665798"/>
       <w:bookmarkStart w:id="173" w:name="_Toc213665837"/>
+      <w:bookmarkStart w:id="174" w:name="_Toc230777529"/>
       <w:r>
         <w:t xml:space="preserve">Paleta de </w:t>
       </w:r>
-      <w:bookmarkEnd w:id="158"/>
+      <w:bookmarkEnd w:id="159"/>
       <w:r>
         <w:t>cores</w:t>
       </w:r>
-      <w:bookmarkEnd w:id="159"/>
       <w:bookmarkEnd w:id="160"/>
+      <w:bookmarkEnd w:id="174"/>
     </w:p>
     <w:p>
       <w:pPr>
@@ -19844,7 +19930,7 @@
           <w:noProof/>
         </w:rPr>
       </w:pPr>
-      <w:bookmarkStart w:id="174" w:name="_Toc230776579"/>
+      <w:bookmarkStart w:id="175" w:name="_Toc230777437"/>
       <w:r>
         <w:rPr>
           <w:szCs w:val="24"/>
@@ -19910,7 +19996,7 @@
       <w:bookmarkEnd w:id="171"/>
       <w:bookmarkEnd w:id="172"/>
       <w:bookmarkEnd w:id="173"/>
-      <w:bookmarkEnd w:id="174"/>
+      <w:bookmarkEnd w:id="175"/>
     </w:p>
     <w:p>
       <w:pPr>
@@ -20133,12 +20219,12 @@
           <w:rFonts w:eastAsia="Arial" w:cs="Arial"/>
         </w:rPr>
       </w:pPr>
-      <w:bookmarkStart w:id="175" w:name="_Toc230776671"/>
+      <w:bookmarkStart w:id="176" w:name="_Toc230777530"/>
       <w:r>
         <w:lastRenderedPageBreak/>
         <w:t>Tipografia</w:t>
       </w:r>
-      <w:bookmarkEnd w:id="175"/>
+      <w:bookmarkEnd w:id="176"/>
     </w:p>
     <w:p>
       <w:r>
@@ -20174,28 +20260,28 @@
       <w:pPr>
         <w:pStyle w:val="Figura"/>
       </w:pPr>
-      <w:bookmarkStart w:id="176" w:name="_Toc213310062"/>
-      <w:bookmarkStart w:id="177" w:name="_Toc213310389"/>
-      <w:bookmarkStart w:id="178" w:name="_Toc213310471"/>
-      <w:bookmarkStart w:id="179" w:name="_Toc213310539"/>
-      <w:bookmarkStart w:id="180" w:name="_Toc213310593"/>
-      <w:bookmarkStart w:id="181" w:name="_Toc213310871"/>
-      <w:bookmarkStart w:id="182" w:name="_Toc213310981"/>
-      <w:bookmarkStart w:id="183" w:name="_Toc213311052"/>
-      <w:bookmarkStart w:id="184" w:name="_Toc213311200"/>
-      <w:bookmarkStart w:id="185" w:name="_Toc213311259"/>
-      <w:bookmarkStart w:id="186" w:name="_Toc213311339"/>
-      <w:bookmarkStart w:id="187" w:name="_Toc213311378"/>
-      <w:bookmarkStart w:id="188" w:name="_Toc213311443"/>
-      <w:bookmarkStart w:id="189" w:name="_Toc213311522"/>
-      <w:bookmarkStart w:id="190" w:name="_Toc213311565"/>
-      <w:bookmarkStart w:id="191" w:name="_Toc213311624"/>
-      <w:bookmarkStart w:id="192" w:name="_Toc213311847"/>
-      <w:bookmarkStart w:id="193" w:name="_Toc213311926"/>
-      <w:bookmarkStart w:id="194" w:name="_Toc213647695"/>
-      <w:bookmarkStart w:id="195" w:name="_Toc213665799"/>
-      <w:bookmarkStart w:id="196" w:name="_Toc213665838"/>
-      <w:bookmarkStart w:id="197" w:name="_Toc230776580"/>
+      <w:bookmarkStart w:id="177" w:name="_Toc213310062"/>
+      <w:bookmarkStart w:id="178" w:name="_Toc213310389"/>
+      <w:bookmarkStart w:id="179" w:name="_Toc213310471"/>
+      <w:bookmarkStart w:id="180" w:name="_Toc213310539"/>
+      <w:bookmarkStart w:id="181" w:name="_Toc213310593"/>
+      <w:bookmarkStart w:id="182" w:name="_Toc213310871"/>
+      <w:bookmarkStart w:id="183" w:name="_Toc213310981"/>
+      <w:bookmarkStart w:id="184" w:name="_Toc213311052"/>
+      <w:bookmarkStart w:id="185" w:name="_Toc213311200"/>
+      <w:bookmarkStart w:id="186" w:name="_Toc213311259"/>
+      <w:bookmarkStart w:id="187" w:name="_Toc213311339"/>
+      <w:bookmarkStart w:id="188" w:name="_Toc213311378"/>
+      <w:bookmarkStart w:id="189" w:name="_Toc213311443"/>
+      <w:bookmarkStart w:id="190" w:name="_Toc213311522"/>
+      <w:bookmarkStart w:id="191" w:name="_Toc213311565"/>
+      <w:bookmarkStart w:id="192" w:name="_Toc213311624"/>
+      <w:bookmarkStart w:id="193" w:name="_Toc213311847"/>
+      <w:bookmarkStart w:id="194" w:name="_Toc213311926"/>
+      <w:bookmarkStart w:id="195" w:name="_Toc213647695"/>
+      <w:bookmarkStart w:id="196" w:name="_Toc213665799"/>
+      <w:bookmarkStart w:id="197" w:name="_Toc213665838"/>
+      <w:bookmarkStart w:id="198" w:name="_Toc230777438"/>
       <w:r>
         <w:rPr>
           <w:szCs w:val="24"/>
@@ -20242,7 +20328,6 @@
       <w:r>
         <w:t xml:space="preserve">- Exemplo Fonte </w:t>
       </w:r>
-      <w:bookmarkEnd w:id="176"/>
       <w:bookmarkEnd w:id="177"/>
       <w:bookmarkEnd w:id="178"/>
       <w:bookmarkEnd w:id="179"/>
@@ -20263,6 +20348,7 @@
       <w:bookmarkEnd w:id="194"/>
       <w:bookmarkEnd w:id="195"/>
       <w:bookmarkEnd w:id="196"/>
+      <w:bookmarkEnd w:id="197"/>
       <w:r>
         <w:t xml:space="preserve">Open </w:t>
       </w:r>
@@ -20270,7 +20356,7 @@
       <w:r>
         <w:t>Sans</w:t>
       </w:r>
-      <w:bookmarkEnd w:id="197"/>
+      <w:bookmarkEnd w:id="198"/>
       <w:proofErr w:type="spellEnd"/>
     </w:p>
     <w:p>
@@ -20360,11 +20446,11 @@
           <w:rFonts w:eastAsia="Arial" w:cs="Arial"/>
         </w:rPr>
       </w:pPr>
-      <w:bookmarkStart w:id="198" w:name="_Toc230776672"/>
+      <w:bookmarkStart w:id="199" w:name="_Toc230777531"/>
       <w:r>
         <w:t>Isotipo</w:t>
       </w:r>
-      <w:bookmarkEnd w:id="198"/>
+      <w:bookmarkEnd w:id="199"/>
     </w:p>
     <w:p>
       <w:r>
@@ -20464,28 +20550,28 @@
       <w:pPr>
         <w:pStyle w:val="Figura"/>
       </w:pPr>
-      <w:bookmarkStart w:id="199" w:name="_Toc213310063"/>
-      <w:bookmarkStart w:id="200" w:name="_Toc213310390"/>
-      <w:bookmarkStart w:id="201" w:name="_Toc213310472"/>
-      <w:bookmarkStart w:id="202" w:name="_Toc213310540"/>
-      <w:bookmarkStart w:id="203" w:name="_Toc213310594"/>
-      <w:bookmarkStart w:id="204" w:name="_Toc213310872"/>
-      <w:bookmarkStart w:id="205" w:name="_Toc213310982"/>
-      <w:bookmarkStart w:id="206" w:name="_Toc213311053"/>
-      <w:bookmarkStart w:id="207" w:name="_Toc213311201"/>
-      <w:bookmarkStart w:id="208" w:name="_Toc213311260"/>
-      <w:bookmarkStart w:id="209" w:name="_Toc213311340"/>
-      <w:bookmarkStart w:id="210" w:name="_Toc213311379"/>
-      <w:bookmarkStart w:id="211" w:name="_Toc213311444"/>
-      <w:bookmarkStart w:id="212" w:name="_Toc213311523"/>
-      <w:bookmarkStart w:id="213" w:name="_Toc213311566"/>
-      <w:bookmarkStart w:id="214" w:name="_Toc213311625"/>
-      <w:bookmarkStart w:id="215" w:name="_Toc213311848"/>
-      <w:bookmarkStart w:id="216" w:name="_Toc213311927"/>
-      <w:bookmarkStart w:id="217" w:name="_Toc213647696"/>
-      <w:bookmarkStart w:id="218" w:name="_Toc213665800"/>
-      <w:bookmarkStart w:id="219" w:name="_Toc213665839"/>
-      <w:bookmarkStart w:id="220" w:name="_Toc230776581"/>
+      <w:bookmarkStart w:id="200" w:name="_Toc213310063"/>
+      <w:bookmarkStart w:id="201" w:name="_Toc213310390"/>
+      <w:bookmarkStart w:id="202" w:name="_Toc213310472"/>
+      <w:bookmarkStart w:id="203" w:name="_Toc213310540"/>
+      <w:bookmarkStart w:id="204" w:name="_Toc213310594"/>
+      <w:bookmarkStart w:id="205" w:name="_Toc213310872"/>
+      <w:bookmarkStart w:id="206" w:name="_Toc213310982"/>
+      <w:bookmarkStart w:id="207" w:name="_Toc213311053"/>
+      <w:bookmarkStart w:id="208" w:name="_Toc213311201"/>
+      <w:bookmarkStart w:id="209" w:name="_Toc213311260"/>
+      <w:bookmarkStart w:id="210" w:name="_Toc213311340"/>
+      <w:bookmarkStart w:id="211" w:name="_Toc213311379"/>
+      <w:bookmarkStart w:id="212" w:name="_Toc213311444"/>
+      <w:bookmarkStart w:id="213" w:name="_Toc213311523"/>
+      <w:bookmarkStart w:id="214" w:name="_Toc213311566"/>
+      <w:bookmarkStart w:id="215" w:name="_Toc213311625"/>
+      <w:bookmarkStart w:id="216" w:name="_Toc213311848"/>
+      <w:bookmarkStart w:id="217" w:name="_Toc213311927"/>
+      <w:bookmarkStart w:id="218" w:name="_Toc213647696"/>
+      <w:bookmarkStart w:id="219" w:name="_Toc213665800"/>
+      <w:bookmarkStart w:id="220" w:name="_Toc213665839"/>
+      <w:bookmarkStart w:id="221" w:name="_Toc230777439"/>
       <w:r>
         <w:rPr>
           <w:szCs w:val="24"/>
@@ -20537,7 +20623,6 @@
       <w:r>
         <w:t>Isotipo</w:t>
       </w:r>
-      <w:bookmarkEnd w:id="199"/>
       <w:bookmarkEnd w:id="200"/>
       <w:bookmarkEnd w:id="201"/>
       <w:bookmarkEnd w:id="202"/>
@@ -20559,6 +20644,7 @@
       <w:bookmarkEnd w:id="218"/>
       <w:bookmarkEnd w:id="219"/>
       <w:bookmarkEnd w:id="220"/>
+      <w:bookmarkEnd w:id="221"/>
       <w:proofErr w:type="spellEnd"/>
     </w:p>
     <w:p>
@@ -20666,9 +20752,9 @@
       <w:pPr>
         <w:pStyle w:val="Figura"/>
       </w:pPr>
-      <w:bookmarkStart w:id="221" w:name="_Toc213311631"/>
-    </w:p>
-    <w:bookmarkEnd w:id="221"/>
+      <w:bookmarkStart w:id="222" w:name="_Toc213311631"/>
+    </w:p>
+    <w:bookmarkEnd w:id="222"/>
     <w:p>
       <w:pPr>
         <w:widowControl/>
@@ -20686,18 +20772,18 @@
       <w:pPr>
         <w:ind w:firstLine="0"/>
       </w:pPr>
-      <w:bookmarkStart w:id="222" w:name="_Toc165310890"/>
+      <w:bookmarkStart w:id="223" w:name="_Toc165310890"/>
     </w:p>
     <w:p>
       <w:pPr>
         <w:pStyle w:val="Ttulo1"/>
       </w:pPr>
-      <w:bookmarkStart w:id="223" w:name="_Toc230776673"/>
-      <w:bookmarkEnd w:id="222"/>
+      <w:bookmarkStart w:id="224" w:name="_Toc230777532"/>
+      <w:bookmarkEnd w:id="223"/>
       <w:r>
         <w:t>Protótipo</w:t>
       </w:r>
-      <w:bookmarkEnd w:id="223"/>
+      <w:bookmarkEnd w:id="224"/>
     </w:p>
     <w:p>
       <w:r>
@@ -20802,14 +20888,14 @@
           <w:rFonts w:eastAsia="Arial"/>
         </w:rPr>
       </w:pPr>
-      <w:bookmarkStart w:id="224" w:name="_Toc230776674"/>
+      <w:bookmarkStart w:id="225" w:name="_Toc230777533"/>
       <w:r>
         <w:t>Aplicação</w:t>
       </w:r>
-      <w:bookmarkEnd w:id="224"/>
-    </w:p>
-    <w:p>
-      <w:bookmarkStart w:id="225" w:name="_Toc165310892"/>
+      <w:bookmarkEnd w:id="225"/>
+    </w:p>
+    <w:p>
+      <w:bookmarkStart w:id="226" w:name="_Toc165310892"/>
       <w:r>
         <w:t>A seguir serão apresentadas algumas telas elaboradas no sistema.</w:t>
       </w:r>
@@ -20844,7 +20930,7 @@
         </w:rPr>
         <w:tab/>
       </w:r>
-      <w:bookmarkStart w:id="226" w:name="_Toc230776582"/>
+      <w:bookmarkStart w:id="227" w:name="_Toc230777440"/>
       <w:r>
         <w:rPr>
           <w:i w:val="0"/>
@@ -20909,7 +20995,7 @@
         </w:rPr>
         <w:t xml:space="preserve"> - Cadastro Usuário</w:t>
       </w:r>
-      <w:bookmarkEnd w:id="226"/>
+      <w:bookmarkEnd w:id="227"/>
     </w:p>
     <w:p>
       <w:pPr>
@@ -21009,7 +21095,7 @@
         </w:rPr>
         <w:t xml:space="preserve"> </w:t>
       </w:r>
-      <w:bookmarkStart w:id="227" w:name="_Toc230776583"/>
+      <w:bookmarkStart w:id="228" w:name="_Toc230777441"/>
       <w:r>
         <w:rPr>
           <w:sz w:val="20"/>
@@ -21067,7 +21153,7 @@
         </w:rPr>
         <w:t xml:space="preserve"> Usuário</w:t>
       </w:r>
-      <w:bookmarkEnd w:id="227"/>
+      <w:bookmarkEnd w:id="228"/>
     </w:p>
     <w:p>
       <w:pPr>
@@ -21196,7 +21282,7 @@
         </w:rPr>
         <w:t xml:space="preserve">      </w:t>
       </w:r>
-      <w:bookmarkStart w:id="228" w:name="_Toc230776584"/>
+      <w:bookmarkStart w:id="229" w:name="_Toc230777442"/>
       <w:r>
         <w:rPr>
           <w:i w:val="0"/>
@@ -21297,7 +21383,7 @@
         </w:rPr>
         <w:t xml:space="preserve"> de Senha</w:t>
       </w:r>
-      <w:bookmarkEnd w:id="228"/>
+      <w:bookmarkEnd w:id="229"/>
     </w:p>
     <w:p>
       <w:pPr>
@@ -21417,7 +21503,7 @@
         </w:rPr>
         <w:tab/>
       </w:r>
-      <w:bookmarkStart w:id="229" w:name="_Toc230776585"/>
+      <w:bookmarkStart w:id="230" w:name="_Toc230777443"/>
       <w:r>
         <w:rPr>
           <w:i w:val="0"/>
@@ -21509,7 +21595,7 @@
         </w:rPr>
         <w:t>Confirmar Código</w:t>
       </w:r>
-      <w:bookmarkEnd w:id="229"/>
+      <w:bookmarkEnd w:id="230"/>
     </w:p>
     <w:p>
       <w:pPr>
@@ -21634,7 +21720,7 @@
         <w:lastRenderedPageBreak/>
         <w:t xml:space="preserve">     </w:t>
       </w:r>
-      <w:bookmarkStart w:id="230" w:name="_Toc230776586"/>
+      <w:bookmarkStart w:id="231" w:name="_Toc230777444"/>
       <w:r>
         <w:rPr>
           <w:i w:val="0"/>
@@ -21726,7 +21812,7 @@
         </w:rPr>
         <w:t>Nova Senha</w:t>
       </w:r>
-      <w:bookmarkEnd w:id="230"/>
+      <w:bookmarkEnd w:id="231"/>
     </w:p>
     <w:p>
       <w:pPr>
@@ -21816,9 +21902,9 @@
         </w:rPr>
       </w:pPr>
     </w:p>
-    <w:bookmarkEnd w:id="26"/>
     <w:bookmarkEnd w:id="27"/>
-    <w:bookmarkEnd w:id="225"/>
+    <w:bookmarkEnd w:id="28"/>
+    <w:bookmarkEnd w:id="226"/>
     <w:p>
       <w:pPr>
         <w:pStyle w:val="Legenda"/>
@@ -21839,7 +21925,7 @@
         </w:rPr>
         <w:t xml:space="preserve">  </w:t>
       </w:r>
-      <w:bookmarkStart w:id="231" w:name="_Toc230776587"/>
+      <w:bookmarkStart w:id="232" w:name="_Toc230777445"/>
       <w:r>
         <w:rPr>
           <w:i w:val="0"/>
@@ -21931,7 +22017,7 @@
         </w:rPr>
         <w:t>Agendamentos</w:t>
       </w:r>
-      <w:bookmarkEnd w:id="231"/>
+      <w:bookmarkEnd w:id="232"/>
     </w:p>
     <w:p>
       <w:pPr>
@@ -22039,7 +22125,7 @@
           <w:szCs w:val="20"/>
         </w:rPr>
       </w:pPr>
-      <w:bookmarkStart w:id="232" w:name="_Toc230776588"/>
+      <w:bookmarkStart w:id="233" w:name="_Toc230777446"/>
       <w:r>
         <w:rPr>
           <w:i w:val="0"/>
@@ -22114,7 +22200,7 @@
         </w:rPr>
         <w:t>– Cadastrar Agendamento</w:t>
       </w:r>
-      <w:bookmarkEnd w:id="232"/>
+      <w:bookmarkEnd w:id="233"/>
     </w:p>
     <w:p>
       <w:pPr>
@@ -22210,7 +22296,7 @@
           <w:szCs w:val="20"/>
         </w:rPr>
       </w:pPr>
-      <w:bookmarkStart w:id="233" w:name="_Toc230776589"/>
+      <w:bookmarkStart w:id="234" w:name="_Toc230777447"/>
       <w:r>
         <w:rPr>
           <w:i w:val="0"/>
@@ -22284,7 +22370,7 @@
         </w:rPr>
         <w:t>–Editar Agendamento</w:t>
       </w:r>
-      <w:bookmarkEnd w:id="233"/>
+      <w:bookmarkEnd w:id="234"/>
     </w:p>
     <w:p>
       <w:pPr>
@@ -22335,7 +22421,7 @@
         <w:lastRenderedPageBreak/>
         <w:t xml:space="preserve">                                               </w:t>
       </w:r>
-      <w:bookmarkStart w:id="234" w:name="_Toc230776590"/>
+      <w:bookmarkStart w:id="235" w:name="_Toc230777448"/>
       <w:r>
         <w:rPr>
           <w:sz w:val="20"/>
@@ -22388,7 +22474,7 @@
         </w:rPr>
         <w:t>– Concluir Agendamento</w:t>
       </w:r>
-      <w:bookmarkEnd w:id="234"/>
+      <w:bookmarkEnd w:id="235"/>
     </w:p>
     <w:p>
       <w:pPr>
@@ -22489,7 +22575,7 @@
           <w:szCs w:val="20"/>
         </w:rPr>
       </w:pPr>
-      <w:bookmarkStart w:id="235" w:name="_Toc230776591"/>
+      <w:bookmarkStart w:id="236" w:name="_Toc230777449"/>
       <w:r>
         <w:rPr>
           <w:i w:val="0"/>
@@ -22563,7 +22649,7 @@
         </w:rPr>
         <w:t>– Cancelar Agendamento</w:t>
       </w:r>
-      <w:bookmarkEnd w:id="235"/>
+      <w:bookmarkEnd w:id="236"/>
     </w:p>
     <w:p>
       <w:pPr>
@@ -22622,8 +22708,6 @@
           </wp:inline>
         </w:drawing>
       </w:r>
-      <w:bookmarkStart w:id="236" w:name="_GoBack"/>
-      <w:bookmarkEnd w:id="236"/>
     </w:p>
     <w:p>
       <w:pPr>
@@ -22652,7 +22736,7 @@
           <w:szCs w:val="20"/>
         </w:rPr>
       </w:pPr>
-      <w:bookmarkStart w:id="237" w:name="_Toc230776592"/>
+      <w:bookmarkStart w:id="237" w:name="_Toc230777450"/>
       <w:r>
         <w:rPr>
           <w:i w:val="0"/>
@@ -22724,26 +22808,9 @@
           <w:sz w:val="20"/>
           <w:szCs w:val="20"/>
         </w:rPr>
-        <w:t xml:space="preserve">– </w:t>
-      </w:r>
-      <w:r>
-        <w:rPr>
-          <w:i w:val="0"/>
-          <w:color w:val="auto"/>
-          <w:sz w:val="20"/>
-          <w:szCs w:val="20"/>
-        </w:rPr>
-        <w:t>Excluir</w:t>
-      </w:r>
-      <w:r>
-        <w:rPr>
-          <w:i w:val="0"/>
-          <w:color w:val="auto"/>
-          <w:sz w:val="20"/>
-          <w:szCs w:val="20"/>
-        </w:rPr>
-        <w:t xml:space="preserve"> Agendamento</w:t>
-      </w:r>
+        <w:t>– Excluir Agendamento</w:t>
+      </w:r>
+      <w:bookmarkEnd w:id="237"/>
     </w:p>
     <w:p>
       <w:pPr>
@@ -22780,6 +22847,7 @@
           <w:szCs w:val="20"/>
         </w:rPr>
       </w:pPr>
+      <w:bookmarkStart w:id="238" w:name="_Toc230777451"/>
       <w:r>
         <w:rPr>
           <w:i w:val="0"/>
@@ -22853,7 +22921,7 @@
         </w:rPr>
         <w:t>– Clientes</w:t>
       </w:r>
-      <w:bookmarkEnd w:id="237"/>
+      <w:bookmarkEnd w:id="238"/>
     </w:p>
     <w:p>
       <w:pPr>
@@ -22897,7 +22965,6 @@
           <w:sz w:val="20"/>
         </w:rPr>
       </w:pPr>
-      <w:bookmarkStart w:id="238" w:name="_Toc230776593"/>
       <w:r>
         <w:rPr>
           <w:i/>
@@ -22917,6 +22984,7 @@
           <w:szCs w:val="20"/>
         </w:rPr>
       </w:pPr>
+      <w:bookmarkStart w:id="239" w:name="_Toc230777452"/>
       <w:r>
         <w:rPr>
           <w:i w:val="0"/>
@@ -22991,7 +23059,7 @@
         </w:rPr>
         <w:t>– Cadastrar Cliente</w:t>
       </w:r>
-      <w:bookmarkEnd w:id="238"/>
+      <w:bookmarkEnd w:id="239"/>
     </w:p>
     <w:p>
       <w:pPr>
@@ -23089,7 +23157,7 @@
           <w:sz w:val="20"/>
         </w:rPr>
       </w:pPr>
-      <w:bookmarkStart w:id="239" w:name="_Toc230776594"/>
+      <w:bookmarkStart w:id="240" w:name="_Toc230777453"/>
       <w:r>
         <w:rPr>
           <w:sz w:val="20"/>
@@ -23133,7 +23201,7 @@
         </w:rPr>
         <w:t xml:space="preserve"> –  Editar Cliente</w:t>
       </w:r>
-      <w:bookmarkEnd w:id="239"/>
+      <w:bookmarkEnd w:id="240"/>
     </w:p>
     <w:p>
       <w:pPr>
@@ -23182,7 +23250,6 @@
           <w:sz w:val="20"/>
         </w:rPr>
       </w:pPr>
-      <w:bookmarkStart w:id="240" w:name="_Toc230776595"/>
       <w:r>
         <w:rPr>
           <w:i/>
@@ -23202,6 +23269,7 @@
           <w:szCs w:val="20"/>
         </w:rPr>
       </w:pPr>
+      <w:bookmarkStart w:id="241" w:name="_Toc230777454"/>
       <w:r>
         <w:rPr>
           <w:i w:val="0"/>
@@ -23285,7 +23353,7 @@
         </w:rPr>
         <w:t>Excluir Cliente</w:t>
       </w:r>
-      <w:bookmarkEnd w:id="240"/>
+      <w:bookmarkEnd w:id="241"/>
     </w:p>
     <w:p>
       <w:pPr>
@@ -23329,7 +23397,7 @@
           <w:sz w:val="20"/>
         </w:rPr>
       </w:pPr>
-      <w:bookmarkStart w:id="241" w:name="_Toc230776596"/>
+      <w:bookmarkStart w:id="242" w:name="_Toc230777455"/>
       <w:r>
         <w:rPr>
           <w:sz w:val="20"/>
@@ -23373,7 +23441,7 @@
         </w:rPr>
         <w:t xml:space="preserve"> – Histórico Cliente</w:t>
       </w:r>
-      <w:bookmarkEnd w:id="241"/>
+      <w:bookmarkEnd w:id="242"/>
     </w:p>
     <w:p>
       <w:pPr>
@@ -23410,7 +23478,6 @@
           <w:sz w:val="20"/>
         </w:rPr>
       </w:pPr>
-      <w:bookmarkStart w:id="242" w:name="_Toc230776597"/>
       <w:r>
         <w:rPr>
           <w:i/>
@@ -23430,6 +23497,7 @@
           <w:szCs w:val="20"/>
         </w:rPr>
       </w:pPr>
+      <w:bookmarkStart w:id="243" w:name="_Toc230777456"/>
       <w:r>
         <w:rPr>
           <w:i w:val="0"/>
@@ -23504,7 +23572,7 @@
         </w:rPr>
         <w:t>– Serviços</w:t>
       </w:r>
-      <w:bookmarkEnd w:id="242"/>
+      <w:bookmarkEnd w:id="243"/>
     </w:p>
     <w:p>
       <w:pPr>
@@ -23540,7 +23608,7 @@
           <w:sz w:val="20"/>
         </w:rPr>
       </w:pPr>
-      <w:bookmarkStart w:id="243" w:name="_Toc230776598"/>
+      <w:bookmarkStart w:id="244" w:name="_Toc230777457"/>
       <w:r>
         <w:rPr>
           <w:sz w:val="20"/>
@@ -23584,7 +23652,7 @@
         </w:rPr>
         <w:t xml:space="preserve"> – Cadastrar Serviço</w:t>
       </w:r>
-      <w:bookmarkEnd w:id="243"/>
+      <w:bookmarkEnd w:id="244"/>
     </w:p>
     <w:p>
       <w:pPr>
@@ -23685,7 +23753,6 @@
           <w:sz w:val="20"/>
         </w:rPr>
       </w:pPr>
-      <w:bookmarkStart w:id="244" w:name="_Toc230776599"/>
       <w:r>
         <w:rPr>
           <w:i/>
@@ -23705,6 +23772,7 @@
           <w:szCs w:val="20"/>
         </w:rPr>
       </w:pPr>
+      <w:bookmarkStart w:id="245" w:name="_Toc230777458"/>
       <w:r>
         <w:rPr>
           <w:i w:val="0"/>
@@ -23779,7 +23847,7 @@
         </w:rPr>
         <w:t>– Editar Serviço</w:t>
       </w:r>
-      <w:bookmarkEnd w:id="244"/>
+      <w:bookmarkEnd w:id="245"/>
     </w:p>
     <w:p>
       <w:pPr>
@@ -23823,7 +23891,7 @@
           <w:sz w:val="20"/>
         </w:rPr>
       </w:pPr>
-      <w:bookmarkStart w:id="245" w:name="_Toc230776600"/>
+      <w:bookmarkStart w:id="246" w:name="_Toc230777459"/>
       <w:r>
         <w:rPr>
           <w:sz w:val="20"/>
@@ -23867,7 +23935,7 @@
         </w:rPr>
         <w:t xml:space="preserve"> – Excluir Serviço</w:t>
       </w:r>
-      <w:bookmarkEnd w:id="245"/>
+      <w:bookmarkEnd w:id="246"/>
     </w:p>
     <w:p>
       <w:pPr>
@@ -23904,7 +23972,6 @@
           <w:sz w:val="20"/>
         </w:rPr>
       </w:pPr>
-      <w:bookmarkStart w:id="246" w:name="_Toc230776601"/>
       <w:r>
         <w:rPr>
           <w:i/>
@@ -23924,6 +23991,7 @@
           <w:szCs w:val="20"/>
         </w:rPr>
       </w:pPr>
+      <w:bookmarkStart w:id="247" w:name="_Toc230777460"/>
       <w:r>
         <w:rPr>
           <w:i w:val="0"/>
@@ -23998,7 +24066,7 @@
         </w:rPr>
         <w:t>– Cadastro Entrada e Saída</w:t>
       </w:r>
-      <w:bookmarkEnd w:id="246"/>
+      <w:bookmarkEnd w:id="247"/>
     </w:p>
     <w:p>
       <w:pPr>
@@ -24042,7 +24110,7 @@
           <w:sz w:val="20"/>
         </w:rPr>
       </w:pPr>
-      <w:bookmarkStart w:id="247" w:name="_Toc230776602"/>
+      <w:bookmarkStart w:id="248" w:name="_Toc230777461"/>
       <w:r>
         <w:rPr>
           <w:sz w:val="20"/>
@@ -24086,7 +24154,7 @@
         </w:rPr>
         <w:t xml:space="preserve"> – Editar Entrada e Saída</w:t>
       </w:r>
-      <w:bookmarkEnd w:id="247"/>
+      <w:bookmarkEnd w:id="248"/>
     </w:p>
     <w:p>
       <w:pPr>
@@ -24123,7 +24191,6 @@
           <w:sz w:val="20"/>
         </w:rPr>
       </w:pPr>
-      <w:bookmarkStart w:id="248" w:name="_Toc230776603"/>
       <w:r>
         <w:rPr>
           <w:i/>
@@ -24143,6 +24210,7 @@
           <w:szCs w:val="20"/>
         </w:rPr>
       </w:pPr>
+      <w:bookmarkStart w:id="249" w:name="_Toc230777462"/>
       <w:r>
         <w:rPr>
           <w:i w:val="0"/>
@@ -24217,7 +24285,7 @@
         </w:rPr>
         <w:t>– Excluir Entrada e Saída</w:t>
       </w:r>
-      <w:bookmarkEnd w:id="248"/>
+      <w:bookmarkEnd w:id="249"/>
     </w:p>
     <w:p>
       <w:pPr>
@@ -24261,13 +24329,13 @@
           <w:sz w:val="20"/>
         </w:rPr>
       </w:pPr>
-      <w:bookmarkStart w:id="249" w:name="_Toc230776604"/>
       <w:r>
         <w:rPr>
           <w:sz w:val="20"/>
         </w:rPr>
         <w:t xml:space="preserve">         </w:t>
       </w:r>
+      <w:bookmarkStart w:id="250" w:name="_Toc230777463"/>
       <w:r>
         <w:rPr>
           <w:sz w:val="20"/>
@@ -24311,7 +24379,7 @@
         </w:rPr>
         <w:t xml:space="preserve"> – Movimentações Diárias</w:t>
       </w:r>
-      <w:bookmarkEnd w:id="249"/>
+      <w:bookmarkEnd w:id="250"/>
     </w:p>
     <w:p>
       <w:pPr>
@@ -24421,7 +24489,6 @@
           <w:sz w:val="20"/>
         </w:rPr>
       </w:pPr>
-      <w:bookmarkStart w:id="250" w:name="_Toc230776605"/>
       <w:r>
         <w:rPr>
           <w:i/>
@@ -24441,6 +24508,7 @@
           <w:szCs w:val="20"/>
         </w:rPr>
       </w:pPr>
+      <w:bookmarkStart w:id="251" w:name="_Toc230777464"/>
       <w:r>
         <w:rPr>
           <w:i w:val="0"/>
@@ -24515,7 +24583,7 @@
         </w:rPr>
         <w:t>– Movimentações Semanais</w:t>
       </w:r>
-      <w:bookmarkEnd w:id="250"/>
+      <w:bookmarkEnd w:id="251"/>
     </w:p>
     <w:p>
       <w:pPr>
@@ -24613,7 +24681,7 @@
           <w:szCs w:val="20"/>
         </w:rPr>
       </w:pPr>
-      <w:bookmarkStart w:id="251" w:name="_Toc230776606"/>
+      <w:bookmarkStart w:id="252" w:name="_Toc230777465"/>
       <w:r>
         <w:rPr>
           <w:i w:val="0"/>
@@ -24687,7 +24755,7 @@
         </w:rPr>
         <w:t>– Movimentações Mensais</w:t>
       </w:r>
-      <w:bookmarkEnd w:id="251"/>
+      <w:bookmarkEnd w:id="252"/>
     </w:p>
     <w:p>
       <w:pPr>
@@ -24769,7 +24837,7 @@
           <w:szCs w:val="20"/>
         </w:rPr>
       </w:pPr>
-      <w:bookmarkStart w:id="252" w:name="_Toc230776607"/>
+      <w:bookmarkStart w:id="253" w:name="_Toc230777466"/>
       <w:r>
         <w:rPr>
           <w:i w:val="0"/>
@@ -24844,7 +24912,7 @@
         </w:rPr>
         <w:t>– Resumos Diários</w:t>
       </w:r>
-      <w:bookmarkEnd w:id="252"/>
+      <w:bookmarkEnd w:id="253"/>
     </w:p>
     <w:p>
       <w:pPr>
@@ -24942,7 +25010,7 @@
           <w:szCs w:val="20"/>
         </w:rPr>
       </w:pPr>
-      <w:bookmarkStart w:id="253" w:name="_Toc230776608"/>
+      <w:bookmarkStart w:id="254" w:name="_Toc230777467"/>
       <w:r>
         <w:rPr>
           <w:i w:val="0"/>
@@ -25016,7 +25084,7 @@
         </w:rPr>
         <w:t>– Resumos Semanais</w:t>
       </w:r>
-      <w:bookmarkEnd w:id="253"/>
+      <w:bookmarkEnd w:id="254"/>
     </w:p>
     <w:p>
       <w:pPr>
@@ -25098,7 +25166,7 @@
           <w:szCs w:val="20"/>
         </w:rPr>
       </w:pPr>
-      <w:bookmarkStart w:id="254" w:name="_Toc230776609"/>
+      <w:bookmarkStart w:id="255" w:name="_Toc230777468"/>
       <w:r>
         <w:rPr>
           <w:i w:val="0"/>
@@ -25173,7 +25241,7 @@
         </w:rPr>
         <w:t>– Resumos Mensais</w:t>
       </w:r>
-      <w:bookmarkEnd w:id="254"/>
+      <w:bookmarkEnd w:id="255"/>
     </w:p>
     <w:p>
       <w:pPr>
@@ -25255,7 +25323,6 @@
           <w:sz w:val="20"/>
         </w:rPr>
       </w:pPr>
-      <w:bookmarkStart w:id="255" w:name="_Toc230776610"/>
     </w:p>
     <w:p>
       <w:pPr>
@@ -25285,6 +25352,7 @@
         </w:rPr>
         <w:t xml:space="preserve">      </w:t>
       </w:r>
+      <w:bookmarkStart w:id="256" w:name="_Toc230777469"/>
       <w:r>
         <w:rPr>
           <w:sz w:val="20"/>
@@ -25328,7 +25396,7 @@
         </w:rPr>
         <w:t xml:space="preserve"> – Editar Perfil</w:t>
       </w:r>
-      <w:bookmarkEnd w:id="255"/>
+      <w:bookmarkEnd w:id="256"/>
     </w:p>
     <w:p>
       <w:pPr>
@@ -25508,7 +25576,7 @@
           <w:lang w:val="pt-BR"/>
         </w:rPr>
       </w:pPr>
-      <w:bookmarkStart w:id="256" w:name="_Toc230776675"/>
+      <w:bookmarkStart w:id="257" w:name="_Toc230777534"/>
       <w:r>
         <w:rPr>
           <w:lang w:val="pt-BR"/>
@@ -25516,7 +25584,7 @@
         <w:lastRenderedPageBreak/>
         <w:t>Considerações Finais</w:t>
       </w:r>
-      <w:bookmarkEnd w:id="256"/>
+      <w:bookmarkEnd w:id="257"/>
     </w:p>
     <w:p>
       <w:pPr>
@@ -25566,7 +25634,7 @@
           <w:lang w:val="pt-BR"/>
         </w:rPr>
       </w:pPr>
-      <w:bookmarkStart w:id="257" w:name="_Toc230776676"/>
+      <w:bookmarkStart w:id="258" w:name="_Toc230777535"/>
       <w:r>
         <w:rPr>
           <w:lang w:val="pt-BR"/>
@@ -25574,7 +25642,7 @@
         <w:lastRenderedPageBreak/>
         <w:t>Referências Bibliográficas</w:t>
       </w:r>
-      <w:bookmarkEnd w:id="257"/>
+      <w:bookmarkEnd w:id="258"/>
     </w:p>
     <w:p/>
     <w:p>
@@ -26355,7 +26423,7 @@
       <w:rPr>
         <w:noProof/>
       </w:rPr>
-      <w:t>52</w:t>
+      <w:t>8</w:t>
     </w:r>
     <w:r>
       <w:fldChar w:fldCharType="end"/>
@@ -30628,15 +30696,6 @@
 </file>
 
 <file path=customXml/item1.xml><?xml version="1.0" encoding="utf-8"?>
-<?mso-contentType ?>
-<FormTemplates xmlns="http://schemas.microsoft.com/sharepoint/v3/contenttype/forms">
-  <Display>DocumentLibraryForm</Display>
-  <Edit>DocumentLibraryForm</Edit>
-  <New>DocumentLibraryForm</New>
-</FormTemplates>
-</file>
-
-<file path=customXml/item2.xml><?xml version="1.0" encoding="utf-8"?>
 <p:properties xmlns:p="http://schemas.microsoft.com/office/2006/metadata/properties" xmlns:xsi="http://www.w3.org/2001/XMLSchema-instance" xmlns:pc="http://schemas.microsoft.com/office/infopath/2007/PartnerControls">
   <documentManagement>
     <lcf76f155ced4ddcb4097134ff3c332f xmlns="73616d7f-17b8-4c43-aa5e-25ef7e462a18">
@@ -30647,7 +30706,7 @@
 </p:properties>
 </file>
 
-<file path=customXml/item3.xml><?xml version="1.0" encoding="utf-8"?>
+<file path=customXml/item2.xml><?xml version="1.0" encoding="utf-8"?>
 <ct:contentTypeSchema xmlns:ct="http://schemas.microsoft.com/office/2006/metadata/contentType" xmlns:ma="http://schemas.microsoft.com/office/2006/metadata/properties/metaAttributes" ct:_="" ma:_="" ma:contentTypeName="Documento" ma:contentTypeID="0x01010020DA79A94EAF84479D995EE9166ADAA4" ma:contentTypeVersion="11" ma:contentTypeDescription="Crie um novo documento." ma:contentTypeScope="" ma:versionID="db0f6cab5e24e8cd6751fda002f09c0a">
   <xsd:schema xmlns:xsd="http://www.w3.org/2001/XMLSchema" xmlns:xs="http://www.w3.org/2001/XMLSchema" xmlns:p="http://schemas.microsoft.com/office/2006/metadata/properties" xmlns:ns2="73616d7f-17b8-4c43-aa5e-25ef7e462a18" xmlns:ns3="686b96b7-37ef-4e5c-bc3c-4e780f33c780" targetNamespace="http://schemas.microsoft.com/office/2006/metadata/properties" ma:root="true" ma:fieldsID="0fb1f17ca0d982144b9f7f51c1ea08de" ns2:_="" ns3:_="">
     <xsd:import namespace="73616d7f-17b8-4c43-aa5e-25ef7e462a18"/>
@@ -30842,19 +30901,20 @@
 </ct:contentTypeSchema>
 </file>
 
+<file path=customXml/item3.xml><?xml version="1.0" encoding="utf-8"?>
+<?mso-contentType ?>
+<FormTemplates xmlns="http://schemas.microsoft.com/sharepoint/v3/contenttype/forms">
+  <Display>DocumentLibraryForm</Display>
+  <Edit>DocumentLibraryForm</Edit>
+  <New>DocumentLibraryForm</New>
+</FormTemplates>
+</file>
+
 <file path=customXml/item4.xml><?xml version="1.0" encoding="utf-8"?>
 <b:Sources xmlns:b="http://schemas.openxmlformats.org/officeDocument/2006/bibliography" xmlns="http://schemas.openxmlformats.org/officeDocument/2006/bibliography" SelectedStyle="\APA.XSL" StyleName="APA"/>
 </file>
 
 <file path=customXml/itemProps1.xml><?xml version="1.0" encoding="utf-8"?>
-<ds:datastoreItem xmlns:ds="http://schemas.openxmlformats.org/officeDocument/2006/customXml" ds:itemID="{CF1FD0AD-7A56-4031-B24D-376004EB8526}">
-  <ds:schemaRefs>
-    <ds:schemaRef ds:uri="http://schemas.microsoft.com/sharepoint/v3/contenttype/forms"/>
-  </ds:schemaRefs>
-</ds:datastoreItem>
-</file>
-
-<file path=customXml/itemProps2.xml><?xml version="1.0" encoding="utf-8"?>
 <ds:datastoreItem xmlns:ds="http://schemas.openxmlformats.org/officeDocument/2006/customXml" ds:itemID="{0FB482D0-C62D-40F8-A30D-80102D84D1F8}">
   <ds:schemaRefs>
     <ds:schemaRef ds:uri="http://schemas.microsoft.com/office/2006/metadata/properties"/>
@@ -30865,7 +30925,7 @@
 </ds:datastoreItem>
 </file>
 
-<file path=customXml/itemProps3.xml><?xml version="1.0" encoding="utf-8"?>
+<file path=customXml/itemProps2.xml><?xml version="1.0" encoding="utf-8"?>
 <ds:datastoreItem xmlns:ds="http://schemas.openxmlformats.org/officeDocument/2006/customXml" ds:itemID="{89C5A49E-B54F-4963-BBA9-17020C92F744}">
   <ds:schemaRefs>
     <ds:schemaRef ds:uri="http://schemas.microsoft.com/office/2006/metadata/contentType"/>
@@ -30884,8 +30944,16 @@
 </ds:datastoreItem>
 </file>
 
+<file path=customXml/itemProps3.xml><?xml version="1.0" encoding="utf-8"?>
+<ds:datastoreItem xmlns:ds="http://schemas.openxmlformats.org/officeDocument/2006/customXml" ds:itemID="{CF1FD0AD-7A56-4031-B24D-376004EB8526}">
+  <ds:schemaRefs>
+    <ds:schemaRef ds:uri="http://schemas.microsoft.com/sharepoint/v3/contenttype/forms"/>
+  </ds:schemaRefs>
+</ds:datastoreItem>
+</file>
+
 <file path=customXml/itemProps4.xml><?xml version="1.0" encoding="utf-8"?>
-<ds:datastoreItem xmlns:ds="http://schemas.openxmlformats.org/officeDocument/2006/customXml" ds:itemID="{18CD07EF-32EC-4726-9F83-27F714F4C4F5}">
+<ds:datastoreItem xmlns:ds="http://schemas.openxmlformats.org/officeDocument/2006/customXml" ds:itemID="{325C46C5-A8D2-48C9-BA52-D994E0638649}">
   <ds:schemaRefs>
     <ds:schemaRef ds:uri="http://schemas.openxmlformats.org/officeDocument/2006/bibliography"/>
   </ds:schemaRefs>

--- a/DayPlannio.docx
+++ b/DayPlannio.docx
@@ -948,6 +948,8 @@
         </w:rPr>
       </w:pPr>
     </w:p>
+    <w:bookmarkStart w:id="0" w:name="_GoBack"/>
+    <w:bookmarkEnd w:id="0"/>
     <w:p>
       <w:pPr>
         <w:pStyle w:val="ndicedeilustraes"/>
@@ -988,7 +990,7 @@
         </w:rPr>
         <w:fldChar w:fldCharType="separate"/>
       </w:r>
-      <w:hyperlink w:anchor="_Toc230777428" w:history="1">
+      <w:hyperlink w:anchor="_Toc230777801" w:history="1">
         <w:r>
           <w:rPr>
             <w:rStyle w:val="Hyperlink"/>
@@ -1015,7 +1017,7 @@
             <w:noProof/>
             <w:webHidden/>
           </w:rPr>
-          <w:instrText xml:space="preserve"> PAGEREF _Toc230777428 \h </w:instrText>
+          <w:instrText xml:space="preserve"> PAGEREF _Toc230777801 \h </w:instrText>
         </w:r>
         <w:r>
           <w:rPr>
@@ -1059,7 +1061,7 @@
           <w:szCs w:val="22"/>
         </w:rPr>
       </w:pPr>
-      <w:hyperlink w:anchor="_Toc230777429" w:history="1">
+      <w:hyperlink w:anchor="_Toc230777802" w:history="1">
         <w:r>
           <w:rPr>
             <w:rStyle w:val="Hyperlink"/>
@@ -1086,7 +1088,7 @@
             <w:noProof/>
             <w:webHidden/>
           </w:rPr>
-          <w:instrText xml:space="preserve"> PAGEREF _Toc230777429 \h </w:instrText>
+          <w:instrText xml:space="preserve"> PAGEREF _Toc230777802 \h </w:instrText>
         </w:r>
         <w:r>
           <w:rPr>
@@ -1130,7 +1132,7 @@
           <w:szCs w:val="22"/>
         </w:rPr>
       </w:pPr>
-      <w:hyperlink w:anchor="_Toc230777430" w:history="1">
+      <w:hyperlink w:anchor="_Toc230777803" w:history="1">
         <w:r>
           <w:rPr>
             <w:rStyle w:val="Hyperlink"/>
@@ -1157,7 +1159,7 @@
             <w:noProof/>
             <w:webHidden/>
           </w:rPr>
-          <w:instrText xml:space="preserve"> PAGEREF _Toc230777430 \h </w:instrText>
+          <w:instrText xml:space="preserve"> PAGEREF _Toc230777803 \h </w:instrText>
         </w:r>
         <w:r>
           <w:rPr>
@@ -1201,7 +1203,7 @@
           <w:szCs w:val="22"/>
         </w:rPr>
       </w:pPr>
-      <w:hyperlink w:anchor="_Toc230777431" w:history="1">
+      <w:hyperlink w:anchor="_Toc230777804" w:history="1">
         <w:r>
           <w:rPr>
             <w:rStyle w:val="Hyperlink"/>
@@ -1228,7 +1230,7 @@
             <w:noProof/>
             <w:webHidden/>
           </w:rPr>
-          <w:instrText xml:space="preserve"> PAGEREF _Toc230777431 \h </w:instrText>
+          <w:instrText xml:space="preserve"> PAGEREF _Toc230777804 \h </w:instrText>
         </w:r>
         <w:r>
           <w:rPr>
@@ -1272,7 +1274,7 @@
           <w:szCs w:val="22"/>
         </w:rPr>
       </w:pPr>
-      <w:hyperlink w:anchor="_Toc230777432" w:history="1">
+      <w:hyperlink w:anchor="_Toc230777805" w:history="1">
         <w:r>
           <w:rPr>
             <w:rStyle w:val="Hyperlink"/>
@@ -1300,7 +1302,7 @@
             <w:noProof/>
             <w:webHidden/>
           </w:rPr>
-          <w:instrText xml:space="preserve"> PAGEREF _Toc230777432 \h </w:instrText>
+          <w:instrText xml:space="preserve"> PAGEREF _Toc230777805 \h </w:instrText>
         </w:r>
         <w:r>
           <w:rPr>
@@ -1344,7 +1346,7 @@
           <w:szCs w:val="22"/>
         </w:rPr>
       </w:pPr>
-      <w:hyperlink w:anchor="_Toc230777433" w:history="1">
+      <w:hyperlink w:anchor="_Toc230777806" w:history="1">
         <w:r>
           <w:rPr>
             <w:rStyle w:val="Hyperlink"/>
@@ -1371,7 +1373,7 @@
             <w:noProof/>
             <w:webHidden/>
           </w:rPr>
-          <w:instrText xml:space="preserve"> PAGEREF _Toc230777433 \h </w:instrText>
+          <w:instrText xml:space="preserve"> PAGEREF _Toc230777806 \h </w:instrText>
         </w:r>
         <w:r>
           <w:rPr>
@@ -1415,7 +1417,7 @@
           <w:szCs w:val="22"/>
         </w:rPr>
       </w:pPr>
-      <w:hyperlink w:anchor="_Toc230777434" w:history="1">
+      <w:hyperlink w:anchor="_Toc230777807" w:history="1">
         <w:r>
           <w:rPr>
             <w:rStyle w:val="Hyperlink"/>
@@ -1442,7 +1444,7 @@
             <w:noProof/>
             <w:webHidden/>
           </w:rPr>
-          <w:instrText xml:space="preserve"> PAGEREF _Toc230777434 \h </w:instrText>
+          <w:instrText xml:space="preserve"> PAGEREF _Toc230777807 \h </w:instrText>
         </w:r>
         <w:r>
           <w:rPr>
@@ -1486,7 +1488,7 @@
           <w:szCs w:val="22"/>
         </w:rPr>
       </w:pPr>
-      <w:hyperlink w:anchor="_Toc230777435" w:history="1">
+      <w:hyperlink w:anchor="_Toc230777808" w:history="1">
         <w:r>
           <w:rPr>
             <w:rStyle w:val="Hyperlink"/>
@@ -1513,7 +1515,7 @@
             <w:noProof/>
             <w:webHidden/>
           </w:rPr>
-          <w:instrText xml:space="preserve"> PAGEREF _Toc230777435 \h </w:instrText>
+          <w:instrText xml:space="preserve"> PAGEREF _Toc230777808 \h </w:instrText>
         </w:r>
         <w:r>
           <w:rPr>
@@ -1557,7 +1559,7 @@
           <w:szCs w:val="22"/>
         </w:rPr>
       </w:pPr>
-      <w:hyperlink w:anchor="_Toc230777436" w:history="1">
+      <w:hyperlink w:anchor="_Toc230777809" w:history="1">
         <w:r>
           <w:rPr>
             <w:rStyle w:val="Hyperlink"/>
@@ -1584,7 +1586,7 @@
             <w:noProof/>
             <w:webHidden/>
           </w:rPr>
-          <w:instrText xml:space="preserve"> PAGEREF _Toc230777436 \h </w:instrText>
+          <w:instrText xml:space="preserve"> PAGEREF _Toc230777809 \h </w:instrText>
         </w:r>
         <w:r>
           <w:rPr>
@@ -1628,7 +1630,7 @@
           <w:szCs w:val="22"/>
         </w:rPr>
       </w:pPr>
-      <w:hyperlink w:anchor="_Toc230777437" w:history="1">
+      <w:hyperlink w:anchor="_Toc230777810" w:history="1">
         <w:r>
           <w:rPr>
             <w:rStyle w:val="Hyperlink"/>
@@ -1655,7 +1657,7 @@
             <w:noProof/>
             <w:webHidden/>
           </w:rPr>
-          <w:instrText xml:space="preserve"> PAGEREF _Toc230777437 \h </w:instrText>
+          <w:instrText xml:space="preserve"> PAGEREF _Toc230777810 \h </w:instrText>
         </w:r>
         <w:r>
           <w:rPr>
@@ -1699,7 +1701,7 @@
           <w:szCs w:val="22"/>
         </w:rPr>
       </w:pPr>
-      <w:hyperlink w:anchor="_Toc230777438" w:history="1">
+      <w:hyperlink w:anchor="_Toc230777811" w:history="1">
         <w:r>
           <w:rPr>
             <w:rStyle w:val="Hyperlink"/>
@@ -1726,7 +1728,7 @@
             <w:noProof/>
             <w:webHidden/>
           </w:rPr>
-          <w:instrText xml:space="preserve"> PAGEREF _Toc230777438 \h </w:instrText>
+          <w:instrText xml:space="preserve"> PAGEREF _Toc230777811 \h </w:instrText>
         </w:r>
         <w:r>
           <w:rPr>
@@ -1770,7 +1772,7 @@
           <w:szCs w:val="22"/>
         </w:rPr>
       </w:pPr>
-      <w:hyperlink w:anchor="_Toc230777439" w:history="1">
+      <w:hyperlink w:anchor="_Toc230777812" w:history="1">
         <w:r>
           <w:rPr>
             <w:rStyle w:val="Hyperlink"/>
@@ -1797,7 +1799,7 @@
             <w:noProof/>
             <w:webHidden/>
           </w:rPr>
-          <w:instrText xml:space="preserve"> PAGEREF _Toc230777439 \h </w:instrText>
+          <w:instrText xml:space="preserve"> PAGEREF _Toc230777812 \h </w:instrText>
         </w:r>
         <w:r>
           <w:rPr>
@@ -1841,7 +1843,7 @@
           <w:szCs w:val="22"/>
         </w:rPr>
       </w:pPr>
-      <w:hyperlink w:anchor="_Toc230777440" w:history="1">
+      <w:hyperlink w:anchor="_Toc230777813" w:history="1">
         <w:r>
           <w:rPr>
             <w:rStyle w:val="Hyperlink"/>
@@ -1868,7 +1870,7 @@
             <w:noProof/>
             <w:webHidden/>
           </w:rPr>
-          <w:instrText xml:space="preserve"> PAGEREF _Toc230777440 \h </w:instrText>
+          <w:instrText xml:space="preserve"> PAGEREF _Toc230777813 \h </w:instrText>
         </w:r>
         <w:r>
           <w:rPr>
@@ -1912,7 +1914,7 @@
           <w:szCs w:val="22"/>
         </w:rPr>
       </w:pPr>
-      <w:hyperlink w:anchor="_Toc230777441" w:history="1">
+      <w:hyperlink w:anchor="_Toc230777814" w:history="1">
         <w:r>
           <w:rPr>
             <w:rStyle w:val="Hyperlink"/>
@@ -1939,7 +1941,7 @@
             <w:noProof/>
             <w:webHidden/>
           </w:rPr>
-          <w:instrText xml:space="preserve"> PAGEREF _Toc230777441 \h </w:instrText>
+          <w:instrText xml:space="preserve"> PAGEREF _Toc230777814 \h </w:instrText>
         </w:r>
         <w:r>
           <w:rPr>
@@ -1983,7 +1985,7 @@
           <w:szCs w:val="22"/>
         </w:rPr>
       </w:pPr>
-      <w:hyperlink w:anchor="_Toc230777442" w:history="1">
+      <w:hyperlink w:anchor="_Toc230777815" w:history="1">
         <w:r>
           <w:rPr>
             <w:rStyle w:val="Hyperlink"/>
@@ -2010,7 +2012,7 @@
             <w:noProof/>
             <w:webHidden/>
           </w:rPr>
-          <w:instrText xml:space="preserve"> PAGEREF _Toc230777442 \h </w:instrText>
+          <w:instrText xml:space="preserve"> PAGEREF _Toc230777815 \h </w:instrText>
         </w:r>
         <w:r>
           <w:rPr>
@@ -2054,7 +2056,7 @@
           <w:szCs w:val="22"/>
         </w:rPr>
       </w:pPr>
-      <w:hyperlink w:anchor="_Toc230777443" w:history="1">
+      <w:hyperlink w:anchor="_Toc230777816" w:history="1">
         <w:r>
           <w:rPr>
             <w:rStyle w:val="Hyperlink"/>
@@ -2081,7 +2083,7 @@
             <w:noProof/>
             <w:webHidden/>
           </w:rPr>
-          <w:instrText xml:space="preserve"> PAGEREF _Toc230777443 \h </w:instrText>
+          <w:instrText xml:space="preserve"> PAGEREF _Toc230777816 \h </w:instrText>
         </w:r>
         <w:r>
           <w:rPr>
@@ -2125,7 +2127,7 @@
           <w:szCs w:val="22"/>
         </w:rPr>
       </w:pPr>
-      <w:hyperlink w:anchor="_Toc230777444" w:history="1">
+      <w:hyperlink w:anchor="_Toc230777817" w:history="1">
         <w:r>
           <w:rPr>
             <w:rStyle w:val="Hyperlink"/>
@@ -2152,7 +2154,7 @@
             <w:noProof/>
             <w:webHidden/>
           </w:rPr>
-          <w:instrText xml:space="preserve"> PAGEREF _Toc230777444 \h </w:instrText>
+          <w:instrText xml:space="preserve"> PAGEREF _Toc230777817 \h </w:instrText>
         </w:r>
         <w:r>
           <w:rPr>
@@ -2196,7 +2198,7 @@
           <w:szCs w:val="22"/>
         </w:rPr>
       </w:pPr>
-      <w:hyperlink w:anchor="_Toc230777445" w:history="1">
+      <w:hyperlink w:anchor="_Toc230777818" w:history="1">
         <w:r>
           <w:rPr>
             <w:rStyle w:val="Hyperlink"/>
@@ -2223,7 +2225,7 @@
             <w:noProof/>
             <w:webHidden/>
           </w:rPr>
-          <w:instrText xml:space="preserve"> PAGEREF _Toc230777445 \h </w:instrText>
+          <w:instrText xml:space="preserve"> PAGEREF _Toc230777818 \h </w:instrText>
         </w:r>
         <w:r>
           <w:rPr>
@@ -2267,7 +2269,7 @@
           <w:szCs w:val="22"/>
         </w:rPr>
       </w:pPr>
-      <w:hyperlink w:anchor="_Toc230777446" w:history="1">
+      <w:hyperlink w:anchor="_Toc230777819" w:history="1">
         <w:r>
           <w:rPr>
             <w:rStyle w:val="Hyperlink"/>
@@ -2294,7 +2296,7 @@
             <w:noProof/>
             <w:webHidden/>
           </w:rPr>
-          <w:instrText xml:space="preserve"> PAGEREF _Toc230777446 \h </w:instrText>
+          <w:instrText xml:space="preserve"> PAGEREF _Toc230777819 \h </w:instrText>
         </w:r>
         <w:r>
           <w:rPr>
@@ -2338,7 +2340,7 @@
           <w:szCs w:val="22"/>
         </w:rPr>
       </w:pPr>
-      <w:hyperlink w:anchor="_Toc230777447" w:history="1">
+      <w:hyperlink w:anchor="_Toc230777820" w:history="1">
         <w:r>
           <w:rPr>
             <w:rStyle w:val="Hyperlink"/>
@@ -2365,7 +2367,7 @@
             <w:noProof/>
             <w:webHidden/>
           </w:rPr>
-          <w:instrText xml:space="preserve"> PAGEREF _Toc230777447 \h </w:instrText>
+          <w:instrText xml:space="preserve"> PAGEREF _Toc230777820 \h </w:instrText>
         </w:r>
         <w:r>
           <w:rPr>
@@ -2409,7 +2411,7 @@
           <w:szCs w:val="22"/>
         </w:rPr>
       </w:pPr>
-      <w:hyperlink w:anchor="_Toc230777448" w:history="1">
+      <w:hyperlink w:anchor="_Toc230777821" w:history="1">
         <w:r>
           <w:rPr>
             <w:rStyle w:val="Hyperlink"/>
@@ -2436,7 +2438,7 @@
             <w:noProof/>
             <w:webHidden/>
           </w:rPr>
-          <w:instrText xml:space="preserve"> PAGEREF _Toc230777448 \h </w:instrText>
+          <w:instrText xml:space="preserve"> PAGEREF _Toc230777821 \h </w:instrText>
         </w:r>
         <w:r>
           <w:rPr>
@@ -2480,7 +2482,7 @@
           <w:szCs w:val="22"/>
         </w:rPr>
       </w:pPr>
-      <w:hyperlink w:anchor="_Toc230777449" w:history="1">
+      <w:hyperlink w:anchor="_Toc230777822" w:history="1">
         <w:r>
           <w:rPr>
             <w:rStyle w:val="Hyperlink"/>
@@ -2507,7 +2509,7 @@
             <w:noProof/>
             <w:webHidden/>
           </w:rPr>
-          <w:instrText xml:space="preserve"> PAGEREF _Toc230777449 \h </w:instrText>
+          <w:instrText xml:space="preserve"> PAGEREF _Toc230777822 \h </w:instrText>
         </w:r>
         <w:r>
           <w:rPr>
@@ -2551,7 +2553,7 @@
           <w:szCs w:val="22"/>
         </w:rPr>
       </w:pPr>
-      <w:hyperlink w:anchor="_Toc230777450" w:history="1">
+      <w:hyperlink w:anchor="_Toc230777823" w:history="1">
         <w:r>
           <w:rPr>
             <w:rStyle w:val="Hyperlink"/>
@@ -2578,7 +2580,7 @@
             <w:noProof/>
             <w:webHidden/>
           </w:rPr>
-          <w:instrText xml:space="preserve"> PAGEREF _Toc230777450 \h </w:instrText>
+          <w:instrText xml:space="preserve"> PAGEREF _Toc230777823 \h </w:instrText>
         </w:r>
         <w:r>
           <w:rPr>
@@ -2622,7 +2624,7 @@
           <w:szCs w:val="22"/>
         </w:rPr>
       </w:pPr>
-      <w:hyperlink w:anchor="_Toc230777451" w:history="1">
+      <w:hyperlink w:anchor="_Toc230777824" w:history="1">
         <w:r>
           <w:rPr>
             <w:rStyle w:val="Hyperlink"/>
@@ -2649,7 +2651,7 @@
             <w:noProof/>
             <w:webHidden/>
           </w:rPr>
-          <w:instrText xml:space="preserve"> PAGEREF _Toc230777451 \h </w:instrText>
+          <w:instrText xml:space="preserve"> PAGEREF _Toc230777824 \h </w:instrText>
         </w:r>
         <w:r>
           <w:rPr>
@@ -2693,7 +2695,7 @@
           <w:szCs w:val="22"/>
         </w:rPr>
       </w:pPr>
-      <w:hyperlink w:anchor="_Toc230777452" w:history="1">
+      <w:hyperlink w:anchor="_Toc230777825" w:history="1">
         <w:r>
           <w:rPr>
             <w:rStyle w:val="Hyperlink"/>
@@ -2720,7 +2722,7 @@
             <w:noProof/>
             <w:webHidden/>
           </w:rPr>
-          <w:instrText xml:space="preserve"> PAGEREF _Toc230777452 \h </w:instrText>
+          <w:instrText xml:space="preserve"> PAGEREF _Toc230777825 \h </w:instrText>
         </w:r>
         <w:r>
           <w:rPr>
@@ -2764,7 +2766,7 @@
           <w:szCs w:val="22"/>
         </w:rPr>
       </w:pPr>
-      <w:hyperlink w:anchor="_Toc230777453" w:history="1">
+      <w:hyperlink w:anchor="_Toc230777826" w:history="1">
         <w:r>
           <w:rPr>
             <w:rStyle w:val="Hyperlink"/>
@@ -2791,7 +2793,7 @@
             <w:noProof/>
             <w:webHidden/>
           </w:rPr>
-          <w:instrText xml:space="preserve"> PAGEREF _Toc230777453 \h </w:instrText>
+          <w:instrText xml:space="preserve"> PAGEREF _Toc230777826 \h </w:instrText>
         </w:r>
         <w:r>
           <w:rPr>
@@ -2835,7 +2837,7 @@
           <w:szCs w:val="22"/>
         </w:rPr>
       </w:pPr>
-      <w:hyperlink w:anchor="_Toc230777454" w:history="1">
+      <w:hyperlink w:anchor="_Toc230777827" w:history="1">
         <w:r>
           <w:rPr>
             <w:rStyle w:val="Hyperlink"/>
@@ -2862,7 +2864,7 @@
             <w:noProof/>
             <w:webHidden/>
           </w:rPr>
-          <w:instrText xml:space="preserve"> PAGEREF _Toc230777454 \h </w:instrText>
+          <w:instrText xml:space="preserve"> PAGEREF _Toc230777827 \h </w:instrText>
         </w:r>
         <w:r>
           <w:rPr>
@@ -2906,7 +2908,7 @@
           <w:szCs w:val="22"/>
         </w:rPr>
       </w:pPr>
-      <w:hyperlink w:anchor="_Toc230777455" w:history="1">
+      <w:hyperlink w:anchor="_Toc230777828" w:history="1">
         <w:r>
           <w:rPr>
             <w:rStyle w:val="Hyperlink"/>
@@ -2933,7 +2935,7 @@
             <w:noProof/>
             <w:webHidden/>
           </w:rPr>
-          <w:instrText xml:space="preserve"> PAGEREF _Toc230777455 \h </w:instrText>
+          <w:instrText xml:space="preserve"> PAGEREF _Toc230777828 \h </w:instrText>
         </w:r>
         <w:r>
           <w:rPr>
@@ -2977,7 +2979,7 @@
           <w:szCs w:val="22"/>
         </w:rPr>
       </w:pPr>
-      <w:hyperlink w:anchor="_Toc230777456" w:history="1">
+      <w:hyperlink w:anchor="_Toc230777829" w:history="1">
         <w:r>
           <w:rPr>
             <w:rStyle w:val="Hyperlink"/>
@@ -3004,7 +3006,7 @@
             <w:noProof/>
             <w:webHidden/>
           </w:rPr>
-          <w:instrText xml:space="preserve"> PAGEREF _Toc230777456 \h </w:instrText>
+          <w:instrText xml:space="preserve"> PAGEREF _Toc230777829 \h </w:instrText>
         </w:r>
         <w:r>
           <w:rPr>
@@ -3048,7 +3050,7 @@
           <w:szCs w:val="22"/>
         </w:rPr>
       </w:pPr>
-      <w:hyperlink w:anchor="_Toc230777457" w:history="1">
+      <w:hyperlink w:anchor="_Toc230777830" w:history="1">
         <w:r>
           <w:rPr>
             <w:rStyle w:val="Hyperlink"/>
@@ -3075,7 +3077,7 @@
             <w:noProof/>
             <w:webHidden/>
           </w:rPr>
-          <w:instrText xml:space="preserve"> PAGEREF _Toc230777457 \h </w:instrText>
+          <w:instrText xml:space="preserve"> PAGEREF _Toc230777830 \h </w:instrText>
         </w:r>
         <w:r>
           <w:rPr>
@@ -3119,7 +3121,7 @@
           <w:szCs w:val="22"/>
         </w:rPr>
       </w:pPr>
-      <w:hyperlink w:anchor="_Toc230777458" w:history="1">
+      <w:hyperlink w:anchor="_Toc230777831" w:history="1">
         <w:r>
           <w:rPr>
             <w:rStyle w:val="Hyperlink"/>
@@ -3146,7 +3148,7 @@
             <w:noProof/>
             <w:webHidden/>
           </w:rPr>
-          <w:instrText xml:space="preserve"> PAGEREF _Toc230777458 \h </w:instrText>
+          <w:instrText xml:space="preserve"> PAGEREF _Toc230777831 \h </w:instrText>
         </w:r>
         <w:r>
           <w:rPr>
@@ -3190,7 +3192,7 @@
           <w:szCs w:val="22"/>
         </w:rPr>
       </w:pPr>
-      <w:hyperlink w:anchor="_Toc230777459" w:history="1">
+      <w:hyperlink w:anchor="_Toc230777832" w:history="1">
         <w:r>
           <w:rPr>
             <w:rStyle w:val="Hyperlink"/>
@@ -3217,7 +3219,7 @@
             <w:noProof/>
             <w:webHidden/>
           </w:rPr>
-          <w:instrText xml:space="preserve"> PAGEREF _Toc230777459 \h </w:instrText>
+          <w:instrText xml:space="preserve"> PAGEREF _Toc230777832 \h </w:instrText>
         </w:r>
         <w:r>
           <w:rPr>
@@ -3261,7 +3263,7 @@
           <w:szCs w:val="22"/>
         </w:rPr>
       </w:pPr>
-      <w:hyperlink w:anchor="_Toc230777460" w:history="1">
+      <w:hyperlink w:anchor="_Toc230777833" w:history="1">
         <w:r>
           <w:rPr>
             <w:rStyle w:val="Hyperlink"/>
@@ -3288,7 +3290,7 @@
             <w:noProof/>
             <w:webHidden/>
           </w:rPr>
-          <w:instrText xml:space="preserve"> PAGEREF _Toc230777460 \h </w:instrText>
+          <w:instrText xml:space="preserve"> PAGEREF _Toc230777833 \h </w:instrText>
         </w:r>
         <w:r>
           <w:rPr>
@@ -3332,7 +3334,7 @@
           <w:szCs w:val="22"/>
         </w:rPr>
       </w:pPr>
-      <w:hyperlink w:anchor="_Toc230777461" w:history="1">
+      <w:hyperlink w:anchor="_Toc230777834" w:history="1">
         <w:r>
           <w:rPr>
             <w:rStyle w:val="Hyperlink"/>
@@ -3359,7 +3361,7 @@
             <w:noProof/>
             <w:webHidden/>
           </w:rPr>
-          <w:instrText xml:space="preserve"> PAGEREF _Toc230777461 \h </w:instrText>
+          <w:instrText xml:space="preserve"> PAGEREF _Toc230777834 \h </w:instrText>
         </w:r>
         <w:r>
           <w:rPr>
@@ -3403,7 +3405,7 @@
           <w:szCs w:val="22"/>
         </w:rPr>
       </w:pPr>
-      <w:hyperlink w:anchor="_Toc230777462" w:history="1">
+      <w:hyperlink w:anchor="_Toc230777835" w:history="1">
         <w:r>
           <w:rPr>
             <w:rStyle w:val="Hyperlink"/>
@@ -3430,7 +3432,7 @@
             <w:noProof/>
             <w:webHidden/>
           </w:rPr>
-          <w:instrText xml:space="preserve"> PAGEREF _Toc230777462 \h </w:instrText>
+          <w:instrText xml:space="preserve"> PAGEREF _Toc230777835 \h </w:instrText>
         </w:r>
         <w:r>
           <w:rPr>
@@ -3474,7 +3476,7 @@
           <w:szCs w:val="22"/>
         </w:rPr>
       </w:pPr>
-      <w:hyperlink w:anchor="_Toc230777463" w:history="1">
+      <w:hyperlink w:anchor="_Toc230777836" w:history="1">
         <w:r>
           <w:rPr>
             <w:rStyle w:val="Hyperlink"/>
@@ -3501,7 +3503,7 @@
             <w:noProof/>
             <w:webHidden/>
           </w:rPr>
-          <w:instrText xml:space="preserve"> PAGEREF _Toc230777463 \h </w:instrText>
+          <w:instrText xml:space="preserve"> PAGEREF _Toc230777836 \h </w:instrText>
         </w:r>
         <w:r>
           <w:rPr>
@@ -3545,7 +3547,7 @@
           <w:szCs w:val="22"/>
         </w:rPr>
       </w:pPr>
-      <w:hyperlink w:anchor="_Toc230777464" w:history="1">
+      <w:hyperlink w:anchor="_Toc230777837" w:history="1">
         <w:r>
           <w:rPr>
             <w:rStyle w:val="Hyperlink"/>
@@ -3572,7 +3574,7 @@
             <w:noProof/>
             <w:webHidden/>
           </w:rPr>
-          <w:instrText xml:space="preserve"> PAGEREF _Toc230777464 \h </w:instrText>
+          <w:instrText xml:space="preserve"> PAGEREF _Toc230777837 \h </w:instrText>
         </w:r>
         <w:r>
           <w:rPr>
@@ -3616,7 +3618,7 @@
           <w:szCs w:val="22"/>
         </w:rPr>
       </w:pPr>
-      <w:hyperlink w:anchor="_Toc230777465" w:history="1">
+      <w:hyperlink w:anchor="_Toc230777838" w:history="1">
         <w:r>
           <w:rPr>
             <w:rStyle w:val="Hyperlink"/>
@@ -3643,7 +3645,7 @@
             <w:noProof/>
             <w:webHidden/>
           </w:rPr>
-          <w:instrText xml:space="preserve"> PAGEREF _Toc230777465 \h </w:instrText>
+          <w:instrText xml:space="preserve"> PAGEREF _Toc230777838 \h </w:instrText>
         </w:r>
         <w:r>
           <w:rPr>
@@ -3687,7 +3689,7 @@
           <w:szCs w:val="22"/>
         </w:rPr>
       </w:pPr>
-      <w:hyperlink w:anchor="_Toc230777466" w:history="1">
+      <w:hyperlink w:anchor="_Toc230777839" w:history="1">
         <w:r>
           <w:rPr>
             <w:rStyle w:val="Hyperlink"/>
@@ -3714,7 +3716,7 @@
             <w:noProof/>
             <w:webHidden/>
           </w:rPr>
-          <w:instrText xml:space="preserve"> PAGEREF _Toc230777466 \h </w:instrText>
+          <w:instrText xml:space="preserve"> PAGEREF _Toc230777839 \h </w:instrText>
         </w:r>
         <w:r>
           <w:rPr>
@@ -3758,7 +3760,7 @@
           <w:szCs w:val="22"/>
         </w:rPr>
       </w:pPr>
-      <w:hyperlink w:anchor="_Toc230777467" w:history="1">
+      <w:hyperlink w:anchor="_Toc230777840" w:history="1">
         <w:r>
           <w:rPr>
             <w:rStyle w:val="Hyperlink"/>
@@ -3785,7 +3787,7 @@
             <w:noProof/>
             <w:webHidden/>
           </w:rPr>
-          <w:instrText xml:space="preserve"> PAGEREF _Toc230777467 \h </w:instrText>
+          <w:instrText xml:space="preserve"> PAGEREF _Toc230777840 \h </w:instrText>
         </w:r>
         <w:r>
           <w:rPr>
@@ -3829,7 +3831,7 @@
           <w:szCs w:val="22"/>
         </w:rPr>
       </w:pPr>
-      <w:hyperlink w:anchor="_Toc230777468" w:history="1">
+      <w:hyperlink w:anchor="_Toc230777841" w:history="1">
         <w:r>
           <w:rPr>
             <w:rStyle w:val="Hyperlink"/>
@@ -3856,7 +3858,7 @@
             <w:noProof/>
             <w:webHidden/>
           </w:rPr>
-          <w:instrText xml:space="preserve"> PAGEREF _Toc230777468 \h </w:instrText>
+          <w:instrText xml:space="preserve"> PAGEREF _Toc230777841 \h </w:instrText>
         </w:r>
         <w:r>
           <w:rPr>
@@ -3900,7 +3902,7 @@
           <w:szCs w:val="22"/>
         </w:rPr>
       </w:pPr>
-      <w:hyperlink w:anchor="_Toc230777469" w:history="1">
+      <w:hyperlink w:anchor="_Toc230777842" w:history="1">
         <w:r>
           <w:rPr>
             <w:rStyle w:val="Hyperlink"/>
@@ -3927,7 +3929,7 @@
             <w:noProof/>
             <w:webHidden/>
           </w:rPr>
-          <w:instrText xml:space="preserve"> PAGEREF _Toc230777469 \h </w:instrText>
+          <w:instrText xml:space="preserve"> PAGEREF _Toc230777842 \h </w:instrText>
         </w:r>
         <w:r>
           <w:rPr>
@@ -4082,8 +4084,6 @@
             <w:pStyle w:val="CabealhodoSumrio"/>
           </w:pPr>
         </w:p>
-        <w:bookmarkStart w:id="0" w:name="_GoBack"/>
-        <w:bookmarkEnd w:id="0"/>
         <w:p>
           <w:pPr>
             <w:pStyle w:val="Sumrio1"/>
@@ -4110,7 +4110,7 @@
           <w:r>
             <w:fldChar w:fldCharType="separate"/>
           </w:r>
-          <w:hyperlink w:anchor="_Toc230777470" w:history="1">
+          <w:hyperlink w:anchor="_Toc230777735" w:history="1">
             <w:r>
               <w:rPr>
                 <w:rStyle w:val="Hyperlink"/>
@@ -4156,7 +4156,7 @@
                 <w:noProof/>
                 <w:webHidden/>
               </w:rPr>
-              <w:instrText xml:space="preserve"> PAGEREF _Toc230777470 \h </w:instrText>
+              <w:instrText xml:space="preserve"> PAGEREF _Toc230777735 \h </w:instrText>
             </w:r>
             <w:r>
               <w:rPr>
@@ -4202,7 +4202,7 @@
               <w:szCs w:val="22"/>
             </w:rPr>
           </w:pPr>
-          <w:hyperlink w:anchor="_Toc230777471" w:history="1">
+          <w:hyperlink w:anchor="_Toc230777736" w:history="1">
             <w:r>
               <w:rPr>
                 <w:rStyle w:val="Hyperlink"/>
@@ -4246,7 +4246,7 @@
                 <w:noProof/>
                 <w:webHidden/>
               </w:rPr>
-              <w:instrText xml:space="preserve"> PAGEREF _Toc230777471 \h </w:instrText>
+              <w:instrText xml:space="preserve"> PAGEREF _Toc230777736 \h </w:instrText>
             </w:r>
             <w:r>
               <w:rPr>
@@ -4292,7 +4292,7 @@
               <w:szCs w:val="22"/>
             </w:rPr>
           </w:pPr>
-          <w:hyperlink w:anchor="_Toc230777472" w:history="1">
+          <w:hyperlink w:anchor="_Toc230777737" w:history="1">
             <w:r>
               <w:rPr>
                 <w:rStyle w:val="Hyperlink"/>
@@ -4336,7 +4336,7 @@
                 <w:noProof/>
                 <w:webHidden/>
               </w:rPr>
-              <w:instrText xml:space="preserve"> PAGEREF _Toc230777472 \h </w:instrText>
+              <w:instrText xml:space="preserve"> PAGEREF _Toc230777737 \h </w:instrText>
             </w:r>
             <w:r>
               <w:rPr>
@@ -4382,7 +4382,7 @@
               <w:szCs w:val="22"/>
             </w:rPr>
           </w:pPr>
-          <w:hyperlink w:anchor="_Toc230777473" w:history="1">
+          <w:hyperlink w:anchor="_Toc230777738" w:history="1">
             <w:r>
               <w:rPr>
                 <w:rStyle w:val="Hyperlink"/>
@@ -4426,7 +4426,7 @@
                 <w:noProof/>
                 <w:webHidden/>
               </w:rPr>
-              <w:instrText xml:space="preserve"> PAGEREF _Toc230777473 \h </w:instrText>
+              <w:instrText xml:space="preserve"> PAGEREF _Toc230777738 \h </w:instrText>
             </w:r>
             <w:r>
               <w:rPr>
@@ -4474,7 +4474,7 @@
               <w:szCs w:val="22"/>
             </w:rPr>
           </w:pPr>
-          <w:hyperlink w:anchor="_Toc230777474" w:history="1">
+          <w:hyperlink w:anchor="_Toc230777739" w:history="1">
             <w:r>
               <w:rPr>
                 <w:rStyle w:val="Hyperlink"/>
@@ -4520,7 +4520,7 @@
                 <w:noProof/>
                 <w:webHidden/>
               </w:rPr>
-              <w:instrText xml:space="preserve"> PAGEREF _Toc230777474 \h </w:instrText>
+              <w:instrText xml:space="preserve"> PAGEREF _Toc230777739 \h </w:instrText>
             </w:r>
             <w:r>
               <w:rPr>
@@ -4566,7 +4566,7 @@
               <w:szCs w:val="22"/>
             </w:rPr>
           </w:pPr>
-          <w:hyperlink w:anchor="_Toc230777475" w:history="1">
+          <w:hyperlink w:anchor="_Toc230777740" w:history="1">
             <w:r>
               <w:rPr>
                 <w:rStyle w:val="Hyperlink"/>
@@ -4610,7 +4610,7 @@
                 <w:noProof/>
                 <w:webHidden/>
               </w:rPr>
-              <w:instrText xml:space="preserve"> PAGEREF _Toc230777475 \h </w:instrText>
+              <w:instrText xml:space="preserve"> PAGEREF _Toc230777740 \h </w:instrText>
             </w:r>
             <w:r>
               <w:rPr>
@@ -4656,7 +4656,7 @@
               <w:szCs w:val="22"/>
             </w:rPr>
           </w:pPr>
-          <w:hyperlink w:anchor="_Toc230777476" w:history="1">
+          <w:hyperlink w:anchor="_Toc230777741" w:history="1">
             <w:r>
               <w:rPr>
                 <w:rStyle w:val="Hyperlink"/>
@@ -4700,7 +4700,7 @@
                 <w:noProof/>
                 <w:webHidden/>
               </w:rPr>
-              <w:instrText xml:space="preserve"> PAGEREF _Toc230777476 \h </w:instrText>
+              <w:instrText xml:space="preserve"> PAGEREF _Toc230777741 \h </w:instrText>
             </w:r>
             <w:r>
               <w:rPr>
@@ -4748,7 +4748,7 @@
               <w:szCs w:val="22"/>
             </w:rPr>
           </w:pPr>
-          <w:hyperlink w:anchor="_Toc230777477" w:history="1">
+          <w:hyperlink w:anchor="_Toc230777742" w:history="1">
             <w:r>
               <w:rPr>
                 <w:rStyle w:val="Hyperlink"/>
@@ -4794,7 +4794,7 @@
                 <w:noProof/>
                 <w:webHidden/>
               </w:rPr>
-              <w:instrText xml:space="preserve"> PAGEREF _Toc230777477 \h </w:instrText>
+              <w:instrText xml:space="preserve"> PAGEREF _Toc230777742 \h </w:instrText>
             </w:r>
             <w:r>
               <w:rPr>
@@ -4840,7 +4840,7 @@
               <w:szCs w:val="22"/>
             </w:rPr>
           </w:pPr>
-          <w:hyperlink w:anchor="_Toc230777478" w:history="1">
+          <w:hyperlink w:anchor="_Toc230777743" w:history="1">
             <w:r>
               <w:rPr>
                 <w:rStyle w:val="Hyperlink"/>
@@ -4884,7 +4884,7 @@
                 <w:noProof/>
                 <w:webHidden/>
               </w:rPr>
-              <w:instrText xml:space="preserve"> PAGEREF _Toc230777478 \h </w:instrText>
+              <w:instrText xml:space="preserve"> PAGEREF _Toc230777743 \h </w:instrText>
             </w:r>
             <w:r>
               <w:rPr>
@@ -4930,7 +4930,7 @@
               <w:szCs w:val="22"/>
             </w:rPr>
           </w:pPr>
-          <w:hyperlink w:anchor="_Toc230777479" w:history="1">
+          <w:hyperlink w:anchor="_Toc230777744" w:history="1">
             <w:r>
               <w:rPr>
                 <w:rStyle w:val="Hyperlink"/>
@@ -4974,7 +4974,7 @@
                 <w:noProof/>
                 <w:webHidden/>
               </w:rPr>
-              <w:instrText xml:space="preserve"> PAGEREF _Toc230777479 \h </w:instrText>
+              <w:instrText xml:space="preserve"> PAGEREF _Toc230777744 \h </w:instrText>
             </w:r>
             <w:r>
               <w:rPr>
@@ -5020,7 +5020,7 @@
               <w:szCs w:val="22"/>
             </w:rPr>
           </w:pPr>
-          <w:hyperlink w:anchor="_Toc230777480" w:history="1">
+          <w:hyperlink w:anchor="_Toc230777745" w:history="1">
             <w:r>
               <w:rPr>
                 <w:rStyle w:val="Hyperlink"/>
@@ -5070,7 +5070,7 @@
                 <w:noProof/>
                 <w:webHidden/>
               </w:rPr>
-              <w:instrText xml:space="preserve"> PAGEREF _Toc230777480 \h </w:instrText>
+              <w:instrText xml:space="preserve"> PAGEREF _Toc230777745 \h </w:instrText>
             </w:r>
             <w:r>
               <w:rPr>
@@ -5116,7 +5116,7 @@
               <w:szCs w:val="22"/>
             </w:rPr>
           </w:pPr>
-          <w:hyperlink w:anchor="_Toc230777481" w:history="1">
+          <w:hyperlink w:anchor="_Toc230777746" w:history="1">
             <w:r>
               <w:rPr>
                 <w:rStyle w:val="Hyperlink"/>
@@ -5174,7 +5174,7 @@
                 <w:noProof/>
                 <w:webHidden/>
               </w:rPr>
-              <w:instrText xml:space="preserve"> PAGEREF _Toc230777481 \h </w:instrText>
+              <w:instrText xml:space="preserve"> PAGEREF _Toc230777746 \h </w:instrText>
             </w:r>
             <w:r>
               <w:rPr>
@@ -5220,7 +5220,7 @@
               <w:szCs w:val="22"/>
             </w:rPr>
           </w:pPr>
-          <w:hyperlink w:anchor="_Toc230777482" w:history="1">
+          <w:hyperlink w:anchor="_Toc230777747" w:history="1">
             <w:r>
               <w:rPr>
                 <w:rStyle w:val="Hyperlink"/>
@@ -5270,7 +5270,7 @@
                 <w:noProof/>
                 <w:webHidden/>
               </w:rPr>
-              <w:instrText xml:space="preserve"> PAGEREF _Toc230777482 \h </w:instrText>
+              <w:instrText xml:space="preserve"> PAGEREF _Toc230777747 \h </w:instrText>
             </w:r>
             <w:r>
               <w:rPr>
@@ -5316,7 +5316,7 @@
               <w:szCs w:val="22"/>
             </w:rPr>
           </w:pPr>
-          <w:hyperlink w:anchor="_Toc230777483" w:history="1">
+          <w:hyperlink w:anchor="_Toc230777748" w:history="1">
             <w:r>
               <w:rPr>
                 <w:rStyle w:val="Hyperlink"/>
@@ -5366,7 +5366,7 @@
                 <w:noProof/>
                 <w:webHidden/>
               </w:rPr>
-              <w:instrText xml:space="preserve"> PAGEREF _Toc230777483 \h </w:instrText>
+              <w:instrText xml:space="preserve"> PAGEREF _Toc230777748 \h </w:instrText>
             </w:r>
             <w:r>
               <w:rPr>
@@ -5412,7 +5412,7 @@
               <w:szCs w:val="22"/>
             </w:rPr>
           </w:pPr>
-          <w:hyperlink w:anchor="_Toc230777484" w:history="1">
+          <w:hyperlink w:anchor="_Toc230777749" w:history="1">
             <w:r>
               <w:rPr>
                 <w:rStyle w:val="Hyperlink"/>
@@ -5462,7 +5462,7 @@
                 <w:noProof/>
                 <w:webHidden/>
               </w:rPr>
-              <w:instrText xml:space="preserve"> PAGEREF _Toc230777484 \h </w:instrText>
+              <w:instrText xml:space="preserve"> PAGEREF _Toc230777749 \h </w:instrText>
             </w:r>
             <w:r>
               <w:rPr>
@@ -5508,7 +5508,7 @@
               <w:szCs w:val="22"/>
             </w:rPr>
           </w:pPr>
-          <w:hyperlink w:anchor="_Toc230777485" w:history="1">
+          <w:hyperlink w:anchor="_Toc230777750" w:history="1">
             <w:r>
               <w:rPr>
                 <w:rStyle w:val="Hyperlink"/>
@@ -5558,7 +5558,7 @@
                 <w:noProof/>
                 <w:webHidden/>
               </w:rPr>
-              <w:instrText xml:space="preserve"> PAGEREF _Toc230777485 \h </w:instrText>
+              <w:instrText xml:space="preserve"> PAGEREF _Toc230777750 \h </w:instrText>
             </w:r>
             <w:r>
               <w:rPr>
@@ -5604,7 +5604,7 @@
               <w:szCs w:val="22"/>
             </w:rPr>
           </w:pPr>
-          <w:hyperlink w:anchor="_Toc230777486" w:history="1">
+          <w:hyperlink w:anchor="_Toc230777751" w:history="1">
             <w:r>
               <w:rPr>
                 <w:rStyle w:val="Hyperlink"/>
@@ -5654,7 +5654,7 @@
                 <w:noProof/>
                 <w:webHidden/>
               </w:rPr>
-              <w:instrText xml:space="preserve"> PAGEREF _Toc230777486 \h </w:instrText>
+              <w:instrText xml:space="preserve"> PAGEREF _Toc230777751 \h </w:instrText>
             </w:r>
             <w:r>
               <w:rPr>
@@ -5700,7 +5700,7 @@
               <w:szCs w:val="22"/>
             </w:rPr>
           </w:pPr>
-          <w:hyperlink w:anchor="_Toc230777487" w:history="1">
+          <w:hyperlink w:anchor="_Toc230777752" w:history="1">
             <w:r>
               <w:rPr>
                 <w:rStyle w:val="Hyperlink"/>
@@ -5750,7 +5750,7 @@
                 <w:noProof/>
                 <w:webHidden/>
               </w:rPr>
-              <w:instrText xml:space="preserve"> PAGEREF _Toc230777487 \h </w:instrText>
+              <w:instrText xml:space="preserve"> PAGEREF _Toc230777752 \h </w:instrText>
             </w:r>
             <w:r>
               <w:rPr>
@@ -5796,7 +5796,7 @@
               <w:szCs w:val="22"/>
             </w:rPr>
           </w:pPr>
-          <w:hyperlink w:anchor="_Toc230777488" w:history="1">
+          <w:hyperlink w:anchor="_Toc230777753" w:history="1">
             <w:r>
               <w:rPr>
                 <w:rStyle w:val="Hyperlink"/>
@@ -5854,7 +5854,7 @@
                 <w:noProof/>
                 <w:webHidden/>
               </w:rPr>
-              <w:instrText xml:space="preserve"> PAGEREF _Toc230777488 \h </w:instrText>
+              <w:instrText xml:space="preserve"> PAGEREF _Toc230777753 \h </w:instrText>
             </w:r>
             <w:r>
               <w:rPr>
@@ -5900,7 +5900,7 @@
               <w:szCs w:val="22"/>
             </w:rPr>
           </w:pPr>
-          <w:hyperlink w:anchor="_Toc230777489" w:history="1">
+          <w:hyperlink w:anchor="_Toc230777754" w:history="1">
             <w:r>
               <w:rPr>
                 <w:rStyle w:val="Hyperlink"/>
@@ -5958,7 +5958,7 @@
                 <w:noProof/>
                 <w:webHidden/>
               </w:rPr>
-              <w:instrText xml:space="preserve"> PAGEREF _Toc230777489 \h </w:instrText>
+              <w:instrText xml:space="preserve"> PAGEREF _Toc230777754 \h </w:instrText>
             </w:r>
             <w:r>
               <w:rPr>
@@ -6004,7 +6004,7 @@
               <w:szCs w:val="22"/>
             </w:rPr>
           </w:pPr>
-          <w:hyperlink w:anchor="_Toc230777490" w:history="1">
+          <w:hyperlink w:anchor="_Toc230777755" w:history="1">
             <w:r>
               <w:rPr>
                 <w:rStyle w:val="Hyperlink"/>
@@ -6054,7 +6054,7 @@
                 <w:noProof/>
                 <w:webHidden/>
               </w:rPr>
-              <w:instrText xml:space="preserve"> PAGEREF _Toc230777490 \h </w:instrText>
+              <w:instrText xml:space="preserve"> PAGEREF _Toc230777755 \h </w:instrText>
             </w:r>
             <w:r>
               <w:rPr>
@@ -6100,7 +6100,7 @@
               <w:szCs w:val="22"/>
             </w:rPr>
           </w:pPr>
-          <w:hyperlink w:anchor="_Toc230777491" w:history="1">
+          <w:hyperlink w:anchor="_Toc230777756" w:history="1">
             <w:r>
               <w:rPr>
                 <w:rStyle w:val="Hyperlink"/>
@@ -6150,7 +6150,7 @@
                 <w:noProof/>
                 <w:webHidden/>
               </w:rPr>
-              <w:instrText xml:space="preserve"> PAGEREF _Toc230777491 \h </w:instrText>
+              <w:instrText xml:space="preserve"> PAGEREF _Toc230777756 \h </w:instrText>
             </w:r>
             <w:r>
               <w:rPr>
@@ -6196,7 +6196,7 @@
               <w:szCs w:val="22"/>
             </w:rPr>
           </w:pPr>
-          <w:hyperlink w:anchor="_Toc230777492" w:history="1">
+          <w:hyperlink w:anchor="_Toc230777757" w:history="1">
             <w:r>
               <w:rPr>
                 <w:rStyle w:val="Hyperlink"/>
@@ -6246,7 +6246,7 @@
                 <w:noProof/>
                 <w:webHidden/>
               </w:rPr>
-              <w:instrText xml:space="preserve"> PAGEREF _Toc230777492 \h </w:instrText>
+              <w:instrText xml:space="preserve"> PAGEREF _Toc230777757 \h </w:instrText>
             </w:r>
             <w:r>
               <w:rPr>
@@ -6292,7 +6292,7 @@
               <w:szCs w:val="22"/>
             </w:rPr>
           </w:pPr>
-          <w:hyperlink w:anchor="_Toc230777493" w:history="1">
+          <w:hyperlink w:anchor="_Toc230777758" w:history="1">
             <w:r>
               <w:rPr>
                 <w:rStyle w:val="Hyperlink"/>
@@ -6342,7 +6342,7 @@
                 <w:noProof/>
                 <w:webHidden/>
               </w:rPr>
-              <w:instrText xml:space="preserve"> PAGEREF _Toc230777493 \h </w:instrText>
+              <w:instrText xml:space="preserve"> PAGEREF _Toc230777758 \h </w:instrText>
             </w:r>
             <w:r>
               <w:rPr>
@@ -6388,7 +6388,7 @@
               <w:szCs w:val="22"/>
             </w:rPr>
           </w:pPr>
-          <w:hyperlink w:anchor="_Toc230777494" w:history="1">
+          <w:hyperlink w:anchor="_Toc230777759" w:history="1">
             <w:r>
               <w:rPr>
                 <w:rStyle w:val="Hyperlink"/>
@@ -6446,7 +6446,7 @@
                 <w:noProof/>
                 <w:webHidden/>
               </w:rPr>
-              <w:instrText xml:space="preserve"> PAGEREF _Toc230777494 \h </w:instrText>
+              <w:instrText xml:space="preserve"> PAGEREF _Toc230777759 \h </w:instrText>
             </w:r>
             <w:r>
               <w:rPr>
@@ -6492,7 +6492,7 @@
               <w:szCs w:val="22"/>
             </w:rPr>
           </w:pPr>
-          <w:hyperlink w:anchor="_Toc230777495" w:history="1">
+          <w:hyperlink w:anchor="_Toc230777760" w:history="1">
             <w:r>
               <w:rPr>
                 <w:rStyle w:val="Hyperlink"/>
@@ -6542,7 +6542,7 @@
                 <w:noProof/>
                 <w:webHidden/>
               </w:rPr>
-              <w:instrText xml:space="preserve"> PAGEREF _Toc230777495 \h </w:instrText>
+              <w:instrText xml:space="preserve"> PAGEREF _Toc230777760 \h </w:instrText>
             </w:r>
             <w:r>
               <w:rPr>
@@ -6588,7 +6588,7 @@
               <w:szCs w:val="22"/>
             </w:rPr>
           </w:pPr>
-          <w:hyperlink w:anchor="_Toc230777496" w:history="1">
+          <w:hyperlink w:anchor="_Toc230777761" w:history="1">
             <w:r>
               <w:rPr>
                 <w:rStyle w:val="Hyperlink"/>
@@ -6638,7 +6638,7 @@
                 <w:noProof/>
                 <w:webHidden/>
               </w:rPr>
-              <w:instrText xml:space="preserve"> PAGEREF _Toc230777496 \h </w:instrText>
+              <w:instrText xml:space="preserve"> PAGEREF _Toc230777761 \h </w:instrText>
             </w:r>
             <w:r>
               <w:rPr>
@@ -6684,7 +6684,7 @@
               <w:szCs w:val="22"/>
             </w:rPr>
           </w:pPr>
-          <w:hyperlink w:anchor="_Toc230777497" w:history="1">
+          <w:hyperlink w:anchor="_Toc230777762" w:history="1">
             <w:r>
               <w:rPr>
                 <w:rStyle w:val="Hyperlink"/>
@@ -6734,7 +6734,7 @@
                 <w:noProof/>
                 <w:webHidden/>
               </w:rPr>
-              <w:instrText xml:space="preserve"> PAGEREF _Toc230777497 \h </w:instrText>
+              <w:instrText xml:space="preserve"> PAGEREF _Toc230777762 \h </w:instrText>
             </w:r>
             <w:r>
               <w:rPr>
@@ -6780,7 +6780,7 @@
               <w:szCs w:val="22"/>
             </w:rPr>
           </w:pPr>
-          <w:hyperlink w:anchor="_Toc230777498" w:history="1">
+          <w:hyperlink w:anchor="_Toc230777763" w:history="1">
             <w:r>
               <w:rPr>
                 <w:rStyle w:val="Hyperlink"/>
@@ -6838,7 +6838,7 @@
                 <w:noProof/>
                 <w:webHidden/>
               </w:rPr>
-              <w:instrText xml:space="preserve"> PAGEREF _Toc230777498 \h </w:instrText>
+              <w:instrText xml:space="preserve"> PAGEREF _Toc230777763 \h </w:instrText>
             </w:r>
             <w:r>
               <w:rPr>
@@ -6884,7 +6884,7 @@
               <w:szCs w:val="22"/>
             </w:rPr>
           </w:pPr>
-          <w:hyperlink w:anchor="_Toc230777499" w:history="1">
+          <w:hyperlink w:anchor="_Toc230777764" w:history="1">
             <w:r>
               <w:rPr>
                 <w:rStyle w:val="Hyperlink"/>
@@ -6934,7 +6934,7 @@
                 <w:noProof/>
                 <w:webHidden/>
               </w:rPr>
-              <w:instrText xml:space="preserve"> PAGEREF _Toc230777499 \h </w:instrText>
+              <w:instrText xml:space="preserve"> PAGEREF _Toc230777764 \h </w:instrText>
             </w:r>
             <w:r>
               <w:rPr>
@@ -6980,7 +6980,7 @@
               <w:szCs w:val="22"/>
             </w:rPr>
           </w:pPr>
-          <w:hyperlink w:anchor="_Toc230777500" w:history="1">
+          <w:hyperlink w:anchor="_Toc230777765" w:history="1">
             <w:r>
               <w:rPr>
                 <w:rStyle w:val="Hyperlink"/>
@@ -7030,7 +7030,7 @@
                 <w:noProof/>
                 <w:webHidden/>
               </w:rPr>
-              <w:instrText xml:space="preserve"> PAGEREF _Toc230777500 \h </w:instrText>
+              <w:instrText xml:space="preserve"> PAGEREF _Toc230777765 \h </w:instrText>
             </w:r>
             <w:r>
               <w:rPr>
@@ -7076,7 +7076,7 @@
               <w:szCs w:val="22"/>
             </w:rPr>
           </w:pPr>
-          <w:hyperlink w:anchor="_Toc230777501" w:history="1">
+          <w:hyperlink w:anchor="_Toc230777766" w:history="1">
             <w:r>
               <w:rPr>
                 <w:rStyle w:val="Hyperlink"/>
@@ -7134,7 +7134,7 @@
                 <w:noProof/>
                 <w:webHidden/>
               </w:rPr>
-              <w:instrText xml:space="preserve"> PAGEREF _Toc230777501 \h </w:instrText>
+              <w:instrText xml:space="preserve"> PAGEREF _Toc230777766 \h </w:instrText>
             </w:r>
             <w:r>
               <w:rPr>
@@ -7180,7 +7180,7 @@
               <w:szCs w:val="22"/>
             </w:rPr>
           </w:pPr>
-          <w:hyperlink w:anchor="_Toc230777502" w:history="1">
+          <w:hyperlink w:anchor="_Toc230777767" w:history="1">
             <w:r>
               <w:rPr>
                 <w:rStyle w:val="Hyperlink"/>
@@ -7238,7 +7238,7 @@
                 <w:noProof/>
                 <w:webHidden/>
               </w:rPr>
-              <w:instrText xml:space="preserve"> PAGEREF _Toc230777502 \h </w:instrText>
+              <w:instrText xml:space="preserve"> PAGEREF _Toc230777767 \h </w:instrText>
             </w:r>
             <w:r>
               <w:rPr>
@@ -7284,7 +7284,7 @@
               <w:szCs w:val="22"/>
             </w:rPr>
           </w:pPr>
-          <w:hyperlink w:anchor="_Toc230777503" w:history="1">
+          <w:hyperlink w:anchor="_Toc230777768" w:history="1">
             <w:r>
               <w:rPr>
                 <w:rStyle w:val="Hyperlink"/>
@@ -7342,7 +7342,7 @@
                 <w:noProof/>
                 <w:webHidden/>
               </w:rPr>
-              <w:instrText xml:space="preserve"> PAGEREF _Toc230777503 \h </w:instrText>
+              <w:instrText xml:space="preserve"> PAGEREF _Toc230777768 \h </w:instrText>
             </w:r>
             <w:r>
               <w:rPr>
@@ -7388,7 +7388,7 @@
               <w:szCs w:val="22"/>
             </w:rPr>
           </w:pPr>
-          <w:hyperlink w:anchor="_Toc230777504" w:history="1">
+          <w:hyperlink w:anchor="_Toc230777769" w:history="1">
             <w:r>
               <w:rPr>
                 <w:rStyle w:val="Hyperlink"/>
@@ -7432,7 +7432,7 @@
                 <w:noProof/>
                 <w:webHidden/>
               </w:rPr>
-              <w:instrText xml:space="preserve"> PAGEREF _Toc230777504 \h </w:instrText>
+              <w:instrText xml:space="preserve"> PAGEREF _Toc230777769 \h </w:instrText>
             </w:r>
             <w:r>
               <w:rPr>
@@ -7480,7 +7480,7 @@
               <w:szCs w:val="22"/>
             </w:rPr>
           </w:pPr>
-          <w:hyperlink w:anchor="_Toc230777505" w:history="1">
+          <w:hyperlink w:anchor="_Toc230777770" w:history="1">
             <w:r>
               <w:rPr>
                 <w:rStyle w:val="Hyperlink"/>
@@ -7526,7 +7526,7 @@
                 <w:noProof/>
                 <w:webHidden/>
               </w:rPr>
-              <w:instrText xml:space="preserve"> PAGEREF _Toc230777505 \h </w:instrText>
+              <w:instrText xml:space="preserve"> PAGEREF _Toc230777770 \h </w:instrText>
             </w:r>
             <w:r>
               <w:rPr>
@@ -7572,7 +7572,7 @@
               <w:szCs w:val="22"/>
             </w:rPr>
           </w:pPr>
-          <w:hyperlink w:anchor="_Toc230777506" w:history="1">
+          <w:hyperlink w:anchor="_Toc230777771" w:history="1">
             <w:r>
               <w:rPr>
                 <w:rStyle w:val="Hyperlink"/>
@@ -7622,7 +7622,7 @@
                 <w:noProof/>
                 <w:webHidden/>
               </w:rPr>
-              <w:instrText xml:space="preserve"> PAGEREF _Toc230777506 \h </w:instrText>
+              <w:instrText xml:space="preserve"> PAGEREF _Toc230777771 \h </w:instrText>
             </w:r>
             <w:r>
               <w:rPr>
@@ -7668,7 +7668,7 @@
               <w:szCs w:val="22"/>
             </w:rPr>
           </w:pPr>
-          <w:hyperlink w:anchor="_Toc230777507" w:history="1">
+          <w:hyperlink w:anchor="_Toc230777772" w:history="1">
             <w:r>
               <w:rPr>
                 <w:rStyle w:val="Hyperlink"/>
@@ -7718,7 +7718,7 @@
                 <w:noProof/>
                 <w:webHidden/>
               </w:rPr>
-              <w:instrText xml:space="preserve"> PAGEREF _Toc230777507 \h </w:instrText>
+              <w:instrText xml:space="preserve"> PAGEREF _Toc230777772 \h </w:instrText>
             </w:r>
             <w:r>
               <w:rPr>
@@ -7766,7 +7766,7 @@
               <w:szCs w:val="22"/>
             </w:rPr>
           </w:pPr>
-          <w:hyperlink w:anchor="_Toc230777508" w:history="1">
+          <w:hyperlink w:anchor="_Toc230777773" w:history="1">
             <w:r>
               <w:rPr>
                 <w:rStyle w:val="Hyperlink"/>
@@ -7812,7 +7812,7 @@
                 <w:noProof/>
                 <w:webHidden/>
               </w:rPr>
-              <w:instrText xml:space="preserve"> PAGEREF _Toc230777508 \h </w:instrText>
+              <w:instrText xml:space="preserve"> PAGEREF _Toc230777773 \h </w:instrText>
             </w:r>
             <w:r>
               <w:rPr>
@@ -7860,7 +7860,7 @@
               <w:szCs w:val="22"/>
             </w:rPr>
           </w:pPr>
-          <w:hyperlink w:anchor="_Toc230777509" w:history="1">
+          <w:hyperlink w:anchor="_Toc230777774" w:history="1">
             <w:r>
               <w:rPr>
                 <w:rStyle w:val="Hyperlink"/>
@@ -7906,7 +7906,7 @@
                 <w:noProof/>
                 <w:webHidden/>
               </w:rPr>
-              <w:instrText xml:space="preserve"> PAGEREF _Toc230777509 \h </w:instrText>
+              <w:instrText xml:space="preserve"> PAGEREF _Toc230777774 \h </w:instrText>
             </w:r>
             <w:r>
               <w:rPr>
@@ -7954,7 +7954,7 @@
               <w:szCs w:val="22"/>
             </w:rPr>
           </w:pPr>
-          <w:hyperlink w:anchor="_Toc230777510" w:history="1">
+          <w:hyperlink w:anchor="_Toc230777775" w:history="1">
             <w:r>
               <w:rPr>
                 <w:rStyle w:val="Hyperlink"/>
@@ -8000,7 +8000,7 @@
                 <w:noProof/>
                 <w:webHidden/>
               </w:rPr>
-              <w:instrText xml:space="preserve"> PAGEREF _Toc230777510 \h </w:instrText>
+              <w:instrText xml:space="preserve"> PAGEREF _Toc230777775 \h </w:instrText>
             </w:r>
             <w:r>
               <w:rPr>
@@ -8046,7 +8046,7 @@
               <w:szCs w:val="22"/>
             </w:rPr>
           </w:pPr>
-          <w:hyperlink w:anchor="_Toc230777511" w:history="1">
+          <w:hyperlink w:anchor="_Toc230777776" w:history="1">
             <w:r>
               <w:rPr>
                 <w:rStyle w:val="Hyperlink"/>
@@ -8090,7 +8090,7 @@
                 <w:noProof/>
                 <w:webHidden/>
               </w:rPr>
-              <w:instrText xml:space="preserve"> PAGEREF _Toc230777511 \h </w:instrText>
+              <w:instrText xml:space="preserve"> PAGEREF _Toc230777776 \h </w:instrText>
             </w:r>
             <w:r>
               <w:rPr>
@@ -8136,7 +8136,7 @@
               <w:szCs w:val="22"/>
             </w:rPr>
           </w:pPr>
-          <w:hyperlink w:anchor="_Toc230777512" w:history="1">
+          <w:hyperlink w:anchor="_Toc230777777" w:history="1">
             <w:r>
               <w:rPr>
                 <w:rStyle w:val="Hyperlink"/>
@@ -8186,7 +8186,7 @@
                 <w:noProof/>
                 <w:webHidden/>
               </w:rPr>
-              <w:instrText xml:space="preserve"> PAGEREF _Toc230777512 \h </w:instrText>
+              <w:instrText xml:space="preserve"> PAGEREF _Toc230777777 \h </w:instrText>
             </w:r>
             <w:r>
               <w:rPr>
@@ -8232,7 +8232,7 @@
               <w:szCs w:val="22"/>
             </w:rPr>
           </w:pPr>
-          <w:hyperlink w:anchor="_Toc230777513" w:history="1">
+          <w:hyperlink w:anchor="_Toc230777778" w:history="1">
             <w:r>
               <w:rPr>
                 <w:rStyle w:val="Hyperlink"/>
@@ -8282,7 +8282,7 @@
                 <w:noProof/>
                 <w:webHidden/>
               </w:rPr>
-              <w:instrText xml:space="preserve"> PAGEREF _Toc230777513 \h </w:instrText>
+              <w:instrText xml:space="preserve"> PAGEREF _Toc230777778 \h </w:instrText>
             </w:r>
             <w:r>
               <w:rPr>
@@ -8328,7 +8328,7 @@
               <w:szCs w:val="22"/>
             </w:rPr>
           </w:pPr>
-          <w:hyperlink w:anchor="_Toc230777514" w:history="1">
+          <w:hyperlink w:anchor="_Toc230777779" w:history="1">
             <w:r>
               <w:rPr>
                 <w:rStyle w:val="Hyperlink"/>
@@ -8378,7 +8378,7 @@
                 <w:noProof/>
                 <w:webHidden/>
               </w:rPr>
-              <w:instrText xml:space="preserve"> PAGEREF _Toc230777514 \h </w:instrText>
+              <w:instrText xml:space="preserve"> PAGEREF _Toc230777779 \h </w:instrText>
             </w:r>
             <w:r>
               <w:rPr>
@@ -8424,7 +8424,7 @@
               <w:szCs w:val="22"/>
             </w:rPr>
           </w:pPr>
-          <w:hyperlink w:anchor="_Toc230777515" w:history="1">
+          <w:hyperlink w:anchor="_Toc230777780" w:history="1">
             <w:r>
               <w:rPr>
                 <w:rStyle w:val="Hyperlink"/>
@@ -8474,7 +8474,7 @@
                 <w:noProof/>
                 <w:webHidden/>
               </w:rPr>
-              <w:instrText xml:space="preserve"> PAGEREF _Toc230777515 \h </w:instrText>
+              <w:instrText xml:space="preserve"> PAGEREF _Toc230777780 \h </w:instrText>
             </w:r>
             <w:r>
               <w:rPr>
@@ -8522,7 +8522,7 @@
               <w:szCs w:val="22"/>
             </w:rPr>
           </w:pPr>
-          <w:hyperlink w:anchor="_Toc230777516" w:history="1">
+          <w:hyperlink w:anchor="_Toc230777781" w:history="1">
             <w:r>
               <w:rPr>
                 <w:rStyle w:val="Hyperlink"/>
@@ -8568,7 +8568,7 @@
                 <w:noProof/>
                 <w:webHidden/>
               </w:rPr>
-              <w:instrText xml:space="preserve"> PAGEREF _Toc230777516 \h </w:instrText>
+              <w:instrText xml:space="preserve"> PAGEREF _Toc230777781 \h </w:instrText>
             </w:r>
             <w:r>
               <w:rPr>
@@ -8616,7 +8616,7 @@
               <w:szCs w:val="22"/>
             </w:rPr>
           </w:pPr>
-          <w:hyperlink w:anchor="_Toc230777517" w:history="1">
+          <w:hyperlink w:anchor="_Toc230777782" w:history="1">
             <w:r>
               <w:rPr>
                 <w:rStyle w:val="Hyperlink"/>
@@ -8662,7 +8662,7 @@
                 <w:noProof/>
                 <w:webHidden/>
               </w:rPr>
-              <w:instrText xml:space="preserve"> PAGEREF _Toc230777517 \h </w:instrText>
+              <w:instrText xml:space="preserve"> PAGEREF _Toc230777782 \h </w:instrText>
             </w:r>
             <w:r>
               <w:rPr>
@@ -8708,7 +8708,7 @@
               <w:szCs w:val="22"/>
             </w:rPr>
           </w:pPr>
-          <w:hyperlink w:anchor="_Toc230777518" w:history="1">
+          <w:hyperlink w:anchor="_Toc230777783" w:history="1">
             <w:r>
               <w:rPr>
                 <w:rStyle w:val="Hyperlink"/>
@@ -8752,7 +8752,7 @@
                 <w:noProof/>
                 <w:webHidden/>
               </w:rPr>
-              <w:instrText xml:space="preserve"> PAGEREF _Toc230777518 \h </w:instrText>
+              <w:instrText xml:space="preserve"> PAGEREF _Toc230777783 \h </w:instrText>
             </w:r>
             <w:r>
               <w:rPr>
@@ -8798,7 +8798,7 @@
               <w:szCs w:val="22"/>
             </w:rPr>
           </w:pPr>
-          <w:hyperlink w:anchor="_Toc230777519" w:history="1">
+          <w:hyperlink w:anchor="_Toc230777784" w:history="1">
             <w:r>
               <w:rPr>
                 <w:rStyle w:val="Hyperlink"/>
@@ -8842,7 +8842,7 @@
                 <w:noProof/>
                 <w:webHidden/>
               </w:rPr>
-              <w:instrText xml:space="preserve"> PAGEREF _Toc230777519 \h </w:instrText>
+              <w:instrText xml:space="preserve"> PAGEREF _Toc230777784 \h </w:instrText>
             </w:r>
             <w:r>
               <w:rPr>
@@ -8888,7 +8888,7 @@
               <w:szCs w:val="22"/>
             </w:rPr>
           </w:pPr>
-          <w:hyperlink w:anchor="_Toc230777520" w:history="1">
+          <w:hyperlink w:anchor="_Toc230777785" w:history="1">
             <w:r>
               <w:rPr>
                 <w:rStyle w:val="Hyperlink"/>
@@ -8932,7 +8932,7 @@
                 <w:noProof/>
                 <w:webHidden/>
               </w:rPr>
-              <w:instrText xml:space="preserve"> PAGEREF _Toc230777520 \h </w:instrText>
+              <w:instrText xml:space="preserve"> PAGEREF _Toc230777785 \h </w:instrText>
             </w:r>
             <w:r>
               <w:rPr>
@@ -8978,7 +8978,7 @@
               <w:szCs w:val="22"/>
             </w:rPr>
           </w:pPr>
-          <w:hyperlink w:anchor="_Toc230777521" w:history="1">
+          <w:hyperlink w:anchor="_Toc230777786" w:history="1">
             <w:r>
               <w:rPr>
                 <w:rStyle w:val="Hyperlink"/>
@@ -9022,7 +9022,7 @@
                 <w:noProof/>
                 <w:webHidden/>
               </w:rPr>
-              <w:instrText xml:space="preserve"> PAGEREF _Toc230777521 \h </w:instrText>
+              <w:instrText xml:space="preserve"> PAGEREF _Toc230777786 \h </w:instrText>
             </w:r>
             <w:r>
               <w:rPr>
@@ -9068,7 +9068,7 @@
               <w:szCs w:val="22"/>
             </w:rPr>
           </w:pPr>
-          <w:hyperlink w:anchor="_Toc230777522" w:history="1">
+          <w:hyperlink w:anchor="_Toc230777787" w:history="1">
             <w:r>
               <w:rPr>
                 <w:rStyle w:val="Hyperlink"/>
@@ -9112,7 +9112,7 @@
                 <w:noProof/>
                 <w:webHidden/>
               </w:rPr>
-              <w:instrText xml:space="preserve"> PAGEREF _Toc230777522 \h </w:instrText>
+              <w:instrText xml:space="preserve"> PAGEREF _Toc230777787 \h </w:instrText>
             </w:r>
             <w:r>
               <w:rPr>
@@ -9160,7 +9160,7 @@
               <w:szCs w:val="22"/>
             </w:rPr>
           </w:pPr>
-          <w:hyperlink w:anchor="_Toc230777523" w:history="1">
+          <w:hyperlink w:anchor="_Toc230777788" w:history="1">
             <w:r>
               <w:rPr>
                 <w:rStyle w:val="Hyperlink"/>
@@ -9206,7 +9206,7 @@
                 <w:noProof/>
                 <w:webHidden/>
               </w:rPr>
-              <w:instrText xml:space="preserve"> PAGEREF _Toc230777523 \h </w:instrText>
+              <w:instrText xml:space="preserve"> PAGEREF _Toc230777788 \h </w:instrText>
             </w:r>
             <w:r>
               <w:rPr>
@@ -9252,7 +9252,7 @@
               <w:szCs w:val="22"/>
             </w:rPr>
           </w:pPr>
-          <w:hyperlink w:anchor="_Toc230777524" w:history="1">
+          <w:hyperlink w:anchor="_Toc230777789" w:history="1">
             <w:r>
               <w:rPr>
                 <w:rStyle w:val="Hyperlink"/>
@@ -9296,7 +9296,7 @@
                 <w:noProof/>
                 <w:webHidden/>
               </w:rPr>
-              <w:instrText xml:space="preserve"> PAGEREF _Toc230777524 \h </w:instrText>
+              <w:instrText xml:space="preserve"> PAGEREF _Toc230777789 \h </w:instrText>
             </w:r>
             <w:r>
               <w:rPr>
@@ -9342,7 +9342,7 @@
               <w:szCs w:val="22"/>
             </w:rPr>
           </w:pPr>
-          <w:hyperlink w:anchor="_Toc230777525" w:history="1">
+          <w:hyperlink w:anchor="_Toc230777790" w:history="1">
             <w:r>
               <w:rPr>
                 <w:rStyle w:val="Hyperlink"/>
@@ -9386,7 +9386,7 @@
                 <w:noProof/>
                 <w:webHidden/>
               </w:rPr>
-              <w:instrText xml:space="preserve"> PAGEREF _Toc230777525 \h </w:instrText>
+              <w:instrText xml:space="preserve"> PAGEREF _Toc230777790 \h </w:instrText>
             </w:r>
             <w:r>
               <w:rPr>
@@ -9432,7 +9432,7 @@
               <w:szCs w:val="22"/>
             </w:rPr>
           </w:pPr>
-          <w:hyperlink w:anchor="_Toc230777526" w:history="1">
+          <w:hyperlink w:anchor="_Toc230777791" w:history="1">
             <w:r>
               <w:rPr>
                 <w:rStyle w:val="Hyperlink"/>
@@ -9476,7 +9476,7 @@
                 <w:noProof/>
                 <w:webHidden/>
               </w:rPr>
-              <w:instrText xml:space="preserve"> PAGEREF _Toc230777526 \h </w:instrText>
+              <w:instrText xml:space="preserve"> PAGEREF _Toc230777791 \h </w:instrText>
             </w:r>
             <w:r>
               <w:rPr>
@@ -9522,7 +9522,7 @@
               <w:szCs w:val="22"/>
             </w:rPr>
           </w:pPr>
-          <w:hyperlink w:anchor="_Toc230777527" w:history="1">
+          <w:hyperlink w:anchor="_Toc230777792" w:history="1">
             <w:r>
               <w:rPr>
                 <w:rStyle w:val="Hyperlink"/>
@@ -9566,7 +9566,7 @@
                 <w:noProof/>
                 <w:webHidden/>
               </w:rPr>
-              <w:instrText xml:space="preserve"> PAGEREF _Toc230777527 \h </w:instrText>
+              <w:instrText xml:space="preserve"> PAGEREF _Toc230777792 \h </w:instrText>
             </w:r>
             <w:r>
               <w:rPr>
@@ -9614,7 +9614,7 @@
               <w:szCs w:val="22"/>
             </w:rPr>
           </w:pPr>
-          <w:hyperlink w:anchor="_Toc230777528" w:history="1">
+          <w:hyperlink w:anchor="_Toc230777793" w:history="1">
             <w:r>
               <w:rPr>
                 <w:rStyle w:val="Hyperlink"/>
@@ -9660,7 +9660,7 @@
                 <w:noProof/>
                 <w:webHidden/>
               </w:rPr>
-              <w:instrText xml:space="preserve"> PAGEREF _Toc230777528 \h </w:instrText>
+              <w:instrText xml:space="preserve"> PAGEREF _Toc230777793 \h </w:instrText>
             </w:r>
             <w:r>
               <w:rPr>
@@ -9706,7 +9706,7 @@
               <w:szCs w:val="22"/>
             </w:rPr>
           </w:pPr>
-          <w:hyperlink w:anchor="_Toc230777529" w:history="1">
+          <w:hyperlink w:anchor="_Toc230777794" w:history="1">
             <w:r>
               <w:rPr>
                 <w:rStyle w:val="Hyperlink"/>
@@ -9751,7 +9751,7 @@
                 <w:noProof/>
                 <w:webHidden/>
               </w:rPr>
-              <w:instrText xml:space="preserve"> PAGEREF _Toc230777529 \h </w:instrText>
+              <w:instrText xml:space="preserve"> PAGEREF _Toc230777794 \h </w:instrText>
             </w:r>
             <w:r>
               <w:rPr>
@@ -9797,7 +9797,7 @@
               <w:szCs w:val="22"/>
             </w:rPr>
           </w:pPr>
-          <w:hyperlink w:anchor="_Toc230777530" w:history="1">
+          <w:hyperlink w:anchor="_Toc230777795" w:history="1">
             <w:r>
               <w:rPr>
                 <w:rStyle w:val="Hyperlink"/>
@@ -9842,7 +9842,7 @@
                 <w:noProof/>
                 <w:webHidden/>
               </w:rPr>
-              <w:instrText xml:space="preserve"> PAGEREF _Toc230777530 \h </w:instrText>
+              <w:instrText xml:space="preserve"> PAGEREF _Toc230777795 \h </w:instrText>
             </w:r>
             <w:r>
               <w:rPr>
@@ -9888,7 +9888,7 @@
               <w:szCs w:val="22"/>
             </w:rPr>
           </w:pPr>
-          <w:hyperlink w:anchor="_Toc230777531" w:history="1">
+          <w:hyperlink w:anchor="_Toc230777796" w:history="1">
             <w:r>
               <w:rPr>
                 <w:rStyle w:val="Hyperlink"/>
@@ -9933,7 +9933,7 @@
                 <w:noProof/>
                 <w:webHidden/>
               </w:rPr>
-              <w:instrText xml:space="preserve"> PAGEREF _Toc230777531 \h </w:instrText>
+              <w:instrText xml:space="preserve"> PAGEREF _Toc230777796 \h </w:instrText>
             </w:r>
             <w:r>
               <w:rPr>
@@ -9981,7 +9981,7 @@
               <w:szCs w:val="22"/>
             </w:rPr>
           </w:pPr>
-          <w:hyperlink w:anchor="_Toc230777532" w:history="1">
+          <w:hyperlink w:anchor="_Toc230777797" w:history="1">
             <w:r>
               <w:rPr>
                 <w:rStyle w:val="Hyperlink"/>
@@ -10027,7 +10027,7 @@
                 <w:noProof/>
                 <w:webHidden/>
               </w:rPr>
-              <w:instrText xml:space="preserve"> PAGEREF _Toc230777532 \h </w:instrText>
+              <w:instrText xml:space="preserve"> PAGEREF _Toc230777797 \h </w:instrText>
             </w:r>
             <w:r>
               <w:rPr>
@@ -10075,7 +10075,7 @@
               <w:szCs w:val="22"/>
             </w:rPr>
           </w:pPr>
-          <w:hyperlink w:anchor="_Toc230777533" w:history="1">
+          <w:hyperlink w:anchor="_Toc230777798" w:history="1">
             <w:r>
               <w:rPr>
                 <w:rStyle w:val="Hyperlink"/>
@@ -10122,7 +10122,7 @@
                 <w:noProof/>
                 <w:webHidden/>
               </w:rPr>
-              <w:instrText xml:space="preserve"> PAGEREF _Toc230777533 \h </w:instrText>
+              <w:instrText xml:space="preserve"> PAGEREF _Toc230777798 \h </w:instrText>
             </w:r>
             <w:r>
               <w:rPr>
@@ -10170,7 +10170,7 @@
               <w:szCs w:val="22"/>
             </w:rPr>
           </w:pPr>
-          <w:hyperlink w:anchor="_Toc230777534" w:history="1">
+          <w:hyperlink w:anchor="_Toc230777799" w:history="1">
             <w:r>
               <w:rPr>
                 <w:rStyle w:val="Hyperlink"/>
@@ -10216,7 +10216,7 @@
                 <w:noProof/>
                 <w:webHidden/>
               </w:rPr>
-              <w:instrText xml:space="preserve"> PAGEREF _Toc230777534 \h </w:instrText>
+              <w:instrText xml:space="preserve"> PAGEREF _Toc230777799 \h </w:instrText>
             </w:r>
             <w:r>
               <w:rPr>
@@ -10236,7 +10236,7 @@
                 <w:noProof/>
                 <w:webHidden/>
               </w:rPr>
-              <w:t>55</w:t>
+              <w:t>54</w:t>
             </w:r>
             <w:r>
               <w:rPr>
@@ -10263,7 +10263,7 @@
               <w:szCs w:val="22"/>
             </w:rPr>
           </w:pPr>
-          <w:hyperlink w:anchor="_Toc230777535" w:history="1">
+          <w:hyperlink w:anchor="_Toc230777800" w:history="1">
             <w:r>
               <w:rPr>
                 <w:rStyle w:val="Hyperlink"/>
@@ -10290,7 +10290,7 @@
                 <w:noProof/>
                 <w:webHidden/>
               </w:rPr>
-              <w:instrText xml:space="preserve"> PAGEREF _Toc230777535 \h </w:instrText>
+              <w:instrText xml:space="preserve"> PAGEREF _Toc230777800 \h </w:instrText>
             </w:r>
             <w:r>
               <w:rPr>
@@ -10310,7 +10310,7 @@
                 <w:noProof/>
                 <w:webHidden/>
               </w:rPr>
-              <w:t>56</w:t>
+              <w:t>55</w:t>
             </w:r>
             <w:r>
               <w:rPr>
@@ -10366,7 +10366,7 @@
           <w:lang w:val="pt-BR"/>
         </w:rPr>
       </w:pPr>
-      <w:bookmarkStart w:id="1" w:name="_Toc230777470"/>
+      <w:bookmarkStart w:id="1" w:name="_Toc230777735"/>
       <w:r>
         <w:rPr>
           <w:lang w:val="pt-BR"/>
@@ -10380,7 +10380,7 @@
       <w:pPr>
         <w:pStyle w:val="Ttulo2"/>
       </w:pPr>
-      <w:bookmarkStart w:id="2" w:name="_Toc230777471"/>
+      <w:bookmarkStart w:id="2" w:name="_Toc230777736"/>
       <w:r>
         <w:t>Introdução</w:t>
       </w:r>
@@ -10413,7 +10413,7 @@
       <w:bookmarkStart w:id="3" w:name="_Toc165310847"/>
       <w:bookmarkStart w:id="4" w:name="_Toc182927330"/>
       <w:bookmarkStart w:id="5" w:name="_Toc275318808"/>
-      <w:bookmarkStart w:id="6" w:name="_Toc230777472"/>
+      <w:bookmarkStart w:id="6" w:name="_Toc230777737"/>
       <w:r>
         <w:t>Métodos</w:t>
       </w:r>
@@ -11034,7 +11034,7 @@
       <w:pPr>
         <w:pStyle w:val="Ttulo2"/>
       </w:pPr>
-      <w:bookmarkStart w:id="13" w:name="_Toc230777473"/>
+      <w:bookmarkStart w:id="13" w:name="_Toc230777738"/>
       <w:r>
         <w:t>Cronograma do projeto</w:t>
       </w:r>
@@ -11108,7 +11108,7 @@
       <w:bookmarkStart w:id="16" w:name="_Toc165310856"/>
       <w:bookmarkStart w:id="17" w:name="_Toc182927332"/>
       <w:bookmarkStart w:id="18" w:name="_Toc1365652471"/>
-      <w:bookmarkStart w:id="19" w:name="_Toc230777474"/>
+      <w:bookmarkStart w:id="19" w:name="_Toc230777739"/>
       <w:r>
         <w:rPr>
           <w:lang w:val="pt-BR"/>
@@ -11130,7 +11130,7 @@
       <w:bookmarkStart w:id="20" w:name="_Toc165310857"/>
       <w:bookmarkStart w:id="21" w:name="_Toc182927333"/>
       <w:bookmarkStart w:id="22" w:name="_Toc1600256300"/>
-      <w:bookmarkStart w:id="23" w:name="_Toc230777475"/>
+      <w:bookmarkStart w:id="23" w:name="_Toc230777740"/>
       <w:r>
         <w:t>Geral</w:t>
       </w:r>
@@ -11219,7 +11219,7 @@
       </w:pPr>
       <w:bookmarkStart w:id="24" w:name="_Toc182927334"/>
       <w:bookmarkStart w:id="25" w:name="_Toc997807490"/>
-      <w:bookmarkStart w:id="26" w:name="_Toc230777476"/>
+      <w:bookmarkStart w:id="26" w:name="_Toc230777741"/>
       <w:r>
         <w:t>Especí</w:t>
       </w:r>
@@ -11456,7 +11456,7 @@
           <w:lang w:val="pt-BR"/>
         </w:rPr>
       </w:pPr>
-      <w:bookmarkStart w:id="29" w:name="_Toc230777477"/>
+      <w:bookmarkStart w:id="29" w:name="_Toc230777742"/>
       <w:r>
         <w:rPr>
           <w:lang w:val="pt-BR"/>
@@ -11484,7 +11484,7 @@
       <w:pPr>
         <w:pStyle w:val="Ttulo2"/>
       </w:pPr>
-      <w:bookmarkStart w:id="30" w:name="_Toc230777478"/>
+      <w:bookmarkStart w:id="30" w:name="_Toc230777743"/>
       <w:r>
         <w:t>Histórias do Usuário</w:t>
       </w:r>
@@ -11807,7 +11807,7 @@
       <w:pPr>
         <w:pStyle w:val="Ttulo2"/>
       </w:pPr>
-      <w:bookmarkStart w:id="31" w:name="_Toc230777479"/>
+      <w:bookmarkStart w:id="31" w:name="_Toc230777744"/>
       <w:r>
         <w:t>Requisitos Funcionais</w:t>
       </w:r>
@@ -11827,7 +11827,7 @@
       <w:pPr>
         <w:pStyle w:val="Ttulo3"/>
       </w:pPr>
-      <w:bookmarkStart w:id="32" w:name="_Toc230777480"/>
+      <w:bookmarkStart w:id="32" w:name="_Toc230777745"/>
       <w:r>
         <w:t xml:space="preserve">RF1 </w:t>
       </w:r>
@@ -11896,7 +11896,7 @@
       <w:pPr>
         <w:pStyle w:val="Ttulo3"/>
       </w:pPr>
-      <w:bookmarkStart w:id="33" w:name="_Toc230777481"/>
+      <w:bookmarkStart w:id="33" w:name="_Toc230777746"/>
       <w:r>
         <w:t xml:space="preserve">RF2 </w:t>
       </w:r>
@@ -11943,7 +11943,7 @@
       <w:pPr>
         <w:pStyle w:val="Ttulo3"/>
       </w:pPr>
-      <w:bookmarkStart w:id="34" w:name="_Toc230777482"/>
+      <w:bookmarkStart w:id="34" w:name="_Toc230777747"/>
       <w:r>
         <w:t>RF</w:t>
       </w:r>
@@ -11988,7 +11988,7 @@
       <w:pPr>
         <w:pStyle w:val="Ttulo3"/>
       </w:pPr>
-      <w:bookmarkStart w:id="35" w:name="_Toc230777483"/>
+      <w:bookmarkStart w:id="35" w:name="_Toc230777748"/>
       <w:r>
         <w:t>RF</w:t>
       </w:r>
@@ -12027,7 +12027,7 @@
       <w:pPr>
         <w:pStyle w:val="Ttulo3"/>
       </w:pPr>
-      <w:bookmarkStart w:id="36" w:name="_Toc230777484"/>
+      <w:bookmarkStart w:id="36" w:name="_Toc230777749"/>
       <w:r>
         <w:t>RF</w:t>
       </w:r>
@@ -12078,7 +12078,7 @@
       <w:pPr>
         <w:pStyle w:val="Ttulo3"/>
       </w:pPr>
-      <w:bookmarkStart w:id="37" w:name="_Toc230777485"/>
+      <w:bookmarkStart w:id="37" w:name="_Toc230777750"/>
       <w:r>
         <w:t>RF</w:t>
       </w:r>
@@ -12139,7 +12139,7 @@
       <w:pPr>
         <w:pStyle w:val="Ttulo3"/>
       </w:pPr>
-      <w:bookmarkStart w:id="38" w:name="_Toc230777486"/>
+      <w:bookmarkStart w:id="38" w:name="_Toc230777751"/>
       <w:r>
         <w:t>RF</w:t>
       </w:r>
@@ -12181,7 +12181,7 @@
       <w:pPr>
         <w:pStyle w:val="Ttulo3"/>
       </w:pPr>
-      <w:bookmarkStart w:id="39" w:name="_Toc230777487"/>
+      <w:bookmarkStart w:id="39" w:name="_Toc230777752"/>
       <w:r>
         <w:lastRenderedPageBreak/>
         <w:t>RF</w:t>
@@ -12218,7 +12218,7 @@
       <w:pPr>
         <w:pStyle w:val="Ttulo3"/>
       </w:pPr>
-      <w:bookmarkStart w:id="40" w:name="_Toc230777488"/>
+      <w:bookmarkStart w:id="40" w:name="_Toc230777753"/>
       <w:r>
         <w:t>RF</w:t>
       </w:r>
@@ -12257,7 +12257,7 @@
       <w:pPr>
         <w:pStyle w:val="Ttulo3"/>
       </w:pPr>
-      <w:bookmarkStart w:id="41" w:name="_Toc230777489"/>
+      <w:bookmarkStart w:id="41" w:name="_Toc230777754"/>
       <w:r>
         <w:t>RF</w:t>
       </w:r>
@@ -12318,7 +12318,7 @@
       <w:pPr>
         <w:pStyle w:val="Ttulo3"/>
       </w:pPr>
-      <w:bookmarkStart w:id="42" w:name="_Toc230777490"/>
+      <w:bookmarkStart w:id="42" w:name="_Toc230777755"/>
       <w:r>
         <w:t>RF1</w:t>
       </w:r>
@@ -12387,7 +12387,7 @@
       <w:pPr>
         <w:pStyle w:val="Ttulo3"/>
       </w:pPr>
-      <w:bookmarkStart w:id="43" w:name="_Toc230777491"/>
+      <w:bookmarkStart w:id="43" w:name="_Toc230777756"/>
       <w:r>
         <w:t>RF</w:t>
       </w:r>
@@ -12414,7 +12414,7 @@
       <w:pPr>
         <w:pStyle w:val="Ttulo3"/>
       </w:pPr>
-      <w:bookmarkStart w:id="44" w:name="_Toc230777492"/>
+      <w:bookmarkStart w:id="44" w:name="_Toc230777757"/>
       <w:r>
         <w:t>RF</w:t>
       </w:r>
@@ -12441,7 +12441,7 @@
       <w:pPr>
         <w:pStyle w:val="Ttulo3"/>
       </w:pPr>
-      <w:bookmarkStart w:id="45" w:name="_Toc230777493"/>
+      <w:bookmarkStart w:id="45" w:name="_Toc230777758"/>
       <w:r>
         <w:t>RF1</w:t>
       </w:r>
@@ -12477,7 +12477,7 @@
       <w:pPr>
         <w:pStyle w:val="Ttulo3"/>
       </w:pPr>
-      <w:bookmarkStart w:id="46" w:name="_Toc230777494"/>
+      <w:bookmarkStart w:id="46" w:name="_Toc230777759"/>
       <w:r>
         <w:t>RF</w:t>
       </w:r>
@@ -12532,7 +12532,7 @@
       <w:pPr>
         <w:pStyle w:val="Ttulo3"/>
       </w:pPr>
-      <w:bookmarkStart w:id="47" w:name="_Toc230777495"/>
+      <w:bookmarkStart w:id="47" w:name="_Toc230777760"/>
       <w:r>
         <w:t>RF</w:t>
       </w:r>
@@ -12593,7 +12593,7 @@
       <w:pPr>
         <w:pStyle w:val="Ttulo3"/>
       </w:pPr>
-      <w:bookmarkStart w:id="48" w:name="_Toc230777496"/>
+      <w:bookmarkStart w:id="48" w:name="_Toc230777761"/>
       <w:r>
         <w:lastRenderedPageBreak/>
         <w:t>RF</w:t>
@@ -12632,7 +12632,7 @@
       <w:pPr>
         <w:pStyle w:val="Ttulo3"/>
       </w:pPr>
-      <w:bookmarkStart w:id="49" w:name="_Toc230777497"/>
+      <w:bookmarkStart w:id="49" w:name="_Toc230777762"/>
       <w:r>
         <w:t>RF</w:t>
       </w:r>
@@ -12670,7 +12670,7 @@
       <w:pPr>
         <w:pStyle w:val="Ttulo3"/>
       </w:pPr>
-      <w:bookmarkStart w:id="50" w:name="_Toc230777498"/>
+      <w:bookmarkStart w:id="50" w:name="_Toc230777763"/>
       <w:r>
         <w:t>RF</w:t>
       </w:r>
@@ -12752,7 +12752,7 @@
         <w:widowControl/>
         <w:spacing w:after="160" w:line="278" w:lineRule="auto"/>
       </w:pPr>
-      <w:bookmarkStart w:id="51" w:name="_Toc230777499"/>
+      <w:bookmarkStart w:id="51" w:name="_Toc230777764"/>
       <w:r>
         <w:t>RF</w:t>
       </w:r>
@@ -12793,7 +12793,7 @@
         <w:widowControl/>
         <w:spacing w:after="160" w:line="278" w:lineRule="auto"/>
       </w:pPr>
-      <w:bookmarkStart w:id="52" w:name="_Toc230777500"/>
+      <w:bookmarkStart w:id="52" w:name="_Toc230777765"/>
       <w:r>
         <w:t>RF</w:t>
       </w:r>
@@ -12821,7 +12821,7 @@
       <w:pPr>
         <w:pStyle w:val="Ttulo3"/>
       </w:pPr>
-      <w:bookmarkStart w:id="53" w:name="_Toc230777501"/>
+      <w:bookmarkStart w:id="53" w:name="_Toc230777766"/>
       <w:r>
         <w:t>RF</w:t>
       </w:r>
@@ -12892,7 +12892,7 @@
       <w:pPr>
         <w:pStyle w:val="Ttulo3"/>
       </w:pPr>
-      <w:bookmarkStart w:id="54" w:name="_Toc230777502"/>
+      <w:bookmarkStart w:id="54" w:name="_Toc230777767"/>
       <w:r>
         <w:t>RF</w:t>
       </w:r>
@@ -12944,7 +12944,7 @@
       <w:pPr>
         <w:pStyle w:val="Ttulo3"/>
       </w:pPr>
-      <w:bookmarkStart w:id="55" w:name="_Toc230777503"/>
+      <w:bookmarkStart w:id="55" w:name="_Toc230777768"/>
       <w:r>
         <w:t>RF</w:t>
       </w:r>
@@ -12992,7 +12992,7 @@
       <w:pPr>
         <w:pStyle w:val="Ttulo2"/>
       </w:pPr>
-      <w:bookmarkStart w:id="56" w:name="_Toc230777504"/>
+      <w:bookmarkStart w:id="56" w:name="_Toc230777769"/>
       <w:r>
         <w:t>Requisitos Não Funcionais</w:t>
       </w:r>
@@ -13231,7 +13231,7 @@
       </w:pPr>
       <w:bookmarkStart w:id="60" w:name="_Toc182927339"/>
       <w:bookmarkStart w:id="61" w:name="_Toc326436659"/>
-      <w:bookmarkStart w:id="62" w:name="_Toc230777505"/>
+      <w:bookmarkStart w:id="62" w:name="_Toc230777770"/>
       <w:r>
         <w:lastRenderedPageBreak/>
         <w:t>Diagrama de</w:t>
@@ -13306,7 +13306,7 @@
       <w:bookmarkStart w:id="82" w:name="_Toc213647691"/>
       <w:bookmarkStart w:id="83" w:name="_Toc213665795"/>
       <w:bookmarkStart w:id="84" w:name="_Toc213665834"/>
-      <w:bookmarkStart w:id="85" w:name="_Toc230777428"/>
+      <w:bookmarkStart w:id="85" w:name="_Toc230777801"/>
       <w:r>
         <w:t xml:space="preserve">Figura </w:t>
       </w:r>
@@ -13432,7 +13432,7 @@
       <w:pPr>
         <w:pStyle w:val="Ttulo3"/>
       </w:pPr>
-      <w:bookmarkStart w:id="86" w:name="_Toc230777506"/>
+      <w:bookmarkStart w:id="86" w:name="_Toc230777771"/>
       <w:r>
         <w:t>Casos de Usos de Alto Nível</w:t>
       </w:r>
@@ -13822,7 +13822,7 @@
       <w:pPr>
         <w:pStyle w:val="Ttulo3"/>
       </w:pPr>
-      <w:bookmarkStart w:id="87" w:name="_Toc230777507"/>
+      <w:bookmarkStart w:id="87" w:name="_Toc230777772"/>
       <w:r>
         <w:t>Casos de Usos Detalhados</w:t>
       </w:r>
@@ -17056,7 +17056,7 @@
         <w:pStyle w:val="Ttulo1"/>
       </w:pPr>
       <w:bookmarkStart w:id="88" w:name="_Toc489932645"/>
-      <w:bookmarkStart w:id="89" w:name="_Toc230777508"/>
+      <w:bookmarkStart w:id="89" w:name="_Toc230777773"/>
       <w:r>
         <w:t>Diagrama</w:t>
       </w:r>
@@ -17137,7 +17137,7 @@
       <w:pPr>
         <w:pStyle w:val="Ttulo1"/>
       </w:pPr>
-      <w:bookmarkStart w:id="90" w:name="_Toc230777509"/>
+      <w:bookmarkStart w:id="90" w:name="_Toc230777774"/>
       <w:r>
         <w:lastRenderedPageBreak/>
         <w:t>Diagrama BPMN</w:t>
@@ -17150,31 +17150,18 @@
       </w:pPr>
       <w:bookmarkStart w:id="91" w:name="_Toc168898593"/>
       <w:bookmarkStart w:id="92" w:name="_Toc169517816"/>
-      <w:bookmarkStart w:id="93" w:name="_Toc230777429"/>
+      <w:bookmarkStart w:id="93" w:name="_Toc230777802"/>
       <w:r>
         <w:t xml:space="preserve">Figura </w:t>
       </w:r>
-      <w:r>
-        <w:fldChar w:fldCharType="begin"/>
-      </w:r>
-      <w:r>
-        <w:instrText xml:space="preserve"> SEQ Figura \* ARABIC </w:instrText>
-      </w:r>
-      <w:r>
-        <w:fldChar w:fldCharType="separate"/>
-      </w:r>
-      <w:r>
-        <w:rPr>
-          <w:noProof/>
-        </w:rPr>
-        <w:t>2</w:t>
-      </w:r>
-      <w:r>
-        <w:rPr>
-          <w:noProof/>
-        </w:rPr>
-        <w:fldChar w:fldCharType="end"/>
-      </w:r>
+      <w:fldSimple w:instr=" SEQ Figura \* ARABIC ">
+        <w:r>
+          <w:rPr>
+            <w:noProof/>
+          </w:rPr>
+          <w:t>2</w:t>
+        </w:r>
+      </w:fldSimple>
       <w:r>
         <w:t xml:space="preserve"> – </w:t>
       </w:r>
@@ -17302,7 +17289,7 @@
           <w:sz w:val="20"/>
         </w:rPr>
       </w:pPr>
-      <w:bookmarkStart w:id="95" w:name="_Toc230777510"/>
+      <w:bookmarkStart w:id="95" w:name="_Toc230777775"/>
       <w:r>
         <w:rPr>
           <w:rStyle w:val="FiguraChar"/>
@@ -17332,7 +17319,7 @@
       </w:pPr>
       <w:bookmarkStart w:id="96" w:name="_Toc168898594"/>
       <w:bookmarkStart w:id="97" w:name="_Toc169517817"/>
-      <w:bookmarkStart w:id="98" w:name="_Toc230777430"/>
+      <w:bookmarkStart w:id="98" w:name="_Toc230777803"/>
       <w:r>
         <w:rPr>
           <w:szCs w:val="24"/>
@@ -17461,7 +17448,7 @@
       <w:pPr>
         <w:pStyle w:val="Ttulo2"/>
       </w:pPr>
-      <w:bookmarkStart w:id="99" w:name="_Toc230777511"/>
+      <w:bookmarkStart w:id="99" w:name="_Toc230777776"/>
       <w:r>
         <w:t>SUBPROCESSOS</w:t>
       </w:r>
@@ -17471,7 +17458,7 @@
       <w:pPr>
         <w:pStyle w:val="Ttulo3"/>
       </w:pPr>
-      <w:bookmarkStart w:id="100" w:name="_Toc230777512"/>
+      <w:bookmarkStart w:id="100" w:name="_Toc230777777"/>
       <w:r>
         <w:t>Agendamentos</w:t>
       </w:r>
@@ -17486,7 +17473,7 @@
       </w:pPr>
       <w:bookmarkStart w:id="101" w:name="_Toc168898595"/>
       <w:bookmarkStart w:id="102" w:name="_Toc169517818"/>
-      <w:bookmarkStart w:id="103" w:name="_Toc230777431"/>
+      <w:bookmarkStart w:id="103" w:name="_Toc230777804"/>
       <w:r>
         <w:rPr>
           <w:szCs w:val="24"/>
@@ -17604,7 +17591,7 @@
       <w:pPr>
         <w:pStyle w:val="Ttulo3"/>
       </w:pPr>
-      <w:bookmarkStart w:id="104" w:name="_Toc230777513"/>
+      <w:bookmarkStart w:id="104" w:name="_Toc230777778"/>
       <w:r>
         <w:lastRenderedPageBreak/>
         <w:t>Clientes</w:t>
@@ -17622,7 +17609,7 @@
       </w:pPr>
       <w:bookmarkStart w:id="105" w:name="_Toc168898596"/>
       <w:bookmarkStart w:id="106" w:name="_Toc169517819"/>
-      <w:bookmarkStart w:id="107" w:name="_Toc230777432"/>
+      <w:bookmarkStart w:id="107" w:name="_Toc230777805"/>
       <w:proofErr w:type="spellStart"/>
       <w:r>
         <w:rPr>
@@ -17779,7 +17766,7 @@
       <w:pPr>
         <w:pStyle w:val="Ttulo3"/>
       </w:pPr>
-      <w:bookmarkStart w:id="108" w:name="_Toc230777514"/>
+      <w:bookmarkStart w:id="108" w:name="_Toc230777779"/>
       <w:r>
         <w:t>Financeiro</w:t>
       </w:r>
@@ -17794,7 +17781,7 @@
       </w:pPr>
       <w:bookmarkStart w:id="109" w:name="_Toc168898597"/>
       <w:bookmarkStart w:id="110" w:name="_Toc169517820"/>
-      <w:bookmarkStart w:id="111" w:name="_Toc230777433"/>
+      <w:bookmarkStart w:id="111" w:name="_Toc230777806"/>
       <w:r>
         <w:rPr>
           <w:szCs w:val="24"/>
@@ -17922,7 +17909,7 @@
       <w:pPr>
         <w:pStyle w:val="Ttulo3"/>
       </w:pPr>
-      <w:bookmarkStart w:id="112" w:name="_Toc230777515"/>
+      <w:bookmarkStart w:id="112" w:name="_Toc230777780"/>
       <w:r>
         <w:t>Serviços</w:t>
       </w:r>
@@ -17935,7 +17922,7 @@
           <w:szCs w:val="24"/>
         </w:rPr>
       </w:pPr>
-      <w:bookmarkStart w:id="113" w:name="_Toc230777434"/>
+      <w:bookmarkStart w:id="113" w:name="_Toc230777807"/>
       <w:r>
         <w:rPr>
           <w:szCs w:val="24"/>
@@ -18090,7 +18077,7 @@
           <w:sz w:val="20"/>
         </w:rPr>
       </w:pPr>
-      <w:bookmarkStart w:id="114" w:name="_Toc230777516"/>
+      <w:bookmarkStart w:id="114" w:name="_Toc230777781"/>
       <w:r>
         <w:rPr>
           <w:rStyle w:val="FiguraChar"/>
@@ -18104,7 +18091,7 @@
       <w:pPr>
         <w:pStyle w:val="Figura"/>
       </w:pPr>
-      <w:bookmarkStart w:id="115" w:name="_Toc230777435"/>
+      <w:bookmarkStart w:id="115" w:name="_Toc230777808"/>
       <w:r>
         <w:rPr>
           <w:szCs w:val="24"/>
@@ -18244,7 +18231,7 @@
           <w:u w:val="single"/>
         </w:rPr>
       </w:pPr>
-      <w:bookmarkStart w:id="117" w:name="_Toc230777517"/>
+      <w:bookmarkStart w:id="117" w:name="_Toc230777782"/>
       <w:r>
         <w:lastRenderedPageBreak/>
         <w:t>Estudo de viabilidade</w:t>
@@ -18291,7 +18278,7 @@
       </w:pPr>
       <w:bookmarkStart w:id="118" w:name="_Toc182927342"/>
       <w:bookmarkStart w:id="119" w:name="_Toc857622307"/>
-      <w:bookmarkStart w:id="120" w:name="_Toc230777518"/>
+      <w:bookmarkStart w:id="120" w:name="_Toc230777783"/>
       <w:r>
         <w:t>Viabilidade de Mercado</w:t>
       </w:r>
@@ -18402,7 +18389,7 @@
       </w:pPr>
       <w:bookmarkStart w:id="121" w:name="_Toc182927343"/>
       <w:bookmarkStart w:id="122" w:name="_Toc2048096091"/>
-      <w:bookmarkStart w:id="123" w:name="_Toc230777519"/>
+      <w:bookmarkStart w:id="123" w:name="_Toc230777784"/>
       <w:r>
         <w:t xml:space="preserve">Viabilidade </w:t>
       </w:r>
@@ -18845,7 +18832,7 @@
         <w:pStyle w:val="Ttulo2"/>
       </w:pPr>
       <w:bookmarkStart w:id="124" w:name="_Toc512747447"/>
-      <w:bookmarkStart w:id="125" w:name="_Toc230777520"/>
+      <w:bookmarkStart w:id="125" w:name="_Toc230777785"/>
       <w:r>
         <w:t xml:space="preserve">Viabilidade </w:t>
       </w:r>
@@ -18985,7 +18972,7 @@
       <w:pPr>
         <w:pStyle w:val="Ttulo2"/>
       </w:pPr>
-      <w:bookmarkStart w:id="126" w:name="_Toc230777521"/>
+      <w:bookmarkStart w:id="126" w:name="_Toc230777786"/>
       <w:r>
         <w:t>Viabilidade Econômica</w:t>
       </w:r>
@@ -19142,7 +19129,7 @@
       </w:pPr>
       <w:bookmarkStart w:id="127" w:name="_Toc182927345"/>
       <w:bookmarkStart w:id="128" w:name="_Toc1966489106"/>
-      <w:bookmarkStart w:id="129" w:name="_Toc230777522"/>
+      <w:bookmarkStart w:id="129" w:name="_Toc230777787"/>
       <w:r>
         <w:t>Conclusão do Estudo de Viabilidade:</w:t>
       </w:r>
@@ -19207,7 +19194,7 @@
       </w:pPr>
       <w:bookmarkStart w:id="130" w:name="_Toc182927346"/>
       <w:bookmarkStart w:id="131" w:name="_Toc1016310750"/>
-      <w:bookmarkStart w:id="132" w:name="_Toc230777523"/>
+      <w:bookmarkStart w:id="132" w:name="_Toc230777788"/>
       <w:r>
         <w:lastRenderedPageBreak/>
         <w:t>Regras de negócio</w:t>
@@ -19315,7 +19302,7 @@
       <w:pPr>
         <w:pStyle w:val="Figura"/>
       </w:pPr>
-      <w:bookmarkStart w:id="133" w:name="_Toc230777436"/>
+      <w:bookmarkStart w:id="133" w:name="_Toc230777809"/>
       <w:r>
         <w:rPr>
           <w:szCs w:val="24"/>
@@ -19449,7 +19436,7 @@
       <w:bookmarkStart w:id="134" w:name="_Toc182927347"/>
       <w:bookmarkStart w:id="135" w:name="_Toc1999012226"/>
       <w:bookmarkStart w:id="136" w:name="_Toc165310879"/>
-      <w:bookmarkStart w:id="137" w:name="_Toc230777524"/>
+      <w:bookmarkStart w:id="137" w:name="_Toc230777789"/>
       <w:r>
         <w:t xml:space="preserve">O </w:t>
       </w:r>
@@ -19494,7 +19481,7 @@
       </w:pPr>
       <w:bookmarkStart w:id="139" w:name="_Toc182927348"/>
       <w:bookmarkStart w:id="140" w:name="_Toc1824459023"/>
-      <w:bookmarkStart w:id="141" w:name="_Toc230777525"/>
+      <w:bookmarkStart w:id="141" w:name="_Toc230777790"/>
       <w:r>
         <w:lastRenderedPageBreak/>
         <w:t>Como será elaborado?</w:t>
@@ -19617,7 +19604,7 @@
       </w:pPr>
       <w:bookmarkStart w:id="144" w:name="_Toc182927349"/>
       <w:bookmarkStart w:id="145" w:name="_Toc1308799086"/>
-      <w:bookmarkStart w:id="146" w:name="_Toc230777526"/>
+      <w:bookmarkStart w:id="146" w:name="_Toc230777791"/>
       <w:r>
         <w:t>Para quem será elaborado?</w:t>
       </w:r>
@@ -19729,7 +19716,7 @@
       <w:pPr>
         <w:pStyle w:val="Ttulo2"/>
       </w:pPr>
-      <w:bookmarkStart w:id="152" w:name="_Toc230777527"/>
+      <w:bookmarkStart w:id="152" w:name="_Toc230777792"/>
       <w:r>
         <w:t>Quanto vai custar?</w:t>
       </w:r>
@@ -19844,7 +19831,7 @@
           <w:lang w:val="pt-BR"/>
         </w:rPr>
       </w:pPr>
-      <w:bookmarkStart w:id="158" w:name="_Toc230777528"/>
+      <w:bookmarkStart w:id="158" w:name="_Toc230777793"/>
       <w:r>
         <w:rPr>
           <w:lang w:val="pt-BR"/>
@@ -19912,7 +19899,7 @@
       <w:bookmarkStart w:id="171" w:name="_Toc213647694"/>
       <w:bookmarkStart w:id="172" w:name="_Toc213665798"/>
       <w:bookmarkStart w:id="173" w:name="_Toc213665837"/>
-      <w:bookmarkStart w:id="174" w:name="_Toc230777529"/>
+      <w:bookmarkStart w:id="174" w:name="_Toc230777794"/>
       <w:r>
         <w:t xml:space="preserve">Paleta de </w:t>
       </w:r>
@@ -19930,7 +19917,7 @@
           <w:noProof/>
         </w:rPr>
       </w:pPr>
-      <w:bookmarkStart w:id="175" w:name="_Toc230777437"/>
+      <w:bookmarkStart w:id="175" w:name="_Toc230777810"/>
       <w:r>
         <w:rPr>
           <w:szCs w:val="24"/>
@@ -20219,7 +20206,7 @@
           <w:rFonts w:eastAsia="Arial" w:cs="Arial"/>
         </w:rPr>
       </w:pPr>
-      <w:bookmarkStart w:id="176" w:name="_Toc230777530"/>
+      <w:bookmarkStart w:id="176" w:name="_Toc230777795"/>
       <w:r>
         <w:lastRenderedPageBreak/>
         <w:t>Tipografia</w:t>
@@ -20281,7 +20268,7 @@
       <w:bookmarkStart w:id="195" w:name="_Toc213647695"/>
       <w:bookmarkStart w:id="196" w:name="_Toc213665799"/>
       <w:bookmarkStart w:id="197" w:name="_Toc213665838"/>
-      <w:bookmarkStart w:id="198" w:name="_Toc230777438"/>
+      <w:bookmarkStart w:id="198" w:name="_Toc230777811"/>
       <w:r>
         <w:rPr>
           <w:szCs w:val="24"/>
@@ -20446,7 +20433,7 @@
           <w:rFonts w:eastAsia="Arial" w:cs="Arial"/>
         </w:rPr>
       </w:pPr>
-      <w:bookmarkStart w:id="199" w:name="_Toc230777531"/>
+      <w:bookmarkStart w:id="199" w:name="_Toc230777796"/>
       <w:r>
         <w:t>Isotipo</w:t>
       </w:r>
@@ -20571,7 +20558,7 @@
       <w:bookmarkStart w:id="218" w:name="_Toc213647696"/>
       <w:bookmarkStart w:id="219" w:name="_Toc213665800"/>
       <w:bookmarkStart w:id="220" w:name="_Toc213665839"/>
-      <w:bookmarkStart w:id="221" w:name="_Toc230777439"/>
+      <w:bookmarkStart w:id="221" w:name="_Toc230777812"/>
       <w:r>
         <w:rPr>
           <w:szCs w:val="24"/>
@@ -20778,7 +20765,7 @@
       <w:pPr>
         <w:pStyle w:val="Ttulo1"/>
       </w:pPr>
-      <w:bookmarkStart w:id="224" w:name="_Toc230777532"/>
+      <w:bookmarkStart w:id="224" w:name="_Toc230777797"/>
       <w:bookmarkEnd w:id="223"/>
       <w:r>
         <w:t>Protótipo</w:t>
@@ -20888,7 +20875,7 @@
           <w:rFonts w:eastAsia="Arial"/>
         </w:rPr>
       </w:pPr>
-      <w:bookmarkStart w:id="225" w:name="_Toc230777533"/>
+      <w:bookmarkStart w:id="225" w:name="_Toc230777798"/>
       <w:r>
         <w:t>Aplicação</w:t>
       </w:r>
@@ -20930,7 +20917,7 @@
         </w:rPr>
         <w:tab/>
       </w:r>
-      <w:bookmarkStart w:id="227" w:name="_Toc230777440"/>
+      <w:bookmarkStart w:id="227" w:name="_Toc230777813"/>
       <w:r>
         <w:rPr>
           <w:i w:val="0"/>
@@ -21095,7 +21082,7 @@
         </w:rPr>
         <w:t xml:space="preserve"> </w:t>
       </w:r>
-      <w:bookmarkStart w:id="228" w:name="_Toc230777441"/>
+      <w:bookmarkStart w:id="228" w:name="_Toc230777814"/>
       <w:r>
         <w:rPr>
           <w:sz w:val="20"/>
@@ -21282,7 +21269,7 @@
         </w:rPr>
         <w:t xml:space="preserve">      </w:t>
       </w:r>
-      <w:bookmarkStart w:id="229" w:name="_Toc230777442"/>
+      <w:bookmarkStart w:id="229" w:name="_Toc230777815"/>
       <w:r>
         <w:rPr>
           <w:i w:val="0"/>
@@ -21503,7 +21490,7 @@
         </w:rPr>
         <w:tab/>
       </w:r>
-      <w:bookmarkStart w:id="230" w:name="_Toc230777443"/>
+      <w:bookmarkStart w:id="230" w:name="_Toc230777816"/>
       <w:r>
         <w:rPr>
           <w:i w:val="0"/>
@@ -21720,7 +21707,7 @@
         <w:lastRenderedPageBreak/>
         <w:t xml:space="preserve">     </w:t>
       </w:r>
-      <w:bookmarkStart w:id="231" w:name="_Toc230777444"/>
+      <w:bookmarkStart w:id="231" w:name="_Toc230777817"/>
       <w:r>
         <w:rPr>
           <w:i w:val="0"/>
@@ -21925,7 +21912,7 @@
         </w:rPr>
         <w:t xml:space="preserve">  </w:t>
       </w:r>
-      <w:bookmarkStart w:id="232" w:name="_Toc230777445"/>
+      <w:bookmarkStart w:id="232" w:name="_Toc230777818"/>
       <w:r>
         <w:rPr>
           <w:i w:val="0"/>
@@ -22125,7 +22112,7 @@
           <w:szCs w:val="20"/>
         </w:rPr>
       </w:pPr>
-      <w:bookmarkStart w:id="233" w:name="_Toc230777446"/>
+      <w:bookmarkStart w:id="233" w:name="_Toc230777819"/>
       <w:r>
         <w:rPr>
           <w:i w:val="0"/>
@@ -22296,7 +22283,7 @@
           <w:szCs w:val="20"/>
         </w:rPr>
       </w:pPr>
-      <w:bookmarkStart w:id="234" w:name="_Toc230777447"/>
+      <w:bookmarkStart w:id="234" w:name="_Toc230777820"/>
       <w:r>
         <w:rPr>
           <w:i w:val="0"/>
@@ -22421,7 +22408,7 @@
         <w:lastRenderedPageBreak/>
         <w:t xml:space="preserve">                                               </w:t>
       </w:r>
-      <w:bookmarkStart w:id="235" w:name="_Toc230777448"/>
+      <w:bookmarkStart w:id="235" w:name="_Toc230777821"/>
       <w:r>
         <w:rPr>
           <w:sz w:val="20"/>
@@ -22575,7 +22562,7 @@
           <w:szCs w:val="20"/>
         </w:rPr>
       </w:pPr>
-      <w:bookmarkStart w:id="236" w:name="_Toc230777449"/>
+      <w:bookmarkStart w:id="236" w:name="_Toc230777822"/>
       <w:r>
         <w:rPr>
           <w:i w:val="0"/>
@@ -22736,7 +22723,7 @@
           <w:szCs w:val="20"/>
         </w:rPr>
       </w:pPr>
-      <w:bookmarkStart w:id="237" w:name="_Toc230777450"/>
+      <w:bookmarkStart w:id="237" w:name="_Toc230777823"/>
       <w:r>
         <w:rPr>
           <w:i w:val="0"/>
@@ -22847,7 +22834,7 @@
           <w:szCs w:val="20"/>
         </w:rPr>
       </w:pPr>
-      <w:bookmarkStart w:id="238" w:name="_Toc230777451"/>
+      <w:bookmarkStart w:id="238" w:name="_Toc230777824"/>
       <w:r>
         <w:rPr>
           <w:i w:val="0"/>
@@ -22984,7 +22971,7 @@
           <w:szCs w:val="20"/>
         </w:rPr>
       </w:pPr>
-      <w:bookmarkStart w:id="239" w:name="_Toc230777452"/>
+      <w:bookmarkStart w:id="239" w:name="_Toc230777825"/>
       <w:r>
         <w:rPr>
           <w:i w:val="0"/>
@@ -23157,7 +23144,7 @@
           <w:sz w:val="20"/>
         </w:rPr>
       </w:pPr>
-      <w:bookmarkStart w:id="240" w:name="_Toc230777453"/>
+      <w:bookmarkStart w:id="240" w:name="_Toc230777826"/>
       <w:r>
         <w:rPr>
           <w:sz w:val="20"/>
@@ -23269,7 +23256,7 @@
           <w:szCs w:val="20"/>
         </w:rPr>
       </w:pPr>
-      <w:bookmarkStart w:id="241" w:name="_Toc230777454"/>
+      <w:bookmarkStart w:id="241" w:name="_Toc230777827"/>
       <w:r>
         <w:rPr>
           <w:i w:val="0"/>
@@ -23397,7 +23384,7 @@
           <w:sz w:val="20"/>
         </w:rPr>
       </w:pPr>
-      <w:bookmarkStart w:id="242" w:name="_Toc230777455"/>
+      <w:bookmarkStart w:id="242" w:name="_Toc230777828"/>
       <w:r>
         <w:rPr>
           <w:sz w:val="20"/>
@@ -23497,7 +23484,7 @@
           <w:szCs w:val="20"/>
         </w:rPr>
       </w:pPr>
-      <w:bookmarkStart w:id="243" w:name="_Toc230777456"/>
+      <w:bookmarkStart w:id="243" w:name="_Toc230777829"/>
       <w:r>
         <w:rPr>
           <w:i w:val="0"/>
@@ -23608,7 +23595,7 @@
           <w:sz w:val="20"/>
         </w:rPr>
       </w:pPr>
-      <w:bookmarkStart w:id="244" w:name="_Toc230777457"/>
+      <w:bookmarkStart w:id="244" w:name="_Toc230777830"/>
       <w:r>
         <w:rPr>
           <w:sz w:val="20"/>
@@ -23772,7 +23759,7 @@
           <w:szCs w:val="20"/>
         </w:rPr>
       </w:pPr>
-      <w:bookmarkStart w:id="245" w:name="_Toc230777458"/>
+      <w:bookmarkStart w:id="245" w:name="_Toc230777831"/>
       <w:r>
         <w:rPr>
           <w:i w:val="0"/>
@@ -23891,7 +23878,7 @@
           <w:sz w:val="20"/>
         </w:rPr>
       </w:pPr>
-      <w:bookmarkStart w:id="246" w:name="_Toc230777459"/>
+      <w:bookmarkStart w:id="246" w:name="_Toc230777832"/>
       <w:r>
         <w:rPr>
           <w:sz w:val="20"/>
@@ -23991,7 +23978,7 @@
           <w:szCs w:val="20"/>
         </w:rPr>
       </w:pPr>
-      <w:bookmarkStart w:id="247" w:name="_Toc230777460"/>
+      <w:bookmarkStart w:id="247" w:name="_Toc230777833"/>
       <w:r>
         <w:rPr>
           <w:i w:val="0"/>
@@ -24070,9 +24057,61 @@
     </w:p>
     <w:p>
       <w:pPr>
+        <w:jc w:val="center"/>
+      </w:pPr>
+      <w:r>
+        <w:rPr>
+          <w:noProof/>
+        </w:rPr>
+        <w:drawing>
+          <wp:inline distT="0" distB="0" distL="0" distR="0" wp14:anchorId="7CEE18C5" wp14:editId="3D1738F5">
+            <wp:extent cx="1800000" cy="3258000"/>
+            <wp:effectExtent l="0" t="0" r="0" b="0"/>
+            <wp:docPr id="26" name="Imagem 26"/>
+            <wp:cNvGraphicFramePr>
+              <a:graphicFrameLocks xmlns:a="http://schemas.openxmlformats.org/drawingml/2006/main" noChangeAspect="1"/>
+            </wp:cNvGraphicFramePr>
+            <a:graphic xmlns:a="http://schemas.openxmlformats.org/drawingml/2006/main">
+              <a:graphicData uri="http://schemas.openxmlformats.org/drawingml/2006/picture">
+                <pic:pic xmlns:pic="http://schemas.openxmlformats.org/drawingml/2006/picture">
+                  <pic:nvPicPr>
+                    <pic:cNvPr id="26" name="entrada-saida.PNG"/>
+                    <pic:cNvPicPr/>
+                  </pic:nvPicPr>
+                  <pic:blipFill>
+                    <a:blip r:embed="rId38" cstate="print">
+                      <a:extLst>
+                        <a:ext uri="{28A0092B-C50C-407E-A947-70E740481C1C}">
+                          <a14:useLocalDpi xmlns:a14="http://schemas.microsoft.com/office/drawing/2010/main" val="0"/>
+                        </a:ext>
+                      </a:extLst>
+                    </a:blip>
+                    <a:stretch>
+                      <a:fillRect/>
+                    </a:stretch>
+                  </pic:blipFill>
+                  <pic:spPr>
+                    <a:xfrm>
+                      <a:off x="0" y="0"/>
+                      <a:ext cx="1800000" cy="3258000"/>
+                    </a:xfrm>
+                    <a:prstGeom prst="rect">
+                      <a:avLst/>
+                    </a:prstGeom>
+                  </pic:spPr>
+                </pic:pic>
+              </a:graphicData>
+            </a:graphic>
+          </wp:inline>
+        </w:drawing>
+      </w:r>
+    </w:p>
+    <w:p>
+      <w:pPr>
         <w:pStyle w:val="Figura"/>
         <w:widowControl/>
         <w:spacing w:line="240" w:lineRule="auto"/>
+        <w:ind w:firstLine="708"/>
       </w:pPr>
       <w:r>
         <w:t>Fonte: Elaborado pelos autores (2026)</w:t>
@@ -24110,7 +24149,7 @@
           <w:sz w:val="20"/>
         </w:rPr>
       </w:pPr>
-      <w:bookmarkStart w:id="248" w:name="_Toc230777461"/>
+      <w:bookmarkStart w:id="248" w:name="_Toc230777834"/>
       <w:r>
         <w:rPr>
           <w:sz w:val="20"/>
@@ -24210,7 +24249,7 @@
           <w:szCs w:val="20"/>
         </w:rPr>
       </w:pPr>
-      <w:bookmarkStart w:id="249" w:name="_Toc230777462"/>
+      <w:bookmarkStart w:id="249" w:name="_Toc230777835"/>
       <w:r>
         <w:rPr>
           <w:i w:val="0"/>
@@ -24335,7 +24374,7 @@
         </w:rPr>
         <w:t xml:space="preserve">         </w:t>
       </w:r>
-      <w:bookmarkStart w:id="250" w:name="_Toc230777463"/>
+      <w:bookmarkStart w:id="250" w:name="_Toc230777836"/>
       <w:r>
         <w:rPr>
           <w:sz w:val="20"/>
@@ -24419,7 +24458,7 @@
                     </pic:cNvPicPr>
                   </pic:nvPicPr>
                   <pic:blipFill>
-                    <a:blip r:embed="rId38" cstate="print">
+                    <a:blip r:embed="rId39" cstate="print">
                       <a:extLst>
                         <a:ext uri="{28A0092B-C50C-407E-A947-70E740481C1C}">
                           <a14:useLocalDpi xmlns:a14="http://schemas.microsoft.com/office/drawing/2010/main" val="0"/>
@@ -24508,7 +24547,7 @@
           <w:szCs w:val="20"/>
         </w:rPr>
       </w:pPr>
-      <w:bookmarkStart w:id="251" w:name="_Toc230777464"/>
+      <w:bookmarkStart w:id="251" w:name="_Toc230777837"/>
       <w:r>
         <w:rPr>
           <w:i w:val="0"/>
@@ -24611,7 +24650,7 @@
                     </pic:cNvPicPr>
                   </pic:nvPicPr>
                   <pic:blipFill>
-                    <a:blip r:embed="rId39" cstate="print">
+                    <a:blip r:embed="rId40" cstate="print">
                       <a:extLst>
                         <a:ext uri="{28A0092B-C50C-407E-A947-70E740481C1C}">
                           <a14:useLocalDpi xmlns:a14="http://schemas.microsoft.com/office/drawing/2010/main" val="0"/>
@@ -24681,7 +24720,7 @@
           <w:szCs w:val="20"/>
         </w:rPr>
       </w:pPr>
-      <w:bookmarkStart w:id="252" w:name="_Toc230777465"/>
+      <w:bookmarkStart w:id="252" w:name="_Toc230777838"/>
       <w:r>
         <w:rPr>
           <w:i w:val="0"/>
@@ -24783,7 +24822,7 @@
                     </pic:cNvPicPr>
                   </pic:nvPicPr>
                   <pic:blipFill>
-                    <a:blip r:embed="rId40" cstate="print">
+                    <a:blip r:embed="rId41" cstate="print">
                       <a:extLst>
                         <a:ext uri="{28A0092B-C50C-407E-A947-70E740481C1C}">
                           <a14:useLocalDpi xmlns:a14="http://schemas.microsoft.com/office/drawing/2010/main" val="0"/>
@@ -24837,7 +24876,7 @@
           <w:szCs w:val="20"/>
         </w:rPr>
       </w:pPr>
-      <w:bookmarkStart w:id="253" w:name="_Toc230777466"/>
+      <w:bookmarkStart w:id="253" w:name="_Toc230777839"/>
       <w:r>
         <w:rPr>
           <w:i w:val="0"/>
@@ -24940,7 +24979,7 @@
                     </pic:cNvPicPr>
                   </pic:nvPicPr>
                   <pic:blipFill>
-                    <a:blip r:embed="rId41" cstate="print">
+                    <a:blip r:embed="rId42" cstate="print">
                       <a:extLst>
                         <a:ext uri="{28A0092B-C50C-407E-A947-70E740481C1C}">
                           <a14:useLocalDpi xmlns:a14="http://schemas.microsoft.com/office/drawing/2010/main" val="0"/>
@@ -25010,7 +25049,7 @@
           <w:szCs w:val="20"/>
         </w:rPr>
       </w:pPr>
-      <w:bookmarkStart w:id="254" w:name="_Toc230777467"/>
+      <w:bookmarkStart w:id="254" w:name="_Toc230777840"/>
       <w:r>
         <w:rPr>
           <w:i w:val="0"/>
@@ -25112,7 +25151,7 @@
                     </pic:cNvPicPr>
                   </pic:nvPicPr>
                   <pic:blipFill>
-                    <a:blip r:embed="rId42" cstate="print">
+                    <a:blip r:embed="rId43" cstate="print">
                       <a:extLst>
                         <a:ext uri="{28A0092B-C50C-407E-A947-70E740481C1C}">
                           <a14:useLocalDpi xmlns:a14="http://schemas.microsoft.com/office/drawing/2010/main" val="0"/>
@@ -25166,7 +25205,7 @@
           <w:szCs w:val="20"/>
         </w:rPr>
       </w:pPr>
-      <w:bookmarkStart w:id="255" w:name="_Toc230777468"/>
+      <w:bookmarkStart w:id="255" w:name="_Toc230777841"/>
       <w:r>
         <w:rPr>
           <w:i w:val="0"/>
@@ -25269,7 +25308,7 @@
                     </pic:cNvPicPr>
                   </pic:nvPicPr>
                   <pic:blipFill>
-                    <a:blip r:embed="rId43" cstate="print">
+                    <a:blip r:embed="rId44" cstate="print">
                       <a:extLst>
                         <a:ext uri="{28A0092B-C50C-407E-A947-70E740481C1C}">
                           <a14:useLocalDpi xmlns:a14="http://schemas.microsoft.com/office/drawing/2010/main" val="0"/>
@@ -25352,7 +25391,7 @@
         </w:rPr>
         <w:t xml:space="preserve">      </w:t>
       </w:r>
-      <w:bookmarkStart w:id="256" w:name="_Toc230777469"/>
+      <w:bookmarkStart w:id="256" w:name="_Toc230777842"/>
       <w:r>
         <w:rPr>
           <w:sz w:val="20"/>
@@ -25436,7 +25475,7 @@
                     </pic:cNvPicPr>
                   </pic:nvPicPr>
                   <pic:blipFill>
-                    <a:blip r:embed="rId44" cstate="print">
+                    <a:blip r:embed="rId45" cstate="print">
                       <a:extLst>
                         <a:ext uri="{28A0092B-C50C-407E-A947-70E740481C1C}">
                           <a14:useLocalDpi xmlns:a14="http://schemas.microsoft.com/office/drawing/2010/main" val="0"/>
@@ -25481,106 +25520,10 @@
     </w:p>
     <w:p>
       <w:pPr>
-        <w:pStyle w:val="Figura"/>
-        <w:widowControl/>
-        <w:spacing w:line="240" w:lineRule="auto"/>
-      </w:pPr>
-    </w:p>
-    <w:p>
-      <w:pPr>
-        <w:pStyle w:val="Figura"/>
-        <w:widowControl/>
-        <w:spacing w:line="240" w:lineRule="auto"/>
-      </w:pPr>
-    </w:p>
-    <w:p>
-      <w:pPr>
-        <w:pStyle w:val="Figura"/>
-        <w:widowControl/>
-        <w:spacing w:line="240" w:lineRule="auto"/>
-      </w:pPr>
-    </w:p>
-    <w:p>
-      <w:pPr>
-        <w:pStyle w:val="Figura"/>
-        <w:widowControl/>
-        <w:spacing w:line="240" w:lineRule="auto"/>
-      </w:pPr>
-    </w:p>
-    <w:p>
-      <w:pPr>
-        <w:pStyle w:val="Figura"/>
-        <w:widowControl/>
-        <w:spacing w:line="240" w:lineRule="auto"/>
-      </w:pPr>
-    </w:p>
-    <w:p>
-      <w:pPr>
-        <w:pStyle w:val="Figura"/>
-        <w:widowControl/>
-        <w:spacing w:line="240" w:lineRule="auto"/>
-      </w:pPr>
-    </w:p>
-    <w:p>
-      <w:pPr>
-        <w:pStyle w:val="Figura"/>
-        <w:widowControl/>
-        <w:spacing w:line="240" w:lineRule="auto"/>
-      </w:pPr>
-    </w:p>
-    <w:p>
-      <w:pPr>
-        <w:pStyle w:val="Figura"/>
-        <w:widowControl/>
-        <w:spacing w:line="240" w:lineRule="auto"/>
-      </w:pPr>
-    </w:p>
-    <w:p>
-      <w:pPr>
-        <w:pStyle w:val="Figura"/>
-        <w:widowControl/>
-        <w:spacing w:line="240" w:lineRule="auto"/>
-      </w:pPr>
-    </w:p>
-    <w:p>
-      <w:pPr>
-        <w:widowControl/>
-        <w:spacing w:line="240" w:lineRule="auto"/>
-        <w:ind w:firstLine="0"/>
-        <w:jc w:val="left"/>
-        <w:rPr>
-          <w:b/>
-          <w:caps/>
-        </w:rPr>
-      </w:pPr>
-    </w:p>
-    <w:p>
-      <w:pPr>
-        <w:widowControl/>
-        <w:spacing w:line="240" w:lineRule="auto"/>
-        <w:ind w:firstLine="0"/>
-        <w:jc w:val="left"/>
-        <w:rPr>
-          <w:b/>
-          <w:caps/>
-        </w:rPr>
-      </w:pPr>
-      <w:r>
-        <w:br w:type="page"/>
-      </w:r>
-    </w:p>
-    <w:p>
-      <w:pPr>
         <w:pStyle w:val="Ttulo1"/>
-        <w:rPr>
-          <w:lang w:val="pt-BR"/>
-        </w:rPr>
-      </w:pPr>
-      <w:bookmarkStart w:id="257" w:name="_Toc230777534"/>
-      <w:r>
-        <w:rPr>
-          <w:lang w:val="pt-BR"/>
-        </w:rPr>
+      </w:pPr>
+      <w:bookmarkStart w:id="257" w:name="_Toc230777799"/>
+      <w:r>
         <w:lastRenderedPageBreak/>
         <w:t>Considerações Finais</w:t>
       </w:r>
@@ -25634,7 +25577,7 @@
           <w:lang w:val="pt-BR"/>
         </w:rPr>
       </w:pPr>
-      <w:bookmarkStart w:id="258" w:name="_Toc230777535"/>
+      <w:bookmarkStart w:id="258" w:name="_Toc230777800"/>
       <w:r>
         <w:rPr>
           <w:lang w:val="pt-BR"/>
@@ -25692,7 +25635,7 @@
       <w:r>
         <w:t xml:space="preserve"> </w:t>
       </w:r>
-      <w:hyperlink r:id="rId45" w:history="1">
+      <w:hyperlink r:id="rId46" w:history="1">
         <w:r>
           <w:rPr>
             <w:rStyle w:val="Hyperlink"/>
@@ -25749,7 +25692,7 @@
         </w:rPr>
         <w:t xml:space="preserve">. Disponível em: </w:t>
       </w:r>
-      <w:hyperlink r:id="rId46" w:history="1">
+      <w:hyperlink r:id="rId47" w:history="1">
         <w:r>
           <w:rPr>
             <w:rStyle w:val="Hyperlink"/>
@@ -25818,7 +25761,7 @@
         </w:rPr>
         <w:t xml:space="preserve">. Disponível em: </w:t>
       </w:r>
-      <w:hyperlink r:id="rId47" w:history="1">
+      <w:hyperlink r:id="rId48" w:history="1">
         <w:r>
           <w:rPr>
             <w:rStyle w:val="Hyperlink"/>
@@ -25890,7 +25833,7 @@
         </w:rPr>
         <w:t xml:space="preserve">. Disponível em: </w:t>
       </w:r>
-      <w:hyperlink r:id="rId48" w:history="1">
+      <w:hyperlink r:id="rId49" w:history="1">
         <w:r>
           <w:rPr>
             <w:rStyle w:val="Hyperlink"/>
@@ -25960,7 +25903,7 @@
         </w:rPr>
         <w:t xml:space="preserve">em: </w:t>
       </w:r>
-      <w:hyperlink r:id="rId49">
+      <w:hyperlink r:id="rId50">
         <w:r>
           <w:rPr>
             <w:rStyle w:val="Hyperlink"/>
@@ -26034,7 +25977,7 @@
         </w:rPr>
         <w:t xml:space="preserve">. Disponível em: </w:t>
       </w:r>
-      <w:hyperlink r:id="rId50">
+      <w:hyperlink r:id="rId51">
         <w:r>
           <w:rPr>
             <w:rStyle w:val="Hyperlink"/>
@@ -26096,7 +26039,7 @@
         </w:rPr>
         <w:t xml:space="preserve">. Disponível em: </w:t>
       </w:r>
-      <w:hyperlink r:id="rId51">
+      <w:hyperlink r:id="rId52">
         <w:r>
           <w:rPr>
             <w:rStyle w:val="Hyperlink"/>
@@ -26155,7 +26098,7 @@
       <w:r>
         <w:t xml:space="preserve">. Disponível em: </w:t>
       </w:r>
-      <w:hyperlink r:id="rId52" w:history="1">
+      <w:hyperlink r:id="rId53" w:history="1">
         <w:r>
           <w:rPr>
             <w:rStyle w:val="Hyperlink"/>
@@ -26201,8 +26144,8 @@
     <w:p/>
     <w:p/>
     <w:sectPr>
-      <w:headerReference w:type="default" r:id="rId53"/>
-      <w:footerReference w:type="default" r:id="rId54"/>
+      <w:headerReference w:type="default" r:id="rId54"/>
+      <w:footerReference w:type="default" r:id="rId55"/>
       <w:pgSz w:w="11907" w:h="16840" w:code="9"/>
       <w:pgMar w:top="1701" w:right="1134" w:bottom="1134" w:left="1701" w:header="709" w:footer="709" w:gutter="0"/>
       <w:cols w:space="720"/>
@@ -26423,7 +26366,7 @@
       <w:rPr>
         <w:noProof/>
       </w:rPr>
-      <w:t>8</w:t>
+      <w:t>11</w:t>
     </w:r>
     <w:r>
       <w:fldChar w:fldCharType="end"/>
@@ -30696,17 +30639,6 @@
 </file>
 
 <file path=customXml/item1.xml><?xml version="1.0" encoding="utf-8"?>
-<p:properties xmlns:p="http://schemas.microsoft.com/office/2006/metadata/properties" xmlns:xsi="http://www.w3.org/2001/XMLSchema-instance" xmlns:pc="http://schemas.microsoft.com/office/infopath/2007/PartnerControls">
-  <documentManagement>
-    <lcf76f155ced4ddcb4097134ff3c332f xmlns="73616d7f-17b8-4c43-aa5e-25ef7e462a18">
-      <Terms xmlns="http://schemas.microsoft.com/office/infopath/2007/PartnerControls"/>
-    </lcf76f155ced4ddcb4097134ff3c332f>
-    <TaxCatchAll xmlns="686b96b7-37ef-4e5c-bc3c-4e780f33c780" xsi:nil="true"/>
-  </documentManagement>
-</p:properties>
-</file>
-
-<file path=customXml/item2.xml><?xml version="1.0" encoding="utf-8"?>
 <ct:contentTypeSchema xmlns:ct="http://schemas.microsoft.com/office/2006/metadata/contentType" xmlns:ma="http://schemas.microsoft.com/office/2006/metadata/properties/metaAttributes" ct:_="" ma:_="" ma:contentTypeName="Documento" ma:contentTypeID="0x01010020DA79A94EAF84479D995EE9166ADAA4" ma:contentTypeVersion="11" ma:contentTypeDescription="Crie um novo documento." ma:contentTypeScope="" ma:versionID="db0f6cab5e24e8cd6751fda002f09c0a">
   <xsd:schema xmlns:xsd="http://www.w3.org/2001/XMLSchema" xmlns:xs="http://www.w3.org/2001/XMLSchema" xmlns:p="http://schemas.microsoft.com/office/2006/metadata/properties" xmlns:ns2="73616d7f-17b8-4c43-aa5e-25ef7e462a18" xmlns:ns3="686b96b7-37ef-4e5c-bc3c-4e780f33c780" targetNamespace="http://schemas.microsoft.com/office/2006/metadata/properties" ma:root="true" ma:fieldsID="0fb1f17ca0d982144b9f7f51c1ea08de" ns2:_="" ns3:_="">
     <xsd:import namespace="73616d7f-17b8-4c43-aa5e-25ef7e462a18"/>
@@ -30901,7 +30833,7 @@
 </ct:contentTypeSchema>
 </file>
 
-<file path=customXml/item3.xml><?xml version="1.0" encoding="utf-8"?>
+<file path=customXml/item2.xml><?xml version="1.0" encoding="utf-8"?>
 <?mso-contentType ?>
 <FormTemplates xmlns="http://schemas.microsoft.com/sharepoint/v3/contenttype/forms">
   <Display>DocumentLibraryForm</Display>
@@ -30910,22 +30842,22 @@
 </FormTemplates>
 </file>
 
+<file path=customXml/item3.xml><?xml version="1.0" encoding="utf-8"?>
+<p:properties xmlns:p="http://schemas.microsoft.com/office/2006/metadata/properties" xmlns:xsi="http://www.w3.org/2001/XMLSchema-instance" xmlns:pc="http://schemas.microsoft.com/office/infopath/2007/PartnerControls">
+  <documentManagement>
+    <lcf76f155ced4ddcb4097134ff3c332f xmlns="73616d7f-17b8-4c43-aa5e-25ef7e462a18">
+      <Terms xmlns="http://schemas.microsoft.com/office/infopath/2007/PartnerControls"/>
+    </lcf76f155ced4ddcb4097134ff3c332f>
+    <TaxCatchAll xmlns="686b96b7-37ef-4e5c-bc3c-4e780f33c780" xsi:nil="true"/>
+  </documentManagement>
+</p:properties>
+</file>
+
 <file path=customXml/item4.xml><?xml version="1.0" encoding="utf-8"?>
 <b:Sources xmlns:b="http://schemas.openxmlformats.org/officeDocument/2006/bibliography" xmlns="http://schemas.openxmlformats.org/officeDocument/2006/bibliography" SelectedStyle="\APA.XSL" StyleName="APA"/>
 </file>
 
 <file path=customXml/itemProps1.xml><?xml version="1.0" encoding="utf-8"?>
-<ds:datastoreItem xmlns:ds="http://schemas.openxmlformats.org/officeDocument/2006/customXml" ds:itemID="{0FB482D0-C62D-40F8-A30D-80102D84D1F8}">
-  <ds:schemaRefs>
-    <ds:schemaRef ds:uri="http://schemas.microsoft.com/office/2006/metadata/properties"/>
-    <ds:schemaRef ds:uri="http://schemas.microsoft.com/office/infopath/2007/PartnerControls"/>
-    <ds:schemaRef ds:uri="73616d7f-17b8-4c43-aa5e-25ef7e462a18"/>
-    <ds:schemaRef ds:uri="686b96b7-37ef-4e5c-bc3c-4e780f33c780"/>
-  </ds:schemaRefs>
-</ds:datastoreItem>
-</file>
-
-<file path=customXml/itemProps2.xml><?xml version="1.0" encoding="utf-8"?>
 <ds:datastoreItem xmlns:ds="http://schemas.openxmlformats.org/officeDocument/2006/customXml" ds:itemID="{89C5A49E-B54F-4963-BBA9-17020C92F744}">
   <ds:schemaRefs>
     <ds:schemaRef ds:uri="http://schemas.microsoft.com/office/2006/metadata/contentType"/>
@@ -30944,7 +30876,7 @@
 </ds:datastoreItem>
 </file>
 
-<file path=customXml/itemProps3.xml><?xml version="1.0" encoding="utf-8"?>
+<file path=customXml/itemProps2.xml><?xml version="1.0" encoding="utf-8"?>
 <ds:datastoreItem xmlns:ds="http://schemas.openxmlformats.org/officeDocument/2006/customXml" ds:itemID="{CF1FD0AD-7A56-4031-B24D-376004EB8526}">
   <ds:schemaRefs>
     <ds:schemaRef ds:uri="http://schemas.microsoft.com/sharepoint/v3/contenttype/forms"/>
@@ -30952,8 +30884,19 @@
 </ds:datastoreItem>
 </file>
 
+<file path=customXml/itemProps3.xml><?xml version="1.0" encoding="utf-8"?>
+<ds:datastoreItem xmlns:ds="http://schemas.openxmlformats.org/officeDocument/2006/customXml" ds:itemID="{0FB482D0-C62D-40F8-A30D-80102D84D1F8}">
+  <ds:schemaRefs>
+    <ds:schemaRef ds:uri="http://schemas.microsoft.com/office/2006/metadata/properties"/>
+    <ds:schemaRef ds:uri="http://schemas.microsoft.com/office/infopath/2007/PartnerControls"/>
+    <ds:schemaRef ds:uri="73616d7f-17b8-4c43-aa5e-25ef7e462a18"/>
+    <ds:schemaRef ds:uri="686b96b7-37ef-4e5c-bc3c-4e780f33c780"/>
+  </ds:schemaRefs>
+</ds:datastoreItem>
+</file>
+
 <file path=customXml/itemProps4.xml><?xml version="1.0" encoding="utf-8"?>
-<ds:datastoreItem xmlns:ds="http://schemas.openxmlformats.org/officeDocument/2006/customXml" ds:itemID="{325C46C5-A8D2-48C9-BA52-D994E0638649}">
+<ds:datastoreItem xmlns:ds="http://schemas.openxmlformats.org/officeDocument/2006/customXml" ds:itemID="{1DD959BD-EBCB-476D-AC28-F5597926F234}">
   <ds:schemaRefs>
     <ds:schemaRef ds:uri="http://schemas.openxmlformats.org/officeDocument/2006/bibliography"/>
   </ds:schemaRefs>

--- a/DayPlannio.docx
+++ b/DayPlannio.docx
@@ -332,25 +332,25 @@
         <w:ind w:firstLine="0"/>
         <w:jc w:val="center"/>
         <w:rPr>
-          <w:b/>
-          <w:bCs/>
+          <w:b w:val="1"/>
+          <w:bCs w:val="1"/>
           <w:sz w:val="28"/>
           <w:szCs w:val="28"/>
         </w:rPr>
       </w:pPr>
       <w:r>
         <w:rPr>
-          <w:b/>
-          <w:bCs/>
+          <w:b w:val="1"/>
+          <w:bCs w:val="1"/>
           <w:sz w:val="28"/>
           <w:szCs w:val="28"/>
         </w:rPr>
-        <w:t>5</w:t>
-      </w:r>
-      <w:r>
-        <w:rPr>
-          <w:b/>
-          <w:bCs/>
+        <w:t>6</w:t>
+      </w:r>
+      <w:r>
+        <w:rPr>
+          <w:b w:val="1"/>
+          <w:bCs w:val="1"/>
           <w:sz w:val="28"/>
           <w:szCs w:val="28"/>
         </w:rPr>
@@ -358,8 +358,8 @@
       </w:r>
       <w:r>
         <w:rPr>
-          <w:b/>
-          <w:bCs/>
+          <w:b w:val="1"/>
+          <w:bCs w:val="1"/>
           <w:sz w:val="28"/>
           <w:szCs w:val="28"/>
         </w:rPr>
@@ -367,12 +367,12 @@
       </w:r>
       <w:r>
         <w:rPr>
-          <w:b/>
-          <w:bCs/>
+          <w:b w:val="1"/>
+          <w:bCs w:val="1"/>
           <w:sz w:val="28"/>
           <w:szCs w:val="28"/>
         </w:rPr>
-        <w:t>5</w:t>
+        <w:t>6</w:t>
       </w:r>
     </w:p>
     <w:p>
@@ -865,24 +865,25 @@
         <w:ind w:firstLine="0"/>
         <w:jc w:val="center"/>
         <w:rPr>
-          <w:rStyle w:val="Forte"/>
+          <w:b w:val="1"/>
+          <w:bCs w:val="1"/>
           <w:sz w:val="28"/>
           <w:szCs w:val="28"/>
         </w:rPr>
       </w:pPr>
       <w:r>
         <w:rPr>
-          <w:b/>
-          <w:bCs/>
+          <w:b w:val="1"/>
+          <w:bCs w:val="1"/>
           <w:sz w:val="28"/>
           <w:szCs w:val="28"/>
         </w:rPr>
-        <w:t>5</w:t>
-      </w:r>
-      <w:r>
-        <w:rPr>
-          <w:b/>
-          <w:bCs/>
+        <w:t>6</w:t>
+      </w:r>
+      <w:r>
+        <w:rPr>
+          <w:b w:val="1"/>
+          <w:bCs w:val="1"/>
           <w:sz w:val="28"/>
           <w:szCs w:val="28"/>
         </w:rPr>
@@ -890,12 +891,12 @@
       </w:r>
       <w:r>
         <w:rPr>
-          <w:b/>
-          <w:bCs/>
+          <w:b w:val="1"/>
+          <w:bCs w:val="1"/>
           <w:sz w:val="28"/>
           <w:szCs w:val="28"/>
         </w:rPr>
-        <w:t>5</w:t>
+        <w:t>6</w:t>
       </w:r>
     </w:p>
     <w:p>
@@ -4095,10 +4096,11 @@
               <w:tab w:val="right" w:leader="dot" w:pos="9062"/>
             </w:tabs>
             <w:rPr>
-              <w:rFonts w:asciiTheme="minorHAnsi" w:hAnsiTheme="minorHAnsi" w:eastAsiaTheme="minorEastAsia" w:cstheme="minorBidi"/>
+              <w:rFonts w:ascii="Calibri" w:hAnsi="Calibri" w:eastAsia="ＭＳ 明朝" w:cs="Arial" w:asciiTheme="minorAscii" w:hAnsiTheme="minorAscii" w:eastAsiaTheme="minorEastAsia" w:cstheme="minorBidi"/>
               <w:b w:val="0"/>
               <w:bCs w:val="0"/>
               <w:caps w:val="0"/>
+              <w:smallCaps w:val="0"/>
               <w:noProof/>
               <w:sz w:val="22"/>
               <w:szCs w:val="22"/>
@@ -4113,82 +4115,92 @@
           <w:r>
             <w:fldChar w:fldCharType="separate"/>
           </w:r>
-          <w:hyperlink w:history="1" w:anchor="_Toc230779092">
-            <w:r>
-              <w:rPr>
-                <w:rStyle w:val="Hyperlink"/>
-                <w:noProof/>
-              </w:rPr>
-              <w:t>1</w:t>
-            </w:r>
-            <w:r>
-              <w:rPr>
-                <w:rFonts w:asciiTheme="minorHAnsi" w:hAnsiTheme="minorHAnsi" w:eastAsiaTheme="minorEastAsia" w:cstheme="minorBidi"/>
-                <w:b w:val="0"/>
-                <w:bCs w:val="0"/>
-                <w:caps w:val="0"/>
-                <w:noProof/>
-                <w:sz w:val="22"/>
-                <w:szCs w:val="22"/>
-              </w:rPr>
-              <w:tab/>
-            </w:r>
-            <w:r>
-              <w:rPr>
-                <w:rStyle w:val="Hyperlink"/>
-                <w:noProof/>
-              </w:rPr>
-              <w:t>Descrição da Aplicação Web</w:t>
-            </w:r>
-            <w:r>
-              <w:rPr>
-                <w:noProof/>
-                <w:webHidden/>
-              </w:rPr>
-              <w:tab/>
-            </w:r>
-            <w:r>
-              <w:rPr>
-                <w:noProof/>
-                <w:webHidden/>
-              </w:rPr>
-              <w:fldChar w:fldCharType="begin"/>
-            </w:r>
-            <w:r>
-              <w:rPr>
-                <w:noProof/>
-                <w:webHidden/>
-              </w:rPr>
-              <w:instrText xml:space="preserve"> PAGEREF _Toc230779092 \h </w:instrText>
-            </w:r>
-            <w:r>
-              <w:rPr>
-                <w:noProof/>
-                <w:webHidden/>
-              </w:rPr>
-            </w:r>
-            <w:r>
-              <w:rPr>
-                <w:noProof/>
-                <w:webHidden/>
-              </w:rPr>
-              <w:fldChar w:fldCharType="separate"/>
-            </w:r>
-            <w:r>
-              <w:rPr>
-                <w:noProof/>
-                <w:webHidden/>
-              </w:rPr>
-              <w:t>8</w:t>
-            </w:r>
-            <w:r>
-              <w:rPr>
-                <w:noProof/>
-                <w:webHidden/>
-              </w:rPr>
-              <w:fldChar w:fldCharType="end"/>
-            </w:r>
-          </w:hyperlink>
+          <w:r>
+            <w:fldChar w:fldCharType="begin"/>
+          </w:r>
+          <w:r>
+            <w:instrText xml:space="preserve">HYPERLINK  \l "_Toc230779092"</w:instrText>
+          </w:r>
+          <w:r>
+            <w:fldChar w:fldCharType="separate"/>
+          </w:r>
+          <w:r>
+            <w:rPr>
+              <w:rStyle w:val="Hyperlink"/>
+              <w:noProof/>
+            </w:rPr>
+            <w:t>1</w:t>
+          </w:r>
+          <w:r>
+            <w:rPr>
+              <w:rFonts w:asciiTheme="minorHAnsi" w:hAnsiTheme="minorHAnsi" w:eastAsiaTheme="minorEastAsia" w:cstheme="minorBidi"/>
+              <w:b w:val="0"/>
+              <w:bCs w:val="0"/>
+              <w:caps w:val="0"/>
+              <w:noProof/>
+              <w:sz w:val="22"/>
+              <w:szCs w:val="22"/>
+            </w:rPr>
+            <w:tab/>
+          </w:r>
+          <w:r>
+            <w:rPr>
+              <w:rStyle w:val="Hyperlink"/>
+              <w:noProof/>
+            </w:rPr>
+            <w:t>Descrição da Aplicação Web</w:t>
+          </w:r>
+          <w:r>
+            <w:rPr>
+              <w:noProof/>
+              <w:webHidden/>
+            </w:rPr>
+            <w:tab/>
+          </w:r>
+          <w:r>
+            <w:rPr>
+              <w:noProof/>
+              <w:webHidden/>
+            </w:rPr>
+            <w:fldChar w:fldCharType="begin"/>
+          </w:r>
+          <w:r>
+            <w:rPr>
+              <w:noProof/>
+              <w:webHidden/>
+            </w:rPr>
+            <w:instrText xml:space="preserve"> PAGEREF _Toc230779092 \h </w:instrText>
+          </w:r>
+          <w:r>
+            <w:rPr>
+              <w:noProof/>
+              <w:webHidden/>
+            </w:rPr>
+          </w:r>
+          <w:r>
+            <w:rPr>
+              <w:noProof/>
+              <w:webHidden/>
+            </w:rPr>
+            <w:fldChar w:fldCharType="separate"/>
+          </w:r>
+          <w:r>
+            <w:rPr>
+              <w:noProof/>
+              <w:webHidden/>
+            </w:rPr>
+            <w:t>8</w:t>
+          </w:r>
+          <w:r>
+            <w:rPr>
+              <w:noProof/>
+              <w:webHidden/>
+            </w:rPr>
+            <w:fldChar w:fldCharType="end"/>
+          </w:r>
+          <w:r>
+            <w:fldChar w:fldCharType="end"/>
+          </w:r>
         </w:p>
         <w:p>
           <w:pPr>
@@ -10365,99 +10377,380 @@
     <w:p>
       <w:pPr>
         <w:pStyle w:val="Ttulo1"/>
+        <w:bidi w:val="0"/>
         <w:rPr>
           <w:lang w:val="pt-BR"/>
         </w:rPr>
       </w:pPr>
-      <w:bookmarkStart w:name="_Toc230779092" w:id="1"/>
       <w:r>
         <w:rPr>
           <w:lang w:val="pt-BR"/>
         </w:rPr>
-        <w:lastRenderedPageBreak/>
-        <w:t>Descrição da Aplicação Web</w:t>
-      </w:r>
-      <w:bookmarkEnd w:id="1"/>
+        <w:t>introdução</w:t>
+      </w:r>
+    </w:p>
+    <w:p>
+      <w:pPr>
+        <w:bidi w:val="0"/>
+        <w:spacing w:before="240" w:beforeAutospacing="off" w:after="240" w:afterAutospacing="off"/>
+        <w:jc w:val="left"/>
+      </w:pPr>
+      <w:r>
+        <w:rPr>
+          <w:rFonts w:ascii="Arial" w:hAnsi="Arial" w:eastAsia="Arial" w:cs="Arial"/>
+          <w:noProof w:val="0"/>
+          <w:sz w:val="24"/>
+          <w:szCs w:val="24"/>
+          <w:lang w:val="pt-BR"/>
+        </w:rPr>
+        <w:t>No cenário atual, a organização da rotina e a gestão eficiente do tempo têm se tornado cada vez mais importantes para profissionais autônomos que precisam lidar diariamente com múltiplas tarefas, clientes e serviços. A falta de uma solução que centralize agenda, cadastro de clientes, controle financeiro e gestão de serviços em um único ambiente dificulta a administração das atividades profissionais.</w:t>
+      </w:r>
+    </w:p>
+    <w:p>
+      <w:pPr>
+        <w:bidi w:val="0"/>
+        <w:spacing w:before="240" w:beforeAutospacing="off" w:after="240" w:afterAutospacing="off"/>
+        <w:jc w:val="left"/>
+      </w:pPr>
+      <w:r>
+        <w:rPr>
+          <w:rFonts w:ascii="Arial" w:hAnsi="Arial" w:eastAsia="Arial" w:cs="Arial"/>
+          <w:noProof w:val="0"/>
+          <w:sz w:val="24"/>
+          <w:szCs w:val="24"/>
+          <w:lang w:val="pt-BR"/>
+        </w:rPr>
+        <w:t>O DayPlannio surge para suprir essa necessidade, oferecendo uma plataforma integrada composta por aplicativo mobile, portal web e serviços em nuvem. A solução permite organizar compromissos, acompanhar atendimentos, registrar clientes, controlar ganhos e despesas, além de disponibilizar métricas de produtividade, faturamento, tempo trabalhado e desempenho dos atendimentos.</w:t>
+      </w:r>
+    </w:p>
+    <w:p>
+      <w:pPr>
+        <w:bidi w:val="0"/>
+        <w:spacing w:before="240" w:beforeAutospacing="off" w:after="240" w:afterAutospacing="off"/>
+        <w:jc w:val="left"/>
+      </w:pPr>
+      <w:r>
+        <w:rPr>
+          <w:rFonts w:ascii="Arial" w:hAnsi="Arial" w:eastAsia="Arial" w:cs="Arial"/>
+          <w:noProof w:val="0"/>
+          <w:sz w:val="24"/>
+          <w:szCs w:val="24"/>
+          <w:lang w:val="pt-BR"/>
+        </w:rPr>
+        <w:t>A plataforma também contará com recursos de Internet das Coisas (IoT) e mineração de dados para automatizar a coleta e análise de informações, permitindo a geração de métricas e relatórios gerenciais. Além disso, os clientes poderão acompanhar o histórico de serviços realizados por meio do portal web, enquanto os prestadores poderão divulgar seus trabalhos em um portfólio público com fotos dos atendimentos, mediante autorização prévia. Os dados e imagens da plataforma serão armazenados em nuvem, garantindo sua disponibilidade e integração entre os diferentes módulos do sistema.</w:t>
+      </w:r>
     </w:p>
     <w:p>
       <w:pPr>
         <w:pStyle w:val="Ttulo2"/>
-      </w:pPr>
-      <w:bookmarkStart w:name="_Toc230779093" w:id="2"/>
-      <w:r>
-        <w:t>Introdução</w:t>
-      </w:r>
-      <w:bookmarkEnd w:id="2"/>
-    </w:p>
-    <w:p>
-      <w:r>
-        <w:t xml:space="preserve">No cenário atual, a organização da rotina e a gestão eficiente do tempo têm se tornado cada vez mais essenciais para profissionais autônomos que precisam lidar diariamente com múltiplas </w:t>
-      </w:r>
-      <w:r>
-        <w:t>tarefas, clientes e serviços. A falta de uma aplicação que centralize agenda, cadastro de clientes, controle financeiro e gestão de serviços em um único ambiente dificulta a administração das atividades profissionais</w:t>
-      </w:r>
-      <w:r>
-        <w:t xml:space="preserve">. A criação do </w:t>
-      </w:r>
-      <w:proofErr w:type="spellStart"/>
-      <w:r>
+        <w:rPr>
+          <w:lang w:val="pt-BR"/>
+        </w:rPr>
+      </w:pPr>
+      <w:r>
+        <w:rPr>
+          <w:lang w:val="pt-BR"/>
+        </w:rPr>
+        <w:t>Objetivos</w:t>
+      </w:r>
+    </w:p>
+    <w:p>
+      <w:pPr>
+        <w:pStyle w:val="Ttulo3"/>
+        <w:rPr/>
+      </w:pPr>
+      <w:r>
+        <w:rPr/>
+        <w:t>Geral</w:t>
+      </w:r>
+    </w:p>
+    <w:p>
+      <w:pPr>
+        <w:spacing w:before="240" w:after="240"/>
+      </w:pPr>
+      <w:r>
+        <w:rPr>
+          <w:rFonts w:eastAsia="Arial" w:cs="Arial"/>
+          <w:b w:val="1"/>
+          <w:bCs w:val="1"/>
+        </w:rPr>
+        <w:t>Objetivo Geral</w:t>
+      </w:r>
+    </w:p>
+    <w:p>
+      <w:pPr>
+        <w:pStyle w:val="Normal"/>
+      </w:pPr>
+      <w:r>
+        <w:rPr>
+          <w:rFonts w:ascii="Arial" w:hAnsi="Arial" w:eastAsia="Arial" w:cs="Arial"/>
+          <w:noProof w:val="0"/>
+          <w:sz w:val="24"/>
+          <w:szCs w:val="24"/>
+          <w:lang w:val="pt-BR"/>
+        </w:rPr>
+        <w:t>Desenvolver a plataforma DayPlannio para auxiliar profissionais autônomos na organização de sua rotina, integrando agenda de serviços, cadastro de clientes, controle financeiro, acompanhamento de atendimentos, métricas de desempenho e recursos de Internet das Coisas (IoT) para automatização de registros operacionais. A solução contará com aplicativo mobile para gestão das atividades do prestador, portal web para clientes acompanharem métricas e histórico de serviços realizados, portal administrativo para gerenciamento de clientes, prestadores e registros do sistema, além de uma área pública para divulgação dos serviços realizados por meio de um portfólio contendo fotos dos atendimentos, disponibilizadas mediante autorização do prestador. Dessa forma, todas as informações serão reunidas em um único ambiente digital, proporcionando uma gestão centralizada e eficiente das atividades profissionais.</w:t>
+      </w:r>
+    </w:p>
+    <w:p>
+      <w:pPr>
+        <w:pStyle w:val="Normal"/>
+        <w:rPr>
+          <w:rFonts w:ascii="Arial" w:hAnsi="Arial" w:eastAsia="Arial" w:cs="Arial"/>
+          <w:noProof w:val="0"/>
+          <w:sz w:val="24"/>
+          <w:szCs w:val="24"/>
+          <w:lang w:val="pt-BR"/>
+        </w:rPr>
+      </w:pPr>
+    </w:p>
+    <w:p>
+      <w:pPr>
+        <w:pStyle w:val="Normal"/>
+      </w:pPr>
+      <w:r>
+        <w:rPr>
+          <w:rFonts w:ascii="Arial" w:hAnsi="Arial" w:eastAsia="Arial" w:cs="Arial"/>
+          <w:noProof w:val="0"/>
+          <w:sz w:val="24"/>
+          <w:szCs w:val="24"/>
+          <w:lang w:val="pt-BR"/>
+        </w:rPr>
+        <w:t>A proposta busca proporcionar maior organização, produtividade e controle das atividades profissionais, oferecendo também recursos para acompanhamento dos serviços pelos clientes.</w:t>
+      </w:r>
+    </w:p>
+    <w:p>
+      <w:pPr>
+        <w:rPr>
+          <w:rFonts w:cs="Arial"/>
+        </w:rPr>
+      </w:pPr>
+    </w:p>
+    <w:p>
+      <w:pPr>
+        <w:pStyle w:val="Ttulo3"/>
+        <w:rPr/>
+      </w:pPr>
+      <w:r>
+        <w:rPr/>
+        <w:t>Específicos</w:t>
+      </w:r>
+    </w:p>
+    <w:p>
+      <w:pPr>
+        <w:rPr>
+          <w:rFonts w:cs="Arial"/>
+          <w:b w:val="1"/>
+          <w:bCs w:val="1"/>
+        </w:rPr>
+      </w:pPr>
+      <w:r>
+        <w:rPr>
+          <w:rFonts w:cs="Arial"/>
+          <w:b w:val="1"/>
+          <w:bCs w:val="1"/>
+        </w:rPr>
+        <w:t>Pesquisar Outras Aplicações de Gestão e Produtividade</w:t>
+      </w:r>
+    </w:p>
+    <w:p>
+      <w:pPr>
+        <w:pStyle w:val="Normal"/>
+      </w:pPr>
+      <w:r>
+        <w:rPr>
+          <w:rFonts w:ascii="Arial" w:hAnsi="Arial" w:eastAsia="Arial" w:cs="Arial"/>
+          <w:noProof w:val="0"/>
+          <w:sz w:val="24"/>
+          <w:szCs w:val="24"/>
+          <w:lang w:val="pt-BR"/>
+        </w:rPr>
+        <w:t>Analisar sistemas existentes de organização, agenda e gestão de atividades para identificar boas práticas e funcionalidades relevantes, como visualização de dados, integração com calendários, controle financeiro, acompanhamento de métricas, histórico de serviços, portais web e recursos de geolocalização, garantindo que o DayPlannio ofereça uma experiência moderna, eficiente e alinhada às necessidades dos usuários.</w:t>
+      </w:r>
+    </w:p>
+    <w:p>
+      <w:pPr>
+        <w:rPr>
+          <w:rFonts w:cs="Arial"/>
+        </w:rPr>
+      </w:pPr>
+    </w:p>
+    <w:p>
+      <w:pPr>
+        <w:rPr>
+          <w:rFonts w:cs="Arial"/>
+          <w:b w:val="1"/>
+          <w:bCs w:val="1"/>
+        </w:rPr>
+      </w:pPr>
+    </w:p>
+    <w:p>
+      <w:r>
+        <w:br w:type="page"/>
+      </w:r>
+    </w:p>
+    <w:p>
+      <w:pPr>
+        <w:pStyle w:val="Normal"/>
+        <w:rPr>
+          <w:rFonts w:cs="Arial"/>
+          <w:b w:val="1"/>
+          <w:bCs w:val="1"/>
+        </w:rPr>
+      </w:pPr>
+      <w:r>
+        <w:rPr>
+          <w:rFonts w:cs="Arial"/>
+          <w:b w:val="1"/>
+          <w:bCs w:val="1"/>
+        </w:rPr>
+        <w:t>Identificar</w:t>
+      </w:r>
+      <w:r>
+        <w:rPr>
+          <w:rFonts w:cs="Arial"/>
+          <w:b w:val="1"/>
+          <w:bCs w:val="1"/>
+        </w:rPr>
+        <w:t xml:space="preserve"> </w:t>
+      </w:r>
+      <w:r>
+        <w:rPr>
+          <w:rFonts w:cs="Arial"/>
+          <w:b w:val="1"/>
+          <w:bCs w:val="1"/>
+        </w:rPr>
+        <w:t>ferramentas</w:t>
+      </w:r>
+    </w:p>
+    <w:p>
+      <w:pPr>
+        <w:pStyle w:val="Normal"/>
+      </w:pPr>
+      <w:r>
+        <w:rPr>
+          <w:rFonts w:ascii="Arial" w:hAnsi="Arial" w:eastAsia="Arial" w:cs="Arial"/>
+          <w:noProof w:val="0"/>
+          <w:sz w:val="24"/>
+          <w:szCs w:val="24"/>
+          <w:lang w:val="pt-BR"/>
+        </w:rPr>
+        <w:t>Definir os requisitos técnicos e funcionais da aplicação, considerando aspectos como desenvolvimento front-end, back-end, banco de dados, segurança, escalabilidade, geolocalização, Internet das Coisas (IoT), mineração de dados, computação em nuvem e manutenção. Para assegurar que o desenvolvimento da aplicação seja eficiente, seguro e escalável.</w:t>
+      </w:r>
+    </w:p>
+    <w:p>
+      <w:pPr>
+        <w:bidi w:val="0"/>
+        <w:spacing w:before="240" w:beforeAutospacing="off" w:after="240" w:afterAutospacing="off"/>
+        <w:jc w:val="left"/>
+        <w:rPr>
+          <w:rFonts w:ascii="Arial" w:hAnsi="Arial" w:eastAsia="Arial" w:cs="Arial"/>
+          <w:noProof w:val="0"/>
+          <w:sz w:val="24"/>
+          <w:szCs w:val="24"/>
+          <w:lang w:val="pt-BR"/>
+        </w:rPr>
+      </w:pPr>
+    </w:p>
+    <w:p>
+      <w:pPr>
+        <w:pStyle w:val="Ttulo2"/>
+        <w:suppressLineNumbers w:val="0"/>
+        <w:bidi w:val="0"/>
+        <w:spacing w:before="0" w:beforeAutospacing="off" w:after="0" w:afterAutospacing="off" w:line="360" w:lineRule="auto"/>
+        <w:ind w:left="576" w:right="0" w:hanging="576"/>
+        <w:jc w:val="left"/>
+        <w:rPr/>
+      </w:pPr>
+      <w:r>
+        <w:rPr/>
+        <w:t>METODOLOGIA</w:t>
+      </w:r>
+    </w:p>
+    <w:p>
+      <w:pPr>
+        <w:pStyle w:val="Normal"/>
+      </w:pPr>
+      <w:r>
+        <w:rPr>
+          <w:rFonts w:ascii="Arial" w:hAnsi="Arial" w:eastAsia="Arial" w:cs="Arial"/>
+          <w:noProof w:val="0"/>
+          <w:sz w:val="24"/>
+          <w:szCs w:val="24"/>
+          <w:lang w:val="pt-BR"/>
+        </w:rPr>
+        <w:t xml:space="preserve">Para o desenvolvimento da plataforma </w:t>
+      </w:r>
+      <w:r>
+        <w:rPr>
+          <w:rFonts w:ascii="Arial" w:hAnsi="Arial" w:eastAsia="Arial" w:cs="Arial"/>
+          <w:noProof w:val="0"/>
+          <w:sz w:val="24"/>
+          <w:szCs w:val="24"/>
+          <w:lang w:val="pt-BR"/>
+        </w:rPr>
         <w:t>DayPlannio</w:t>
       </w:r>
-      <w:proofErr w:type="spellEnd"/>
-      <w:r>
-        <w:t xml:space="preserve"> surge para suprir essa necessidade, oferecendo uma plataforma integrada que permite organizar compromissos, acompanhar atendimentos, registrar clientes e controlar ganhos e despesas, contribuindo para uma gestão mais eficiente, produtiva e organizada da rotina de trabalho.</w:t>
-      </w:r>
-    </w:p>
-    <w:p/>
-    <w:p>
-      <w:pPr>
-        <w:pStyle w:val="Ttulo2"/>
-      </w:pPr>
-      <w:bookmarkStart w:name="_Toc165310847" w:id="3"/>
-      <w:bookmarkStart w:name="_Toc182927330" w:id="4"/>
-      <w:bookmarkStart w:name="_Toc275318808" w:id="5"/>
-      <w:bookmarkStart w:name="_Toc230779094" w:id="6"/>
-      <w:r>
-        <w:t>Métodos</w:t>
-      </w:r>
-      <w:r>
-        <w:t xml:space="preserve"> utilizados</w:t>
-      </w:r>
-      <w:bookmarkEnd w:id="3"/>
-      <w:bookmarkEnd w:id="4"/>
-      <w:bookmarkEnd w:id="5"/>
-      <w:bookmarkEnd w:id="6"/>
-    </w:p>
-    <w:p>
-      <w:r>
-        <w:rPr>
-          <w:rFonts w:eastAsia="Arial" w:cs="Arial"/>
-          <w:szCs w:val="24"/>
-        </w:rPr>
-        <w:t xml:space="preserve">Para o desenvolvimento da aplicação web, foram adotadas ferramentas e tecnologias atuais que contribuem para a construção de um sistema eficiente, seguro e de fácil manutenção. A escolha dessas tecnologias visa otimizar o processo de desenvolvimento e garantir uma </w:t>
-      </w:r>
-      <w:r>
-        <w:rPr>
-          <w:rFonts w:eastAsia="Arial" w:cs="Arial"/>
-          <w:szCs w:val="24"/>
-        </w:rPr>
-        <w:t>melhor</w:t>
-      </w:r>
-      <w:r>
-        <w:rPr>
-          <w:rFonts w:eastAsia="Arial" w:cs="Arial"/>
-          <w:szCs w:val="24"/>
-        </w:rPr>
-        <w:t xml:space="preserve"> integração entre os módulos da aplicação. Dentre as ferramentas utilizadas, estão: </w:t>
-      </w:r>
-    </w:p>
-    <w:p>
-      <w:pPr>
-        <w:ind w:firstLine="0"/>
-        <w:rPr>
-          <w:rFonts w:cs="Arial"/>
-        </w:rPr>
-      </w:pPr>
+      <w:r>
+        <w:rPr>
+          <w:rFonts w:ascii="Arial" w:hAnsi="Arial" w:eastAsia="Arial" w:cs="Arial"/>
+          <w:noProof w:val="0"/>
+          <w:sz w:val="24"/>
+          <w:szCs w:val="24"/>
+          <w:lang w:val="pt-BR"/>
+        </w:rPr>
+        <w:t>, foram adotadas ferramentas e tecnologias atuais que contribuem para a construção de um sistema eficiente, seguro e de fácil manutenção. A escolha dessas tecnologias visa otimizar o processo de desenvolvimento e garantir a integração entre os módulos mobile, web, nuvem, IoT e mineração de dados da aplicação. Dentre as ferramentas utilizadas, estão:</w:t>
+      </w:r>
+    </w:p>
+    <w:p>
+      <w:pPr>
+        <w:pStyle w:val="Normal"/>
+        <w:rPr>
+          <w:b w:val="1"/>
+          <w:bCs w:val="1"/>
+        </w:rPr>
+      </w:pPr>
+      <w:bookmarkStart w:name="_Toc165310848" w:id="7"/>
+      <w:r>
+        <w:rPr>
+          <w:b w:val="1"/>
+          <w:bCs w:val="1"/>
+        </w:rPr>
+        <w:t>Linguagens de Programação</w:t>
+      </w:r>
+      <w:bookmarkEnd w:id="7"/>
+    </w:p>
+    <w:p>
+      <w:pPr>
+        <w:spacing w:before="240" w:beforeAutospacing="off" w:after="240" w:afterAutospacing="off"/>
+        <w:ind/>
+      </w:pPr>
+      <w:r>
+        <w:rPr>
+          <w:rFonts w:ascii="Arial" w:hAnsi="Arial" w:eastAsia="Arial" w:cs="Arial"/>
+          <w:noProof w:val="0"/>
+          <w:sz w:val="24"/>
+          <w:szCs w:val="24"/>
+          <w:lang w:val="pt-BR"/>
+        </w:rPr>
+        <w:t>Foi utilizada a linguagem C#, responsável pela implementação da lógica de negócio da aplicação, APIs, funcionalidades do aplicativo mobile e dos portais web.</w:t>
+      </w:r>
+    </w:p>
+    <w:p>
+      <w:pPr>
+        <w:spacing w:before="240" w:beforeAutospacing="off" w:after="240" w:afterAutospacing="off"/>
+        <w:ind/>
+      </w:pPr>
+      <w:r>
+        <w:rPr>
+          <w:rFonts w:ascii="Arial" w:hAnsi="Arial" w:eastAsia="Arial" w:cs="Arial"/>
+          <w:noProof w:val="0"/>
+          <w:sz w:val="24"/>
+          <w:szCs w:val="24"/>
+          <w:lang w:val="pt-BR"/>
+        </w:rPr>
+        <w:t>O C# é uma linguagem moderna, orientada a objetos e amplamente utilizada na plataforma .NET. Sua utilização proporciona maior organização do código, segurança, alto desempenho e facilidade de manutenção, contribuindo para a construção de uma aplicação robusta, escalável e eficiente.</w:t>
+      </w:r>
     </w:p>
     <w:p>
       <w:pPr>
@@ -10466,369 +10759,436 @@
           <w:bCs/>
         </w:rPr>
       </w:pPr>
-      <w:bookmarkStart w:name="_Toc165310848" w:id="7"/>
-      <w:r>
-        <w:rPr>
-          <w:b/>
-          <w:bCs/>
-        </w:rPr>
-        <w:t>Linguagens de Programação</w:t>
-      </w:r>
-      <w:bookmarkEnd w:id="7"/>
-    </w:p>
-    <w:p>
-      <w:pPr>
+      <w:bookmarkStart w:name="_Toc165310849" w:id="8"/>
+      <w:r>
+        <w:rPr>
+          <w:b w:val="1"/>
+          <w:bCs w:val="1"/>
+        </w:rPr>
+        <w:t>Frameworks e Bibliotecas</w:t>
+      </w:r>
+      <w:bookmarkEnd w:id="8"/>
+    </w:p>
+    <w:p>
+      <w:pPr>
+        <w:spacing w:before="240" w:beforeAutospacing="off" w:after="240" w:afterAutospacing="off"/>
+      </w:pPr>
+      <w:r>
+        <w:rPr>
+          <w:rFonts w:ascii="Arial" w:hAnsi="Arial" w:eastAsia="Arial" w:cs="Arial"/>
+          <w:noProof w:val="0"/>
+          <w:sz w:val="24"/>
+          <w:szCs w:val="24"/>
+          <w:lang w:val="pt-BR"/>
+        </w:rPr>
+        <w:t>No desenvolvimento mobile foi utilizado o .NET MAUI, permitindo a criação de aplicações multiplataforma para Android e iOS a partir de uma única base de código.</w:t>
+      </w:r>
+    </w:p>
+    <w:p>
+      <w:pPr>
+        <w:spacing w:before="240" w:beforeAutospacing="off" w:after="240" w:afterAutospacing="off"/>
+      </w:pPr>
+      <w:r>
+        <w:rPr>
+          <w:rFonts w:ascii="Arial" w:hAnsi="Arial" w:eastAsia="Arial" w:cs="Arial"/>
+          <w:noProof w:val="0"/>
+          <w:sz w:val="24"/>
+          <w:szCs w:val="24"/>
+          <w:lang w:val="pt-BR"/>
+        </w:rPr>
+        <w:t>O .NET MAUI permite desenvolver aplicações capazes de rodar em diferentes sistemas operacionais, como Android e iOS. Isso facilita o processo de desenvolvimento e manutenção, além de possibilitar a criação de interfaces modernas, responsivas e adaptadas para dispositivos móveis.</w:t>
+      </w:r>
+    </w:p>
+    <w:p>
+      <w:pPr>
+        <w:spacing w:before="240" w:beforeAutospacing="off" w:after="240" w:afterAutospacing="off"/>
+      </w:pPr>
+      <w:r>
+        <w:rPr>
+          <w:rFonts w:ascii="Arial" w:hAnsi="Arial" w:eastAsia="Arial" w:cs="Arial"/>
+          <w:noProof w:val="0"/>
+          <w:sz w:val="24"/>
+          <w:szCs w:val="24"/>
+          <w:lang w:val="pt-BR"/>
+        </w:rPr>
+        <w:t>No backend foi utilizado o ASP.NET para construção das APIs responsáveis pela comunicação entre a aplicação, o banco de dados e os serviços web.</w:t>
+      </w:r>
+    </w:p>
+    <w:p>
+      <w:pPr>
+        <w:spacing w:before="240" w:beforeAutospacing="off" w:after="240" w:afterAutospacing="off"/>
+      </w:pPr>
+      <w:r>
+        <w:rPr>
+          <w:rFonts w:ascii="Arial" w:hAnsi="Arial" w:eastAsia="Arial" w:cs="Arial"/>
+          <w:noProof w:val="0"/>
+          <w:sz w:val="24"/>
+          <w:szCs w:val="24"/>
+          <w:lang w:val="pt-BR"/>
+        </w:rPr>
+        <w:t>Para os portais web foi utilizado o ASP.NET MVC, permitindo a construção das interfaces destinadas aos clientes, administradores e ao portfólio público dos prestadores de serviço.</w:t>
+      </w:r>
+    </w:p>
+    <w:p>
+      <w:pPr>
+        <w:pStyle w:val="Normal"/>
+        <w:rPr>
+          <w:b w:val="1"/>
+          <w:bCs w:val="1"/>
+        </w:rPr>
+      </w:pPr>
+      <w:r>
+        <w:rPr>
+          <w:rFonts w:ascii="Arial" w:hAnsi="Arial" w:eastAsia="Arial" w:cs="Arial"/>
+          <w:b w:val="1"/>
+          <w:bCs w:val="1"/>
+          <w:noProof w:val="0"/>
+          <w:sz w:val="24"/>
+          <w:szCs w:val="24"/>
+          <w:lang w:val="pt-BR"/>
+        </w:rPr>
+        <w:t>Internet das Coisas (IoT)</w:t>
+      </w:r>
+    </w:p>
+    <w:p>
+      <w:pPr>
+        <w:pStyle w:val="Normal"/>
+      </w:pPr>
+      <w:r>
+        <w:rPr>
+          <w:rFonts w:ascii="Arial" w:hAnsi="Arial" w:eastAsia="Arial" w:cs="Arial"/>
+          <w:noProof w:val="0"/>
+          <w:sz w:val="24"/>
+          <w:szCs w:val="24"/>
+          <w:lang w:val="pt-BR"/>
+        </w:rPr>
+        <w:t xml:space="preserve">Para a implementação das funcionalidades de </w:t>
+      </w:r>
+      <w:r>
+        <w:rPr>
+          <w:rFonts w:ascii="Arial" w:hAnsi="Arial" w:eastAsia="Arial" w:cs="Arial"/>
+          <w:noProof w:val="0"/>
+          <w:sz w:val="24"/>
+          <w:szCs w:val="24"/>
+          <w:lang w:val="pt-BR"/>
+        </w:rPr>
+        <w:t>geofencing</w:t>
+      </w:r>
+      <w:r>
+        <w:rPr>
+          <w:rFonts w:ascii="Arial" w:hAnsi="Arial" w:eastAsia="Arial" w:cs="Arial"/>
+          <w:noProof w:val="0"/>
+          <w:sz w:val="24"/>
+          <w:szCs w:val="24"/>
+          <w:lang w:val="pt-BR"/>
+        </w:rPr>
+        <w:t>, serão utilizados recursos de geolocalização integrados à plataforma. Por meio da criação de cercas virtuais em torno do local do atendimento, o sistema será capaz de identificar automaticamente a chegada e a saída do prestador de serviço, registrando essas informações e enviando os dados para processamento sem a necessidade de interação manual do usuário.</w:t>
+      </w:r>
+    </w:p>
+    <w:p>
+      <w:pPr>
+        <w:pStyle w:val="Normal"/>
+        <w:rPr>
+          <w:rFonts w:ascii="Arial" w:hAnsi="Arial" w:eastAsia="Arial" w:cs="Arial"/>
+          <w:noProof w:val="0"/>
+          <w:sz w:val="24"/>
+          <w:szCs w:val="24"/>
+          <w:lang w:val="pt-BR"/>
+        </w:rPr>
+      </w:pPr>
+    </w:p>
+    <w:p>
+      <w:pPr>
+        <w:pStyle w:val="Normal"/>
+        <w:rPr>
+          <w:b w:val="1"/>
+          <w:bCs w:val="1"/>
+        </w:rPr>
+      </w:pPr>
+      <w:r>
+        <w:rPr>
+          <w:rFonts w:ascii="Arial" w:hAnsi="Arial" w:eastAsia="Arial" w:cs="Arial"/>
+          <w:b w:val="1"/>
+          <w:bCs w:val="1"/>
+          <w:noProof w:val="0"/>
+          <w:sz w:val="24"/>
+          <w:szCs w:val="24"/>
+          <w:lang w:val="pt-BR"/>
+        </w:rPr>
+        <w:t>Mineração de Dados</w:t>
+      </w:r>
+    </w:p>
+    <w:p>
+      <w:pPr>
+        <w:pStyle w:val="Normal"/>
+      </w:pPr>
+      <w:r>
+        <w:rPr>
+          <w:rFonts w:ascii="Arial" w:hAnsi="Arial" w:eastAsia="Arial" w:cs="Arial"/>
+          <w:noProof w:val="0"/>
+          <w:sz w:val="24"/>
+          <w:szCs w:val="24"/>
+          <w:lang w:val="pt-BR"/>
+        </w:rPr>
+        <w:t>Técnicas de mineração de dados serão utilizadas para coletar, organizar e analisar as informações geradas pelos atendimentos realizados na plataforma. Os dados processados permitirão a geração de métricas relacionadas à produtividade, faturamento, tempo trabalhado, desempenho dos atendimentos e demais indicadores disponibilizados nos dashboards do sistema.</w:t>
+      </w:r>
+      <w:bookmarkStart w:name="_Toc165310851" w:id="9"/>
+    </w:p>
+    <w:p>
+      <w:pPr>
+        <w:ind w:firstLine="0"/>
         <w:rPr>
           <w:rFonts w:eastAsia="Arial" w:cs="Arial"/>
           <w:szCs w:val="24"/>
         </w:rPr>
       </w:pPr>
-      <w:r>
-        <w:t xml:space="preserve">Para o desenvolvimento da aplicação foi utilizada a linguagem de programação C#, responsável pela implementação da lógica do sistema, tanto no </w:t>
+    </w:p>
+    <w:p>
+      <w:pPr>
+        <w:rPr>
+          <w:b w:val="1"/>
+          <w:bCs w:val="1"/>
+        </w:rPr>
+      </w:pPr>
+      <w:r>
+        <w:rPr>
+          <w:b w:val="1"/>
+          <w:bCs w:val="1"/>
+        </w:rPr>
+        <w:t>Banco de Dados</w:t>
+      </w:r>
+      <w:bookmarkEnd w:id="9"/>
+    </w:p>
+    <w:p>
+      <w:r>
+        <w:rPr>
+          <w:rFonts w:eastAsia="Arial" w:cs="Arial"/>
+          <w:szCs w:val="24"/>
+        </w:rPr>
+        <w:t xml:space="preserve">Para o armazenamento e gerenciamento dos dados da aplicação, foi utilizado o </w:t>
       </w:r>
       <w:proofErr w:type="spellStart"/>
       <w:r>
-        <w:t>frontend</w:t>
+        <w:rPr>
+          <w:rFonts w:eastAsia="Arial" w:cs="Arial"/>
+          <w:szCs w:val="24"/>
+        </w:rPr>
+        <w:t>MongoDB</w:t>
       </w:r>
       <w:proofErr w:type="spellEnd"/>
       <w:r>
-        <w:t xml:space="preserve"> quanto no </w:t>
-      </w:r>
-      <w:proofErr w:type="spellStart"/>
-      <w:r>
-        <w:t>backend</w:t>
-      </w:r>
-      <w:proofErr w:type="spellEnd"/>
-      <w:r>
-        <w:t>.</w:t>
-      </w:r>
-    </w:p>
-    <w:p>
-      <w:pPr>
         <w:rPr>
           <w:rFonts w:eastAsia="Arial" w:cs="Arial"/>
           <w:szCs w:val="24"/>
         </w:rPr>
-      </w:pPr>
-      <w:r>
-        <w:t>O C# é uma linguagem moderna, orientada a objetos e amplamente utilizada na plataforma .NET. Sua utilização proporciona maior organização do código, segurança, alto desempenho e facilidade de manutenção, contribuindo para a construção de uma aplicação robusta, escalável e eficiente.</w:t>
-      </w:r>
-    </w:p>
-    <w:p>
-      <w:pPr>
-        <w:ind w:firstLine="0"/>
-      </w:pPr>
-    </w:p>
-    <w:p>
-      <w:pPr>
-        <w:rPr>
-          <w:b/>
-          <w:bCs/>
-        </w:rPr>
-      </w:pPr>
-      <w:bookmarkStart w:name="_Toc165310849" w:id="8"/>
-      <w:r>
-        <w:rPr>
-          <w:b/>
-          <w:bCs/>
-        </w:rPr>
-        <w:t>Frameworks e Bibliotecas</w:t>
-      </w:r>
-      <w:bookmarkEnd w:id="8"/>
-    </w:p>
-    <w:p>
-      <w:pPr>
-        <w:ind w:firstLine="708"/>
+        <w:t>, um sistema de gerenciamento de banco de dados não relacional amplamente utilizado no mercado.</w:t>
+      </w:r>
+    </w:p>
+    <w:p>
+      <w:pPr>
         <w:rPr>
           <w:rFonts w:eastAsia="Arial" w:cs="Arial"/>
           <w:szCs w:val="24"/>
         </w:rPr>
       </w:pPr>
+    </w:p>
+    <w:p>
+      <w:pPr>
+        <w:widowControl w:val="1"/>
+        <w:spacing w:line="240" w:lineRule="auto"/>
+      </w:pPr>
       <w:r>
         <w:rPr>
           <w:rFonts w:eastAsia="Arial" w:cs="Arial"/>
-          <w:szCs w:val="24"/>
-        </w:rPr>
-        <w:t xml:space="preserve">Para o desenvolvimento da aplicação mobile, </w:t>
+        </w:rPr>
+        <w:t xml:space="preserve">O </w:t>
       </w:r>
       <w:r>
         <w:rPr>
           <w:rFonts w:eastAsia="Arial" w:cs="Arial"/>
-          <w:szCs w:val="24"/>
-        </w:rPr>
-        <w:t>foi</w:t>
+        </w:rPr>
+        <w:t>MongoDB</w:t>
       </w:r>
       <w:r>
         <w:rPr>
           <w:rFonts w:eastAsia="Arial" w:cs="Arial"/>
-          <w:szCs w:val="24"/>
-        </w:rPr>
-        <w:t xml:space="preserve"> utilizado o .NET MAUI (</w:t>
-      </w:r>
-      <w:proofErr w:type="spellStart"/>
-      <w:r>
+        </w:rPr>
+        <w:t xml:space="preserve"> oferece alta flexibilidade na modelagem dos dados, permitindo o armazenamento em formato de documentos (JSON/BSON), o que facilita a adaptação a diferentes estruturas e requisitos da aplicação. Além disso, apresenta bom desempenho, alta escalabilidade horizontal e suporte a grandes volumes de dados.</w:t>
+      </w:r>
+    </w:p>
+    <w:p>
+      <w:pPr>
+        <w:widowControl w:val="1"/>
+        <w:spacing w:line="240" w:lineRule="auto"/>
         <w:rPr>
           <w:rFonts w:eastAsia="Arial" w:cs="Arial"/>
-          <w:szCs w:val="24"/>
-        </w:rPr>
-        <w:t>Multi-platform</w:t>
-      </w:r>
-      <w:proofErr w:type="spellEnd"/>
-      <w:r>
+        </w:rPr>
+      </w:pPr>
+    </w:p>
+    <w:p>
+      <w:pPr>
+        <w:widowControl w:val="1"/>
+        <w:spacing w:line="240" w:lineRule="auto"/>
         <w:rPr>
           <w:rFonts w:eastAsia="Arial" w:cs="Arial"/>
-          <w:szCs w:val="24"/>
-        </w:rPr>
-        <w:t xml:space="preserve"> </w:t>
-      </w:r>
-      <w:proofErr w:type="spellStart"/>
-      <w:r>
-        <w:rPr>
-          <w:rFonts w:eastAsia="Arial" w:cs="Arial"/>
-          <w:szCs w:val="24"/>
-        </w:rPr>
-        <w:t>App</w:t>
-      </w:r>
-      <w:proofErr w:type="spellEnd"/>
-      <w:r>
-        <w:rPr>
-          <w:rFonts w:eastAsia="Arial" w:cs="Arial"/>
-          <w:szCs w:val="24"/>
-        </w:rPr>
-        <w:t xml:space="preserve"> UI), um framework da plataforma .NET voltado para a criação de aplicativos </w:t>
-      </w:r>
-      <w:proofErr w:type="spellStart"/>
-      <w:r>
-        <w:rPr>
-          <w:rFonts w:eastAsia="Arial" w:cs="Arial"/>
-          <w:szCs w:val="24"/>
-        </w:rPr>
-        <w:t>multiplataforma</w:t>
-      </w:r>
-      <w:proofErr w:type="spellEnd"/>
-      <w:r>
-        <w:rPr>
-          <w:rFonts w:eastAsia="Arial" w:cs="Arial"/>
-          <w:szCs w:val="24"/>
-        </w:rPr>
-        <w:t>.</w:t>
-      </w:r>
-    </w:p>
-    <w:p>
-      <w:pPr>
-        <w:ind w:firstLine="0"/>
-        <w:rPr>
-          <w:rFonts w:eastAsia="Arial" w:cs="Arial"/>
-          <w:szCs w:val="24"/>
-        </w:rPr>
-      </w:pPr>
-    </w:p>
-    <w:p>
-      <w:pPr>
-        <w:ind w:firstLine="708"/>
-        <w:rPr>
-          <w:rFonts w:eastAsia="Arial" w:cs="Arial"/>
-          <w:szCs w:val="24"/>
-        </w:rPr>
-      </w:pPr>
-      <w:r>
-        <w:rPr>
-          <w:rFonts w:eastAsia="Arial" w:cs="Arial"/>
-          <w:szCs w:val="24"/>
-        </w:rPr>
-        <w:lastRenderedPageBreak/>
-        <w:t xml:space="preserve">O .NET MAUI permite desenvolver aplicações capazes de rodar em diferentes sistemas operacionais, como </w:t>
-      </w:r>
-      <w:proofErr w:type="spellStart"/>
-      <w:r>
-        <w:rPr>
-          <w:rFonts w:eastAsia="Arial" w:cs="Arial"/>
-          <w:szCs w:val="24"/>
-        </w:rPr>
-        <w:t>Android</w:t>
-      </w:r>
-      <w:proofErr w:type="spellEnd"/>
-      <w:r>
-        <w:rPr>
-          <w:rFonts w:eastAsia="Arial" w:cs="Arial"/>
-          <w:szCs w:val="24"/>
-        </w:rPr>
-        <w:t xml:space="preserve"> e iOS, a partir de uma única base de código. Isso facilita o processo de desenvolvimento e manutenção, além de possibilitar a criação de interfaces modernas, responsivas e adaptadas para dispositivos móveis.</w:t>
-      </w:r>
-    </w:p>
-    <w:p>
-      <w:pPr>
-        <w:ind w:firstLine="0"/>
-        <w:rPr>
-          <w:rFonts w:eastAsia="Arial" w:cs="Arial"/>
-          <w:szCs w:val="24"/>
-        </w:rPr>
-      </w:pPr>
-    </w:p>
-    <w:p>
-      <w:pPr>
-        <w:rPr>
-          <w:rFonts w:eastAsia="Arial" w:cs="Arial"/>
-          <w:szCs w:val="24"/>
-        </w:rPr>
-      </w:pPr>
-      <w:bookmarkStart w:name="_Toc165310851" w:id="9"/>
-      <w:r>
-        <w:rPr>
-          <w:rFonts w:eastAsia="Arial" w:cs="Arial"/>
-          <w:szCs w:val="24"/>
-        </w:rPr>
-        <w:t xml:space="preserve">No </w:t>
-      </w:r>
-      <w:proofErr w:type="spellStart"/>
-      <w:r>
-        <w:rPr>
-          <w:rFonts w:eastAsia="Arial" w:cs="Arial"/>
-          <w:szCs w:val="24"/>
-        </w:rPr>
-        <w:t>backend</w:t>
-      </w:r>
-      <w:proofErr w:type="spellEnd"/>
-      <w:r>
-        <w:rPr>
-          <w:rFonts w:eastAsia="Arial" w:cs="Arial"/>
-          <w:szCs w:val="24"/>
-        </w:rPr>
-        <w:t xml:space="preserve">, </w:t>
-      </w:r>
-      <w:r>
-        <w:rPr>
-          <w:rFonts w:eastAsia="Arial" w:cs="Arial"/>
-          <w:szCs w:val="24"/>
-        </w:rPr>
-        <w:t>foi</w:t>
-      </w:r>
-      <w:r>
-        <w:rPr>
-          <w:rFonts w:eastAsia="Arial" w:cs="Arial"/>
-          <w:szCs w:val="24"/>
-        </w:rPr>
-        <w:t xml:space="preserve"> utilizado o ASP.NET, responsável pela construção da API que fará a comunicação entre o aplicativo e o banco de dados. O ASP.NET é amplamente utilizado para o desenvolvimento de aplicações web e </w:t>
-      </w:r>
-      <w:proofErr w:type="spellStart"/>
-      <w:r>
-        <w:rPr>
-          <w:rFonts w:eastAsia="Arial" w:cs="Arial"/>
-          <w:szCs w:val="24"/>
-        </w:rPr>
-        <w:t>APIs</w:t>
-      </w:r>
-      <w:proofErr w:type="spellEnd"/>
-      <w:r>
-        <w:rPr>
-          <w:rFonts w:eastAsia="Arial" w:cs="Arial"/>
-          <w:szCs w:val="24"/>
-        </w:rPr>
-        <w:t xml:space="preserve"> REST, oferecendo alto desempenho, segurança e integração nativa com o ecossistema .NET.</w:t>
-      </w:r>
-    </w:p>
-    <w:p>
-      <w:pPr>
-        <w:ind w:firstLine="0"/>
-        <w:rPr>
-          <w:rFonts w:eastAsia="Arial" w:cs="Arial"/>
-          <w:szCs w:val="24"/>
-        </w:rPr>
-      </w:pPr>
-    </w:p>
-    <w:p>
-      <w:pPr>
-        <w:rPr>
-          <w:b/>
-          <w:bCs/>
-        </w:rPr>
-      </w:pPr>
-      <w:r>
-        <w:rPr>
-          <w:b/>
-          <w:bCs/>
-        </w:rPr>
-        <w:t>Banco de Dados</w:t>
-      </w:r>
-      <w:r>
-        <w:rPr>
-          <w:b/>
-          <w:bCs/>
-        </w:rPr>
-        <w:t>:</w:t>
-      </w:r>
-      <w:bookmarkEnd w:id="9"/>
-    </w:p>
-    <w:p>
-      <w:r>
-        <w:rPr>
-          <w:rFonts w:eastAsia="Arial" w:cs="Arial"/>
-          <w:szCs w:val="24"/>
-        </w:rPr>
-        <w:t xml:space="preserve">Para o armazenamento e gerenciamento dos dados da aplicação, foi utilizado o </w:t>
-      </w:r>
-      <w:proofErr w:type="spellStart"/>
-      <w:r>
-        <w:rPr>
-          <w:rFonts w:eastAsia="Arial" w:cs="Arial"/>
-          <w:szCs w:val="24"/>
+        </w:rPr>
+      </w:pPr>
+    </w:p>
+    <w:p>
+      <w:pPr>
+        <w:pStyle w:val="Normal"/>
+        <w:rPr>
+          <w:rFonts w:ascii="Arial" w:hAnsi="Arial" w:eastAsia="Arial" w:cs="Arial"/>
+          <w:b w:val="1"/>
+          <w:bCs w:val="1"/>
+          <w:noProof w:val="0"/>
+          <w:sz w:val="24"/>
+          <w:szCs w:val="24"/>
+          <w:lang w:val="pt-BR"/>
+        </w:rPr>
+      </w:pPr>
+    </w:p>
+    <w:p>
+      <w:pPr/>
+      <w:r>
+        <w:br w:type="page"/>
+      </w:r>
+    </w:p>
+    <w:p>
+      <w:pPr>
+        <w:pStyle w:val="Normal"/>
+        <w:rPr>
+          <w:rFonts w:ascii="Arial" w:hAnsi="Arial" w:eastAsia="Arial" w:cs="Arial"/>
+          <w:b w:val="1"/>
+          <w:bCs w:val="1"/>
+          <w:noProof w:val="0"/>
+          <w:sz w:val="24"/>
+          <w:szCs w:val="24"/>
+          <w:lang w:val="pt-BR"/>
+        </w:rPr>
+      </w:pPr>
+      <w:r>
+        <w:rPr>
+          <w:rFonts w:ascii="Arial" w:hAnsi="Arial" w:eastAsia="Arial" w:cs="Arial"/>
+          <w:b w:val="1"/>
+          <w:bCs w:val="1"/>
+          <w:noProof w:val="0"/>
+          <w:sz w:val="24"/>
+          <w:szCs w:val="24"/>
+          <w:lang w:val="pt-BR"/>
+        </w:rPr>
+        <w:t>Computação em Nuvem</w:t>
+      </w:r>
+    </w:p>
+    <w:p>
+      <w:pPr>
+        <w:spacing w:before="240" w:beforeAutospacing="off" w:after="240" w:afterAutospacing="off"/>
+      </w:pPr>
+      <w:r>
+        <w:rPr>
+          <w:rFonts w:ascii="Arial" w:hAnsi="Arial" w:eastAsia="Arial" w:cs="Arial"/>
+          <w:noProof w:val="0"/>
+          <w:sz w:val="24"/>
+          <w:szCs w:val="24"/>
+          <w:lang w:val="pt-BR"/>
+        </w:rPr>
+        <w:t>Para o armazenamento e processamento das informações da plataforma, serão utilizados os serviços de nuvem da Microsoft Azure em conjunto com o MongoDB Atlas. A infraestrutura em nuvem será responsável por armazenar os dados da aplicação, incluindo informações dos atendimentos, métricas geradas pelo sistema e imagens utilizadas no portfólio dos prestadores.</w:t>
+      </w:r>
+    </w:p>
+    <w:p>
+      <w:pPr>
+        <w:widowControl w:val="1"/>
+        <w:spacing w:before="240" w:beforeAutospacing="off" w:after="240" w:afterAutospacing="off" w:line="240" w:lineRule="auto"/>
+        <w:ind/>
+      </w:pPr>
+      <w:r>
+        <w:rPr>
+          <w:rFonts w:ascii="Arial" w:hAnsi="Arial" w:eastAsia="Arial" w:cs="Arial"/>
+          <w:noProof w:val="0"/>
+          <w:sz w:val="24"/>
+          <w:szCs w:val="24"/>
+          <w:lang w:val="pt-BR"/>
+        </w:rPr>
+        <w:t xml:space="preserve">A utilização da Azure permitirá a integração entre os diferentes módulos da plataforma, enquanto o </w:t>
+      </w:r>
+      <w:r>
+        <w:rPr>
+          <w:rFonts w:ascii="Arial" w:hAnsi="Arial" w:eastAsia="Arial" w:cs="Arial"/>
+          <w:noProof w:val="0"/>
+          <w:sz w:val="24"/>
+          <w:szCs w:val="24"/>
+          <w:lang w:val="pt-BR"/>
         </w:rPr>
         <w:t>MongoDB</w:t>
       </w:r>
-      <w:proofErr w:type="spellEnd"/>
-      <w:r>
-        <w:rPr>
-          <w:rFonts w:eastAsia="Arial" w:cs="Arial"/>
-          <w:szCs w:val="24"/>
-        </w:rPr>
-        <w:t>, um sistema de gerenciamento de banco de dados não relacional amplamente utilizado no mercado.</w:t>
-      </w:r>
-    </w:p>
-    <w:p>
-      <w:pPr>
-        <w:rPr>
-          <w:rFonts w:eastAsia="Arial" w:cs="Arial"/>
-          <w:szCs w:val="24"/>
-        </w:rPr>
-      </w:pPr>
-    </w:p>
-    <w:p>
-      <w:pPr>
-        <w:widowControl/>
+      <w:r>
+        <w:rPr>
+          <w:rFonts w:ascii="Arial" w:hAnsi="Arial" w:eastAsia="Arial" w:cs="Arial"/>
+          <w:noProof w:val="0"/>
+          <w:sz w:val="24"/>
+          <w:szCs w:val="24"/>
+          <w:lang w:val="pt-BR"/>
+        </w:rPr>
+        <w:t xml:space="preserve"> Atlas será responsável pelo gerenciamento do banco de dados em nuvem. Essa abordagem proporciona maior disponibilidade, escalabilidade, segurança e facilidade de acesso às informações, permitindo que os dados sejam compartilhados entre o aplicativo mobile, os portais web e os mecanismos de análise e geração de relatórios do sistema.</w:t>
+      </w:r>
+    </w:p>
+    <w:p>
+      <w:pPr>
+        <w:pStyle w:val="Normal"/>
+        <w:widowControl w:val="1"/>
         <w:spacing w:line="240" w:lineRule="auto"/>
-      </w:pPr>
-      <w:r>
-        <w:rPr>
-          <w:rFonts w:eastAsia="Arial" w:cs="Arial"/>
-          <w:szCs w:val="24"/>
-        </w:rPr>
-        <w:t xml:space="preserve">O </w:t>
-      </w:r>
-      <w:proofErr w:type="spellStart"/>
-      <w:r>
-        <w:rPr>
-          <w:rFonts w:eastAsia="Arial" w:cs="Arial"/>
-          <w:szCs w:val="24"/>
-        </w:rPr>
-        <w:t>MongoDB</w:t>
-      </w:r>
-      <w:proofErr w:type="spellEnd"/>
-      <w:r>
-        <w:rPr>
-          <w:rFonts w:eastAsia="Arial" w:cs="Arial"/>
-          <w:szCs w:val="24"/>
-        </w:rPr>
-        <w:t xml:space="preserve"> oferece alta flexibilidade na modelagem dos dados, permitindo o armazenamento em formato de documentos (JSON/BSON), o que facilita a adaptação a diferentes estruturas e requisitos da aplicação. Além disso, apresenta bom desempenho, alta escalabilidade horizontal e suporte a grandes volumes de dados.</w:t>
-      </w:r>
-    </w:p>
-    <w:p>
-      <w:pPr>
-        <w:rPr>
-          <w:rFonts w:eastAsia="Arial" w:cs="Arial"/>
-          <w:szCs w:val="24"/>
-        </w:rPr>
-      </w:pPr>
+        <w:ind/>
+      </w:pPr>
+      <w:r>
+        <w:rPr>
+          <w:rFonts w:ascii="Arial" w:hAnsi="Arial" w:eastAsia="Arial" w:cs="Arial"/>
+          <w:b w:val="1"/>
+          <w:bCs w:val="1"/>
+          <w:noProof w:val="0"/>
+          <w:sz w:val="24"/>
+          <w:szCs w:val="24"/>
+          <w:lang w:val="pt-BR"/>
+        </w:rPr>
+        <w:t>Qualidade e Testes de Software</w:t>
+      </w:r>
+    </w:p>
+    <w:p>
+      <w:pPr>
+        <w:widowControl w:val="1"/>
+        <w:spacing w:before="240" w:beforeAutospacing="off" w:after="240" w:afterAutospacing="off" w:line="240" w:lineRule="auto"/>
+        <w:ind/>
+      </w:pPr>
+      <w:r>
+        <w:rPr>
+          <w:rFonts w:ascii="Arial" w:hAnsi="Arial" w:eastAsia="Arial" w:cs="Arial"/>
+          <w:noProof w:val="0"/>
+          <w:sz w:val="24"/>
+          <w:szCs w:val="24"/>
+          <w:lang w:val="pt-BR"/>
+        </w:rPr>
+        <w:t>Aplicar conceitos, normas e modelos de qualidade do processo e do produto de software, assegurando a conformidade e a confiabilidade da solução desenvolvida. Aplicar conceitos de verificação e validação de software, bem como princípios, métodos, técnicas e ferramentas de apoio às atividades de teste, contribuindo para a identificação de falhas e para a melhoria contínua da qualidade da plataforma.</w:t>
+      </w:r>
       <w:bookmarkStart w:name="_Toc165310852" w:id="10"/>
+    </w:p>
+    <w:p>
+      <w:pPr>
+        <w:pStyle w:val="Normal"/>
+        <w:widowControl w:val="1"/>
+        <w:spacing w:line="240" w:lineRule="auto"/>
+        <w:ind/>
+        <w:rPr>
+          <w:b w:val="1"/>
+          <w:bCs w:val="1"/>
+        </w:rPr>
+      </w:pPr>
+      <w:r>
+        <w:rPr>
+          <w:b w:val="1"/>
+          <w:bCs w:val="1"/>
+        </w:rPr>
+        <w:t>Ferramentas de Controle de Versão</w:t>
+      </w:r>
+      <w:bookmarkEnd w:id="10"/>
     </w:p>
     <w:p>
       <w:pPr>
@@ -10841,73 +11201,146 @@
           <w:bCs/>
         </w:rPr>
       </w:pPr>
-      <w:r>
-        <w:rPr>
-          <w:b/>
-          <w:bCs/>
-        </w:rPr>
-        <w:t>Ferramentas de Controle de Versão:</w:t>
-      </w:r>
-      <w:bookmarkEnd w:id="10"/>
-    </w:p>
-    <w:p>
-      <w:pPr>
-        <w:widowControl/>
+    </w:p>
+    <w:p>
+      <w:pPr>
+        <w:ind w:firstLine="708"/>
+        <w:rPr>
+          <w:rFonts w:eastAsia="Arial" w:cs="Arial"/>
+          <w:szCs w:val="24"/>
+        </w:rPr>
+      </w:pPr>
+      <w:r>
+        <w:rPr>
+          <w:rFonts w:eastAsia="Arial" w:cs="Arial"/>
+          <w:szCs w:val="24"/>
+        </w:rPr>
+        <w:t xml:space="preserve">Foram utilizadas as ferramentas </w:t>
+      </w:r>
+      <w:proofErr w:type="spellStart"/>
+      <w:r>
+        <w:rPr>
+          <w:rFonts w:eastAsia="Arial" w:cs="Arial"/>
+          <w:szCs w:val="24"/>
+        </w:rPr>
+        <w:t>Git</w:t>
+      </w:r>
+      <w:proofErr w:type="spellEnd"/>
+      <w:r>
+        <w:rPr>
+          <w:rFonts w:eastAsia="Arial" w:cs="Arial"/>
+          <w:szCs w:val="24"/>
+        </w:rPr>
+        <w:t xml:space="preserve"> e GitHub para o versionamento do código-fonte do </w:t>
+      </w:r>
+      <w:proofErr w:type="spellStart"/>
+      <w:r>
+        <w:rPr>
+          <w:rFonts w:eastAsia="Arial" w:cs="Arial"/>
+          <w:szCs w:val="24"/>
+        </w:rPr>
+        <w:t>DayPlannio</w:t>
+      </w:r>
+      <w:proofErr w:type="spellEnd"/>
+      <w:r>
+        <w:rPr>
+          <w:rFonts w:eastAsia="Arial" w:cs="Arial"/>
+          <w:szCs w:val="24"/>
+        </w:rPr>
+        <w:t>, permitindo o controle de alterações, a rastreabilidade das modificações e a colaboração eficiente entre os membros da equipe durante o desenvolvimento.</w:t>
+      </w:r>
+    </w:p>
+    <w:p>
+      <w:pPr>
+        <w:ind w:firstLine="0"/>
+        <w:rPr>
+          <w:rFonts w:cs="Arial"/>
+        </w:rPr>
+      </w:pPr>
+    </w:p>
+    <w:p>
+      <w:pPr>
+        <w:rPr>
+          <w:b w:val="1"/>
+          <w:bCs w:val="1"/>
+        </w:rPr>
+      </w:pPr>
+      <w:bookmarkStart w:name="_Toc165310853" w:id="11"/>
+      <w:r>
+        <w:rPr>
+          <w:b w:val="1"/>
+          <w:bCs w:val="1"/>
+        </w:rPr>
+        <w:t>Modelo de Processo de Desenvolvimento</w:t>
+      </w:r>
+      <w:bookmarkEnd w:id="11"/>
+    </w:p>
+    <w:p>
+      <w:r>
+        <w:rPr/>
+        <w:t xml:space="preserve">O modelo </w:t>
+      </w:r>
+      <w:r>
+        <w:rPr/>
+        <w:t>Kanban</w:t>
+      </w:r>
+      <w:r>
+        <w:rPr/>
+        <w:t xml:space="preserve"> foi adotado por sua simplicidade e eficiência na organização das tarefas. Ele permite visualizar o fluxo de trabalho em colunas como “A Fazer”, “Em Andamento” e “Concluído”, facilitando o acompanhamento do progresso e a identificação de melhorias no processo.</w:t>
+      </w:r>
+      <w:proofErr w:type="spellStart"/>
+      <w:proofErr w:type="spellEnd"/>
+    </w:p>
+    <w:p/>
+    <w:p>
+      <w:pPr>
+        <w:pStyle w:val="Normal"/>
+      </w:pPr>
+      <w:bookmarkStart w:name="_Toc165310854" w:id="12"/>
+      <w:r>
+        <w:rPr>
+          <w:b w:val="1"/>
+          <w:bCs w:val="1"/>
+        </w:rPr>
+        <w:t>Prototipagem</w:t>
+      </w:r>
+      <w:bookmarkEnd w:id="12"/>
+    </w:p>
+    <w:p>
+      <w:pPr>
+        <w:pStyle w:val="Normal"/>
+        <w:widowControl w:val="1"/>
         <w:spacing w:line="240" w:lineRule="auto"/>
         <w:ind w:firstLine="708"/>
         <w:jc w:val="left"/>
-        <w:rPr>
-          <w:b/>
-          <w:bCs/>
-        </w:rPr>
-      </w:pPr>
-    </w:p>
-    <w:p>
-      <w:pPr>
-        <w:ind w:firstLine="708"/>
-        <w:rPr>
-          <w:rFonts w:eastAsia="Arial" w:cs="Arial"/>
-          <w:szCs w:val="24"/>
-        </w:rPr>
-      </w:pPr>
-      <w:r>
-        <w:rPr>
-          <w:rFonts w:eastAsia="Arial" w:cs="Arial"/>
-          <w:szCs w:val="24"/>
-        </w:rPr>
-        <w:t xml:space="preserve">Foram utilizadas as ferramentas </w:t>
-      </w:r>
-      <w:proofErr w:type="spellStart"/>
-      <w:r>
-        <w:rPr>
-          <w:rFonts w:eastAsia="Arial" w:cs="Arial"/>
-          <w:szCs w:val="24"/>
-        </w:rPr>
-        <w:t>Git</w:t>
-      </w:r>
-      <w:proofErr w:type="spellEnd"/>
-      <w:r>
-        <w:rPr>
-          <w:rFonts w:eastAsia="Arial" w:cs="Arial"/>
-          <w:szCs w:val="24"/>
-        </w:rPr>
-        <w:t xml:space="preserve"> e GitHub para o versionamento do código-fonte do </w:t>
-      </w:r>
-      <w:proofErr w:type="spellStart"/>
-      <w:r>
-        <w:rPr>
-          <w:rFonts w:eastAsia="Arial" w:cs="Arial"/>
-          <w:szCs w:val="24"/>
-        </w:rPr>
-        <w:t>DayPlannio</w:t>
-      </w:r>
-      <w:proofErr w:type="spellEnd"/>
-      <w:r>
-        <w:rPr>
-          <w:rFonts w:eastAsia="Arial" w:cs="Arial"/>
-          <w:szCs w:val="24"/>
-        </w:rPr>
-        <w:t>, permitindo o controle de alterações, a rastreabilidade das modificações e a colaboração eficiente entre os membros da equipe durante o desenvolvimento.</w:t>
+      </w:pPr>
+      <w:r>
+        <w:rPr/>
+        <w:t xml:space="preserve">A abordagem de prototipação também </w:t>
+      </w:r>
+      <w:r>
+        <w:rPr/>
+        <w:t>será adotada</w:t>
+      </w:r>
+      <w:r>
+        <w:rPr/>
+        <w:t xml:space="preserve"> para validar conceitos e interações do usuário antes do desenvolvimento completo, utilizando</w:t>
+      </w:r>
+      <w:r>
+        <w:rPr/>
+        <w:t xml:space="preserve"> a</w:t>
+      </w:r>
+      <w:r>
+        <w:rPr/>
+        <w:t xml:space="preserve"> ferramenta </w:t>
+      </w:r>
+      <w:r>
+        <w:rPr/>
+        <w:t>Figma</w:t>
+      </w:r>
+      <w:r>
+        <w:rPr/>
+        <w:t>.</w:t>
       </w:r>
     </w:p>
     <w:p>
@@ -10920,42 +11353,71 @@
     </w:p>
     <w:p>
       <w:pPr>
-        <w:rPr>
-          <w:b/>
-          <w:bCs/>
-        </w:rPr>
-      </w:pPr>
-      <w:bookmarkStart w:name="_Toc165310853" w:id="11"/>
-      <w:r>
-        <w:rPr>
-          <w:b/>
-          <w:bCs/>
-        </w:rPr>
-        <w:t>Modelo de Processo de Desenvolvimento</w:t>
-      </w:r>
-      <w:bookmarkEnd w:id="11"/>
-      <w:r>
-        <w:rPr>
-          <w:b/>
-          <w:bCs/>
-        </w:rPr>
-        <w:t>:</w:t>
-      </w:r>
-    </w:p>
-    <w:p>
-      <w:r>
-        <w:t xml:space="preserve">O modelo </w:t>
-      </w:r>
-      <w:proofErr w:type="spellStart"/>
-      <w:r>
-        <w:t>Kanban</w:t>
-      </w:r>
-      <w:proofErr w:type="spellEnd"/>
-      <w:r>
-        <w:t xml:space="preserve"> foi adotado por sua simplicidade e eficiência na organização das tarefas. Ele permite visualizar o fluxo de trabalho em colunas como “A Fazer”, “Em Andamento” e “Concluído”, facilitando o acompanhamento do progresso e a identificação de melhorias no processo.</w:t>
-      </w:r>
-    </w:p>
-    <w:p/>
+        <w:pStyle w:val="Normal"/>
+        <w:bidi w:val="0"/>
+        <w:rPr>
+          <w:b w:val="1"/>
+          <w:bCs w:val="1"/>
+        </w:rPr>
+      </w:pPr>
+      <w:r>
+        <w:rPr>
+          <w:b w:val="1"/>
+          <w:bCs w:val="1"/>
+        </w:rPr>
+        <w:t>Cronograma do Projeto</w:t>
+      </w:r>
+    </w:p>
+    <w:p>
+      <w:r>
+        <w:rPr/>
+        <w:t xml:space="preserve">Para a criação e gestão do cronograma optamos por utilizar a plataforma visual </w:t>
+      </w:r>
+      <w:r>
+        <w:rPr/>
+        <w:t>Trello</w:t>
+      </w:r>
+      <w:r>
+        <w:rPr/>
+        <w:t>. Esta plataforma oferece uma abordagem visual que permite à equipe gerenciar o projeto, acompanhar o fluxo de trabalho e monitorar as tarefas de forma eficaz</w:t>
+      </w:r>
+    </w:p>
+    <w:p>
+      <w:pPr>
+        <w:rPr>
+          <w:rStyle w:val="Hyperlink"/>
+        </w:rPr>
+      </w:pPr>
+      <w:r>
+        <w:t>Segue</w:t>
+      </w:r>
+      <w:r>
+        <w:t xml:space="preserve"> </w:t>
+      </w:r>
+      <w:r>
+        <w:t xml:space="preserve">o link do cronograma: </w:t>
+      </w:r>
+      <w:hyperlink r:id="rId13">
+        <w:r>
+          <w:rPr>
+            <w:rStyle w:val="Hyperlink"/>
+          </w:rPr>
+          <w:t>https://trello.com/invite/b/69a978e1ea6fcdc0da80330f/ATTId141e10f85548ec9e1e46c60d1084b05A0FC1CB9/dayplannio</w:t>
+        </w:r>
+      </w:hyperlink>
+    </w:p>
+    <w:p>
+      <w:pPr>
+        <w:pStyle w:val="Normal"/>
+        <w:widowControl w:val="1"/>
+        <w:spacing w:line="240" w:lineRule="auto"/>
+        <w:ind w:firstLine="0"/>
+        <w:jc w:val="left"/>
+        <w:rPr>
+          <w:rStyle w:val="Hyperlink"/>
+        </w:rPr>
+      </w:pPr>
+    </w:p>
     <w:p>
       <w:pPr>
         <w:widowControl/>
@@ -10964,485 +11426,6 @@
         <w:jc w:val="left"/>
         <w:rPr>
           <w:b/>
-          <w:bCs/>
-        </w:rPr>
-      </w:pPr>
-      <w:bookmarkStart w:name="_Toc165310854" w:id="12"/>
-      <w:r>
-        <w:rPr>
-          <w:b/>
-          <w:bCs/>
-        </w:rPr>
-        <w:br w:type="page"/>
-      </w:r>
-    </w:p>
-    <w:p>
-      <w:pPr>
-        <w:rPr>
-          <w:b/>
-          <w:bCs/>
-        </w:rPr>
-      </w:pPr>
-      <w:r>
-        <w:rPr>
-          <w:b/>
-          <w:bCs/>
-        </w:rPr>
-        <w:lastRenderedPageBreak/>
-        <w:t>Prototipagem:</w:t>
-      </w:r>
-      <w:bookmarkEnd w:id="12"/>
-      <w:r>
-        <w:rPr>
-          <w:b/>
-          <w:bCs/>
-        </w:rPr>
-        <w:t xml:space="preserve"> </w:t>
-      </w:r>
-    </w:p>
-    <w:p>
-      <w:r>
-        <w:t xml:space="preserve">A abordagem de prototipação também </w:t>
-      </w:r>
-      <w:r>
-        <w:t>será adotada</w:t>
-      </w:r>
-      <w:r>
-        <w:t xml:space="preserve"> para validar conceitos e interações do usuário antes do desenvolvimento completo, utilizando</w:t>
-      </w:r>
-      <w:r>
-        <w:t xml:space="preserve"> a</w:t>
-      </w:r>
-      <w:r>
-        <w:t xml:space="preserve"> ferramenta </w:t>
-      </w:r>
-      <w:proofErr w:type="spellStart"/>
-      <w:r>
-        <w:t>Figma</w:t>
-      </w:r>
-      <w:proofErr w:type="spellEnd"/>
-      <w:r>
-        <w:t>.</w:t>
-      </w:r>
-    </w:p>
-    <w:p>
-      <w:pPr>
-        <w:ind w:firstLine="0"/>
-        <w:rPr>
-          <w:rFonts w:cs="Arial"/>
-        </w:rPr>
-      </w:pPr>
-    </w:p>
-    <w:p>
-      <w:pPr>
-        <w:pStyle w:val="Ttulo2"/>
-      </w:pPr>
-      <w:bookmarkStart w:name="_Toc230779095" w:id="13"/>
-      <w:r>
-        <w:t>Cronograma do projeto</w:t>
-      </w:r>
-      <w:bookmarkEnd w:id="13"/>
-    </w:p>
-    <w:p>
-      <w:r>
-        <w:t xml:space="preserve">Para a criação e gestão do cronograma optamos por utilizar a plataforma visual </w:t>
-      </w:r>
-      <w:proofErr w:type="spellStart"/>
-      <w:r>
-        <w:t>Trello</w:t>
-      </w:r>
-      <w:proofErr w:type="spellEnd"/>
-      <w:r>
-        <w:t>. Esta plataforma oferece uma abordagem visual que permite à equipe gerenciar o projeto, acompanhar o fluxo de trabalho e monitorar as tarefas de forma eficaz.</w:t>
-      </w:r>
-    </w:p>
-    <w:p/>
-    <w:p>
-      <w:pPr>
-        <w:rPr>
-          <w:rStyle w:val="Hyperlink"/>
-        </w:rPr>
-      </w:pPr>
-      <w:r>
-        <w:t>Segue</w:t>
-      </w:r>
-      <w:r>
-        <w:t xml:space="preserve"> </w:t>
-      </w:r>
-      <w:r>
-        <w:t xml:space="preserve">o link do cronograma: </w:t>
-      </w:r>
-      <w:hyperlink r:id="rId13">
-        <w:r>
-          <w:rPr>
-            <w:rStyle w:val="Hyperlink"/>
-          </w:rPr>
-          <w:t>https://trello.com/invite/b/69a978e1ea6fcdc0da80330f/ATTId141e10f85548ec9e1e46c60d1084b05A0FC1CB9/dayplannio</w:t>
-        </w:r>
-      </w:hyperlink>
-    </w:p>
-    <w:p>
-      <w:pPr>
-        <w:widowControl/>
-        <w:spacing w:line="240" w:lineRule="auto"/>
-        <w:ind w:firstLine="0"/>
-        <w:jc w:val="left"/>
-        <w:rPr>
-          <w:rStyle w:val="Hyperlink"/>
-          <w:u w:val="none"/>
-        </w:rPr>
-      </w:pPr>
-      <w:r>
-        <w:rPr>
-          <w:rStyle w:val="Hyperlink"/>
-        </w:rPr>
-        <w:br w:type="page"/>
-      </w:r>
-    </w:p>
-    <w:p>
-      <w:pPr>
-        <w:pStyle w:val="Ttulo1"/>
-        <w:rPr>
-          <w:lang w:val="pt-BR"/>
-        </w:rPr>
-      </w:pPr>
-      <w:bookmarkStart w:name="_Toc331506313" w:id="14"/>
-      <w:bookmarkStart w:name="_Toc331507621" w:id="15"/>
-      <w:bookmarkStart w:name="_Toc165310856" w:id="16"/>
-      <w:bookmarkStart w:name="_Toc182927332" w:id="17"/>
-      <w:bookmarkStart w:name="_Toc1365652471" w:id="18"/>
-      <w:bookmarkStart w:name="_Toc230779096" w:id="19"/>
-      <w:r>
-        <w:rPr>
-          <w:lang w:val="pt-BR"/>
-        </w:rPr>
-        <w:lastRenderedPageBreak/>
-        <w:t>Objetivos</w:t>
-      </w:r>
-      <w:bookmarkEnd w:id="14"/>
-      <w:bookmarkEnd w:id="15"/>
-      <w:bookmarkEnd w:id="16"/>
-      <w:bookmarkEnd w:id="17"/>
-      <w:bookmarkEnd w:id="18"/>
-      <w:bookmarkEnd w:id="19"/>
-    </w:p>
-    <w:p>
-      <w:pPr>
-        <w:pStyle w:val="Ttulo2"/>
-      </w:pPr>
-      <w:bookmarkStart w:name="_Toc165310857" w:id="20"/>
-      <w:bookmarkStart w:name="_Toc182927333" w:id="21"/>
-      <w:bookmarkStart w:name="_Toc1600256300" w:id="22"/>
-      <w:bookmarkStart w:name="_Toc230779097" w:id="23"/>
-      <w:r>
-        <w:t>Geral</w:t>
-      </w:r>
-      <w:bookmarkEnd w:id="20"/>
-      <w:bookmarkEnd w:id="21"/>
-      <w:bookmarkEnd w:id="22"/>
-      <w:bookmarkEnd w:id="23"/>
-    </w:p>
-    <w:p>
-      <w:pPr>
-        <w:spacing w:before="240" w:after="240"/>
-      </w:pPr>
-      <w:r>
-        <w:rPr>
-          <w:rFonts w:eastAsia="Arial" w:cs="Arial"/>
-          <w:b/>
-          <w:bCs/>
-          <w:szCs w:val="24"/>
-        </w:rPr>
-        <w:t>Objetivo Geral</w:t>
-      </w:r>
-    </w:p>
-    <w:p>
-      <w:pPr>
-        <w:rPr>
-          <w:rFonts w:eastAsia="Arial" w:cs="Arial"/>
-          <w:szCs w:val="24"/>
-        </w:rPr>
-      </w:pPr>
-      <w:r>
-        <w:rPr>
-          <w:rFonts w:eastAsia="Arial" w:cs="Arial"/>
-          <w:szCs w:val="24"/>
-        </w:rPr>
-        <w:t xml:space="preserve">O objetivo do projeto é desenvolver a aplicação </w:t>
-      </w:r>
-      <w:proofErr w:type="spellStart"/>
-      <w:r>
-        <w:rPr>
-          <w:rFonts w:eastAsia="Arial" w:cs="Arial"/>
-          <w:szCs w:val="24"/>
-        </w:rPr>
-        <w:t>DayPlannio</w:t>
-      </w:r>
-      <w:proofErr w:type="spellEnd"/>
-      <w:r>
-        <w:rPr>
-          <w:rFonts w:eastAsia="Arial" w:cs="Arial"/>
-          <w:szCs w:val="24"/>
-        </w:rPr>
-        <w:t>, voltada para a organização da rotina de profissionais autônomos. O aplicativo integrará agenda de serviços, cadastro de clientes, controle financeiro e gestão de a</w:t>
-      </w:r>
-      <w:r>
-        <w:rPr>
-          <w:rFonts w:eastAsia="Arial" w:cs="Arial"/>
-          <w:szCs w:val="24"/>
-        </w:rPr>
-        <w:t>tividades em um único ambiente.</w:t>
-      </w:r>
-    </w:p>
-    <w:p>
-      <w:pPr>
-        <w:rPr>
-          <w:rFonts w:cs="Arial"/>
-        </w:rPr>
-      </w:pPr>
-      <w:r>
-        <w:rPr>
-          <w:rFonts w:eastAsia="Arial" w:cs="Arial"/>
-          <w:szCs w:val="24"/>
-        </w:rPr>
-        <w:t>A proposta é oferecer uma plataforma simples e intuitiva que permita ao usuário organizar suas tarefas, otimizar seu tempo e acompanhar suas atividades de forma clara e centralizada.</w:t>
-      </w:r>
-    </w:p>
-    <w:p>
-      <w:pPr>
-        <w:rPr>
-          <w:rFonts w:cs="Arial"/>
-          <w:szCs w:val="24"/>
-        </w:rPr>
-      </w:pPr>
-    </w:p>
-    <w:p>
-      <w:pPr>
-        <w:pStyle w:val="Ttulo2"/>
-      </w:pPr>
-      <w:bookmarkStart w:name="_Toc182927334" w:id="24"/>
-      <w:bookmarkStart w:name="_Toc997807490" w:id="25"/>
-      <w:bookmarkStart w:name="_Toc230779098" w:id="26"/>
-      <w:r>
-        <w:t>Especí</w:t>
-      </w:r>
-      <w:r>
-        <w:t>ficos</w:t>
-      </w:r>
-      <w:bookmarkEnd w:id="24"/>
-      <w:bookmarkEnd w:id="25"/>
-      <w:bookmarkEnd w:id="26"/>
-    </w:p>
-    <w:p>
-      <w:pPr>
-        <w:rPr>
-          <w:rFonts w:cs="Arial"/>
-          <w:b/>
-          <w:bCs/>
-        </w:rPr>
-      </w:pPr>
-      <w:r>
-        <w:rPr>
-          <w:rFonts w:cs="Arial"/>
-          <w:b/>
-          <w:bCs/>
-        </w:rPr>
-        <w:t xml:space="preserve">Pesquisar Outras Aplicações de </w:t>
-      </w:r>
-      <w:r>
-        <w:rPr>
-          <w:rFonts w:cs="Arial"/>
-          <w:b/>
-          <w:bCs/>
-        </w:rPr>
-        <w:t>Gestão e Produtividade</w:t>
-      </w:r>
-    </w:p>
-    <w:p>
-      <w:pPr>
-        <w:rPr>
-          <w:rFonts w:eastAsia="Arial" w:cs="Arial"/>
-          <w:szCs w:val="24"/>
-        </w:rPr>
-      </w:pPr>
-      <w:r>
-        <w:rPr>
-          <w:rFonts w:eastAsia="Arial" w:cs="Arial"/>
-          <w:szCs w:val="24"/>
-        </w:rPr>
-        <w:t>Analisar sistemas existentes de organização, agenda e gestão de atividades para identificar boas práticas e f</w:t>
-      </w:r>
-      <w:r>
-        <w:rPr>
-          <w:rFonts w:eastAsia="Arial" w:cs="Arial"/>
-          <w:szCs w:val="24"/>
-        </w:rPr>
-        <w:t xml:space="preserve">uncionalidades relevantes, como </w:t>
-      </w:r>
-      <w:r>
-        <w:rPr>
-          <w:rFonts w:eastAsia="Arial" w:cs="Arial"/>
-          <w:szCs w:val="24"/>
-        </w:rPr>
-        <w:t xml:space="preserve">visualização de dados, integração com calendários e controle financeiro, garantindo que o </w:t>
-      </w:r>
-      <w:proofErr w:type="spellStart"/>
-      <w:r>
-        <w:rPr>
-          <w:rFonts w:eastAsia="Arial" w:cs="Arial"/>
-          <w:szCs w:val="24"/>
-        </w:rPr>
-        <w:t>DayPlannio</w:t>
-      </w:r>
-      <w:proofErr w:type="spellEnd"/>
-      <w:r>
-        <w:rPr>
-          <w:rFonts w:eastAsia="Arial" w:cs="Arial"/>
-          <w:szCs w:val="24"/>
-        </w:rPr>
-        <w:t xml:space="preserve"> ofereça uma experiência moderna, eficiente e alinhada às necessidades dos usuários.</w:t>
-      </w:r>
-    </w:p>
-    <w:p>
-      <w:pPr>
-        <w:rPr>
-          <w:rFonts w:cs="Arial"/>
-          <w:szCs w:val="24"/>
-        </w:rPr>
-      </w:pPr>
-    </w:p>
-    <w:p>
-      <w:pPr>
-        <w:rPr>
-          <w:rFonts w:cs="Arial"/>
-          <w:b/>
-          <w:bCs/>
-          <w:szCs w:val="24"/>
-        </w:rPr>
-      </w:pPr>
-      <w:r>
-        <w:rPr>
-          <w:rFonts w:cs="Arial"/>
-          <w:b/>
-          <w:bCs/>
-          <w:szCs w:val="24"/>
-        </w:rPr>
-        <w:t>I</w:t>
-      </w:r>
-      <w:r>
-        <w:rPr>
-          <w:rFonts w:cs="Arial"/>
-          <w:b/>
-          <w:bCs/>
-          <w:szCs w:val="24"/>
-        </w:rPr>
-        <w:t>dentificar</w:t>
-      </w:r>
-      <w:r>
-        <w:rPr>
-          <w:rFonts w:cs="Arial"/>
-          <w:b/>
-          <w:bCs/>
-          <w:szCs w:val="24"/>
-        </w:rPr>
-        <w:t xml:space="preserve"> </w:t>
-      </w:r>
-      <w:r>
-        <w:rPr>
-          <w:rFonts w:cs="Arial"/>
-          <w:b/>
-          <w:bCs/>
-          <w:szCs w:val="24"/>
-        </w:rPr>
-        <w:t>ferramentas</w:t>
-      </w:r>
-    </w:p>
-    <w:p>
-      <w:r>
-        <w:t>Definir os requisitos técnicos e funcionais da aplicação</w:t>
-      </w:r>
-      <w:r>
-        <w:t xml:space="preserve">, </w:t>
-      </w:r>
-      <w:r>
-        <w:t>c</w:t>
-      </w:r>
-      <w:r>
-        <w:t>onsideran</w:t>
-      </w:r>
-      <w:r>
-        <w:t xml:space="preserve">do </w:t>
-      </w:r>
-      <w:r>
-        <w:t>aspectos</w:t>
-      </w:r>
-      <w:r>
-        <w:t xml:space="preserve"> como desenvolvimento front-</w:t>
-      </w:r>
-      <w:proofErr w:type="spellStart"/>
-      <w:r>
-        <w:t>end</w:t>
-      </w:r>
-      <w:proofErr w:type="spellEnd"/>
-      <w:r>
-        <w:t xml:space="preserve">, </w:t>
-      </w:r>
-      <w:proofErr w:type="spellStart"/>
-      <w:r>
-        <w:t>back-end</w:t>
-      </w:r>
-      <w:proofErr w:type="spellEnd"/>
-      <w:r>
-        <w:t>, banco de dados, segurança, escalabilidade e manutenção.</w:t>
-      </w:r>
-      <w:r>
-        <w:t xml:space="preserve"> </w:t>
-      </w:r>
-      <w:r>
-        <w:t>Para</w:t>
-      </w:r>
-      <w:r>
-        <w:t xml:space="preserve"> </w:t>
-      </w:r>
-      <w:r>
-        <w:t>a</w:t>
-      </w:r>
-      <w:r>
-        <w:t>ssegurar que o desenvolvimento da aplicação seja eficiente, seguro e escalável.</w:t>
-      </w:r>
-    </w:p>
-    <w:p>
-      <w:pPr>
-        <w:rPr>
-          <w:rFonts w:cs="Arial"/>
-          <w:szCs w:val="24"/>
-        </w:rPr>
-      </w:pPr>
-    </w:p>
-    <w:p>
-      <w:pPr>
-        <w:rPr>
-          <w:rFonts w:cs="Arial"/>
-          <w:szCs w:val="24"/>
-        </w:rPr>
-      </w:pPr>
-    </w:p>
-    <w:p>
-      <w:pPr>
-        <w:rPr>
-          <w:rFonts w:cs="Arial"/>
-          <w:szCs w:val="24"/>
-        </w:rPr>
-      </w:pPr>
-    </w:p>
-    <w:p>
-      <w:pPr>
-        <w:widowControl/>
-        <w:spacing w:line="240" w:lineRule="auto"/>
-        <w:ind w:firstLine="0"/>
-        <w:jc w:val="left"/>
-        <w:rPr>
-          <w:b/>
           <w:caps/>
         </w:rPr>
       </w:pPr>
@@ -11455,19 +11438,19 @@
     <w:p>
       <w:pPr>
         <w:pStyle w:val="Ttulo1"/>
+        <w:suppressLineNumbers w:val="0"/>
+        <w:bidi w:val="0"/>
+        <w:spacing w:before="0" w:beforeAutospacing="off" w:after="0" w:afterAutospacing="off" w:line="360" w:lineRule="auto"/>
+        <w:ind w:left="432" w:right="0" w:hanging="432"/>
+        <w:jc w:val="both"/>
+        <w:rPr/>
+      </w:pPr>
+      <w:r>
         <w:rPr>
           <w:lang w:val="pt-BR"/>
         </w:rPr>
-      </w:pPr>
-      <w:bookmarkStart w:name="_Toc230779099" w:id="29"/>
-      <w:r>
-        <w:rPr>
-          <w:lang w:val="pt-BR"/>
-        </w:rPr>
-        <w:lastRenderedPageBreak/>
-        <w:t>Documento de Requisitos</w:t>
-      </w:r>
-      <w:bookmarkEnd w:id="29"/>
+        <w:t>requisitos</w:t>
+      </w:r>
     </w:p>
     <w:p>
       <w:r>
@@ -13231,47 +13214,18 @@
     <w:p>
       <w:pPr>
         <w:pStyle w:val="Ttulo1"/>
-      </w:pPr>
-      <w:bookmarkStart w:name="_Toc182927339" w:id="60"/>
-      <w:bookmarkStart w:name="_Toc326436659" w:id="61"/>
-      <w:bookmarkStart w:name="_Toc230779127" w:id="62"/>
-      <w:r>
-        <w:lastRenderedPageBreak/>
-        <w:t>Diagrama de</w:t>
-      </w:r>
-      <w:r>
-        <w:t xml:space="preserve"> </w:t>
-      </w:r>
-      <w:r>
-        <w:t>Caso de Uso</w:t>
+        <w:suppressLineNumbers w:val="0"/>
+        <w:bidi w:val="0"/>
+        <w:spacing w:before="0" w:beforeAutospacing="off" w:after="0" w:afterAutospacing="off" w:line="360" w:lineRule="auto"/>
+        <w:ind w:left="432" w:right="0" w:hanging="432"/>
+        <w:jc w:val="both"/>
+        <w:rPr/>
+      </w:pPr>
+      <w:r>
+        <w:rPr/>
+        <w:t>Modelo de casos de uso</w:t>
       </w:r>
       <w:bookmarkStart w:name="_Toc165310878" w:id="63"/>
-      <w:bookmarkEnd w:id="60"/>
-      <w:bookmarkEnd w:id="61"/>
-      <w:bookmarkEnd w:id="62"/>
-    </w:p>
-    <w:p>
-      <w:pPr>
-        <w:rPr>
-          <w:noProof/>
-        </w:rPr>
-      </w:pPr>
-    </w:p>
-    <w:p>
-      <w:pPr>
-        <w:tabs>
-          <w:tab w:val="left" w:pos="6998"/>
-        </w:tabs>
-        <w:rPr>
-          <w:noProof/>
-        </w:rPr>
-      </w:pPr>
-      <w:r>
-        <w:rPr>
-          <w:noProof/>
-        </w:rPr>
-        <w:tab/>
-      </w:r>
     </w:p>
     <w:p>
       <w:pPr>
@@ -13427,7 +13381,21 @@
       <w:pPr>
         <w:rPr>
           <w:sz w:val="28"/>
-          <w:szCs w:val="22"/>
+          <w:szCs w:val="28"/>
+        </w:rPr>
+      </w:pPr>
+    </w:p>
+    <w:p>
+      <w:r>
+        <w:br w:type="page"/>
+      </w:r>
+    </w:p>
+    <w:p>
+      <w:pPr>
+        <w:pStyle w:val="Normal"/>
+        <w:rPr>
+          <w:sz w:val="28"/>
+          <w:szCs w:val="28"/>
         </w:rPr>
       </w:pPr>
     </w:p>
@@ -13464,6 +13432,7 @@
         <w:tc>
           <w:tcPr>
             <w:tcW w:w="9062" w:type="dxa"/>
+            <w:tcMar/>
           </w:tcPr>
           <w:p>
             <w:pPr>
@@ -13486,6 +13455,7 @@
         <w:tc>
           <w:tcPr>
             <w:tcW w:w="9062" w:type="dxa"/>
+            <w:tcMar/>
           </w:tcPr>
           <w:p>
             <w:pPr>
@@ -13520,25 +13490,8 @@
     </w:tbl>
     <w:p>
       <w:pPr>
-        <w:ind w:firstLine="0"/>
-        <w:rPr>
-          <w:b/>
-          <w:bCs/>
-        </w:rPr>
-      </w:pPr>
-    </w:p>
-    <w:p>
-      <w:r>
-        <w:br w:type="page"/>
-      </w:r>
-    </w:p>
-    <w:p>
-      <w:pPr>
-        <w:ind w:firstLine="0"/>
-        <w:rPr>
-          <w:b/>
-          <w:bCs/>
-        </w:rPr>
+        <w:pStyle w:val="Normal"/>
+        <w:ind/>
       </w:pPr>
     </w:p>
     <w:tbl>
@@ -16782,45 +16735,23 @@
     </w:p>
     <w:p>
       <w:pPr>
-        <w:widowControl/>
+        <w:pStyle w:val="Normal"/>
+        <w:widowControl w:val="1"/>
         <w:spacing w:line="240" w:lineRule="auto"/>
         <w:ind w:firstLine="0"/>
         <w:jc w:val="left"/>
         <w:rPr>
           <w:rFonts w:eastAsia="Arial" w:cs="Arial"/>
-          <w:b/>
-          <w:bCs/>
+          <w:b w:val="1"/>
+          <w:bCs w:val="1"/>
         </w:rPr>
       </w:pPr>
       <w:r>
         <w:rPr>
           <w:rFonts w:eastAsia="Arial" w:cs="Arial"/>
-          <w:b/>
-          <w:bCs/>
-        </w:rPr>
-        <w:br w:type="page"/>
-      </w:r>
-    </w:p>
-    <w:p>
-      <w:pPr>
-        <w:widowControl/>
-        <w:spacing w:line="240" w:lineRule="auto"/>
-        <w:ind w:firstLine="0"/>
-        <w:jc w:val="left"/>
-        <w:rPr>
-          <w:rFonts w:eastAsia="Arial" w:cs="Arial"/>
-          <w:b/>
-          <w:bCs/>
-          <w:szCs w:val="24"/>
-        </w:rPr>
-      </w:pPr>
-      <w:r>
-        <w:rPr>
-          <w:rFonts w:eastAsia="Arial" w:cs="Arial"/>
-          <w:b/>
-          <w:bCs/>
-        </w:rPr>
-        <w:lastRenderedPageBreak/>
+          <w:b w:val="1"/>
+          <w:bCs w:val="1"/>
+        </w:rPr>
         <w:t>Fluxo Alternativo:</w:t>
       </w:r>
     </w:p>
@@ -17057,69 +16988,29 @@
     <w:p>
       <w:pPr>
         <w:pStyle w:val="Ttulo1"/>
-      </w:pPr>
-      <w:bookmarkStart w:name="_Toc489932645" w:id="88"/>
-      <w:bookmarkStart w:name="_Toc230779130" w:id="89"/>
-      <w:r>
-        <w:t>Diagrama</w:t>
-      </w:r>
-      <w:r>
-        <w:t xml:space="preserve"> </w:t>
-      </w:r>
-      <w:r>
-        <w:t>de</w:t>
-      </w:r>
-      <w:r>
-        <w:t xml:space="preserve"> Classe</w:t>
-      </w:r>
-      <w:bookmarkEnd w:id="88"/>
-      <w:bookmarkEnd w:id="89"/>
+        <w:suppressLineNumbers w:val="0"/>
+        <w:bidi w:val="0"/>
+        <w:spacing w:before="0" w:beforeAutospacing="off" w:after="0" w:afterAutospacing="off" w:line="360" w:lineRule="auto"/>
+        <w:ind w:left="432" w:right="0" w:hanging="432"/>
+        <w:jc w:val="both"/>
+        <w:rPr/>
+      </w:pPr>
+      <w:r>
+        <w:rPr/>
+        <w:t>Modelo do banco de dados</w:t>
+      </w:r>
+    </w:p>
+    <w:p>
+      <w:pPr>
+        <w:pStyle w:val="Normal"/>
+        <w:bidi w:val="0"/>
+      </w:pPr>
+      <w:r>
+        <w:rPr/>
+        <w:t>(conceitual, fisico e logico)</w:t>
+      </w:r>
     </w:p>
     <w:p/>
-    <w:p>
-      <w:pPr>
-        <w:ind w:firstLine="708"/>
-      </w:pPr>
-      <w:r>
-        <w:rPr>
-          <w:rFonts w:eastAsia="Arial" w:cs="Arial"/>
-          <w:szCs w:val="24"/>
-        </w:rPr>
-        <w:t xml:space="preserve">O </w:t>
-      </w:r>
-      <w:proofErr w:type="spellStart"/>
-      <w:r>
-        <w:rPr>
-          <w:rFonts w:eastAsia="Arial" w:cs="Arial"/>
-          <w:szCs w:val="24"/>
-        </w:rPr>
-        <w:t>MongoDB</w:t>
-      </w:r>
-      <w:proofErr w:type="spellEnd"/>
-      <w:r>
-        <w:rPr>
-          <w:rFonts w:eastAsia="Arial" w:cs="Arial"/>
-          <w:szCs w:val="24"/>
-        </w:rPr>
-        <w:t xml:space="preserve"> não utiliza um Diagrama de Classe, pois é um banco de dados não relacional orientado a documentos. Em vez de organizar os dados em tabelas com relações rígidas, o </w:t>
-      </w:r>
-      <w:proofErr w:type="spellStart"/>
-      <w:r>
-        <w:rPr>
-          <w:rFonts w:eastAsia="Arial" w:cs="Arial"/>
-          <w:szCs w:val="24"/>
-        </w:rPr>
-        <w:t>MongoDB</w:t>
-      </w:r>
-      <w:proofErr w:type="spellEnd"/>
-      <w:r>
-        <w:rPr>
-          <w:rFonts w:eastAsia="Arial" w:cs="Arial"/>
-          <w:szCs w:val="24"/>
-        </w:rPr>
-        <w:t xml:space="preserve"> armazena informações em coleções de documentos no formato JSON (ou BSON), permitindo maior flexibilidade na modelagem dos dados.</w:t>
-      </w:r>
-    </w:p>
     <w:p>
       <w:pPr>
         <w:widowControl/>
@@ -17139,120 +17030,101 @@
     <w:p>
       <w:pPr>
         <w:pStyle w:val="Ttulo1"/>
-      </w:pPr>
-      <w:bookmarkStart w:name="_Toc230779131" w:id="90"/>
-      <w:r>
-        <w:lastRenderedPageBreak/>
-        <w:t>Diagrama BPMN</w:t>
-      </w:r>
-      <w:bookmarkEnd w:id="90"/>
-    </w:p>
-    <w:p>
-      <w:pPr>
-        <w:pStyle w:val="Figura"/>
-      </w:pPr>
-      <w:bookmarkStart w:name="_Toc168898593" w:id="91"/>
-      <w:bookmarkStart w:name="_Toc169517816" w:id="92"/>
-      <w:bookmarkStart w:name="_Toc230779159" w:id="93"/>
-      <w:r>
-        <w:t xml:space="preserve">Figura </w:t>
-      </w:r>
-      <w:r>
-        <w:fldChar w:fldCharType="begin"/>
-      </w:r>
-      <w:r>
-        <w:instrText xml:space="preserve"> SEQ Figura \* ARABIC </w:instrText>
-      </w:r>
-      <w:r>
-        <w:fldChar w:fldCharType="separate"/>
-      </w:r>
-      <w:r>
-        <w:rPr>
-          <w:noProof/>
-        </w:rPr>
-        <w:t>2</w:t>
-      </w:r>
-      <w:r>
-        <w:rPr>
-          <w:noProof/>
-        </w:rPr>
-        <w:fldChar w:fldCharType="end"/>
-      </w:r>
-      <w:r>
-        <w:t xml:space="preserve"> – </w:t>
-      </w:r>
-      <w:bookmarkEnd w:id="91"/>
-      <w:bookmarkEnd w:id="92"/>
-      <w:r>
-        <w:t>Diagrama BPMN</w:t>
-      </w:r>
-      <w:bookmarkEnd w:id="93"/>
-    </w:p>
-    <w:p>
-      <w:pPr>
-        <w:pStyle w:val="Figura"/>
-      </w:pPr>
-      <w:r>
-        <w:rPr>
-          <w:noProof/>
-        </w:rPr>
-        <w:drawing>
-          <wp:inline distT="0" distB="0" distL="0" distR="0" wp14:anchorId="12B54143" wp14:editId="4464351F">
-            <wp:extent cx="2708563" cy="4533900"/>
-            <wp:effectExtent l="0" t="0" r="0" b="0"/>
-            <wp:docPr id="13" name="drawing"/>
-            <wp:cNvGraphicFramePr>
-              <a:graphicFrameLocks xmlns:a="http://schemas.openxmlformats.org/drawingml/2006/main" noChangeAspect="1"/>
-            </wp:cNvGraphicFramePr>
-            <a:graphic xmlns:a="http://schemas.openxmlformats.org/drawingml/2006/main">
-              <a:graphicData uri="http://schemas.openxmlformats.org/drawingml/2006/picture">
-                <pic:pic xmlns:pic="http://schemas.openxmlformats.org/drawingml/2006/picture">
-                  <pic:nvPicPr>
-                    <pic:cNvPr id="953221992" name="Picture 953221992"/>
-                    <pic:cNvPicPr/>
-                  </pic:nvPicPr>
-                  <pic:blipFill>
-                    <a:blip r:embed="rId15" cstate="print">
-                      <a:extLst>
-                        <a:ext uri="{28A0092B-C50C-407E-A947-70E740481C1C}">
-                          <a14:useLocalDpi xmlns:a14="http://schemas.microsoft.com/office/drawing/2010/main" val="0"/>
-                        </a:ext>
-                      </a:extLst>
-                    </a:blip>
-                    <a:stretch>
-                      <a:fillRect/>
-                    </a:stretch>
-                  </pic:blipFill>
-                  <pic:spPr>
-                    <a:xfrm>
-                      <a:off x="0" y="0"/>
-                      <a:ext cx="2708563" cy="4533900"/>
-                    </a:xfrm>
-                    <a:prstGeom prst="rect">
-                      <a:avLst/>
-                    </a:prstGeom>
-                  </pic:spPr>
-                </pic:pic>
-              </a:graphicData>
-            </a:graphic>
-          </wp:inline>
-        </w:drawing>
-      </w:r>
-    </w:p>
-    <w:p>
-      <w:pPr>
-        <w:pStyle w:val="Figura"/>
-      </w:pPr>
-      <w:r>
-        <w:t>Fonte: Elaborado pelos autores (2026).</w:t>
-      </w:r>
-    </w:p>
-    <w:p>
-      <w:pPr>
-        <w:rPr>
-          <w:lang w:val="en-US"/>
-        </w:rPr>
-      </w:pPr>
+        <w:suppressLineNumbers w:val="0"/>
+        <w:bidi w:val="0"/>
+        <w:spacing w:before="0" w:beforeAutospacing="off" w:after="0" w:afterAutospacing="off" w:line="360" w:lineRule="auto"/>
+        <w:ind w:left="432" w:right="0" w:hanging="432"/>
+        <w:jc w:val="both"/>
+        <w:rPr/>
+      </w:pPr>
+      <w:r>
+        <w:rPr/>
+        <w:t>Banco de dados</w:t>
+      </w:r>
+    </w:p>
+    <w:p>
+      <w:pPr>
+        <w:bidi w:val="0"/>
+        <w:spacing w:before="240" w:beforeAutospacing="off" w:after="240" w:afterAutospacing="off"/>
+      </w:pPr>
+      <w:r>
+        <w:rPr>
+          <w:rFonts w:ascii="Arial" w:hAnsi="Arial" w:eastAsia="Arial" w:cs="Arial"/>
+          <w:noProof w:val="0"/>
+          <w:sz w:val="24"/>
+          <w:szCs w:val="24"/>
+          <w:lang w:val="pt-BR"/>
+        </w:rPr>
+        <w:t>O banco de dados utilizado na plataforma DayPlannio é o MongoDB, um sistema de gerenciamento de banco de dados não relacional orientado a documentos. Essa tecnologia foi escolhida por sua flexibilidade na modelagem dos dados, permitindo armazenar e gerenciar informações de forma eficiente e adaptável às necessidades da aplicação.</w:t>
+      </w:r>
+    </w:p>
+    <w:p>
+      <w:pPr>
+        <w:bidi w:val="0"/>
+        <w:spacing w:before="240" w:beforeAutospacing="off" w:after="240" w:afterAutospacing="off"/>
+      </w:pPr>
+      <w:r>
+        <w:rPr>
+          <w:rFonts w:ascii="Arial" w:hAnsi="Arial" w:eastAsia="Arial" w:cs="Arial"/>
+          <w:noProof w:val="0"/>
+          <w:sz w:val="24"/>
+          <w:szCs w:val="24"/>
+          <w:lang w:val="pt-BR"/>
+        </w:rPr>
+        <w:t>Os dados são organizados em coleções compostas por documentos no formato BSON (Binary JSON), possibilitando o armazenamento de informações relacionadas a usuários, clientes, prestadores, atendimentos, agendamentos, métricas, portfólios e demais funcionalidades da plataforma.</w:t>
+      </w:r>
+    </w:p>
+    <w:p>
+      <w:pPr>
+        <w:bidi w:val="0"/>
+        <w:spacing w:before="240" w:beforeAutospacing="off" w:after="240" w:afterAutospacing="off"/>
+      </w:pPr>
+      <w:r>
+        <w:rPr>
+          <w:rFonts w:ascii="Arial" w:hAnsi="Arial" w:eastAsia="Arial" w:cs="Arial"/>
+          <w:noProof w:val="0"/>
+          <w:sz w:val="24"/>
+          <w:szCs w:val="24"/>
+          <w:lang w:val="pt-BR"/>
+        </w:rPr>
+        <w:t>Além das informações operacionais, o banco de dados também armazenará os dados necessários para a geração de métricas, indicadores e relatórios gerenciais, apoiando os processos de mineração de dados da aplicação. As informações armazenadas serão compartilhadas entre o aplicativo mobile, os portais web e os demais serviços que compõem a plataforma.</w:t>
+      </w:r>
+    </w:p>
+    <w:p>
+      <w:pPr>
+        <w:bidi w:val="0"/>
+        <w:spacing w:before="240" w:beforeAutospacing="off" w:after="240" w:afterAutospacing="off"/>
+      </w:pPr>
+      <w:r>
+        <w:rPr>
+          <w:rFonts w:ascii="Arial" w:hAnsi="Arial" w:eastAsia="Arial" w:cs="Arial"/>
+          <w:noProof w:val="0"/>
+          <w:sz w:val="24"/>
+          <w:szCs w:val="24"/>
+          <w:lang w:val="pt-BR"/>
+        </w:rPr>
+        <w:t xml:space="preserve">A utilização do </w:t>
+      </w:r>
+      <w:r>
+        <w:rPr>
+          <w:rFonts w:ascii="Arial" w:hAnsi="Arial" w:eastAsia="Arial" w:cs="Arial"/>
+          <w:noProof w:val="0"/>
+          <w:sz w:val="24"/>
+          <w:szCs w:val="24"/>
+          <w:lang w:val="pt-BR"/>
+        </w:rPr>
+        <w:t>MongoDB</w:t>
+      </w:r>
+      <w:r>
+        <w:rPr>
+          <w:rFonts w:ascii="Arial" w:hAnsi="Arial" w:eastAsia="Arial" w:cs="Arial"/>
+          <w:noProof w:val="0"/>
+          <w:sz w:val="24"/>
+          <w:szCs w:val="24"/>
+          <w:lang w:val="pt-BR"/>
+        </w:rPr>
+        <w:t xml:space="preserve"> proporciona flexibilidade, escalabilidade e bom desempenho no gerenciamento dos dados, contribuindo para a integração e o funcionamento eficiente dos diferentes módulos do sistema.</w:t>
+      </w:r>
     </w:p>
     <w:p>
       <w:pPr>
@@ -17293,6 +17165,7 @@
         <w:rPr>
           <w:rStyle w:val="FiguraChar"/>
           <w:sz w:val="20"/>
+          <w:szCs w:val="20"/>
         </w:rPr>
         <w:br w:type="page"/>
       </w:r>
@@ -17300,21 +17173,49 @@
     <w:p>
       <w:pPr>
         <w:pStyle w:val="Ttulo1"/>
-        <w:rPr>
-          <w:rStyle w:val="FiguraChar"/>
-          <w:sz w:val="20"/>
-        </w:rPr>
-      </w:pPr>
-      <w:bookmarkStart w:name="_Toc230779132" w:id="95"/>
-      <w:r>
-        <w:rPr>
-          <w:rStyle w:val="FiguraChar"/>
-          <w:sz w:val="20"/>
-        </w:rPr>
-        <w:lastRenderedPageBreak/>
-        <w:t>Fluxograma</w:t>
-      </w:r>
-      <w:bookmarkEnd w:id="95"/>
+        <w:suppressLineNumbers w:val="0"/>
+        <w:bidi w:val="0"/>
+        <w:spacing w:before="0" w:beforeAutospacing="off" w:after="0" w:afterAutospacing="off" w:line="360" w:lineRule="auto"/>
+        <w:ind w:left="432" w:right="0" w:hanging="432"/>
+        <w:jc w:val="both"/>
+        <w:rPr/>
+      </w:pPr>
+      <w:r>
+        <w:rPr/>
+        <w:t>Diagrama de classes</w:t>
+      </w:r>
+    </w:p>
+    <w:p>
+      <w:pPr>
+        <w:pStyle w:val="Normal"/>
+        <w:bidi w:val="0"/>
+      </w:pPr>
+    </w:p>
+    <w:p>
+      <w:pPr>
+        <w:pStyle w:val="Normal"/>
+        <w:bidi w:val="0"/>
+      </w:pPr>
+      <w:r>
+        <w:rPr>
+          <w:rFonts w:ascii="Arial" w:hAnsi="Arial" w:eastAsia="Arial" w:cs="Arial"/>
+          <w:noProof w:val="0"/>
+          <w:sz w:val="24"/>
+          <w:szCs w:val="24"/>
+          <w:lang w:val="pt-BR"/>
+        </w:rPr>
+        <w:t xml:space="preserve">O MongoDB não utiliza um Diagrama de Classe, pois é um banco de dados não relacional orientado a documentos. Em vez de organizar os dados em tabelas com relações rígidas, o MongoDB armazena informações em coleções de documentos no formato JSON (ou BSON), permitindo maior flexibilidade na modelagem dos dados.  </w:t>
+      </w:r>
+    </w:p>
+    <w:p>
+      <w:pPr>
+        <w:pStyle w:val="Normal"/>
+      </w:pPr>
+    </w:p>
+    <w:p>
+      <w:pPr>
+        <w:pStyle w:val="Normal"/>
+      </w:pPr>
     </w:p>
     <w:p>
       <w:pPr>
@@ -17329,733 +17230,13 @@
     <w:p>
       <w:pPr>
         <w:pStyle w:val="Figura"/>
-        <w:rPr>
-          <w:szCs w:val="24"/>
-        </w:rPr>
-      </w:pPr>
-      <w:bookmarkStart w:name="_Toc168898594" w:id="96"/>
-      <w:bookmarkStart w:name="_Toc169517817" w:id="97"/>
-      <w:bookmarkStart w:name="_Toc230779160" w:id="98"/>
-      <w:r>
-        <w:rPr>
-          <w:szCs w:val="24"/>
-        </w:rPr>
-        <w:t xml:space="preserve">Figura </w:t>
-      </w:r>
-      <w:r>
-        <w:rPr>
-          <w:szCs w:val="24"/>
-        </w:rPr>
-        <w:fldChar w:fldCharType="begin"/>
-      </w:r>
-      <w:r>
-        <w:rPr>
-          <w:szCs w:val="24"/>
-        </w:rPr>
-        <w:instrText xml:space="preserve"> SEQ Figura \* ARABIC </w:instrText>
-      </w:r>
-      <w:r>
-        <w:rPr>
-          <w:szCs w:val="24"/>
-        </w:rPr>
-        <w:fldChar w:fldCharType="separate"/>
-      </w:r>
-      <w:r>
-        <w:rPr>
-          <w:noProof/>
-          <w:szCs w:val="24"/>
-        </w:rPr>
-        <w:t>3</w:t>
-      </w:r>
-      <w:r>
-        <w:rPr>
-          <w:szCs w:val="24"/>
-        </w:rPr>
-        <w:fldChar w:fldCharType="end"/>
-      </w:r>
-      <w:r>
-        <w:rPr>
-          <w:szCs w:val="24"/>
-        </w:rPr>
-        <w:t xml:space="preserve"> - </w:t>
-      </w:r>
-      <w:bookmarkEnd w:id="96"/>
-      <w:bookmarkEnd w:id="97"/>
-      <w:r>
-        <w:rPr>
-          <w:szCs w:val="24"/>
-        </w:rPr>
-        <w:t>Fluxograma</w:t>
-      </w:r>
-      <w:bookmarkEnd w:id="98"/>
-    </w:p>
-    <w:p>
-      <w:pPr>
-        <w:pStyle w:val="Figura"/>
-      </w:pPr>
-      <w:r>
-        <w:rPr>
-          <w:noProof/>
-        </w:rPr>
-        <w:drawing>
-          <wp:inline distT="0" distB="0" distL="0" distR="0" wp14:anchorId="10887BDB" wp14:editId="7CFBDAC2">
-            <wp:extent cx="2708563" cy="3391353"/>
-            <wp:effectExtent l="0" t="0" r="0" b="0"/>
-            <wp:docPr id="1" name="drawing"/>
-            <wp:cNvGraphicFramePr>
-              <a:graphicFrameLocks xmlns:a="http://schemas.openxmlformats.org/drawingml/2006/main" noChangeAspect="1"/>
-            </wp:cNvGraphicFramePr>
-            <a:graphic xmlns:a="http://schemas.openxmlformats.org/drawingml/2006/main">
-              <a:graphicData uri="http://schemas.openxmlformats.org/drawingml/2006/picture">
-                <pic:pic xmlns:pic="http://schemas.openxmlformats.org/drawingml/2006/picture">
-                  <pic:nvPicPr>
-                    <pic:cNvPr id="953221992" name="Picture 953221992"/>
-                    <pic:cNvPicPr/>
-                  </pic:nvPicPr>
-                  <pic:blipFill>
-                    <a:blip r:embed="rId16" cstate="print">
-                      <a:extLst>
-                        <a:ext uri="{28A0092B-C50C-407E-A947-70E740481C1C}">
-                          <a14:useLocalDpi xmlns:a14="http://schemas.microsoft.com/office/drawing/2010/main" val="0"/>
-                        </a:ext>
-                      </a:extLst>
-                    </a:blip>
-                    <a:stretch>
-                      <a:fillRect/>
-                    </a:stretch>
-                  </pic:blipFill>
-                  <pic:spPr>
-                    <a:xfrm>
-                      <a:off x="0" y="0"/>
-                      <a:ext cx="2708563" cy="3391353"/>
-                    </a:xfrm>
-                    <a:prstGeom prst="rect">
-                      <a:avLst/>
-                    </a:prstGeom>
-                  </pic:spPr>
-                </pic:pic>
-              </a:graphicData>
-            </a:graphic>
-          </wp:inline>
-        </w:drawing>
-      </w:r>
-    </w:p>
-    <w:p>
-      <w:pPr>
-        <w:pStyle w:val="Figura"/>
-      </w:pPr>
-      <w:r>
-        <w:t>Fonte: Elaborado pelos autores (2026).</w:t>
-      </w:r>
+        <w:jc w:val="both"/>
+      </w:pPr>
     </w:p>
     <w:p>
       <w:pPr>
         <w:pStyle w:val="Figura"/>
         <w:jc w:val="both"/>
-      </w:pPr>
-    </w:p>
-    <w:p>
-      <w:pPr>
-        <w:pStyle w:val="Figura"/>
-        <w:jc w:val="both"/>
-      </w:pPr>
-    </w:p>
-    <w:p>
-      <w:pPr>
-        <w:pStyle w:val="Ttulo2"/>
-      </w:pPr>
-      <w:bookmarkStart w:name="_Toc230779133" w:id="99"/>
-      <w:r>
-        <w:t>SUBPROCESSOS</w:t>
-      </w:r>
-      <w:bookmarkEnd w:id="99"/>
-    </w:p>
-    <w:p>
-      <w:pPr>
-        <w:pStyle w:val="Ttulo3"/>
-      </w:pPr>
-      <w:bookmarkStart w:name="_Toc230779134" w:id="100"/>
-      <w:r>
-        <w:t>Agendamentos</w:t>
-      </w:r>
-      <w:bookmarkEnd w:id="100"/>
-    </w:p>
-    <w:p>
-      <w:pPr>
-        <w:pStyle w:val="Figura"/>
-        <w:rPr>
-          <w:szCs w:val="24"/>
-        </w:rPr>
-      </w:pPr>
-      <w:bookmarkStart w:name="_Toc168898595" w:id="101"/>
-      <w:bookmarkStart w:name="_Toc169517818" w:id="102"/>
-      <w:bookmarkStart w:name="_Toc230779161" w:id="103"/>
-      <w:r>
-        <w:rPr>
-          <w:szCs w:val="24"/>
-        </w:rPr>
-        <w:t xml:space="preserve">Figura </w:t>
-      </w:r>
-      <w:r>
-        <w:rPr>
-          <w:szCs w:val="24"/>
-        </w:rPr>
-        <w:fldChar w:fldCharType="begin"/>
-      </w:r>
-      <w:r>
-        <w:rPr>
-          <w:szCs w:val="24"/>
-        </w:rPr>
-        <w:instrText xml:space="preserve"> SEQ Figura \* ARABIC </w:instrText>
-      </w:r>
-      <w:r>
-        <w:rPr>
-          <w:szCs w:val="24"/>
-        </w:rPr>
-        <w:fldChar w:fldCharType="separate"/>
-      </w:r>
-      <w:r>
-        <w:rPr>
-          <w:noProof/>
-          <w:szCs w:val="24"/>
-        </w:rPr>
-        <w:t>4</w:t>
-      </w:r>
-      <w:r>
-        <w:rPr>
-          <w:szCs w:val="24"/>
-        </w:rPr>
-        <w:fldChar w:fldCharType="end"/>
-      </w:r>
-      <w:r>
-        <w:rPr>
-          <w:szCs w:val="24"/>
-        </w:rPr>
-        <w:t xml:space="preserve"> – </w:t>
-      </w:r>
-      <w:bookmarkEnd w:id="101"/>
-      <w:bookmarkEnd w:id="102"/>
-      <w:r>
-        <w:rPr>
-          <w:szCs w:val="24"/>
-        </w:rPr>
-        <w:t>Fluxograma Agendamentos</w:t>
-      </w:r>
-      <w:bookmarkEnd w:id="103"/>
-    </w:p>
-    <w:p>
-      <w:pPr>
-        <w:pStyle w:val="Figura"/>
-      </w:pPr>
-      <w:r>
-        <w:rPr>
-          <w:noProof/>
-        </w:rPr>
-        <w:drawing>
-          <wp:inline distT="0" distB="0" distL="0" distR="0" wp14:anchorId="1C4D90ED" wp14:editId="38F37A53">
-            <wp:extent cx="2708563" cy="2512343"/>
-            <wp:effectExtent l="0" t="0" r="0" b="0"/>
-            <wp:docPr id="2" name="drawing"/>
-            <wp:cNvGraphicFramePr>
-              <a:graphicFrameLocks xmlns:a="http://schemas.openxmlformats.org/drawingml/2006/main" noChangeAspect="1"/>
-            </wp:cNvGraphicFramePr>
-            <a:graphic xmlns:a="http://schemas.openxmlformats.org/drawingml/2006/main">
-              <a:graphicData uri="http://schemas.openxmlformats.org/drawingml/2006/picture">
-                <pic:pic xmlns:pic="http://schemas.openxmlformats.org/drawingml/2006/picture">
-                  <pic:nvPicPr>
-                    <pic:cNvPr id="953221992" name="Picture 953221992"/>
-                    <pic:cNvPicPr/>
-                  </pic:nvPicPr>
-                  <pic:blipFill>
-                    <a:blip r:embed="rId17" cstate="print">
-                      <a:extLst>
-                        <a:ext uri="{28A0092B-C50C-407E-A947-70E740481C1C}">
-                          <a14:useLocalDpi xmlns:a14="http://schemas.microsoft.com/office/drawing/2010/main" val="0"/>
-                        </a:ext>
-                      </a:extLst>
-                    </a:blip>
-                    <a:stretch>
-                      <a:fillRect/>
-                    </a:stretch>
-                  </pic:blipFill>
-                  <pic:spPr>
-                    <a:xfrm>
-                      <a:off x="0" y="0"/>
-                      <a:ext cx="2708563" cy="2512343"/>
-                    </a:xfrm>
-                    <a:prstGeom prst="rect">
-                      <a:avLst/>
-                    </a:prstGeom>
-                  </pic:spPr>
-                </pic:pic>
-              </a:graphicData>
-            </a:graphic>
-          </wp:inline>
-        </w:drawing>
-      </w:r>
-    </w:p>
-    <w:p>
-      <w:pPr>
-        <w:pStyle w:val="Figura"/>
-      </w:pPr>
-      <w:r>
-        <w:t>Fonte: Elaborado pelos autores (2026).</w:t>
-      </w:r>
-    </w:p>
-    <w:p/>
-    <w:p>
-      <w:pPr>
-        <w:pStyle w:val="Ttulo3"/>
-      </w:pPr>
-      <w:bookmarkStart w:name="_Toc230779135" w:id="104"/>
-      <w:r>
-        <w:lastRenderedPageBreak/>
-        <w:t>Clientes</w:t>
-      </w:r>
-      <w:bookmarkEnd w:id="104"/>
-    </w:p>
-    <w:p>
-      <w:pPr>
-        <w:pStyle w:val="Figura"/>
-        <w:rPr>
-          <w:szCs w:val="24"/>
-          <w:u w:val="single"/>
-          <w:lang w:val="en-US"/>
-        </w:rPr>
-      </w:pPr>
-      <w:bookmarkStart w:name="_Toc168898596" w:id="105"/>
-      <w:bookmarkStart w:name="_Toc169517819" w:id="106"/>
-      <w:bookmarkStart w:name="_Toc230779162" w:id="107"/>
-      <w:proofErr w:type="spellStart"/>
-      <w:r>
-        <w:rPr>
-          <w:szCs w:val="24"/>
-          <w:lang w:val="en-US"/>
-        </w:rPr>
-        <w:t>Figura</w:t>
-      </w:r>
-      <w:proofErr w:type="spellEnd"/>
-      <w:r>
-        <w:rPr>
-          <w:szCs w:val="24"/>
-          <w:lang w:val="en-US"/>
-        </w:rPr>
-        <w:t xml:space="preserve"> </w:t>
-      </w:r>
-      <w:r>
-        <w:rPr>
-          <w:szCs w:val="24"/>
-          <w:lang w:val="en-US"/>
-        </w:rPr>
-        <w:fldChar w:fldCharType="begin"/>
-      </w:r>
-      <w:r>
-        <w:rPr>
-          <w:szCs w:val="24"/>
-          <w:lang w:val="en-US"/>
-        </w:rPr>
-        <w:instrText xml:space="preserve"> SEQ Figura \* ARABIC </w:instrText>
-      </w:r>
-      <w:r>
-        <w:rPr>
-          <w:szCs w:val="24"/>
-          <w:lang w:val="en-US"/>
-        </w:rPr>
-        <w:fldChar w:fldCharType="separate"/>
-      </w:r>
-      <w:r>
-        <w:rPr>
-          <w:noProof/>
-          <w:szCs w:val="24"/>
-          <w:lang w:val="en-US"/>
-        </w:rPr>
-        <w:t>5</w:t>
-      </w:r>
-      <w:r>
-        <w:rPr>
-          <w:szCs w:val="24"/>
-          <w:lang w:val="en-US"/>
-        </w:rPr>
-        <w:fldChar w:fldCharType="end"/>
-      </w:r>
-      <w:r>
-        <w:rPr>
-          <w:szCs w:val="24"/>
-          <w:lang w:val="en-US"/>
-        </w:rPr>
-        <w:t xml:space="preserve"> – </w:t>
-      </w:r>
-      <w:bookmarkEnd w:id="105"/>
-      <w:bookmarkEnd w:id="106"/>
-      <w:proofErr w:type="spellStart"/>
-      <w:r>
-        <w:rPr>
-          <w:szCs w:val="24"/>
-          <w:lang w:val="en-US"/>
-        </w:rPr>
-        <w:t>Fluxograma</w:t>
-      </w:r>
-      <w:proofErr w:type="spellEnd"/>
-      <w:r>
-        <w:rPr>
-          <w:szCs w:val="24"/>
-          <w:lang w:val="en-US"/>
-        </w:rPr>
-        <w:t xml:space="preserve"> </w:t>
-      </w:r>
-      <w:proofErr w:type="spellStart"/>
-      <w:r>
-        <w:rPr>
-          <w:szCs w:val="24"/>
-          <w:lang w:val="en-US"/>
-        </w:rPr>
-        <w:t>Clientes</w:t>
-      </w:r>
-      <w:bookmarkEnd w:id="107"/>
-      <w:proofErr w:type="spellEnd"/>
-    </w:p>
-    <w:p>
-      <w:pPr>
-        <w:pStyle w:val="Figura"/>
-      </w:pPr>
-      <w:r>
-        <w:rPr>
-          <w:noProof/>
-        </w:rPr>
-        <w:drawing>
-          <wp:inline distT="0" distB="0" distL="0" distR="0" wp14:anchorId="153BF695" wp14:editId="1EBDA0E7">
-            <wp:extent cx="2708563" cy="1816146"/>
-            <wp:effectExtent l="0" t="0" r="0" b="0"/>
-            <wp:docPr id="4" name="drawing"/>
-            <wp:cNvGraphicFramePr>
-              <a:graphicFrameLocks xmlns:a="http://schemas.openxmlformats.org/drawingml/2006/main" noChangeAspect="1"/>
-            </wp:cNvGraphicFramePr>
-            <a:graphic xmlns:a="http://schemas.openxmlformats.org/drawingml/2006/main">
-              <a:graphicData uri="http://schemas.openxmlformats.org/drawingml/2006/picture">
-                <pic:pic xmlns:pic="http://schemas.openxmlformats.org/drawingml/2006/picture">
-                  <pic:nvPicPr>
-                    <pic:cNvPr id="953221992" name="Picture 953221992"/>
-                    <pic:cNvPicPr/>
-                  </pic:nvPicPr>
-                  <pic:blipFill>
-                    <a:blip r:embed="rId18" cstate="print">
-                      <a:extLst>
-                        <a:ext uri="{28A0092B-C50C-407E-A947-70E740481C1C}">
-                          <a14:useLocalDpi xmlns:a14="http://schemas.microsoft.com/office/drawing/2010/main" val="0"/>
-                        </a:ext>
-                      </a:extLst>
-                    </a:blip>
-                    <a:stretch>
-                      <a:fillRect/>
-                    </a:stretch>
-                  </pic:blipFill>
-                  <pic:spPr>
-                    <a:xfrm>
-                      <a:off x="0" y="0"/>
-                      <a:ext cx="2708563" cy="1816146"/>
-                    </a:xfrm>
-                    <a:prstGeom prst="rect">
-                      <a:avLst/>
-                    </a:prstGeom>
-                  </pic:spPr>
-                </pic:pic>
-              </a:graphicData>
-            </a:graphic>
-          </wp:inline>
-        </w:drawing>
-      </w:r>
-    </w:p>
-    <w:p>
-      <w:pPr>
-        <w:pStyle w:val="Figura"/>
-      </w:pPr>
-      <w:r>
-        <w:t>Fonte: Elaborado pelos autores (2026).</w:t>
-      </w:r>
-    </w:p>
-    <w:p>
-      <w:pPr>
-        <w:pStyle w:val="Figura"/>
-      </w:pPr>
-    </w:p>
-    <w:p>
-      <w:pPr>
-        <w:pStyle w:val="Ttulo3"/>
-      </w:pPr>
-      <w:bookmarkStart w:name="_Toc230779136" w:id="108"/>
-      <w:r>
-        <w:t>Financeiro</w:t>
-      </w:r>
-      <w:bookmarkEnd w:id="108"/>
-    </w:p>
-    <w:p>
-      <w:pPr>
-        <w:pStyle w:val="Figura"/>
-        <w:rPr>
-          <w:szCs w:val="24"/>
-        </w:rPr>
-      </w:pPr>
-      <w:bookmarkStart w:name="_Toc168898597" w:id="109"/>
-      <w:bookmarkStart w:name="_Toc169517820" w:id="110"/>
-      <w:bookmarkStart w:name="_Toc230779163" w:id="111"/>
-      <w:r>
-        <w:rPr>
-          <w:szCs w:val="24"/>
-        </w:rPr>
-        <w:t xml:space="preserve">Figura </w:t>
-      </w:r>
-      <w:r>
-        <w:rPr>
-          <w:szCs w:val="24"/>
-        </w:rPr>
-        <w:fldChar w:fldCharType="begin"/>
-      </w:r>
-      <w:r>
-        <w:rPr>
-          <w:szCs w:val="24"/>
-        </w:rPr>
-        <w:instrText xml:space="preserve"> SEQ Figura \* ARABIC </w:instrText>
-      </w:r>
-      <w:r>
-        <w:rPr>
-          <w:szCs w:val="24"/>
-        </w:rPr>
-        <w:fldChar w:fldCharType="separate"/>
-      </w:r>
-      <w:r>
-        <w:rPr>
-          <w:noProof/>
-          <w:szCs w:val="24"/>
-        </w:rPr>
-        <w:t>6</w:t>
-      </w:r>
-      <w:r>
-        <w:rPr>
-          <w:szCs w:val="24"/>
-        </w:rPr>
-        <w:fldChar w:fldCharType="end"/>
-      </w:r>
-      <w:r>
-        <w:rPr>
-          <w:szCs w:val="24"/>
-        </w:rPr>
-        <w:t xml:space="preserve"> – </w:t>
-      </w:r>
-      <w:bookmarkEnd w:id="109"/>
-      <w:bookmarkEnd w:id="110"/>
-      <w:r>
-        <w:rPr>
-          <w:szCs w:val="24"/>
-        </w:rPr>
-        <w:t xml:space="preserve">Fluxograma </w:t>
-      </w:r>
-      <w:r>
-        <w:rPr>
-          <w:szCs w:val="24"/>
-        </w:rPr>
-        <w:t>Financeiro</w:t>
-      </w:r>
-      <w:bookmarkEnd w:id="111"/>
-    </w:p>
-    <w:p>
-      <w:pPr>
-        <w:pStyle w:val="Figura"/>
-      </w:pPr>
-      <w:r>
-        <w:rPr>
-          <w:noProof/>
-        </w:rPr>
-        <w:drawing>
-          <wp:inline distT="0" distB="0" distL="0" distR="0" wp14:anchorId="5329D132" wp14:editId="074D18DC">
-            <wp:extent cx="1331901" cy="1816146"/>
-            <wp:effectExtent l="0" t="0" r="0" b="0"/>
-            <wp:docPr id="5" name="drawing"/>
-            <wp:cNvGraphicFramePr>
-              <a:graphicFrameLocks xmlns:a="http://schemas.openxmlformats.org/drawingml/2006/main" noChangeAspect="1"/>
-            </wp:cNvGraphicFramePr>
-            <a:graphic xmlns:a="http://schemas.openxmlformats.org/drawingml/2006/main">
-              <a:graphicData uri="http://schemas.openxmlformats.org/drawingml/2006/picture">
-                <pic:pic xmlns:pic="http://schemas.openxmlformats.org/drawingml/2006/picture">
-                  <pic:nvPicPr>
-                    <pic:cNvPr id="953221992" name="Picture 953221992"/>
-                    <pic:cNvPicPr/>
-                  </pic:nvPicPr>
-                  <pic:blipFill>
-                    <a:blip r:embed="rId19" cstate="print">
-                      <a:extLst>
-                        <a:ext uri="{28A0092B-C50C-407E-A947-70E740481C1C}">
-                          <a14:useLocalDpi xmlns:a14="http://schemas.microsoft.com/office/drawing/2010/main" val="0"/>
-                        </a:ext>
-                      </a:extLst>
-                    </a:blip>
-                    <a:stretch>
-                      <a:fillRect/>
-                    </a:stretch>
-                  </pic:blipFill>
-                  <pic:spPr>
-                    <a:xfrm>
-                      <a:off x="0" y="0"/>
-                      <a:ext cx="1331901" cy="1816146"/>
-                    </a:xfrm>
-                    <a:prstGeom prst="rect">
-                      <a:avLst/>
-                    </a:prstGeom>
-                  </pic:spPr>
-                </pic:pic>
-              </a:graphicData>
-            </a:graphic>
-          </wp:inline>
-        </w:drawing>
-      </w:r>
-    </w:p>
-    <w:p>
-      <w:pPr>
-        <w:pStyle w:val="Figura"/>
-      </w:pPr>
-      <w:r>
-        <w:t>Fonte: Elaborado pelos autores (2026).</w:t>
-      </w:r>
-    </w:p>
-    <w:p>
-      <w:pPr>
-        <w:pStyle w:val="Figura"/>
-      </w:pPr>
-    </w:p>
-    <w:p>
-      <w:pPr>
-        <w:pStyle w:val="Ttulo3"/>
-      </w:pPr>
-      <w:bookmarkStart w:name="_Toc230779137" w:id="112"/>
-      <w:r>
-        <w:t>Serviços</w:t>
-      </w:r>
-      <w:bookmarkEnd w:id="112"/>
-    </w:p>
-    <w:p>
-      <w:pPr>
-        <w:pStyle w:val="Figura"/>
-        <w:rPr>
-          <w:szCs w:val="24"/>
-        </w:rPr>
-      </w:pPr>
-      <w:bookmarkStart w:name="_Toc230779164" w:id="113"/>
-      <w:r>
-        <w:rPr>
-          <w:szCs w:val="24"/>
-        </w:rPr>
-        <w:t xml:space="preserve">Figura </w:t>
-      </w:r>
-      <w:r>
-        <w:rPr>
-          <w:szCs w:val="24"/>
-        </w:rPr>
-        <w:fldChar w:fldCharType="begin"/>
-      </w:r>
-      <w:r>
-        <w:rPr>
-          <w:szCs w:val="24"/>
-        </w:rPr>
-        <w:instrText xml:space="preserve"> SEQ Figura \* ARABIC </w:instrText>
-      </w:r>
-      <w:r>
-        <w:rPr>
-          <w:szCs w:val="24"/>
-        </w:rPr>
-        <w:fldChar w:fldCharType="separate"/>
-      </w:r>
-      <w:r>
-        <w:rPr>
-          <w:noProof/>
-          <w:szCs w:val="24"/>
-        </w:rPr>
-        <w:t>7</w:t>
-      </w:r>
-      <w:r>
-        <w:rPr>
-          <w:szCs w:val="24"/>
-        </w:rPr>
-        <w:fldChar w:fldCharType="end"/>
-      </w:r>
-      <w:r>
-        <w:rPr>
-          <w:szCs w:val="24"/>
-        </w:rPr>
-        <w:t xml:space="preserve"> – Fluxograma Serviços</w:t>
-      </w:r>
-      <w:bookmarkEnd w:id="113"/>
-    </w:p>
-    <w:p>
-      <w:pPr>
-        <w:pStyle w:val="Figura"/>
-      </w:pPr>
-      <w:r>
-        <w:rPr>
-          <w:noProof/>
-        </w:rPr>
-        <w:drawing>
-          <wp:inline distT="0" distB="0" distL="0" distR="0" wp14:anchorId="38ED2E67" wp14:editId="4CA6CE2A">
-            <wp:extent cx="1398432" cy="1816146"/>
-            <wp:effectExtent l="0" t="0" r="0" b="0"/>
-            <wp:docPr id="6" name="drawing"/>
-            <wp:cNvGraphicFramePr>
-              <a:graphicFrameLocks xmlns:a="http://schemas.openxmlformats.org/drawingml/2006/main" noChangeAspect="1"/>
-            </wp:cNvGraphicFramePr>
-            <a:graphic xmlns:a="http://schemas.openxmlformats.org/drawingml/2006/main">
-              <a:graphicData uri="http://schemas.openxmlformats.org/drawingml/2006/picture">
-                <pic:pic xmlns:pic="http://schemas.openxmlformats.org/drawingml/2006/picture">
-                  <pic:nvPicPr>
-                    <pic:cNvPr id="953221992" name="Picture 953221992"/>
-                    <pic:cNvPicPr/>
-                  </pic:nvPicPr>
-                  <pic:blipFill>
-                    <a:blip r:embed="rId20" cstate="print">
-                      <a:extLst>
-                        <a:ext uri="{28A0092B-C50C-407E-A947-70E740481C1C}">
-                          <a14:useLocalDpi xmlns:a14="http://schemas.microsoft.com/office/drawing/2010/main" val="0"/>
-                        </a:ext>
-                      </a:extLst>
-                    </a:blip>
-                    <a:stretch>
-                      <a:fillRect/>
-                    </a:stretch>
-                  </pic:blipFill>
-                  <pic:spPr>
-                    <a:xfrm>
-                      <a:off x="0" y="0"/>
-                      <a:ext cx="1398432" cy="1816146"/>
-                    </a:xfrm>
-                    <a:prstGeom prst="rect">
-                      <a:avLst/>
-                    </a:prstGeom>
-                  </pic:spPr>
-                </pic:pic>
-              </a:graphicData>
-            </a:graphic>
-          </wp:inline>
-        </w:drawing>
-      </w:r>
-    </w:p>
-    <w:p>
-      <w:pPr>
-        <w:pStyle w:val="Figura"/>
-      </w:pPr>
-      <w:r>
-        <w:t>Fonte: Elaborado pelos autores (2026).</w:t>
-      </w:r>
-    </w:p>
-    <w:p>
-      <w:pPr>
-        <w:pStyle w:val="Figura"/>
-      </w:pPr>
-    </w:p>
-    <w:p>
-      <w:pPr>
-        <w:pStyle w:val="Figura"/>
-      </w:pPr>
-    </w:p>
-    <w:p>
-      <w:pPr>
-        <w:ind w:firstLine="0"/>
       </w:pPr>
     </w:p>
     <w:p>
@@ -18065,171 +17246,6 @@
         <w:ind w:firstLine="0"/>
         <w:jc w:val="left"/>
         <w:rPr>
-          <w:rStyle w:val="FiguraChar"/>
-          <w:sz w:val="20"/>
-        </w:rPr>
-      </w:pPr>
-    </w:p>
-    <w:p>
-      <w:pPr>
-        <w:widowControl/>
-        <w:spacing w:line="240" w:lineRule="auto"/>
-        <w:ind w:firstLine="0"/>
-        <w:jc w:val="left"/>
-        <w:rPr>
-          <w:rStyle w:val="FiguraChar"/>
-          <w:b/>
-          <w:caps/>
-          <w:sz w:val="20"/>
-          <w:lang w:val="en-US"/>
-        </w:rPr>
-      </w:pPr>
-    </w:p>
-    <w:p>
-      <w:pPr>
-        <w:pStyle w:val="Ttulo1"/>
-        <w:rPr>
-          <w:rStyle w:val="FiguraChar"/>
-          <w:sz w:val="20"/>
-        </w:rPr>
-      </w:pPr>
-      <w:bookmarkStart w:name="_Toc230779138" w:id="114"/>
-      <w:r>
-        <w:rPr>
-          <w:rStyle w:val="FiguraChar"/>
-          <w:sz w:val="20"/>
-        </w:rPr>
-        <w:t>Persona</w:t>
-      </w:r>
-      <w:bookmarkEnd w:id="114"/>
-    </w:p>
-    <w:p>
-      <w:pPr>
-        <w:pStyle w:val="Figura"/>
-      </w:pPr>
-      <w:bookmarkStart w:name="_Toc230779165" w:id="115"/>
-      <w:r>
-        <w:rPr>
-          <w:szCs w:val="24"/>
-        </w:rPr>
-        <w:t xml:space="preserve">Figura </w:t>
-      </w:r>
-      <w:r>
-        <w:rPr>
-          <w:szCs w:val="24"/>
-        </w:rPr>
-        <w:fldChar w:fldCharType="begin"/>
-      </w:r>
-      <w:r>
-        <w:rPr>
-          <w:szCs w:val="24"/>
-        </w:rPr>
-        <w:instrText xml:space="preserve"> SEQ Figura \* ARABIC </w:instrText>
-      </w:r>
-      <w:r>
-        <w:rPr>
-          <w:szCs w:val="24"/>
-        </w:rPr>
-        <w:fldChar w:fldCharType="separate"/>
-      </w:r>
-      <w:r>
-        <w:rPr>
-          <w:noProof/>
-          <w:szCs w:val="24"/>
-        </w:rPr>
-        <w:t>8</w:t>
-      </w:r>
-      <w:r>
-        <w:rPr>
-          <w:szCs w:val="24"/>
-        </w:rPr>
-        <w:fldChar w:fldCharType="end"/>
-      </w:r>
-      <w:r>
-        <w:rPr>
-          <w:szCs w:val="24"/>
-        </w:rPr>
-        <w:t xml:space="preserve"> </w:t>
-      </w:r>
-      <w:r>
-        <w:t>- Persona</w:t>
-      </w:r>
-      <w:bookmarkEnd w:id="115"/>
-    </w:p>
-    <w:p>
-      <w:pPr>
-        <w:ind w:firstLine="0"/>
-        <w:jc w:val="center"/>
-      </w:pPr>
-      <w:r>
-        <w:rPr>
-          <w:noProof/>
-        </w:rPr>
-        <w:drawing>
-          <wp:inline distT="0" distB="0" distL="0" distR="0" wp14:anchorId="70C53DBF" wp14:editId="59BDE19B">
-            <wp:extent cx="5757333" cy="3238499"/>
-            <wp:effectExtent l="0" t="0" r="0" b="635"/>
-            <wp:docPr id="3" name="drawing"/>
-            <wp:cNvGraphicFramePr>
-              <a:graphicFrameLocks xmlns:a="http://schemas.openxmlformats.org/drawingml/2006/main" noChangeAspect="1"/>
-            </wp:cNvGraphicFramePr>
-            <a:graphic xmlns:a="http://schemas.openxmlformats.org/drawingml/2006/main">
-              <a:graphicData uri="http://schemas.openxmlformats.org/drawingml/2006/picture">
-                <pic:pic xmlns:pic="http://schemas.openxmlformats.org/drawingml/2006/picture">
-                  <pic:nvPicPr>
-                    <pic:cNvPr id="340932398" name=""/>
-                    <pic:cNvPicPr/>
-                  </pic:nvPicPr>
-                  <pic:blipFill>
-                    <a:blip r:embed="rId21" cstate="print">
-                      <a:extLst>
-                        <a:ext uri="{28A0092B-C50C-407E-A947-70E740481C1C}">
-                          <a14:useLocalDpi xmlns:a14="http://schemas.microsoft.com/office/drawing/2010/main" val="0"/>
-                        </a:ext>
-                      </a:extLst>
-                    </a:blip>
-                    <a:stretch>
-                      <a:fillRect/>
-                    </a:stretch>
-                  </pic:blipFill>
-                  <pic:spPr>
-                    <a:xfrm>
-                      <a:off x="0" y="0"/>
-                      <a:ext cx="5757333" cy="3238499"/>
-                    </a:xfrm>
-                    <a:prstGeom prst="rect">
-                      <a:avLst/>
-                    </a:prstGeom>
-                  </pic:spPr>
-                </pic:pic>
-              </a:graphicData>
-            </a:graphic>
-          </wp:inline>
-        </w:drawing>
-      </w:r>
-      <w:r>
-        <w:rPr>
-          <w:rStyle w:val="FiguraChar"/>
-          <w:sz w:val="20"/>
-        </w:rPr>
-        <w:t>Fonte: Elaborado pelos autores (2026)</w:t>
-      </w:r>
-      <w:r>
-        <w:rPr>
-          <w:rStyle w:val="FiguraChar"/>
-          <w:noProof/>
-          <w:sz w:val="20"/>
-        </w:rPr>
-        <w:t xml:space="preserve"> </w:t>
-      </w:r>
-    </w:p>
-    <w:p>
-      <w:pPr>
-        <w:widowControl/>
-        <w:spacing w:line="240" w:lineRule="auto"/>
-        <w:ind w:firstLine="0"/>
-        <w:jc w:val="left"/>
-        <w:rPr>
           <w:b/>
           <w:caps/>
           <w:lang w:val="en-US"/>
@@ -18316,22 +17332,34 @@
           <w:ilvl w:val="0"/>
           <w:numId w:val="22"/>
         </w:numPr>
-      </w:pPr>
-      <w:r>
-        <w:rPr>
-          <w:b/>
-          <w:bCs/>
+        <w:rPr/>
+      </w:pPr>
+      <w:r>
+        <w:rPr>
+          <w:b w:val="1"/>
+          <w:bCs w:val="1"/>
         </w:rPr>
         <w:t>Demanda Identificada</w:t>
       </w:r>
       <w:r>
+        <w:rPr/>
         <w:t>:</w:t>
       </w:r>
       <w:r>
+        <w:rPr/>
         <w:t xml:space="preserve"> </w:t>
       </w:r>
       <w:r>
-        <w:t>O crescimento do trabalho autônomo e informal no Brasil cresce cada vez mais e muitos profissionais não tem um controle total de todos seus serviços realizados por organizarem essas informações manualmente.</w:t>
+        <w:rPr/>
+        <w:t xml:space="preserve">O crescimento do trabalho autônomo e informal no Brasil cresce cada vez mais e muitos profissionais não </w:t>
+      </w:r>
+      <w:r>
+        <w:rPr/>
+        <w:t>têm</w:t>
+      </w:r>
+      <w:r>
+        <w:rPr/>
+        <w:t xml:space="preserve"> um controle total de todos seus serviços realizados por organizarem essas informações manualmente.</w:t>
       </w:r>
     </w:p>
     <w:p>
@@ -20706,74 +19734,241 @@
         <w:pStyle w:val="Figura"/>
       </w:pPr>
       <w:r>
+        <w:rPr/>
         <w:t xml:space="preserve">Fonte: Elaborado </w:t>
       </w:r>
       <w:r>
+        <w:rPr/>
         <w:t>pelos autores</w:t>
       </w:r>
       <w:r>
+        <w:rPr/>
         <w:t xml:space="preserve"> (202</w:t>
       </w:r>
       <w:r>
+        <w:rPr/>
         <w:t>6</w:t>
       </w:r>
       <w:r>
+        <w:rPr/>
         <w:t>)</w:t>
       </w:r>
       <w:r>
+        <w:rPr/>
         <w:t>.</w:t>
       </w:r>
     </w:p>
     <w:p>
       <w:pPr>
-        <w:widowControl/>
-        <w:spacing w:line="240" w:lineRule="auto"/>
+        <w:pStyle w:val="Figura"/>
+        <w:ind/>
+      </w:pPr>
+    </w:p>
+    <w:p>
+      <w:pPr>
+        <w:ind/>
+      </w:pPr>
+      <w:r>
+        <w:br w:type="page"/>
+      </w:r>
+    </w:p>
+    <w:p>
+      <w:pPr>
+        <w:pStyle w:val="Ttulo2"/>
+        <w:suppressLineNumbers w:val="0"/>
+        <w:bidi w:val="0"/>
+        <w:spacing w:before="0" w:beforeAutospacing="off" w:after="0" w:afterAutospacing="off" w:line="360" w:lineRule="auto"/>
+        <w:ind w:left="576" w:right="0" w:hanging="576"/>
+        <w:jc w:val="both"/>
+        <w:rPr>
+          <w:b w:val="0"/>
+          <w:bCs w:val="0"/>
+        </w:rPr>
+      </w:pPr>
+      <w:r>
+        <w:rPr>
+          <w:b w:val="0"/>
+          <w:bCs w:val="0"/>
+        </w:rPr>
+        <w:t>Wireframes</w:t>
+      </w:r>
+    </w:p>
+    <w:p>
+      <w:pPr>
+        <w:pStyle w:val="Normal"/>
+        <w:bidi w:val="0"/>
+      </w:pPr>
+    </w:p>
+    <w:p>
+      <w:pPr>
+        <w:pStyle w:val="Normal"/>
+        <w:ind/>
+      </w:pPr>
+      <w:r>
+        <w:rPr>
+          <w:rFonts w:ascii="Arial" w:hAnsi="Arial" w:eastAsia="Arial" w:cs="Arial"/>
+          <w:b w:val="0"/>
+          <w:bCs w:val="0"/>
+          <w:noProof w:val="0"/>
+          <w:sz w:val="24"/>
+          <w:szCs w:val="24"/>
+          <w:lang w:val="pt-BR"/>
+        </w:rPr>
+        <w:t xml:space="preserve">Os </w:t>
+      </w:r>
+      <w:r>
+        <w:rPr>
+          <w:rFonts w:ascii="Arial" w:hAnsi="Arial" w:eastAsia="Arial" w:cs="Arial"/>
+          <w:b w:val="0"/>
+          <w:bCs w:val="0"/>
+          <w:noProof w:val="0"/>
+          <w:sz w:val="24"/>
+          <w:szCs w:val="24"/>
+          <w:lang w:val="pt-BR"/>
+        </w:rPr>
+        <w:t>wireframes</w:t>
+      </w:r>
+      <w:r>
+        <w:rPr>
+          <w:rFonts w:ascii="Arial" w:hAnsi="Arial" w:eastAsia="Arial" w:cs="Arial"/>
+          <w:b w:val="0"/>
+          <w:bCs w:val="0"/>
+          <w:noProof w:val="0"/>
+          <w:sz w:val="24"/>
+          <w:szCs w:val="24"/>
+          <w:lang w:val="pt-BR"/>
+        </w:rPr>
+        <w:t xml:space="preserve"> foram desenvolvidos com o objetivo de definir a estrutura inicial das telas da aplicação, permitindo visualizar a disposição dos elementos e o fluxo de navegação antes da implementação visual definitiva. Essa etapa contribuiu para a organização das funcionalidades e para a validação da experiência do usuário, auxiliando na construção de interfaces mais intuitivas e alinhadas às necessidades dos profissionais autônomos.</w:t>
+      </w:r>
+    </w:p>
+    <w:p>
+      <w:pPr>
+        <w:pStyle w:val="Normal"/>
+        <w:ind/>
+        <w:rPr>
+          <w:rFonts w:ascii="Arial" w:hAnsi="Arial" w:eastAsia="Arial" w:cs="Arial"/>
+          <w:b w:val="0"/>
+          <w:bCs w:val="0"/>
+          <w:noProof w:val="0"/>
+          <w:sz w:val="24"/>
+          <w:szCs w:val="24"/>
+          <w:lang w:val="pt-BR"/>
+        </w:rPr>
+      </w:pPr>
+    </w:p>
+    <w:p>
+      <w:pPr>
+        <w:pStyle w:val="Normal"/>
+        <w:ind/>
+        <w:rPr>
+          <w:rFonts w:ascii="Arial" w:hAnsi="Arial" w:eastAsia="Arial" w:cs="Arial"/>
+          <w:b w:val="0"/>
+          <w:bCs w:val="0"/>
+          <w:noProof w:val="0"/>
+          <w:sz w:val="24"/>
+          <w:szCs w:val="24"/>
+          <w:lang w:val="pt-BR"/>
+        </w:rPr>
+      </w:pPr>
+    </w:p>
+    <w:p>
+      <w:pPr>
+        <w:pStyle w:val="Normal"/>
+        <w:ind/>
+        <w:rPr>
+          <w:rFonts w:ascii="Arial" w:hAnsi="Arial" w:eastAsia="Arial" w:cs="Arial"/>
+          <w:b w:val="0"/>
+          <w:bCs w:val="0"/>
+          <w:noProof w:val="0"/>
+          <w:sz w:val="24"/>
+          <w:szCs w:val="24"/>
+          <w:lang w:val="pt-BR"/>
+        </w:rPr>
+      </w:pPr>
+    </w:p>
+    <w:p>
+      <w:pPr>
+        <w:pStyle w:val="Ttulo2"/>
+        <w:suppressLineNumbers w:val="0"/>
+        <w:bidi w:val="0"/>
+        <w:spacing w:before="0" w:beforeAutospacing="off" w:after="0" w:afterAutospacing="off" w:line="360" w:lineRule="auto"/>
+        <w:ind w:left="576" w:right="0" w:hanging="576"/>
+        <w:jc w:val="both"/>
+        <w:rPr>
+          <w:b w:val="0"/>
+          <w:bCs w:val="0"/>
+        </w:rPr>
+      </w:pPr>
+      <w:r>
+        <w:rPr>
+          <w:b w:val="0"/>
+          <w:bCs w:val="0"/>
+        </w:rPr>
+        <w:t>Modelo de navegação</w:t>
+      </w:r>
+    </w:p>
+    <w:p>
+      <w:pPr>
+        <w:pStyle w:val="Normal"/>
+        <w:bidi w:val="0"/>
+      </w:pPr>
+    </w:p>
+    <w:p>
+      <w:pPr>
+        <w:pStyle w:val="Normal"/>
+        <w:ind/>
+      </w:pPr>
+      <w:r>
+        <w:rPr>
+          <w:rFonts w:ascii="Arial" w:hAnsi="Arial" w:eastAsia="Arial" w:cs="Arial"/>
+          <w:noProof w:val="0"/>
+          <w:sz w:val="24"/>
+          <w:szCs w:val="24"/>
+          <w:lang w:val="pt-BR"/>
+        </w:rPr>
+        <w:t>O modelo de navegação da plataforma DayPlannio foi projetado para proporcionar uma experiência intuitiva e organizada aos diferentes perfis de usuários do sistema. A navegação será estruturada de acordo com as funcionalidades disponíveis para cada tipo de acesso.</w:t>
+      </w:r>
+    </w:p>
+    <w:p>
+      <w:pPr>
+        <w:pStyle w:val="Normal"/>
         <w:ind w:firstLine="0"/>
-        <w:jc w:val="left"/>
-        <w:rPr>
-          <w:b/>
+        <w:rPr>
+          <w:rFonts w:ascii="Arial" w:hAnsi="Arial" w:eastAsia="Arial" w:cs="Arial"/>
+          <w:b w:val="0"/>
+          <w:bCs w:val="0"/>
+          <w:noProof w:val="0"/>
+          <w:sz w:val="24"/>
+          <w:szCs w:val="24"/>
+          <w:lang w:val="pt-BR"/>
         </w:rPr>
       </w:pPr>
     </w:p>
     <w:p>
       <w:pPr>
         <w:pStyle w:val="Figura"/>
+        <w:ind/>
         <w:jc w:val="both"/>
         <w:rPr>
           <w:sz w:val="24"/>
           <w:szCs w:val="24"/>
-          <w:lang w:val="en-US"/>
-        </w:rPr>
-      </w:pPr>
-    </w:p>
-    <w:p>
-      <w:pPr>
-        <w:pStyle w:val="Figura"/>
-      </w:pPr>
-    </w:p>
-    <w:p>
-      <w:pPr>
-        <w:pStyle w:val="Figura"/>
-      </w:pPr>
-      <w:bookmarkStart w:name="_Toc213311631" w:id="222"/>
-    </w:p>
-    <w:bookmarkEnd w:id="222"/>
-    <w:p>
-      <w:pPr>
-        <w:widowControl/>
-        <w:spacing w:line="240" w:lineRule="auto"/>
-        <w:jc w:val="left"/>
-        <w:rPr>
-          <w:b/>
-          <w:bCs/>
-          <w:sz w:val="32"/>
-          <w:szCs w:val="32"/>
-        </w:rPr>
-      </w:pPr>
-    </w:p>
-    <w:p>
-      <w:pPr>
-        <w:ind w:firstLine="0"/>
+        </w:rPr>
+      </w:pPr>
+    </w:p>
+    <w:p>
+      <w:pPr>
+        <w:pStyle w:val="Normal"/>
+        <w:ind/>
+      </w:pPr>
+    </w:p>
+    <w:p>
+      <w:r>
+        <w:br w:type="page"/>
+      </w:r>
+    </w:p>
+    <w:p>
+      <w:pPr>
+        <w:pStyle w:val="Normal"/>
       </w:pPr>
       <w:bookmarkStart w:name="_Toc165310890" w:id="223"/>
     </w:p>
